--- a/v2/local_llm_pt_v2.docx
+++ b/v2/local_llm_pt_v2.docx
@@ -1,6 +1,6 @@
 
 <file path=word/document.xml><?xml version="1.0" encoding="utf-8"?>
-<w:document xmlns:wpc="http://schemas.microsoft.com/office/word/2010/wordprocessingCanvas" xmlns:cx="http://schemas.microsoft.com/office/drawing/2014/chartex" xmlns:cx1="http://schemas.microsoft.com/office/drawing/2015/9/8/chartex" xmlns:cx2="http://schemas.microsoft.com/office/drawing/2015/10/21/chartex" xmlns:cx3="http://schemas.microsoft.com/office/drawing/2016/5/9/chartex" xmlns:cx4="http://schemas.microsoft.com/office/drawing/2016/5/10/chartex" xmlns:cx5="http://schemas.microsoft.com/office/drawing/2016/5/11/chartex" xmlns:cx6="http://schemas.microsoft.com/office/drawing/2016/5/12/chartex" xmlns:cx7="http://schemas.microsoft.com/office/drawing/2016/5/13/chartex" xmlns:cx8="http://schemas.microsoft.com/office/drawing/2016/5/14/chartex" xmlns:mc="http://schemas.openxmlformats.org/markup-compatibility/2006" xmlns:aink="http://schemas.microsoft.com/office/drawing/2016/ink" xmlns:am3d="http://schemas.microsoft.com/office/drawing/2017/model3d" xmlns:o="urn:schemas-microsoft-com:office:office" xmlns:oel="http://schemas.microsoft.com/office/2019/extlst" xmlns:r="http://schemas.openxmlformats.org/officeDocument/2006/relationships" xmlns:m="http://schemas.openxmlformats.org/officeDocument/2006/math" xmlns:v="urn:schemas-microsoft-com:vml" xmlns:wp14="http://schemas.microsoft.com/office/word/2010/wordprocessingDrawing" xmlns:wp="http://schemas.openxmlformats.org/drawingml/2006/wordprocessingDrawing" xmlns:w10="urn:schemas-microsoft-com:office:word" xmlns:w="http://schemas.openxmlformats.org/wordprocessingml/2006/main" xmlns:w14="http://schemas.microsoft.com/office/word/2010/wordml" xmlns:w15="http://schemas.microsoft.com/office/word/2012/wordml" xmlns:w16cex="http://schemas.microsoft.com/office/word/2018/wordml/cex" xmlns:w16cid="http://schemas.microsoft.com/office/word/2016/wordml/cid" xmlns:w16="http://schemas.microsoft.com/office/word/2018/wordml" xmlns:w16du="http://schemas.microsoft.com/office/word/2023/wordml/word16du" xmlns:w16sdtdh="http://schemas.microsoft.com/office/word/2020/wordml/sdtdatahash" xmlns:w16sdtfl="http://schemas.microsoft.com/office/word/2024/wordml/sdtformatlock" xmlns:w16se="http://schemas.microsoft.com/office/word/2015/wordml/symex" xmlns:wpg="http://schemas.microsoft.com/office/word/2010/wordprocessingGroup" xmlns:wpi="http://schemas.microsoft.com/office/word/2010/wordprocessingInk" xmlns:wne="http://schemas.microsoft.com/office/word/2006/wordml" xmlns:wps="http://schemas.microsoft.com/office/word/2010/wordprocessingShape" mc:Ignorable="w14 w15 w16se w16cid w16 w16cex w16sdtdh w16sdtfl w16du wp14">
+<w:document xmlns:wpc="http://schemas.microsoft.com/office/word/2010/wordprocessingCanvas" xmlns:cx="http://schemas.microsoft.com/office/drawing/2014/chartex" xmlns:cx1="http://schemas.microsoft.com/office/drawing/2015/9/8/chartex" xmlns:cx2="http://schemas.microsoft.com/office/drawing/2015/10/21/chartex" xmlns:cx3="http://schemas.microsoft.com/office/drawing/2016/5/9/chartex" xmlns:cx4="http://schemas.microsoft.com/office/drawing/2016/5/10/chartex" xmlns:cx5="http://schemas.microsoft.com/office/drawing/2016/5/11/chartex" xmlns:cx6="http://schemas.microsoft.com/office/drawing/2016/5/12/chartex" xmlns:cx7="http://schemas.microsoft.com/office/drawing/2016/5/13/chartex" xmlns:cx8="http://schemas.microsoft.com/office/drawing/2016/5/14/chartex" xmlns:mc="http://schemas.openxmlformats.org/markup-compatibility/2006" xmlns:m="http://schemas.openxmlformats.org/officeDocument/2006/math" xmlns:aink="http://schemas.microsoft.com/office/drawing/2016/ink" xmlns:am3d="http://schemas.microsoft.com/office/drawing/2017/model3d" xmlns:oel="http://schemas.microsoft.com/office/2019/extlst" xmlns:r="http://schemas.openxmlformats.org/officeDocument/2006/relationships" xmlns:wp14="http://schemas.microsoft.com/office/word/2010/wordprocessingDrawing" xmlns:wp="http://schemas.openxmlformats.org/drawingml/2006/wordprocessingDrawing" xmlns:wpg="http://schemas.microsoft.com/office/word/2010/wordprocessingGroup" xmlns:wpi="http://schemas.microsoft.com/office/word/2010/wordprocessingInk" xmlns:wps="http://schemas.microsoft.com/office/word/2010/wordprocessingShape" xmlns:o="urn:schemas-microsoft-com:office:office" xmlns:v="urn:schemas-microsoft-com:vml" xmlns:w10="urn:schemas-microsoft-com:office:word" xmlns:w="http://schemas.openxmlformats.org/wordprocessingml/2006/main" xmlns:w14="http://schemas.microsoft.com/office/word/2010/wordml" xmlns:w15="http://schemas.microsoft.com/office/word/2012/wordml" xmlns:w16cex="http://schemas.microsoft.com/office/word/2018/wordml/cex" xmlns:w16cid="http://schemas.microsoft.com/office/word/2016/wordml/cid" xmlns:w16="http://schemas.microsoft.com/office/word/2018/wordml" xmlns:w16sdtdh="http://schemas.microsoft.com/office/word/2020/wordml/sdtdatahash" xmlns:w16sdtfl="http://schemas.microsoft.com/office/word/2024/wordml/sdtformatlock" xmlns:w16se="http://schemas.microsoft.com/office/word/2015/wordml/symex" xmlns:w16du="http://schemas.microsoft.com/office/word/2023/wordml/word16du" xmlns:wne="http://schemas.microsoft.com/office/word/2006/wordml" mc:Ignorable="w14 w15 w16se w16cid w16 w16cex w16sdtdh w16sdtfl w16du wp14">
   <w:body>
     <w:p>
       <w:pPr>
@@ -76,10 +76,14 @@
           </w:pPr>
           <w:r>
             <w:fldChar w:fldCharType="begin"/>
+          </w:r>
+          <w:r>
             <w:instrText>TOC \h \o "2-3" \t "undefined,1,undefined,2"</w:instrText>
+          </w:r>
+          <w:r>
             <w:fldChar w:fldCharType="separate"/>
           </w:r>
-          <w:hyperlink w:anchor="_Toc230766110" w:history="1">
+          <w:hyperlink w:anchor="_Toc234848103" w:history="1">
             <w:r>
               <w:rPr>
                 <w:rStyle w:val="Hiperligao"/>
@@ -93,10 +97,40 @@
                 <w:noProof/>
               </w:rPr>
               <w:tab/>
+            </w:r>
+            <w:r>
+              <w:rPr>
+                <w:noProof/>
+              </w:rPr>
               <w:fldChar w:fldCharType="begin"/>
-              <w:instrText xml:space="preserve"> PAGEREF _Toc230766110 \h </w:instrText>
+            </w:r>
+            <w:r>
+              <w:rPr>
+                <w:noProof/>
+              </w:rPr>
+              <w:instrText xml:space="preserve"> PAGEREF _Toc234848103 \h </w:instrText>
+            </w:r>
+            <w:r>
+              <w:rPr>
+                <w:noProof/>
+              </w:rPr>
+            </w:r>
+            <w:r>
+              <w:rPr>
+                <w:noProof/>
+              </w:rPr>
               <w:fldChar w:fldCharType="separate"/>
+            </w:r>
+            <w:r>
+              <w:rPr>
+                <w:noProof/>
+              </w:rPr>
               <w:t>2</w:t>
+            </w:r>
+            <w:r>
+              <w:rPr>
+                <w:noProof/>
+              </w:rPr>
               <w:fldChar w:fldCharType="end"/>
             </w:r>
           </w:hyperlink>
@@ -116,7 +150,7 @@
               <w14:ligatures w14:val="standardContextual"/>
             </w:rPr>
           </w:pPr>
-          <w:hyperlink w:anchor="_Toc230766111" w:history="1">
+          <w:hyperlink w:anchor="_Toc234848104" w:history="1">
             <w:r>
               <w:rPr>
                 <w:rStyle w:val="Hiperligao"/>
@@ -129,10 +163,40 @@
                 <w:noProof/>
               </w:rPr>
               <w:tab/>
+            </w:r>
+            <w:r>
+              <w:rPr>
+                <w:noProof/>
+              </w:rPr>
               <w:fldChar w:fldCharType="begin"/>
-              <w:instrText xml:space="preserve"> PAGEREF _Toc230766111 \h </w:instrText>
+            </w:r>
+            <w:r>
+              <w:rPr>
+                <w:noProof/>
+              </w:rPr>
+              <w:instrText xml:space="preserve"> PAGEREF _Toc234848104 \h </w:instrText>
+            </w:r>
+            <w:r>
+              <w:rPr>
+                <w:noProof/>
+              </w:rPr>
+            </w:r>
+            <w:r>
+              <w:rPr>
+                <w:noProof/>
+              </w:rPr>
               <w:fldChar w:fldCharType="separate"/>
+            </w:r>
+            <w:r>
+              <w:rPr>
+                <w:noProof/>
+              </w:rPr>
               <w:t>2</w:t>
+            </w:r>
+            <w:r>
+              <w:rPr>
+                <w:noProof/>
+              </w:rPr>
               <w:fldChar w:fldCharType="end"/>
             </w:r>
           </w:hyperlink>
@@ -152,7 +216,7 @@
               <w14:ligatures w14:val="standardContextual"/>
             </w:rPr>
           </w:pPr>
-          <w:hyperlink w:anchor="_Toc230766112" w:history="1">
+          <w:hyperlink w:anchor="_Toc234848105" w:history="1">
             <w:r>
               <w:rPr>
                 <w:rStyle w:val="Hiperligao"/>
@@ -165,10 +229,40 @@
                 <w:noProof/>
               </w:rPr>
               <w:tab/>
+            </w:r>
+            <w:r>
+              <w:rPr>
+                <w:noProof/>
+              </w:rPr>
               <w:fldChar w:fldCharType="begin"/>
-              <w:instrText xml:space="preserve"> PAGEREF _Toc230766112 \h </w:instrText>
+            </w:r>
+            <w:r>
+              <w:rPr>
+                <w:noProof/>
+              </w:rPr>
+              <w:instrText xml:space="preserve"> PAGEREF _Toc234848105 \h </w:instrText>
+            </w:r>
+            <w:r>
+              <w:rPr>
+                <w:noProof/>
+              </w:rPr>
+            </w:r>
+            <w:r>
+              <w:rPr>
+                <w:noProof/>
+              </w:rPr>
               <w:fldChar w:fldCharType="separate"/>
+            </w:r>
+            <w:r>
+              <w:rPr>
+                <w:noProof/>
+              </w:rPr>
               <w:t>2</w:t>
+            </w:r>
+            <w:r>
+              <w:rPr>
+                <w:noProof/>
+              </w:rPr>
               <w:fldChar w:fldCharType="end"/>
             </w:r>
           </w:hyperlink>
@@ -188,7 +282,7 @@
               <w14:ligatures w14:val="standardContextual"/>
             </w:rPr>
           </w:pPr>
-          <w:hyperlink w:anchor="_Toc230766113" w:history="1">
+          <w:hyperlink w:anchor="_Toc234848106" w:history="1">
             <w:r>
               <w:rPr>
                 <w:rStyle w:val="Hiperligao"/>
@@ -201,10 +295,40 @@
                 <w:noProof/>
               </w:rPr>
               <w:tab/>
+            </w:r>
+            <w:r>
+              <w:rPr>
+                <w:noProof/>
+              </w:rPr>
               <w:fldChar w:fldCharType="begin"/>
-              <w:instrText xml:space="preserve"> PAGEREF _Toc230766113 \h </w:instrText>
+            </w:r>
+            <w:r>
+              <w:rPr>
+                <w:noProof/>
+              </w:rPr>
+              <w:instrText xml:space="preserve"> PAGEREF _Toc234848106 \h </w:instrText>
+            </w:r>
+            <w:r>
+              <w:rPr>
+                <w:noProof/>
+              </w:rPr>
+            </w:r>
+            <w:r>
+              <w:rPr>
+                <w:noProof/>
+              </w:rPr>
               <w:fldChar w:fldCharType="separate"/>
+            </w:r>
+            <w:r>
+              <w:rPr>
+                <w:noProof/>
+              </w:rPr>
               <w:t>3</w:t>
+            </w:r>
+            <w:r>
+              <w:rPr>
+                <w:noProof/>
+              </w:rPr>
               <w:fldChar w:fldCharType="end"/>
             </w:r>
           </w:hyperlink>
@@ -224,7 +348,7 @@
               <w14:ligatures w14:val="standardContextual"/>
             </w:rPr>
           </w:pPr>
-          <w:hyperlink w:anchor="_Toc230766114" w:history="1">
+          <w:hyperlink w:anchor="_Toc234848107" w:history="1">
             <w:r>
               <w:rPr>
                 <w:rStyle w:val="Hiperligao"/>
@@ -237,10 +361,40 @@
                 <w:noProof/>
               </w:rPr>
               <w:tab/>
+            </w:r>
+            <w:r>
+              <w:rPr>
+                <w:noProof/>
+              </w:rPr>
               <w:fldChar w:fldCharType="begin"/>
-              <w:instrText xml:space="preserve"> PAGEREF _Toc230766114 \h </w:instrText>
+            </w:r>
+            <w:r>
+              <w:rPr>
+                <w:noProof/>
+              </w:rPr>
+              <w:instrText xml:space="preserve"> PAGEREF _Toc234848107 \h </w:instrText>
+            </w:r>
+            <w:r>
+              <w:rPr>
+                <w:noProof/>
+              </w:rPr>
+            </w:r>
+            <w:r>
+              <w:rPr>
+                <w:noProof/>
+              </w:rPr>
               <w:fldChar w:fldCharType="separate"/>
+            </w:r>
+            <w:r>
+              <w:rPr>
+                <w:noProof/>
+              </w:rPr>
               <w:t>4</w:t>
+            </w:r>
+            <w:r>
+              <w:rPr>
+                <w:noProof/>
+              </w:rPr>
               <w:fldChar w:fldCharType="end"/>
             </w:r>
           </w:hyperlink>
@@ -260,7 +414,7 @@
               <w14:ligatures w14:val="standardContextual"/>
             </w:rPr>
           </w:pPr>
-          <w:hyperlink w:anchor="_Toc230766115" w:history="1">
+          <w:hyperlink w:anchor="_Toc234848108" w:history="1">
             <w:r>
               <w:rPr>
                 <w:rStyle w:val="Hiperligao"/>
@@ -273,10 +427,40 @@
                 <w:noProof/>
               </w:rPr>
               <w:tab/>
+            </w:r>
+            <w:r>
+              <w:rPr>
+                <w:noProof/>
+              </w:rPr>
               <w:fldChar w:fldCharType="begin"/>
-              <w:instrText xml:space="preserve"> PAGEREF _Toc230766115 \h </w:instrText>
+            </w:r>
+            <w:r>
+              <w:rPr>
+                <w:noProof/>
+              </w:rPr>
+              <w:instrText xml:space="preserve"> PAGEREF _Toc234848108 \h </w:instrText>
+            </w:r>
+            <w:r>
+              <w:rPr>
+                <w:noProof/>
+              </w:rPr>
+            </w:r>
+            <w:r>
+              <w:rPr>
+                <w:noProof/>
+              </w:rPr>
               <w:fldChar w:fldCharType="separate"/>
+            </w:r>
+            <w:r>
+              <w:rPr>
+                <w:noProof/>
+              </w:rPr>
               <w:t>4</w:t>
+            </w:r>
+            <w:r>
+              <w:rPr>
+                <w:noProof/>
+              </w:rPr>
               <w:fldChar w:fldCharType="end"/>
             </w:r>
           </w:hyperlink>
@@ -296,7 +480,7 @@
               <w14:ligatures w14:val="standardContextual"/>
             </w:rPr>
           </w:pPr>
-          <w:hyperlink w:anchor="_Toc230766116" w:history="1">
+          <w:hyperlink w:anchor="_Toc234848109" w:history="1">
             <w:r>
               <w:rPr>
                 <w:rStyle w:val="Hiperligao"/>
@@ -309,10 +493,40 @@
                 <w:noProof/>
               </w:rPr>
               <w:tab/>
+            </w:r>
+            <w:r>
+              <w:rPr>
+                <w:noProof/>
+              </w:rPr>
               <w:fldChar w:fldCharType="begin"/>
-              <w:instrText xml:space="preserve"> PAGEREF _Toc230766116 \h </w:instrText>
+            </w:r>
+            <w:r>
+              <w:rPr>
+                <w:noProof/>
+              </w:rPr>
+              <w:instrText xml:space="preserve"> PAGEREF _Toc234848109 \h </w:instrText>
+            </w:r>
+            <w:r>
+              <w:rPr>
+                <w:noProof/>
+              </w:rPr>
+            </w:r>
+            <w:r>
+              <w:rPr>
+                <w:noProof/>
+              </w:rPr>
               <w:fldChar w:fldCharType="separate"/>
+            </w:r>
+            <w:r>
+              <w:rPr>
+                <w:noProof/>
+              </w:rPr>
               <w:t>6</w:t>
+            </w:r>
+            <w:r>
+              <w:rPr>
+                <w:noProof/>
+              </w:rPr>
               <w:fldChar w:fldCharType="end"/>
             </w:r>
           </w:hyperlink>
@@ -332,7 +546,7 @@
               <w14:ligatures w14:val="standardContextual"/>
             </w:rPr>
           </w:pPr>
-          <w:hyperlink w:anchor="_Toc230766117" w:history="1">
+          <w:hyperlink w:anchor="_Toc234848110" w:history="1">
             <w:r>
               <w:rPr>
                 <w:rStyle w:val="Hiperligao"/>
@@ -345,10 +559,40 @@
                 <w:noProof/>
               </w:rPr>
               <w:tab/>
+            </w:r>
+            <w:r>
+              <w:rPr>
+                <w:noProof/>
+              </w:rPr>
               <w:fldChar w:fldCharType="begin"/>
-              <w:instrText xml:space="preserve"> PAGEREF _Toc230766117 \h </w:instrText>
+            </w:r>
+            <w:r>
+              <w:rPr>
+                <w:noProof/>
+              </w:rPr>
+              <w:instrText xml:space="preserve"> PAGEREF _Toc234848110 \h </w:instrText>
+            </w:r>
+            <w:r>
+              <w:rPr>
+                <w:noProof/>
+              </w:rPr>
+            </w:r>
+            <w:r>
+              <w:rPr>
+                <w:noProof/>
+              </w:rPr>
               <w:fldChar w:fldCharType="separate"/>
+            </w:r>
+            <w:r>
+              <w:rPr>
+                <w:noProof/>
+              </w:rPr>
               <w:t>6</w:t>
+            </w:r>
+            <w:r>
+              <w:rPr>
+                <w:noProof/>
+              </w:rPr>
               <w:fldChar w:fldCharType="end"/>
             </w:r>
           </w:hyperlink>
@@ -368,7 +612,7 @@
               <w14:ligatures w14:val="standardContextual"/>
             </w:rPr>
           </w:pPr>
-          <w:hyperlink w:anchor="_Toc230766118" w:history="1">
+          <w:hyperlink w:anchor="_Toc234848111" w:history="1">
             <w:r>
               <w:rPr>
                 <w:rStyle w:val="Hiperligao"/>
@@ -381,10 +625,40 @@
                 <w:noProof/>
               </w:rPr>
               <w:tab/>
+            </w:r>
+            <w:r>
+              <w:rPr>
+                <w:noProof/>
+              </w:rPr>
               <w:fldChar w:fldCharType="begin"/>
-              <w:instrText xml:space="preserve"> PAGEREF _Toc230766118 \h </w:instrText>
+            </w:r>
+            <w:r>
+              <w:rPr>
+                <w:noProof/>
+              </w:rPr>
+              <w:instrText xml:space="preserve"> PAGEREF _Toc234848111 \h </w:instrText>
+            </w:r>
+            <w:r>
+              <w:rPr>
+                <w:noProof/>
+              </w:rPr>
+            </w:r>
+            <w:r>
+              <w:rPr>
+                <w:noProof/>
+              </w:rPr>
               <w:fldChar w:fldCharType="separate"/>
+            </w:r>
+            <w:r>
+              <w:rPr>
+                <w:noProof/>
+              </w:rPr>
               <w:t>6</w:t>
+            </w:r>
+            <w:r>
+              <w:rPr>
+                <w:noProof/>
+              </w:rPr>
               <w:fldChar w:fldCharType="end"/>
             </w:r>
           </w:hyperlink>
@@ -404,7 +678,7 @@
               <w14:ligatures w14:val="standardContextual"/>
             </w:rPr>
           </w:pPr>
-          <w:hyperlink w:anchor="_Toc230766119" w:history="1">
+          <w:hyperlink w:anchor="_Toc234848112" w:history="1">
             <w:r>
               <w:rPr>
                 <w:rStyle w:val="Hiperligao"/>
@@ -417,10 +691,40 @@
                 <w:noProof/>
               </w:rPr>
               <w:tab/>
+            </w:r>
+            <w:r>
+              <w:rPr>
+                <w:noProof/>
+              </w:rPr>
               <w:fldChar w:fldCharType="begin"/>
-              <w:instrText xml:space="preserve"> PAGEREF _Toc230766119 \h </w:instrText>
+            </w:r>
+            <w:r>
+              <w:rPr>
+                <w:noProof/>
+              </w:rPr>
+              <w:instrText xml:space="preserve"> PAGEREF _Toc234848112 \h </w:instrText>
+            </w:r>
+            <w:r>
+              <w:rPr>
+                <w:noProof/>
+              </w:rPr>
+            </w:r>
+            <w:r>
+              <w:rPr>
+                <w:noProof/>
+              </w:rPr>
               <w:fldChar w:fldCharType="separate"/>
+            </w:r>
+            <w:r>
+              <w:rPr>
+                <w:noProof/>
+              </w:rPr>
               <w:t>7</w:t>
+            </w:r>
+            <w:r>
+              <w:rPr>
+                <w:noProof/>
+              </w:rPr>
               <w:fldChar w:fldCharType="end"/>
             </w:r>
           </w:hyperlink>
@@ -440,7 +744,7 @@
               <w14:ligatures w14:val="standardContextual"/>
             </w:rPr>
           </w:pPr>
-          <w:hyperlink w:anchor="_Toc230766120" w:history="1">
+          <w:hyperlink w:anchor="_Toc234848113" w:history="1">
             <w:r>
               <w:rPr>
                 <w:rStyle w:val="Hiperligao"/>
@@ -454,10 +758,40 @@
                 <w:noProof/>
               </w:rPr>
               <w:tab/>
+            </w:r>
+            <w:r>
+              <w:rPr>
+                <w:noProof/>
+              </w:rPr>
               <w:fldChar w:fldCharType="begin"/>
-              <w:instrText xml:space="preserve"> PAGEREF _Toc230766120 \h </w:instrText>
+            </w:r>
+            <w:r>
+              <w:rPr>
+                <w:noProof/>
+              </w:rPr>
+              <w:instrText xml:space="preserve"> PAGEREF _Toc234848113 \h </w:instrText>
+            </w:r>
+            <w:r>
+              <w:rPr>
+                <w:noProof/>
+              </w:rPr>
+            </w:r>
+            <w:r>
+              <w:rPr>
+                <w:noProof/>
+              </w:rPr>
               <w:fldChar w:fldCharType="separate"/>
+            </w:r>
+            <w:r>
+              <w:rPr>
+                <w:noProof/>
+              </w:rPr>
               <w:t>8</w:t>
+            </w:r>
+            <w:r>
+              <w:rPr>
+                <w:noProof/>
+              </w:rPr>
               <w:fldChar w:fldCharType="end"/>
             </w:r>
           </w:hyperlink>
@@ -477,7 +811,7 @@
               <w14:ligatures w14:val="standardContextual"/>
             </w:rPr>
           </w:pPr>
-          <w:hyperlink w:anchor="_Toc230766121" w:history="1">
+          <w:hyperlink w:anchor="_Toc234848114" w:history="1">
             <w:r>
               <w:rPr>
                 <w:rStyle w:val="Hiperligao"/>
@@ -490,10 +824,40 @@
                 <w:noProof/>
               </w:rPr>
               <w:tab/>
+            </w:r>
+            <w:r>
+              <w:rPr>
+                <w:noProof/>
+              </w:rPr>
               <w:fldChar w:fldCharType="begin"/>
-              <w:instrText xml:space="preserve"> PAGEREF _Toc230766121 \h </w:instrText>
+            </w:r>
+            <w:r>
+              <w:rPr>
+                <w:noProof/>
+              </w:rPr>
+              <w:instrText xml:space="preserve"> PAGEREF _Toc234848114 \h </w:instrText>
+            </w:r>
+            <w:r>
+              <w:rPr>
+                <w:noProof/>
+              </w:rPr>
+            </w:r>
+            <w:r>
+              <w:rPr>
+                <w:noProof/>
+              </w:rPr>
               <w:fldChar w:fldCharType="separate"/>
+            </w:r>
+            <w:r>
+              <w:rPr>
+                <w:noProof/>
+              </w:rPr>
               <w:t>8</w:t>
+            </w:r>
+            <w:r>
+              <w:rPr>
+                <w:noProof/>
+              </w:rPr>
               <w:fldChar w:fldCharType="end"/>
             </w:r>
           </w:hyperlink>
@@ -513,7 +877,7 @@
               <w14:ligatures w14:val="standardContextual"/>
             </w:rPr>
           </w:pPr>
-          <w:hyperlink w:anchor="_Toc230766122" w:history="1">
+          <w:hyperlink w:anchor="_Toc234848115" w:history="1">
             <w:r>
               <w:rPr>
                 <w:rStyle w:val="Hiperligao"/>
@@ -526,10 +890,40 @@
                 <w:noProof/>
               </w:rPr>
               <w:tab/>
+            </w:r>
+            <w:r>
+              <w:rPr>
+                <w:noProof/>
+              </w:rPr>
               <w:fldChar w:fldCharType="begin"/>
-              <w:instrText xml:space="preserve"> PAGEREF _Toc230766122 \h </w:instrText>
+            </w:r>
+            <w:r>
+              <w:rPr>
+                <w:noProof/>
+              </w:rPr>
+              <w:instrText xml:space="preserve"> PAGEREF _Toc234848115 \h </w:instrText>
+            </w:r>
+            <w:r>
+              <w:rPr>
+                <w:noProof/>
+              </w:rPr>
+            </w:r>
+            <w:r>
+              <w:rPr>
+                <w:noProof/>
+              </w:rPr>
               <w:fldChar w:fldCharType="separate"/>
+            </w:r>
+            <w:r>
+              <w:rPr>
+                <w:noProof/>
+              </w:rPr>
               <w:t>8</w:t>
+            </w:r>
+            <w:r>
+              <w:rPr>
+                <w:noProof/>
+              </w:rPr>
               <w:fldChar w:fldCharType="end"/>
             </w:r>
           </w:hyperlink>
@@ -549,23 +943,67 @@
               <w14:ligatures w14:val="standardContextual"/>
             </w:rPr>
           </w:pPr>
-          <w:hyperlink w:anchor="_Toc230766123" w:history="1">
+          <w:hyperlink w:anchor="_Toc234848116" w:history="1">
             <w:r>
               <w:rPr>
                 <w:rStyle w:val="Hiperligao"/>
                 <w:noProof/>
               </w:rPr>
-              <w:t>Pipeline Fixa vs Abordagem com Agentes</w:t>
+              <w:t>Arquitetu</w:t>
+            </w:r>
+            <w:r>
+              <w:rPr>
+                <w:rStyle w:val="Hiperligao"/>
+                <w:noProof/>
+              </w:rPr>
+              <w:t>r</w:t>
+            </w:r>
+            <w:r>
+              <w:rPr>
+                <w:rStyle w:val="Hiperligao"/>
+                <w:noProof/>
+              </w:rPr>
+              <w:t>a</w:t>
             </w:r>
             <w:r>
               <w:rPr>
                 <w:noProof/>
               </w:rPr>
               <w:tab/>
+            </w:r>
+            <w:r>
+              <w:rPr>
+                <w:noProof/>
+              </w:rPr>
               <w:fldChar w:fldCharType="begin"/>
-              <w:instrText xml:space="preserve"> PAGEREF _Toc230766123 \h </w:instrText>
+            </w:r>
+            <w:r>
+              <w:rPr>
+                <w:noProof/>
+              </w:rPr>
+              <w:instrText xml:space="preserve"> PAGEREF _Toc234848116 \h </w:instrText>
+            </w:r>
+            <w:r>
+              <w:rPr>
+                <w:noProof/>
+              </w:rPr>
+            </w:r>
+            <w:r>
+              <w:rPr>
+                <w:noProof/>
+              </w:rPr>
               <w:fldChar w:fldCharType="separate"/>
-              <w:t>13</w:t>
+            </w:r>
+            <w:r>
+              <w:rPr>
+                <w:noProof/>
+              </w:rPr>
+              <w:t>8</w:t>
+            </w:r>
+            <w:r>
+              <w:rPr>
+                <w:noProof/>
+              </w:rPr>
               <w:fldChar w:fldCharType="end"/>
             </w:r>
           </w:hyperlink>
@@ -585,23 +1023,53 @@
               <w14:ligatures w14:val="standardContextual"/>
             </w:rPr>
           </w:pPr>
-          <w:hyperlink w:anchor="_Toc230766124" w:history="1">
+          <w:hyperlink w:anchor="_Toc234848117" w:history="1">
             <w:r>
               <w:rPr>
                 <w:rStyle w:val="Hiperligao"/>
                 <w:noProof/>
               </w:rPr>
-              <w:t>LangChain4j</w:t>
+              <w:t>Implementação — o Essencial em Código</w:t>
             </w:r>
             <w:r>
               <w:rPr>
                 <w:noProof/>
               </w:rPr>
               <w:tab/>
+            </w:r>
+            <w:r>
+              <w:rPr>
+                <w:noProof/>
+              </w:rPr>
               <w:fldChar w:fldCharType="begin"/>
-              <w:instrText xml:space="preserve"> PAGEREF _Toc230766124 \h </w:instrText>
+            </w:r>
+            <w:r>
+              <w:rPr>
+                <w:noProof/>
+              </w:rPr>
+              <w:instrText xml:space="preserve"> PAGEREF _Toc234848117 \h </w:instrText>
+            </w:r>
+            <w:r>
+              <w:rPr>
+                <w:noProof/>
+              </w:rPr>
+            </w:r>
+            <w:r>
+              <w:rPr>
+                <w:noProof/>
+              </w:rPr>
               <w:fldChar w:fldCharType="separate"/>
-              <w:t>13</w:t>
+            </w:r>
+            <w:r>
+              <w:rPr>
+                <w:noProof/>
+              </w:rPr>
+              <w:t>10</w:t>
+            </w:r>
+            <w:r>
+              <w:rPr>
+                <w:noProof/>
+              </w:rPr>
               <w:fldChar w:fldCharType="end"/>
             </w:r>
           </w:hyperlink>
@@ -621,23 +1089,53 @@
               <w14:ligatures w14:val="standardContextual"/>
             </w:rPr>
           </w:pPr>
-          <w:hyperlink w:anchor="_Toc230766125" w:history="1">
+          <w:hyperlink w:anchor="_Toc234848118" w:history="1">
             <w:r>
               <w:rPr>
                 <w:rStyle w:val="Hiperligao"/>
                 <w:noProof/>
               </w:rPr>
-              <w:t>LangChain4j vs Spring AI — Mesma Arquitetura, APIs Diferentes</w:t>
+              <w:t>Pipeline Fixa vs Abordagem com Agentes</w:t>
             </w:r>
             <w:r>
               <w:rPr>
                 <w:noProof/>
               </w:rPr>
               <w:tab/>
+            </w:r>
+            <w:r>
+              <w:rPr>
+                <w:noProof/>
+              </w:rPr>
               <w:fldChar w:fldCharType="begin"/>
-              <w:instrText xml:space="preserve"> PAGEREF _Toc230766125 \h </w:instrText>
+            </w:r>
+            <w:r>
+              <w:rPr>
+                <w:noProof/>
+              </w:rPr>
+              <w:instrText xml:space="preserve"> PAGEREF _Toc234848118 \h </w:instrText>
+            </w:r>
+            <w:r>
+              <w:rPr>
+                <w:noProof/>
+              </w:rPr>
+            </w:r>
+            <w:r>
+              <w:rPr>
+                <w:noProof/>
+              </w:rPr>
               <w:fldChar w:fldCharType="separate"/>
-              <w:t>14</w:t>
+            </w:r>
+            <w:r>
+              <w:rPr>
+                <w:noProof/>
+              </w:rPr>
+              <w:t>11</w:t>
+            </w:r>
+            <w:r>
+              <w:rPr>
+                <w:noProof/>
+              </w:rPr>
               <w:fldChar w:fldCharType="end"/>
             </w:r>
           </w:hyperlink>
@@ -657,23 +1155,53 @@
               <w14:ligatures w14:val="standardContextual"/>
             </w:rPr>
           </w:pPr>
-          <w:hyperlink w:anchor="_Toc230766126" w:history="1">
+          <w:hyperlink w:anchor="_Toc234848119" w:history="1">
             <w:r>
               <w:rPr>
                 <w:rStyle w:val="Hiperligao"/>
                 <w:noProof/>
               </w:rPr>
-              <w:t>Spring AI</w:t>
+              <w:t>As Duas Implementações — LangChain4j e Spring AI</w:t>
             </w:r>
             <w:r>
               <w:rPr>
                 <w:noProof/>
               </w:rPr>
               <w:tab/>
+            </w:r>
+            <w:r>
+              <w:rPr>
+                <w:noProof/>
+              </w:rPr>
               <w:fldChar w:fldCharType="begin"/>
-              <w:instrText xml:space="preserve"> PAGEREF _Toc230766126 \h </w:instrText>
+            </w:r>
+            <w:r>
+              <w:rPr>
+                <w:noProof/>
+              </w:rPr>
+              <w:instrText xml:space="preserve"> PAGEREF _Toc234848119 \h </w:instrText>
+            </w:r>
+            <w:r>
+              <w:rPr>
+                <w:noProof/>
+              </w:rPr>
+            </w:r>
+            <w:r>
+              <w:rPr>
+                <w:noProof/>
+              </w:rPr>
               <w:fldChar w:fldCharType="separate"/>
-              <w:t>14</w:t>
+            </w:r>
+            <w:r>
+              <w:rPr>
+                <w:noProof/>
+              </w:rPr>
+              <w:t>11</w:t>
+            </w:r>
+            <w:r>
+              <w:rPr>
+                <w:noProof/>
+              </w:rPr>
               <w:fldChar w:fldCharType="end"/>
             </w:r>
           </w:hyperlink>
@@ -693,7 +1221,7 @@
               <w14:ligatures w14:val="standardContextual"/>
             </w:rPr>
           </w:pPr>
-          <w:hyperlink w:anchor="_Toc230766127" w:history="1">
+          <w:hyperlink w:anchor="_Toc234848120" w:history="1">
             <w:r>
               <w:rPr>
                 <w:rStyle w:val="Hiperligao"/>
@@ -706,10 +1234,40 @@
                 <w:noProof/>
               </w:rPr>
               <w:tab/>
+            </w:r>
+            <w:r>
+              <w:rPr>
+                <w:noProof/>
+              </w:rPr>
               <w:fldChar w:fldCharType="begin"/>
-              <w:instrText xml:space="preserve"> PAGEREF _Toc230766127 \h </w:instrText>
+            </w:r>
+            <w:r>
+              <w:rPr>
+                <w:noProof/>
+              </w:rPr>
+              <w:instrText xml:space="preserve"> PAGEREF _Toc234848120 \h </w:instrText>
+            </w:r>
+            <w:r>
+              <w:rPr>
+                <w:noProof/>
+              </w:rPr>
+            </w:r>
+            <w:r>
+              <w:rPr>
+                <w:noProof/>
+              </w:rPr>
               <w:fldChar w:fldCharType="separate"/>
-              <w:t>15</w:t>
+            </w:r>
+            <w:r>
+              <w:rPr>
+                <w:noProof/>
+              </w:rPr>
+              <w:t>12</w:t>
+            </w:r>
+            <w:r>
+              <w:rPr>
+                <w:noProof/>
+              </w:rPr>
               <w:fldChar w:fldCharType="end"/>
             </w:r>
           </w:hyperlink>
@@ -729,7 +1287,7 @@
               <w14:ligatures w14:val="standardContextual"/>
             </w:rPr>
           </w:pPr>
-          <w:hyperlink w:anchor="_Toc230766128" w:history="1">
+          <w:hyperlink w:anchor="_Toc234848121" w:history="1">
             <w:r>
               <w:rPr>
                 <w:rStyle w:val="Hiperligao"/>
@@ -742,10 +1300,40 @@
                 <w:noProof/>
               </w:rPr>
               <w:tab/>
+            </w:r>
+            <w:r>
+              <w:rPr>
+                <w:noProof/>
+              </w:rPr>
               <w:fldChar w:fldCharType="begin"/>
-              <w:instrText xml:space="preserve"> PAGEREF _Toc230766128 \h </w:instrText>
+            </w:r>
+            <w:r>
+              <w:rPr>
+                <w:noProof/>
+              </w:rPr>
+              <w:instrText xml:space="preserve"> PAGEREF _Toc234848121 \h </w:instrText>
+            </w:r>
+            <w:r>
+              <w:rPr>
+                <w:noProof/>
+              </w:rPr>
+            </w:r>
+            <w:r>
+              <w:rPr>
+                <w:noProof/>
+              </w:rPr>
               <w:fldChar w:fldCharType="separate"/>
-              <w:t>17</w:t>
+            </w:r>
+            <w:r>
+              <w:rPr>
+                <w:noProof/>
+              </w:rPr>
+              <w:t>14</w:t>
+            </w:r>
+            <w:r>
+              <w:rPr>
+                <w:noProof/>
+              </w:rPr>
               <w:fldChar w:fldCharType="end"/>
             </w:r>
           </w:hyperlink>
@@ -765,7 +1353,7 @@
               <w14:ligatures w14:val="standardContextual"/>
             </w:rPr>
           </w:pPr>
-          <w:hyperlink w:anchor="_Toc230766129" w:history="1">
+          <w:hyperlink w:anchor="_Toc234848122" w:history="1">
             <w:r>
               <w:rPr>
                 <w:rStyle w:val="Hiperligao"/>
@@ -778,10 +1366,40 @@
                 <w:noProof/>
               </w:rPr>
               <w:tab/>
+            </w:r>
+            <w:r>
+              <w:rPr>
+                <w:noProof/>
+              </w:rPr>
               <w:fldChar w:fldCharType="begin"/>
-              <w:instrText xml:space="preserve"> PAGEREF _Toc230766129 \h </w:instrText>
+            </w:r>
+            <w:r>
+              <w:rPr>
+                <w:noProof/>
+              </w:rPr>
+              <w:instrText xml:space="preserve"> PAGEREF _Toc234848122 \h </w:instrText>
+            </w:r>
+            <w:r>
+              <w:rPr>
+                <w:noProof/>
+              </w:rPr>
+            </w:r>
+            <w:r>
+              <w:rPr>
+                <w:noProof/>
+              </w:rPr>
               <w:fldChar w:fldCharType="separate"/>
-              <w:t>17</w:t>
+            </w:r>
+            <w:r>
+              <w:rPr>
+                <w:noProof/>
+              </w:rPr>
+              <w:t>14</w:t>
+            </w:r>
+            <w:r>
+              <w:rPr>
+                <w:noProof/>
+              </w:rPr>
               <w:fldChar w:fldCharType="end"/>
             </w:r>
           </w:hyperlink>
@@ -801,23 +1419,53 @@
               <w14:ligatures w14:val="standardContextual"/>
             </w:rPr>
           </w:pPr>
-          <w:hyperlink w:anchor="_Toc230766130" w:history="1">
+          <w:hyperlink w:anchor="_Toc234848123" w:history="1">
             <w:r>
               <w:rPr>
                 <w:rStyle w:val="Hiperligao"/>
                 <w:noProof/>
               </w:rPr>
-              <w:t>MCP — Model Context Protocol</w:t>
+              <w:t>Perguntas de Demonstração</w:t>
             </w:r>
             <w:r>
               <w:rPr>
                 <w:noProof/>
               </w:rPr>
               <w:tab/>
+            </w:r>
+            <w:r>
+              <w:rPr>
+                <w:noProof/>
+              </w:rPr>
               <w:fldChar w:fldCharType="begin"/>
-              <w:instrText xml:space="preserve"> PAGEREF _Toc230766130 \h </w:instrText>
+            </w:r>
+            <w:r>
+              <w:rPr>
+                <w:noProof/>
+              </w:rPr>
+              <w:instrText xml:space="preserve"> PAGEREF _Toc234848123 \h </w:instrText>
+            </w:r>
+            <w:r>
+              <w:rPr>
+                <w:noProof/>
+              </w:rPr>
+            </w:r>
+            <w:r>
+              <w:rPr>
+                <w:noProof/>
+              </w:rPr>
               <w:fldChar w:fldCharType="separate"/>
-              <w:t>18</w:t>
+            </w:r>
+            <w:r>
+              <w:rPr>
+                <w:noProof/>
+              </w:rPr>
+              <w:t>16</w:t>
+            </w:r>
+            <w:r>
+              <w:rPr>
+                <w:noProof/>
+              </w:rPr>
               <w:fldChar w:fldCharType="end"/>
             </w:r>
           </w:hyperlink>
@@ -837,23 +1485,53 @@
               <w14:ligatures w14:val="standardContextual"/>
             </w:rPr>
           </w:pPr>
-          <w:hyperlink w:anchor="_Toc230766131" w:history="1">
+          <w:hyperlink w:anchor="_Toc234848124" w:history="1">
             <w:r>
               <w:rPr>
                 <w:rStyle w:val="Hiperligao"/>
                 <w:noProof/>
               </w:rPr>
-              <w:t>Arquitetura MCP — Quando Activado</w:t>
+              <w:t>Pontos-Chave</w:t>
             </w:r>
             <w:r>
               <w:rPr>
                 <w:noProof/>
               </w:rPr>
               <w:tab/>
+            </w:r>
+            <w:r>
+              <w:rPr>
+                <w:noProof/>
+              </w:rPr>
               <w:fldChar w:fldCharType="begin"/>
-              <w:instrText xml:space="preserve"> PAGEREF _Toc230766131 \h </w:instrText>
+            </w:r>
+            <w:r>
+              <w:rPr>
+                <w:noProof/>
+              </w:rPr>
+              <w:instrText xml:space="preserve"> PAGEREF _Toc234848124 \h </w:instrText>
+            </w:r>
+            <w:r>
+              <w:rPr>
+                <w:noProof/>
+              </w:rPr>
+            </w:r>
+            <w:r>
+              <w:rPr>
+                <w:noProof/>
+              </w:rPr>
               <w:fldChar w:fldCharType="separate"/>
-              <w:t>19</w:t>
+            </w:r>
+            <w:r>
+              <w:rPr>
+                <w:noProof/>
+              </w:rPr>
+              <w:t>16</w:t>
+            </w:r>
+            <w:r>
+              <w:rPr>
+                <w:noProof/>
+              </w:rPr>
               <w:fldChar w:fldCharType="end"/>
             </w:r>
           </w:hyperlink>
@@ -873,95 +1551,53 @@
               <w14:ligatures w14:val="standardContextual"/>
             </w:rPr>
           </w:pPr>
-          <w:hyperlink w:anchor="_Toc230766132" w:history="1">
+          <w:hyperlink w:anchor="_Toc234848125" w:history="1">
             <w:r>
               <w:rPr>
                 <w:rStyle w:val="Hiperligao"/>
                 <w:noProof/>
               </w:rPr>
-              <w:t>Perguntas de Demonstração</w:t>
+              <w:t>Ligações e Recursos</w:t>
             </w:r>
             <w:r>
               <w:rPr>
                 <w:noProof/>
               </w:rPr>
               <w:tab/>
+            </w:r>
+            <w:r>
+              <w:rPr>
+                <w:noProof/>
+              </w:rPr>
               <w:fldChar w:fldCharType="begin"/>
-              <w:instrText xml:space="preserve"> PAGEREF _Toc230766132 \h </w:instrText>
+            </w:r>
+            <w:r>
+              <w:rPr>
+                <w:noProof/>
+              </w:rPr>
+              <w:instrText xml:space="preserve"> PAGEREF _Toc234848125 \h </w:instrText>
+            </w:r>
+            <w:r>
+              <w:rPr>
+                <w:noProof/>
+              </w:rPr>
+            </w:r>
+            <w:r>
+              <w:rPr>
+                <w:noProof/>
+              </w:rPr>
               <w:fldChar w:fldCharType="separate"/>
-              <w:t>19</w:t>
-              <w:fldChar w:fldCharType="end"/>
-            </w:r>
-          </w:hyperlink>
-        </w:p>
-        <w:p>
-          <w:pPr>
-            <w:pStyle w:val="ndice3"/>
-            <w:tabs>
-              <w:tab w:val="right" w:leader="dot" w:pos="9628"/>
-            </w:tabs>
-            <w:rPr>
-              <w:rFonts w:asciiTheme="minorHAnsi" w:eastAsiaTheme="minorEastAsia" w:hAnsiTheme="minorHAnsi" w:cstheme="minorBidi"/>
-              <w:noProof/>
-              <w:kern w:val="2"/>
-              <w:sz w:val="24"/>
-              <w:szCs w:val="24"/>
-              <w14:ligatures w14:val="standardContextual"/>
-            </w:rPr>
-          </w:pPr>
-          <w:hyperlink w:anchor="_Toc230766133" w:history="1">
-            <w:r>
-              <w:rPr>
-                <w:rStyle w:val="Hiperligao"/>
-                <w:noProof/>
-              </w:rPr>
-              <w:t>Pontos-Chave</w:t>
-            </w:r>
-            <w:r>
-              <w:rPr>
-                <w:noProof/>
-              </w:rPr>
-              <w:tab/>
-              <w:fldChar w:fldCharType="begin"/>
-              <w:instrText xml:space="preserve"> PAGEREF _Toc230766133 \h </w:instrText>
-              <w:fldChar w:fldCharType="separate"/>
-              <w:t>20</w:t>
-              <w:fldChar w:fldCharType="end"/>
-            </w:r>
-          </w:hyperlink>
-        </w:p>
-        <w:p>
-          <w:pPr>
-            <w:pStyle w:val="ndice3"/>
-            <w:tabs>
-              <w:tab w:val="right" w:leader="dot" w:pos="9628"/>
-            </w:tabs>
-            <w:rPr>
-              <w:rFonts w:asciiTheme="minorHAnsi" w:eastAsiaTheme="minorEastAsia" w:hAnsiTheme="minorHAnsi" w:cstheme="minorBidi"/>
-              <w:noProof/>
-              <w:kern w:val="2"/>
-              <w:sz w:val="24"/>
-              <w:szCs w:val="24"/>
-              <w14:ligatures w14:val="standardContextual"/>
-            </w:rPr>
-          </w:pPr>
-          <w:hyperlink w:anchor="_Toc230766134" w:history="1">
-            <w:r>
-              <w:rPr>
-                <w:rStyle w:val="Hiperligao"/>
-                <w:noProof/>
-              </w:rPr>
-              <w:t>Ligações e Recursos</w:t>
-            </w:r>
-            <w:r>
-              <w:rPr>
-                <w:noProof/>
-              </w:rPr>
-              <w:tab/>
-              <w:fldChar w:fldCharType="begin"/>
-              <w:instrText xml:space="preserve"> PAGEREF _Toc230766134 \h </w:instrText>
-              <w:fldChar w:fldCharType="separate"/>
-              <w:t>21</w:t>
+            </w:r>
+            <w:r>
+              <w:rPr>
+                <w:noProof/>
+              </w:rPr>
+              <w:t>17</w:t>
+            </w:r>
+            <w:r>
+              <w:rPr>
+                <w:noProof/>
+              </w:rPr>
               <w:fldChar w:fldCharType="end"/>
             </w:r>
           </w:hyperlink>
@@ -981,7 +1617,7 @@
               <w14:ligatures w14:val="standardContextual"/>
             </w:rPr>
           </w:pPr>
-          <w:hyperlink w:anchor="_Toc230766135" w:history="1">
+          <w:hyperlink w:anchor="_Toc234848126" w:history="1">
             <w:r>
               <w:rPr>
                 <w:rStyle w:val="Hiperligao"/>
@@ -994,10 +1630,40 @@
                 <w:noProof/>
               </w:rPr>
               <w:tab/>
+            </w:r>
+            <w:r>
+              <w:rPr>
+                <w:noProof/>
+              </w:rPr>
               <w:fldChar w:fldCharType="begin"/>
-              <w:instrText xml:space="preserve"> PAGEREF _Toc230766135 \h </w:instrText>
+            </w:r>
+            <w:r>
+              <w:rPr>
+                <w:noProof/>
+              </w:rPr>
+              <w:instrText xml:space="preserve"> PAGEREF _Toc234848126 \h </w:instrText>
+            </w:r>
+            <w:r>
+              <w:rPr>
+                <w:noProof/>
+              </w:rPr>
+            </w:r>
+            <w:r>
+              <w:rPr>
+                <w:noProof/>
+              </w:rPr>
               <w:fldChar w:fldCharType="separate"/>
-              <w:t>22</w:t>
+            </w:r>
+            <w:r>
+              <w:rPr>
+                <w:noProof/>
+              </w:rPr>
+              <w:t>17</w:t>
+            </w:r>
+            <w:r>
+              <w:rPr>
+                <w:noProof/>
+              </w:rPr>
               <w:fldChar w:fldCharType="end"/>
             </w:r>
           </w:hyperlink>
@@ -1024,7 +1690,7 @@
           <w:lang w:val="en-US"/>
         </w:rPr>
       </w:pPr>
-      <w:bookmarkStart w:id="0" w:name="_Toc230766110"/>
+      <w:bookmarkStart w:id="0" w:name="_Toc234848103"/>
       <w:r>
         <w:rPr>
           <w:lang w:val="en-US"/>
@@ -1114,7 +1780,7 @@
         <w:t>Pros e cons: modelos locais vs remotos (cloud)</w:t>
       </w:r>
     </w:p>
-    <w:bookmarkStart w:id="1" w:name="_Toc230766111"/>
+    <w:bookmarkStart w:id="1" w:name="_Toc234848104"/>
     <w:p>
       <w:pPr>
         <w:pStyle w:val="Ttulo3"/>
@@ -1173,7 +1839,7 @@
               </wp:anchor>
             </w:drawing>
           </mc:Choice>
-          <mc:Fallback xmlns:ns9="http://schemas.openxmlformats.org/drawingml/2006/picture" xmlns:ns5="http://schemas.openxmlformats.org/drawingml/2006/main" xmlns:ns11="http://schemas.microsoft.com/office/drawing/2010/main">
+          <mc:Fallback xmlns:ns11="http://schemas.microsoft.com/office/drawing/2010/main" xmlns:ns5="http://schemas.openxmlformats.org/drawingml/2006/main" xmlns:ns9="http://schemas.openxmlformats.org/drawingml/2006/picture">
             <w:pict>
               <v:line w14:anchorId="416D2C14" id="Conexão Reta 2" o:spid="_x0000_s1026" style="position:absolute;z-index:251659264;visibility:visible;mso-wrap-style:square;mso-wrap-distance-left:9pt;mso-wrap-distance-top:0;mso-wrap-distance-right:9pt;mso-wrap-distance-bottom:0;mso-position-horizontal:absolute;mso-position-horizontal-relative:text;mso-position-vertical:absolute;mso-position-vertical-relative:text" from=".9pt,23.9pt" to="485.1pt,23.9pt" o:gfxdata="UEsDBBQABgAIAAAAIQC2gziS/gAAAOEBAAATAAAAW0NvbnRlbnRfVHlwZXNdLnhtbJSRQU7DMBBF 90jcwfIWJU67QAgl6YK0S0CoHGBkTxKLZGx5TGhvj5O2G0SRWNoz/78nu9wcxkFMGNg6quQqL6RA 0s5Y6ir5vt9lD1JwBDIwOMJKHpHlpr69KfdHjyxSmriSfYz+USnWPY7AufNIadK6MEJMx9ApD/oD OlTrorhX2lFEilmcO2RdNtjC5xDF9pCuTyYBB5bi6bQ4syoJ3g9WQ0ymaiLzg5KdCXlKLjvcW893 SUOqXwnz5DrgnHtJTxOsQfEKIT7DmDSUCaxw7Rqn8787ZsmRM9e2VmPeBN4uqYvTtW7jvijg9N/y JsXecLq0q+WD6m8AAAD//wMAUEsDBBQABgAIAAAAIQA4/SH/1gAAAJQBAAALAAAAX3JlbHMvLnJl bHOkkMFqwzAMhu+DvYPRfXGawxijTi+j0GvpHsDYimMaW0Yy2fr2M4PBMnrbUb/Q94l/f/hMi1qR JVI2sOt6UJgd+ZiDgffL8ekFlFSbvV0oo4EbChzGx4f9GRdb25HMsYhqlCwG5lrLq9biZkxWOiqY 22YiTra2kYMu1l1tQD30/bPm3wwYN0x18gb45AdQl1tp5j/sFB2T0FQ7R0nTNEV3j6o9feQzro1i OWA14Fm+Q8a1a8+Bvu/d/dMb2JY5uiPbhG/ktn4cqGU/er3pcvwCAAD//wMAUEsDBBQABgAIAAAA IQCZ2PQonAEAAJQDAAAOAAAAZHJzL2Uyb0RvYy54bWysU01P3DAQvVfqf7B8Z5MAQm202T2A4FK1 qMAPMM54Y8n2WLbZZP99x97dLGorIRAXxx/z3sx7M1muJ2vYFkLU6DreLGrOwEnstdt0/Onx9uwb ZzEJ1wuDDjq+g8jXq69flqNv4RwHND0ERiQutqPv+JCSb6sqygGsiAv04OhRYbAi0TFsqj6Ikdit qc7r+qoaMfQ+oIQY6fZm/8hXhV8pkOmXUhESMx2n2lJZQ1mf81qtlqLdBOEHLQ9liA9UYYV2lHSm uhFJsJeg/6GyWgaMqNJCoq1QKS2haCA1Tf2XmodBeChayJzoZ5vi59HKn9trdx/IhtHHNvr7kFVM Ktj8pfrYVMzazWbBlJiky6vm8vvFJXkqj2/VCehDTHeAluVNx412WYdoxfZHTJSMQo8hdDilLru0 M5CDjfsNiumekjUFXaYCrk1gW0H9FFKCS03uIfGV6AxT2pgZWL8NPMRnKJSJeQ94RpTM6NIMttph +F/2NB1LVvv4owN73dmCZ+x3pSnFGmp9UXgY0zxbr88FfvqZVn8AAAD//wMAUEsDBBQABgAIAAAA IQDx80zj4AAAAAwBAAAPAAAAZHJzL2Rvd25yZXYueG1sTE9NS8NAEL0L/odlBG92YxBr02xKqYi1 UIqtUI/b7JhEs7Nhd9uk/94RD3qZ4c1j3kc+G2wrTuhD40jB7SgBgVQ601Cl4G33dPMAIkRNRreO UMEZA8yKy4tcZ8b19IqnbawEi1DItII6xi6TMpQ1Wh1GrkNi7sN5qyNDX0njdc/itpVpktxLqxti h1p3uKix/NoerYK1Xy4X89X5kzbvtt+nq/3mZXhW6vpqeJzymE9BRBzi3wf8dOD8UHCwgzuSCaJl zOmjgrsxb6Yn4yQFcfg9yCKX/0sU3wAAAP//AwBQSwECLQAUAAYACAAAACEAtoM4kv4AAADhAQAA EwAAAAAAAAAAAAAAAAAAAAAAW0NvbnRlbnRfVHlwZXNdLnhtbFBLAQItABQABgAIAAAAIQA4/SH/ 1gAAAJQBAAALAAAAAAAAAAAAAAAAAC8BAABfcmVscy8ucmVsc1BLAQItABQABgAIAAAAIQCZ2PQo nAEAAJQDAAAOAAAAAAAAAAAAAAAAAC4CAABkcnMvZTJvRG9jLnhtbFBLAQItABQABgAIAAAAIQDx 80zj4AAAAAwBAAAPAAAAAAAAAAAAAAAAAPYDAABkcnMvZG93bnJldi54bWxQSwUGAAAAAAQABADz AAAAAwUAAAAA " strokecolor="#156082 [3204]" strokeweight=".5pt">
                 <v:stroke joinstyle="miter"/>
@@ -1203,7 +1869,7 @@
         <w:t>O foco não foi apenas técnico — foi também filosófico. Nem todas as tarefas precisam do modelo mais potente. Escolher o modelo certo para cada tarefa é em si uma competência de engenharia.</w:t>
       </w:r>
     </w:p>
-    <w:bookmarkStart w:id="2" w:name="_Toc230766112"/>
+    <w:bookmarkStart w:id="2" w:name="_Toc234848105"/>
     <w:p>
       <w:pPr>
         <w:pStyle w:val="Ttulo3"/>
@@ -1262,7 +1928,7 @@
               </wp:anchor>
             </w:drawing>
           </mc:Choice>
-          <mc:Fallback xmlns:ns9="http://schemas.openxmlformats.org/drawingml/2006/picture" xmlns:ns5="http://schemas.openxmlformats.org/drawingml/2006/main" xmlns:ns11="http://schemas.microsoft.com/office/drawing/2010/main">
+          <mc:Fallback xmlns:ns11="http://schemas.microsoft.com/office/drawing/2010/main" xmlns:ns5="http://schemas.openxmlformats.org/drawingml/2006/main" xmlns:ns9="http://schemas.openxmlformats.org/drawingml/2006/picture">
             <w:pict>
               <v:line w14:anchorId="6F2C7688" id="Conexão Reta 3" o:spid="_x0000_s1026" style="position:absolute;z-index:251660288;visibility:visible;mso-wrap-style:square;mso-wrap-distance-left:9pt;mso-wrap-distance-top:0;mso-wrap-distance-right:9pt;mso-wrap-distance-bottom:0;mso-position-horizontal:absolute;mso-position-horizontal-relative:text;mso-position-vertical:absolute;mso-position-vertical-relative:text" from=".9pt,23.25pt" to="485.1pt,23.25pt" o:gfxdata="UEsDBBQABgAIAAAAIQC2gziS/gAAAOEBAAATAAAAW0NvbnRlbnRfVHlwZXNdLnhtbJSRQU7DMBBF 90jcwfIWJU67QAgl6YK0S0CoHGBkTxKLZGx5TGhvj5O2G0SRWNoz/78nu9wcxkFMGNg6quQqL6RA 0s5Y6ir5vt9lD1JwBDIwOMJKHpHlpr69KfdHjyxSmriSfYz+USnWPY7AufNIadK6MEJMx9ApD/oD OlTrorhX2lFEilmcO2RdNtjC5xDF9pCuTyYBB5bi6bQ4syoJ3g9WQ0ymaiLzg5KdCXlKLjvcW893 SUOqXwnz5DrgnHtJTxOsQfEKIT7DmDSUCaxw7Rqn8787ZsmRM9e2VmPeBN4uqYvTtW7jvijg9N/y JsXecLq0q+WD6m8AAAD//wMAUEsDBBQABgAIAAAAIQA4/SH/1gAAAJQBAAALAAAAX3JlbHMvLnJl bHOkkMFqwzAMhu+DvYPRfXGawxijTi+j0GvpHsDYimMaW0Yy2fr2M4PBMnrbUb/Q94l/f/hMi1qR JVI2sOt6UJgd+ZiDgffL8ekFlFSbvV0oo4EbChzGx4f9GRdb25HMsYhqlCwG5lrLq9biZkxWOiqY 22YiTra2kYMu1l1tQD30/bPm3wwYN0x18gb45AdQl1tp5j/sFB2T0FQ7R0nTNEV3j6o9feQzro1i OWA14Fm+Q8a1a8+Bvu/d/dMb2JY5uiPbhG/ktn4cqGU/er3pcvwCAAD//wMAUEsDBBQABgAIAAAA IQCZ2PQonAEAAJQDAAAOAAAAZHJzL2Uyb0RvYy54bWysU01P3DAQvVfqf7B8Z5MAQm202T2A4FK1 qMAPMM54Y8n2WLbZZP99x97dLGorIRAXxx/z3sx7M1muJ2vYFkLU6DreLGrOwEnstdt0/Onx9uwb ZzEJ1wuDDjq+g8jXq69flqNv4RwHND0ERiQutqPv+JCSb6sqygGsiAv04OhRYbAi0TFsqj6Ikdit qc7r+qoaMfQ+oIQY6fZm/8hXhV8pkOmXUhESMx2n2lJZQ1mf81qtlqLdBOEHLQ9liA9UYYV2lHSm uhFJsJeg/6GyWgaMqNJCoq1QKS2haCA1Tf2XmodBeChayJzoZ5vi59HKn9trdx/IhtHHNvr7kFVM Ktj8pfrYVMzazWbBlJiky6vm8vvFJXkqj2/VCehDTHeAluVNx412WYdoxfZHTJSMQo8hdDilLru0 M5CDjfsNiumekjUFXaYCrk1gW0H9FFKCS03uIfGV6AxT2pgZWL8NPMRnKJSJeQ94RpTM6NIMttph +F/2NB1LVvv4owN73dmCZ+x3pSnFGmp9UXgY0zxbr88FfvqZVn8AAAD//wMAUEsDBBQABgAIAAAA IQC7cnDs4gAAAAwBAAAPAAAAZHJzL2Rvd25yZXYueG1sTI9BS8NAEIXvgv9hGcGb3Ri01jSbUipi LUixFepxmx2TaHY27G6b9N874kEvA28e8+Z7+WywrTiiD40jBdejBARS6UxDlYK37ePVBESImoxu HaGCEwaYFednuc6M6+kVj5tYCQ6hkGkFdYxdJmUoa7Q6jFyHxN6H81ZHlr6Sxuuew20r0yQZS6sb 4g+17nBRY/m1OVgFL365XMxXp09av9t+l6526+fhSanLi+FhymM+BRFxiH8X8NOB+aFgsL07kAmi Zc30UcHN+BYE2/d3SQpi/7uQRS7/lyi+AQAA//8DAFBLAQItABQABgAIAAAAIQC2gziS/gAAAOEB AAATAAAAAAAAAAAAAAAAAAAAAABbQ29udGVudF9UeXBlc10ueG1sUEsBAi0AFAAGAAgAAAAhADj9 If/WAAAAlAEAAAsAAAAAAAAAAAAAAAAALwEAAF9yZWxzLy5yZWxzUEsBAi0AFAAGAAgAAAAhAJnY 9CicAQAAlAMAAA4AAAAAAAAAAAAAAAAALgIAAGRycy9lMm9Eb2MueG1sUEsBAi0AFAAGAAgAAAAh ALtycOziAAAADAEAAA8AAAAAAAAAAAAAAAAA9gMAAGRycy9kb3ducmV2LnhtbFBLBQYAAAAABAAE APMAAAAFBQAAAAA= " strokecolor="#156082 [3204]" strokeweight=".5pt">
                 <v:stroke joinstyle="miter"/>
@@ -1561,7 +2227,7 @@
       <w:pPr>
         <w:pStyle w:val="Ttulo3"/>
       </w:pPr>
-      <w:bookmarkStart w:id="4" w:name="_Toc230766113"/>
+      <w:bookmarkStart w:id="4" w:name="_Toc234848106"/>
       <w:r>
         <w:t>Quantização — Porque é que um Modelo de 7B Cabe numa Laptop</w:t>
       </w:r>
@@ -1631,7 +2297,7 @@
               </wp:anchor>
             </w:drawing>
           </mc:Choice>
-          <mc:Fallback xmlns:ns9="http://schemas.openxmlformats.org/drawingml/2006/picture" xmlns:ns5="http://schemas.openxmlformats.org/drawingml/2006/main" xmlns:ns11="http://schemas.microsoft.com/office/drawing/2010/main">
+          <mc:Fallback xmlns:ns11="http://schemas.microsoft.com/office/drawing/2010/main" xmlns:ns5="http://schemas.openxmlformats.org/drawingml/2006/main" xmlns:ns9="http://schemas.openxmlformats.org/drawingml/2006/picture">
             <w:pict>
               <v:line w14:anchorId="65E0A2AF" id="Conexão Reta 3" o:spid="_x0000_s1026" style="position:absolute;z-index:251697152;visibility:visible;mso-wrap-style:square;mso-wrap-distance-left:9pt;mso-wrap-distance-top:0;mso-wrap-distance-right:9pt;mso-wrap-distance-bottom:0;mso-position-horizontal:absolute;mso-position-horizontal-relative:text;mso-position-vertical:absolute;mso-position-vertical-relative:text" from="0,-.05pt" to="484.2pt,-.05pt" o:gfxdata="UEsDBBQABgAIAAAAIQC2gziS/gAAAOEBAAATAAAAW0NvbnRlbnRfVHlwZXNdLnhtbJSRQU7DMBBF 90jcwfIWJU67QAgl6YK0S0CoHGBkTxKLZGx5TGhvj5O2G0SRWNoz/78nu9wcxkFMGNg6quQqL6RA 0s5Y6ir5vt9lD1JwBDIwOMJKHpHlpr69KfdHjyxSmriSfYz+USnWPY7AufNIadK6MEJMx9ApD/oD OlTrorhX2lFEilmcO2RdNtjC5xDF9pCuTyYBB5bi6bQ4syoJ3g9WQ0ymaiLzg5KdCXlKLjvcW893 SUOqXwnz5DrgnHtJTxOsQfEKIT7DmDSUCaxw7Rqn8787ZsmRM9e2VmPeBN4uqYvTtW7jvijg9N/y JsXecLq0q+WD6m8AAAD//wMAUEsDBBQABgAIAAAAIQA4/SH/1gAAAJQBAAALAAAAX3JlbHMvLnJl bHOkkMFqwzAMhu+DvYPRfXGawxijTi+j0GvpHsDYimMaW0Yy2fr2M4PBMnrbUb/Q94l/f/hMi1qR JVI2sOt6UJgd+ZiDgffL8ekFlFSbvV0oo4EbChzGx4f9GRdb25HMsYhqlCwG5lrLq9biZkxWOiqY 22YiTra2kYMu1l1tQD30/bPm3wwYN0x18gb45AdQl1tp5j/sFB2T0FQ7R0nTNEV3j6o9feQzro1i OWA14Fm+Q8a1a8+Bvu/d/dMb2JY5uiPbhG/ktn4cqGU/er3pcvwCAAD//wMAUEsDBBQABgAIAAAA IQCZ2PQonAEAAJQDAAAOAAAAZHJzL2Uyb0RvYy54bWysU01P3DAQvVfqf7B8Z5MAQm202T2A4FK1 qMAPMM54Y8n2WLbZZP99x97dLGorIRAXxx/z3sx7M1muJ2vYFkLU6DreLGrOwEnstdt0/Onx9uwb ZzEJ1wuDDjq+g8jXq69flqNv4RwHND0ERiQutqPv+JCSb6sqygGsiAv04OhRYbAi0TFsqj6Ikdit qc7r+qoaMfQ+oIQY6fZm/8hXhV8pkOmXUhESMx2n2lJZQ1mf81qtlqLdBOEHLQ9liA9UYYV2lHSm uhFJsJeg/6GyWgaMqNJCoq1QKS2haCA1Tf2XmodBeChayJzoZ5vi59HKn9trdx/IhtHHNvr7kFVM Ktj8pfrYVMzazWbBlJiky6vm8vvFJXkqj2/VCehDTHeAluVNx412WYdoxfZHTJSMQo8hdDilLru0 M5CDjfsNiumekjUFXaYCrk1gW0H9FFKCS03uIfGV6AxT2pgZWL8NPMRnKJSJeQ94RpTM6NIMttph +F/2NB1LVvv4owN73dmCZ+x3pSnFGmp9UXgY0zxbr88FfvqZVn8AAAD//wMAUEsDBBQABgAIAAAA IQCasyRQ4AAAAAkBAAAPAAAAZHJzL2Rvd25yZXYueG1sTI9Ba8JAEIXvhf6HZQq96UYpYmM2IpZS KxSpFfS4ZqdJ2uxs2F1N/Pcde2kvA4/He/O+bN7bRpzRh9qRgtEwAYFUOFNTqWD38TyYgghRk9GN I1RwwQDz/PYm06lxHb3jeRtLwSUUUq2girFNpQxFhVaHoWuR2Pt03urI0pfSeN1xuW3kOEkm0uqa +EOlW1xWWHxvT1bBm1+tlov15Ys2B9vtx+v95rV/Uer+rn+a8VnMQETs418Crgy8H3IednQnMkE0 CpgmKhiMQLD5OJk+gDj+apln8j9B/gMAAP//AwBQSwECLQAUAAYACAAAACEAtoM4kv4AAADhAQAA EwAAAAAAAAAAAAAAAAAAAAAAW0NvbnRlbnRfVHlwZXNdLnhtbFBLAQItABQABgAIAAAAIQA4/SH/ 1gAAAJQBAAALAAAAAAAAAAAAAAAAAC8BAABfcmVscy8ucmVsc1BLAQItABQABgAIAAAAIQCZ2PQo nAEAAJQDAAAOAAAAAAAAAAAAAAAAAC4CAABkcnMvZTJvRG9jLnhtbFBLAQItABQABgAIAAAAIQCa syRQ4AAAAAkBAAAPAAAAAAAAAAAAAAAAAPYDAABkcnMvZG93bnJldi54bWxQSwUGAAAAAAQABADz AAAAAwUAAAAA " strokecolor="#156082 [3204]" strokeweight=".5pt">
                 <v:stroke joinstyle="miter"/>
@@ -2312,7 +2978,7 @@
       <w:pPr>
         <w:pStyle w:val="Ttulo3"/>
       </w:pPr>
-      <w:bookmarkStart w:id="5" w:name="_Toc230766114"/>
+      <w:bookmarkStart w:id="5" w:name="_Toc234848107"/>
       <w:r>
         <w:lastRenderedPageBreak/>
         <w:t>Vantagens e Desvantagens do Desenvolvimento Local com LLMs</w:t>
@@ -2377,7 +3043,7 @@
               </wp:anchor>
             </w:drawing>
           </mc:Choice>
-          <mc:Fallback xmlns:ns9="http://schemas.openxmlformats.org/drawingml/2006/picture" xmlns:ns5="http://schemas.openxmlformats.org/drawingml/2006/main" xmlns:ns11="http://schemas.microsoft.com/office/drawing/2010/main">
+          <mc:Fallback xmlns:ns11="http://schemas.microsoft.com/office/drawing/2010/main" xmlns:ns5="http://schemas.openxmlformats.org/drawingml/2006/main" xmlns:ns9="http://schemas.openxmlformats.org/drawingml/2006/picture">
             <w:pict>
               <v:line w14:anchorId="781B6A1A" id="Conexão Reta 3" o:spid="_x0000_s1026" style="position:absolute;z-index:251662336;visibility:visible;mso-wrap-style:square;mso-wrap-distance-left:9pt;mso-wrap-distance-top:0;mso-wrap-distance-right:9pt;mso-wrap-distance-bottom:0;mso-position-horizontal:absolute;mso-position-horizontal-relative:text;mso-position-vertical:absolute;mso-position-vertical-relative:text" from="0,-.05pt" to="484.2pt,-.05pt" o:gfxdata="UEsDBBQABgAIAAAAIQC2gziS/gAAAOEBAAATAAAAW0NvbnRlbnRfVHlwZXNdLnhtbJSRQU7DMBBF 90jcwfIWJU67QAgl6YK0S0CoHGBkTxKLZGx5TGhvj5O2G0SRWNoz/78nu9wcxkFMGNg6quQqL6RA 0s5Y6ir5vt9lD1JwBDIwOMJKHpHlpr69KfdHjyxSmriSfYz+USnWPY7AufNIadK6MEJMx9ApD/oD OlTrorhX2lFEilmcO2RdNtjC5xDF9pCuTyYBB5bi6bQ4syoJ3g9WQ0ymaiLzg5KdCXlKLjvcW893 SUOqXwnz5DrgnHtJTxOsQfEKIT7DmDSUCaxw7Rqn8787ZsmRM9e2VmPeBN4uqYvTtW7jvijg9N/y JsXecLq0q+WD6m8AAAD//wMAUEsDBBQABgAIAAAAIQA4/SH/1gAAAJQBAAALAAAAX3JlbHMvLnJl bHOkkMFqwzAMhu+DvYPRfXGawxijTi+j0GvpHsDYimMaW0Yy2fr2M4PBMnrbUb/Q94l/f/hMi1qR JVI2sOt6UJgd+ZiDgffL8ekFlFSbvV0oo4EbChzGx4f9GRdb25HMsYhqlCwG5lrLq9biZkxWOiqY 22YiTra2kYMu1l1tQD30/bPm3wwYN0x18gb45AdQl1tp5j/sFB2T0FQ7R0nTNEV3j6o9feQzro1i OWA14Fm+Q8a1a8+Bvu/d/dMb2JY5uiPbhG/ktn4cqGU/er3pcvwCAAD//wMAUEsDBBQABgAIAAAA IQCZ2PQonAEAAJQDAAAOAAAAZHJzL2Uyb0RvYy54bWysU01P3DAQvVfqf7B8Z5MAQm202T2A4FK1 qMAPMM54Y8n2WLbZZP99x97dLGorIRAXxx/z3sx7M1muJ2vYFkLU6DreLGrOwEnstdt0/Onx9uwb ZzEJ1wuDDjq+g8jXq69flqNv4RwHND0ERiQutqPv+JCSb6sqygGsiAv04OhRYbAi0TFsqj6Ikdit qc7r+qoaMfQ+oIQY6fZm/8hXhV8pkOmXUhESMx2n2lJZQ1mf81qtlqLdBOEHLQ9liA9UYYV2lHSm uhFJsJeg/6GyWgaMqNJCoq1QKS2haCA1Tf2XmodBeChayJzoZ5vi59HKn9trdx/IhtHHNvr7kFVM Ktj8pfrYVMzazWbBlJiky6vm8vvFJXkqj2/VCehDTHeAluVNx412WYdoxfZHTJSMQo8hdDilLru0 M5CDjfsNiumekjUFXaYCrk1gW0H9FFKCS03uIfGV6AxT2pgZWL8NPMRnKJSJeQ94RpTM6NIMttph +F/2NB1LVvv4owN73dmCZ+x3pSnFGmp9UXgY0zxbr88FfvqZVn8AAAD//wMAUEsDBBQABgAIAAAA IQCasyRQ4AAAAAkBAAAPAAAAZHJzL2Rvd25yZXYueG1sTI9Ba8JAEIXvhf6HZQq96UYpYmM2IpZS KxSpFfS4ZqdJ2uxs2F1N/Pcde2kvA4/He/O+bN7bRpzRh9qRgtEwAYFUOFNTqWD38TyYgghRk9GN I1RwwQDz/PYm06lxHb3jeRtLwSUUUq2girFNpQxFhVaHoWuR2Pt03urI0pfSeN1xuW3kOEkm0uqa +EOlW1xWWHxvT1bBm1+tlov15Ys2B9vtx+v95rV/Uer+rn+a8VnMQETs418Crgy8H3IednQnMkE0 CpgmKhiMQLD5OJk+gDj+apln8j9B/gMAAP//AwBQSwECLQAUAAYACAAAACEAtoM4kv4AAADhAQAA EwAAAAAAAAAAAAAAAAAAAAAAW0NvbnRlbnRfVHlwZXNdLnhtbFBLAQItABQABgAIAAAAIQA4/SH/ 1gAAAJQBAAALAAAAAAAAAAAAAAAAAC8BAABfcmVscy8ucmVsc1BLAQItABQABgAIAAAAIQCZ2PQo nAEAAJQDAAAOAAAAAAAAAAAAAAAAAC4CAABkcnMvZTJvRG9jLnhtbFBLAQItABQABgAIAAAAIQCa syRQ4AAAAAkBAAAPAAAAAAAAAAAAAAAAAPYDAABkcnMvZG93bnJldi54bWxQSwUGAAAAAAQABADz AAAAAwUAAAAA " strokecolor="#156082 [3204]" strokeweight=".5pt">
                 <v:stroke joinstyle="miter"/>
@@ -2819,7 +3485,7 @@
       <w:pPr>
         <w:pStyle w:val="Ttulo3"/>
       </w:pPr>
-      <w:bookmarkStart w:id="6" w:name="_Toc230766115"/>
+      <w:bookmarkStart w:id="6" w:name="_Toc234848108"/>
       <w:r>
         <w:t>Ferramentas do Ecossistema Local</w:t>
       </w:r>
@@ -2883,7 +3549,7 @@
               </wp:anchor>
             </w:drawing>
           </mc:Choice>
-          <mc:Fallback xmlns:ns9="http://schemas.openxmlformats.org/drawingml/2006/picture" xmlns:ns5="http://schemas.openxmlformats.org/drawingml/2006/main" xmlns:ns11="http://schemas.microsoft.com/office/drawing/2010/main">
+          <mc:Fallback xmlns:ns11="http://schemas.microsoft.com/office/drawing/2010/main" xmlns:ns5="http://schemas.openxmlformats.org/drawingml/2006/main" xmlns:ns9="http://schemas.openxmlformats.org/drawingml/2006/picture">
             <w:pict>
               <v:line w14:anchorId="20F34B84" id="Conexão Reta 3" o:spid="_x0000_s1026" style="position:absolute;z-index:251664384;visibility:visible;mso-wrap-style:square;mso-wrap-distance-left:9pt;mso-wrap-distance-top:0;mso-wrap-distance-right:9pt;mso-wrap-distance-bottom:0;mso-position-horizontal:absolute;mso-position-horizontal-relative:text;mso-position-vertical:absolute;mso-position-vertical-relative:text" from="0,-.05pt" to="484.2pt,-.05pt" o:gfxdata="UEsDBBQABgAIAAAAIQC2gziS/gAAAOEBAAATAAAAW0NvbnRlbnRfVHlwZXNdLnhtbJSRQU7DMBBF 90jcwfIWJU67QAgl6YK0S0CoHGBkTxKLZGx5TGhvj5O2G0SRWNoz/78nu9wcxkFMGNg6quQqL6RA 0s5Y6ir5vt9lD1JwBDIwOMJKHpHlpr69KfdHjyxSmriSfYz+USnWPY7AufNIadK6MEJMx9ApD/oD OlTrorhX2lFEilmcO2RdNtjC5xDF9pCuTyYBB5bi6bQ4syoJ3g9WQ0ymaiLzg5KdCXlKLjvcW893 SUOqXwnz5DrgnHtJTxOsQfEKIT7DmDSUCaxw7Rqn8787ZsmRM9e2VmPeBN4uqYvTtW7jvijg9N/y JsXecLq0q+WD6m8AAAD//wMAUEsDBBQABgAIAAAAIQA4/SH/1gAAAJQBAAALAAAAX3JlbHMvLnJl bHOkkMFqwzAMhu+DvYPRfXGawxijTi+j0GvpHsDYimMaW0Yy2fr2M4PBMnrbUb/Q94l/f/hMi1qR JVI2sOt6UJgd+ZiDgffL8ekFlFSbvV0oo4EbChzGx4f9GRdb25HMsYhqlCwG5lrLq9biZkxWOiqY 22YiTra2kYMu1l1tQD30/bPm3wwYN0x18gb45AdQl1tp5j/sFB2T0FQ7R0nTNEV3j6o9feQzro1i OWA14Fm+Q8a1a8+Bvu/d/dMb2JY5uiPbhG/ktn4cqGU/er3pcvwCAAD//wMAUEsDBBQABgAIAAAA IQCZ2PQonAEAAJQDAAAOAAAAZHJzL2Uyb0RvYy54bWysU01P3DAQvVfqf7B8Z5MAQm202T2A4FK1 qMAPMM54Y8n2WLbZZP99x97dLGorIRAXxx/z3sx7M1muJ2vYFkLU6DreLGrOwEnstdt0/Onx9uwb ZzEJ1wuDDjq+g8jXq69flqNv4RwHND0ERiQutqPv+JCSb6sqygGsiAv04OhRYbAi0TFsqj6Ikdit qc7r+qoaMfQ+oIQY6fZm/8hXhV8pkOmXUhESMx2n2lJZQ1mf81qtlqLdBOEHLQ9liA9UYYV2lHSm uhFJsJeg/6GyWgaMqNJCoq1QKS2haCA1Tf2XmodBeChayJzoZ5vi59HKn9trdx/IhtHHNvr7kFVM Ktj8pfrYVMzazWbBlJiky6vm8vvFJXkqj2/VCehDTHeAluVNx412WYdoxfZHTJSMQo8hdDilLru0 M5CDjfsNiumekjUFXaYCrk1gW0H9FFKCS03uIfGV6AxT2pgZWL8NPMRnKJSJeQ94RpTM6NIMttph +F/2NB1LVvv4owN73dmCZ+x3pSnFGmp9UXgY0zxbr88FfvqZVn8AAAD//wMAUEsDBBQABgAIAAAA IQCasyRQ4AAAAAkBAAAPAAAAZHJzL2Rvd25yZXYueG1sTI9Ba8JAEIXvhf6HZQq96UYpYmM2IpZS KxSpFfS4ZqdJ2uxs2F1N/Pcde2kvA4/He/O+bN7bRpzRh9qRgtEwAYFUOFNTqWD38TyYgghRk9GN I1RwwQDz/PYm06lxHb3jeRtLwSUUUq2girFNpQxFhVaHoWuR2Pt03urI0pfSeN1xuW3kOEkm0uqa +EOlW1xWWHxvT1bBm1+tlov15Ys2B9vtx+v95rV/Uer+rn+a8VnMQETs418Crgy8H3IednQnMkE0 CpgmKhiMQLD5OJk+gDj+apln8j9B/gMAAP//AwBQSwECLQAUAAYACAAAACEAtoM4kv4AAADhAQAA EwAAAAAAAAAAAAAAAAAAAAAAW0NvbnRlbnRfVHlwZXNdLnhtbFBLAQItABQABgAIAAAAIQA4/SH/ 1gAAAJQBAAALAAAAAAAAAAAAAAAAAC8BAABfcmVscy8ucmVsc1BLAQItABQABgAIAAAAIQCZ2PQo nAEAAJQDAAAOAAAAAAAAAAAAAAAAAC4CAABkcnMvZTJvRG9jLnhtbFBLAQItABQABgAIAAAAIQCa syRQ4AAAAAkBAAAPAAAAAAAAAAAAAAAAAPYDAABkcnMvZG93bnJldi54bWxQSwUGAAAAAAQABADz AAAAAwUAAAAA " strokecolor="#156082 [3204]" strokeweight=".5pt">
                 <v:stroke joinstyle="miter"/>
@@ -2982,6 +3648,8 @@
       </w:pPr>
       <w:r>
         <w:t xml:space="preserve">O LM Studio é uma aplicação desktop com interface gráfica para descarregar, gerir e conversar com LLMs locais. Permite comparar modelos lado a lado, ver as estatísticas de </w:t>
+      </w:r>
+      <w:r>
         <w:lastRenderedPageBreak/>
         <w:t>performance em tempo real (tokens/segundo, memória utilizada), e ajustar parâmetros como temperature e context length sem escrever código.</w:t>
       </w:r>
@@ -3276,7 +3944,7 @@
       <w:pPr>
         <w:pStyle w:val="Ttulo3"/>
       </w:pPr>
-      <w:bookmarkStart w:id="7" w:name="_Toc230766116"/>
+      <w:bookmarkStart w:id="7" w:name="_Toc234848109"/>
       <w:r>
         <w:lastRenderedPageBreak/>
         <w:t>Escolher o Modelo Certo</w:t>
@@ -3341,7 +4009,7 @@
               </wp:anchor>
             </w:drawing>
           </mc:Choice>
-          <mc:Fallback xmlns:ns9="http://schemas.openxmlformats.org/drawingml/2006/picture" xmlns:ns5="http://schemas.openxmlformats.org/drawingml/2006/main" xmlns:ns11="http://schemas.microsoft.com/office/drawing/2010/main">
+          <mc:Fallback xmlns:ns11="http://schemas.microsoft.com/office/drawing/2010/main" xmlns:ns5="http://schemas.openxmlformats.org/drawingml/2006/main" xmlns:ns9="http://schemas.openxmlformats.org/drawingml/2006/picture">
             <w:pict>
               <v:line w14:anchorId="619BBE13" id="Conexão Reta 3" o:spid="_x0000_s1026" style="position:absolute;z-index:251666432;visibility:visible;mso-wrap-style:square;mso-wrap-distance-left:9pt;mso-wrap-distance-top:0;mso-wrap-distance-right:9pt;mso-wrap-distance-bottom:0;mso-position-horizontal:absolute;mso-position-horizontal-relative:text;mso-position-vertical:absolute;mso-position-vertical-relative:text" from="0,-.05pt" to="484.2pt,-.05pt" o:gfxdata="UEsDBBQABgAIAAAAIQC2gziS/gAAAOEBAAATAAAAW0NvbnRlbnRfVHlwZXNdLnhtbJSRQU7DMBBF 90jcwfIWJU67QAgl6YK0S0CoHGBkTxKLZGx5TGhvj5O2G0SRWNoz/78nu9wcxkFMGNg6quQqL6RA 0s5Y6ir5vt9lD1JwBDIwOMJKHpHlpr69KfdHjyxSmriSfYz+USnWPY7AufNIadK6MEJMx9ApD/oD OlTrorhX2lFEilmcO2RdNtjC5xDF9pCuTyYBB5bi6bQ4syoJ3g9WQ0ymaiLzg5KdCXlKLjvcW893 SUOqXwnz5DrgnHtJTxOsQfEKIT7DmDSUCaxw7Rqn8787ZsmRM9e2VmPeBN4uqYvTtW7jvijg9N/y JsXecLq0q+WD6m8AAAD//wMAUEsDBBQABgAIAAAAIQA4/SH/1gAAAJQBAAALAAAAX3JlbHMvLnJl bHOkkMFqwzAMhu+DvYPRfXGawxijTi+j0GvpHsDYimMaW0Yy2fr2M4PBMnrbUb/Q94l/f/hMi1qR JVI2sOt6UJgd+ZiDgffL8ekFlFSbvV0oo4EbChzGx4f9GRdb25HMsYhqlCwG5lrLq9biZkxWOiqY 22YiTra2kYMu1l1tQD30/bPm3wwYN0x18gb45AdQl1tp5j/sFB2T0FQ7R0nTNEV3j6o9feQzro1i OWA14Fm+Q8a1a8+Bvu/d/dMb2JY5uiPbhG/ktn4cqGU/er3pcvwCAAD//wMAUEsDBBQABgAIAAAA IQCZ2PQonAEAAJQDAAAOAAAAZHJzL2Uyb0RvYy54bWysU01P3DAQvVfqf7B8Z5MAQm202T2A4FK1 qMAPMM54Y8n2WLbZZP99x97dLGorIRAXxx/z3sx7M1muJ2vYFkLU6DreLGrOwEnstdt0/Onx9uwb ZzEJ1wuDDjq+g8jXq69flqNv4RwHND0ERiQutqPv+JCSb6sqygGsiAv04OhRYbAi0TFsqj6Ikdit qc7r+qoaMfQ+oIQY6fZm/8hXhV8pkOmXUhESMx2n2lJZQ1mf81qtlqLdBOEHLQ9liA9UYYV2lHSm uhFJsJeg/6GyWgaMqNJCoq1QKS2haCA1Tf2XmodBeChayJzoZ5vi59HKn9trdx/IhtHHNvr7kFVM Ktj8pfrYVMzazWbBlJiky6vm8vvFJXkqj2/VCehDTHeAluVNx412WYdoxfZHTJSMQo8hdDilLru0 M5CDjfsNiumekjUFXaYCrk1gW0H9FFKCS03uIfGV6AxT2pgZWL8NPMRnKJSJeQ94RpTM6NIMttph +F/2NB1LVvv4owN73dmCZ+x3pSnFGmp9UXgY0zxbr88FfvqZVn8AAAD//wMAUEsDBBQABgAIAAAA IQCasyRQ4AAAAAkBAAAPAAAAZHJzL2Rvd25yZXYueG1sTI9Ba8JAEIXvhf6HZQq96UYpYmM2IpZS KxSpFfS4ZqdJ2uxs2F1N/Pcde2kvA4/He/O+bN7bRpzRh9qRgtEwAYFUOFNTqWD38TyYgghRk9GN I1RwwQDz/PYm06lxHb3jeRtLwSUUUq2girFNpQxFhVaHoWuR2Pt03urI0pfSeN1xuW3kOEkm0uqa +EOlW1xWWHxvT1bBm1+tlov15Ys2B9vtx+v95rV/Uer+rn+a8VnMQETs418Crgy8H3IednQnMkE0 CpgmKhiMQLD5OJk+gDj+apln8j9B/gMAAP//AwBQSwECLQAUAAYACAAAACEAtoM4kv4AAADhAQAA EwAAAAAAAAAAAAAAAAAAAAAAW0NvbnRlbnRfVHlwZXNdLnhtbFBLAQItABQABgAIAAAAIQA4/SH/ 1gAAAJQBAAALAAAAAAAAAAAAAAAAAC8BAABfcmVscy8ucmVsc1BLAQItABQABgAIAAAAIQCZ2PQo nAEAAJQDAAAOAAAAAAAAAAAAAAAAAC4CAABkcnMvZTJvRG9jLnhtbFBLAQItABQABgAIAAAAIQCa syRQ4AAAAAkBAAAPAAAAAAAAAAAAAAAAAPYDAABkcnMvZG93bnJldi54bWxQSwUGAAAAAAQABADz AAAAAwUAAAAA " strokecolor="#156082 [3204]" strokeweight=".5pt">
                 <v:stroke joinstyle="miter"/>
@@ -3444,7 +4112,7 @@
       <w:pPr>
         <w:pStyle w:val="Ttulo3"/>
       </w:pPr>
-      <w:bookmarkStart w:id="8" w:name="_Toc230766117"/>
+      <w:bookmarkStart w:id="8" w:name="_Toc234848110"/>
       <w:r>
         <w:t>Segurança em Modelos Open-Source</w:t>
       </w:r>
@@ -3508,7 +4176,7 @@
               </wp:anchor>
             </w:drawing>
           </mc:Choice>
-          <mc:Fallback xmlns:ns9="http://schemas.openxmlformats.org/drawingml/2006/picture" xmlns:ns5="http://schemas.openxmlformats.org/drawingml/2006/main" xmlns:ns11="http://schemas.microsoft.com/office/drawing/2010/main">
+          <mc:Fallback xmlns:ns11="http://schemas.microsoft.com/office/drawing/2010/main" xmlns:ns5="http://schemas.openxmlformats.org/drawingml/2006/main" xmlns:ns9="http://schemas.openxmlformats.org/drawingml/2006/picture">
             <w:pict>
               <v:line w14:anchorId="44DE2E80" id="Conexão Reta 3" o:spid="_x0000_s1026" style="position:absolute;z-index:251668480;visibility:visible;mso-wrap-style:square;mso-wrap-distance-left:9pt;mso-wrap-distance-top:0;mso-wrap-distance-right:9pt;mso-wrap-distance-bottom:0;mso-position-horizontal:absolute;mso-position-horizontal-relative:text;mso-position-vertical:absolute;mso-position-vertical-relative:text" from="0,0" to="484.2pt,0" o:gfxdata="UEsDBBQABgAIAAAAIQC2gziS/gAAAOEBAAATAAAAW0NvbnRlbnRfVHlwZXNdLnhtbJSRQU7DMBBF 90jcwfIWJU67QAgl6YK0S0CoHGBkTxKLZGx5TGhvj5O2G0SRWNoz/78nu9wcxkFMGNg6quQqL6RA 0s5Y6ir5vt9lD1JwBDIwOMJKHpHlpr69KfdHjyxSmriSfYz+USnWPY7AufNIadK6MEJMx9ApD/oD OlTrorhX2lFEilmcO2RdNtjC5xDF9pCuTyYBB5bi6bQ4syoJ3g9WQ0ymaiLzg5KdCXlKLjvcW893 SUOqXwnz5DrgnHtJTxOsQfEKIT7DmDSUCaxw7Rqn8787ZsmRM9e2VmPeBN4uqYvTtW7jvijg9N/y JsXecLq0q+WD6m8AAAD//wMAUEsDBBQABgAIAAAAIQA4/SH/1gAAAJQBAAALAAAAX3JlbHMvLnJl bHOkkMFqwzAMhu+DvYPRfXGawxijTi+j0GvpHsDYimMaW0Yy2fr2M4PBMnrbUb/Q94l/f/hMi1qR JVI2sOt6UJgd+ZiDgffL8ekFlFSbvV0oo4EbChzGx4f9GRdb25HMsYhqlCwG5lrLq9biZkxWOiqY 22YiTra2kYMu1l1tQD30/bPm3wwYN0x18gb45AdQl1tp5j/sFB2T0FQ7R0nTNEV3j6o9feQzro1i OWA14Fm+Q8a1a8+Bvu/d/dMb2JY5uiPbhG/ktn4cqGU/er3pcvwCAAD//wMAUEsDBBQABgAIAAAA IQCZ2PQonAEAAJQDAAAOAAAAZHJzL2Uyb0RvYy54bWysU01P3DAQvVfqf7B8Z5MAQm202T2A4FK1 qMAPMM54Y8n2WLbZZP99x97dLGorIRAXxx/z3sx7M1muJ2vYFkLU6DreLGrOwEnstdt0/Onx9uwb ZzEJ1wuDDjq+g8jXq69flqNv4RwHND0ERiQutqPv+JCSb6sqygGsiAv04OhRYbAi0TFsqj6Ikdit qc7r+qoaMfQ+oIQY6fZm/8hXhV8pkOmXUhESMx2n2lJZQ1mf81qtlqLdBOEHLQ9liA9UYYV2lHSm uhFJsJeg/6GyWgaMqNJCoq1QKS2haCA1Tf2XmodBeChayJzoZ5vi59HKn9trdx/IhtHHNvr7kFVM Ktj8pfrYVMzazWbBlJiky6vm8vvFJXkqj2/VCehDTHeAluVNx412WYdoxfZHTJSMQo8hdDilLru0 M5CDjfsNiumekjUFXaYCrk1gW0H9FFKCS03uIfGV6AxT2pgZWL8NPMRnKJSJeQ94RpTM6NIMttph +F/2NB1LVvv4owN73dmCZ+x3pSnFGmp9UXgY0zxbr88FfvqZVn8AAAD//wMAUEsDBBQABgAIAAAA IQBdcTjb3gAAAAcBAAAPAAAAZHJzL2Rvd25yZXYueG1sTI9Ba8JAEIXvBf/DMkJvdVMpYmM2IpZS KxSpLdjjmp0m0exs2F1N/Pcde2kvDx6PefO9bN7bRpzRh9qRgvtRAgKpcKamUsHnx/PdFESImoxu HKGCCwaY54ObTKfGdfSO520sBZdQSLWCKsY2lTIUFVodRq5F4uzbeasjW19K43XH5baR4ySZSKtr 4g+VbnFZYXHcnqyCN79aLRfry4E2X7bbjde7zWv/otTtsH+asSxmICL28e8CrhuYH3IG27sTmSAa Bbwm/ipnj5PpA4j91co8k//58x8AAAD//wMAUEsBAi0AFAAGAAgAAAAhALaDOJL+AAAA4QEAABMA AAAAAAAAAAAAAAAAAAAAAFtDb250ZW50X1R5cGVzXS54bWxQSwECLQAUAAYACAAAACEAOP0h/9YA AACUAQAACwAAAAAAAAAAAAAAAAAvAQAAX3JlbHMvLnJlbHNQSwECLQAUAAYACAAAACEAmdj0KJwB AACUAwAADgAAAAAAAAAAAAAAAAAuAgAAZHJzL2Uyb0RvYy54bWxQSwECLQAUAAYACAAAACEAXXE4 294AAAAHAQAADwAAAAAAAAAAAAAAAAD2AwAAZHJzL2Rvd25yZXYueG1sUEsFBgAAAAAEAAQA8wAA AAEFAAAAAA== " strokecolor="#156082 [3204]" strokeweight=".5pt">
                 <v:stroke joinstyle="miter"/>
@@ -3519,6 +4187,8 @@
       </w:r>
       <w:r>
         <w:t xml:space="preserve">A sessão fez uma chamada de atenção importante, frequentemente ignorada: modelos open-source podem conter vulnerabilidades ou código malicioso. </w:t>
+      </w:r>
+      <w:r>
         <w:br/>
         <w:t xml:space="preserve">Ao contrário dos modelos closed-source onde o fornecedor é responsável pela segurança, em modelos open-source o código é público e pode ter sido manipulado. </w:t>
       </w:r>
@@ -3654,7 +4324,7 @@
       <w:pPr>
         <w:pStyle w:val="Ttulo3"/>
       </w:pPr>
-      <w:bookmarkStart w:id="9" w:name="_Toc230766118"/>
+      <w:bookmarkStart w:id="9" w:name="_Toc234848111"/>
       <w:r>
         <w:t>Pontos-Chave</w:t>
       </w:r>
@@ -3725,7 +4395,7 @@
               </wp:anchor>
             </w:drawing>
           </mc:Choice>
-          <mc:Fallback xmlns:ns9="http://schemas.openxmlformats.org/drawingml/2006/picture" xmlns:ns5="http://schemas.openxmlformats.org/drawingml/2006/main" xmlns:ns11="http://schemas.microsoft.com/office/drawing/2010/main">
+          <mc:Fallback xmlns:ns11="http://schemas.microsoft.com/office/drawing/2010/main" xmlns:ns5="http://schemas.openxmlformats.org/drawingml/2006/main" xmlns:ns9="http://schemas.openxmlformats.org/drawingml/2006/picture">
             <w:pict>
               <v:line w14:anchorId="7BCFBA01" id="Conexão Reta 3" o:spid="_x0000_s1026" style="position:absolute;z-index:251670528;visibility:visible;mso-wrap-style:square;mso-wrap-distance-left:9pt;mso-wrap-distance-top:0;mso-wrap-distance-right:9pt;mso-wrap-distance-bottom:0;mso-position-horizontal:absolute;mso-position-horizontal-relative:text;mso-position-vertical:absolute;mso-position-vertical-relative:text" from="0,-.05pt" to="484.2pt,-.05pt" o:gfxdata="UEsDBBQABgAIAAAAIQC2gziS/gAAAOEBAAATAAAAW0NvbnRlbnRfVHlwZXNdLnhtbJSRQU7DMBBF 90jcwfIWJU67QAgl6YK0S0CoHGBkTxKLZGx5TGhvj5O2G0SRWNoz/78nu9wcxkFMGNg6quQqL6RA 0s5Y6ir5vt9lD1JwBDIwOMJKHpHlpr69KfdHjyxSmriSfYz+USnWPY7AufNIadK6MEJMx9ApD/oD OlTrorhX2lFEilmcO2RdNtjC5xDF9pCuTyYBB5bi6bQ4syoJ3g9WQ0ymaiLzg5KdCXlKLjvcW893 SUOqXwnz5DrgnHtJTxOsQfEKIT7DmDSUCaxw7Rqn8787ZsmRM9e2VmPeBN4uqYvTtW7jvijg9N/y JsXecLq0q+WD6m8AAAD//wMAUEsDBBQABgAIAAAAIQA4/SH/1gAAAJQBAAALAAAAX3JlbHMvLnJl bHOkkMFqwzAMhu+DvYPRfXGawxijTi+j0GvpHsDYimMaW0Yy2fr2M4PBMnrbUb/Q94l/f/hMi1qR JVI2sOt6UJgd+ZiDgffL8ekFlFSbvV0oo4EbChzGx4f9GRdb25HMsYhqlCwG5lrLq9biZkxWOiqY 22YiTra2kYMu1l1tQD30/bPm3wwYN0x18gb45AdQl1tp5j/sFB2T0FQ7R0nTNEV3j6o9feQzro1i OWA14Fm+Q8a1a8+Bvu/d/dMb2JY5uiPbhG/ktn4cqGU/er3pcvwCAAD//wMAUEsDBBQABgAIAAAA IQCZ2PQonAEAAJQDAAAOAAAAZHJzL2Uyb0RvYy54bWysU01P3DAQvVfqf7B8Z5MAQm202T2A4FK1 qMAPMM54Y8n2WLbZZP99x97dLGorIRAXxx/z3sx7M1muJ2vYFkLU6DreLGrOwEnstdt0/Onx9uwb ZzEJ1wuDDjq+g8jXq69flqNv4RwHND0ERiQutqPv+JCSb6sqygGsiAv04OhRYbAi0TFsqj6Ikdit qc7r+qoaMfQ+oIQY6fZm/8hXhV8pkOmXUhESMx2n2lJZQ1mf81qtlqLdBOEHLQ9liA9UYYV2lHSm uhFJsJeg/6GyWgaMqNJCoq1QKS2haCA1Tf2XmodBeChayJzoZ5vi59HKn9trdx/IhtHHNvr7kFVM Ktj8pfrYVMzazWbBlJiky6vm8vvFJXkqj2/VCehDTHeAluVNx412WYdoxfZHTJSMQo8hdDilLru0 M5CDjfsNiumekjUFXaYCrk1gW0H9FFKCS03uIfGV6AxT2pgZWL8NPMRnKJSJeQ94RpTM6NIMttph +F/2NB1LVvv4owN73dmCZ+x3pSnFGmp9UXgY0zxbr88FfvqZVn8AAAD//wMAUEsDBBQABgAIAAAA IQCasyRQ4AAAAAkBAAAPAAAAZHJzL2Rvd25yZXYueG1sTI9Ba8JAEIXvhf6HZQq96UYpYmM2IpZS KxSpFfS4ZqdJ2uxs2F1N/Pcde2kvA4/He/O+bN7bRpzRh9qRgtEwAYFUOFNTqWD38TyYgghRk9GN I1RwwQDz/PYm06lxHb3jeRtLwSUUUq2girFNpQxFhVaHoWuR2Pt03urI0pfSeN1xuW3kOEkm0uqa +EOlW1xWWHxvT1bBm1+tlov15Ys2B9vtx+v95rV/Uer+rn+a8VnMQETs418Crgy8H3IednQnMkE0 CpgmKhiMQLD5OJk+gDj+apln8j9B/gMAAP//AwBQSwECLQAUAAYACAAAACEAtoM4kv4AAADhAQAA EwAAAAAAAAAAAAAAAAAAAAAAW0NvbnRlbnRfVHlwZXNdLnhtbFBLAQItABQABgAIAAAAIQA4/SH/ 1gAAAJQBAAALAAAAAAAAAAAAAAAAAC8BAABfcmVscy8ucmVsc1BLAQItABQABgAIAAAAIQCZ2PQo nAEAAJQDAAAOAAAAAAAAAAAAAAAAAC4CAABkcnMvZTJvRG9jLnhtbFBLAQItABQABgAIAAAAIQCa syRQ4AAAAAkBAAAPAAAAAAAAAAAAAAAAAPYDAABkcnMvZG93bnJldi54bWxQSwUGAAAAAAQABADz AAAAAwUAAAAA " strokecolor="#156082 [3204]" strokeweight=".5pt">
                 <v:stroke joinstyle="miter"/>
@@ -3907,7 +4577,7 @@
       <w:pPr>
         <w:pStyle w:val="Ttulo3"/>
       </w:pPr>
-      <w:bookmarkStart w:id="10" w:name="_Toc230766119"/>
+      <w:bookmarkStart w:id="10" w:name="_Toc234848112"/>
       <w:r>
         <w:lastRenderedPageBreak/>
         <w:t>Ligações e Recursos</w:t>
@@ -3980,7 +4650,7 @@
               </wp:anchor>
             </w:drawing>
           </mc:Choice>
-          <mc:Fallback xmlns:ns9="http://schemas.openxmlformats.org/drawingml/2006/picture" xmlns:ns5="http://schemas.openxmlformats.org/drawingml/2006/main" xmlns:ns11="http://schemas.microsoft.com/office/drawing/2010/main">
+          <mc:Fallback xmlns:ns11="http://schemas.microsoft.com/office/drawing/2010/main" xmlns:ns5="http://schemas.openxmlformats.org/drawingml/2006/main" xmlns:ns9="http://schemas.openxmlformats.org/drawingml/2006/picture">
             <w:pict>
               <v:line w14:anchorId="546AD9F8" id="Conexão Reta 3" o:spid="_x0000_s1026" style="position:absolute;z-index:251672576;visibility:visible;mso-wrap-style:square;mso-wrap-distance-left:9pt;mso-wrap-distance-top:0;mso-wrap-distance-right:9pt;mso-wrap-distance-bottom:0;mso-position-horizontal:absolute;mso-position-horizontal-relative:text;mso-position-vertical:absolute;mso-position-vertical-relative:text" from="0,-.05pt" to="484.2pt,-.05pt" o:gfxdata="UEsDBBQABgAIAAAAIQC2gziS/gAAAOEBAAATAAAAW0NvbnRlbnRfVHlwZXNdLnhtbJSRQU7DMBBF 90jcwfIWJU67QAgl6YK0S0CoHGBkTxKLZGx5TGhvj5O2G0SRWNoz/78nu9wcxkFMGNg6quQqL6RA 0s5Y6ir5vt9lD1JwBDIwOMJKHpHlpr69KfdHjyxSmriSfYz+USnWPY7AufNIadK6MEJMx9ApD/oD OlTrorhX2lFEilmcO2RdNtjC5xDF9pCuTyYBB5bi6bQ4syoJ3g9WQ0ymaiLzg5KdCXlKLjvcW893 SUOqXwnz5DrgnHtJTxOsQfEKIT7DmDSUCaxw7Rqn8787ZsmRM9e2VmPeBN4uqYvTtW7jvijg9N/y JsXecLq0q+WD6m8AAAD//wMAUEsDBBQABgAIAAAAIQA4/SH/1gAAAJQBAAALAAAAX3JlbHMvLnJl bHOkkMFqwzAMhu+DvYPRfXGawxijTi+j0GvpHsDYimMaW0Yy2fr2M4PBMnrbUb/Q94l/f/hMi1qR JVI2sOt6UJgd+ZiDgffL8ekFlFSbvV0oo4EbChzGx4f9GRdb25HMsYhqlCwG5lrLq9biZkxWOiqY 22YiTra2kYMu1l1tQD30/bPm3wwYN0x18gb45AdQl1tp5j/sFB2T0FQ7R0nTNEV3j6o9feQzro1i OWA14Fm+Q8a1a8+Bvu/d/dMb2JY5uiPbhG/ktn4cqGU/er3pcvwCAAD//wMAUEsDBBQABgAIAAAA IQCZ2PQonAEAAJQDAAAOAAAAZHJzL2Uyb0RvYy54bWysU01P3DAQvVfqf7B8Z5MAQm202T2A4FK1 qMAPMM54Y8n2WLbZZP99x97dLGorIRAXxx/z3sx7M1muJ2vYFkLU6DreLGrOwEnstdt0/Onx9uwb ZzEJ1wuDDjq+g8jXq69flqNv4RwHND0ERiQutqPv+JCSb6sqygGsiAv04OhRYbAi0TFsqj6Ikdit qc7r+qoaMfQ+oIQY6fZm/8hXhV8pkOmXUhESMx2n2lJZQ1mf81qtlqLdBOEHLQ9liA9UYYV2lHSm uhFJsJeg/6GyWgaMqNJCoq1QKS2haCA1Tf2XmodBeChayJzoZ5vi59HKn9trdx/IhtHHNvr7kFVM Ktj8pfrYVMzazWbBlJiky6vm8vvFJXkqj2/VCehDTHeAluVNx412WYdoxfZHTJSMQo8hdDilLru0 M5CDjfsNiumekjUFXaYCrk1gW0H9FFKCS03uIfGV6AxT2pgZWL8NPMRnKJSJeQ94RpTM6NIMttph +F/2NB1LVvv4owN73dmCZ+x3pSnFGmp9UXgY0zxbr88FfvqZVn8AAAD//wMAUEsDBBQABgAIAAAA IQCasyRQ4AAAAAkBAAAPAAAAZHJzL2Rvd25yZXYueG1sTI9Ba8JAEIXvhf6HZQq96UYpYmM2IpZS KxSpFfS4ZqdJ2uxs2F1N/Pcde2kvA4/He/O+bN7bRpzRh9qRgtEwAYFUOFNTqWD38TyYgghRk9GN I1RwwQDz/PYm06lxHb3jeRtLwSUUUq2girFNpQxFhVaHoWuR2Pt03urI0pfSeN1xuW3kOEkm0uqa +EOlW1xWWHxvT1bBm1+tlov15Ys2B9vtx+v95rV/Uer+rn+a8VnMQETs418Crgy8H3IednQnMkE0 CpgmKhiMQLD5OJk+gDj+apln8j9B/gMAAP//AwBQSwECLQAUAAYACAAAACEAtoM4kv4AAADhAQAA EwAAAAAAAAAAAAAAAAAAAAAAW0NvbnRlbnRfVHlwZXNdLnhtbFBLAQItABQABgAIAAAAIQA4/SH/ 1gAAAJQBAAALAAAAAAAAAAAAAAAAAC8BAABfcmVscy8ucmVsc1BLAQItABQABgAIAAAAIQCZ2PQo nAEAAJQDAAAOAAAAAAAAAAAAAAAAAC4CAABkcnMvZTJvRG9jLnhtbFBLAQItABQABgAIAAAAIQCa syRQ4AAAAAkBAAAPAAAAAAAAAAAAAAAAAPYDAABkcnMvZG93bnJldi54bWxQSwUGAAAAAAQABADz AAAAAwUAAAAA " strokecolor="#156082 [3204]" strokeweight=".5pt">
                 <v:stroke joinstyle="miter"/>
@@ -4097,13 +4767,23 @@
         <w:t xml:space="preserve">→  </w:t>
       </w:r>
       <w:hyperlink r:id="rId13" w:history="1">
+        <w:proofErr w:type="spellStart"/>
         <w:r>
           <w:rPr>
             <w:rStyle w:val="Hiperligao"/>
             <w:color w:val="2E75B6"/>
             <w:lang w:val="en-US"/>
           </w:rPr>
-          <w:t>Podman Desktop AI Lab</w:t>
+          <w:t>Podman</w:t>
+        </w:r>
+        <w:proofErr w:type="spellEnd"/>
+        <w:r>
+          <w:rPr>
+            <w:rStyle w:val="Hiperligao"/>
+            <w:color w:val="2E75B6"/>
+            <w:lang w:val="en-US"/>
+          </w:rPr>
+          <w:t xml:space="preserve"> Desktop AI Lab</w:t>
         </w:r>
       </w:hyperlink>
     </w:p>
@@ -4124,6 +4804,7 @@
         <w:t xml:space="preserve">→  </w:t>
       </w:r>
       <w:hyperlink r:id="rId14" w:history="1">
+        <w:proofErr w:type="spellStart"/>
         <w:r>
           <w:rPr>
             <w:rStyle w:val="Hiperligao"/>
@@ -4132,6 +4813,7 @@
           </w:rPr>
           <w:t>Ramalama</w:t>
         </w:r>
+        <w:proofErr w:type="spellEnd"/>
       </w:hyperlink>
     </w:p>
     <w:p>
@@ -4150,16 +4832,29 @@
         </w:rPr>
         <w:t xml:space="preserve">→  </w:t>
       </w:r>
-      <w:hyperlink r:id="rId15" w:history="1">
-        <w:r>
-          <w:rPr>
-            <w:rStyle w:val="Hiperligao"/>
-            <w:color w:val="2E75B6"/>
-            <w:lang w:val="en-US"/>
-          </w:rPr>
-          <w:t>IBM Granite 4.0 Language Models</w:t>
-        </w:r>
-      </w:hyperlink>
+      <w:r>
+        <w:fldChar w:fldCharType="begin"/>
+      </w:r>
+      <w:r>
+        <w:rPr>
+          <w:lang w:val="en-US"/>
+        </w:rPr>
+        <w:instrText>HYPERLINK "https://github.com/ibm-granite/granite-4.0-language-models"</w:instrText>
+      </w:r>
+      <w:r>
+        <w:fldChar w:fldCharType="separate"/>
+      </w:r>
+      <w:r>
+        <w:rPr>
+          <w:rStyle w:val="Hiperligao"/>
+          <w:color w:val="2E75B6"/>
+          <w:lang w:val="en-US"/>
+        </w:rPr>
+        <w:t>IBM Granite 4.0 Language Models</w:t>
+      </w:r>
+      <w:r>
+        <w:fldChar w:fldCharType="end"/>
+      </w:r>
     </w:p>
     <w:p>
       <w:pPr>
@@ -4177,16 +4872,29 @@
         </w:rPr>
         <w:t xml:space="preserve">→  </w:t>
       </w:r>
-      <w:hyperlink r:id="rId16" w:history="1">
-        <w:r>
-          <w:rPr>
-            <w:rStyle w:val="Hiperligao"/>
-            <w:color w:val="2E75B6"/>
-            <w:lang w:val="en-US"/>
-          </w:rPr>
-          <w:t>Dark Reading: Open Source AI Models Security Risks</w:t>
-        </w:r>
-      </w:hyperlink>
+      <w:r>
+        <w:fldChar w:fldCharType="begin"/>
+      </w:r>
+      <w:r>
+        <w:rPr>
+          <w:lang w:val="en-US"/>
+        </w:rPr>
+        <w:instrText>HYPERLINK "https://www.darkreading.com/cyber-risk/open-source-ai-models-pose-risks-of-malicious-code-vulnerabilities"</w:instrText>
+      </w:r>
+      <w:r>
+        <w:fldChar w:fldCharType="separate"/>
+      </w:r>
+      <w:r>
+        <w:rPr>
+          <w:rStyle w:val="Hiperligao"/>
+          <w:color w:val="2E75B6"/>
+          <w:lang w:val="en-US"/>
+        </w:rPr>
+        <w:t>Dark Reading: Open Source AI Models Security Risks</w:t>
+      </w:r>
+      <w:r>
+        <w:fldChar w:fldCharType="end"/>
+      </w:r>
     </w:p>
     <w:p>
       <w:pPr>
@@ -4204,16 +4912,29 @@
         </w:rPr>
         <w:t xml:space="preserve">→  </w:t>
       </w:r>
-      <w:hyperlink r:id="rId17" w:history="1">
-        <w:r>
-          <w:rPr>
-            <w:rStyle w:val="Hiperligao"/>
-            <w:color w:val="2E75B6"/>
-            <w:lang w:val="en-US"/>
-          </w:rPr>
-          <w:t>Slides (Speaker Deck)</w:t>
-        </w:r>
-      </w:hyperlink>
+      <w:r>
+        <w:fldChar w:fldCharType="begin"/>
+      </w:r>
+      <w:r>
+        <w:rPr>
+          <w:lang w:val="en-US"/>
+        </w:rPr>
+        <w:instrText>HYPERLINK "https://speakerdeck.com/kdubois/jcon-local-development-in-the-ai-era"</w:instrText>
+      </w:r>
+      <w:r>
+        <w:fldChar w:fldCharType="separate"/>
+      </w:r>
+      <w:r>
+        <w:rPr>
+          <w:rStyle w:val="Hiperligao"/>
+          <w:color w:val="2E75B6"/>
+          <w:lang w:val="en-US"/>
+        </w:rPr>
+        <w:t>Slides (Speaker Deck)</w:t>
+      </w:r>
+      <w:r>
+        <w:fldChar w:fldCharType="end"/>
+      </w:r>
     </w:p>
     <w:p>
       <w:pPr>
@@ -4231,15 +4952,28 @@
         </w:rPr>
         <w:t xml:space="preserve">→  </w:t>
       </w:r>
-      <w:hyperlink r:id="rId18" w:history="1">
-        <w:r>
-          <w:rPr>
-            <w:rStyle w:val="Hiperligao"/>
-            <w:lang w:val="en-US"/>
-          </w:rPr>
-          <w:t>Can I Run AI locally</w:t>
-        </w:r>
-      </w:hyperlink>
+      <w:r>
+        <w:fldChar w:fldCharType="begin"/>
+      </w:r>
+      <w:r>
+        <w:rPr>
+          <w:lang w:val="en-US"/>
+        </w:rPr>
+        <w:instrText>HYPERLINK "https://www.canirun.ai/"</w:instrText>
+      </w:r>
+      <w:r>
+        <w:fldChar w:fldCharType="separate"/>
+      </w:r>
+      <w:r>
+        <w:rPr>
+          <w:rStyle w:val="Hiperligao"/>
+          <w:lang w:val="en-US"/>
+        </w:rPr>
+        <w:t>Can I Run AI locally</w:t>
+      </w:r>
+      <w:r>
+        <w:fldChar w:fldCharType="end"/>
+      </w:r>
     </w:p>
     <w:p>
       <w:pPr>
@@ -4253,7 +4987,7 @@
         </w:rPr>
         <w:t xml:space="preserve">→  </w:t>
       </w:r>
-      <w:hyperlink r:id="rId19" w:history="1">
+      <w:hyperlink r:id="rId15" w:history="1">
         <w:r>
           <w:rPr>
             <w:rStyle w:val="Hiperligao"/>
@@ -4278,15 +5012,37 @@
         </w:rPr>
         <w:t xml:space="preserve">→  </w:t>
       </w:r>
-      <w:hyperlink r:id="rId20" w:history="1">
-        <w:r>
-          <w:rPr>
-            <w:rStyle w:val="Hiperligao"/>
-            <w:lang w:val="en-US"/>
-          </w:rPr>
-          <w:t>llmfit — Stop Guessing Which AI Models Will Run on Your Machine</w:t>
-        </w:r>
-      </w:hyperlink>
+      <w:r>
+        <w:fldChar w:fldCharType="begin"/>
+      </w:r>
+      <w:r>
+        <w:rPr>
+          <w:lang w:val="en-US"/>
+        </w:rPr>
+        <w:instrText>HYPERLINK "https://sudipta-deb.in/2026/03/llmfit-stop-guessing-which-ai-models-will-run-on-your-machine.html"</w:instrText>
+      </w:r>
+      <w:r>
+        <w:fldChar w:fldCharType="separate"/>
+      </w:r>
+      <w:proofErr w:type="spellStart"/>
+      <w:r>
+        <w:rPr>
+          <w:rStyle w:val="Hiperligao"/>
+          <w:lang w:val="en-US"/>
+        </w:rPr>
+        <w:t>llmfit</w:t>
+      </w:r>
+      <w:proofErr w:type="spellEnd"/>
+      <w:r>
+        <w:rPr>
+          <w:rStyle w:val="Hiperligao"/>
+          <w:lang w:val="en-US"/>
+        </w:rPr>
+        <w:t xml:space="preserve"> — Stop Guessing Which AI Models Will Run on Your Machine</w:t>
+      </w:r>
+      <w:r>
+        <w:fldChar w:fldCharType="end"/>
+      </w:r>
     </w:p>
     <w:p>
       <w:pPr>
@@ -4311,7 +5067,7 @@
           <w:lang w:val="en-US"/>
         </w:rPr>
       </w:pPr>
-      <w:bookmarkStart w:id="11" w:name="_Toc230766120"/>
+      <w:bookmarkStart w:id="11" w:name="_Toc234848113"/>
       <w:r>
         <w:rPr>
           <w:lang w:val="en-US"/>
@@ -4350,7 +5106,7 @@
         <w:spacing w:before="60" w:after="60"/>
       </w:pPr>
       <w:r>
-        <w:t xml:space="preserve">Hibernate ORM + Quarkus + LangChain4j para acesso a dados em linguagem natural</w:t>
+        <w:t>Hibernate ORM + Quarkus + LangChain4j para acesso a dados em linguagem natural</w:t>
       </w:r>
     </w:p>
     <w:p>
@@ -4363,7 +5119,7 @@
         <w:spacing w:before="60" w:after="60"/>
       </w:pPr>
       <w:r>
-        <w:t xml:space="preserve">Aproveitar o conhecimento do modelo de domínio do Hibernate para contextualizar o LLM</w:t>
+        <w:t>Aproveitar o conhecimento do modelo de domínio do Hibernate para contextualizar o LLM</w:t>
       </w:r>
     </w:p>
     <w:p>
@@ -4376,7 +5132,7 @@
         <w:spacing w:before="60" w:after="60"/>
       </w:pPr>
       <w:r>
-        <w:t xml:space="preserve">Permitir a utilizadores e agentes consultar dados em linguagem natural</w:t>
+        <w:t>Permitir a utilizadores e agentes consultar dados em linguagem natural</w:t>
       </w:r>
     </w:p>
     <w:p>
@@ -4389,7 +5145,7 @@
         <w:spacing w:before="60" w:after="60"/>
       </w:pPr>
       <w:r>
-        <w:t xml:space="preserve">Demo ao vivo — interagir com um modelo Hibernate existente em linguagem natural</w:t>
+        <w:t>Demo ao vivo — interagir com um modelo Hibernate existente em linguagem natural</w:t>
       </w:r>
     </w:p>
     <w:p>
@@ -4402,7 +5158,7 @@
         <w:spacing w:before="60" w:after="60"/>
       </w:pPr>
       <w:r>
-        <w:t xml:space="preserve">RAG pattern simples e eficaz com Hibernate — a biblioteca oficial hibernate-assistant</w:t>
+        <w:t>RAG pattern simples e eficaz com Hibernate — a biblioteca oficial hibernate-assistant</w:t>
       </w:r>
     </w:p>
     <w:p>
@@ -4425,14 +5181,14 @@
           <w:sz w:val="20"/>
           <w:szCs w:val="20"/>
         </w:rPr>
-        <w:t xml:space="preserve">Nota: a sessão original de Marco Belladelli usou Quarkus + CDI. As duas primeiras demos (v1) adaptaram a ideia para Spring Boot reimplementando a validação à mão. Os projetos V2 — hibernate-assistant-demo (LangChain4j) e spring-ai-assistant-demo (Spring AI) — usam já a biblioteca oficial org.hibernate.orm:hibernate-assistant; só a “cola” com o LLM difere entre eles.</w:t>
+        <w:t>Nota: a sessão original de Marco Belladelli usou Quarkus + CDI. As duas primeiras demos (v1) adaptaram a ideia para Spring Boot reimplementando a validação à mão. Os projetos V2 — hibernate-assistant-demo (LangChain4j) e spring-ai-assistant-demo (Spring AI) — usam já a biblioteca oficial org.hibernate.orm:hibernate-assistant; só a “cola” com o LLM difere entre eles.</w:t>
       </w:r>
     </w:p>
     <w:p>
       <w:pPr>
         <w:pStyle w:val="Ttulo3"/>
       </w:pPr>
-      <w:bookmarkStart w:id="12" w:name="_Toc230766121"/>
+      <w:bookmarkStart w:id="12" w:name="_Toc234848114"/>
       <w:r>
         <w:t>O Problema</w:t>
       </w:r>
@@ -4496,7 +5252,7 @@
               </wp:anchor>
             </w:drawing>
           </mc:Choice>
-          <mc:Fallback xmlns:ns9="http://schemas.openxmlformats.org/drawingml/2006/picture" xmlns:ns5="http://schemas.openxmlformats.org/drawingml/2006/main" xmlns:ns11="http://schemas.microsoft.com/office/drawing/2010/main">
+          <mc:Fallback xmlns:ns11="http://schemas.microsoft.com/office/drawing/2010/main" xmlns:ns5="http://schemas.openxmlformats.org/drawingml/2006/main" xmlns:ns9="http://schemas.openxmlformats.org/drawingml/2006/picture">
             <w:pict>
               <v:line w14:anchorId="353A3786" id="Conexão Reta 3" o:spid="_x0000_s1026" style="position:absolute;z-index:251674624;visibility:visible;mso-wrap-style:square;mso-wrap-distance-left:9pt;mso-wrap-distance-top:0;mso-wrap-distance-right:9pt;mso-wrap-distance-bottom:0;mso-position-horizontal:absolute;mso-position-horizontal-relative:text;mso-position-vertical:absolute;mso-position-vertical-relative:text" from="0,-.05pt" to="484.2pt,-.05pt" o:gfxdata="UEsDBBQABgAIAAAAIQC2gziS/gAAAOEBAAATAAAAW0NvbnRlbnRfVHlwZXNdLnhtbJSRQU7DMBBF 90jcwfIWJU67QAgl6YK0S0CoHGBkTxKLZGx5TGhvj5O2G0SRWNoz/78nu9wcxkFMGNg6quQqL6RA 0s5Y6ir5vt9lD1JwBDIwOMJKHpHlpr69KfdHjyxSmriSfYz+USnWPY7AufNIadK6MEJMx9ApD/oD OlTrorhX2lFEilmcO2RdNtjC5xDF9pCuTyYBB5bi6bQ4syoJ3g9WQ0ymaiLzg5KdCXlKLjvcW893 SUOqXwnz5DrgnHtJTxOsQfEKIT7DmDSUCaxw7Rqn8787ZsmRM9e2VmPeBN4uqYvTtW7jvijg9N/y JsXecLq0q+WD6m8AAAD//wMAUEsDBBQABgAIAAAAIQA4/SH/1gAAAJQBAAALAAAAX3JlbHMvLnJl bHOkkMFqwzAMhu+DvYPRfXGawxijTi+j0GvpHsDYimMaW0Yy2fr2M4PBMnrbUb/Q94l/f/hMi1qR JVI2sOt6UJgd+ZiDgffL8ekFlFSbvV0oo4EbChzGx4f9GRdb25HMsYhqlCwG5lrLq9biZkxWOiqY 22YiTra2kYMu1l1tQD30/bPm3wwYN0x18gb45AdQl1tp5j/sFB2T0FQ7R0nTNEV3j6o9feQzro1i OWA14Fm+Q8a1a8+Bvu/d/dMb2JY5uiPbhG/ktn4cqGU/er3pcvwCAAD//wMAUEsDBBQABgAIAAAA IQCZ2PQonAEAAJQDAAAOAAAAZHJzL2Uyb0RvYy54bWysU01P3DAQvVfqf7B8Z5MAQm202T2A4FK1 qMAPMM54Y8n2WLbZZP99x97dLGorIRAXxx/z3sx7M1muJ2vYFkLU6DreLGrOwEnstdt0/Onx9uwb ZzEJ1wuDDjq+g8jXq69flqNv4RwHND0ERiQutqPv+JCSb6sqygGsiAv04OhRYbAi0TFsqj6Ikdit qc7r+qoaMfQ+oIQY6fZm/8hXhV8pkOmXUhESMx2n2lJZQ1mf81qtlqLdBOEHLQ9liA9UYYV2lHSm uhFJsJeg/6GyWgaMqNJCoq1QKS2haCA1Tf2XmodBeChayJzoZ5vi59HKn9trdx/IhtHHNvr7kFVM Ktj8pfrYVMzazWbBlJiky6vm8vvFJXkqj2/VCehDTHeAluVNx412WYdoxfZHTJSMQo8hdDilLru0 M5CDjfsNiumekjUFXaYCrk1gW0H9FFKCS03uIfGV6AxT2pgZWL8NPMRnKJSJeQ94RpTM6NIMttph +F/2NB1LVvv4owN73dmCZ+x3pSnFGmp9UXgY0zxbr88FfvqZVn8AAAD//wMAUEsDBBQABgAIAAAA IQCasyRQ4AAAAAkBAAAPAAAAZHJzL2Rvd25yZXYueG1sTI9Ba8JAEIXvhf6HZQq96UYpYmM2IpZS KxSpFfS4ZqdJ2uxs2F1N/Pcde2kvA4/He/O+bN7bRpzRh9qRgtEwAYFUOFNTqWD38TyYgghRk9GN I1RwwQDz/PYm06lxHb3jeRtLwSUUUq2girFNpQxFhVaHoWuR2Pt03urI0pfSeN1xuW3kOEkm0uqa +EOlW1xWWHxvT1bBm1+tlov15Ys2B9vtx+v95rV/Uer+rn+a8VnMQETs418Crgy8H3IednQnMkE0 CpgmKhiMQLD5OJk+gDj+apln8j9B/gMAAP//AwBQSwECLQAUAAYACAAAACEAtoM4kv4AAADhAQAA EwAAAAAAAAAAAAAAAAAAAAAAW0NvbnRlbnRfVHlwZXNdLnhtbFBLAQItABQABgAIAAAAIQA4/SH/ 1gAAAJQBAAALAAAAAAAAAAAAAAAAAC8BAABfcmVscy8ucmVsc1BLAQItABQABgAIAAAAIQCZ2PQo nAEAAJQDAAAOAAAAAAAAAAAAAAAAAC4CAABkcnMvZTJvRG9jLnhtbFBLAQItABQABgAIAAAAIQCa syRQ4AAAAAkBAAAPAAAAAAAAAAAAAAAAAPYDAABkcnMvZG93bnJldi54bWxQSwUGAAAAAAQABADz AAAAAwUAAAAA " strokecolor="#156082 [3204]" strokeweight=".5pt">
                 <v:stroke joinstyle="miter"/>
@@ -4842,29 +5598,111 @@
       <w:pPr>
         <w:pStyle w:val="Ttulo3"/>
       </w:pPr>
+      <w:bookmarkStart w:id="13" w:name="_Toc234848115"/>
       <w:r>
         <w:t>Hibernate Assistant — Como Funciona Internamente</w:t>
       </w:r>
+      <w:bookmarkEnd w:id="13"/>
     </w:p>
     <w:p>
       <w:pPr>
         <w:spacing w:before="80" w:after="80" w:line="276" w:lineRule="auto"/>
       </w:pPr>
       <w:r>
-        <w:t xml:space="preserve">O Hibernate já tem, por definição, todo o conhecimento do modelo de domínio da aplicação: as entidades, os campos, os tipos, as relações (@OneToMany, @ManyToOne, etc.). A biblioteca oficial hibernate-assistant expõe esse conhecimento ao LLM através de um prompt construído a partir do metamodelo JPA, forçando o modelo a gerar HQL com os nomes das entidades Java — não os nomes das tabelas SQL.</w:t>
-      </w:r>
-    </w:p>
-    <w:p>
-      <w:pPr>
-        <w:spacing w:before="140" w:after="40"/>
+        <w:t>O Hibernate já tem, por definição, todo o conhecimento do modelo de domínio da aplicação: as entidades, os campos, os tipos, as relações (@OneToMany, @ManyToOne, etc.). A biblioteca oficial hibernate-assistant expõe esse conhecimento ao LLM através de um prompt construído a partir do metamodelo JPA, forçando o modelo a gerar HQL com os nomes das entidades Java — não os nomes das tabelas SQL.</w:t>
+      </w:r>
+    </w:p>
+    <w:p>
+      <w:pPr>
+        <w:pBdr>
+          <w:left w:val="single" w:sz="8" w:space="6" w:color="2E75B6"/>
+        </w:pBdr>
+        <w:spacing w:before="80" w:after="80"/>
+      </w:pPr>
+      <w:r>
+        <w:rPr>
+          <w:i/>
+          <w:iCs/>
+          <w:color w:val="444444"/>
+          <w:sz w:val="20"/>
+          <w:szCs w:val="20"/>
+          <w:lang w:val="es-ES_tradnl"/>
+        </w:rPr>
+        <w:t>Modelo: qwen2.5-coder:7b (</w:t>
+      </w:r>
+      <w:proofErr w:type="spellStart"/>
+      <w:r>
+        <w:rPr>
+          <w:i/>
+          <w:iCs/>
+          <w:color w:val="444444"/>
+          <w:sz w:val="20"/>
+          <w:szCs w:val="20"/>
+          <w:lang w:val="es-ES_tradnl"/>
+        </w:rPr>
+        <w:t>via</w:t>
+      </w:r>
+      <w:proofErr w:type="spellEnd"/>
+      <w:r>
+        <w:rPr>
+          <w:i/>
+          <w:iCs/>
+          <w:color w:val="444444"/>
+          <w:sz w:val="20"/>
+          <w:szCs w:val="20"/>
+          <w:lang w:val="es-ES_tradnl"/>
+        </w:rPr>
+        <w:t xml:space="preserve"> Ollama). </w:t>
+      </w:r>
+      <w:r>
+        <w:rPr>
+          <w:i/>
+          <w:iCs/>
+          <w:color w:val="444444"/>
+          <w:sz w:val="20"/>
+          <w:szCs w:val="20"/>
+        </w:rPr>
+        <w:t>Escolhido pela boa capacidade de gerar HQL correto à primeira (modelo orientado a código) e pelo suporte de saída estruturada JSON. Corre em ~4–5GB RAM em Q4. O Spring Boot corre localmente com Maven; o Ollama corre nativo ou em Docker na porta 11434.</w:t>
+      </w:r>
+    </w:p>
+    <w:p>
+      <w:pPr>
+        <w:spacing w:before="80" w:after="80" w:line="276" w:lineRule="auto"/>
+      </w:pPr>
+      <w:r>
+        <w:t>O Hibernate ORM 7.4.1 incorpora este padrão no próprio motor, através da interface org.hibernate.tool.language.HibernateAssistant e de dois serializers oficiais: MetamodelJsonSerializerImpl (metamodelo JPA → system prompt) e ResultsJsonSerializerImpl (resultados → JSON, consciente do mapeamento). Os dois projetos V2 implementam esta interface; a única coisa que escrevemos é a “cola” com o LLM e as duas camadas de ocultação.</w:t>
+      </w:r>
+    </w:p>
+    <w:p>
+      <w:pPr>
+        <w:pStyle w:val="Ttulo3"/>
+      </w:pPr>
+      <w:bookmarkStart w:id="14" w:name="_Toc234848116"/>
+      <w:r>
+        <w:t>Arquitetura</w:t>
+      </w:r>
+      <w:bookmarkEnd w:id="14"/>
+    </w:p>
+    <w:p>
+      <w:pPr>
+        <w:spacing w:before="80" w:after="80" w:line="276" w:lineRule="auto"/>
+      </w:pPr>
+      <w:r>
+        <w:lastRenderedPageBreak/>
+        <w:t>Vejamos como um pedido percorre o sistema, do REST à resposta em linguagem natural. O diagrama mostra o pipeline completo; os números correspondem aos passos descritos logo a seguir.</w:t>
+      </w:r>
+    </w:p>
+    <w:p>
+      <w:pPr>
+        <w:spacing w:before="120" w:after="40"/>
         <w:jc w:val="center"/>
       </w:pPr>
       <w:r>
         <w:drawing>
-          <wp:inline distT="0" distB="0" distL="0" distR="0">
-            <wp:extent cx="5486400" cy="3291840"/>
-            <wp:effectExtent l="0" t="0" r="0" b="0"/>
-            <wp:docPr id="900" name="Arquitetura V2"/>
+          <wp:inline distT="0" distB="0" distL="0" distR="0" wp14:anchorId="075BF8AD" wp14:editId="23998D63">
+            <wp:extent cx="6120130" cy="3251200"/>
+            <wp:effectExtent l="0" t="0" r="1270" b="0"/>
+            <wp:docPr id="1761303237" name="Imagem 1"/>
             <wp:cNvGraphicFramePr>
               <a:graphicFrameLocks xmlns:a="http://schemas.openxmlformats.org/drawingml/2006/main" noChangeAspect="1"/>
             </wp:cNvGraphicFramePr>
@@ -4872,11 +5710,11 @@
               <a:graphicData uri="http://schemas.openxmlformats.org/drawingml/2006/picture">
                 <pic:pic xmlns:pic="http://schemas.openxmlformats.org/drawingml/2006/picture">
                   <pic:nvPicPr>
-                    <pic:cNvPr id="900" name="Arquitetura V2"/>
+                    <pic:cNvPr id="1761303237" name=""/>
                     <pic:cNvPicPr/>
                   </pic:nvPicPr>
                   <pic:blipFill>
-                    <a:blip r:embed="rId34"/>
+                    <a:blip r:embed="rId16"/>
                     <a:stretch>
                       <a:fillRect/>
                     </a:stretch>
@@ -4884,7 +5722,7 @@
                   <pic:spPr>
                     <a:xfrm>
                       <a:off x="0" y="0"/>
-                      <a:ext cx="5486400" cy="3291840"/>
+                      <a:ext cx="6120130" cy="3251200"/>
                     </a:xfrm>
                     <a:prstGeom prst="rect">
                       <a:avLst/>
@@ -4910,7 +5748,979 @@
           <w:sz w:val="20"/>
           <w:szCs w:val="20"/>
         </w:rPr>
-        <w:t xml:space="preserve">Figura 2 — Arquitetura V2: pipeline partilhado (metamodelo → HQL → Hibernate → resposta); a “cola” com o LLM é o único ponto que difere entre LangChain4j e Spring AI.</w:t>
+        <w:t>Figura 2 — Arquitetura V2: o percurso de um pedido. O núcleo (verde) é partilhado pelos dois gémeos; a “cola” com o LLM (azul) é o único ponto que difere entre LangChain4j e Spring AI.</w:t>
+      </w:r>
+    </w:p>
+    <w:p>
+      <w:pPr>
+        <w:spacing w:before="140" w:after="40"/>
+        <w:rPr>
+          <w:b/>
+          <w:bCs/>
+        </w:rPr>
+      </w:pPr>
+      <w:r>
+        <w:rPr>
+          <w:b/>
+          <w:bCs/>
+        </w:rPr>
+        <w:t>Percurso de um pedido (ponta a ponta)</w:t>
+      </w:r>
+    </w:p>
+    <w:p>
+      <w:pPr>
+        <w:spacing w:before="60" w:after="60"/>
+        <w:ind w:left="360" w:hanging="360"/>
+      </w:pPr>
+      <w:r>
+        <w:rPr>
+          <w:b/>
+          <w:bCs/>
+          <w:color w:val="2E75B6"/>
+        </w:rPr>
+        <w:t xml:space="preserve">1.  </w:t>
+      </w:r>
+      <w:r>
+        <w:rPr>
+          <w:b/>
+          <w:bCs/>
+        </w:rPr>
+        <w:t xml:space="preserve">Pedido — </w:t>
+      </w:r>
+      <w:r>
+        <w:t>o AssistantController recebe GET /assistant/ask, chama assistant.clear() (cada chamada arranca limpa) e abre uma StatelessSession do Hibernate numa transação read-only.</w:t>
+      </w:r>
+    </w:p>
+    <w:p>
+      <w:pPr>
+        <w:spacing w:before="60" w:after="60"/>
+        <w:ind w:left="360" w:hanging="360"/>
+      </w:pPr>
+      <w:r>
+        <w:rPr>
+          <w:b/>
+          <w:bCs/>
+          <w:color w:val="2E75B6"/>
+        </w:rPr>
+        <w:t xml:space="preserve">2.  </w:t>
+      </w:r>
+      <w:r>
+        <w:rPr>
+          <w:b/>
+          <w:bCs/>
+        </w:rPr>
+        <w:t xml:space="preserve">Prompt do metamodelo — </w:t>
+      </w:r>
+      <w:r>
+        <w:t>o system prompt é construído automaticamente a partir do metamodelo JPA pelo MetamodelJsonSerializer. O FilteringMetamodelSerializer (Camada 1) remove primeiro as entidades e campos ocultos — o LLM só é informado do que é permitido. Isto acontece uma única vez, no arranque.</w:t>
+      </w:r>
+    </w:p>
+    <w:p>
+      <w:pPr>
+        <w:spacing w:before="60" w:after="60"/>
+        <w:ind w:left="360" w:hanging="360"/>
+      </w:pPr>
+      <w:r>
+        <w:rPr>
+          <w:b/>
+          <w:bCs/>
+          <w:color w:val="2E75B6"/>
+        </w:rPr>
+        <w:t xml:space="preserve">3.  </w:t>
+      </w:r>
+      <w:r>
+        <w:rPr>
+          <w:b/>
+          <w:bCs/>
+        </w:rPr>
+        <w:t xml:space="preserve">Geração de HQL — </w:t>
+      </w:r>
+      <w:r>
+        <w:t>o LLM (Ollama) recebe o prompt e a pergunta e devolve uma query HQL SELECT, em JSON estruturado {"hql": "..."}. É aqui que entra a “cola”: LangChain4j ou Spring AI.</w:t>
+      </w:r>
+    </w:p>
+    <w:p>
+      <w:pPr>
+        <w:spacing w:before="60" w:after="60"/>
+        <w:ind w:left="360" w:hanging="360"/>
+      </w:pPr>
+      <w:r>
+        <w:rPr>
+          <w:b/>
+          <w:bCs/>
+          <w:color w:val="2E75B6"/>
+        </w:rPr>
+        <w:t xml:space="preserve">4.  </w:t>
+      </w:r>
+      <w:r>
+        <w:rPr>
+          <w:b/>
+          <w:bCs/>
+        </w:rPr>
+        <w:t xml:space="preserve">Validação + execução — </w:t>
+      </w:r>
+      <w:r>
+        <w:t>a HQL é entregue a session.createSelectionQuery(hql), que a valida (aceita só SELECT) e a executa. É o único componente que toca na base de dados. Se o Hibernate rejeitar a HQL, o erro volta ao LLM, que gera uma versão corrigida — auto-correção, até 2 tentativas.</w:t>
+      </w:r>
+    </w:p>
+    <w:p>
+      <w:pPr>
+        <w:spacing w:before="60" w:after="60"/>
+        <w:ind w:left="360" w:hanging="360"/>
+      </w:pPr>
+      <w:r>
+        <w:rPr>
+          <w:b/>
+          <w:bCs/>
+          <w:color w:val="2E75B6"/>
+        </w:rPr>
+        <w:t xml:space="preserve">5.  </w:t>
+      </w:r>
+      <w:r>
+        <w:rPr>
+          <w:b/>
+          <w:bCs/>
+        </w:rPr>
+        <w:t xml:space="preserve">Serialização dos resultados — </w:t>
+      </w:r>
+      <w:r>
+        <w:t>os resultados são convertidos em JSON pelo ResultsJsonSerializer (consciente do mapeamento). O FilteringResultsSerializer (Camada 2) remove os campos ocultos — necessário porque um SELECT p devolve a entidade inteira, com todas as colunas.</w:t>
+      </w:r>
+    </w:p>
+    <w:p>
+      <w:pPr>
+        <w:spacing w:before="60" w:after="60"/>
+        <w:ind w:left="360" w:hanging="360"/>
+      </w:pPr>
+      <w:r>
+        <w:rPr>
+          <w:b/>
+          <w:bCs/>
+          <w:color w:val="2E75B6"/>
+        </w:rPr>
+        <w:t xml:space="preserve">6.  </w:t>
+      </w:r>
+      <w:r>
+        <w:rPr>
+          <w:b/>
+          <w:bCs/>
+        </w:rPr>
+        <w:t xml:space="preserve">Resposta — </w:t>
+      </w:r>
+      <w:r>
+        <w:t>o JSON de dados reais volta ao LLM, que redige a resposta final em linguagem natural. O utilizador recebe texto, nunca uma tabela crua.</w:t>
+      </w:r>
+    </w:p>
+    <w:p>
+      <w:pPr>
+        <w:spacing w:before="80" w:after="80" w:line="276" w:lineRule="auto"/>
+      </w:pPr>
+      <w:r>
+        <w:t>O ponto central: o LLM nunca acede à base de dados, nem decide quando executar uma query. Só produz texto (a HQL e, depois, a resposta). Todo o controlo — abrir a sessão, validar, executar e aplicar as duas camadas de ocultação — é Java e Hibernate.</w:t>
+      </w:r>
+    </w:p>
+    <w:tbl>
+      <w:tblPr>
+        <w:tblW w:w="9026" w:type="dxa"/>
+        <w:tblBorders>
+          <w:top w:val="single" w:sz="4" w:space="0" w:color="BFBFBF"/>
+          <w:left w:val="single" w:sz="4" w:space="0" w:color="BFBFBF"/>
+          <w:bottom w:val="single" w:sz="4" w:space="0" w:color="BFBFBF"/>
+          <w:right w:val="single" w:sz="4" w:space="0" w:color="BFBFBF"/>
+          <w:insideH w:val="single" w:sz="4" w:space="0" w:color="BFBFBF"/>
+          <w:insideV w:val="single" w:sz="4" w:space="0" w:color="BFBFBF"/>
+        </w:tblBorders>
+        <w:tblLook w:val="04A0" w:firstRow="1" w:lastRow="0" w:firstColumn="1" w:lastColumn="0" w:noHBand="0" w:noVBand="1"/>
+      </w:tblPr>
+      <w:tblGrid>
+        <w:gridCol w:w="2900"/>
+        <w:gridCol w:w="3826"/>
+        <w:gridCol w:w="2300"/>
+      </w:tblGrid>
+      <w:tr>
+        <w:tc>
+          <w:tcPr>
+            <w:tcW w:w="2900" w:type="dxa"/>
+            <w:shd w:val="clear" w:color="auto" w:fill="2E75B6"/>
+            <w:tcMar>
+              <w:top w:w="60" w:type="dxa"/>
+              <w:left w:w="120" w:type="dxa"/>
+              <w:bottom w:w="60" w:type="dxa"/>
+              <w:right w:w="120" w:type="dxa"/>
+            </w:tcMar>
+          </w:tcPr>
+          <w:p>
+            <w:pPr>
+              <w:spacing w:before="20" w:after="20"/>
+              <w:rPr>
+                <w:b/>
+                <w:bCs/>
+                <w:color w:val="FFFFFF"/>
+                <w:sz w:val="20"/>
+                <w:szCs w:val="20"/>
+              </w:rPr>
+            </w:pPr>
+            <w:r>
+              <w:rPr>
+                <w:b/>
+                <w:bCs/>
+                <w:color w:val="FFFFFF"/>
+                <w:sz w:val="20"/>
+                <w:szCs w:val="20"/>
+              </w:rPr>
+              <w:t>Componente</w:t>
+            </w:r>
+          </w:p>
+        </w:tc>
+        <w:tc>
+          <w:tcPr>
+            <w:tcW w:w="3826" w:type="dxa"/>
+            <w:shd w:val="clear" w:color="auto" w:fill="2E75B6"/>
+            <w:tcMar>
+              <w:top w:w="60" w:type="dxa"/>
+              <w:left w:w="120" w:type="dxa"/>
+              <w:bottom w:w="60" w:type="dxa"/>
+              <w:right w:w="120" w:type="dxa"/>
+            </w:tcMar>
+          </w:tcPr>
+          <w:p>
+            <w:pPr>
+              <w:spacing w:before="20" w:after="20"/>
+              <w:rPr>
+                <w:b/>
+                <w:bCs/>
+                <w:color w:val="FFFFFF"/>
+                <w:sz w:val="20"/>
+                <w:szCs w:val="20"/>
+              </w:rPr>
+            </w:pPr>
+            <w:r>
+              <w:rPr>
+                <w:b/>
+                <w:bCs/>
+                <w:color w:val="FFFFFF"/>
+                <w:sz w:val="20"/>
+                <w:szCs w:val="20"/>
+              </w:rPr>
+              <w:t>Papel</w:t>
+            </w:r>
+          </w:p>
+        </w:tc>
+        <w:tc>
+          <w:tcPr>
+            <w:tcW w:w="2300" w:type="dxa"/>
+            <w:shd w:val="clear" w:color="auto" w:fill="2E75B6"/>
+            <w:tcMar>
+              <w:top w:w="60" w:type="dxa"/>
+              <w:left w:w="120" w:type="dxa"/>
+              <w:bottom w:w="60" w:type="dxa"/>
+              <w:right w:w="120" w:type="dxa"/>
+            </w:tcMar>
+          </w:tcPr>
+          <w:p>
+            <w:pPr>
+              <w:spacing w:before="20" w:after="20"/>
+              <w:rPr>
+                <w:b/>
+                <w:bCs/>
+                <w:color w:val="FFFFFF"/>
+                <w:sz w:val="20"/>
+                <w:szCs w:val="20"/>
+              </w:rPr>
+            </w:pPr>
+            <w:r>
+              <w:rPr>
+                <w:b/>
+                <w:bCs/>
+                <w:color w:val="FFFFFF"/>
+                <w:sz w:val="20"/>
+                <w:szCs w:val="20"/>
+              </w:rPr>
+              <w:t>Fornecido por</w:t>
+            </w:r>
+          </w:p>
+        </w:tc>
+      </w:tr>
+      <w:tr>
+        <w:tc>
+          <w:tcPr>
+            <w:tcW w:w="2900" w:type="dxa"/>
+            <w:tcMar>
+              <w:top w:w="60" w:type="dxa"/>
+              <w:left w:w="120" w:type="dxa"/>
+              <w:bottom w:w="60" w:type="dxa"/>
+              <w:right w:w="120" w:type="dxa"/>
+            </w:tcMar>
+          </w:tcPr>
+          <w:p>
+            <w:pPr>
+              <w:spacing w:before="20" w:after="20"/>
+              <w:rPr>
+                <w:sz w:val="20"/>
+                <w:szCs w:val="20"/>
+              </w:rPr>
+            </w:pPr>
+            <w:r>
+              <w:rPr>
+                <w:sz w:val="20"/>
+                <w:szCs w:val="20"/>
+              </w:rPr>
+              <w:t>AssistantController</w:t>
+            </w:r>
+          </w:p>
+        </w:tc>
+        <w:tc>
+          <w:tcPr>
+            <w:tcW w:w="3826" w:type="dxa"/>
+            <w:tcMar>
+              <w:top w:w="60" w:type="dxa"/>
+              <w:left w:w="120" w:type="dxa"/>
+              <w:bottom w:w="60" w:type="dxa"/>
+              <w:right w:w="120" w:type="dxa"/>
+            </w:tcMar>
+          </w:tcPr>
+          <w:p>
+            <w:pPr>
+              <w:spacing w:before="20" w:after="20"/>
+              <w:rPr>
+                <w:sz w:val="20"/>
+                <w:szCs w:val="20"/>
+              </w:rPr>
+            </w:pPr>
+            <w:r>
+              <w:rPr>
+                <w:sz w:val="20"/>
+                <w:szCs w:val="20"/>
+              </w:rPr>
+              <w:t>recebe o pedido REST, abre a sessão, orquestra os passos</w:t>
+            </w:r>
+          </w:p>
+        </w:tc>
+        <w:tc>
+          <w:tcPr>
+            <w:tcW w:w="2300" w:type="dxa"/>
+            <w:tcMar>
+              <w:top w:w="60" w:type="dxa"/>
+              <w:left w:w="120" w:type="dxa"/>
+              <w:bottom w:w="60" w:type="dxa"/>
+              <w:right w:w="120" w:type="dxa"/>
+            </w:tcMar>
+          </w:tcPr>
+          <w:p>
+            <w:pPr>
+              <w:spacing w:before="20" w:after="20"/>
+              <w:rPr>
+                <w:sz w:val="20"/>
+                <w:szCs w:val="20"/>
+              </w:rPr>
+            </w:pPr>
+            <w:r>
+              <w:rPr>
+                <w:sz w:val="20"/>
+                <w:szCs w:val="20"/>
+              </w:rPr>
+              <w:t>o nosso código</w:t>
+            </w:r>
+          </w:p>
+        </w:tc>
+      </w:tr>
+      <w:tr>
+        <w:tc>
+          <w:tcPr>
+            <w:tcW w:w="2900" w:type="dxa"/>
+            <w:tcMar>
+              <w:top w:w="60" w:type="dxa"/>
+              <w:left w:w="120" w:type="dxa"/>
+              <w:bottom w:w="60" w:type="dxa"/>
+              <w:right w:w="120" w:type="dxa"/>
+            </w:tcMar>
+          </w:tcPr>
+          <w:p>
+            <w:pPr>
+              <w:spacing w:before="20" w:after="20"/>
+              <w:rPr>
+                <w:sz w:val="20"/>
+                <w:szCs w:val="20"/>
+              </w:rPr>
+            </w:pPr>
+            <w:r>
+              <w:rPr>
+                <w:sz w:val="20"/>
+                <w:szCs w:val="20"/>
+              </w:rPr>
+              <w:lastRenderedPageBreak/>
+              <w:t>HibernateAssistantLC4J / SpringAI</w:t>
+            </w:r>
+          </w:p>
+        </w:tc>
+        <w:tc>
+          <w:tcPr>
+            <w:tcW w:w="3826" w:type="dxa"/>
+            <w:tcMar>
+              <w:top w:w="60" w:type="dxa"/>
+              <w:left w:w="120" w:type="dxa"/>
+              <w:bottom w:w="60" w:type="dxa"/>
+              <w:right w:w="120" w:type="dxa"/>
+            </w:tcMar>
+          </w:tcPr>
+          <w:p>
+            <w:pPr>
+              <w:spacing w:before="20" w:after="20"/>
+              <w:rPr>
+                <w:sz w:val="20"/>
+                <w:szCs w:val="20"/>
+              </w:rPr>
+            </w:pPr>
+            <w:r>
+              <w:rPr>
+                <w:sz w:val="20"/>
+                <w:szCs w:val="20"/>
+              </w:rPr>
+              <w:t>constrói o prompt, chama o LLM, faz a auto-correção</w:t>
+            </w:r>
+          </w:p>
+        </w:tc>
+        <w:tc>
+          <w:tcPr>
+            <w:tcW w:w="2300" w:type="dxa"/>
+            <w:tcMar>
+              <w:top w:w="60" w:type="dxa"/>
+              <w:left w:w="120" w:type="dxa"/>
+              <w:bottom w:w="60" w:type="dxa"/>
+              <w:right w:w="120" w:type="dxa"/>
+            </w:tcMar>
+          </w:tcPr>
+          <w:p>
+            <w:pPr>
+              <w:spacing w:before="20" w:after="20"/>
+              <w:rPr>
+                <w:sz w:val="20"/>
+                <w:szCs w:val="20"/>
+              </w:rPr>
+            </w:pPr>
+            <w:r>
+              <w:rPr>
+                <w:sz w:val="20"/>
+                <w:szCs w:val="20"/>
+              </w:rPr>
+              <w:t>o nosso código (a “cola”)</w:t>
+            </w:r>
+          </w:p>
+        </w:tc>
+      </w:tr>
+      <w:tr>
+        <w:tc>
+          <w:tcPr>
+            <w:tcW w:w="2900" w:type="dxa"/>
+            <w:tcMar>
+              <w:top w:w="60" w:type="dxa"/>
+              <w:left w:w="120" w:type="dxa"/>
+              <w:bottom w:w="60" w:type="dxa"/>
+              <w:right w:w="120" w:type="dxa"/>
+            </w:tcMar>
+          </w:tcPr>
+          <w:p>
+            <w:pPr>
+              <w:spacing w:before="20" w:after="20"/>
+              <w:rPr>
+                <w:sz w:val="20"/>
+                <w:szCs w:val="20"/>
+              </w:rPr>
+            </w:pPr>
+            <w:r>
+              <w:rPr>
+                <w:sz w:val="20"/>
+                <w:szCs w:val="20"/>
+              </w:rPr>
+              <w:t>MetamodelJsonSerializer</w:t>
+            </w:r>
+          </w:p>
+        </w:tc>
+        <w:tc>
+          <w:tcPr>
+            <w:tcW w:w="3826" w:type="dxa"/>
+            <w:tcMar>
+              <w:top w:w="60" w:type="dxa"/>
+              <w:left w:w="120" w:type="dxa"/>
+              <w:bottom w:w="60" w:type="dxa"/>
+              <w:right w:w="120" w:type="dxa"/>
+            </w:tcMar>
+          </w:tcPr>
+          <w:p>
+            <w:pPr>
+              <w:spacing w:before="20" w:after="20"/>
+              <w:rPr>
+                <w:sz w:val="20"/>
+                <w:szCs w:val="20"/>
+              </w:rPr>
+            </w:pPr>
+            <w:r>
+              <w:rPr>
+                <w:sz w:val="20"/>
+                <w:szCs w:val="20"/>
+              </w:rPr>
+              <w:t>metamodelo JPA → system prompt</w:t>
+            </w:r>
+          </w:p>
+        </w:tc>
+        <w:tc>
+          <w:tcPr>
+            <w:tcW w:w="2300" w:type="dxa"/>
+            <w:tcMar>
+              <w:top w:w="60" w:type="dxa"/>
+              <w:left w:w="120" w:type="dxa"/>
+              <w:bottom w:w="60" w:type="dxa"/>
+              <w:right w:w="120" w:type="dxa"/>
+            </w:tcMar>
+          </w:tcPr>
+          <w:p>
+            <w:pPr>
+              <w:spacing w:before="20" w:after="20"/>
+              <w:rPr>
+                <w:sz w:val="20"/>
+                <w:szCs w:val="20"/>
+              </w:rPr>
+            </w:pPr>
+            <w:r>
+              <w:rPr>
+                <w:sz w:val="20"/>
+                <w:szCs w:val="20"/>
+              </w:rPr>
+              <w:t>hibernate-assistant (oficial)</w:t>
+            </w:r>
+          </w:p>
+        </w:tc>
+      </w:tr>
+      <w:tr>
+        <w:tc>
+          <w:tcPr>
+            <w:tcW w:w="2900" w:type="dxa"/>
+            <w:tcMar>
+              <w:top w:w="60" w:type="dxa"/>
+              <w:left w:w="120" w:type="dxa"/>
+              <w:bottom w:w="60" w:type="dxa"/>
+              <w:right w:w="120" w:type="dxa"/>
+            </w:tcMar>
+          </w:tcPr>
+          <w:p>
+            <w:pPr>
+              <w:spacing w:before="20" w:after="20"/>
+              <w:rPr>
+                <w:sz w:val="20"/>
+                <w:szCs w:val="20"/>
+              </w:rPr>
+            </w:pPr>
+            <w:r>
+              <w:rPr>
+                <w:sz w:val="20"/>
+                <w:szCs w:val="20"/>
+              </w:rPr>
+              <w:t>FilteringMetamodelSerializer</w:t>
+            </w:r>
+          </w:p>
+        </w:tc>
+        <w:tc>
+          <w:tcPr>
+            <w:tcW w:w="3826" w:type="dxa"/>
+            <w:tcMar>
+              <w:top w:w="60" w:type="dxa"/>
+              <w:left w:w="120" w:type="dxa"/>
+              <w:bottom w:w="60" w:type="dxa"/>
+              <w:right w:w="120" w:type="dxa"/>
+            </w:tcMar>
+          </w:tcPr>
+          <w:p>
+            <w:pPr>
+              <w:spacing w:before="20" w:after="20"/>
+              <w:rPr>
+                <w:sz w:val="20"/>
+                <w:szCs w:val="20"/>
+              </w:rPr>
+            </w:pPr>
+            <w:r>
+              <w:rPr>
+                <w:sz w:val="20"/>
+                <w:szCs w:val="20"/>
+              </w:rPr>
+              <w:t>Camada 1 — esconde entidades/campos do prompt</w:t>
+            </w:r>
+          </w:p>
+        </w:tc>
+        <w:tc>
+          <w:tcPr>
+            <w:tcW w:w="2300" w:type="dxa"/>
+            <w:tcMar>
+              <w:top w:w="60" w:type="dxa"/>
+              <w:left w:w="120" w:type="dxa"/>
+              <w:bottom w:w="60" w:type="dxa"/>
+              <w:right w:w="120" w:type="dxa"/>
+            </w:tcMar>
+          </w:tcPr>
+          <w:p>
+            <w:pPr>
+              <w:spacing w:before="20" w:after="20"/>
+              <w:rPr>
+                <w:sz w:val="20"/>
+                <w:szCs w:val="20"/>
+              </w:rPr>
+            </w:pPr>
+            <w:r>
+              <w:rPr>
+                <w:sz w:val="20"/>
+                <w:szCs w:val="20"/>
+              </w:rPr>
+              <w:t>o nosso código</w:t>
+            </w:r>
+          </w:p>
+        </w:tc>
+      </w:tr>
+      <w:tr>
+        <w:tc>
+          <w:tcPr>
+            <w:tcW w:w="2900" w:type="dxa"/>
+            <w:tcMar>
+              <w:top w:w="60" w:type="dxa"/>
+              <w:left w:w="120" w:type="dxa"/>
+              <w:bottom w:w="60" w:type="dxa"/>
+              <w:right w:w="120" w:type="dxa"/>
+            </w:tcMar>
+          </w:tcPr>
+          <w:p>
+            <w:pPr>
+              <w:spacing w:before="20" w:after="20"/>
+              <w:rPr>
+                <w:sz w:val="20"/>
+                <w:szCs w:val="20"/>
+              </w:rPr>
+            </w:pPr>
+            <w:r>
+              <w:rPr>
+                <w:sz w:val="20"/>
+                <w:szCs w:val="20"/>
+              </w:rPr>
+              <w:t>createSelectionQuery</w:t>
+            </w:r>
+          </w:p>
+        </w:tc>
+        <w:tc>
+          <w:tcPr>
+            <w:tcW w:w="3826" w:type="dxa"/>
+            <w:tcMar>
+              <w:top w:w="60" w:type="dxa"/>
+              <w:left w:w="120" w:type="dxa"/>
+              <w:bottom w:w="60" w:type="dxa"/>
+              <w:right w:w="120" w:type="dxa"/>
+            </w:tcMar>
+          </w:tcPr>
+          <w:p>
+            <w:pPr>
+              <w:spacing w:before="20" w:after="20"/>
+              <w:rPr>
+                <w:sz w:val="20"/>
+                <w:szCs w:val="20"/>
+              </w:rPr>
+            </w:pPr>
+            <w:r>
+              <w:rPr>
+                <w:sz w:val="20"/>
+                <w:szCs w:val="20"/>
+              </w:rPr>
+              <w:t>valida (só SELECT) e executa a HQL</w:t>
+            </w:r>
+          </w:p>
+        </w:tc>
+        <w:tc>
+          <w:tcPr>
+            <w:tcW w:w="2300" w:type="dxa"/>
+            <w:tcMar>
+              <w:top w:w="60" w:type="dxa"/>
+              <w:left w:w="120" w:type="dxa"/>
+              <w:bottom w:w="60" w:type="dxa"/>
+              <w:right w:w="120" w:type="dxa"/>
+            </w:tcMar>
+          </w:tcPr>
+          <w:p>
+            <w:pPr>
+              <w:spacing w:before="20" w:after="20"/>
+              <w:rPr>
+                <w:sz w:val="20"/>
+                <w:szCs w:val="20"/>
+              </w:rPr>
+            </w:pPr>
+            <w:r>
+              <w:rPr>
+                <w:sz w:val="20"/>
+                <w:szCs w:val="20"/>
+              </w:rPr>
+              <w:t>Hibernate ORM</w:t>
+            </w:r>
+          </w:p>
+        </w:tc>
+      </w:tr>
+      <w:tr>
+        <w:tc>
+          <w:tcPr>
+            <w:tcW w:w="2900" w:type="dxa"/>
+            <w:tcMar>
+              <w:top w:w="60" w:type="dxa"/>
+              <w:left w:w="120" w:type="dxa"/>
+              <w:bottom w:w="60" w:type="dxa"/>
+              <w:right w:w="120" w:type="dxa"/>
+            </w:tcMar>
+          </w:tcPr>
+          <w:p>
+            <w:pPr>
+              <w:spacing w:before="20" w:after="20"/>
+              <w:rPr>
+                <w:sz w:val="20"/>
+                <w:szCs w:val="20"/>
+              </w:rPr>
+            </w:pPr>
+            <w:r>
+              <w:rPr>
+                <w:sz w:val="20"/>
+                <w:szCs w:val="20"/>
+              </w:rPr>
+              <w:t>ResultsJsonSerializer</w:t>
+            </w:r>
+          </w:p>
+        </w:tc>
+        <w:tc>
+          <w:tcPr>
+            <w:tcW w:w="3826" w:type="dxa"/>
+            <w:tcMar>
+              <w:top w:w="60" w:type="dxa"/>
+              <w:left w:w="120" w:type="dxa"/>
+              <w:bottom w:w="60" w:type="dxa"/>
+              <w:right w:w="120" w:type="dxa"/>
+            </w:tcMar>
+          </w:tcPr>
+          <w:p>
+            <w:pPr>
+              <w:spacing w:before="20" w:after="20"/>
+              <w:rPr>
+                <w:sz w:val="20"/>
+                <w:szCs w:val="20"/>
+              </w:rPr>
+            </w:pPr>
+            <w:r>
+              <w:rPr>
+                <w:sz w:val="20"/>
+                <w:szCs w:val="20"/>
+              </w:rPr>
+              <w:t>resultados → JSON (consciente do mapeamento)</w:t>
+            </w:r>
+          </w:p>
+        </w:tc>
+        <w:tc>
+          <w:tcPr>
+            <w:tcW w:w="2300" w:type="dxa"/>
+            <w:tcMar>
+              <w:top w:w="60" w:type="dxa"/>
+              <w:left w:w="120" w:type="dxa"/>
+              <w:bottom w:w="60" w:type="dxa"/>
+              <w:right w:w="120" w:type="dxa"/>
+            </w:tcMar>
+          </w:tcPr>
+          <w:p>
+            <w:pPr>
+              <w:spacing w:before="20" w:after="20"/>
+              <w:rPr>
+                <w:sz w:val="20"/>
+                <w:szCs w:val="20"/>
+              </w:rPr>
+            </w:pPr>
+            <w:r>
+              <w:rPr>
+                <w:sz w:val="20"/>
+                <w:szCs w:val="20"/>
+              </w:rPr>
+              <w:t>hibernate-assistant (oficial)</w:t>
+            </w:r>
+          </w:p>
+        </w:tc>
+      </w:tr>
+      <w:tr>
+        <w:tc>
+          <w:tcPr>
+            <w:tcW w:w="2900" w:type="dxa"/>
+            <w:tcMar>
+              <w:top w:w="60" w:type="dxa"/>
+              <w:left w:w="120" w:type="dxa"/>
+              <w:bottom w:w="60" w:type="dxa"/>
+              <w:right w:w="120" w:type="dxa"/>
+            </w:tcMar>
+          </w:tcPr>
+          <w:p>
+            <w:pPr>
+              <w:spacing w:before="20" w:after="20"/>
+              <w:rPr>
+                <w:sz w:val="20"/>
+                <w:szCs w:val="20"/>
+              </w:rPr>
+            </w:pPr>
+            <w:r>
+              <w:rPr>
+                <w:sz w:val="20"/>
+                <w:szCs w:val="20"/>
+              </w:rPr>
+              <w:t>FilteringResultsSerializer</w:t>
+            </w:r>
+          </w:p>
+        </w:tc>
+        <w:tc>
+          <w:tcPr>
+            <w:tcW w:w="3826" w:type="dxa"/>
+            <w:tcMar>
+              <w:top w:w="60" w:type="dxa"/>
+              <w:left w:w="120" w:type="dxa"/>
+              <w:bottom w:w="60" w:type="dxa"/>
+              <w:right w:w="120" w:type="dxa"/>
+            </w:tcMar>
+          </w:tcPr>
+          <w:p>
+            <w:pPr>
+              <w:spacing w:before="20" w:after="20"/>
+              <w:rPr>
+                <w:sz w:val="20"/>
+                <w:szCs w:val="20"/>
+              </w:rPr>
+            </w:pPr>
+            <w:r>
+              <w:rPr>
+                <w:sz w:val="20"/>
+                <w:szCs w:val="20"/>
+              </w:rPr>
+              <w:t>Camada 2 — esconde campos do resultado</w:t>
+            </w:r>
+          </w:p>
+        </w:tc>
+        <w:tc>
+          <w:tcPr>
+            <w:tcW w:w="2300" w:type="dxa"/>
+            <w:tcMar>
+              <w:top w:w="60" w:type="dxa"/>
+              <w:left w:w="120" w:type="dxa"/>
+              <w:bottom w:w="60" w:type="dxa"/>
+              <w:right w:w="120" w:type="dxa"/>
+            </w:tcMar>
+          </w:tcPr>
+          <w:p>
+            <w:pPr>
+              <w:spacing w:before="20" w:after="20"/>
+              <w:rPr>
+                <w:sz w:val="20"/>
+                <w:szCs w:val="20"/>
+              </w:rPr>
+            </w:pPr>
+            <w:r>
+              <w:rPr>
+                <w:sz w:val="20"/>
+                <w:szCs w:val="20"/>
+              </w:rPr>
+              <w:t>o nosso código</w:t>
+            </w:r>
+          </w:p>
+        </w:tc>
+      </w:tr>
+      <w:tr>
+        <w:tc>
+          <w:tcPr>
+            <w:tcW w:w="2900" w:type="dxa"/>
+            <w:tcMar>
+              <w:top w:w="60" w:type="dxa"/>
+              <w:left w:w="120" w:type="dxa"/>
+              <w:bottom w:w="60" w:type="dxa"/>
+              <w:right w:w="120" w:type="dxa"/>
+            </w:tcMar>
+          </w:tcPr>
+          <w:p>
+            <w:pPr>
+              <w:spacing w:before="20" w:after="20"/>
+              <w:rPr>
+                <w:sz w:val="20"/>
+                <w:szCs w:val="20"/>
+              </w:rPr>
+            </w:pPr>
+            <w:r>
+              <w:rPr>
+                <w:sz w:val="20"/>
+                <w:szCs w:val="20"/>
+              </w:rPr>
+              <w:t>ChatMemory</w:t>
+            </w:r>
+          </w:p>
+        </w:tc>
+        <w:tc>
+          <w:tcPr>
+            <w:tcW w:w="3826" w:type="dxa"/>
+            <w:tcMar>
+              <w:top w:w="60" w:type="dxa"/>
+              <w:left w:w="120" w:type="dxa"/>
+              <w:bottom w:w="60" w:type="dxa"/>
+              <w:right w:w="120" w:type="dxa"/>
+            </w:tcMar>
+          </w:tcPr>
+          <w:p>
+            <w:pPr>
+              <w:spacing w:before="20" w:after="20"/>
+              <w:rPr>
+                <w:sz w:val="20"/>
+                <w:szCs w:val="20"/>
+              </w:rPr>
+            </w:pPr>
+            <w:r>
+              <w:rPr>
+                <w:sz w:val="20"/>
+                <w:szCs w:val="20"/>
+              </w:rPr>
+              <w:t>histórico da conversa (metamodelo + tentativas)</w:t>
+            </w:r>
+          </w:p>
+        </w:tc>
+        <w:tc>
+          <w:tcPr>
+            <w:tcW w:w="2300" w:type="dxa"/>
+            <w:tcMar>
+              <w:top w:w="60" w:type="dxa"/>
+              <w:left w:w="120" w:type="dxa"/>
+              <w:bottom w:w="60" w:type="dxa"/>
+              <w:right w:w="120" w:type="dxa"/>
+            </w:tcMar>
+          </w:tcPr>
+          <w:p>
+            <w:pPr>
+              <w:spacing w:before="20" w:after="20"/>
+              <w:rPr>
+                <w:sz w:val="20"/>
+                <w:szCs w:val="20"/>
+              </w:rPr>
+            </w:pPr>
+            <w:r>
+              <w:rPr>
+                <w:sz w:val="20"/>
+                <w:szCs w:val="20"/>
+              </w:rPr>
+              <w:t>LangChain4j / Spring AI</w:t>
+            </w:r>
+          </w:p>
+        </w:tc>
+      </w:tr>
+    </w:tbl>
+    <w:p>
+      <w:pPr>
+        <w:spacing w:before="40" w:after="160"/>
+        <w:jc w:val="center"/>
+      </w:pPr>
+      <w:r>
+        <w:rPr>
+          <w:i/>
+          <w:iCs/>
+          <w:color w:val="595959"/>
+          <w:sz w:val="20"/>
+          <w:szCs w:val="20"/>
+        </w:rPr>
+        <w:t>Tabela — Responsabilidades por componente. As peças “oficiais” vêm da biblioteca; as restantes são a nossa camada fina.</w:t>
       </w:r>
     </w:p>
     <w:p>
@@ -4928,12 +6738,30 @@
           <w:sz w:val="20"/>
           <w:szCs w:val="20"/>
         </w:rPr>
-        <w:t xml:space="preserve">Modelo: qwen2.5-coder:7b (via Ollama). Escolhido pela boa capacidade de gerar HQL correto à primeira (modelo orientado a código) e pelo suporte de saída estruturada JSON. Corre em ~4–5GB RAM em Q4. O Spring Boot corre localmente com Maven; o Ollama corre nativo ou em Docker na porta 11434.</w:t>
-      </w:r>
-    </w:p>
-    <w:p>
-      <w:pPr>
-        <w:spacing w:before="120" w:after="40"/>
+        <w:t>De onde viemos: na primeira iteração (v1: demo-hibernate-ai e spring-ai-hibernate-demo), este fluxo era todo escrito à mão — o esquema copiado para dentro do prompt, a validação por regex (HqlAccessValidator) e a formatação dos resultados com pattern matching. A biblioteca oficial substitui exatamente essas três peças (prompt, validação, serialização).</w:t>
+      </w:r>
+    </w:p>
+    <w:p>
+      <w:pPr>
+        <w:pStyle w:val="Ttulo3"/>
+      </w:pPr>
+      <w:bookmarkStart w:id="15" w:name="_Toc234848117"/>
+      <w:r>
+        <w:t>Implementação — o Essencial em Código</w:t>
+      </w:r>
+      <w:bookmarkEnd w:id="15"/>
+    </w:p>
+    <w:p>
+      <w:pPr>
+        <w:spacing w:before="80" w:after="80" w:line="276" w:lineRule="auto"/>
+      </w:pPr>
+      <w:r>
+        <w:t>Três excertos concentram o que a nossa “cola” contribui. Os exemplos são da variante LangChain4j; a Spring AI é análoga (ver “As Duas Implementações”).</w:t>
+      </w:r>
+    </w:p>
+    <w:p>
+      <w:pPr>
+        <w:spacing w:before="140" w:after="40"/>
         <w:rPr>
           <w:b/>
           <w:bCs/>
@@ -4944,39 +6772,7 @@
           <w:b/>
           <w:bCs/>
         </w:rPr>
-        <w:t>Primeira iteração (manual)</w:t>
-      </w:r>
-    </w:p>
-    <w:p>
-      <w:pPr>
-        <w:spacing w:before="80" w:after="80" w:line="276" w:lineRule="auto"/>
-      </w:pPr>
-      <w:r>
-        <w:t xml:space="preserve">A primeira versão do padrão (demo-hibernate-ai e spring-ai-hibernate-demo, agora em v1) reimplementava tudo à mão: o DatabaseAssistant orquestrava um HqlGenerator e um AnswerFormatter, e invocava um HqlQueryExecutor que validava a HQL contra uma whitelist de entidades e campos escrita por nós, com regex. O esquema que o LLM via era uma lista de entidades e campos copiada à mão para dentro do @SystemMessage — havia que a manter sincronizada manualmente com o modelo de domínio sempre que este mudava. É exatamente esse trabalho manual que a biblioteca oficial elimina.</w:t>
-      </w:r>
-    </w:p>
-    <w:p>
-      <w:pPr>
-        <w:spacing w:before="120" w:after="40"/>
-        <w:rPr>
-          <w:b/>
-          <w:bCs/>
-        </w:rPr>
-      </w:pPr>
-      <w:r>
-        <w:rPr>
-          <w:b/>
-          <w:bCs/>
-        </w:rPr>
-        <w:t>A biblioteca oficial: hibernate-assistant</w:t>
-      </w:r>
-    </w:p>
-    <w:p>
-      <w:pPr>
-        <w:spacing w:before="80" w:after="80" w:line="276" w:lineRule="auto"/>
-      </w:pPr>
-      <w:r>
-        <w:t xml:space="preserve">O Hibernate ORM 7.4.1 incorpora este padrão no próprio motor: a interface org.hibernate.tool.language.HibernateAssistant, com dois serializers oficiais — MetamodelJsonSerializerImpl, que converte o metamodelo JPA no system prompt automaticamente, e ResultsJsonSerializerImpl, que serializa os resultados respeitando o mapeamento real (sem as circularidades típicas de um grafo de entidades). Os projetos V2 implementam esta interface diretamente, em vez de reconstruir a validação à mão.</w:t>
+        <w:t>1 · O prompt nasce do metamodelo</w:t>
       </w:r>
     </w:p>
     <w:tbl>
@@ -5028,7 +6824,7 @@
                 <w:sz w:val="18"/>
                 <w:szCs w:val="18"/>
               </w:rPr>
-              <w:t xml:space="preserve">public HibernateAssistantLC4J(</w:t>
+              <w:t>public HibernateAssistantLC4J(</w:t>
             </w:r>
           </w:p>
         </w:tc>
@@ -5062,7 +6858,7 @@
                 <w:sz w:val="18"/>
                 <w:szCs w:val="18"/>
               </w:rPr>
-              <w:t xml:space="preserve">    ChatModel chatModel,</w:t>
+              <w:t xml:space="preserve">    ChatModel chatModel, Metamodel metamodel,</w:t>
             </w:r>
           </w:p>
         </w:tc>
@@ -5088,6 +6884,9 @@
           <w:p>
             <w:pPr>
               <w:spacing w:before="20" w:after="20"/>
+              <w:rPr>
+                <w:lang w:val="en-US"/>
+              </w:rPr>
             </w:pPr>
             <w:r>
               <w:rPr>
@@ -5095,8 +6894,75 @@
                 <w:color w:val="D4D4D4"/>
                 <w:sz w:val="18"/>
                 <w:szCs w:val="18"/>
-              </w:rPr>
-              <w:t xml:space="preserve">    Metamodel metamodel,</w:t>
+                <w:lang w:val="en-US"/>
+              </w:rPr>
+              <w:t xml:space="preserve">    </w:t>
+            </w:r>
+            <w:proofErr w:type="spellStart"/>
+            <w:r>
+              <w:rPr>
+                <w:rFonts w:ascii="Courier New" w:eastAsia="Courier New" w:hAnsi="Courier New" w:cs="Courier New"/>
+                <w:color w:val="D4D4D4"/>
+                <w:sz w:val="18"/>
+                <w:szCs w:val="18"/>
+                <w:lang w:val="en-US"/>
+              </w:rPr>
+              <w:t>MetamodelSerializer</w:t>
+            </w:r>
+            <w:proofErr w:type="spellEnd"/>
+            <w:r>
+              <w:rPr>
+                <w:rFonts w:ascii="Courier New" w:eastAsia="Courier New" w:hAnsi="Courier New" w:cs="Courier New"/>
+                <w:color w:val="D4D4D4"/>
+                <w:sz w:val="18"/>
+                <w:szCs w:val="18"/>
+                <w:lang w:val="en-US"/>
+              </w:rPr>
+              <w:t xml:space="preserve"> </w:t>
+            </w:r>
+            <w:proofErr w:type="spellStart"/>
+            <w:r>
+              <w:rPr>
+                <w:rFonts w:ascii="Courier New" w:eastAsia="Courier New" w:hAnsi="Courier New" w:cs="Courier New"/>
+                <w:color w:val="D4D4D4"/>
+                <w:sz w:val="18"/>
+                <w:szCs w:val="18"/>
+                <w:lang w:val="en-US"/>
+              </w:rPr>
+              <w:t>metamodelSerializer</w:t>
+            </w:r>
+            <w:proofErr w:type="spellEnd"/>
+            <w:r>
+              <w:rPr>
+                <w:rFonts w:ascii="Courier New" w:eastAsia="Courier New" w:hAnsi="Courier New" w:cs="Courier New"/>
+                <w:color w:val="D4D4D4"/>
+                <w:sz w:val="18"/>
+                <w:szCs w:val="18"/>
+                <w:lang w:val="en-US"/>
+              </w:rPr>
+              <w:t xml:space="preserve">, Set&lt;String&gt; </w:t>
+            </w:r>
+            <w:proofErr w:type="spellStart"/>
+            <w:r>
+              <w:rPr>
+                <w:rFonts w:ascii="Courier New" w:eastAsia="Courier New" w:hAnsi="Courier New" w:cs="Courier New"/>
+                <w:color w:val="D4D4D4"/>
+                <w:sz w:val="18"/>
+                <w:szCs w:val="18"/>
+                <w:lang w:val="en-US"/>
+              </w:rPr>
+              <w:t>hiddenResultFields</w:t>
+            </w:r>
+            <w:proofErr w:type="spellEnd"/>
+            <w:r>
+              <w:rPr>
+                <w:rFonts w:ascii="Courier New" w:eastAsia="Courier New" w:hAnsi="Courier New" w:cs="Courier New"/>
+                <w:color w:val="D4D4D4"/>
+                <w:sz w:val="18"/>
+                <w:szCs w:val="18"/>
+                <w:lang w:val="en-US"/>
+              </w:rPr>
+              <w:t>) {</w:t>
             </w:r>
           </w:p>
         </w:tc>
@@ -5129,8 +6995,51 @@
                 <w:color w:val="D4D4D4"/>
                 <w:sz w:val="18"/>
                 <w:szCs w:val="18"/>
-              </w:rPr>
-              <w:t xml:space="preserve">    MetamodelSerializer metamodelSerializer,</w:t>
+                <w:lang w:val="en-US"/>
+              </w:rPr>
+              <w:t xml:space="preserve">  </w:t>
+            </w:r>
+            <w:proofErr w:type="spellStart"/>
+            <w:proofErr w:type="gramStart"/>
+            <w:r>
+              <w:rPr>
+                <w:rFonts w:ascii="Courier New" w:eastAsia="Courier New" w:hAnsi="Courier New" w:cs="Courier New"/>
+                <w:color w:val="D4D4D4"/>
+                <w:sz w:val="18"/>
+                <w:szCs w:val="18"/>
+              </w:rPr>
+              <w:t>this.chatModel</w:t>
+            </w:r>
+            <w:proofErr w:type="spellEnd"/>
+            <w:proofErr w:type="gramEnd"/>
+            <w:r>
+              <w:rPr>
+                <w:rFonts w:ascii="Courier New" w:eastAsia="Courier New" w:hAnsi="Courier New" w:cs="Courier New"/>
+                <w:color w:val="D4D4D4"/>
+                <w:sz w:val="18"/>
+                <w:szCs w:val="18"/>
+              </w:rPr>
+              <w:t xml:space="preserve"> = </w:t>
+            </w:r>
+            <w:proofErr w:type="spellStart"/>
+            <w:r>
+              <w:rPr>
+                <w:rFonts w:ascii="Courier New" w:eastAsia="Courier New" w:hAnsi="Courier New" w:cs="Courier New"/>
+                <w:color w:val="D4D4D4"/>
+                <w:sz w:val="18"/>
+                <w:szCs w:val="18"/>
+              </w:rPr>
+              <w:t>chatModel</w:t>
+            </w:r>
+            <w:proofErr w:type="spellEnd"/>
+            <w:r>
+              <w:rPr>
+                <w:rFonts w:ascii="Courier New" w:eastAsia="Courier New" w:hAnsi="Courier New" w:cs="Courier New"/>
+                <w:color w:val="D4D4D4"/>
+                <w:sz w:val="18"/>
+                <w:szCs w:val="18"/>
+              </w:rPr>
+              <w:t>;</w:t>
             </w:r>
           </w:p>
         </w:tc>
@@ -5164,7 +7073,7 @@
                 <w:sz w:val="18"/>
                 <w:szCs w:val="18"/>
               </w:rPr>
-              <w:t xml:space="preserve">    Set&lt;String&gt; hiddenResultFields) {</w:t>
+              <w:t xml:space="preserve">  this.chatMemory = MessageWindowChatMemory.withMaxMessages(20);</w:t>
             </w:r>
           </w:p>
         </w:tc>
@@ -5198,7 +7107,7 @@
                 <w:sz w:val="18"/>
                 <w:szCs w:val="18"/>
               </w:rPr>
-              <w:t xml:space="preserve">  this.chatModel = chatModel;</w:t>
+              <w:t xml:space="preserve">  this.hiddenResultFields = hiddenResultFields;</w:t>
             </w:r>
           </w:p>
         </w:tc>
@@ -5232,7 +7141,7 @@
                 <w:sz w:val="18"/>
                 <w:szCs w:val="18"/>
               </w:rPr>
-              <w:t xml:space="preserve">  this.metamodel = (JpaMetamodel) metamodel;</w:t>
+              <w:t xml:space="preserve">  // o serializer decide que entidades/campos o modelo vê (Camada 1)</w:t>
             </w:r>
           </w:p>
         </w:tc>
@@ -5266,7 +7175,7 @@
                 <w:sz w:val="18"/>
                 <w:szCs w:val="18"/>
               </w:rPr>
-              <w:t xml:space="preserve">  this.chatMemory = MessageWindowChatMemory.withMaxMessages(20);</w:t>
+              <w:t xml:space="preserve">  this.metamodelJson = metamodelSerializer.toString(metamodel);</w:t>
             </w:r>
           </w:p>
         </w:tc>
@@ -5292,6 +7201,9 @@
           <w:p>
             <w:pPr>
               <w:spacing w:before="20" w:after="20"/>
+              <w:rPr>
+                <w:lang w:val="en-US"/>
+              </w:rPr>
             </w:pPr>
             <w:r>
               <w:rPr>
@@ -5299,8 +7211,99 @@
                 <w:color w:val="D4D4D4"/>
                 <w:sz w:val="18"/>
                 <w:szCs w:val="18"/>
-              </w:rPr>
-              <w:t xml:space="preserve">  this.hiddenResultFields = hiddenResultFields;</w:t>
+                <w:lang w:val="en-US"/>
+              </w:rPr>
+              <w:t xml:space="preserve">  </w:t>
+            </w:r>
+            <w:proofErr w:type="spellStart"/>
+            <w:proofErr w:type="gramStart"/>
+            <w:r>
+              <w:rPr>
+                <w:rFonts w:ascii="Courier New" w:eastAsia="Courier New" w:hAnsi="Courier New" w:cs="Courier New"/>
+                <w:color w:val="D4D4D4"/>
+                <w:sz w:val="18"/>
+                <w:szCs w:val="18"/>
+                <w:lang w:val="en-US"/>
+              </w:rPr>
+              <w:t>this.metamodelPrompt</w:t>
+            </w:r>
+            <w:proofErr w:type="spellEnd"/>
+            <w:proofErr w:type="gramEnd"/>
+            <w:r>
+              <w:rPr>
+                <w:rFonts w:ascii="Courier New" w:eastAsia="Courier New" w:hAnsi="Courier New" w:cs="Courier New"/>
+                <w:color w:val="D4D4D4"/>
+                <w:sz w:val="18"/>
+                <w:szCs w:val="18"/>
+                <w:lang w:val="en-US"/>
+              </w:rPr>
+              <w:t xml:space="preserve"> = </w:t>
+            </w:r>
+            <w:proofErr w:type="spellStart"/>
+            <w:r>
+              <w:rPr>
+                <w:rFonts w:ascii="Courier New" w:eastAsia="Courier New" w:hAnsi="Courier New" w:cs="Courier New"/>
+                <w:color w:val="D4D4D4"/>
+                <w:sz w:val="18"/>
+                <w:szCs w:val="18"/>
+                <w:lang w:val="en-US"/>
+              </w:rPr>
+              <w:t>SystemMessage.from</w:t>
+            </w:r>
+            <w:proofErr w:type="spellEnd"/>
+            <w:r>
+              <w:rPr>
+                <w:rFonts w:ascii="Courier New" w:eastAsia="Courier New" w:hAnsi="Courier New" w:cs="Courier New"/>
+                <w:color w:val="D4D4D4"/>
+                <w:sz w:val="18"/>
+                <w:szCs w:val="18"/>
+                <w:lang w:val="en-US"/>
+              </w:rPr>
+              <w:t>(</w:t>
+            </w:r>
+            <w:proofErr w:type="spellStart"/>
+            <w:r>
+              <w:rPr>
+                <w:rFonts w:ascii="Courier New" w:eastAsia="Courier New" w:hAnsi="Courier New" w:cs="Courier New"/>
+                <w:color w:val="D4D4D4"/>
+                <w:sz w:val="18"/>
+                <w:szCs w:val="18"/>
+                <w:lang w:val="en-US"/>
+              </w:rPr>
+              <w:t>METAMODEL_PROMPT.formatted</w:t>
+            </w:r>
+            <w:proofErr w:type="spellEnd"/>
+            <w:r>
+              <w:rPr>
+                <w:rFonts w:ascii="Courier New" w:eastAsia="Courier New" w:hAnsi="Courier New" w:cs="Courier New"/>
+                <w:color w:val="D4D4D4"/>
+                <w:sz w:val="18"/>
+                <w:szCs w:val="18"/>
+                <w:lang w:val="en-US"/>
+              </w:rPr>
+              <w:t>(</w:t>
+            </w:r>
+            <w:proofErr w:type="spellStart"/>
+            <w:r>
+              <w:rPr>
+                <w:rFonts w:ascii="Courier New" w:eastAsia="Courier New" w:hAnsi="Courier New" w:cs="Courier New"/>
+                <w:color w:val="D4D4D4"/>
+                <w:sz w:val="18"/>
+                <w:szCs w:val="18"/>
+                <w:lang w:val="en-US"/>
+              </w:rPr>
+              <w:t>metamodelJson</w:t>
+            </w:r>
+            <w:proofErr w:type="spellEnd"/>
+            <w:r>
+              <w:rPr>
+                <w:rFonts w:ascii="Courier New" w:eastAsia="Courier New" w:hAnsi="Courier New" w:cs="Courier New"/>
+                <w:color w:val="D4D4D4"/>
+                <w:sz w:val="18"/>
+                <w:szCs w:val="18"/>
+                <w:lang w:val="en-US"/>
+              </w:rPr>
+              <w:t>));</w:t>
             </w:r>
           </w:p>
         </w:tc>
@@ -5333,8 +7336,49 @@
                 <w:color w:val="D4D4D4"/>
                 <w:sz w:val="18"/>
                 <w:szCs w:val="18"/>
-              </w:rPr>
-              <w:t xml:space="preserve"> </w:t>
+                <w:lang w:val="en-US"/>
+              </w:rPr>
+              <w:t xml:space="preserve">  </w:t>
+            </w:r>
+            <w:proofErr w:type="spellStart"/>
+            <w:r>
+              <w:rPr>
+                <w:rFonts w:ascii="Courier New" w:eastAsia="Courier New" w:hAnsi="Courier New" w:cs="Courier New"/>
+                <w:color w:val="D4D4D4"/>
+                <w:sz w:val="18"/>
+                <w:szCs w:val="18"/>
+              </w:rPr>
+              <w:t>chatMemory.add</w:t>
+            </w:r>
+            <w:proofErr w:type="spellEnd"/>
+            <w:r>
+              <w:rPr>
+                <w:rFonts w:ascii="Courier New" w:eastAsia="Courier New" w:hAnsi="Courier New" w:cs="Courier New"/>
+                <w:color w:val="D4D4D4"/>
+                <w:sz w:val="18"/>
+                <w:szCs w:val="18"/>
+              </w:rPr>
+              <w:t>(</w:t>
+            </w:r>
+            <w:proofErr w:type="spellStart"/>
+            <w:r>
+              <w:rPr>
+                <w:rFonts w:ascii="Courier New" w:eastAsia="Courier New" w:hAnsi="Courier New" w:cs="Courier New"/>
+                <w:color w:val="D4D4D4"/>
+                <w:sz w:val="18"/>
+                <w:szCs w:val="18"/>
+              </w:rPr>
+              <w:t>metamodelPrompt</w:t>
+            </w:r>
+            <w:proofErr w:type="spellEnd"/>
+            <w:r>
+              <w:rPr>
+                <w:rFonts w:ascii="Courier New" w:eastAsia="Courier New" w:hAnsi="Courier New" w:cs="Courier New"/>
+                <w:color w:val="D4D4D4"/>
+                <w:sz w:val="18"/>
+                <w:szCs w:val="18"/>
+              </w:rPr>
+              <w:t>);</w:t>
             </w:r>
           </w:p>
         </w:tc>
@@ -5368,211 +7412,7 @@
                 <w:sz w:val="18"/>
                 <w:szCs w:val="18"/>
               </w:rPr>
-              <w:t xml:space="preserve">  // O prompt é construido a partir do metamodelo do Hibernate;</w:t>
-            </w:r>
-          </w:p>
-        </w:tc>
-      </w:tr>
-      <w:tr>
-        <w:tc>
-          <w:tcPr>
-            <w:tcW w:w="9026" w:type="dxa"/>
-            <w:tcBorders>
-              <w:top w:val="none" w:sz="0" w:space="0" w:color="FFFFFF"/>
-              <w:left w:val="none" w:sz="0" w:space="0" w:color="FFFFFF"/>
-              <w:bottom w:val="none" w:sz="0" w:space="0" w:color="FFFFFF"/>
-              <w:right w:val="none" w:sz="0" w:space="0" w:color="FFFFFF"/>
-            </w:tcBorders>
-            <w:shd w:val="clear" w:color="auto" w:fill="1E1E1E"/>
-            <w:tcMar>
-              <w:top w:w="40" w:type="dxa"/>
-              <w:left w:w="200" w:type="dxa"/>
-              <w:bottom w:w="40" w:type="dxa"/>
-              <w:right w:w="180" w:type="dxa"/>
-            </w:tcMar>
-          </w:tcPr>
-          <w:p>
-            <w:pPr>
-              <w:spacing w:before="20" w:after="20"/>
-            </w:pPr>
-            <w:r>
-              <w:rPr>
-                <w:rFonts w:ascii="Courier New" w:eastAsia="Courier New" w:hAnsi="Courier New" w:cs="Courier New"/>
-                <w:color w:val="D4D4D4"/>
-                <w:sz w:val="18"/>
-                <w:szCs w:val="18"/>
-              </w:rPr>
-              <w:t xml:space="preserve">  // o serializer decide que entidades/campos o modelo vê.</w:t>
-            </w:r>
-          </w:p>
-        </w:tc>
-      </w:tr>
-      <w:tr>
-        <w:tc>
-          <w:tcPr>
-            <w:tcW w:w="9026" w:type="dxa"/>
-            <w:tcBorders>
-              <w:top w:val="none" w:sz="0" w:space="0" w:color="FFFFFF"/>
-              <w:left w:val="none" w:sz="0" w:space="0" w:color="FFFFFF"/>
-              <w:bottom w:val="none" w:sz="0" w:space="0" w:color="FFFFFF"/>
-              <w:right w:val="none" w:sz="0" w:space="0" w:color="FFFFFF"/>
-            </w:tcBorders>
-            <w:shd w:val="clear" w:color="auto" w:fill="1E1E1E"/>
-            <w:tcMar>
-              <w:top w:w="40" w:type="dxa"/>
-              <w:left w:w="200" w:type="dxa"/>
-              <w:bottom w:w="40" w:type="dxa"/>
-              <w:right w:w="180" w:type="dxa"/>
-            </w:tcMar>
-          </w:tcPr>
-          <w:p>
-            <w:pPr>
-              <w:spacing w:before="20" w:after="20"/>
-            </w:pPr>
-            <w:r>
-              <w:rPr>
-                <w:rFonts w:ascii="Courier New" w:eastAsia="Courier New" w:hAnsi="Courier New" w:cs="Courier New"/>
-                <w:color w:val="D4D4D4"/>
-                <w:sz w:val="18"/>
-                <w:szCs w:val="18"/>
-              </w:rPr>
-              <w:t xml:space="preserve">  this.metamodelJson = metamodelSerializer.toString(metamodel);</w:t>
-            </w:r>
-          </w:p>
-        </w:tc>
-      </w:tr>
-      <w:tr>
-        <w:tc>
-          <w:tcPr>
-            <w:tcW w:w="9026" w:type="dxa"/>
-            <w:tcBorders>
-              <w:top w:val="none" w:sz="0" w:space="0" w:color="FFFFFF"/>
-              <w:left w:val="none" w:sz="0" w:space="0" w:color="FFFFFF"/>
-              <w:bottom w:val="none" w:sz="0" w:space="0" w:color="FFFFFF"/>
-              <w:right w:val="none" w:sz="0" w:space="0" w:color="FFFFFF"/>
-            </w:tcBorders>
-            <w:shd w:val="clear" w:color="auto" w:fill="1E1E1E"/>
-            <w:tcMar>
-              <w:top w:w="40" w:type="dxa"/>
-              <w:left w:w="200" w:type="dxa"/>
-              <w:bottom w:w="40" w:type="dxa"/>
-              <w:right w:w="180" w:type="dxa"/>
-            </w:tcMar>
-          </w:tcPr>
-          <w:p>
-            <w:pPr>
-              <w:spacing w:before="20" w:after="20"/>
-            </w:pPr>
-            <w:r>
-              <w:rPr>
-                <w:rFonts w:ascii="Courier New" w:eastAsia="Courier New" w:hAnsi="Courier New" w:cs="Courier New"/>
-                <w:color w:val="D4D4D4"/>
-                <w:sz w:val="18"/>
-                <w:szCs w:val="18"/>
-              </w:rPr>
-              <w:t xml:space="preserve">  this.metamodelPrompt = SystemMessage.from(</w:t>
-            </w:r>
-          </w:p>
-        </w:tc>
-      </w:tr>
-      <w:tr>
-        <w:tc>
-          <w:tcPr>
-            <w:tcW w:w="9026" w:type="dxa"/>
-            <w:tcBorders>
-              <w:top w:val="none" w:sz="0" w:space="0" w:color="FFFFFF"/>
-              <w:left w:val="none" w:sz="0" w:space="0" w:color="FFFFFF"/>
-              <w:bottom w:val="none" w:sz="0" w:space="0" w:color="FFFFFF"/>
-              <w:right w:val="none" w:sz="0" w:space="0" w:color="FFFFFF"/>
-            </w:tcBorders>
-            <w:shd w:val="clear" w:color="auto" w:fill="1E1E1E"/>
-            <w:tcMar>
-              <w:top w:w="40" w:type="dxa"/>
-              <w:left w:w="200" w:type="dxa"/>
-              <w:bottom w:w="40" w:type="dxa"/>
-              <w:right w:w="180" w:type="dxa"/>
-            </w:tcMar>
-          </w:tcPr>
-          <w:p>
-            <w:pPr>
-              <w:spacing w:before="20" w:after="20"/>
-            </w:pPr>
-            <w:r>
-              <w:rPr>
-                <w:rFonts w:ascii="Courier New" w:eastAsia="Courier New" w:hAnsi="Courier New" w:cs="Courier New"/>
-                <w:color w:val="D4D4D4"/>
-                <w:sz w:val="18"/>
-                <w:szCs w:val="18"/>
-              </w:rPr>
-              <w:t xml:space="preserve">      METAMODEL_PROMPT.formatted(metamodelJson));</w:t>
-            </w:r>
-          </w:p>
-        </w:tc>
-      </w:tr>
-      <w:tr>
-        <w:tc>
-          <w:tcPr>
-            <w:tcW w:w="9026" w:type="dxa"/>
-            <w:tcBorders>
-              <w:top w:val="none" w:sz="0" w:space="0" w:color="FFFFFF"/>
-              <w:left w:val="none" w:sz="0" w:space="0" w:color="FFFFFF"/>
-              <w:bottom w:val="none" w:sz="0" w:space="0" w:color="FFFFFF"/>
-              <w:right w:val="none" w:sz="0" w:space="0" w:color="FFFFFF"/>
-            </w:tcBorders>
-            <w:shd w:val="clear" w:color="auto" w:fill="1E1E1E"/>
-            <w:tcMar>
-              <w:top w:w="40" w:type="dxa"/>
-              <w:left w:w="200" w:type="dxa"/>
-              <w:bottom w:w="40" w:type="dxa"/>
-              <w:right w:w="180" w:type="dxa"/>
-            </w:tcMar>
-          </w:tcPr>
-          <w:p>
-            <w:pPr>
-              <w:spacing w:before="20" w:after="20"/>
-            </w:pPr>
-            <w:r>
-              <w:rPr>
-                <w:rFonts w:ascii="Courier New" w:eastAsia="Courier New" w:hAnsi="Courier New" w:cs="Courier New"/>
-                <w:color w:val="D4D4D4"/>
-                <w:sz w:val="18"/>
-                <w:szCs w:val="18"/>
-              </w:rPr>
-              <w:t xml:space="preserve">  chatMemory.add(metamodelPrompt);</w:t>
-            </w:r>
-          </w:p>
-        </w:tc>
-      </w:tr>
-      <w:tr>
-        <w:tc>
-          <w:tcPr>
-            <w:tcW w:w="9026" w:type="dxa"/>
-            <w:tcBorders>
-              <w:top w:val="none" w:sz="0" w:space="0" w:color="FFFFFF"/>
-              <w:left w:val="none" w:sz="0" w:space="0" w:color="FFFFFF"/>
-              <w:bottom w:val="none" w:sz="0" w:space="0" w:color="FFFFFF"/>
-              <w:right w:val="none" w:sz="0" w:space="0" w:color="FFFFFF"/>
-            </w:tcBorders>
-            <w:shd w:val="clear" w:color="auto" w:fill="1E1E1E"/>
-            <w:tcMar>
-              <w:top w:w="40" w:type="dxa"/>
-              <w:left w:w="200" w:type="dxa"/>
-              <w:bottom w:w="40" w:type="dxa"/>
-              <w:right w:w="180" w:type="dxa"/>
-            </w:tcMar>
-          </w:tcPr>
-          <w:p>
-            <w:pPr>
-              <w:spacing w:before="20" w:after="20"/>
-            </w:pPr>
-            <w:r>
-              <w:rPr>
-                <w:rFonts w:ascii="Courier New" w:eastAsia="Courier New" w:hAnsi="Courier New" w:cs="Courier New"/>
-                <w:color w:val="D4D4D4"/>
-                <w:sz w:val="18"/>
-                <w:szCs w:val="18"/>
-              </w:rPr>
-              <w:t xml:space="preserve">}</w:t>
+              <w:t>}</w:t>
             </w:r>
           </w:p>
         </w:tc>
@@ -5591,20 +7431,12 @@
           <w:sz w:val="20"/>
           <w:szCs w:val="20"/>
         </w:rPr>
-        <w:t xml:space="preserve">Código A — o prompt nasce do metamodelo, não escrito à mão (versão LangChain4j; a Spring AI é análoga)</w:t>
-      </w:r>
-    </w:p>
-    <w:p>
-      <w:pPr>
-        <w:spacing w:before="80" w:after="80" w:line="276" w:lineRule="auto"/>
-      </w:pPr>
-      <w:r>
-        <w:t xml:space="preserve">O metamodelo é serializado uma única vez, no construtor — não a cada pergunta. O metamodelSerializer.toString(metamodel) já decide que entidades e campos chegam ao LLM (ver “Segurança e Controlo de Acesso”); o resto do fluxo nunca repete essa lógica.</w:t>
-      </w:r>
-    </w:p>
-    <w:p>
-      <w:pPr>
-        <w:spacing w:before="120" w:after="40"/>
+        <w:t>Código A — o system prompt é construído do metamodelo, uma vez, no construtor</w:t>
+      </w:r>
+    </w:p>
+    <w:p>
+      <w:pPr>
+        <w:spacing w:before="140" w:after="40"/>
         <w:rPr>
           <w:b/>
           <w:bCs/>
@@ -5615,15 +7447,7 @@
           <w:b/>
           <w:bCs/>
         </w:rPr>
-        <w:t>Execução e resposta — sem guarda de escrita por texto</w:t>
-      </w:r>
-    </w:p>
-    <w:p>
-      <w:pPr>
-        <w:spacing w:before="80" w:after="80" w:line="276" w:lineRule="auto"/>
-      </w:pPr>
-      <w:r>
-        <w:t xml:space="preserve">A HQL gerada é entregue diretamente a session.createSelectionQuery(hql, tipo) — a própria API do Hibernate, pensada só para SELECT, rejeita qualquer outra coisa antes de executar seja o que for. Não há um if (hql.startsWith("SELECT")) escrito à mão.</w:t>
+        <w:t>2 · Validação e execução via SelectionQuery</w:t>
       </w:r>
     </w:p>
     <w:tbl>
@@ -5667,6 +7491,9 @@
           <w:p>
             <w:pPr>
               <w:spacing w:before="20" w:after="20"/>
+              <w:rPr>
+                <w:lang w:val="en-US"/>
+              </w:rPr>
             </w:pPr>
             <w:r>
               <w:rPr>
@@ -5674,8 +7501,65 @@
                 <w:color w:val="D4D4D4"/>
                 <w:sz w:val="18"/>
                 <w:szCs w:val="18"/>
-              </w:rPr>
-              <w:t xml:space="preserve">@Override</w:t>
+                <w:lang w:val="en-US"/>
+              </w:rPr>
+              <w:t xml:space="preserve">public String </w:t>
+            </w:r>
+            <w:proofErr w:type="spellStart"/>
+            <w:proofErr w:type="gramStart"/>
+            <w:r>
+              <w:rPr>
+                <w:rFonts w:ascii="Courier New" w:eastAsia="Courier New" w:hAnsi="Courier New" w:cs="Courier New"/>
+                <w:color w:val="D4D4D4"/>
+                <w:sz w:val="18"/>
+                <w:szCs w:val="18"/>
+                <w:lang w:val="en-US"/>
+              </w:rPr>
+              <w:t>executeQuery</w:t>
+            </w:r>
+            <w:proofErr w:type="spellEnd"/>
+            <w:r>
+              <w:rPr>
+                <w:rFonts w:ascii="Courier New" w:eastAsia="Courier New" w:hAnsi="Courier New" w:cs="Courier New"/>
+                <w:color w:val="D4D4D4"/>
+                <w:sz w:val="18"/>
+                <w:szCs w:val="18"/>
+                <w:lang w:val="en-US"/>
+              </w:rPr>
+              <w:t>(</w:t>
+            </w:r>
+            <w:proofErr w:type="gramEnd"/>
+            <w:r>
+              <w:rPr>
+                <w:rFonts w:ascii="Courier New" w:eastAsia="Courier New" w:hAnsi="Courier New" w:cs="Courier New"/>
+                <w:color w:val="D4D4D4"/>
+                <w:sz w:val="18"/>
+                <w:szCs w:val="18"/>
+                <w:lang w:val="en-US"/>
+              </w:rPr>
+              <w:t xml:space="preserve">String message, </w:t>
+            </w:r>
+            <w:proofErr w:type="spellStart"/>
+            <w:r>
+              <w:rPr>
+                <w:rFonts w:ascii="Courier New" w:eastAsia="Courier New" w:hAnsi="Courier New" w:cs="Courier New"/>
+                <w:color w:val="D4D4D4"/>
+                <w:sz w:val="18"/>
+                <w:szCs w:val="18"/>
+                <w:lang w:val="en-US"/>
+              </w:rPr>
+              <w:t>SharedSessionContract</w:t>
+            </w:r>
+            <w:proofErr w:type="spellEnd"/>
+            <w:r>
+              <w:rPr>
+                <w:rFonts w:ascii="Courier New" w:eastAsia="Courier New" w:hAnsi="Courier New" w:cs="Courier New"/>
+                <w:color w:val="D4D4D4"/>
+                <w:sz w:val="18"/>
+                <w:szCs w:val="18"/>
+                <w:lang w:val="en-US"/>
+              </w:rPr>
+              <w:t xml:space="preserve"> session) {</w:t>
             </w:r>
           </w:p>
         </w:tc>
@@ -5708,8 +7592,111 @@
                 <w:color w:val="D4D4D4"/>
                 <w:sz w:val="18"/>
                 <w:szCs w:val="18"/>
-              </w:rPr>
-              <w:t xml:space="preserve">public String executeQuery(String message, SharedSessionContract session) {</w:t>
+                <w:lang w:val="en-US"/>
+              </w:rPr>
+              <w:t xml:space="preserve">  </w:t>
+            </w:r>
+            <w:proofErr w:type="spellStart"/>
+            <w:r>
+              <w:rPr>
+                <w:rFonts w:ascii="Courier New" w:eastAsia="Courier New" w:hAnsi="Courier New" w:cs="Courier New"/>
+                <w:color w:val="D4D4D4"/>
+                <w:sz w:val="18"/>
+                <w:szCs w:val="18"/>
+              </w:rPr>
+              <w:t>SelectionQuery</w:t>
+            </w:r>
+            <w:proofErr w:type="spellEnd"/>
+            <w:r>
+              <w:rPr>
+                <w:rFonts w:ascii="Courier New" w:eastAsia="Courier New" w:hAnsi="Courier New" w:cs="Courier New"/>
+                <w:color w:val="D4D4D4"/>
+                <w:sz w:val="18"/>
+                <w:szCs w:val="18"/>
+              </w:rPr>
+              <w:t xml:space="preserve">&lt;?&gt; </w:t>
+            </w:r>
+            <w:proofErr w:type="spellStart"/>
+            <w:r>
+              <w:rPr>
+                <w:rFonts w:ascii="Courier New" w:eastAsia="Courier New" w:hAnsi="Courier New" w:cs="Courier New"/>
+                <w:color w:val="D4D4D4"/>
+                <w:sz w:val="18"/>
+                <w:szCs w:val="18"/>
+              </w:rPr>
+              <w:t>query</w:t>
+            </w:r>
+            <w:proofErr w:type="spellEnd"/>
+            <w:r>
+              <w:rPr>
+                <w:rFonts w:ascii="Courier New" w:eastAsia="Courier New" w:hAnsi="Courier New" w:cs="Courier New"/>
+                <w:color w:val="D4D4D4"/>
+                <w:sz w:val="18"/>
+                <w:szCs w:val="18"/>
+              </w:rPr>
+              <w:t xml:space="preserve"> = </w:t>
+            </w:r>
+            <w:proofErr w:type="spellStart"/>
+            <w:proofErr w:type="gramStart"/>
+            <w:r>
+              <w:rPr>
+                <w:rFonts w:ascii="Courier New" w:eastAsia="Courier New" w:hAnsi="Courier New" w:cs="Courier New"/>
+                <w:color w:val="D4D4D4"/>
+                <w:sz w:val="18"/>
+                <w:szCs w:val="18"/>
+              </w:rPr>
+              <w:t>createAiQueryWithRetry</w:t>
+            </w:r>
+            <w:proofErr w:type="spellEnd"/>
+            <w:r>
+              <w:rPr>
+                <w:rFonts w:ascii="Courier New" w:eastAsia="Courier New" w:hAnsi="Courier New" w:cs="Courier New"/>
+                <w:color w:val="D4D4D4"/>
+                <w:sz w:val="18"/>
+                <w:szCs w:val="18"/>
+              </w:rPr>
+              <w:t>(</w:t>
+            </w:r>
+            <w:proofErr w:type="spellStart"/>
+            <w:proofErr w:type="gramEnd"/>
+            <w:r>
+              <w:rPr>
+                <w:rFonts w:ascii="Courier New" w:eastAsia="Courier New" w:hAnsi="Courier New" w:cs="Courier New"/>
+                <w:color w:val="D4D4D4"/>
+                <w:sz w:val="18"/>
+                <w:szCs w:val="18"/>
+              </w:rPr>
+              <w:t>message</w:t>
+            </w:r>
+            <w:proofErr w:type="spellEnd"/>
+            <w:r>
+              <w:rPr>
+                <w:rFonts w:ascii="Courier New" w:eastAsia="Courier New" w:hAnsi="Courier New" w:cs="Courier New"/>
+                <w:color w:val="D4D4D4"/>
+                <w:sz w:val="18"/>
+                <w:szCs w:val="18"/>
+              </w:rPr>
+              <w:t>, session</w:t>
+            </w:r>
+            <w:proofErr w:type="gramStart"/>
+            <w:r>
+              <w:rPr>
+                <w:rFonts w:ascii="Courier New" w:eastAsia="Courier New" w:hAnsi="Courier New" w:cs="Courier New"/>
+                <w:color w:val="D4D4D4"/>
+                <w:sz w:val="18"/>
+                <w:szCs w:val="18"/>
+              </w:rPr>
+              <w:t>);  /</w:t>
+            </w:r>
+            <w:proofErr w:type="gramEnd"/>
+            <w:r>
+              <w:rPr>
+                <w:rFonts w:ascii="Courier New" w:eastAsia="Courier New" w:hAnsi="Courier New" w:cs="Courier New"/>
+                <w:color w:val="D4D4D4"/>
+                <w:sz w:val="18"/>
+                <w:szCs w:val="18"/>
+              </w:rPr>
+              <w:t>/ valida + auto-corrige</w:t>
             </w:r>
           </w:p>
         </w:tc>
@@ -5743,7 +7730,7 @@
                 <w:sz w:val="18"/>
                 <w:szCs w:val="18"/>
               </w:rPr>
-              <w:t xml:space="preserve">  SelectionQuery&lt;?&gt; query = createAiQueryWithRetry(message, session);</w:t>
+              <w:t xml:space="preserve">  String json = executeQueryToJson(query, session);                    // Camada 2 aplicada aqui</w:t>
             </w:r>
           </w:p>
         </w:tc>
@@ -5777,7 +7764,7 @@
                 <w:sz w:val="18"/>
                 <w:szCs w:val="18"/>
               </w:rPr>
-              <w:t xml:space="preserve">  String json = executeQueryToJson(query, session);</w:t>
+              <w:t xml:space="preserve">  chatMemory.add(UserMessage.from(</w:t>
             </w:r>
           </w:p>
         </w:tc>
@@ -5803,6 +7790,9 @@
           <w:p>
             <w:pPr>
               <w:spacing w:before="20" w:after="20"/>
+              <w:rPr>
+                <w:lang w:val="en-US"/>
+              </w:rPr>
             </w:pPr>
             <w:r>
               <w:rPr>
@@ -5810,8 +7800,75 @@
                 <w:color w:val="D4D4D4"/>
                 <w:sz w:val="18"/>
                 <w:szCs w:val="18"/>
-              </w:rPr>
-              <w:t xml:space="preserve"> </w:t>
+                <w:lang w:val="en-US"/>
+              </w:rPr>
+              <w:t xml:space="preserve">      "The query returned (JSON</w:t>
+            </w:r>
+            <w:proofErr w:type="gramStart"/>
+            <w:r>
+              <w:rPr>
+                <w:rFonts w:ascii="Courier New" w:eastAsia="Courier New" w:hAnsi="Courier New" w:cs="Courier New"/>
+                <w:color w:val="D4D4D4"/>
+                <w:sz w:val="18"/>
+                <w:szCs w:val="18"/>
+                <w:lang w:val="en-US"/>
+              </w:rPr>
+              <w:t>):\</w:t>
+            </w:r>
+            <w:proofErr w:type="gramEnd"/>
+            <w:r>
+              <w:rPr>
+                <w:rFonts w:ascii="Courier New" w:eastAsia="Courier New" w:hAnsi="Courier New" w:cs="Courier New"/>
+                <w:color w:val="D4D4D4"/>
+                <w:sz w:val="18"/>
+                <w:szCs w:val="18"/>
+                <w:lang w:val="en-US"/>
+              </w:rPr>
+              <w:t xml:space="preserve">n" + </w:t>
+            </w:r>
+            <w:proofErr w:type="spellStart"/>
+            <w:r>
+              <w:rPr>
+                <w:rFonts w:ascii="Courier New" w:eastAsia="Courier New" w:hAnsi="Courier New" w:cs="Courier New"/>
+                <w:color w:val="D4D4D4"/>
+                <w:sz w:val="18"/>
+                <w:szCs w:val="18"/>
+                <w:lang w:val="en-US"/>
+              </w:rPr>
+              <w:t>json</w:t>
+            </w:r>
+            <w:proofErr w:type="spellEnd"/>
+            <w:r>
+              <w:rPr>
+                <w:rFonts w:ascii="Courier New" w:eastAsia="Courier New" w:hAnsi="Courier New" w:cs="Courier New"/>
+                <w:color w:val="D4D4D4"/>
+                <w:sz w:val="18"/>
+                <w:szCs w:val="18"/>
+                <w:lang w:val="en-US"/>
+              </w:rPr>
+              <w:t xml:space="preserve"> + "\</w:t>
+            </w:r>
+            <w:proofErr w:type="spellStart"/>
+            <w:r>
+              <w:rPr>
+                <w:rFonts w:ascii="Courier New" w:eastAsia="Courier New" w:hAnsi="Courier New" w:cs="Courier New"/>
+                <w:color w:val="D4D4D4"/>
+                <w:sz w:val="18"/>
+                <w:szCs w:val="18"/>
+                <w:lang w:val="en-US"/>
+              </w:rPr>
+              <w:t>nAnswer</w:t>
+            </w:r>
+            <w:proofErr w:type="spellEnd"/>
+            <w:r>
+              <w:rPr>
+                <w:rFonts w:ascii="Courier New" w:eastAsia="Courier New" w:hAnsi="Courier New" w:cs="Courier New"/>
+                <w:color w:val="D4D4D4"/>
+                <w:sz w:val="18"/>
+                <w:szCs w:val="18"/>
+                <w:lang w:val="en-US"/>
+              </w:rPr>
+              <w:t xml:space="preserve"> in plain natural language."));</w:t>
             </w:r>
           </w:p>
         </w:tc>
@@ -5837,6 +7894,9 @@
           <w:p>
             <w:pPr>
               <w:spacing w:before="20" w:after="20"/>
+              <w:rPr>
+                <w:lang w:val="en-US"/>
+              </w:rPr>
             </w:pPr>
             <w:r>
               <w:rPr>
@@ -5844,8 +7904,54 @@
                 <w:color w:val="D4D4D4"/>
                 <w:sz w:val="18"/>
                 <w:szCs w:val="18"/>
-              </w:rPr>
-              <w:t xml:space="preserve">  String prompt = "The query returned the following data (JSON):\n"</w:t>
+                <w:lang w:val="en-US"/>
+              </w:rPr>
+              <w:lastRenderedPageBreak/>
+              <w:t xml:space="preserve">  return chatModel.chat(ChatRequest.builder(</w:t>
+            </w:r>
+            <w:proofErr w:type="gramStart"/>
+            <w:r>
+              <w:rPr>
+                <w:rFonts w:ascii="Courier New" w:eastAsia="Courier New" w:hAnsi="Courier New" w:cs="Courier New"/>
+                <w:color w:val="D4D4D4"/>
+                <w:sz w:val="18"/>
+                <w:szCs w:val="18"/>
+                <w:lang w:val="en-US"/>
+              </w:rPr>
+              <w:t>).messages</w:t>
+            </w:r>
+            <w:proofErr w:type="gramEnd"/>
+            <w:r>
+              <w:rPr>
+                <w:rFonts w:ascii="Courier New" w:eastAsia="Courier New" w:hAnsi="Courier New" w:cs="Courier New"/>
+                <w:color w:val="D4D4D4"/>
+                <w:sz w:val="18"/>
+                <w:szCs w:val="18"/>
+                <w:lang w:val="en-US"/>
+              </w:rPr>
+              <w:t>(chatMemory.messages()</w:t>
+            </w:r>
+            <w:proofErr w:type="gramStart"/>
+            <w:r>
+              <w:rPr>
+                <w:rFonts w:ascii="Courier New" w:eastAsia="Courier New" w:hAnsi="Courier New" w:cs="Courier New"/>
+                <w:color w:val="D4D4D4"/>
+                <w:sz w:val="18"/>
+                <w:szCs w:val="18"/>
+                <w:lang w:val="en-US"/>
+              </w:rPr>
+              <w:t>).build</w:t>
+            </w:r>
+            <w:proofErr w:type="gramEnd"/>
+            <w:r>
+              <w:rPr>
+                <w:rFonts w:ascii="Courier New" w:eastAsia="Courier New" w:hAnsi="Courier New" w:cs="Courier New"/>
+                <w:color w:val="D4D4D4"/>
+                <w:sz w:val="18"/>
+                <w:szCs w:val="18"/>
+                <w:lang w:val="en-US"/>
+              </w:rPr>
+              <w:t>())</w:t>
             </w:r>
           </w:p>
         </w:tc>
@@ -5878,8 +7984,71 @@
                 <w:color w:val="D4D4D4"/>
                 <w:sz w:val="18"/>
                 <w:szCs w:val="18"/>
-              </w:rPr>
-              <w:t xml:space="preserve">      + json + "\nAnswer the original question in plain natural language.";</w:t>
+                <w:lang w:val="en-US"/>
+              </w:rPr>
+              <w:t xml:space="preserve">      </w:t>
+            </w:r>
+            <w:proofErr w:type="gramStart"/>
+            <w:r>
+              <w:rPr>
+                <w:rFonts w:ascii="Courier New" w:eastAsia="Courier New" w:hAnsi="Courier New" w:cs="Courier New"/>
+                <w:color w:val="D4D4D4"/>
+                <w:sz w:val="18"/>
+                <w:szCs w:val="18"/>
+              </w:rPr>
+              <w:t>.</w:t>
+            </w:r>
+            <w:proofErr w:type="spellStart"/>
+            <w:r>
+              <w:rPr>
+                <w:rFonts w:ascii="Courier New" w:eastAsia="Courier New" w:hAnsi="Courier New" w:cs="Courier New"/>
+                <w:color w:val="D4D4D4"/>
+                <w:sz w:val="18"/>
+                <w:szCs w:val="18"/>
+              </w:rPr>
+              <w:t>aiMessage</w:t>
+            </w:r>
+            <w:proofErr w:type="spellEnd"/>
+            <w:proofErr w:type="gramEnd"/>
+            <w:r>
+              <w:rPr>
+                <w:rFonts w:ascii="Courier New" w:eastAsia="Courier New" w:hAnsi="Courier New" w:cs="Courier New"/>
+                <w:color w:val="D4D4D4"/>
+                <w:sz w:val="18"/>
+                <w:szCs w:val="18"/>
+              </w:rPr>
+              <w:t>().</w:t>
+            </w:r>
+            <w:proofErr w:type="spellStart"/>
+            <w:proofErr w:type="gramStart"/>
+            <w:r>
+              <w:rPr>
+                <w:rFonts w:ascii="Courier New" w:eastAsia="Courier New" w:hAnsi="Courier New" w:cs="Courier New"/>
+                <w:color w:val="D4D4D4"/>
+                <w:sz w:val="18"/>
+                <w:szCs w:val="18"/>
+              </w:rPr>
+              <w:t>text</w:t>
+            </w:r>
+            <w:proofErr w:type="spellEnd"/>
+            <w:r>
+              <w:rPr>
+                <w:rFonts w:ascii="Courier New" w:eastAsia="Courier New" w:hAnsi="Courier New" w:cs="Courier New"/>
+                <w:color w:val="D4D4D4"/>
+                <w:sz w:val="18"/>
+                <w:szCs w:val="18"/>
+              </w:rPr>
+              <w:t>(</w:t>
+            </w:r>
+            <w:proofErr w:type="gramEnd"/>
+            <w:r>
+              <w:rPr>
+                <w:rFonts w:ascii="Courier New" w:eastAsia="Courier New" w:hAnsi="Courier New" w:cs="Courier New"/>
+                <w:color w:val="D4D4D4"/>
+                <w:sz w:val="18"/>
+                <w:szCs w:val="18"/>
+              </w:rPr>
+              <w:t>);</w:t>
             </w:r>
           </w:p>
         </w:tc>
@@ -5913,143 +8082,7 @@
                 <w:sz w:val="18"/>
                 <w:szCs w:val="18"/>
               </w:rPr>
-              <w:t xml:space="preserve">  chatMemory.add(UserMessage.from(prompt));</w:t>
-            </w:r>
-          </w:p>
-        </w:tc>
-      </w:tr>
-      <w:tr>
-        <w:tc>
-          <w:tcPr>
-            <w:tcW w:w="9026" w:type="dxa"/>
-            <w:tcBorders>
-              <w:top w:val="none" w:sz="0" w:space="0" w:color="FFFFFF"/>
-              <w:left w:val="none" w:sz="0" w:space="0" w:color="FFFFFF"/>
-              <w:bottom w:val="none" w:sz="0" w:space="0" w:color="FFFFFF"/>
-              <w:right w:val="none" w:sz="0" w:space="0" w:color="FFFFFF"/>
-            </w:tcBorders>
-            <w:shd w:val="clear" w:color="auto" w:fill="1E1E1E"/>
-            <w:tcMar>
-              <w:top w:w="40" w:type="dxa"/>
-              <w:left w:w="200" w:type="dxa"/>
-              <w:bottom w:w="40" w:type="dxa"/>
-              <w:right w:w="180" w:type="dxa"/>
-            </w:tcMar>
-          </w:tcPr>
-          <w:p>
-            <w:pPr>
-              <w:spacing w:before="20" w:after="20"/>
-            </w:pPr>
-            <w:r>
-              <w:rPr>
-                <w:rFonts w:ascii="Courier New" w:eastAsia="Courier New" w:hAnsi="Courier New" w:cs="Courier New"/>
-                <w:color w:val="D4D4D4"/>
-                <w:sz w:val="18"/>
-                <w:szCs w:val="18"/>
-              </w:rPr>
-              <w:t xml:space="preserve">  return chatModel.chat(ChatRequest.builder()</w:t>
-            </w:r>
-          </w:p>
-        </w:tc>
-      </w:tr>
-      <w:tr>
-        <w:tc>
-          <w:tcPr>
-            <w:tcW w:w="9026" w:type="dxa"/>
-            <w:tcBorders>
-              <w:top w:val="none" w:sz="0" w:space="0" w:color="FFFFFF"/>
-              <w:left w:val="none" w:sz="0" w:space="0" w:color="FFFFFF"/>
-              <w:bottom w:val="none" w:sz="0" w:space="0" w:color="FFFFFF"/>
-              <w:right w:val="none" w:sz="0" w:space="0" w:color="FFFFFF"/>
-            </w:tcBorders>
-            <w:shd w:val="clear" w:color="auto" w:fill="1E1E1E"/>
-            <w:tcMar>
-              <w:top w:w="40" w:type="dxa"/>
-              <w:left w:w="200" w:type="dxa"/>
-              <w:bottom w:w="40" w:type="dxa"/>
-              <w:right w:w="180" w:type="dxa"/>
-            </w:tcMar>
-          </w:tcPr>
-          <w:p>
-            <w:pPr>
-              <w:spacing w:before="20" w:after="20"/>
-            </w:pPr>
-            <w:r>
-              <w:rPr>
-                <w:rFonts w:ascii="Courier New" w:eastAsia="Courier New" w:hAnsi="Courier New" w:cs="Courier New"/>
-                <w:color w:val="D4D4D4"/>
-                <w:sz w:val="18"/>
-                <w:szCs w:val="18"/>
-              </w:rPr>
-              <w:t xml:space="preserve">          .messages(chatMemory.messages()).build())</w:t>
-            </w:r>
-          </w:p>
-        </w:tc>
-      </w:tr>
-      <w:tr>
-        <w:tc>
-          <w:tcPr>
-            <w:tcW w:w="9026" w:type="dxa"/>
-            <w:tcBorders>
-              <w:top w:val="none" w:sz="0" w:space="0" w:color="FFFFFF"/>
-              <w:left w:val="none" w:sz="0" w:space="0" w:color="FFFFFF"/>
-              <w:bottom w:val="none" w:sz="0" w:space="0" w:color="FFFFFF"/>
-              <w:right w:val="none" w:sz="0" w:space="0" w:color="FFFFFF"/>
-            </w:tcBorders>
-            <w:shd w:val="clear" w:color="auto" w:fill="1E1E1E"/>
-            <w:tcMar>
-              <w:top w:w="40" w:type="dxa"/>
-              <w:left w:w="200" w:type="dxa"/>
-              <w:bottom w:w="40" w:type="dxa"/>
-              <w:right w:w="180" w:type="dxa"/>
-            </w:tcMar>
-          </w:tcPr>
-          <w:p>
-            <w:pPr>
-              <w:spacing w:before="20" w:after="20"/>
-            </w:pPr>
-            <w:r>
-              <w:rPr>
-                <w:rFonts w:ascii="Courier New" w:eastAsia="Courier New" w:hAnsi="Courier New" w:cs="Courier New"/>
-                <w:color w:val="D4D4D4"/>
-                <w:sz w:val="18"/>
-                <w:szCs w:val="18"/>
-              </w:rPr>
-              <w:t xml:space="preserve">      .aiMessage().text();</w:t>
-            </w:r>
-          </w:p>
-        </w:tc>
-      </w:tr>
-      <w:tr>
-        <w:tc>
-          <w:tcPr>
-            <w:tcW w:w="9026" w:type="dxa"/>
-            <w:tcBorders>
-              <w:top w:val="none" w:sz="0" w:space="0" w:color="FFFFFF"/>
-              <w:left w:val="none" w:sz="0" w:space="0" w:color="FFFFFF"/>
-              <w:bottom w:val="none" w:sz="0" w:space="0" w:color="FFFFFF"/>
-              <w:right w:val="none" w:sz="0" w:space="0" w:color="FFFFFF"/>
-            </w:tcBorders>
-            <w:shd w:val="clear" w:color="auto" w:fill="1E1E1E"/>
-            <w:tcMar>
-              <w:top w:w="40" w:type="dxa"/>
-              <w:left w:w="200" w:type="dxa"/>
-              <w:bottom w:w="40" w:type="dxa"/>
-              <w:right w:w="180" w:type="dxa"/>
-            </w:tcMar>
-          </w:tcPr>
-          <w:p>
-            <w:pPr>
-              <w:spacing w:before="20" w:after="20"/>
-            </w:pPr>
-            <w:r>
-              <w:rPr>
-                <w:rFonts w:ascii="Courier New" w:eastAsia="Courier New" w:hAnsi="Courier New" w:cs="Courier New"/>
-                <w:color w:val="D4D4D4"/>
-                <w:sz w:val="18"/>
-                <w:szCs w:val="18"/>
-              </w:rPr>
-              <w:t xml:space="preserve">}</w:t>
+              <w:t>}</w:t>
             </w:r>
           </w:p>
         </w:tc>
@@ -6068,12 +8101,12 @@
           <w:sz w:val="20"/>
           <w:szCs w:val="20"/>
         </w:rPr>
-        <w:t xml:space="preserve">Código B — executeQuery(): execução via SelectionQuery e resposta a partir de dados reais</w:t>
-      </w:r>
-    </w:p>
-    <w:p>
-      <w:pPr>
-        <w:spacing w:before="120" w:after="40"/>
+        <w:t>Código B — executeQuery(): a HQL é validada e executada pelo Hibernate; a resposta nasce dos dados reais</w:t>
+      </w:r>
+    </w:p>
+    <w:p>
+      <w:pPr>
+        <w:spacing w:before="140" w:after="40"/>
         <w:rPr>
           <w:b/>
           <w:bCs/>
@@ -6084,15 +8117,7 @@
           <w:b/>
           <w:bCs/>
         </w:rPr>
-        <w:t>Auto-correção</w:t>
-      </w:r>
-    </w:p>
-    <w:p>
-      <w:pPr>
-        <w:spacing w:before="80" w:after="80" w:line="276" w:lineRule="auto"/>
-      </w:pPr>
-      <w:r>
-        <w:t xml:space="preserve">Se o Hibernate rejeitar a HQL gerada (coluna inexistente, sintaxe inválida...), a mensagem de erro é devolvida ao modelo dentro da mesma conversa e pede-se-lhe uma query corrigida — até 2 tentativas. A primeira iteração não tinha isto: uma HQL inválida terminava diretamente num “HQL query error” para o utilizador.</w:t>
+        <w:t>3 · Auto-correção</w:t>
       </w:r>
     </w:p>
     <w:tbl>
@@ -6136,6 +8161,9 @@
           <w:p>
             <w:pPr>
               <w:spacing w:before="20" w:after="20"/>
+              <w:rPr>
+                <w:lang w:val="en-US"/>
+              </w:rPr>
             </w:pPr>
             <w:r>
               <w:rPr>
@@ -6143,8 +8171,31 @@
                 <w:color w:val="D4D4D4"/>
                 <w:sz w:val="18"/>
                 <w:szCs w:val="18"/>
-              </w:rPr>
-              <w:t xml:space="preserve">for (int attempt = 1; attempt &lt;= MAX_ATTEMPTS; attempt++) {</w:t>
+                <w:lang w:val="en-US"/>
+              </w:rPr>
+              <w:t xml:space="preserve">for (int attempt = 1; attempt &lt;= MAX_ATTEMPTS; attempt++) </w:t>
+            </w:r>
+            <w:proofErr w:type="gramStart"/>
+            <w:r>
+              <w:rPr>
+                <w:rFonts w:ascii="Courier New" w:eastAsia="Courier New" w:hAnsi="Courier New" w:cs="Courier New"/>
+                <w:color w:val="D4D4D4"/>
+                <w:sz w:val="18"/>
+                <w:szCs w:val="18"/>
+                <w:lang w:val="en-US"/>
+              </w:rPr>
+              <w:t xml:space="preserve">{  </w:t>
+            </w:r>
+            <w:proofErr w:type="gramEnd"/>
+            <w:r>
+              <w:rPr>
+                <w:rFonts w:ascii="Courier New" w:eastAsia="Courier New" w:hAnsi="Courier New" w:cs="Courier New"/>
+                <w:color w:val="D4D4D4"/>
+                <w:sz w:val="18"/>
+                <w:szCs w:val="18"/>
+                <w:lang w:val="en-US"/>
+              </w:rPr>
+              <w:t xml:space="preserve"> // MAX_ATTEMPTS = 2</w:t>
             </w:r>
           </w:p>
         </w:tc>
@@ -6170,6 +8221,9 @@
           <w:p>
             <w:pPr>
               <w:spacing w:before="20" w:after="20"/>
+              <w:rPr>
+                <w:lang w:val="en-US"/>
+              </w:rPr>
             </w:pPr>
             <w:r>
               <w:rPr>
@@ -6177,8 +8231,87 @@
                 <w:color w:val="D4D4D4"/>
                 <w:sz w:val="18"/>
                 <w:szCs w:val="18"/>
-              </w:rPr>
-              <w:t xml:space="preserve">  String hql = extractHql(generateHql(message, null));</w:t>
+                <w:lang w:val="en-US"/>
+              </w:rPr>
+              <w:t xml:space="preserve">  String </w:t>
+            </w:r>
+            <w:proofErr w:type="spellStart"/>
+            <w:r>
+              <w:rPr>
+                <w:rFonts w:ascii="Courier New" w:eastAsia="Courier New" w:hAnsi="Courier New" w:cs="Courier New"/>
+                <w:color w:val="D4D4D4"/>
+                <w:sz w:val="18"/>
+                <w:szCs w:val="18"/>
+                <w:lang w:val="en-US"/>
+              </w:rPr>
+              <w:t>hql</w:t>
+            </w:r>
+            <w:proofErr w:type="spellEnd"/>
+            <w:r>
+              <w:rPr>
+                <w:rFonts w:ascii="Courier New" w:eastAsia="Courier New" w:hAnsi="Courier New" w:cs="Courier New"/>
+                <w:color w:val="D4D4D4"/>
+                <w:sz w:val="18"/>
+                <w:szCs w:val="18"/>
+                <w:lang w:val="en-US"/>
+              </w:rPr>
+              <w:t xml:space="preserve"> = </w:t>
+            </w:r>
+            <w:proofErr w:type="spellStart"/>
+            <w:proofErr w:type="gramStart"/>
+            <w:r>
+              <w:rPr>
+                <w:rFonts w:ascii="Courier New" w:eastAsia="Courier New" w:hAnsi="Courier New" w:cs="Courier New"/>
+                <w:color w:val="D4D4D4"/>
+                <w:sz w:val="18"/>
+                <w:szCs w:val="18"/>
+                <w:lang w:val="en-US"/>
+              </w:rPr>
+              <w:t>extractHql</w:t>
+            </w:r>
+            <w:proofErr w:type="spellEnd"/>
+            <w:r>
+              <w:rPr>
+                <w:rFonts w:ascii="Courier New" w:eastAsia="Courier New" w:hAnsi="Courier New" w:cs="Courier New"/>
+                <w:color w:val="D4D4D4"/>
+                <w:sz w:val="18"/>
+                <w:szCs w:val="18"/>
+                <w:lang w:val="en-US"/>
+              </w:rPr>
+              <w:t>(</w:t>
+            </w:r>
+            <w:proofErr w:type="spellStart"/>
+            <w:r>
+              <w:rPr>
+                <w:rFonts w:ascii="Courier New" w:eastAsia="Courier New" w:hAnsi="Courier New" w:cs="Courier New"/>
+                <w:color w:val="D4D4D4"/>
+                <w:sz w:val="18"/>
+                <w:szCs w:val="18"/>
+                <w:lang w:val="en-US"/>
+              </w:rPr>
+              <w:t>generateHql</w:t>
+            </w:r>
+            <w:proofErr w:type="spellEnd"/>
+            <w:r>
+              <w:rPr>
+                <w:rFonts w:ascii="Courier New" w:eastAsia="Courier New" w:hAnsi="Courier New" w:cs="Courier New"/>
+                <w:color w:val="D4D4D4"/>
+                <w:sz w:val="18"/>
+                <w:szCs w:val="18"/>
+                <w:lang w:val="en-US"/>
+              </w:rPr>
+              <w:t>(</w:t>
+            </w:r>
+            <w:proofErr w:type="gramEnd"/>
+            <w:r>
+              <w:rPr>
+                <w:rFonts w:ascii="Courier New" w:eastAsia="Courier New" w:hAnsi="Courier New" w:cs="Courier New"/>
+                <w:color w:val="D4D4D4"/>
+                <w:sz w:val="18"/>
+                <w:szCs w:val="18"/>
+                <w:lang w:val="en-US"/>
+              </w:rPr>
+              <w:t>message, null));</w:t>
             </w:r>
           </w:p>
         </w:tc>
@@ -6211,8 +8344,29 @@
                 <w:color w:val="D4D4D4"/>
                 <w:sz w:val="18"/>
                 <w:szCs w:val="18"/>
-              </w:rPr>
-              <w:t xml:space="preserve">  try {</w:t>
+                <w:lang w:val="en-US"/>
+              </w:rPr>
+              <w:t xml:space="preserve">  </w:t>
+            </w:r>
+            <w:proofErr w:type="spellStart"/>
+            <w:r>
+              <w:rPr>
+                <w:rFonts w:ascii="Courier New" w:eastAsia="Courier New" w:hAnsi="Courier New" w:cs="Courier New"/>
+                <w:color w:val="D4D4D4"/>
+                <w:sz w:val="18"/>
+                <w:szCs w:val="18"/>
+              </w:rPr>
+              <w:t>try</w:t>
+            </w:r>
+            <w:proofErr w:type="spellEnd"/>
+            <w:r>
+              <w:rPr>
+                <w:rFonts w:ascii="Courier New" w:eastAsia="Courier New" w:hAnsi="Courier New" w:cs="Courier New"/>
+                <w:color w:val="D4D4D4"/>
+                <w:sz w:val="18"/>
+                <w:szCs w:val="18"/>
+              </w:rPr>
+              <w:t xml:space="preserve"> {</w:t>
             </w:r>
           </w:p>
         </w:tc>
@@ -6246,7 +8400,7 @@
                 <w:sz w:val="18"/>
                 <w:szCs w:val="18"/>
               </w:rPr>
-              <w:t xml:space="preserve">    return session.createSelectionQuery(hql, Object.class);</w:t>
+              <w:t xml:space="preserve">    return session.createSelectionQuery(hql, Object.class);   // rejeita tudo o que não é SELECT</w:t>
             </w:r>
           </w:p>
         </w:tc>
@@ -6340,6 +8494,9 @@
           <w:p>
             <w:pPr>
               <w:spacing w:before="20" w:after="20"/>
+              <w:rPr>
+                <w:lang w:val="en-US"/>
+              </w:rPr>
             </w:pPr>
             <w:r>
               <w:rPr>
@@ -6347,8 +8504,33 @@
                 <w:color w:val="D4D4D4"/>
                 <w:sz w:val="18"/>
                 <w:szCs w:val="18"/>
-              </w:rPr>
-              <w:t xml:space="preserve">        "The HQL you generated:\n" + hql</w:t>
+                <w:lang w:val="en-US"/>
+              </w:rPr>
+              <w:t xml:space="preserve">        "The HQL was rejected by Hibernate:\n" + </w:t>
+            </w:r>
+            <w:proofErr w:type="spellStart"/>
+            <w:proofErr w:type="gramStart"/>
+            <w:r>
+              <w:rPr>
+                <w:rFonts w:ascii="Courier New" w:eastAsia="Courier New" w:hAnsi="Courier New" w:cs="Courier New"/>
+                <w:color w:val="D4D4D4"/>
+                <w:sz w:val="18"/>
+                <w:szCs w:val="18"/>
+                <w:lang w:val="en-US"/>
+              </w:rPr>
+              <w:t>e.getMessage</w:t>
+            </w:r>
+            <w:proofErr w:type="spellEnd"/>
+            <w:proofErr w:type="gramEnd"/>
+            <w:r>
+              <w:rPr>
+                <w:rFonts w:ascii="Courier New" w:eastAsia="Courier New" w:hAnsi="Courier New" w:cs="Courier New"/>
+                <w:color w:val="D4D4D4"/>
+                <w:sz w:val="18"/>
+                <w:szCs w:val="18"/>
+                <w:lang w:val="en-US"/>
+              </w:rPr>
+              <w:t>()</w:t>
             </w:r>
           </w:p>
         </w:tc>
@@ -6374,6 +8556,9 @@
           <w:p>
             <w:pPr>
               <w:spacing w:before="20" w:after="20"/>
+              <w:rPr>
+                <w:lang w:val="en-US"/>
+              </w:rPr>
             </w:pPr>
             <w:r>
               <w:rPr>
@@ -6381,8 +8566,31 @@
                 <w:color w:val="D4D4D4"/>
                 <w:sz w:val="18"/>
                 <w:szCs w:val="18"/>
-              </w:rPr>
-              <w:t xml:space="preserve">        + "\nwas rejected by Hibernate:\n" + e.getMessage()</w:t>
+                <w:lang w:val="en-US"/>
+              </w:rPr>
+              <w:t xml:space="preserve">        + "\</w:t>
+            </w:r>
+            <w:proofErr w:type="spellStart"/>
+            <w:r>
+              <w:rPr>
+                <w:rFonts w:ascii="Courier New" w:eastAsia="Courier New" w:hAnsi="Courier New" w:cs="Courier New"/>
+                <w:color w:val="D4D4D4"/>
+                <w:sz w:val="18"/>
+                <w:szCs w:val="18"/>
+                <w:lang w:val="en-US"/>
+              </w:rPr>
+              <w:t>nGenerate</w:t>
+            </w:r>
+            <w:proofErr w:type="spellEnd"/>
+            <w:r>
+              <w:rPr>
+                <w:rFonts w:ascii="Courier New" w:eastAsia="Courier New" w:hAnsi="Courier New" w:cs="Courier New"/>
+                <w:color w:val="D4D4D4"/>
+                <w:sz w:val="18"/>
+                <w:szCs w:val="18"/>
+                <w:lang w:val="en-US"/>
+              </w:rPr>
+              <w:t xml:space="preserve"> a corrected HQL SELECT for: " + message));</w:t>
             </w:r>
           </w:p>
         </w:tc>
@@ -6415,8 +8623,18 @@
                 <w:color w:val="D4D4D4"/>
                 <w:sz w:val="18"/>
                 <w:szCs w:val="18"/>
-              </w:rPr>
-              <w:t xml:space="preserve">        + "\nGenerate a corrected HQL SELECT for: " + message));</w:t>
+                <w:lang w:val="en-US"/>
+              </w:rPr>
+              <w:t xml:space="preserve">  </w:t>
+            </w:r>
+            <w:r>
+              <w:rPr>
+                <w:rFonts w:ascii="Courier New" w:eastAsia="Courier New" w:hAnsi="Courier New" w:cs="Courier New"/>
+                <w:color w:val="D4D4D4"/>
+                <w:sz w:val="18"/>
+                <w:szCs w:val="18"/>
+              </w:rPr>
+              <w:t>}</w:t>
             </w:r>
           </w:p>
         </w:tc>
@@ -6450,41 +8668,7 @@
                 <w:sz w:val="18"/>
                 <w:szCs w:val="18"/>
               </w:rPr>
-              <w:t xml:space="preserve">  }</w:t>
-            </w:r>
-          </w:p>
-        </w:tc>
-      </w:tr>
-      <w:tr>
-        <w:tc>
-          <w:tcPr>
-            <w:tcW w:w="9026" w:type="dxa"/>
-            <w:tcBorders>
-              <w:top w:val="none" w:sz="0" w:space="0" w:color="FFFFFF"/>
-              <w:left w:val="none" w:sz="0" w:space="0" w:color="FFFFFF"/>
-              <w:bottom w:val="none" w:sz="0" w:space="0" w:color="FFFFFF"/>
-              <w:right w:val="none" w:sz="0" w:space="0" w:color="FFFFFF"/>
-            </w:tcBorders>
-            <w:shd w:val="clear" w:color="auto" w:fill="1E1E1E"/>
-            <w:tcMar>
-              <w:top w:w="40" w:type="dxa"/>
-              <w:left w:w="200" w:type="dxa"/>
-              <w:bottom w:w="40" w:type="dxa"/>
-              <w:right w:w="180" w:type="dxa"/>
-            </w:tcMar>
-          </w:tcPr>
-          <w:p>
-            <w:pPr>
-              <w:spacing w:before="20" w:after="20"/>
-            </w:pPr>
-            <w:r>
-              <w:rPr>
-                <w:rFonts w:ascii="Courier New" w:eastAsia="Courier New" w:hAnsi="Courier New" w:cs="Courier New"/>
-                <w:color w:val="D4D4D4"/>
-                <w:sz w:val="18"/>
-                <w:szCs w:val="18"/>
-              </w:rPr>
-              <w:t xml:space="preserve">}</w:t>
+              <w:t>}</w:t>
             </w:r>
           </w:p>
         </w:tc>
@@ -6503,7 +8687,7 @@
           <w:sz w:val="20"/>
           <w:szCs w:val="20"/>
         </w:rPr>
-        <w:t xml:space="preserve">Código C — auto-correção: o erro do Hibernate volta para o LLM</w:t>
+        <w:t>Código C — se o Hibernate rejeitar a HQL, o erro volta ao LLM (até 2 tentativas)</w:t>
       </w:r>
     </w:p>
     <w:p>
@@ -6511,23 +8695,25 @@
         <w:spacing w:before="80" w:after="80" w:line="276" w:lineRule="auto"/>
       </w:pPr>
       <w:r>
-        <w:t xml:space="preserve">Memória de conversa e saída estruturada: o assistente mantém um MessageWindowChatMemory de até 20 mensagens (permite perguntas de seguimento) e pede ao modelo um JSON {"hql": "..."} quando este suporta saída estruturada, com extração por texto como fallback. Substitui o HqlSanitizer manual da primeira iteração, que apenas cortava markdown e ponto e vírgula.</w:t>
+        <w:t>Saída estruturada: o assistente pede ao modelo um JSON {"hql": "..."} — via ResponseFormat (LangChain4j) ou OllamaChatOptions.outputSchema (Spring AI) — com extração por texto como fallback. Substitui o HqlSanitizer manual da primeira iteração.</w:t>
       </w:r>
     </w:p>
     <w:p>
       <w:pPr>
         <w:pStyle w:val="Ttulo3"/>
       </w:pPr>
+      <w:bookmarkStart w:id="16" w:name="_Toc234848118"/>
       <w:r>
         <w:t>Pipeline Fixa vs Abordagem com Agentes</w:t>
       </w:r>
+      <w:bookmarkEnd w:id="16"/>
     </w:p>
     <w:p>
       <w:pPr>
         <w:spacing w:before="80" w:after="80" w:line="276" w:lineRule="auto"/>
       </w:pPr>
       <w:r>
-        <w:t xml:space="preserve">O assistente usa uma pipeline fixa — o Java orquestra explicitamente os passos. A alternativa seria uma abordagem com agentes (@Tool / function calling), em que o LLM decidiria de forma autónoma quando executar a query. Isso exige que o modelo seja fiável a seguir o protocolo de function calling, algo que modelos locais pequenos não garantem de forma consistente. A pipeline é mais previsível e mais fácil de controlar.</w:t>
+        <w:t>O assistente usa uma pipeline fixa — o Java orquestra explicitamente os passos. A alternativa seria uma abordagem com agentes (@Tool / function calling), em que o LLM decidiria de forma autónoma quando executar a query. Isso exige que o modelo seja fiável a seguir o protocolo de function calling, algo que modelos locais pequenos não garantem de forma consistente. A pipeline é mais previsível e mais fácil de controlar.</w:t>
       </w:r>
     </w:p>
     <w:tbl>
@@ -6571,16 +8757,6 @@
                 <w:szCs w:val="20"/>
               </w:rPr>
             </w:pPr>
-            <w:r>
-              <w:rPr>
-                <w:b/>
-                <w:bCs/>
-                <w:color w:val="FFFFFF"/>
-                <w:sz w:val="20"/>
-                <w:szCs w:val="20"/>
-              </w:rPr>
-              <w:t xml:space="preserve"/>
-            </w:r>
           </w:p>
         </w:tc>
         <w:tc>
@@ -6613,7 +8789,7 @@
                 <w:sz w:val="20"/>
                 <w:szCs w:val="20"/>
               </w:rPr>
-              <w:t xml:space="preserve">Pipeline fixa</w:t>
+              <w:t>Pipeline fixa</w:t>
             </w:r>
           </w:p>
         </w:tc>
@@ -6647,7 +8823,7 @@
                 <w:sz w:val="20"/>
                 <w:szCs w:val="20"/>
               </w:rPr>
-              <w:t xml:space="preserve">@Tool / agêntico</w:t>
+              <w:t>@Tool / agêntico</w:t>
             </w:r>
           </w:p>
         </w:tc>
@@ -6676,7 +8852,7 @@
                 <w:sz w:val="20"/>
                 <w:szCs w:val="20"/>
               </w:rPr>
-              <w:t xml:space="preserve">Gera a HQL</w:t>
+              <w:t>Gera a HQL</w:t>
             </w:r>
           </w:p>
         </w:tc>
@@ -6703,7 +8879,7 @@
                 <w:sz w:val="20"/>
                 <w:szCs w:val="20"/>
               </w:rPr>
-              <w:t xml:space="preserve">HibernateAssistant*.generateHql() (chamado por Java)</w:t>
+              <w:t>HibernateAssistant*.generateHql() (chamado por Java)</w:t>
             </w:r>
           </w:p>
         </w:tc>
@@ -6730,7 +8906,7 @@
                 <w:sz w:val="20"/>
                 <w:szCs w:val="20"/>
               </w:rPr>
-              <w:t xml:space="preserve">LLM (decide sozinho)</w:t>
+              <w:t>LLM (decide sozinho)</w:t>
             </w:r>
           </w:p>
         </w:tc>
@@ -6759,7 +8935,7 @@
                 <w:sz w:val="20"/>
                 <w:szCs w:val="20"/>
               </w:rPr>
-              <w:t xml:space="preserve">Executa a query</w:t>
+              <w:t>Executa a query</w:t>
             </w:r>
           </w:p>
         </w:tc>
@@ -6786,7 +8962,7 @@
                 <w:sz w:val="20"/>
                 <w:szCs w:val="20"/>
               </w:rPr>
-              <w:t xml:space="preserve">AssistantController chama diretamente</w:t>
+              <w:t>AssistantController chama diretamente</w:t>
             </w:r>
           </w:p>
         </w:tc>
@@ -6813,7 +8989,7 @@
                 <w:sz w:val="20"/>
                 <w:szCs w:val="20"/>
               </w:rPr>
-              <w:t xml:space="preserve">Framework chama ao receber o JSON do LLM</w:t>
+              <w:t>Framework chama ao receber o JSON do LLM</w:t>
             </w:r>
           </w:p>
         </w:tc>
@@ -6842,7 +9018,7 @@
                 <w:sz w:val="20"/>
                 <w:szCs w:val="20"/>
               </w:rPr>
-              <w:t xml:space="preserve">Formata a resposta</w:t>
+              <w:t>Formata a resposta</w:t>
             </w:r>
           </w:p>
         </w:tc>
@@ -6869,7 +9045,7 @@
                 <w:sz w:val="20"/>
                 <w:szCs w:val="20"/>
               </w:rPr>
-              <w:t xml:space="preserve">HibernateAssistant*.executeQuery() (chamado por Java)</w:t>
+              <w:t>HibernateAssistant*.executeQuery() (chamado por Java)</w:t>
             </w:r>
           </w:p>
         </w:tc>
@@ -6896,7 +9072,7 @@
                 <w:sz w:val="20"/>
                 <w:szCs w:val="20"/>
               </w:rPr>
-              <w:t xml:space="preserve">LLM (na mesma resposta)</w:t>
+              <w:t>LLM (na mesma resposta)</w:t>
             </w:r>
           </w:p>
         </w:tc>
@@ -6915,7 +9091,7 @@
           <w:sz w:val="20"/>
           <w:szCs w:val="20"/>
         </w:rPr>
-        <w:t xml:space="preserve">Tabela — Pipeline fixa vs Agente</w:t>
+        <w:t>Tabela — Pipeline fixa vs Agente</w:t>
       </w:r>
     </w:p>
     <w:p>
@@ -6923,23 +9099,29 @@
         <w:spacing w:before="80" w:after="80" w:line="276" w:lineRule="auto"/>
       </w:pPr>
       <w:r>
-        <w:t xml:space="preserve">O HibernateAssistant* concentra os dois lados da conversa com o LLM (generateHql() e executeQuery()), mas quem decide quando os invocar continua a ser o Java: o AssistantController chama assistant.executeQuery(pergunta, session) dentro de uma StatelessSession com transação explícita. O LLM nunca chama session.createSelectionQuery() por si — só gera texto.</w:t>
+        <w:t>O HibernateAssistant* concentra os dois lados da conversa com o LLM (generateHql() e executeQuery()), mas quem decide quando os invocar continua a ser o Java: o AssistantController chama assistant.executeQuery(pergunta, session) dentro de uma StatelessSession com transação explícita. O LLM nunca chama session.createSelectionQuery() por si — só gera texto.</w:t>
       </w:r>
     </w:p>
     <w:p>
       <w:pPr>
         <w:pStyle w:val="Ttulo3"/>
       </w:pPr>
+      <w:bookmarkStart w:id="17" w:name="_Toc234848119"/>
       <w:r>
         <w:t>As Duas Implementações — LangChain4j e Spring AI</w:t>
       </w:r>
+      <w:bookmarkEnd w:id="17"/>
     </w:p>
     <w:p>
       <w:pPr>
         <w:spacing w:before="80" w:after="80" w:line="276" w:lineRule="auto"/>
       </w:pPr>
       <w:r>
-        <w:t xml:space="preserve">Os dois projetos V2 implementam exatamente a mesma arquitetura sobre a mesma biblioteca oficial: o metamodelo constrói o prompt, o LLM gera HQL, o Hibernate valida e executa, o LLM redige a resposta. A única diferença é a API de integração com o LLM. As entidades, o data.sql, os dois serializers de ocultação (FilteringMetamodelSerializer / FilteringResultsSerializer) e a suite de testes são partilhados, byte a byte — provando que essas camadas não dependem do framework de LLM.</w:t>
+        <w:t xml:space="preserve">Os dois projetos V2 implementam exatamente a mesma arquitetura sobre a mesma biblioteca oficial: o metamodelo constrói o prompt, o LLM gera HQL, o Hibernate valida e executa, o LLM </w:t>
+      </w:r>
+      <w:r>
+        <w:lastRenderedPageBreak/>
+        <w:t>redige a resposta. A única diferença é a API de integração com o LLM. As entidades, o data.sql, os dois serializers de ocultação (FilteringMetamodelSerializer / FilteringResultsSerializer) e a suite de testes são partilhados, byte a byte — provando que essas camadas não dependem do framework de LLM.</w:t>
       </w:r>
     </w:p>
     <w:p>
@@ -6963,7 +9145,7 @@
         <w:spacing w:before="80" w:after="80" w:line="276" w:lineRule="auto"/>
       </w:pPr>
       <w:r>
-        <w:t xml:space="preserve">A classe HibernateAssistantLC4J usa o ChatModel do LangChain4j de forma imperativa (chatModel.chat(ChatRequest...)), constrói o ChatModel à mão em AssistantConfig (sem o starter de Spring Boot, para não depender do timing de auto-configuração), e força a saída estruturada com o ResponseFormat de JSON-schema {"hql": "..."}. A memória é o MessageWindowChatMemory do LangChain4j.</w:t>
+        <w:t>A classe HibernateAssistantLC4J usa o ChatModel do LangChain4j de forma imperativa (chatModel.chat(ChatRequest...)), constrói o ChatModel à mão em AssistantConfig (sem o starter de Spring Boot, para não depender do timing de auto-configuração), e força a saída estruturada com o ResponseFormat de JSON-schema {"hql": "..."}. A memória é o MessageWindowChatMemory do LangChain4j.</w:t>
       </w:r>
     </w:p>
     <w:p>
@@ -6974,12 +9156,53 @@
           <w:bCs/>
         </w:rPr>
       </w:pPr>
+      <w:proofErr w:type="spellStart"/>
       <w:r>
         <w:rPr>
           <w:b/>
           <w:bCs/>
         </w:rPr>
-        <w:t>spring-ai-assistant-demo (Spring AI)</w:t>
+        <w:t>spring</w:t>
+      </w:r>
+      <w:proofErr w:type="spellEnd"/>
+      <w:r>
+        <w:rPr>
+          <w:b/>
+          <w:bCs/>
+        </w:rPr>
+        <w:t>-</w:t>
+      </w:r>
+      <w:proofErr w:type="gramStart"/>
+      <w:r>
+        <w:rPr>
+          <w:b/>
+          <w:bCs/>
+        </w:rPr>
+        <w:t>ai</w:t>
+      </w:r>
+      <w:proofErr w:type="gramEnd"/>
+      <w:r>
+        <w:rPr>
+          <w:b/>
+          <w:bCs/>
+        </w:rPr>
+        <w:t>-</w:t>
+      </w:r>
+      <w:proofErr w:type="spellStart"/>
+      <w:r>
+        <w:rPr>
+          <w:b/>
+          <w:bCs/>
+        </w:rPr>
+        <w:t>assistant</w:t>
+      </w:r>
+      <w:proofErr w:type="spellEnd"/>
+      <w:r>
+        <w:rPr>
+          <w:b/>
+          <w:bCs/>
+        </w:rPr>
+        <w:t>-demo (Spring AI)</w:t>
       </w:r>
     </w:p>
     <w:p>
@@ -6987,7 +9210,39 @@
         <w:spacing w:before="80" w:after="80" w:line="276" w:lineRule="auto"/>
       </w:pPr>
       <w:r>
-        <w:t xml:space="preserve">A classe HibernateAssistantSpringAI faz o mesmo com os tipos do Spring AI: chatModel.call(Prompt) e response.getResult().getOutput().getText(). O ChatModel é injetado — vem auto-configurado pelo starter spring-ai-starter-model-ollama a partir das propriedades spring.ai.ollama.*, ao contrário do irmão LangChain4j que o constrói à mão. A saída estruturada usa o outputSchema do Ollama, preservando o modelo e a temperatura configurados:</w:t>
+        <w:t xml:space="preserve">A classe </w:t>
+      </w:r>
+      <w:proofErr w:type="spellStart"/>
+      <w:r>
+        <w:t>HibernateAssistantSpringAI</w:t>
+      </w:r>
+      <w:proofErr w:type="spellEnd"/>
+      <w:r>
+        <w:t xml:space="preserve"> faz o mesmo com os tipos do Spring AI: chatModel.call(Prompt) e </w:t>
+      </w:r>
+      <w:proofErr w:type="gramStart"/>
+      <w:r>
+        <w:t>response.getResult</w:t>
+      </w:r>
+      <w:proofErr w:type="gramEnd"/>
+      <w:r>
+        <w:t>(</w:t>
+      </w:r>
+      <w:proofErr w:type="gramStart"/>
+      <w:r>
+        <w:t>).getOutput</w:t>
+      </w:r>
+      <w:proofErr w:type="gramEnd"/>
+      <w:r>
+        <w:t>(</w:t>
+      </w:r>
+      <w:proofErr w:type="gramStart"/>
+      <w:r>
+        <w:t>).getText</w:t>
+      </w:r>
+      <w:proofErr w:type="gramEnd"/>
+      <w:r>
+        <w:t>(). O ChatModel é injetado — vem auto-configurado pelo starter spring-ai-starter-model-ollama a partir das propriedades spring.ai.ollama.*, ao contrário do irmão LangChain4j que o constrói à mão. A saída estruturada usa o outputSchema do Ollama, preservando o modelo e a temperatura configurados:</w:t>
       </w:r>
     </w:p>
     <w:tbl>
@@ -7039,7 +9294,7 @@
                 <w:sz w:val="18"/>
                 <w:szCs w:val="18"/>
               </w:rPr>
-              <w:t xml:space="preserve">/** Preserva os defaults do modelo e acrescenta o schema de HQL quando suportado. */</w:t>
+              <w:t>/** Preserva os defaults do modelo e acrescenta o schema de HQL quando suportado. */</w:t>
             </w:r>
           </w:p>
         </w:tc>
@@ -7073,7 +9328,7 @@
                 <w:sz w:val="18"/>
                 <w:szCs w:val="18"/>
               </w:rPr>
-              <w:t xml:space="preserve">private ChatOptions hqlOptions() {</w:t>
+              <w:t>private ChatOptions hqlOptions() {</w:t>
             </w:r>
           </w:p>
         </w:tc>
@@ -7133,6 +9388,9 @@
           <w:p>
             <w:pPr>
               <w:spacing w:before="20" w:after="20"/>
+              <w:rPr>
+                <w:lang w:val="en-US"/>
+              </w:rPr>
             </w:pPr>
             <w:r>
               <w:rPr>
@@ -7140,6 +9398,7 @@
                 <w:color w:val="D4D4D4"/>
                 <w:sz w:val="18"/>
                 <w:szCs w:val="18"/>
+                <w:lang w:val="en-US"/>
               </w:rPr>
               <w:t xml:space="preserve">  if (configured instanceof StructuredOutputChatOptions structured) {</w:t>
             </w:r>
@@ -7167,6 +9426,9 @@
           <w:p>
             <w:pPr>
               <w:spacing w:before="20" w:after="20"/>
+              <w:rPr>
+                <w:lang w:val="en-US"/>
+              </w:rPr>
             </w:pPr>
             <w:r>
               <w:rPr>
@@ -7174,8 +9436,75 @@
                 <w:color w:val="D4D4D4"/>
                 <w:sz w:val="18"/>
                 <w:szCs w:val="18"/>
-              </w:rPr>
-              <w:t xml:space="preserve">    return structured.mutate().outputSchema(HQL_SCHEMA).build();</w:t>
+                <w:lang w:val="en-US"/>
+              </w:rPr>
+              <w:t xml:space="preserve">    return </w:t>
+            </w:r>
+            <w:proofErr w:type="gramStart"/>
+            <w:r>
+              <w:rPr>
+                <w:rFonts w:ascii="Courier New" w:eastAsia="Courier New" w:hAnsi="Courier New" w:cs="Courier New"/>
+                <w:color w:val="D4D4D4"/>
+                <w:sz w:val="18"/>
+                <w:szCs w:val="18"/>
+                <w:lang w:val="en-US"/>
+              </w:rPr>
+              <w:t>structured.mutate</w:t>
+            </w:r>
+            <w:proofErr w:type="gramEnd"/>
+            <w:r>
+              <w:rPr>
+                <w:rFonts w:ascii="Courier New" w:eastAsia="Courier New" w:hAnsi="Courier New" w:cs="Courier New"/>
+                <w:color w:val="D4D4D4"/>
+                <w:sz w:val="18"/>
+                <w:szCs w:val="18"/>
+                <w:lang w:val="en-US"/>
+              </w:rPr>
+              <w:t>(</w:t>
+            </w:r>
+            <w:proofErr w:type="gramStart"/>
+            <w:r>
+              <w:rPr>
+                <w:rFonts w:ascii="Courier New" w:eastAsia="Courier New" w:hAnsi="Courier New" w:cs="Courier New"/>
+                <w:color w:val="D4D4D4"/>
+                <w:sz w:val="18"/>
+                <w:szCs w:val="18"/>
+                <w:lang w:val="en-US"/>
+              </w:rPr>
+              <w:t>).outputSchema</w:t>
+            </w:r>
+            <w:proofErr w:type="gramEnd"/>
+            <w:r>
+              <w:rPr>
+                <w:rFonts w:ascii="Courier New" w:eastAsia="Courier New" w:hAnsi="Courier New" w:cs="Courier New"/>
+                <w:color w:val="D4D4D4"/>
+                <w:sz w:val="18"/>
+                <w:szCs w:val="18"/>
+                <w:lang w:val="en-US"/>
+              </w:rPr>
+              <w:t>(HQL_SCHEMA</w:t>
+            </w:r>
+            <w:proofErr w:type="gramStart"/>
+            <w:r>
+              <w:rPr>
+                <w:rFonts w:ascii="Courier New" w:eastAsia="Courier New" w:hAnsi="Courier New" w:cs="Courier New"/>
+                <w:color w:val="D4D4D4"/>
+                <w:sz w:val="18"/>
+                <w:szCs w:val="18"/>
+                <w:lang w:val="en-US"/>
+              </w:rPr>
+              <w:t>).build</w:t>
+            </w:r>
+            <w:proofErr w:type="gramEnd"/>
+            <w:r>
+              <w:rPr>
+                <w:rFonts w:ascii="Courier New" w:eastAsia="Courier New" w:hAnsi="Courier New" w:cs="Courier New"/>
+                <w:color w:val="D4D4D4"/>
+                <w:sz w:val="18"/>
+                <w:szCs w:val="18"/>
+                <w:lang w:val="en-US"/>
+              </w:rPr>
+              <w:t>();</w:t>
             </w:r>
           </w:p>
         </w:tc>
@@ -7208,8 +9537,18 @@
                 <w:color w:val="D4D4D4"/>
                 <w:sz w:val="18"/>
                 <w:szCs w:val="18"/>
-              </w:rPr>
-              <w:t xml:space="preserve">  }</w:t>
+                <w:lang w:val="en-US"/>
+              </w:rPr>
+              <w:t xml:space="preserve">  </w:t>
+            </w:r>
+            <w:r>
+              <w:rPr>
+                <w:rFonts w:ascii="Courier New" w:eastAsia="Courier New" w:hAnsi="Courier New" w:cs="Courier New"/>
+                <w:color w:val="D4D4D4"/>
+                <w:sz w:val="18"/>
+                <w:szCs w:val="18"/>
+              </w:rPr>
+              <w:t>}</w:t>
             </w:r>
           </w:p>
         </w:tc>
@@ -7277,7 +9616,7 @@
                 <w:sz w:val="18"/>
                 <w:szCs w:val="18"/>
               </w:rPr>
-              <w:t xml:space="preserve">}</w:t>
+              <w:t>}</w:t>
             </w:r>
           </w:p>
         </w:tc>
@@ -7296,7 +9635,7 @@
           <w:sz w:val="20"/>
           <w:szCs w:val="20"/>
         </w:rPr>
-        <w:t xml:space="preserve">Código — hqlOptions() (Spring AI): funde o schema com o modelo/temperatura configurados</w:t>
+        <w:t>Código — hqlOptions() (Spring AI): funde o schema com o modelo/temperatura configurados</w:t>
       </w:r>
     </w:p>
     <w:p>
@@ -7304,7 +9643,7 @@
         <w:spacing w:before="80" w:after="80" w:line="276" w:lineRule="auto"/>
       </w:pPr>
       <w:r>
-        <w:t xml:space="preserve">É o par direto do ResponseFormat de JSON-schema do LangChain4j. Um teste dedicado (ChatOptionsTest) verifica, sem Ollama a correr, que o Prompt gerado carrega o modelo “qwen2.5-coder:7b”, a temperatura 0.0 e o outputSchema com o campo "hql".</w:t>
+        <w:t>É o par direto do ResponseFormat de JSON-schema do LangChain4j. Um teste dedicado (ChatOptionsTest) verifica, sem Ollama a correr, que o Prompt gerado carrega o modelo “qwen2.5-coder:7b”, a temperatura 0.0 e o outputSchema com o campo "hql".</w:t>
       </w:r>
     </w:p>
     <w:p>
@@ -7337,9 +9676,9 @@
         <w:tblLook w:val="04A0" w:firstRow="1" w:lastRow="0" w:firstColumn="1" w:lastColumn="0" w:noHBand="0" w:noVBand="1"/>
       </w:tblPr>
       <w:tblGrid>
-        <w:gridCol w:w="2600"/>
-        <w:gridCol w:w="3213"/>
-        <w:gridCol w:w="3213"/>
+        <w:gridCol w:w="2259"/>
+        <w:gridCol w:w="3136"/>
+        <w:gridCol w:w="3631"/>
       </w:tblGrid>
       <w:tr>
         <w:tc>
@@ -7372,7 +9711,7 @@
                 <w:sz w:val="20"/>
                 <w:szCs w:val="20"/>
               </w:rPr>
-              <w:t xml:space="preserve">Aspeto</w:t>
+              <w:t>Aspeto</w:t>
             </w:r>
           </w:p>
         </w:tc>
@@ -7406,7 +9745,7 @@
                 <w:sz w:val="20"/>
                 <w:szCs w:val="20"/>
               </w:rPr>
-              <w:t xml:space="preserve">LangChain4j</w:t>
+              <w:t>LangChain4j</w:t>
             </w:r>
           </w:p>
         </w:tc>
@@ -7440,7 +9779,7 @@
                 <w:sz w:val="20"/>
                 <w:szCs w:val="20"/>
               </w:rPr>
-              <w:t xml:space="preserve">Spring AI</w:t>
+              <w:t>Spring AI</w:t>
             </w:r>
           </w:p>
         </w:tc>
@@ -7469,7 +9808,7 @@
                 <w:sz w:val="20"/>
                 <w:szCs w:val="20"/>
               </w:rPr>
-              <w:t xml:space="preserve">Chamada ao LLM</w:t>
+              <w:t>Chamada ao LLM</w:t>
             </w:r>
           </w:p>
         </w:tc>
@@ -7496,7 +9835,7 @@
                 <w:sz w:val="20"/>
                 <w:szCs w:val="20"/>
               </w:rPr>
-              <w:t xml:space="preserve">chatModel.chat(ChatRequest)</w:t>
+              <w:t>chatModel.chat(ChatRequest)</w:t>
             </w:r>
           </w:p>
         </w:tc>
@@ -7523,7 +9862,7 @@
                 <w:sz w:val="20"/>
                 <w:szCs w:val="20"/>
               </w:rPr>
-              <w:t xml:space="preserve">chatModel.call(Prompt)</w:t>
+              <w:t>chatModel.call(Prompt)</w:t>
             </w:r>
           </w:p>
         </w:tc>
@@ -7552,7 +9891,7 @@
                 <w:sz w:val="20"/>
                 <w:szCs w:val="20"/>
               </w:rPr>
-              <w:t xml:space="preserve">Memória</w:t>
+              <w:t>Memória</w:t>
             </w:r>
           </w:p>
         </w:tc>
@@ -7579,7 +9918,7 @@
                 <w:sz w:val="20"/>
                 <w:szCs w:val="20"/>
               </w:rPr>
-              <w:t xml:space="preserve">MessageWindowChatMemory (LangChain4j)</w:t>
+              <w:t>MessageWindowChatMemory (LangChain4j)</w:t>
             </w:r>
           </w:p>
         </w:tc>
@@ -7606,7 +9945,7 @@
                 <w:sz w:val="20"/>
                 <w:szCs w:val="20"/>
               </w:rPr>
-              <w:t xml:space="preserve">MessageWindowChatMemory (por conversationId)</w:t>
+              <w:t>MessageWindowChatMemory (por conversationId)</w:t>
             </w:r>
           </w:p>
         </w:tc>
@@ -7635,7 +9974,7 @@
                 <w:sz w:val="20"/>
                 <w:szCs w:val="20"/>
               </w:rPr>
-              <w:t xml:space="preserve">Saída estruturada</w:t>
+              <w:t>Saída estruturada</w:t>
             </w:r>
           </w:p>
         </w:tc>
@@ -7662,7 +10001,7 @@
                 <w:sz w:val="20"/>
                 <w:szCs w:val="20"/>
               </w:rPr>
-              <w:t xml:space="preserve">ResponseFormat JSON-schema</w:t>
+              <w:t>ResponseFormat JSON-schema</w:t>
             </w:r>
           </w:p>
         </w:tc>
@@ -7689,7 +10028,7 @@
                 <w:sz w:val="20"/>
                 <w:szCs w:val="20"/>
               </w:rPr>
-              <w:t xml:space="preserve">OllamaChatOptions.outputSchema(...)</w:t>
+              <w:t>OllamaChatOptions.outputSchema(...)</w:t>
             </w:r>
           </w:p>
         </w:tc>
@@ -7718,7 +10057,7 @@
                 <w:sz w:val="20"/>
                 <w:szCs w:val="20"/>
               </w:rPr>
-              <w:t xml:space="preserve">ChatModel</w:t>
+              <w:t>ChatModel</w:t>
             </w:r>
           </w:p>
         </w:tc>
@@ -7745,7 +10084,7 @@
                 <w:sz w:val="20"/>
                 <w:szCs w:val="20"/>
               </w:rPr>
-              <w:t xml:space="preserve">construído à mão em AssistantConfig</w:t>
+              <w:t>construído à mão em AssistantConfig</w:t>
             </w:r>
           </w:p>
         </w:tc>
@@ -7772,7 +10111,7 @@
                 <w:sz w:val="20"/>
                 <w:szCs w:val="20"/>
               </w:rPr>
-              <w:t xml:space="preserve">injetado (auto-configuração do starter)</w:t>
+              <w:t>injetado (auto-configuração do starter)</w:t>
             </w:r>
           </w:p>
         </w:tc>
@@ -7801,7 +10140,7 @@
                 <w:sz w:val="20"/>
                 <w:szCs w:val="20"/>
               </w:rPr>
-              <w:t xml:space="preserve">Serializers, entidades, data.sql, testes</w:t>
+              <w:t>Serializers, entidades, data.sql, testes</w:t>
             </w:r>
           </w:p>
         </w:tc>
@@ -7828,7 +10167,7 @@
                 <w:sz w:val="20"/>
                 <w:szCs w:val="20"/>
               </w:rPr>
-              <w:t xml:space="preserve">partilhados</w:t>
+              <w:t>partilhados</w:t>
             </w:r>
           </w:p>
         </w:tc>
@@ -7855,7 +10194,7 @@
                 <w:sz w:val="20"/>
                 <w:szCs w:val="20"/>
               </w:rPr>
-              <w:t xml:space="preserve">idênticos, copiados</w:t>
+              <w:t>idênticos, copiados</w:t>
             </w:r>
           </w:p>
         </w:tc>
@@ -7874,14 +10213,14 @@
           <w:sz w:val="20"/>
           <w:szCs w:val="20"/>
         </w:rPr>
-        <w:t xml:space="preserve">Tabela — LangChain4j vs Spring AI: mesma biblioteca oficial, só muda a integração com o LLM</w:t>
+        <w:t>Tabela — LangChain4j vs Spring AI: mesma biblioteca oficial, só muda a integração com o LLM</w:t>
       </w:r>
     </w:p>
     <w:p>
       <w:pPr>
         <w:pStyle w:val="Ttulo3"/>
       </w:pPr>
-      <w:bookmarkStart w:id="18" w:name="_Toc230766127"/>
+      <w:bookmarkStart w:id="18" w:name="_Toc234848120"/>
       <w:r>
         <w:t>HQL vs SQL — Porquê HQL?</w:t>
       </w:r>
@@ -7946,7 +10285,7 @@
               </wp:anchor>
             </w:drawing>
           </mc:Choice>
-          <mc:Fallback xmlns:ns9="http://schemas.openxmlformats.org/drawingml/2006/picture" xmlns:ns5="http://schemas.openxmlformats.org/drawingml/2006/main" xmlns:ns11="http://schemas.microsoft.com/office/drawing/2010/main">
+          <mc:Fallback xmlns:ns11="http://schemas.microsoft.com/office/drawing/2010/main" xmlns:ns5="http://schemas.openxmlformats.org/drawingml/2006/main" xmlns:ns9="http://schemas.openxmlformats.org/drawingml/2006/picture">
             <w:pict>
               <v:line w14:anchorId="33CA8BAD" id="Conexão Reta 3" o:spid="_x0000_s1026" style="position:absolute;z-index:251684864;visibility:visible;mso-wrap-style:square;mso-wrap-distance-left:9pt;mso-wrap-distance-top:0;mso-wrap-distance-right:9pt;mso-wrap-distance-bottom:0;mso-position-horizontal:absolute;mso-position-horizontal-relative:text;mso-position-vertical:absolute;mso-position-vertical-relative:text" from="0,0" to="484.2pt,0" o:gfxdata="UEsDBBQABgAIAAAAIQC2gziS/gAAAOEBAAATAAAAW0NvbnRlbnRfVHlwZXNdLnhtbJSRQU7DMBBF 90jcwfIWJU67QAgl6YK0S0CoHGBkTxKLZGx5TGhvj5O2G0SRWNoz/78nu9wcxkFMGNg6quQqL6RA 0s5Y6ir5vt9lD1JwBDIwOMJKHpHlpr69KfdHjyxSmriSfYz+USnWPY7AufNIadK6MEJMx9ApD/oD OlTrorhX2lFEilmcO2RdNtjC5xDF9pCuTyYBB5bi6bQ4syoJ3g9WQ0ymaiLzg5KdCXlKLjvcW893 SUOqXwnz5DrgnHtJTxOsQfEKIT7DmDSUCaxw7Rqn8787ZsmRM9e2VmPeBN4uqYvTtW7jvijg9N/y JsXecLq0q+WD6m8AAAD//wMAUEsDBBQABgAIAAAAIQA4/SH/1gAAAJQBAAALAAAAX3JlbHMvLnJl bHOkkMFqwzAMhu+DvYPRfXGawxijTi+j0GvpHsDYimMaW0Yy2fr2M4PBMnrbUb/Q94l/f/hMi1qR JVI2sOt6UJgd+ZiDgffL8ekFlFSbvV0oo4EbChzGx4f9GRdb25HMsYhqlCwG5lrLq9biZkxWOiqY 22YiTra2kYMu1l1tQD30/bPm3wwYN0x18gb45AdQl1tp5j/sFB2T0FQ7R0nTNEV3j6o9feQzro1i OWA14Fm+Q8a1a8+Bvu/d/dMb2JY5uiPbhG/ktn4cqGU/er3pcvwCAAD//wMAUEsDBBQABgAIAAAA IQCZ2PQonAEAAJQDAAAOAAAAZHJzL2Uyb0RvYy54bWysU01P3DAQvVfqf7B8Z5MAQm202T2A4FK1 qMAPMM54Y8n2WLbZZP99x97dLGorIRAXxx/z3sx7M1muJ2vYFkLU6DreLGrOwEnstdt0/Onx9uwb ZzEJ1wuDDjq+g8jXq69flqNv4RwHND0ERiQutqPv+JCSb6sqygGsiAv04OhRYbAi0TFsqj6Ikdit qc7r+qoaMfQ+oIQY6fZm/8hXhV8pkOmXUhESMx2n2lJZQ1mf81qtlqLdBOEHLQ9liA9UYYV2lHSm uhFJsJeg/6GyWgaMqNJCoq1QKS2haCA1Tf2XmodBeChayJzoZ5vi59HKn9trdx/IhtHHNvr7kFVM Ktj8pfrYVMzazWbBlJiky6vm8vvFJXkqj2/VCehDTHeAluVNx412WYdoxfZHTJSMQo8hdDilLru0 M5CDjfsNiumekjUFXaYCrk1gW0H9FFKCS03uIfGV6AxT2pgZWL8NPMRnKJSJeQ94RpTM6NIMttph +F/2NB1LVvv4owN73dmCZ+x3pSnFGmp9UXgY0zxbr88FfvqZVn8AAAD//wMAUEsDBBQABgAIAAAA IQBdcTjb3gAAAAcBAAAPAAAAZHJzL2Rvd25yZXYueG1sTI9Ba8JAEIXvBf/DMkJvdVMpYmM2IpZS KxSpLdjjmp0m0exs2F1N/Pcde2kvDx6PefO9bN7bRpzRh9qRgvtRAgKpcKamUsHnx/PdFESImoxu HKGCCwaY54ObTKfGdfSO520sBZdQSLWCKsY2lTIUFVodRq5F4uzbeasjW19K43XH5baR4ySZSKtr 4g+VbnFZYXHcnqyCN79aLRfry4E2X7bbjde7zWv/otTtsH+asSxmICL28e8CrhuYH3IG27sTmSAa Bbwm/ipnj5PpA4j91co8k//58x8AAAD//wMAUEsBAi0AFAAGAAgAAAAhALaDOJL+AAAA4QEAABMA AAAAAAAAAAAAAAAAAAAAAFtDb250ZW50X1R5cGVzXS54bWxQSwECLQAUAAYACAAAACEAOP0h/9YA AACUAQAACwAAAAAAAAAAAAAAAAAvAQAAX3JlbHMvLnJlbHNQSwECLQAUAAYACAAAACEAmdj0KJwB AACUAwAADgAAAAAAAAAAAAAAAAAuAgAAZHJzL2Uyb0RvYy54bWxQSwECLQAUAAYACAAAACEAXXE4 294AAAAHAQAADwAAAAAAAAAAAAAAAAD2AwAAZHJzL2Rvd25yZXYueG1sUEsFBgAAAAAEAAQA8wAA AAEFAAAAAA== " strokecolor="#156082 [3204]" strokeweight=".5pt">
                 <v:stroke joinstyle="miter"/>
@@ -8124,7 +10463,27 @@
                 <w:sz w:val="18"/>
                 <w:szCs w:val="18"/>
               </w:rPr>
-              <w:t>FROM products p</w:t>
+              <w:t xml:space="preserve">FROM </w:t>
+            </w:r>
+            <w:proofErr w:type="spellStart"/>
+            <w:r>
+              <w:rPr>
+                <w:rFonts w:ascii="Courier New" w:eastAsia="Courier New" w:hAnsi="Courier New" w:cs="Courier New"/>
+                <w:color w:val="D4D4D4"/>
+                <w:sz w:val="18"/>
+                <w:szCs w:val="18"/>
+              </w:rPr>
+              <w:t>products</w:t>
+            </w:r>
+            <w:proofErr w:type="spellEnd"/>
+            <w:r>
+              <w:rPr>
+                <w:rFonts w:ascii="Courier New" w:eastAsia="Courier New" w:hAnsi="Courier New" w:cs="Courier New"/>
+                <w:color w:val="D4D4D4"/>
+                <w:sz w:val="18"/>
+                <w:szCs w:val="18"/>
+              </w:rPr>
+              <w:t xml:space="preserve"> p</w:t>
             </w:r>
           </w:p>
         </w:tc>
@@ -8200,7 +10559,31 @@
                 <w:szCs w:val="18"/>
                 <w:lang w:val="en-US"/>
               </w:rPr>
-              <w:t>WHERE p.price &lt; 50 AND c.name = 'Sports'</w:t>
+              <w:t xml:space="preserve">WHERE </w:t>
+            </w:r>
+            <w:proofErr w:type="spellStart"/>
+            <w:proofErr w:type="gramStart"/>
+            <w:r>
+              <w:rPr>
+                <w:rFonts w:ascii="Courier New" w:eastAsia="Courier New" w:hAnsi="Courier New" w:cs="Courier New"/>
+                <w:color w:val="D4D4D4"/>
+                <w:sz w:val="18"/>
+                <w:szCs w:val="18"/>
+                <w:lang w:val="en-US"/>
+              </w:rPr>
+              <w:t>p.price</w:t>
+            </w:r>
+            <w:proofErr w:type="spellEnd"/>
+            <w:proofErr w:type="gramEnd"/>
+            <w:r>
+              <w:rPr>
+                <w:rFonts w:ascii="Courier New" w:eastAsia="Courier New" w:hAnsi="Courier New" w:cs="Courier New"/>
+                <w:color w:val="D4D4D4"/>
+                <w:sz w:val="18"/>
+                <w:szCs w:val="18"/>
+                <w:lang w:val="en-US"/>
+              </w:rPr>
+              <w:t xml:space="preserve"> &lt; 50 AND c.name = 'Sports'</w:t>
             </w:r>
           </w:p>
         </w:tc>
@@ -8356,7 +10739,7 @@
           <w:sz w:val="20"/>
           <w:szCs w:val="20"/>
         </w:rPr>
-        <w:t xml:space="preserve">Código 10 — SQL gerado pelo LLM (frágil, dialect-specific, sem validação de tipos)</w:t>
+        <w:t>Código 10 — SQL gerado pelo LLM (frágil, dialect-specific, sem validação de tipos)</w:t>
       </w:r>
     </w:p>
     <w:p>
@@ -8493,7 +10876,29 @@
                 <w:sz w:val="18"/>
                 <w:szCs w:val="18"/>
               </w:rPr>
-              <w:t>WHERE p.price &lt; 50</w:t>
+              <w:t xml:space="preserve">WHERE </w:t>
+            </w:r>
+            <w:proofErr w:type="spellStart"/>
+            <w:proofErr w:type="gramStart"/>
+            <w:r>
+              <w:rPr>
+                <w:rFonts w:ascii="Courier New" w:eastAsia="Courier New" w:hAnsi="Courier New" w:cs="Courier New"/>
+                <w:color w:val="D4D4D4"/>
+                <w:sz w:val="18"/>
+                <w:szCs w:val="18"/>
+              </w:rPr>
+              <w:t>p.price</w:t>
+            </w:r>
+            <w:proofErr w:type="spellEnd"/>
+            <w:proofErr w:type="gramEnd"/>
+            <w:r>
+              <w:rPr>
+                <w:rFonts w:ascii="Courier New" w:eastAsia="Courier New" w:hAnsi="Courier New" w:cs="Courier New"/>
+                <w:color w:val="D4D4D4"/>
+                <w:sz w:val="18"/>
+                <w:szCs w:val="18"/>
+              </w:rPr>
+              <w:t xml:space="preserve"> &lt; 50</w:t>
             </w:r>
           </w:p>
         </w:tc>
@@ -8593,7 +10998,27 @@
                 <w:sz w:val="18"/>
                 <w:szCs w:val="18"/>
               </w:rPr>
-              <w:t>-- p.category.name é uma path expression JPA</w:t>
+              <w:t xml:space="preserve">-- </w:t>
+            </w:r>
+            <w:proofErr w:type="gramStart"/>
+            <w:r>
+              <w:rPr>
+                <w:rFonts w:ascii="Courier New" w:eastAsia="Courier New" w:hAnsi="Courier New" w:cs="Courier New"/>
+                <w:color w:val="D4D4D4"/>
+                <w:sz w:val="18"/>
+                <w:szCs w:val="18"/>
+              </w:rPr>
+              <w:t>p.category.name</w:t>
+            </w:r>
+            <w:proofErr w:type="gramEnd"/>
+            <w:r>
+              <w:rPr>
+                <w:rFonts w:ascii="Courier New" w:eastAsia="Courier New" w:hAnsi="Courier New" w:cs="Courier New"/>
+                <w:color w:val="D4D4D4"/>
+                <w:sz w:val="18"/>
+                <w:szCs w:val="18"/>
+              </w:rPr>
+              <w:t xml:space="preserve"> é uma path expression JPA</w:t>
             </w:r>
           </w:p>
         </w:tc>
@@ -8721,7 +11146,7 @@
           <w:sz w:val="20"/>
           <w:szCs w:val="20"/>
         </w:rPr>
-        <w:t xml:space="preserve">Código 11 — HQL gerado pelo Hibernate Assistant (type-safe, validado, portável)</w:t>
+        <w:t>Código 11 — HQL gerado pelo Hibernate Assistant (type-safe, validado, portável)</w:t>
       </w:r>
     </w:p>
     <w:p>
@@ -9255,14 +11680,14 @@
           <w:szCs w:val="20"/>
         </w:rPr>
         <w:lastRenderedPageBreak/>
-        <w:t xml:space="preserve">Tabela 7 — HQL via Hibernate Assistant vs SQL gerado pelo LLM: comparação técnica</w:t>
+        <w:t>Tabela 7 — HQL via Hibernate Assistant vs SQL gerado pelo LLM: comparação técnica</w:t>
       </w:r>
     </w:p>
     <w:p>
       <w:pPr>
         <w:pStyle w:val="Ttulo3"/>
       </w:pPr>
-      <w:bookmarkStart w:id="19" w:name="_Toc230766128"/>
+      <w:bookmarkStart w:id="19" w:name="_Toc234848121"/>
       <w:r>
         <w:t>RAG com Dados Reais</w:t>
       </w:r>
@@ -9326,7 +11751,7 @@
               </wp:anchor>
             </w:drawing>
           </mc:Choice>
-          <mc:Fallback xmlns:ns9="http://schemas.openxmlformats.org/drawingml/2006/picture" xmlns:ns5="http://schemas.openxmlformats.org/drawingml/2006/main" xmlns:ns11="http://schemas.microsoft.com/office/drawing/2010/main">
+          <mc:Fallback xmlns:ns11="http://schemas.microsoft.com/office/drawing/2010/main" xmlns:ns5="http://schemas.openxmlformats.org/drawingml/2006/main" xmlns:ns9="http://schemas.openxmlformats.org/drawingml/2006/picture">
             <w:pict>
               <v:line w14:anchorId="2E235C5D" id="Conexão Reta 3" o:spid="_x0000_s1026" style="position:absolute;z-index:251686912;visibility:visible;mso-wrap-style:square;mso-wrap-distance-left:9pt;mso-wrap-distance-top:0;mso-wrap-distance-right:9pt;mso-wrap-distance-bottom:0;mso-position-horizontal:absolute;mso-position-horizontal-relative:text;mso-position-vertical:absolute;mso-position-vertical-relative:text" from="0,-.05pt" to="484.2pt,-.05pt" o:gfxdata="UEsDBBQABgAIAAAAIQC2gziS/gAAAOEBAAATAAAAW0NvbnRlbnRfVHlwZXNdLnhtbJSRQU7DMBBF 90jcwfIWJU67QAgl6YK0S0CoHGBkTxKLZGx5TGhvj5O2G0SRWNoz/78nu9wcxkFMGNg6quQqL6RA 0s5Y6ir5vt9lD1JwBDIwOMJKHpHlpr69KfdHjyxSmriSfYz+USnWPY7AufNIadK6MEJMx9ApD/oD OlTrorhX2lFEilmcO2RdNtjC5xDF9pCuTyYBB5bi6bQ4syoJ3g9WQ0ymaiLzg5KdCXlKLjvcW893 SUOqXwnz5DrgnHtJTxOsQfEKIT7DmDSUCaxw7Rqn8787ZsmRM9e2VmPeBN4uqYvTtW7jvijg9N/y JsXecLq0q+WD6m8AAAD//wMAUEsDBBQABgAIAAAAIQA4/SH/1gAAAJQBAAALAAAAX3JlbHMvLnJl bHOkkMFqwzAMhu+DvYPRfXGawxijTi+j0GvpHsDYimMaW0Yy2fr2M4PBMnrbUb/Q94l/f/hMi1qR JVI2sOt6UJgd+ZiDgffL8ekFlFSbvV0oo4EbChzGx4f9GRdb25HMsYhqlCwG5lrLq9biZkxWOiqY 22YiTra2kYMu1l1tQD30/bPm3wwYN0x18gb45AdQl1tp5j/sFB2T0FQ7R0nTNEV3j6o9feQzro1i OWA14Fm+Q8a1a8+Bvu/d/dMb2JY5uiPbhG/ktn4cqGU/er3pcvwCAAD//wMAUEsDBBQABgAIAAAA IQCZ2PQonAEAAJQDAAAOAAAAZHJzL2Uyb0RvYy54bWysU01P3DAQvVfqf7B8Z5MAQm202T2A4FK1 qMAPMM54Y8n2WLbZZP99x97dLGorIRAXxx/z3sx7M1muJ2vYFkLU6DreLGrOwEnstdt0/Onx9uwb ZzEJ1wuDDjq+g8jXq69flqNv4RwHND0ERiQutqPv+JCSb6sqygGsiAv04OhRYbAi0TFsqj6Ikdit qc7r+qoaMfQ+oIQY6fZm/8hXhV8pkOmXUhESMx2n2lJZQ1mf81qtlqLdBOEHLQ9liA9UYYV2lHSm uhFJsJeg/6GyWgaMqNJCoq1QKS2haCA1Tf2XmodBeChayJzoZ5vi59HKn9trdx/IhtHHNvr7kFVM Ktj8pfrYVMzazWbBlJiky6vm8vvFJXkqj2/VCehDTHeAluVNx412WYdoxfZHTJSMQo8hdDilLru0 M5CDjfsNiumekjUFXaYCrk1gW0H9FFKCS03uIfGV6AxT2pgZWL8NPMRnKJSJeQ94RpTM6NIMttph +F/2NB1LVvv4owN73dmCZ+x3pSnFGmp9UXgY0zxbr88FfvqZVn8AAAD//wMAUEsDBBQABgAIAAAA IQCasyRQ4AAAAAkBAAAPAAAAZHJzL2Rvd25yZXYueG1sTI9Ba8JAEIXvhf6HZQq96UYpYmM2IpZS KxSpFfS4ZqdJ2uxs2F1N/Pcde2kvA4/He/O+bN7bRpzRh9qRgtEwAYFUOFNTqWD38TyYgghRk9GN I1RwwQDz/PYm06lxHb3jeRtLwSUUUq2girFNpQxFhVaHoWuR2Pt03urI0pfSeN1xuW3kOEkm0uqa +EOlW1xWWHxvT1bBm1+tlov15Ys2B9vtx+v95rV/Uer+rn+a8VnMQETs418Crgy8H3IednQnMkE0 CpgmKhiMQLD5OJk+gDj+apln8j9B/gMAAP//AwBQSwECLQAUAAYACAAAACEAtoM4kv4AAADhAQAA EwAAAAAAAAAAAAAAAAAAAAAAW0NvbnRlbnRfVHlwZXNdLnhtbFBLAQItABQABgAIAAAAIQA4/SH/ 1gAAAJQBAAALAAAAAAAAAAAAAAAAAC8BAABfcmVscy8ucmVsc1BLAQItABQABgAIAAAAIQCZ2PQo nAEAAJQDAAAOAAAAAAAAAAAAAAAAAC4CAABkcnMvZTJvRG9jLnhtbFBLAQItABQABgAIAAAAIQCa syRQ4AAAAAkBAAAPAAAAAAAAAAAAAAAAAPYDAABkcnMvZG93bnJldi54bWxQSwUGAAAAAAQABADz AAAAAwUAAAAA " strokecolor="#156082 [3204]" strokeweight=".5pt">
                 <v:stroke joinstyle="miter"/>
@@ -9868,23 +12293,25 @@
           <w:sz w:val="20"/>
           <w:szCs w:val="20"/>
         </w:rPr>
-        <w:t xml:space="preserve">Tabela 8 — RAG clássico (Vector DB) vs RAG direto via Hibernate</w:t>
+        <w:t>Tabela 8 — RAG clássico (Vector DB) vs RAG direto via Hibernate</w:t>
       </w:r>
     </w:p>
     <w:p>
       <w:pPr>
         <w:pStyle w:val="Ttulo3"/>
       </w:pPr>
+      <w:bookmarkStart w:id="20" w:name="_Toc234848122"/>
       <w:r>
         <w:t>Segurança e Controlo de Acesso</w:t>
       </w:r>
+      <w:bookmarkEnd w:id="20"/>
     </w:p>
     <w:p>
       <w:pPr>
         <w:spacing w:before="80" w:after="80" w:line="276" w:lineRule="auto"/>
       </w:pPr>
       <w:r>
-        <w:t xml:space="preserve">Uma das vantagens práticas mais relevantes do Hibernate Assistant face a soluções genéricas de acesso a bases de dados por IA é o controlo granular sobre o que o LLM pode ver — mesmo que as entidades estejam totalmente mapeadas. Ao contrário da primeira iteração (que validava a HQL já gerada contra uma whitelist escrita à mão), aqui o controlo é aplicado antes da geração, ao nível do próprio metamodelo: se uma entidade ou um campo não aparece no prompt, o modelo não o consegue nomear — nem por acidente, nem de propósito.</w:t>
+        <w:t>Uma das vantagens práticas mais relevantes do Hibernate Assistant face a soluções genéricas de acesso a bases de dados por IA é o controlo granular sobre o que o LLM pode ver — mesmo que as entidades estejam totalmente mapeadas. Ao contrário da primeira iteração (que validava a HQL já gerada contra uma whitelist escrita à mão), aqui o controlo é aplicado antes da geração, ao nível do próprio metamodelo: se uma entidade ou um campo não aparece no prompt, o modelo não o consegue nomear — nem por acidente, nem de propósito.</w:t>
       </w:r>
     </w:p>
     <w:p>
@@ -9908,7 +12335,7 @@
         <w:spacing w:before="80" w:after="80" w:line="276" w:lineRule="auto"/>
       </w:pPr>
       <w:r>
-        <w:t xml:space="preserve">O FilteringMetamodelSerializer envolve o serializer oficial (MetamodelJsonSerializerImpl): gera o JSON completo do metamodelo e, antes de este se tornar o system prompt, remove as entidades inteiras que estão em hiddenTypes e, dentro de cada tipo restante, os atributos que estão em hiddenFields. Acontece uma única vez, no construtor — o LLM nunca chega a ver esses nomes.</w:t>
+        <w:t>O FilteringMetamodelSerializer envolve o serializer oficial (MetamodelJsonSerializerImpl): gera o JSON completo do metamodelo e, antes de este se tornar o system prompt, remove as entidades inteiras que estão em hiddenTypes e, dentro de cada tipo restante, os atributos que estão em hiddenFields. Acontece uma única vez, no construtor — o LLM nunca chega a ver esses nomes.</w:t>
       </w:r>
     </w:p>
     <w:tbl>
@@ -9960,7 +12387,7 @@
                 <w:sz w:val="18"/>
                 <w:szCs w:val="18"/>
               </w:rPr>
-              <w:t xml:space="preserve">@Override</w:t>
+              <w:t>@Override</w:t>
             </w:r>
           </w:p>
         </w:tc>
@@ -9986,6 +12413,9 @@
           <w:p>
             <w:pPr>
               <w:spacing w:before="20" w:after="20"/>
+              <w:rPr>
+                <w:lang w:val="en-US"/>
+              </w:rPr>
             </w:pPr>
             <w:r>
               <w:rPr>
@@ -9993,8 +12423,9 @@
                 <w:color w:val="D4D4D4"/>
                 <w:sz w:val="18"/>
                 <w:szCs w:val="18"/>
-              </w:rPr>
-              <w:t xml:space="preserve">public String toString(Metamodel metamodel) {</w:t>
+                <w:lang w:val="en-US"/>
+              </w:rPr>
+              <w:t>public String toString(Metamodel metamodel) {</w:t>
             </w:r>
           </w:p>
         </w:tc>
@@ -10020,6 +12451,9 @@
           <w:p>
             <w:pPr>
               <w:spacing w:before="20" w:after="20"/>
+              <w:rPr>
+                <w:lang w:val="en-US"/>
+              </w:rPr>
             </w:pPr>
             <w:r>
               <w:rPr>
@@ -10027,8 +12461,32 @@
                 <w:color w:val="D4D4D4"/>
                 <w:sz w:val="18"/>
                 <w:szCs w:val="18"/>
-              </w:rPr>
-              <w:t xml:space="preserve">  JsonNode root = MAPPER.readTree(delegate.toString(metamodel));</w:t>
+                <w:lang w:val="en-US"/>
+              </w:rPr>
+              <w:lastRenderedPageBreak/>
+              <w:t xml:space="preserve">  JsonNode root = MAPPER.readTree(</w:t>
+            </w:r>
+            <w:proofErr w:type="gramStart"/>
+            <w:r>
+              <w:rPr>
+                <w:rFonts w:ascii="Courier New" w:eastAsia="Courier New" w:hAnsi="Courier New" w:cs="Courier New"/>
+                <w:color w:val="D4D4D4"/>
+                <w:sz w:val="18"/>
+                <w:szCs w:val="18"/>
+                <w:lang w:val="en-US"/>
+              </w:rPr>
+              <w:t>delegate.toString</w:t>
+            </w:r>
+            <w:proofErr w:type="gramEnd"/>
+            <w:r>
+              <w:rPr>
+                <w:rFonts w:ascii="Courier New" w:eastAsia="Courier New" w:hAnsi="Courier New" w:cs="Courier New"/>
+                <w:color w:val="D4D4D4"/>
+                <w:sz w:val="18"/>
+                <w:szCs w:val="18"/>
+                <w:lang w:val="en-US"/>
+              </w:rPr>
+              <w:t>(metamodel));</w:t>
             </w:r>
           </w:p>
         </w:tc>
@@ -10054,6 +12512,9 @@
           <w:p>
             <w:pPr>
               <w:spacing w:before="20" w:after="20"/>
+              <w:rPr>
+                <w:lang w:val="en-US"/>
+              </w:rPr>
             </w:pPr>
             <w:r>
               <w:rPr>
@@ -10061,8 +12522,53 @@
                 <w:color w:val="D4D4D4"/>
                 <w:sz w:val="18"/>
                 <w:szCs w:val="18"/>
-              </w:rPr>
-              <w:t xml:space="preserve">  for (String group : TYPE_GROUPS) {  // entities, mappedSuperclasses, embeddables</w:t>
+                <w:lang w:val="en-US"/>
+              </w:rPr>
+              <w:t xml:space="preserve">  for (String </w:t>
+            </w:r>
+            <w:proofErr w:type="gramStart"/>
+            <w:r>
+              <w:rPr>
+                <w:rFonts w:ascii="Courier New" w:eastAsia="Courier New" w:hAnsi="Courier New" w:cs="Courier New"/>
+                <w:color w:val="D4D4D4"/>
+                <w:sz w:val="18"/>
+                <w:szCs w:val="18"/>
+                <w:lang w:val="en-US"/>
+              </w:rPr>
+              <w:t>group :</w:t>
+            </w:r>
+            <w:proofErr w:type="gramEnd"/>
+            <w:r>
+              <w:rPr>
+                <w:rFonts w:ascii="Courier New" w:eastAsia="Courier New" w:hAnsi="Courier New" w:cs="Courier New"/>
+                <w:color w:val="D4D4D4"/>
+                <w:sz w:val="18"/>
+                <w:szCs w:val="18"/>
+                <w:lang w:val="en-US"/>
+              </w:rPr>
+              <w:t xml:space="preserve"> TYPE_GROUPS) </w:t>
+            </w:r>
+            <w:proofErr w:type="gramStart"/>
+            <w:r>
+              <w:rPr>
+                <w:rFonts w:ascii="Courier New" w:eastAsia="Courier New" w:hAnsi="Courier New" w:cs="Courier New"/>
+                <w:color w:val="D4D4D4"/>
+                <w:sz w:val="18"/>
+                <w:szCs w:val="18"/>
+                <w:lang w:val="en-US"/>
+              </w:rPr>
+              <w:t>{  /</w:t>
+            </w:r>
+            <w:proofErr w:type="gramEnd"/>
+            <w:r>
+              <w:rPr>
+                <w:rFonts w:ascii="Courier New" w:eastAsia="Courier New" w:hAnsi="Courier New" w:cs="Courier New"/>
+                <w:color w:val="D4D4D4"/>
+                <w:sz w:val="18"/>
+                <w:szCs w:val="18"/>
+                <w:lang w:val="en-US"/>
+              </w:rPr>
+              <w:t>/ entities, mappedSuperclasses, embeddables</w:t>
             </w:r>
           </w:p>
         </w:tc>
@@ -10088,6 +12594,9 @@
           <w:p>
             <w:pPr>
               <w:spacing w:before="20" w:after="20"/>
+              <w:rPr>
+                <w:lang w:val="en-US"/>
+              </w:rPr>
             </w:pPr>
             <w:r>
               <w:rPr>
@@ -10095,8 +12604,53 @@
                 <w:color w:val="D4D4D4"/>
                 <w:sz w:val="18"/>
                 <w:szCs w:val="18"/>
-              </w:rPr>
-              <w:t xml:space="preserve">    if (root.path(group).isArray())</w:t>
+                <w:lang w:val="en-US"/>
+              </w:rPr>
+              <w:t xml:space="preserve">    if (</w:t>
+            </w:r>
+            <w:proofErr w:type="gramStart"/>
+            <w:r>
+              <w:rPr>
+                <w:rFonts w:ascii="Courier New" w:eastAsia="Courier New" w:hAnsi="Courier New" w:cs="Courier New"/>
+                <w:color w:val="D4D4D4"/>
+                <w:sz w:val="18"/>
+                <w:szCs w:val="18"/>
+                <w:lang w:val="en-US"/>
+              </w:rPr>
+              <w:t>root.path</w:t>
+            </w:r>
+            <w:proofErr w:type="gramEnd"/>
+            <w:r>
+              <w:rPr>
+                <w:rFonts w:ascii="Courier New" w:eastAsia="Courier New" w:hAnsi="Courier New" w:cs="Courier New"/>
+                <w:color w:val="D4D4D4"/>
+                <w:sz w:val="18"/>
+                <w:szCs w:val="18"/>
+                <w:lang w:val="en-US"/>
+              </w:rPr>
+              <w:t>(group</w:t>
+            </w:r>
+            <w:proofErr w:type="gramStart"/>
+            <w:r>
+              <w:rPr>
+                <w:rFonts w:ascii="Courier New" w:eastAsia="Courier New" w:hAnsi="Courier New" w:cs="Courier New"/>
+                <w:color w:val="D4D4D4"/>
+                <w:sz w:val="18"/>
+                <w:szCs w:val="18"/>
+                <w:lang w:val="en-US"/>
+              </w:rPr>
+              <w:t>).isArray</w:t>
+            </w:r>
+            <w:proofErr w:type="gramEnd"/>
+            <w:r>
+              <w:rPr>
+                <w:rFonts w:ascii="Courier New" w:eastAsia="Courier New" w:hAnsi="Courier New" w:cs="Courier New"/>
+                <w:color w:val="D4D4D4"/>
+                <w:sz w:val="18"/>
+                <w:szCs w:val="18"/>
+                <w:lang w:val="en-US"/>
+              </w:rPr>
+              <w:t>())</w:t>
             </w:r>
           </w:p>
         </w:tc>
@@ -10122,6 +12676,9 @@
           <w:p>
             <w:pPr>
               <w:spacing w:before="20" w:after="20"/>
+              <w:rPr>
+                <w:lang w:val="en-US"/>
+              </w:rPr>
             </w:pPr>
             <w:r>
               <w:rPr>
@@ -10129,8 +12686,31 @@
                 <w:color w:val="D4D4D4"/>
                 <w:sz w:val="18"/>
                 <w:szCs w:val="18"/>
-              </w:rPr>
-              <w:t xml:space="preserve">      ((ObjectNode) root).set(group, filterTypes((ArrayNode) root.get(group)));</w:t>
+                <w:lang w:val="en-US"/>
+              </w:rPr>
+              <w:t xml:space="preserve">      ((ObjectNode) root</w:t>
+            </w:r>
+            <w:proofErr w:type="gramStart"/>
+            <w:r>
+              <w:rPr>
+                <w:rFonts w:ascii="Courier New" w:eastAsia="Courier New" w:hAnsi="Courier New" w:cs="Courier New"/>
+                <w:color w:val="D4D4D4"/>
+                <w:sz w:val="18"/>
+                <w:szCs w:val="18"/>
+                <w:lang w:val="en-US"/>
+              </w:rPr>
+              <w:t>).set</w:t>
+            </w:r>
+            <w:proofErr w:type="gramEnd"/>
+            <w:r>
+              <w:rPr>
+                <w:rFonts w:ascii="Courier New" w:eastAsia="Courier New" w:hAnsi="Courier New" w:cs="Courier New"/>
+                <w:color w:val="D4D4D4"/>
+                <w:sz w:val="18"/>
+                <w:szCs w:val="18"/>
+                <w:lang w:val="en-US"/>
+              </w:rPr>
+              <w:t>(group, filterTypes((ArrayNode) root.get(group)));</w:t>
             </w:r>
           </w:p>
         </w:tc>
@@ -10163,8 +12743,18 @@
                 <w:color w:val="D4D4D4"/>
                 <w:sz w:val="18"/>
                 <w:szCs w:val="18"/>
-              </w:rPr>
-              <w:t xml:space="preserve">  }</w:t>
+                <w:lang w:val="en-US"/>
+              </w:rPr>
+              <w:t xml:space="preserve">  </w:t>
+            </w:r>
+            <w:r>
+              <w:rPr>
+                <w:rFonts w:ascii="Courier New" w:eastAsia="Courier New" w:hAnsi="Courier New" w:cs="Courier New"/>
+                <w:color w:val="D4D4D4"/>
+                <w:sz w:val="18"/>
+                <w:szCs w:val="18"/>
+              </w:rPr>
+              <w:t>}</w:t>
             </w:r>
           </w:p>
         </w:tc>
@@ -10232,7 +12822,7 @@
                 <w:sz w:val="18"/>
                 <w:szCs w:val="18"/>
               </w:rPr>
-              <w:t xml:space="preserve">}</w:t>
+              <w:t>}</w:t>
             </w:r>
           </w:p>
         </w:tc>
@@ -10266,7 +12856,7 @@
                 <w:sz w:val="18"/>
                 <w:szCs w:val="18"/>
               </w:rPr>
-              <w:t xml:space="preserve">// filterTypes(): salta os tipos em hiddenTypes; remove os atributos em hiddenFields</w:t>
+              <w:t>// filterTypes(): salta os tipos em hiddenTypes; remove os atributos em hiddenFields</w:t>
             </w:r>
           </w:p>
         </w:tc>
@@ -10285,7 +12875,7 @@
           <w:sz w:val="20"/>
           <w:szCs w:val="20"/>
         </w:rPr>
-        <w:t xml:space="preserve">Código D — FilteringMetamodelSerializer: oculta entidades e campos do prompt</w:t>
+        <w:t>Código D — FilteringMetamodelSerializer: oculta entidades e campos do prompt</w:t>
       </w:r>
     </w:p>
     <w:p>
@@ -10309,7 +12899,7 @@
         <w:spacing w:before="80" w:after="80" w:line="276" w:lineRule="auto"/>
       </w:pPr>
       <w:r>
-        <w:t xml:space="preserve">Esconder do prompt não chega: um SELECT p FROM Product p perfeitamente legítimo devolve a entidade inteira — e o ResultsJsonSerializerImpl oficial serializa todas as colunas mapeadas, incluindo a costPrice, sem saber nada do que foi ocultado no prompt. O FilteringResultsSerializer envolve também esse serializer e percorre recursivamente o JSON de resultado, removendo os mesmos campos ocultos a qualquer profundidade — isto corre em cada query, não só uma vez.</w:t>
+        <w:t>Esconder do prompt não chega: um SELECT p FROM Product p perfeitamente legítimo devolve a entidade inteira — e o ResultsJsonSerializerImpl oficial serializa todas as colunas mapeadas, incluindo a costPrice, sem saber nada do que foi ocultado no prompt. O FilteringResultsSerializer envolve também esse serializer e percorre recursivamente o JSON de resultado, removendo os mesmos campos ocultos a qualquer profundidade — isto corre em cada query, não só uma vez.</w:t>
       </w:r>
     </w:p>
     <w:tbl>
@@ -10361,7 +12951,7 @@
                 <w:sz w:val="18"/>
                 <w:szCs w:val="18"/>
               </w:rPr>
-              <w:t xml:space="preserve">@Override</w:t>
+              <w:t>@Override</w:t>
             </w:r>
           </w:p>
         </w:tc>
@@ -10387,6 +12977,9 @@
           <w:p>
             <w:pPr>
               <w:spacing w:before="20" w:after="20"/>
+              <w:rPr>
+                <w:lang w:val="en-US"/>
+              </w:rPr>
             </w:pPr>
             <w:r>
               <w:rPr>
@@ -10394,8 +12987,9 @@
                 <w:color w:val="D4D4D4"/>
                 <w:sz w:val="18"/>
                 <w:szCs w:val="18"/>
-              </w:rPr>
-              <w:t xml:space="preserve">public &lt;T&gt; String toString(List&lt;? extends T&gt; results, SelectionQuery&lt;T&gt; query) {</w:t>
+                <w:lang w:val="en-US"/>
+              </w:rPr>
+              <w:t>public &lt;T&gt; String toString(List&lt;? extends T&gt; results, SelectionQuery&lt;T&gt; query) {</w:t>
             </w:r>
           </w:p>
         </w:tc>
@@ -10421,6 +13015,9 @@
           <w:p>
             <w:pPr>
               <w:spacing w:before="20" w:after="20"/>
+              <w:rPr>
+                <w:lang w:val="en-US"/>
+              </w:rPr>
             </w:pPr>
             <w:r>
               <w:rPr>
@@ -10428,8 +13025,31 @@
                 <w:color w:val="D4D4D4"/>
                 <w:sz w:val="18"/>
                 <w:szCs w:val="18"/>
-              </w:rPr>
-              <w:t xml:space="preserve">  String json = delegate.toString(results, query);</w:t>
+                <w:lang w:val="en-US"/>
+              </w:rPr>
+              <w:t xml:space="preserve">  String json = </w:t>
+            </w:r>
+            <w:proofErr w:type="gramStart"/>
+            <w:r>
+              <w:rPr>
+                <w:rFonts w:ascii="Courier New" w:eastAsia="Courier New" w:hAnsi="Courier New" w:cs="Courier New"/>
+                <w:color w:val="D4D4D4"/>
+                <w:sz w:val="18"/>
+                <w:szCs w:val="18"/>
+                <w:lang w:val="en-US"/>
+              </w:rPr>
+              <w:t>delegate.toString</w:t>
+            </w:r>
+            <w:proofErr w:type="gramEnd"/>
+            <w:r>
+              <w:rPr>
+                <w:rFonts w:ascii="Courier New" w:eastAsia="Courier New" w:hAnsi="Courier New" w:cs="Courier New"/>
+                <w:color w:val="D4D4D4"/>
+                <w:sz w:val="18"/>
+                <w:szCs w:val="18"/>
+                <w:lang w:val="en-US"/>
+              </w:rPr>
+              <w:t>(results, query);</w:t>
             </w:r>
           </w:p>
         </w:tc>
@@ -10455,6 +13075,9 @@
           <w:p>
             <w:pPr>
               <w:spacing w:before="20" w:after="20"/>
+              <w:rPr>
+                <w:lang w:val="en-US"/>
+              </w:rPr>
             </w:pPr>
             <w:r>
               <w:rPr>
@@ -10462,6 +13085,7 @@
                 <w:color w:val="D4D4D4"/>
                 <w:sz w:val="18"/>
                 <w:szCs w:val="18"/>
+                <w:lang w:val="en-US"/>
               </w:rPr>
               <w:t xml:space="preserve">  if (hiddenFields.isEmpty()) return json;</w:t>
             </w:r>
@@ -10489,6 +13113,9 @@
           <w:p>
             <w:pPr>
               <w:spacing w:before="20" w:after="20"/>
+              <w:rPr>
+                <w:lang w:val="en-US"/>
+              </w:rPr>
             </w:pPr>
             <w:r>
               <w:rPr>
@@ -10496,6 +13123,7 @@
                 <w:color w:val="D4D4D4"/>
                 <w:sz w:val="18"/>
                 <w:szCs w:val="18"/>
+                <w:lang w:val="en-US"/>
               </w:rPr>
               <w:t xml:space="preserve">  JsonNode root = MAPPER.readTree(json);</w:t>
             </w:r>
@@ -10530,8 +13158,38 @@
                 <w:color w:val="D4D4D4"/>
                 <w:sz w:val="18"/>
                 <w:szCs w:val="18"/>
-              </w:rPr>
-              <w:t xml:space="preserve">  strip(root);              // remove recursivamente os campos ocultos</w:t>
+                <w:lang w:val="en-US"/>
+              </w:rPr>
+              <w:t xml:space="preserve">  </w:t>
+            </w:r>
+            <w:r>
+              <w:rPr>
+                <w:rFonts w:ascii="Courier New" w:eastAsia="Courier New" w:hAnsi="Courier New" w:cs="Courier New"/>
+                <w:color w:val="D4D4D4"/>
+                <w:sz w:val="18"/>
+                <w:szCs w:val="18"/>
+              </w:rPr>
+              <w:t>strip(root</w:t>
+            </w:r>
+            <w:proofErr w:type="gramStart"/>
+            <w:r>
+              <w:rPr>
+                <w:rFonts w:ascii="Courier New" w:eastAsia="Courier New" w:hAnsi="Courier New" w:cs="Courier New"/>
+                <w:color w:val="D4D4D4"/>
+                <w:sz w:val="18"/>
+                <w:szCs w:val="18"/>
+              </w:rPr>
+              <w:t xml:space="preserve">);   </w:t>
+            </w:r>
+            <w:proofErr w:type="gramEnd"/>
+            <w:r>
+              <w:rPr>
+                <w:rFonts w:ascii="Courier New" w:eastAsia="Courier New" w:hAnsi="Courier New" w:cs="Courier New"/>
+                <w:color w:val="D4D4D4"/>
+                <w:sz w:val="18"/>
+                <w:szCs w:val="18"/>
+              </w:rPr>
+              <w:t xml:space="preserve">           // remove recursivamente os campos ocultos</w:t>
             </w:r>
           </w:p>
         </w:tc>
@@ -10599,7 +13257,7 @@
                 <w:sz w:val="18"/>
                 <w:szCs w:val="18"/>
               </w:rPr>
-              <w:t xml:space="preserve">}</w:t>
+              <w:t>}</w:t>
             </w:r>
           </w:p>
         </w:tc>
@@ -10618,7 +13276,7 @@
           <w:sz w:val="20"/>
           <w:szCs w:val="20"/>
         </w:rPr>
-        <w:t xml:space="preserve">Código E — FilteringResultsSerializer: oculta campos do resultado, recursivamente</w:t>
+        <w:t>Código E — FilteringResultsSerializer: oculta campos do resultado, recursivamente</w:t>
       </w:r>
     </w:p>
     <w:p>
@@ -10642,7 +13300,7 @@
         <w:spacing w:before="80" w:after="80" w:line="276" w:lineRule="auto"/>
       </w:pPr>
       <w:r>
-        <w:t xml:space="preserve">As duas camadas são alimentadas pela mesma origem — HIDDEN_ENTITIES e HIDDEN_FIELDS em AssistantConfig — por isso esconder um campo ou tabela nova é mudar um único Set/Map, não tocar em dois sistemas de validação distintos. É idêntico nos dois gémeos (LangChain4j e Spring AI).</w:t>
+        <w:t>As duas camadas são alimentadas pela mesma origem — HIDDEN_ENTITIES e HIDDEN_FIELDS em AssistantConfig — por isso esconder um campo ou tabela nova é mudar um único Set/Map, não tocar em dois sistemas de validação distintos. É idêntico nos dois gémeos (LangChain4j e Spring AI).</w:t>
       </w:r>
     </w:p>
     <w:tbl>
@@ -10694,7 +13352,7 @@
                 <w:sz w:val="18"/>
                 <w:szCs w:val="18"/>
               </w:rPr>
-              <w:t xml:space="preserve">// Product.costPrice: dado de margem sensível, mapeado mas nunca mostrado ao LLM</w:t>
+              <w:t>// Product.costPrice: dado de margem sensível, mapeado mas nunca mostrado ao LLM</w:t>
             </w:r>
           </w:p>
         </w:tc>
@@ -10728,7 +13386,7 @@
                 <w:sz w:val="18"/>
                 <w:szCs w:val="18"/>
               </w:rPr>
-              <w:t xml:space="preserve">// AuditLog: tabela interna que o assistente não deve alcançar</w:t>
+              <w:t>// AuditLog: tabela interna que o assistente não deve alcançar</w:t>
             </w:r>
           </w:p>
         </w:tc>
@@ -10754,6 +13412,9 @@
           <w:p>
             <w:pPr>
               <w:spacing w:before="20" w:after="20"/>
+              <w:rPr>
+                <w:lang w:val="en-US"/>
+              </w:rPr>
             </w:pPr>
             <w:r>
               <w:rPr>
@@ -10761,8 +13422,9 @@
                 <w:color w:val="D4D4D4"/>
                 <w:sz w:val="18"/>
                 <w:szCs w:val="18"/>
-              </w:rPr>
-              <w:t xml:space="preserve">private static final Set&lt;String&gt; HIDDEN_ENTITIES = Set.of("AuditLog");</w:t>
+                <w:lang w:val="en-US"/>
+              </w:rPr>
+              <w:t>private static final Set&lt;String&gt; HIDDEN_ENTITIES = Set.of("AuditLog");</w:t>
             </w:r>
           </w:p>
         </w:tc>
@@ -10788,6 +13450,9 @@
           <w:p>
             <w:pPr>
               <w:spacing w:before="20" w:after="20"/>
+              <w:rPr>
+                <w:lang w:val="en-US"/>
+              </w:rPr>
             </w:pPr>
             <w:r>
               <w:rPr>
@@ -10795,8 +13460,9 @@
                 <w:color w:val="D4D4D4"/>
                 <w:sz w:val="18"/>
                 <w:szCs w:val="18"/>
-              </w:rPr>
-              <w:t xml:space="preserve">private static final Map&lt;String, Set&lt;String&gt;&gt; HIDDEN_FIELDS =</w:t>
+                <w:lang w:val="en-US"/>
+              </w:rPr>
+              <w:t>private static final Map&lt;String, Set&lt;String&gt;&gt; HIDDEN_FIELDS =</w:t>
             </w:r>
           </w:p>
         </w:tc>
@@ -10822,6 +13488,9 @@
           <w:p>
             <w:pPr>
               <w:spacing w:before="20" w:after="20"/>
+              <w:rPr>
+                <w:lang w:val="en-US"/>
+              </w:rPr>
             </w:pPr>
             <w:r>
               <w:rPr>
@@ -10829,6 +13498,7 @@
                 <w:color w:val="D4D4D4"/>
                 <w:sz w:val="18"/>
                 <w:szCs w:val="18"/>
+                <w:lang w:val="en-US"/>
               </w:rPr>
               <w:t xml:space="preserve">    Map.of("Product", Set.of("costPrice"));</w:t>
             </w:r>
@@ -10849,7 +13519,29 @@
           <w:sz w:val="20"/>
           <w:szCs w:val="20"/>
         </w:rPr>
-        <w:t xml:space="preserve">Código F — AssistantConfig: fonte única que alimenta as duas camadas</w:t>
+        <w:t xml:space="preserve">Código F — </w:t>
+      </w:r>
+      <w:proofErr w:type="spellStart"/>
+      <w:r>
+        <w:rPr>
+          <w:i/>
+          <w:iCs/>
+          <w:color w:val="595959"/>
+          <w:sz w:val="20"/>
+          <w:szCs w:val="20"/>
+        </w:rPr>
+        <w:t>AssistantConfig</w:t>
+      </w:r>
+      <w:proofErr w:type="spellEnd"/>
+      <w:r>
+        <w:rPr>
+          <w:i/>
+          <w:iCs/>
+          <w:color w:val="595959"/>
+          <w:sz w:val="20"/>
+          <w:szCs w:val="20"/>
+        </w:rPr>
+        <w:t>: fonte única que alimenta as duas camadas</w:t>
       </w:r>
     </w:p>
     <w:p>
@@ -10857,7 +13549,7 @@
         <w:spacing w:before="80" w:after="80" w:line="276" w:lineRule="auto"/>
       </w:pPr>
       <w:r>
-        <w:t xml:space="preserve">Proteção contra escrita: já não é uma verificação de texto. O session.createSelectionQuery(hql, tipo) é a API do Hibernate pensada explicitamente para SELECT — um UPDATE, DELETE ou INSERT gerado pelo modelo falha ao criar a query, antes de haver qualquer oportunidade de a executar. Não há um if (hql.startsWith("SELECT")) escrito à mão que possa ter um caso-limite esquecido.</w:t>
+        <w:t>Proteção contra escrita: já não é uma verificação de texto. O session.createSelectionQuery(hql, tipo) é a API do Hibernate pensada explicitamente para SELECT — um UPDATE, DELETE ou INSERT gerado pelo modelo falha ao criar a query, antes de haver qualquer oportunidade de a executar. Não há um if (hql.startsWith("SELECT")) escrito à mão que possa ter um caso-limite esquecido.</w:t>
       </w:r>
     </w:p>
     <w:p>
@@ -10875,7 +13567,7 @@
           <w:sz w:val="20"/>
           <w:szCs w:val="20"/>
         </w:rPr>
-        <w:t xml:space="preserve">Em produção, isto deve ser complementado com um utilizador de base de dados estritamente read-only, permissões mínimas, timeout de queries, limite de custo/linhas e auditoria da HQL gerada.</w:t>
+        <w:t>Em produção, isto deve ser complementado com um utilizador de base de dados estritamente read-only, permissões mínimas, timeout de queries, limite de custo/linhas e auditoria da HQL gerada.</w:t>
       </w:r>
     </w:p>
     <w:p>
@@ -10883,23 +13575,29 @@
         <w:spacing w:before="80" w:after="80" w:line="276" w:lineRule="auto"/>
       </w:pPr>
       <w:r>
-        <w:t xml:space="preserve">Comparado com um MCP de PostgreSQL, que expõe diretamente a ligação à base de dados — todas as tabelas, todas as colunas e potencialmente escrita — o Hibernate Assistant inverte este modelo de forma mais forte que a primeira iteração: o LLM não só “não pode aceder” ao que não é permitido, como nunca chega a saber que existe.</w:t>
+        <w:t xml:space="preserve">Comparado com um MCP de PostgreSQL, que expõe diretamente a ligação à base de dados — todas as tabelas, todas as colunas e potencialmente escrita — o Hibernate Assistant inverte este </w:t>
+      </w:r>
+      <w:r>
+        <w:lastRenderedPageBreak/>
+        <w:t>modelo de forma mais forte que a primeira iteração: o LLM não só “não pode aceder” ao que não é permitido, como nunca chega a saber que existe.</w:t>
       </w:r>
     </w:p>
     <w:p>
       <w:pPr>
         <w:pStyle w:val="Ttulo3"/>
       </w:pPr>
+      <w:bookmarkStart w:id="21" w:name="_Toc234848123"/>
       <w:r>
         <w:t>Perguntas de Demonstração</w:t>
       </w:r>
+      <w:bookmarkEnd w:id="21"/>
     </w:p>
     <w:p>
       <w:pPr>
         <w:spacing w:before="80" w:after="80" w:line="276" w:lineRule="auto"/>
       </w:pPr>
       <w:r>
-        <w:t xml:space="preserve">Um conjunto de perguntas testadas para a demonstração ao vivo. Todas passam pelo LLM (qwen2.5-coder:7b) para a geração de HQL: o modelo gera a query a partir do prompt construído do metamodelo já filtrado, o Hibernate valida e executa via SelectionQuery, e o LLM formata a resposta em linguagem natural. As últimas provam as duas camadas de ocultação e os endpoints de depuração. Os endpoints são idênticos nos dois gémeos (porta 8080).</w:t>
+        <w:t>Um conjunto de perguntas testadas para a demonstração ao vivo. Todas passam pelo LLM (qwen2.5-coder:7b) para a geração de HQL: o modelo gera a query a partir do prompt construído do metamodelo já filtrado, o Hibernate valida e executa via SelectionQuery, e o LLM formata a resposta em linguagem natural. As últimas provam as duas camadas de ocultação e os endpoints de depuração. Os endpoints são idênticos nos dois gémeos (porta 8080).</w:t>
       </w:r>
     </w:p>
     <w:p>
@@ -10907,7 +13605,7 @@
         <w:spacing w:before="80" w:after="80" w:line="276" w:lineRule="auto"/>
       </w:pPr>
       <w:r>
-        <w:t xml:space="preserve">Dados de exemplo (data.sql): 5 categorias — Electronics, Clothing, Books, Sports, Home &amp; Kitchen — e 6 fornecedores em vários países: Apple Inc. (EUA), Sony (Japão), Samsung (Coreia do Sul), Logitech International (Suíça), EuroDistribution Srl (Itália), Global Books &amp; Goods (Alemanha).</w:t>
+        <w:t>Dados de exemplo (data.sql): 5 categorias — Electronics, Clothing, Books, Sports, Home &amp; Kitchen — e 6 fornecedores em vários países: Apple Inc. (EUA), Sony (Japão), Samsung (Coreia do Sul), Logitech International (Suíça), EuroDistribution Srl (Itália), Global Books &amp; Goods (Alemanha).</w:t>
       </w:r>
     </w:p>
     <w:tbl>
@@ -10928,7 +13626,7 @@
         <w:tblLook w:val="04A0" w:firstRow="1" w:lastRow="0" w:firstColumn="1" w:lastColumn="0" w:noHBand="0" w:noVBand="1"/>
       </w:tblPr>
       <w:tblGrid>
-        <w:gridCol w:w="9026"/>
+        <w:gridCol w:w="9638"/>
       </w:tblGrid>
       <w:tr>
         <w:tc>
@@ -10959,7 +13657,7 @@
                 <w:sz w:val="18"/>
                 <w:szCs w:val="18"/>
               </w:rPr>
-              <w:t xml:space="preserve"># Contagem simples</w:t>
+              <w:t># Contagem simples</w:t>
             </w:r>
           </w:p>
         </w:tc>
@@ -10985,6 +13683,9 @@
           <w:p>
             <w:pPr>
               <w:spacing w:before="20" w:after="20"/>
+              <w:rPr>
+                <w:lang w:val="en-US"/>
+              </w:rPr>
             </w:pPr>
             <w:r>
               <w:rPr>
@@ -10992,8 +13693,9 @@
                 <w:color w:val="D4D4D4"/>
                 <w:sz w:val="18"/>
                 <w:szCs w:val="18"/>
-              </w:rPr>
-              <w:t xml:space="preserve">curl "http://localhost:8080/assistant/ask?q=How+many+products+do+we+have?"</w:t>
+                <w:lang w:val="en-US"/>
+              </w:rPr>
+              <w:t>curl "http://localhost:8080/assistant/ask?q=How+many+products+do+we+have?"</w:t>
             </w:r>
           </w:p>
         </w:tc>
@@ -11019,6 +13721,9 @@
           <w:p>
             <w:pPr>
               <w:spacing w:before="20" w:after="20"/>
+              <w:rPr>
+                <w:lang w:val="en-US"/>
+              </w:rPr>
             </w:pPr>
             <w:r>
               <w:rPr>
@@ -11026,6 +13731,7 @@
                 <w:color w:val="D4D4D4"/>
                 <w:sz w:val="18"/>
                 <w:szCs w:val="18"/>
+                <w:lang w:val="en-US"/>
               </w:rPr>
               <w:t xml:space="preserve"> </w:t>
             </w:r>
@@ -11053,6 +13759,9 @@
           <w:p>
             <w:pPr>
               <w:spacing w:before="20" w:after="20"/>
+              <w:rPr>
+                <w:lang w:val="en-US"/>
+              </w:rPr>
             </w:pPr>
             <w:r>
               <w:rPr>
@@ -11060,8 +13769,31 @@
                 <w:color w:val="D4D4D4"/>
                 <w:sz w:val="18"/>
                 <w:szCs w:val="18"/>
-              </w:rPr>
-              <w:t xml:space="preserve"># Relação + embeddable (Supplier.address.country)</w:t>
+                <w:lang w:val="en-US"/>
+              </w:rPr>
+              <w:t># Relação + embeddable (</w:t>
+            </w:r>
+            <w:proofErr w:type="gramStart"/>
+            <w:r>
+              <w:rPr>
+                <w:rFonts w:ascii="Courier New" w:eastAsia="Courier New" w:hAnsi="Courier New" w:cs="Courier New"/>
+                <w:color w:val="D4D4D4"/>
+                <w:sz w:val="18"/>
+                <w:szCs w:val="18"/>
+                <w:lang w:val="en-US"/>
+              </w:rPr>
+              <w:t>Supplier.address.country</w:t>
+            </w:r>
+            <w:proofErr w:type="gramEnd"/>
+            <w:r>
+              <w:rPr>
+                <w:rFonts w:ascii="Courier New" w:eastAsia="Courier New" w:hAnsi="Courier New" w:cs="Courier New"/>
+                <w:color w:val="D4D4D4"/>
+                <w:sz w:val="18"/>
+                <w:szCs w:val="18"/>
+                <w:lang w:val="en-US"/>
+              </w:rPr>
+              <w:t>)</w:t>
             </w:r>
           </w:p>
         </w:tc>
@@ -11087,6 +13819,9 @@
           <w:p>
             <w:pPr>
               <w:spacing w:before="20" w:after="20"/>
+              <w:rPr>
+                <w:lang w:val="en-US"/>
+              </w:rPr>
             </w:pPr>
             <w:r>
               <w:rPr>
@@ -11094,8 +13829,9 @@
                 <w:color w:val="D4D4D4"/>
                 <w:sz w:val="18"/>
                 <w:szCs w:val="18"/>
-              </w:rPr>
-              <w:t xml:space="preserve">curl "http://localhost:8080/assistant/ask?q=Which+products+are+supplied+by+companies+in+Switzerland?"</w:t>
+                <w:lang w:val="en-US"/>
+              </w:rPr>
+              <w:t>curl "http://localhost:8080/assistant/ask?q=Which+products+are+supplied+by+companies+in+Switzerland?"</w:t>
             </w:r>
           </w:p>
         </w:tc>
@@ -11121,6 +13857,9 @@
           <w:p>
             <w:pPr>
               <w:spacing w:before="20" w:after="20"/>
+              <w:rPr>
+                <w:lang w:val="en-US"/>
+              </w:rPr>
             </w:pPr>
             <w:r>
               <w:rPr>
@@ -11128,6 +13867,7 @@
                 <w:color w:val="D4D4D4"/>
                 <w:sz w:val="18"/>
                 <w:szCs w:val="18"/>
+                <w:lang w:val="en-US"/>
               </w:rPr>
               <w:t xml:space="preserve"> </w:t>
             </w:r>
@@ -11163,7 +13903,7 @@
                 <w:sz w:val="18"/>
                 <w:szCs w:val="18"/>
               </w:rPr>
-              <w:t xml:space="preserve"># Agregação</w:t>
+              <w:t># Agregação</w:t>
             </w:r>
           </w:p>
         </w:tc>
@@ -11189,6 +13929,9 @@
           <w:p>
             <w:pPr>
               <w:spacing w:before="20" w:after="20"/>
+              <w:rPr>
+                <w:lang w:val="en-US"/>
+              </w:rPr>
             </w:pPr>
             <w:r>
               <w:rPr>
@@ -11196,8 +13939,9 @@
                 <w:color w:val="D4D4D4"/>
                 <w:sz w:val="18"/>
                 <w:szCs w:val="18"/>
-              </w:rPr>
-              <w:t xml:space="preserve">curl "http://localhost:8080/assistant/ask?q=What+is+the+average+price+per+category?"</w:t>
+                <w:lang w:val="en-US"/>
+              </w:rPr>
+              <w:t>curl "http://localhost:8080/assistant/ask?q=What+is+the+average+price+per+category?"</w:t>
             </w:r>
           </w:p>
         </w:tc>
@@ -11223,6 +13967,9 @@
           <w:p>
             <w:pPr>
               <w:spacing w:before="20" w:after="20"/>
+              <w:rPr>
+                <w:lang w:val="en-US"/>
+              </w:rPr>
             </w:pPr>
             <w:r>
               <w:rPr>
@@ -11230,6 +13977,7 @@
                 <w:color w:val="D4D4D4"/>
                 <w:sz w:val="18"/>
                 <w:szCs w:val="18"/>
+                <w:lang w:val="en-US"/>
               </w:rPr>
               <w:t xml:space="preserve"> </w:t>
             </w:r>
@@ -11265,7 +14013,7 @@
                 <w:sz w:val="18"/>
                 <w:szCs w:val="18"/>
               </w:rPr>
-              <w:t xml:space="preserve"># Ver a HQL gerada + JSON cru (debug)</w:t>
+              <w:t># Ver a HQL gerada + JSON cru (debug)</w:t>
             </w:r>
           </w:p>
         </w:tc>
@@ -11291,6 +14039,9 @@
           <w:p>
             <w:pPr>
               <w:spacing w:before="20" w:after="20"/>
+              <w:rPr>
+                <w:lang w:val="en-US"/>
+              </w:rPr>
             </w:pPr>
             <w:r>
               <w:rPr>
@@ -11298,8 +14049,9 @@
                 <w:color w:val="D4D4D4"/>
                 <w:sz w:val="18"/>
                 <w:szCs w:val="18"/>
-              </w:rPr>
-              <w:t xml:space="preserve">curl "http://localhost:8080/assistant/hql?q=What+are+the+top+5+most+expensive+products?"</w:t>
+                <w:lang w:val="en-US"/>
+              </w:rPr>
+              <w:t>curl "http://localhost:8080/assistant/hql?q=What+are+the+top+5+most+expensive+products?"</w:t>
             </w:r>
           </w:p>
         </w:tc>
@@ -11325,6 +14077,9 @@
           <w:p>
             <w:pPr>
               <w:spacing w:before="20" w:after="20"/>
+              <w:rPr>
+                <w:lang w:val="en-US"/>
+              </w:rPr>
             </w:pPr>
             <w:r>
               <w:rPr>
@@ -11332,6 +14087,7 @@
                 <w:color w:val="D4D4D4"/>
                 <w:sz w:val="18"/>
                 <w:szCs w:val="18"/>
+                <w:lang w:val="en-US"/>
               </w:rPr>
               <w:t xml:space="preserve"> </w:t>
             </w:r>
@@ -11367,7 +14123,7 @@
                 <w:sz w:val="18"/>
                 <w:szCs w:val="18"/>
               </w:rPr>
-              <w:t xml:space="preserve"># Ver exatamente o que o LLM conhece do modelo (após o filtro)</w:t>
+              <w:t># Ver exatamente o que o LLM conhece do modelo (após o filtro)</w:t>
             </w:r>
           </w:p>
         </w:tc>
@@ -11393,6 +14149,9 @@
           <w:p>
             <w:pPr>
               <w:spacing w:before="20" w:after="20"/>
+              <w:rPr>
+                <w:lang w:val="en-US"/>
+              </w:rPr>
             </w:pPr>
             <w:r>
               <w:rPr>
@@ -11400,8 +14159,9 @@
                 <w:color w:val="D4D4D4"/>
                 <w:sz w:val="18"/>
                 <w:szCs w:val="18"/>
-              </w:rPr>
-              <w:t xml:space="preserve">curl "http://localhost:8080/assistant/metamodel"</w:t>
+                <w:lang w:val="en-US"/>
+              </w:rPr>
+              <w:t>curl "http://localhost:8080/assistant/metamodel"</w:t>
             </w:r>
           </w:p>
         </w:tc>
@@ -11427,6 +14187,9 @@
           <w:p>
             <w:pPr>
               <w:spacing w:before="20" w:after="20"/>
+              <w:rPr>
+                <w:lang w:val="en-US"/>
+              </w:rPr>
             </w:pPr>
             <w:r>
               <w:rPr>
@@ -11434,6 +14197,7 @@
                 <w:color w:val="D4D4D4"/>
                 <w:sz w:val="18"/>
                 <w:szCs w:val="18"/>
+                <w:lang w:val="en-US"/>
               </w:rPr>
               <w:t xml:space="preserve"> </w:t>
             </w:r>
@@ -11469,7 +14233,7 @@
                 <w:sz w:val="18"/>
                 <w:szCs w:val="18"/>
               </w:rPr>
-              <w:t xml:space="preserve"># Campo oculto — o modelo não sabe que costPrice existe</w:t>
+              <w:t># Campo oculto — o modelo não sabe que costPrice existe</w:t>
             </w:r>
           </w:p>
         </w:tc>
@@ -11495,6 +14259,9 @@
           <w:p>
             <w:pPr>
               <w:spacing w:before="20" w:after="20"/>
+              <w:rPr>
+                <w:lang w:val="en-US"/>
+              </w:rPr>
             </w:pPr>
             <w:r>
               <w:rPr>
@@ -11502,8 +14269,9 @@
                 <w:color w:val="D4D4D4"/>
                 <w:sz w:val="18"/>
                 <w:szCs w:val="18"/>
-              </w:rPr>
-              <w:t xml:space="preserve">curl "http://localhost:8080/assistant/ask?q=What+is+the+cost+price+of+each+product?"</w:t>
+                <w:lang w:val="en-US"/>
+              </w:rPr>
+              <w:t>curl "http://localhost:8080/assistant/ask?q=What+is+the+cost+price+of+each+product?"</w:t>
             </w:r>
           </w:p>
         </w:tc>
@@ -11529,6 +14297,9 @@
           <w:p>
             <w:pPr>
               <w:spacing w:before="20" w:after="20"/>
+              <w:rPr>
+                <w:lang w:val="en-US"/>
+              </w:rPr>
             </w:pPr>
             <w:r>
               <w:rPr>
@@ -11536,6 +14307,7 @@
                 <w:color w:val="D4D4D4"/>
                 <w:sz w:val="18"/>
                 <w:szCs w:val="18"/>
+                <w:lang w:val="en-US"/>
               </w:rPr>
               <w:t xml:space="preserve"> </w:t>
             </w:r>
@@ -11571,7 +14343,7 @@
                 <w:sz w:val="18"/>
                 <w:szCs w:val="18"/>
               </w:rPr>
-              <w:t xml:space="preserve"># Entidade oculta — AuditLog nunca aparece no prompt</w:t>
+              <w:t># Entidade oculta — AuditLog nunca aparece no prompt</w:t>
             </w:r>
           </w:p>
         </w:tc>
@@ -11597,6 +14369,9 @@
           <w:p>
             <w:pPr>
               <w:spacing w:before="20" w:after="20"/>
+              <w:rPr>
+                <w:lang w:val="en-US"/>
+              </w:rPr>
             </w:pPr>
             <w:r>
               <w:rPr>
@@ -11604,8 +14379,9 @@
                 <w:color w:val="D4D4D4"/>
                 <w:sz w:val="18"/>
                 <w:szCs w:val="18"/>
-              </w:rPr>
-              <w:t xml:space="preserve">curl "http://localhost:8080/assistant/ask?q=Show+me+the+audit+log+entries"</w:t>
+                <w:lang w:val="en-US"/>
+              </w:rPr>
+              <w:t>curl "http://localhost:8080/assistant/ask?q=Show+me+the+audit+log+entries"</w:t>
             </w:r>
           </w:p>
         </w:tc>
@@ -11624,7 +14400,51 @@
           <w:sz w:val="20"/>
           <w:szCs w:val="20"/>
         </w:rPr>
-        <w:t xml:space="preserve">Exemplos de queries para a demo (curl) — idênticos em hibernate-assistant-demo e spring-ai-assistant-demo</w:t>
+        <w:t xml:space="preserve">Exemplos de </w:t>
+      </w:r>
+      <w:proofErr w:type="spellStart"/>
+      <w:r>
+        <w:rPr>
+          <w:i/>
+          <w:iCs/>
+          <w:color w:val="595959"/>
+          <w:sz w:val="20"/>
+          <w:szCs w:val="20"/>
+        </w:rPr>
+        <w:t>queries</w:t>
+      </w:r>
+      <w:proofErr w:type="spellEnd"/>
+      <w:r>
+        <w:rPr>
+          <w:i/>
+          <w:iCs/>
+          <w:color w:val="595959"/>
+          <w:sz w:val="20"/>
+          <w:szCs w:val="20"/>
+        </w:rPr>
+        <w:t xml:space="preserve"> para a demo (curl) — idênticos em hibernate-assistant-demo e spring-</w:t>
+      </w:r>
+      <w:proofErr w:type="gramStart"/>
+      <w:r>
+        <w:rPr>
+          <w:i/>
+          <w:iCs/>
+          <w:color w:val="595959"/>
+          <w:sz w:val="20"/>
+          <w:szCs w:val="20"/>
+        </w:rPr>
+        <w:t>ai</w:t>
+      </w:r>
+      <w:proofErr w:type="gramEnd"/>
+      <w:r>
+        <w:rPr>
+          <w:i/>
+          <w:iCs/>
+          <w:color w:val="595959"/>
+          <w:sz w:val="20"/>
+          <w:szCs w:val="20"/>
+        </w:rPr>
+        <w:t>-assistant-demo</w:t>
       </w:r>
     </w:p>
     <w:p>
@@ -11632,16 +14452,18 @@
         <w:spacing w:before="80" w:after="80" w:line="276" w:lineRule="auto"/>
       </w:pPr>
       <w:r>
-        <w:t xml:space="preserve">Ao contrário da primeira iteração, já não há uma mensagem de erro que nomeie o campo exato (“ERROR: Field 'costPrice'...”). O AssistantController devolve algo como “Não consegui responder com os dados disponíveis” — porque o modelo nem sequer sabe nomear costPrice ou AuditLog para tentar. É uma falha silenciosa por desenho, não uma rejeição explícita; para a demo convém mostrar primeiro /assistant/metamodel, para o público ver o buraco no que o modelo conhece.</w:t>
+        <w:t>Ao contrário da primeira iteração, já não há uma mensagem de erro que nomeie o campo exato (“ERROR: Field 'costPrice'...”). O AssistantController devolve algo como “Não consegui responder com os dados disponíveis” — porque o modelo nem sequer sabe nomear costPrice ou AuditLog para tentar. É uma falha silenciosa por desenho, não uma rejeição explícita; para a demo convém mostrar primeiro /assistant/metamodel, para o público ver o buraco no que o modelo conhece.</w:t>
       </w:r>
     </w:p>
     <w:p>
       <w:pPr>
         <w:pStyle w:val="Ttulo3"/>
       </w:pPr>
+      <w:bookmarkStart w:id="22" w:name="_Toc234848124"/>
       <w:r>
         <w:t>Pontos-Chave</w:t>
       </w:r>
+      <w:bookmarkEnd w:id="22"/>
     </w:p>
     <w:p>
       <w:pPr>
@@ -11657,7 +14479,8 @@
           <w:b/>
           <w:bCs/>
         </w:rPr>
-        <w:t xml:space="preserve">Biblioteca oficial:</w:t>
+        <w:lastRenderedPageBreak/>
+        <w:t>Biblioteca oficial:</w:t>
       </w:r>
       <w:r>
         <w:t xml:space="preserve"> os projetos V2 implementam a interface HibernateAssistant do Hibernate ORM 7.4.1, em vez de reimplementar a validação à mão.</w:t>
@@ -11677,7 +14500,7 @@
           <w:b/>
           <w:bCs/>
         </w:rPr>
-        <w:t xml:space="preserve">Prompt gerado do metamodelo:</w:t>
+        <w:t>Prompt gerado do metamodelo:</w:t>
       </w:r>
       <w:r>
         <w:t xml:space="preserve"> o MetamodelJsonSerializerImpl converte o metamodelo JPA no system prompt automaticamente — zero esquema escrito à mão, sempre sincronizado com o mapeamento.</w:t>
@@ -11697,7 +14520,7 @@
           <w:b/>
           <w:bCs/>
         </w:rPr>
-        <w:t xml:space="preserve">Segurança em duas camadas:</w:t>
+        <w:t>Segurança em duas camadas:</w:t>
       </w:r>
       <w:r>
         <w:t xml:space="preserve"> FilteringMetamodelSerializer esconde do prompt e FilteringResultsSerializer esconde do resultado — a segunda é necessária porque um SELECT p de entidade completa devolveria à mesma o campo sensível.</w:t>
@@ -11717,7 +14540,7 @@
           <w:b/>
           <w:bCs/>
         </w:rPr>
-        <w:t xml:space="preserve">Sem guarda de escrita por regex:</w:t>
+        <w:t>Sem guarda de escrita por regex:</w:t>
       </w:r>
       <w:r>
         <w:t xml:space="preserve"> o session.createSelectionQuery(hql, tipo) só aceita SELECT; um UPDATE/DELETE/INSERT falha ao criar a query.</w:t>
@@ -11737,7 +14560,7 @@
           <w:b/>
           <w:bCs/>
         </w:rPr>
-        <w:t xml:space="preserve">Auto-correção:</w:t>
+        <w:t>Auto-correção:</w:t>
       </w:r>
       <w:r>
         <w:t xml:space="preserve"> se o Hibernate rejeitar a HQL, o erro volta para o modelo — até 2 tentativas.</w:t>
@@ -11757,7 +14580,7 @@
           <w:b/>
           <w:bCs/>
         </w:rPr>
-        <w:t xml:space="preserve">Dois gémeos, uma biblioteca:</w:t>
+        <w:t>Dois gémeos, uma biblioteca:</w:t>
       </w:r>
       <w:r>
         <w:t xml:space="preserve"> hibernate-assistant-demo (LangChain4j) e spring-ai-assistant-demo (Spring AI) só diferem na cola com o LLM; serializers, entidades, data.sql e testes são partilhados.</w:t>
@@ -11777,7 +14600,7 @@
           <w:b/>
           <w:bCs/>
         </w:rPr>
-        <w:t xml:space="preserve">Evolução clara:</w:t>
+        <w:t>Evolução clara:</w:t>
       </w:r>
       <w:r>
         <w:t xml:space="preserve"> 2 demos v1 (validação manual) → 2 demos v2 que usam a biblioteca oficial do próprio Hibernate; o padrão é o mesmo, a implementação deixa de ser responsabilidade nossa.</w:t>
@@ -11787,14 +14610,17 @@
       <w:pPr>
         <w:pStyle w:val="Ttulo3"/>
       </w:pPr>
+      <w:bookmarkStart w:id="23" w:name="_Toc234848125"/>
       <w:r>
         <w:t>Ligações e Recursos</w:t>
       </w:r>
+      <w:bookmarkEnd w:id="23"/>
     </w:p>
     <w:p>
       <w:pPr>
         <w:spacing w:before="60" w:after="60"/>
       </w:pPr>
+      <w:proofErr w:type="gramStart"/>
       <w:r>
         <w:rPr>
           <w:b/>
@@ -11803,17 +14629,69 @@
         </w:rPr>
         <w:t xml:space="preserve">→  </w:t>
       </w:r>
+      <w:proofErr w:type="spellStart"/>
       <w:r>
         <w:rPr>
           <w:color w:val="2E75B6"/>
         </w:rPr>
-        <w:t xml:space="preserve">Hibernate ORM 7.4 — módulo hibernate-assistant  (hibernate.org/orm)</w:t>
+        <w:t>Hibernate</w:t>
+      </w:r>
+      <w:proofErr w:type="spellEnd"/>
+      <w:proofErr w:type="gramEnd"/>
+      <w:r>
+        <w:rPr>
+          <w:color w:val="2E75B6"/>
+        </w:rPr>
+        <w:t xml:space="preserve"> ORM 7.4 — módulo </w:t>
+      </w:r>
+      <w:proofErr w:type="spellStart"/>
+      <w:r>
+        <w:rPr>
+          <w:color w:val="2E75B6"/>
+        </w:rPr>
+        <w:t>hibernate-</w:t>
+      </w:r>
+      <w:proofErr w:type="gramStart"/>
+      <w:r>
+        <w:rPr>
+          <w:color w:val="2E75B6"/>
+        </w:rPr>
+        <w:t>assistant</w:t>
+      </w:r>
+      <w:proofErr w:type="spellEnd"/>
+      <w:r>
+        <w:rPr>
+          <w:color w:val="2E75B6"/>
+        </w:rPr>
+        <w:t xml:space="preserve">  (</w:t>
+      </w:r>
+      <w:proofErr w:type="gramEnd"/>
+      <w:r>
+        <w:rPr>
+          <w:color w:val="2E75B6"/>
+        </w:rPr>
+        <w:t>hibernate.org/</w:t>
+      </w:r>
+      <w:proofErr w:type="spellStart"/>
+      <w:r>
+        <w:rPr>
+          <w:color w:val="2E75B6"/>
+        </w:rPr>
+        <w:t>orm</w:t>
+      </w:r>
+      <w:proofErr w:type="spellEnd"/>
+      <w:r>
+        <w:rPr>
+          <w:color w:val="2E75B6"/>
+        </w:rPr>
+        <w:t>)</w:t>
       </w:r>
     </w:p>
     <w:p>
       <w:pPr>
         <w:spacing w:before="60" w:after="60"/>
       </w:pPr>
+      <w:proofErr w:type="gramStart"/>
       <w:r>
         <w:rPr>
           <w:b/>
@@ -11826,78 +14704,99 @@
         <w:rPr>
           <w:color w:val="2E75B6"/>
         </w:rPr>
-        <w:t xml:space="preserve">Demo de referência (Quarkus) — github.com/mbellade/demos</w:t>
+        <w:t>Demo</w:t>
+      </w:r>
+      <w:proofErr w:type="gramEnd"/>
+      <w:r>
+        <w:rPr>
+          <w:color w:val="2E75B6"/>
+        </w:rPr>
+        <w:t xml:space="preserve"> de referência (Quarkus) — github.com/mbellade/demos</w:t>
       </w:r>
     </w:p>
     <w:p>
       <w:pPr>
         <w:spacing w:before="60" w:after="60"/>
+        <w:rPr>
+          <w:lang w:val="en-US"/>
+        </w:rPr>
       </w:pPr>
       <w:r>
         <w:rPr>
           <w:b/>
           <w:bCs/>
           <w:color w:val="2E75B6"/>
+          <w:lang w:val="en-US"/>
         </w:rPr>
         <w:t xml:space="preserve">→  </w:t>
       </w:r>
       <w:r>
         <w:rPr>
           <w:color w:val="2E75B6"/>
-        </w:rPr>
-        <w:t xml:space="preserve">LangChain4j — docs.langchain4j.dev</w:t>
+          <w:lang w:val="en-US"/>
+        </w:rPr>
+        <w:t>LangChain4j — docs.langchain4j.dev</w:t>
       </w:r>
     </w:p>
     <w:p>
       <w:pPr>
         <w:spacing w:before="60" w:after="60"/>
+        <w:rPr>
+          <w:lang w:val="en-US"/>
+        </w:rPr>
       </w:pPr>
       <w:r>
         <w:rPr>
           <w:b/>
           <w:bCs/>
           <w:color w:val="2E75B6"/>
+          <w:lang w:val="en-US"/>
         </w:rPr>
         <w:t xml:space="preserve">→  </w:t>
       </w:r>
       <w:r>
         <w:rPr>
           <w:color w:val="2E75B6"/>
-        </w:rPr>
-        <w:t xml:space="preserve">Spring AI — docs.spring.io/spring-ai/reference</w:t>
+          <w:lang w:val="en-US"/>
+        </w:rPr>
+        <w:t>Spring AI — docs.spring.io/spring-ai/reference</w:t>
       </w:r>
     </w:p>
     <w:p>
       <w:pPr>
         <w:spacing w:before="60" w:after="60"/>
+        <w:rPr>
+          <w:lang w:val="en-US"/>
+        </w:rPr>
       </w:pPr>
       <w:r>
         <w:rPr>
           <w:b/>
           <w:bCs/>
           <w:color w:val="2E75B6"/>
+          <w:lang w:val="en-US"/>
         </w:rPr>
         <w:t xml:space="preserve">→  </w:t>
       </w:r>
       <w:r>
         <w:rPr>
           <w:color w:val="2E75B6"/>
-        </w:rPr>
-        <w:t xml:space="preserve">Artigo JAVAPRO — Talk to Your Data (Marco Belladelli, JCON 2026)</w:t>
+          <w:lang w:val="en-US"/>
+        </w:rPr>
+        <w:t>Artigo JAVAPRO — Talk to Your Data (Marco Belladelli, JCON 2026)</w:t>
       </w:r>
     </w:p>
     <w:p>
       <w:pPr>
         <w:pStyle w:val="Ttulo2"/>
       </w:pPr>
-      <w:bookmarkStart w:id="27" w:name="_Toc230208856"/>
-      <w:bookmarkStart w:id="28" w:name="_Toc230766135"/>
-      <w:r>
-        <w:lastRenderedPageBreak/>
+      <w:bookmarkStart w:id="24" w:name="_Toc230208856"/>
+      <w:bookmarkStart w:id="25" w:name="_Toc234848126"/>
+      <w:r>
         <w:t>Conclusão</w:t>
       </w:r>
-      <w:bookmarkEnd w:id="27"/>
-      <w:bookmarkEnd w:id="28"/>
+      <w:bookmarkEnd w:id="24"/>
+      <w:bookmarkEnd w:id="25"/>
     </w:p>
     <w:p>
       <w:pPr>
@@ -11967,7 +14866,7 @@
         </mc:AlternateContent>
       </w:r>
       <w:r>
-        <w:t xml:space="preserve">Demonstramos que é possível adicionar inteligência artificial a aplicações Java existentes de forma segura, controlada e sem infraestrutura adicional. Com o modelo de entidades Hibernate como camada de segurança natural, o LLM acede exatamente ao que o developer decide expor — nem mais, nem menos. Os dados são reais e em tempo real, as respostas são determinísticas, e não são necessários embeddings, bases de dados vetoriais nem pipelines de indexação.</w:t>
+        <w:t>Demonstramos que é possível adicionar inteligência artificial a aplicações Java existentes de forma segura, controlada e sem infraestrutura adicional. Com o modelo de entidades Hibernate como camada de segurança natural, o LLM acede exatamente ao que o developer decide expor — nem mais, nem menos. Os dados são reais e em tempo real, as respostas são determinísticas, e não são necessários embeddings, bases de dados vetoriais nem pipelines de indexação.</w:t>
       </w:r>
     </w:p>
     <w:p>
@@ -11979,8 +14878,8 @@
       </w:r>
     </w:p>
     <w:sectPr>
-      <w:headerReference w:type="default" r:id="rId30"/>
-      <w:footerReference w:type="default" r:id="rId31"/>
+      <w:headerReference w:type="default" r:id="rId17"/>
+      <w:footerReference w:type="default" r:id="rId18"/>
       <w:pgSz w:w="11906" w:h="16838"/>
       <w:pgMar w:top="1134" w:right="1134" w:bottom="1134" w:left="1134" w:header="708" w:footer="708" w:gutter="0"/>
       <w:cols w:space="720"/>
@@ -11991,7 +14890,7 @@
 </file>
 
 <file path=word/endnotes.xml><?xml version="1.0" encoding="utf-8"?>
-<w:endnotes xmlns:wpc="http://schemas.microsoft.com/office/word/2010/wordprocessingCanvas" xmlns:cx="http://schemas.microsoft.com/office/drawing/2014/chartex" xmlns:cx1="http://schemas.microsoft.com/office/drawing/2015/9/8/chartex" xmlns:cx2="http://schemas.microsoft.com/office/drawing/2015/10/21/chartex" xmlns:cx3="http://schemas.microsoft.com/office/drawing/2016/5/9/chartex" xmlns:cx4="http://schemas.microsoft.com/office/drawing/2016/5/10/chartex" xmlns:cx5="http://schemas.microsoft.com/office/drawing/2016/5/11/chartex" xmlns:cx6="http://schemas.microsoft.com/office/drawing/2016/5/12/chartex" xmlns:cx7="http://schemas.microsoft.com/office/drawing/2016/5/13/chartex" xmlns:cx8="http://schemas.microsoft.com/office/drawing/2016/5/14/chartex" xmlns:mc="http://schemas.openxmlformats.org/markup-compatibility/2006" xmlns:aink="http://schemas.microsoft.com/office/drawing/2016/ink" xmlns:am3d="http://schemas.microsoft.com/office/drawing/2017/model3d" xmlns:o="urn:schemas-microsoft-com:office:office" xmlns:oel="http://schemas.microsoft.com/office/2019/extlst" xmlns:r="http://schemas.openxmlformats.org/officeDocument/2006/relationships" xmlns:m="http://schemas.openxmlformats.org/officeDocument/2006/math" xmlns:v="urn:schemas-microsoft-com:vml" xmlns:wp14="http://schemas.microsoft.com/office/word/2010/wordprocessingDrawing" xmlns:wp="http://schemas.openxmlformats.org/drawingml/2006/wordprocessingDrawing" xmlns:w10="urn:schemas-microsoft-com:office:word" xmlns:w="http://schemas.openxmlformats.org/wordprocessingml/2006/main" xmlns:w14="http://schemas.microsoft.com/office/word/2010/wordml" xmlns:w15="http://schemas.microsoft.com/office/word/2012/wordml" xmlns:w16cex="http://schemas.microsoft.com/office/word/2018/wordml/cex" xmlns:w16cid="http://schemas.microsoft.com/office/word/2016/wordml/cid" xmlns:w16="http://schemas.microsoft.com/office/word/2018/wordml" xmlns:w16du="http://schemas.microsoft.com/office/word/2023/wordml/word16du" xmlns:w16sdtdh="http://schemas.microsoft.com/office/word/2020/wordml/sdtdatahash" xmlns:w16sdtfl="http://schemas.microsoft.com/office/word/2024/wordml/sdtformatlock" xmlns:w16se="http://schemas.microsoft.com/office/word/2015/wordml/symex" xmlns:wpg="http://schemas.microsoft.com/office/word/2010/wordprocessingGroup" xmlns:wpi="http://schemas.microsoft.com/office/word/2010/wordprocessingInk" xmlns:wne="http://schemas.microsoft.com/office/word/2006/wordml" xmlns:wps="http://schemas.microsoft.com/office/word/2010/wordprocessingShape" mc:Ignorable="w14 w15 w16se w16cid w16 w16cex w16sdtdh w16sdtfl w16du wp14">
+<w:endnotes xmlns:wpc="http://schemas.microsoft.com/office/word/2010/wordprocessingCanvas" xmlns:cx="http://schemas.microsoft.com/office/drawing/2014/chartex" xmlns:cx1="http://schemas.microsoft.com/office/drawing/2015/9/8/chartex" xmlns:cx2="http://schemas.microsoft.com/office/drawing/2015/10/21/chartex" xmlns:cx3="http://schemas.microsoft.com/office/drawing/2016/5/9/chartex" xmlns:cx4="http://schemas.microsoft.com/office/drawing/2016/5/10/chartex" xmlns:cx5="http://schemas.microsoft.com/office/drawing/2016/5/11/chartex" xmlns:cx6="http://schemas.microsoft.com/office/drawing/2016/5/12/chartex" xmlns:cx7="http://schemas.microsoft.com/office/drawing/2016/5/13/chartex" xmlns:cx8="http://schemas.microsoft.com/office/drawing/2016/5/14/chartex" xmlns:mc="http://schemas.openxmlformats.org/markup-compatibility/2006" xmlns:m="http://schemas.openxmlformats.org/officeDocument/2006/math" xmlns:aink="http://schemas.microsoft.com/office/drawing/2016/ink" xmlns:am3d="http://schemas.microsoft.com/office/drawing/2017/model3d" xmlns:oel="http://schemas.microsoft.com/office/2019/extlst" xmlns:r="http://schemas.openxmlformats.org/officeDocument/2006/relationships" xmlns:wp14="http://schemas.microsoft.com/office/word/2010/wordprocessingDrawing" xmlns:wp="http://schemas.openxmlformats.org/drawingml/2006/wordprocessingDrawing" xmlns:wpg="http://schemas.microsoft.com/office/word/2010/wordprocessingGroup" xmlns:wpi="http://schemas.microsoft.com/office/word/2010/wordprocessingInk" xmlns:wps="http://schemas.microsoft.com/office/word/2010/wordprocessingShape" xmlns:o="urn:schemas-microsoft-com:office:office" xmlns:v="urn:schemas-microsoft-com:vml" xmlns:w10="urn:schemas-microsoft-com:office:word" xmlns:w="http://schemas.openxmlformats.org/wordprocessingml/2006/main" xmlns:w14="http://schemas.microsoft.com/office/word/2010/wordml" xmlns:w15="http://schemas.microsoft.com/office/word/2012/wordml" xmlns:w16cex="http://schemas.microsoft.com/office/word/2018/wordml/cex" xmlns:w16cid="http://schemas.microsoft.com/office/word/2016/wordml/cid" xmlns:w16="http://schemas.microsoft.com/office/word/2018/wordml" xmlns:w16sdtdh="http://schemas.microsoft.com/office/word/2020/wordml/sdtdatahash" xmlns:w16sdtfl="http://schemas.microsoft.com/office/word/2024/wordml/sdtformatlock" xmlns:w16se="http://schemas.microsoft.com/office/word/2015/wordml/symex" xmlns:w16du="http://schemas.microsoft.com/office/word/2023/wordml/word16du" xmlns:wne="http://schemas.microsoft.com/office/word/2006/wordml" mc:Ignorable="w14 w15 w16se w16cid w16 w16cex w16sdtdh w16sdtfl w16du wp14">
   <w:endnote w:type="separator" w:id="-1">
     <w:p>
       <w:r>
@@ -12010,7 +14909,7 @@
 </file>
 
 <file path=word/footer1.xml><?xml version="1.0" encoding="utf-8"?>
-<w:ftr xmlns:wpc="http://schemas.microsoft.com/office/word/2010/wordprocessingCanvas" xmlns:cx="http://schemas.microsoft.com/office/drawing/2014/chartex" xmlns:cx1="http://schemas.microsoft.com/office/drawing/2015/9/8/chartex" xmlns:cx2="http://schemas.microsoft.com/office/drawing/2015/10/21/chartex" xmlns:cx3="http://schemas.microsoft.com/office/drawing/2016/5/9/chartex" xmlns:cx4="http://schemas.microsoft.com/office/drawing/2016/5/10/chartex" xmlns:cx5="http://schemas.microsoft.com/office/drawing/2016/5/11/chartex" xmlns:cx6="http://schemas.microsoft.com/office/drawing/2016/5/12/chartex" xmlns:cx7="http://schemas.microsoft.com/office/drawing/2016/5/13/chartex" xmlns:cx8="http://schemas.microsoft.com/office/drawing/2016/5/14/chartex" xmlns:mc="http://schemas.openxmlformats.org/markup-compatibility/2006" xmlns:aink="http://schemas.microsoft.com/office/drawing/2016/ink" xmlns:am3d="http://schemas.microsoft.com/office/drawing/2017/model3d" xmlns:o="urn:schemas-microsoft-com:office:office" xmlns:oel="http://schemas.microsoft.com/office/2019/extlst" xmlns:r="http://schemas.openxmlformats.org/officeDocument/2006/relationships" xmlns:m="http://schemas.openxmlformats.org/officeDocument/2006/math" xmlns:v="urn:schemas-microsoft-com:vml" xmlns:wp14="http://schemas.microsoft.com/office/word/2010/wordprocessingDrawing" xmlns:wp="http://schemas.openxmlformats.org/drawingml/2006/wordprocessingDrawing" xmlns:w10="urn:schemas-microsoft-com:office:word" xmlns:w="http://schemas.openxmlformats.org/wordprocessingml/2006/main" xmlns:w14="http://schemas.microsoft.com/office/word/2010/wordml" xmlns:w15="http://schemas.microsoft.com/office/word/2012/wordml" xmlns:w16cex="http://schemas.microsoft.com/office/word/2018/wordml/cex" xmlns:w16cid="http://schemas.microsoft.com/office/word/2016/wordml/cid" xmlns:w16="http://schemas.microsoft.com/office/word/2018/wordml" xmlns:w16du="http://schemas.microsoft.com/office/word/2023/wordml/word16du" xmlns:w16sdtdh="http://schemas.microsoft.com/office/word/2020/wordml/sdtdatahash" xmlns:w16sdtfl="http://schemas.microsoft.com/office/word/2024/wordml/sdtformatlock" xmlns:w16se="http://schemas.microsoft.com/office/word/2015/wordml/symex" xmlns:wpg="http://schemas.microsoft.com/office/word/2010/wordprocessingGroup" xmlns:wpi="http://schemas.microsoft.com/office/word/2010/wordprocessingInk" xmlns:wne="http://schemas.microsoft.com/office/word/2006/wordml" xmlns:wps="http://schemas.microsoft.com/office/word/2010/wordprocessingShape" mc:Ignorable="w14 w15 w16se w16cid w16 w16cex w16sdtdh w16sdtfl w16du wp14">
+<w:ftr xmlns:wpc="http://schemas.microsoft.com/office/word/2010/wordprocessingCanvas" xmlns:cx="http://schemas.microsoft.com/office/drawing/2014/chartex" xmlns:cx1="http://schemas.microsoft.com/office/drawing/2015/9/8/chartex" xmlns:cx2="http://schemas.microsoft.com/office/drawing/2015/10/21/chartex" xmlns:cx3="http://schemas.microsoft.com/office/drawing/2016/5/9/chartex" xmlns:cx4="http://schemas.microsoft.com/office/drawing/2016/5/10/chartex" xmlns:cx5="http://schemas.microsoft.com/office/drawing/2016/5/11/chartex" xmlns:cx6="http://schemas.microsoft.com/office/drawing/2016/5/12/chartex" xmlns:cx7="http://schemas.microsoft.com/office/drawing/2016/5/13/chartex" xmlns:cx8="http://schemas.microsoft.com/office/drawing/2016/5/14/chartex" xmlns:mc="http://schemas.openxmlformats.org/markup-compatibility/2006" xmlns:m="http://schemas.openxmlformats.org/officeDocument/2006/math" xmlns:aink="http://schemas.microsoft.com/office/drawing/2016/ink" xmlns:am3d="http://schemas.microsoft.com/office/drawing/2017/model3d" xmlns:oel="http://schemas.microsoft.com/office/2019/extlst" xmlns:r="http://schemas.openxmlformats.org/officeDocument/2006/relationships" xmlns:wp14="http://schemas.microsoft.com/office/word/2010/wordprocessingDrawing" xmlns:wp="http://schemas.openxmlformats.org/drawingml/2006/wordprocessingDrawing" xmlns:wpg="http://schemas.microsoft.com/office/word/2010/wordprocessingGroup" xmlns:wpi="http://schemas.microsoft.com/office/word/2010/wordprocessingInk" xmlns:wps="http://schemas.microsoft.com/office/word/2010/wordprocessingShape" xmlns:o="urn:schemas-microsoft-com:office:office" xmlns:v="urn:schemas-microsoft-com:vml" xmlns:w10="urn:schemas-microsoft-com:office:word" xmlns:w="http://schemas.openxmlformats.org/wordprocessingml/2006/main" xmlns:w14="http://schemas.microsoft.com/office/word/2010/wordml" xmlns:w15="http://schemas.microsoft.com/office/word/2012/wordml" xmlns:w16cex="http://schemas.microsoft.com/office/word/2018/wordml/cex" xmlns:w16cid="http://schemas.microsoft.com/office/word/2016/wordml/cid" xmlns:w16="http://schemas.microsoft.com/office/word/2018/wordml" xmlns:w16sdtdh="http://schemas.microsoft.com/office/word/2020/wordml/sdtdatahash" xmlns:w16sdtfl="http://schemas.microsoft.com/office/word/2024/wordml/sdtformatlock" xmlns:w16se="http://schemas.microsoft.com/office/word/2015/wordml/symex" xmlns:w16du="http://schemas.microsoft.com/office/word/2023/wordml/word16du" xmlns:wne="http://schemas.microsoft.com/office/word/2006/wordml" mc:Ignorable="w14 w15 w16se w16cid w16 w16cex w16sdtdh w16sdtfl w16du wp14">
   <w:p>
     <w:pPr>
       <w:pBdr>
@@ -12072,7 +14971,7 @@
 </file>
 
 <file path=word/footnotes.xml><?xml version="1.0" encoding="utf-8"?>
-<w:footnotes xmlns:wpc="http://schemas.microsoft.com/office/word/2010/wordprocessingCanvas" xmlns:cx="http://schemas.microsoft.com/office/drawing/2014/chartex" xmlns:cx1="http://schemas.microsoft.com/office/drawing/2015/9/8/chartex" xmlns:cx2="http://schemas.microsoft.com/office/drawing/2015/10/21/chartex" xmlns:cx3="http://schemas.microsoft.com/office/drawing/2016/5/9/chartex" xmlns:cx4="http://schemas.microsoft.com/office/drawing/2016/5/10/chartex" xmlns:cx5="http://schemas.microsoft.com/office/drawing/2016/5/11/chartex" xmlns:cx6="http://schemas.microsoft.com/office/drawing/2016/5/12/chartex" xmlns:cx7="http://schemas.microsoft.com/office/drawing/2016/5/13/chartex" xmlns:cx8="http://schemas.microsoft.com/office/drawing/2016/5/14/chartex" xmlns:mc="http://schemas.openxmlformats.org/markup-compatibility/2006" xmlns:aink="http://schemas.microsoft.com/office/drawing/2016/ink" xmlns:am3d="http://schemas.microsoft.com/office/drawing/2017/model3d" xmlns:o="urn:schemas-microsoft-com:office:office" xmlns:oel="http://schemas.microsoft.com/office/2019/extlst" xmlns:r="http://schemas.openxmlformats.org/officeDocument/2006/relationships" xmlns:m="http://schemas.openxmlformats.org/officeDocument/2006/math" xmlns:v="urn:schemas-microsoft-com:vml" xmlns:wp14="http://schemas.microsoft.com/office/word/2010/wordprocessingDrawing" xmlns:wp="http://schemas.openxmlformats.org/drawingml/2006/wordprocessingDrawing" xmlns:w10="urn:schemas-microsoft-com:office:word" xmlns:w="http://schemas.openxmlformats.org/wordprocessingml/2006/main" xmlns:w14="http://schemas.microsoft.com/office/word/2010/wordml" xmlns:w15="http://schemas.microsoft.com/office/word/2012/wordml" xmlns:w16cex="http://schemas.microsoft.com/office/word/2018/wordml/cex" xmlns:w16cid="http://schemas.microsoft.com/office/word/2016/wordml/cid" xmlns:w16="http://schemas.microsoft.com/office/word/2018/wordml" xmlns:w16du="http://schemas.microsoft.com/office/word/2023/wordml/word16du" xmlns:w16sdtdh="http://schemas.microsoft.com/office/word/2020/wordml/sdtdatahash" xmlns:w16sdtfl="http://schemas.microsoft.com/office/word/2024/wordml/sdtformatlock" xmlns:w16se="http://schemas.microsoft.com/office/word/2015/wordml/symex" xmlns:wpg="http://schemas.microsoft.com/office/word/2010/wordprocessingGroup" xmlns:wpi="http://schemas.microsoft.com/office/word/2010/wordprocessingInk" xmlns:wne="http://schemas.microsoft.com/office/word/2006/wordml" xmlns:wps="http://schemas.microsoft.com/office/word/2010/wordprocessingShape" mc:Ignorable="w14 w15 w16se w16cid w16 w16cex w16sdtdh w16sdtfl w16du wp14">
+<w:footnotes xmlns:wpc="http://schemas.microsoft.com/office/word/2010/wordprocessingCanvas" xmlns:cx="http://schemas.microsoft.com/office/drawing/2014/chartex" xmlns:cx1="http://schemas.microsoft.com/office/drawing/2015/9/8/chartex" xmlns:cx2="http://schemas.microsoft.com/office/drawing/2015/10/21/chartex" xmlns:cx3="http://schemas.microsoft.com/office/drawing/2016/5/9/chartex" xmlns:cx4="http://schemas.microsoft.com/office/drawing/2016/5/10/chartex" xmlns:cx5="http://schemas.microsoft.com/office/drawing/2016/5/11/chartex" xmlns:cx6="http://schemas.microsoft.com/office/drawing/2016/5/12/chartex" xmlns:cx7="http://schemas.microsoft.com/office/drawing/2016/5/13/chartex" xmlns:cx8="http://schemas.microsoft.com/office/drawing/2016/5/14/chartex" xmlns:mc="http://schemas.openxmlformats.org/markup-compatibility/2006" xmlns:m="http://schemas.openxmlformats.org/officeDocument/2006/math" xmlns:aink="http://schemas.microsoft.com/office/drawing/2016/ink" xmlns:am3d="http://schemas.microsoft.com/office/drawing/2017/model3d" xmlns:oel="http://schemas.microsoft.com/office/2019/extlst" xmlns:r="http://schemas.openxmlformats.org/officeDocument/2006/relationships" xmlns:wp14="http://schemas.microsoft.com/office/word/2010/wordprocessingDrawing" xmlns:wp="http://schemas.openxmlformats.org/drawingml/2006/wordprocessingDrawing" xmlns:wpg="http://schemas.microsoft.com/office/word/2010/wordprocessingGroup" xmlns:wpi="http://schemas.microsoft.com/office/word/2010/wordprocessingInk" xmlns:wps="http://schemas.microsoft.com/office/word/2010/wordprocessingShape" xmlns:o="urn:schemas-microsoft-com:office:office" xmlns:v="urn:schemas-microsoft-com:vml" xmlns:w10="urn:schemas-microsoft-com:office:word" xmlns:w="http://schemas.openxmlformats.org/wordprocessingml/2006/main" xmlns:w14="http://schemas.microsoft.com/office/word/2010/wordml" xmlns:w15="http://schemas.microsoft.com/office/word/2012/wordml" xmlns:w16cex="http://schemas.microsoft.com/office/word/2018/wordml/cex" xmlns:w16cid="http://schemas.microsoft.com/office/word/2016/wordml/cid" xmlns:w16="http://schemas.microsoft.com/office/word/2018/wordml" xmlns:w16sdtdh="http://schemas.microsoft.com/office/word/2020/wordml/sdtdatahash" xmlns:w16sdtfl="http://schemas.microsoft.com/office/word/2024/wordml/sdtformatlock" xmlns:w16se="http://schemas.microsoft.com/office/word/2015/wordml/symex" xmlns:w16du="http://schemas.microsoft.com/office/word/2023/wordml/word16du" xmlns:wne="http://schemas.microsoft.com/office/word/2006/wordml" mc:Ignorable="w14 w15 w16se w16cid w16 w16cex w16sdtdh w16sdtfl w16du wp14">
   <w:footnote w:type="separator" w:id="-1">
     <w:p>
       <w:r>
@@ -12091,7 +14990,7 @@
 </file>
 
 <file path=word/header1.xml><?xml version="1.0" encoding="utf-8"?>
-<w:hdr xmlns:wpc="http://schemas.microsoft.com/office/word/2010/wordprocessingCanvas" xmlns:cx="http://schemas.microsoft.com/office/drawing/2014/chartex" xmlns:cx1="http://schemas.microsoft.com/office/drawing/2015/9/8/chartex" xmlns:cx2="http://schemas.microsoft.com/office/drawing/2015/10/21/chartex" xmlns:cx3="http://schemas.microsoft.com/office/drawing/2016/5/9/chartex" xmlns:cx4="http://schemas.microsoft.com/office/drawing/2016/5/10/chartex" xmlns:cx5="http://schemas.microsoft.com/office/drawing/2016/5/11/chartex" xmlns:cx6="http://schemas.microsoft.com/office/drawing/2016/5/12/chartex" xmlns:cx7="http://schemas.microsoft.com/office/drawing/2016/5/13/chartex" xmlns:cx8="http://schemas.microsoft.com/office/drawing/2016/5/14/chartex" xmlns:mc="http://schemas.openxmlformats.org/markup-compatibility/2006" xmlns:aink="http://schemas.microsoft.com/office/drawing/2016/ink" xmlns:am3d="http://schemas.microsoft.com/office/drawing/2017/model3d" xmlns:o="urn:schemas-microsoft-com:office:office" xmlns:oel="http://schemas.microsoft.com/office/2019/extlst" xmlns:r="http://schemas.openxmlformats.org/officeDocument/2006/relationships" xmlns:m="http://schemas.openxmlformats.org/officeDocument/2006/math" xmlns:v="urn:schemas-microsoft-com:vml" xmlns:wp14="http://schemas.microsoft.com/office/word/2010/wordprocessingDrawing" xmlns:wp="http://schemas.openxmlformats.org/drawingml/2006/wordprocessingDrawing" xmlns:w10="urn:schemas-microsoft-com:office:word" xmlns:w="http://schemas.openxmlformats.org/wordprocessingml/2006/main" xmlns:w14="http://schemas.microsoft.com/office/word/2010/wordml" xmlns:w15="http://schemas.microsoft.com/office/word/2012/wordml" xmlns:w16cex="http://schemas.microsoft.com/office/word/2018/wordml/cex" xmlns:w16cid="http://schemas.microsoft.com/office/word/2016/wordml/cid" xmlns:w16="http://schemas.microsoft.com/office/word/2018/wordml" xmlns:w16du="http://schemas.microsoft.com/office/word/2023/wordml/word16du" xmlns:w16sdtdh="http://schemas.microsoft.com/office/word/2020/wordml/sdtdatahash" xmlns:w16sdtfl="http://schemas.microsoft.com/office/word/2024/wordml/sdtformatlock" xmlns:w16se="http://schemas.microsoft.com/office/word/2015/wordml/symex" xmlns:wpg="http://schemas.microsoft.com/office/word/2010/wordprocessingGroup" xmlns:wpi="http://schemas.microsoft.com/office/word/2010/wordprocessingInk" xmlns:wne="http://schemas.microsoft.com/office/word/2006/wordml" xmlns:wps="http://schemas.microsoft.com/office/word/2010/wordprocessingShape" mc:Ignorable="w14 w15 w16se w16cid w16 w16cex w16sdtdh w16sdtfl w16du wp14">
+<w:hdr xmlns:wpc="http://schemas.microsoft.com/office/word/2010/wordprocessingCanvas" xmlns:cx="http://schemas.microsoft.com/office/drawing/2014/chartex" xmlns:cx1="http://schemas.microsoft.com/office/drawing/2015/9/8/chartex" xmlns:cx2="http://schemas.microsoft.com/office/drawing/2015/10/21/chartex" xmlns:cx3="http://schemas.microsoft.com/office/drawing/2016/5/9/chartex" xmlns:cx4="http://schemas.microsoft.com/office/drawing/2016/5/10/chartex" xmlns:cx5="http://schemas.microsoft.com/office/drawing/2016/5/11/chartex" xmlns:cx6="http://schemas.microsoft.com/office/drawing/2016/5/12/chartex" xmlns:cx7="http://schemas.microsoft.com/office/drawing/2016/5/13/chartex" xmlns:cx8="http://schemas.microsoft.com/office/drawing/2016/5/14/chartex" xmlns:mc="http://schemas.openxmlformats.org/markup-compatibility/2006" xmlns:m="http://schemas.openxmlformats.org/officeDocument/2006/math" xmlns:aink="http://schemas.microsoft.com/office/drawing/2016/ink" xmlns:am3d="http://schemas.microsoft.com/office/drawing/2017/model3d" xmlns:oel="http://schemas.microsoft.com/office/2019/extlst" xmlns:r="http://schemas.openxmlformats.org/officeDocument/2006/relationships" xmlns:wp14="http://schemas.microsoft.com/office/word/2010/wordprocessingDrawing" xmlns:wp="http://schemas.openxmlformats.org/drawingml/2006/wordprocessingDrawing" xmlns:wpg="http://schemas.microsoft.com/office/word/2010/wordprocessingGroup" xmlns:wpi="http://schemas.microsoft.com/office/word/2010/wordprocessingInk" xmlns:wps="http://schemas.microsoft.com/office/word/2010/wordprocessingShape" xmlns:o="urn:schemas-microsoft-com:office:office" xmlns:v="urn:schemas-microsoft-com:vml" xmlns:w10="urn:schemas-microsoft-com:office:word" xmlns:w="http://schemas.openxmlformats.org/wordprocessingml/2006/main" xmlns:w14="http://schemas.microsoft.com/office/word/2010/wordml" xmlns:w15="http://schemas.microsoft.com/office/word/2012/wordml" xmlns:w16cex="http://schemas.microsoft.com/office/word/2018/wordml/cex" xmlns:w16cid="http://schemas.microsoft.com/office/word/2016/wordml/cid" xmlns:w16="http://schemas.microsoft.com/office/word/2018/wordml" xmlns:w16sdtdh="http://schemas.microsoft.com/office/word/2020/wordml/sdtdatahash" xmlns:w16sdtfl="http://schemas.microsoft.com/office/word/2024/wordml/sdtformatlock" xmlns:w16se="http://schemas.microsoft.com/office/word/2015/wordml/symex" xmlns:w16du="http://schemas.microsoft.com/office/word/2023/wordml/word16du" xmlns:wne="http://schemas.microsoft.com/office/word/2006/wordml" mc:Ignorable="w14 w15 w16se w16cid w16 w16cex w16sdtdh w16sdtfl w16du wp14">
   <w:p>
     <w:pPr>
       <w:pBdr>
@@ -12111,7 +15010,7 @@
 </file>
 
 <file path=word/numbering.xml><?xml version="1.0" encoding="utf-8"?>
-<w:numbering xmlns:wpc="http://schemas.microsoft.com/office/word/2010/wordprocessingCanvas" xmlns:cx="http://schemas.microsoft.com/office/drawing/2014/chartex" xmlns:cx1="http://schemas.microsoft.com/office/drawing/2015/9/8/chartex" xmlns:cx2="http://schemas.microsoft.com/office/drawing/2015/10/21/chartex" xmlns:cx3="http://schemas.microsoft.com/office/drawing/2016/5/9/chartex" xmlns:cx4="http://schemas.microsoft.com/office/drawing/2016/5/10/chartex" xmlns:cx5="http://schemas.microsoft.com/office/drawing/2016/5/11/chartex" xmlns:cx6="http://schemas.microsoft.com/office/drawing/2016/5/12/chartex" xmlns:cx7="http://schemas.microsoft.com/office/drawing/2016/5/13/chartex" xmlns:cx8="http://schemas.microsoft.com/office/drawing/2016/5/14/chartex" xmlns:mc="http://schemas.openxmlformats.org/markup-compatibility/2006" xmlns:aink="http://schemas.microsoft.com/office/drawing/2016/ink" xmlns:am3d="http://schemas.microsoft.com/office/drawing/2017/model3d" xmlns:o="urn:schemas-microsoft-com:office:office" xmlns:oel="http://schemas.microsoft.com/office/2019/extlst" xmlns:r="http://schemas.openxmlformats.org/officeDocument/2006/relationships" xmlns:m="http://schemas.openxmlformats.org/officeDocument/2006/math" xmlns:v="urn:schemas-microsoft-com:vml" xmlns:wp14="http://schemas.microsoft.com/office/word/2010/wordprocessingDrawing" xmlns:wp="http://schemas.openxmlformats.org/drawingml/2006/wordprocessingDrawing" xmlns:w10="urn:schemas-microsoft-com:office:word" xmlns:w="http://schemas.openxmlformats.org/wordprocessingml/2006/main" xmlns:w14="http://schemas.microsoft.com/office/word/2010/wordml" xmlns:w15="http://schemas.microsoft.com/office/word/2012/wordml" xmlns:w16cex="http://schemas.microsoft.com/office/word/2018/wordml/cex" xmlns:w16cid="http://schemas.microsoft.com/office/word/2016/wordml/cid" xmlns:w16="http://schemas.microsoft.com/office/word/2018/wordml" xmlns:w16du="http://schemas.microsoft.com/office/word/2023/wordml/word16du" xmlns:w16sdtdh="http://schemas.microsoft.com/office/word/2020/wordml/sdtdatahash" xmlns:w16sdtfl="http://schemas.microsoft.com/office/word/2024/wordml/sdtformatlock" xmlns:w16se="http://schemas.microsoft.com/office/word/2015/wordml/symex" xmlns:wpg="http://schemas.microsoft.com/office/word/2010/wordprocessingGroup" xmlns:wpi="http://schemas.microsoft.com/office/word/2010/wordprocessingInk" xmlns:wne="http://schemas.microsoft.com/office/word/2006/wordml" xmlns:wps="http://schemas.microsoft.com/office/word/2010/wordprocessingShape" mc:Ignorable="w14 w15 w16se w16cid w16 w16cex w16sdtdh w16sdtfl w16du wp14">
+<w:numbering xmlns:wpc="http://schemas.microsoft.com/office/word/2010/wordprocessingCanvas" xmlns:cx="http://schemas.microsoft.com/office/drawing/2014/chartex" xmlns:cx1="http://schemas.microsoft.com/office/drawing/2015/9/8/chartex" xmlns:cx2="http://schemas.microsoft.com/office/drawing/2015/10/21/chartex" xmlns:cx3="http://schemas.microsoft.com/office/drawing/2016/5/9/chartex" xmlns:cx4="http://schemas.microsoft.com/office/drawing/2016/5/10/chartex" xmlns:cx5="http://schemas.microsoft.com/office/drawing/2016/5/11/chartex" xmlns:cx6="http://schemas.microsoft.com/office/drawing/2016/5/12/chartex" xmlns:cx7="http://schemas.microsoft.com/office/drawing/2016/5/13/chartex" xmlns:cx8="http://schemas.microsoft.com/office/drawing/2016/5/14/chartex" xmlns:mc="http://schemas.openxmlformats.org/markup-compatibility/2006" xmlns:m="http://schemas.openxmlformats.org/officeDocument/2006/math" xmlns:aink="http://schemas.microsoft.com/office/drawing/2016/ink" xmlns:am3d="http://schemas.microsoft.com/office/drawing/2017/model3d" xmlns:oel="http://schemas.microsoft.com/office/2019/extlst" xmlns:r="http://schemas.openxmlformats.org/officeDocument/2006/relationships" xmlns:wp14="http://schemas.microsoft.com/office/word/2010/wordprocessingDrawing" xmlns:wp="http://schemas.openxmlformats.org/drawingml/2006/wordprocessingDrawing" xmlns:wpg="http://schemas.microsoft.com/office/word/2010/wordprocessingGroup" xmlns:wpi="http://schemas.microsoft.com/office/word/2010/wordprocessingInk" xmlns:wps="http://schemas.microsoft.com/office/word/2010/wordprocessingShape" xmlns:o="urn:schemas-microsoft-com:office:office" xmlns:v="urn:schemas-microsoft-com:vml" xmlns:w10="urn:schemas-microsoft-com:office:word" xmlns:w="http://schemas.openxmlformats.org/wordprocessingml/2006/main" xmlns:w14="http://schemas.microsoft.com/office/word/2010/wordml" xmlns:w15="http://schemas.microsoft.com/office/word/2012/wordml" xmlns:w16cex="http://schemas.microsoft.com/office/word/2018/wordml/cex" xmlns:w16cid="http://schemas.microsoft.com/office/word/2016/wordml/cid" xmlns:w16="http://schemas.microsoft.com/office/word/2018/wordml" xmlns:w16sdtdh="http://schemas.microsoft.com/office/word/2020/wordml/sdtdatahash" xmlns:w16sdtfl="http://schemas.microsoft.com/office/word/2024/wordml/sdtformatlock" xmlns:w16se="http://schemas.microsoft.com/office/word/2015/wordml/symex" xmlns:w16du="http://schemas.microsoft.com/office/word/2023/wordml/word16du" xmlns:wne="http://schemas.microsoft.com/office/word/2006/wordml" mc:Ignorable="w14 w15 w16se w16cid w16 w16cex w16sdtdh w16sdtfl w16du wp14">
   <w:abstractNum w:abstractNumId="0" w15:restartNumberingAfterBreak="0">
     <w:nsid w:val="04DF1694"/>
     <w:multiLevelType w:val="hybridMultilevel"/>
@@ -12981,7 +15880,7 @@
 </file>
 
 <file path=word/styles.xml><?xml version="1.0" encoding="utf-8"?>
-<w:styles xmlns:mc="http://schemas.openxmlformats.org/markup-compatibility/2006" xmlns:r="http://schemas.openxmlformats.org/officeDocument/2006/relationships" xmlns:w="http://schemas.openxmlformats.org/wordprocessingml/2006/main" xmlns:w14="http://schemas.microsoft.com/office/word/2010/wordml" xmlns:w15="http://schemas.microsoft.com/office/word/2012/wordml" xmlns:w16cex="http://schemas.microsoft.com/office/word/2018/wordml/cex" xmlns:w16cid="http://schemas.microsoft.com/office/word/2016/wordml/cid" xmlns:w16="http://schemas.microsoft.com/office/word/2018/wordml" xmlns:w16du="http://schemas.microsoft.com/office/word/2023/wordml/word16du" xmlns:w16sdtdh="http://schemas.microsoft.com/office/word/2020/wordml/sdtdatahash" xmlns:w16sdtfl="http://schemas.microsoft.com/office/word/2024/wordml/sdtformatlock" xmlns:w16se="http://schemas.microsoft.com/office/word/2015/wordml/symex" mc:Ignorable="w14 w15 w16se w16cid w16 w16cex w16sdtdh w16sdtfl w16du">
+<w:styles xmlns:mc="http://schemas.openxmlformats.org/markup-compatibility/2006" xmlns:r="http://schemas.openxmlformats.org/officeDocument/2006/relationships" xmlns:w="http://schemas.openxmlformats.org/wordprocessingml/2006/main" xmlns:w14="http://schemas.microsoft.com/office/word/2010/wordml" xmlns:w15="http://schemas.microsoft.com/office/word/2012/wordml" xmlns:w16cex="http://schemas.microsoft.com/office/word/2018/wordml/cex" xmlns:w16cid="http://schemas.microsoft.com/office/word/2016/wordml/cid" xmlns:w16="http://schemas.microsoft.com/office/word/2018/wordml" xmlns:w16sdtdh="http://schemas.microsoft.com/office/word/2020/wordml/sdtdatahash" xmlns:w16sdtfl="http://schemas.microsoft.com/office/word/2024/wordml/sdtformatlock" xmlns:w16se="http://schemas.microsoft.com/office/word/2015/wordml/symex" xmlns:w16du="http://schemas.microsoft.com/office/word/2023/wordml/word16du" mc:Ignorable="w14 w15 w16se w16cid w16 w16cex w16sdtdh w16sdtfl w16du">
   <w:docDefaults>
     <w:rPrDefault>
       <w:rPr>

--- a/v2/local_llm_pt_v2.docx
+++ b/v2/local_llm_pt_v2.docx
@@ -949,21 +949,7 @@
                 <w:rStyle w:val="Hiperligao"/>
                 <w:noProof/>
               </w:rPr>
-              <w:t>Arquitetu</w:t>
-            </w:r>
-            <w:r>
-              <w:rPr>
-                <w:rStyle w:val="Hiperligao"/>
-                <w:noProof/>
-              </w:rPr>
-              <w:t>r</w:t>
-            </w:r>
-            <w:r>
-              <w:rPr>
-                <w:rStyle w:val="Hiperligao"/>
-                <w:noProof/>
-              </w:rPr>
-              <w:t>a</w:t>
+              <w:t>Arquitetura</w:t>
             </w:r>
             <w:r>
               <w:rPr>
@@ -1839,7 +1825,7 @@
               </wp:anchor>
             </w:drawing>
           </mc:Choice>
-          <mc:Fallback xmlns:ns11="http://schemas.microsoft.com/office/drawing/2010/main" xmlns:ns5="http://schemas.openxmlformats.org/drawingml/2006/main" xmlns:ns9="http://schemas.openxmlformats.org/drawingml/2006/picture">
+          <mc:Fallback xmlns:ns9="http://schemas.openxmlformats.org/drawingml/2006/picture" xmlns:ns5="http://schemas.openxmlformats.org/drawingml/2006/main" xmlns:ns11="http://schemas.microsoft.com/office/drawing/2010/main">
             <w:pict>
               <v:line w14:anchorId="416D2C14" id="Conexão Reta 2" o:spid="_x0000_s1026" style="position:absolute;z-index:251659264;visibility:visible;mso-wrap-style:square;mso-wrap-distance-left:9pt;mso-wrap-distance-top:0;mso-wrap-distance-right:9pt;mso-wrap-distance-bottom:0;mso-position-horizontal:absolute;mso-position-horizontal-relative:text;mso-position-vertical:absolute;mso-position-vertical-relative:text" from=".9pt,23.9pt" to="485.1pt,23.9pt" o:gfxdata="UEsDBBQABgAIAAAAIQC2gziS/gAAAOEBAAATAAAAW0NvbnRlbnRfVHlwZXNdLnhtbJSRQU7DMBBF 90jcwfIWJU67QAgl6YK0S0CoHGBkTxKLZGx5TGhvj5O2G0SRWNoz/78nu9wcxkFMGNg6quQqL6RA 0s5Y6ir5vt9lD1JwBDIwOMJKHpHlpr69KfdHjyxSmriSfYz+USnWPY7AufNIadK6MEJMx9ApD/oD OlTrorhX2lFEilmcO2RdNtjC5xDF9pCuTyYBB5bi6bQ4syoJ3g9WQ0ymaiLzg5KdCXlKLjvcW893 SUOqXwnz5DrgnHtJTxOsQfEKIT7DmDSUCaxw7Rqn8787ZsmRM9e2VmPeBN4uqYvTtW7jvijg9N/y JsXecLq0q+WD6m8AAAD//wMAUEsDBBQABgAIAAAAIQA4/SH/1gAAAJQBAAALAAAAX3JlbHMvLnJl bHOkkMFqwzAMhu+DvYPRfXGawxijTi+j0GvpHsDYimMaW0Yy2fr2M4PBMnrbUb/Q94l/f/hMi1qR JVI2sOt6UJgd+ZiDgffL8ekFlFSbvV0oo4EbChzGx4f9GRdb25HMsYhqlCwG5lrLq9biZkxWOiqY 22YiTra2kYMu1l1tQD30/bPm3wwYN0x18gb45AdQl1tp5j/sFB2T0FQ7R0nTNEV3j6o9feQzro1i OWA14Fm+Q8a1a8+Bvu/d/dMb2JY5uiPbhG/ktn4cqGU/er3pcvwCAAD//wMAUEsDBBQABgAIAAAA IQCZ2PQonAEAAJQDAAAOAAAAZHJzL2Uyb0RvYy54bWysU01P3DAQvVfqf7B8Z5MAQm202T2A4FK1 qMAPMM54Y8n2WLbZZP99x97dLGorIRAXxx/z3sx7M1muJ2vYFkLU6DreLGrOwEnstdt0/Onx9uwb ZzEJ1wuDDjq+g8jXq69flqNv4RwHND0ERiQutqPv+JCSb6sqygGsiAv04OhRYbAi0TFsqj6Ikdit qc7r+qoaMfQ+oIQY6fZm/8hXhV8pkOmXUhESMx2n2lJZQ1mf81qtlqLdBOEHLQ9liA9UYYV2lHSm uhFJsJeg/6GyWgaMqNJCoq1QKS2haCA1Tf2XmodBeChayJzoZ5vi59HKn9trdx/IhtHHNvr7kFVM Ktj8pfrYVMzazWbBlJiky6vm8vvFJXkqj2/VCehDTHeAluVNx412WYdoxfZHTJSMQo8hdDilLru0 M5CDjfsNiumekjUFXaYCrk1gW0H9FFKCS03uIfGV6AxT2pgZWL8NPMRnKJSJeQ94RpTM6NIMttph +F/2NB1LVvv4owN73dmCZ+x3pSnFGmp9UXgY0zxbr88FfvqZVn8AAAD//wMAUEsDBBQABgAIAAAA IQDx80zj4AAAAAwBAAAPAAAAZHJzL2Rvd25yZXYueG1sTE9NS8NAEL0L/odlBG92YxBr02xKqYi1 UIqtUI/b7JhEs7Nhd9uk/94RD3qZ4c1j3kc+G2wrTuhD40jB7SgBgVQ601Cl4G33dPMAIkRNRreO UMEZA8yKy4tcZ8b19IqnbawEi1DItII6xi6TMpQ1Wh1GrkNi7sN5qyNDX0njdc/itpVpktxLqxti h1p3uKix/NoerYK1Xy4X89X5kzbvtt+nq/3mZXhW6vpqeJzymE9BRBzi3wf8dOD8UHCwgzuSCaJl zOmjgrsxb6Yn4yQFcfg9yCKX/0sU3wAAAP//AwBQSwECLQAUAAYACAAAACEAtoM4kv4AAADhAQAA EwAAAAAAAAAAAAAAAAAAAAAAW0NvbnRlbnRfVHlwZXNdLnhtbFBLAQItABQABgAIAAAAIQA4/SH/ 1gAAAJQBAAALAAAAAAAAAAAAAAAAAC8BAABfcmVscy8ucmVsc1BLAQItABQABgAIAAAAIQCZ2PQo nAEAAJQDAAAOAAAAAAAAAAAAAAAAAC4CAABkcnMvZTJvRG9jLnhtbFBLAQItABQABgAIAAAAIQDx 80zj4AAAAAwBAAAPAAAAAAAAAAAAAAAAAPYDAABkcnMvZG93bnJldi54bWxQSwUGAAAAAAQABADz AAAAAwUAAAAA " strokecolor="#156082 [3204]" strokeweight=".5pt">
                 <v:stroke joinstyle="miter"/>
@@ -1928,7 +1914,7 @@
               </wp:anchor>
             </w:drawing>
           </mc:Choice>
-          <mc:Fallback xmlns:ns11="http://schemas.microsoft.com/office/drawing/2010/main" xmlns:ns5="http://schemas.openxmlformats.org/drawingml/2006/main" xmlns:ns9="http://schemas.openxmlformats.org/drawingml/2006/picture">
+          <mc:Fallback xmlns:ns9="http://schemas.openxmlformats.org/drawingml/2006/picture" xmlns:ns5="http://schemas.openxmlformats.org/drawingml/2006/main" xmlns:ns11="http://schemas.microsoft.com/office/drawing/2010/main">
             <w:pict>
               <v:line w14:anchorId="6F2C7688" id="Conexão Reta 3" o:spid="_x0000_s1026" style="position:absolute;z-index:251660288;visibility:visible;mso-wrap-style:square;mso-wrap-distance-left:9pt;mso-wrap-distance-top:0;mso-wrap-distance-right:9pt;mso-wrap-distance-bottom:0;mso-position-horizontal:absolute;mso-position-horizontal-relative:text;mso-position-vertical:absolute;mso-position-vertical-relative:text" from=".9pt,23.25pt" to="485.1pt,23.25pt" o:gfxdata="UEsDBBQABgAIAAAAIQC2gziS/gAAAOEBAAATAAAAW0NvbnRlbnRfVHlwZXNdLnhtbJSRQU7DMBBF 90jcwfIWJU67QAgl6YK0S0CoHGBkTxKLZGx5TGhvj5O2G0SRWNoz/78nu9wcxkFMGNg6quQqL6RA 0s5Y6ir5vt9lD1JwBDIwOMJKHpHlpr69KfdHjyxSmriSfYz+USnWPY7AufNIadK6MEJMx9ApD/oD OlTrorhX2lFEilmcO2RdNtjC5xDF9pCuTyYBB5bi6bQ4syoJ3g9WQ0ymaiLzg5KdCXlKLjvcW893 SUOqXwnz5DrgnHtJTxOsQfEKIT7DmDSUCaxw7Rqn8787ZsmRM9e2VmPeBN4uqYvTtW7jvijg9N/y JsXecLq0q+WD6m8AAAD//wMAUEsDBBQABgAIAAAAIQA4/SH/1gAAAJQBAAALAAAAX3JlbHMvLnJl bHOkkMFqwzAMhu+DvYPRfXGawxijTi+j0GvpHsDYimMaW0Yy2fr2M4PBMnrbUb/Q94l/f/hMi1qR JVI2sOt6UJgd+ZiDgffL8ekFlFSbvV0oo4EbChzGx4f9GRdb25HMsYhqlCwG5lrLq9biZkxWOiqY 22YiTra2kYMu1l1tQD30/bPm3wwYN0x18gb45AdQl1tp5j/sFB2T0FQ7R0nTNEV3j6o9feQzro1i OWA14Fm+Q8a1a8+Bvu/d/dMb2JY5uiPbhG/ktn4cqGU/er3pcvwCAAD//wMAUEsDBBQABgAIAAAA IQCZ2PQonAEAAJQDAAAOAAAAZHJzL2Uyb0RvYy54bWysU01P3DAQvVfqf7B8Z5MAQm202T2A4FK1 qMAPMM54Y8n2WLbZZP99x97dLGorIRAXxx/z3sx7M1muJ2vYFkLU6DreLGrOwEnstdt0/Onx9uwb ZzEJ1wuDDjq+g8jXq69flqNv4RwHND0ERiQutqPv+JCSb6sqygGsiAv04OhRYbAi0TFsqj6Ikdit qc7r+qoaMfQ+oIQY6fZm/8hXhV8pkOmXUhESMx2n2lJZQ1mf81qtlqLdBOEHLQ9liA9UYYV2lHSm uhFJsJeg/6GyWgaMqNJCoq1QKS2haCA1Tf2XmodBeChayJzoZ5vi59HKn9trdx/IhtHHNvr7kFVM Ktj8pfrYVMzazWbBlJiky6vm8vvFJXkqj2/VCehDTHeAluVNx412WYdoxfZHTJSMQo8hdDilLru0 M5CDjfsNiumekjUFXaYCrk1gW0H9FFKCS03uIfGV6AxT2pgZWL8NPMRnKJSJeQ94RpTM6NIMttph +F/2NB1LVvv4owN73dmCZ+x3pSnFGmp9UXgY0zxbr88FfvqZVn8AAAD//wMAUEsDBBQABgAIAAAA IQC7cnDs4gAAAAwBAAAPAAAAZHJzL2Rvd25yZXYueG1sTI9BS8NAEIXvgv9hGcGb3Ri01jSbUipi LUixFepxmx2TaHY27G6b9N874kEvA28e8+Z7+WywrTiiD40jBdejBARS6UxDlYK37ePVBESImoxu HaGCEwaYFednuc6M6+kVj5tYCQ6hkGkFdYxdJmUoa7Q6jFyHxN6H81ZHlr6Sxuuew20r0yQZS6sb 4g+17nBRY/m1OVgFL365XMxXp09av9t+l6526+fhSanLi+FhymM+BRFxiH8X8NOB+aFgsL07kAmi Zc30UcHN+BYE2/d3SQpi/7uQRS7/lyi+AQAA//8DAFBLAQItABQABgAIAAAAIQC2gziS/gAAAOEB AAATAAAAAAAAAAAAAAAAAAAAAABbQ29udGVudF9UeXBlc10ueG1sUEsBAi0AFAAGAAgAAAAhADj9 If/WAAAAlAEAAAsAAAAAAAAAAAAAAAAALwEAAF9yZWxzLy5yZWxzUEsBAi0AFAAGAAgAAAAhAJnY 9CicAQAAlAMAAA4AAAAAAAAAAAAAAAAALgIAAGRycy9lMm9Eb2MueG1sUEsBAi0AFAAGAAgAAAAh ALtycOziAAAADAEAAA8AAAAAAAAAAAAAAAAA9gMAAGRycy9kb3ducmV2LnhtbFBLBQYAAAAABAAE APMAAAAFBQAAAAA= " strokecolor="#156082 [3204]" strokeweight=".5pt">
                 <v:stroke joinstyle="miter"/>
@@ -2297,7 +2283,7 @@
               </wp:anchor>
             </w:drawing>
           </mc:Choice>
-          <mc:Fallback xmlns:ns11="http://schemas.microsoft.com/office/drawing/2010/main" xmlns:ns5="http://schemas.openxmlformats.org/drawingml/2006/main" xmlns:ns9="http://schemas.openxmlformats.org/drawingml/2006/picture">
+          <mc:Fallback xmlns:ns9="http://schemas.openxmlformats.org/drawingml/2006/picture" xmlns:ns5="http://schemas.openxmlformats.org/drawingml/2006/main" xmlns:ns11="http://schemas.microsoft.com/office/drawing/2010/main">
             <w:pict>
               <v:line w14:anchorId="65E0A2AF" id="Conexão Reta 3" o:spid="_x0000_s1026" style="position:absolute;z-index:251697152;visibility:visible;mso-wrap-style:square;mso-wrap-distance-left:9pt;mso-wrap-distance-top:0;mso-wrap-distance-right:9pt;mso-wrap-distance-bottom:0;mso-position-horizontal:absolute;mso-position-horizontal-relative:text;mso-position-vertical:absolute;mso-position-vertical-relative:text" from="0,-.05pt" to="484.2pt,-.05pt" o:gfxdata="UEsDBBQABgAIAAAAIQC2gziS/gAAAOEBAAATAAAAW0NvbnRlbnRfVHlwZXNdLnhtbJSRQU7DMBBF 90jcwfIWJU67QAgl6YK0S0CoHGBkTxKLZGx5TGhvj5O2G0SRWNoz/78nu9wcxkFMGNg6quQqL6RA 0s5Y6ir5vt9lD1JwBDIwOMJKHpHlpr69KfdHjyxSmriSfYz+USnWPY7AufNIadK6MEJMx9ApD/oD OlTrorhX2lFEilmcO2RdNtjC5xDF9pCuTyYBB5bi6bQ4syoJ3g9WQ0ymaiLzg5KdCXlKLjvcW893 SUOqXwnz5DrgnHtJTxOsQfEKIT7DmDSUCaxw7Rqn8787ZsmRM9e2VmPeBN4uqYvTtW7jvijg9N/y JsXecLq0q+WD6m8AAAD//wMAUEsDBBQABgAIAAAAIQA4/SH/1gAAAJQBAAALAAAAX3JlbHMvLnJl bHOkkMFqwzAMhu+DvYPRfXGawxijTi+j0GvpHsDYimMaW0Yy2fr2M4PBMnrbUb/Q94l/f/hMi1qR JVI2sOt6UJgd+ZiDgffL8ekFlFSbvV0oo4EbChzGx4f9GRdb25HMsYhqlCwG5lrLq9biZkxWOiqY 22YiTra2kYMu1l1tQD30/bPm3wwYN0x18gb45AdQl1tp5j/sFB2T0FQ7R0nTNEV3j6o9feQzro1i OWA14Fm+Q8a1a8+Bvu/d/dMb2JY5uiPbhG/ktn4cqGU/er3pcvwCAAD//wMAUEsDBBQABgAIAAAA IQCZ2PQonAEAAJQDAAAOAAAAZHJzL2Uyb0RvYy54bWysU01P3DAQvVfqf7B8Z5MAQm202T2A4FK1 qMAPMM54Y8n2WLbZZP99x97dLGorIRAXxx/z3sx7M1muJ2vYFkLU6DreLGrOwEnstdt0/Onx9uwb ZzEJ1wuDDjq+g8jXq69flqNv4RwHND0ERiQutqPv+JCSb6sqygGsiAv04OhRYbAi0TFsqj6Ikdit qc7r+qoaMfQ+oIQY6fZm/8hXhV8pkOmXUhESMx2n2lJZQ1mf81qtlqLdBOEHLQ9liA9UYYV2lHSm uhFJsJeg/6GyWgaMqNJCoq1QKS2haCA1Tf2XmodBeChayJzoZ5vi59HKn9trdx/IhtHHNvr7kFVM Ktj8pfrYVMzazWbBlJiky6vm8vvFJXkqj2/VCehDTHeAluVNx412WYdoxfZHTJSMQo8hdDilLru0 M5CDjfsNiumekjUFXaYCrk1gW0H9FFKCS03uIfGV6AxT2pgZWL8NPMRnKJSJeQ94RpTM6NIMttph +F/2NB1LVvv4owN73dmCZ+x3pSnFGmp9UXgY0zxbr88FfvqZVn8AAAD//wMAUEsDBBQABgAIAAAA IQCasyRQ4AAAAAkBAAAPAAAAZHJzL2Rvd25yZXYueG1sTI9Ba8JAEIXvhf6HZQq96UYpYmM2IpZS KxSpFfS4ZqdJ2uxs2F1N/Pcde2kvA4/He/O+bN7bRpzRh9qRgtEwAYFUOFNTqWD38TyYgghRk9GN I1RwwQDz/PYm06lxHb3jeRtLwSUUUq2girFNpQxFhVaHoWuR2Pt03urI0pfSeN1xuW3kOEkm0uqa +EOlW1xWWHxvT1bBm1+tlov15Ys2B9vtx+v95rV/Uer+rn+a8VnMQETs418Crgy8H3IednQnMkE0 CpgmKhiMQLD5OJk+gDj+apln8j9B/gMAAP//AwBQSwECLQAUAAYACAAAACEAtoM4kv4AAADhAQAA EwAAAAAAAAAAAAAAAAAAAAAAW0NvbnRlbnRfVHlwZXNdLnhtbFBLAQItABQABgAIAAAAIQA4/SH/ 1gAAAJQBAAALAAAAAAAAAAAAAAAAAC8BAABfcmVscy8ucmVsc1BLAQItABQABgAIAAAAIQCZ2PQo nAEAAJQDAAAOAAAAAAAAAAAAAAAAAC4CAABkcnMvZTJvRG9jLnhtbFBLAQItABQABgAIAAAAIQCa syRQ4AAAAAkBAAAPAAAAAAAAAAAAAAAAAPYDAABkcnMvZG93bnJldi54bWxQSwUGAAAAAAQABADz AAAAAwUAAAAA " strokecolor="#156082 [3204]" strokeweight=".5pt">
                 <v:stroke joinstyle="miter"/>
@@ -3043,7 +3029,7 @@
               </wp:anchor>
             </w:drawing>
           </mc:Choice>
-          <mc:Fallback xmlns:ns11="http://schemas.microsoft.com/office/drawing/2010/main" xmlns:ns5="http://schemas.openxmlformats.org/drawingml/2006/main" xmlns:ns9="http://schemas.openxmlformats.org/drawingml/2006/picture">
+          <mc:Fallback xmlns:ns9="http://schemas.openxmlformats.org/drawingml/2006/picture" xmlns:ns5="http://schemas.openxmlformats.org/drawingml/2006/main" xmlns:ns11="http://schemas.microsoft.com/office/drawing/2010/main">
             <w:pict>
               <v:line w14:anchorId="781B6A1A" id="Conexão Reta 3" o:spid="_x0000_s1026" style="position:absolute;z-index:251662336;visibility:visible;mso-wrap-style:square;mso-wrap-distance-left:9pt;mso-wrap-distance-top:0;mso-wrap-distance-right:9pt;mso-wrap-distance-bottom:0;mso-position-horizontal:absolute;mso-position-horizontal-relative:text;mso-position-vertical:absolute;mso-position-vertical-relative:text" from="0,-.05pt" to="484.2pt,-.05pt" o:gfxdata="UEsDBBQABgAIAAAAIQC2gziS/gAAAOEBAAATAAAAW0NvbnRlbnRfVHlwZXNdLnhtbJSRQU7DMBBF 90jcwfIWJU67QAgl6YK0S0CoHGBkTxKLZGx5TGhvj5O2G0SRWNoz/78nu9wcxkFMGNg6quQqL6RA 0s5Y6ir5vt9lD1JwBDIwOMJKHpHlpr69KfdHjyxSmriSfYz+USnWPY7AufNIadK6MEJMx9ApD/oD OlTrorhX2lFEilmcO2RdNtjC5xDF9pCuTyYBB5bi6bQ4syoJ3g9WQ0ymaiLzg5KdCXlKLjvcW893 SUOqXwnz5DrgnHtJTxOsQfEKIT7DmDSUCaxw7Rqn8787ZsmRM9e2VmPeBN4uqYvTtW7jvijg9N/y JsXecLq0q+WD6m8AAAD//wMAUEsDBBQABgAIAAAAIQA4/SH/1gAAAJQBAAALAAAAX3JlbHMvLnJl bHOkkMFqwzAMhu+DvYPRfXGawxijTi+j0GvpHsDYimMaW0Yy2fr2M4PBMnrbUb/Q94l/f/hMi1qR JVI2sOt6UJgd+ZiDgffL8ekFlFSbvV0oo4EbChzGx4f9GRdb25HMsYhqlCwG5lrLq9biZkxWOiqY 22YiTra2kYMu1l1tQD30/bPm3wwYN0x18gb45AdQl1tp5j/sFB2T0FQ7R0nTNEV3j6o9feQzro1i OWA14Fm+Q8a1a8+Bvu/d/dMb2JY5uiPbhG/ktn4cqGU/er3pcvwCAAD//wMAUEsDBBQABgAIAAAA IQCZ2PQonAEAAJQDAAAOAAAAZHJzL2Uyb0RvYy54bWysU01P3DAQvVfqf7B8Z5MAQm202T2A4FK1 qMAPMM54Y8n2WLbZZP99x97dLGorIRAXxx/z3sx7M1muJ2vYFkLU6DreLGrOwEnstdt0/Onx9uwb ZzEJ1wuDDjq+g8jXq69flqNv4RwHND0ERiQutqPv+JCSb6sqygGsiAv04OhRYbAi0TFsqj6Ikdit qc7r+qoaMfQ+oIQY6fZm/8hXhV8pkOmXUhESMx2n2lJZQ1mf81qtlqLdBOEHLQ9liA9UYYV2lHSm uhFJsJeg/6GyWgaMqNJCoq1QKS2haCA1Tf2XmodBeChayJzoZ5vi59HKn9trdx/IhtHHNvr7kFVM Ktj8pfrYVMzazWbBlJiky6vm8vvFJXkqj2/VCehDTHeAluVNx412WYdoxfZHTJSMQo8hdDilLru0 M5CDjfsNiumekjUFXaYCrk1gW0H9FFKCS03uIfGV6AxT2pgZWL8NPMRnKJSJeQ94RpTM6NIMttph +F/2NB1LVvv4owN73dmCZ+x3pSnFGmp9UXgY0zxbr88FfvqZVn8AAAD//wMAUEsDBBQABgAIAAAA IQCasyRQ4AAAAAkBAAAPAAAAZHJzL2Rvd25yZXYueG1sTI9Ba8JAEIXvhf6HZQq96UYpYmM2IpZS KxSpFfS4ZqdJ2uxs2F1N/Pcde2kvA4/He/O+bN7bRpzRh9qRgtEwAYFUOFNTqWD38TyYgghRk9GN I1RwwQDz/PYm06lxHb3jeRtLwSUUUq2girFNpQxFhVaHoWuR2Pt03urI0pfSeN1xuW3kOEkm0uqa +EOlW1xWWHxvT1bBm1+tlov15Ys2B9vtx+v95rV/Uer+rn+a8VnMQETs418Crgy8H3IednQnMkE0 CpgmKhiMQLD5OJk+gDj+apln8j9B/gMAAP//AwBQSwECLQAUAAYACAAAACEAtoM4kv4AAADhAQAA EwAAAAAAAAAAAAAAAAAAAAAAW0NvbnRlbnRfVHlwZXNdLnhtbFBLAQItABQABgAIAAAAIQA4/SH/ 1gAAAJQBAAALAAAAAAAAAAAAAAAAAC8BAABfcmVscy8ucmVsc1BLAQItABQABgAIAAAAIQCZ2PQo nAEAAJQDAAAOAAAAAAAAAAAAAAAAAC4CAABkcnMvZTJvRG9jLnhtbFBLAQItABQABgAIAAAAIQCa syRQ4AAAAAkBAAAPAAAAAAAAAAAAAAAAAPYDAABkcnMvZG93bnJldi54bWxQSwUGAAAAAAQABADz AAAAAwUAAAAA " strokecolor="#156082 [3204]" strokeweight=".5pt">
                 <v:stroke joinstyle="miter"/>
@@ -3549,7 +3535,7 @@
               </wp:anchor>
             </w:drawing>
           </mc:Choice>
-          <mc:Fallback xmlns:ns11="http://schemas.microsoft.com/office/drawing/2010/main" xmlns:ns5="http://schemas.openxmlformats.org/drawingml/2006/main" xmlns:ns9="http://schemas.openxmlformats.org/drawingml/2006/picture">
+          <mc:Fallback xmlns:ns9="http://schemas.openxmlformats.org/drawingml/2006/picture" xmlns:ns5="http://schemas.openxmlformats.org/drawingml/2006/main" xmlns:ns11="http://schemas.microsoft.com/office/drawing/2010/main">
             <w:pict>
               <v:line w14:anchorId="20F34B84" id="Conexão Reta 3" o:spid="_x0000_s1026" style="position:absolute;z-index:251664384;visibility:visible;mso-wrap-style:square;mso-wrap-distance-left:9pt;mso-wrap-distance-top:0;mso-wrap-distance-right:9pt;mso-wrap-distance-bottom:0;mso-position-horizontal:absolute;mso-position-horizontal-relative:text;mso-position-vertical:absolute;mso-position-vertical-relative:text" from="0,-.05pt" to="484.2pt,-.05pt" o:gfxdata="UEsDBBQABgAIAAAAIQC2gziS/gAAAOEBAAATAAAAW0NvbnRlbnRfVHlwZXNdLnhtbJSRQU7DMBBF 90jcwfIWJU67QAgl6YK0S0CoHGBkTxKLZGx5TGhvj5O2G0SRWNoz/78nu9wcxkFMGNg6quQqL6RA 0s5Y6ir5vt9lD1JwBDIwOMJKHpHlpr69KfdHjyxSmriSfYz+USnWPY7AufNIadK6MEJMx9ApD/oD OlTrorhX2lFEilmcO2RdNtjC5xDF9pCuTyYBB5bi6bQ4syoJ3g9WQ0ymaiLzg5KdCXlKLjvcW893 SUOqXwnz5DrgnHtJTxOsQfEKIT7DmDSUCaxw7Rqn8787ZsmRM9e2VmPeBN4uqYvTtW7jvijg9N/y JsXecLq0q+WD6m8AAAD//wMAUEsDBBQABgAIAAAAIQA4/SH/1gAAAJQBAAALAAAAX3JlbHMvLnJl bHOkkMFqwzAMhu+DvYPRfXGawxijTi+j0GvpHsDYimMaW0Yy2fr2M4PBMnrbUb/Q94l/f/hMi1qR JVI2sOt6UJgd+ZiDgffL8ekFlFSbvV0oo4EbChzGx4f9GRdb25HMsYhqlCwG5lrLq9biZkxWOiqY 22YiTra2kYMu1l1tQD30/bPm3wwYN0x18gb45AdQl1tp5j/sFB2T0FQ7R0nTNEV3j6o9feQzro1i OWA14Fm+Q8a1a8+Bvu/d/dMb2JY5uiPbhG/ktn4cqGU/er3pcvwCAAD//wMAUEsDBBQABgAIAAAA IQCZ2PQonAEAAJQDAAAOAAAAZHJzL2Uyb0RvYy54bWysU01P3DAQvVfqf7B8Z5MAQm202T2A4FK1 qMAPMM54Y8n2WLbZZP99x97dLGorIRAXxx/z3sx7M1muJ2vYFkLU6DreLGrOwEnstdt0/Onx9uwb ZzEJ1wuDDjq+g8jXq69flqNv4RwHND0ERiQutqPv+JCSb6sqygGsiAv04OhRYbAi0TFsqj6Ikdit qc7r+qoaMfQ+oIQY6fZm/8hXhV8pkOmXUhESMx2n2lJZQ1mf81qtlqLdBOEHLQ9liA9UYYV2lHSm uhFJsJeg/6GyWgaMqNJCoq1QKS2haCA1Tf2XmodBeChayJzoZ5vi59HKn9trdx/IhtHHNvr7kFVM Ktj8pfrYVMzazWbBlJiky6vm8vvFJXkqj2/VCehDTHeAluVNx412WYdoxfZHTJSMQo8hdDilLru0 M5CDjfsNiumekjUFXaYCrk1gW0H9FFKCS03uIfGV6AxT2pgZWL8NPMRnKJSJeQ94RpTM6NIMttph +F/2NB1LVvv4owN73dmCZ+x3pSnFGmp9UXgY0zxbr88FfvqZVn8AAAD//wMAUEsDBBQABgAIAAAA IQCasyRQ4AAAAAkBAAAPAAAAZHJzL2Rvd25yZXYueG1sTI9Ba8JAEIXvhf6HZQq96UYpYmM2IpZS KxSpFfS4ZqdJ2uxs2F1N/Pcde2kvA4/He/O+bN7bRpzRh9qRgtEwAYFUOFNTqWD38TyYgghRk9GN I1RwwQDz/PYm06lxHb3jeRtLwSUUUq2girFNpQxFhVaHoWuR2Pt03urI0pfSeN1xuW3kOEkm0uqa +EOlW1xWWHxvT1bBm1+tlov15Ys2B9vtx+v95rV/Uer+rn+a8VnMQETs418Crgy8H3IednQnMkE0 CpgmKhiMQLD5OJk+gDj+apln8j9B/gMAAP//AwBQSwECLQAUAAYACAAAACEAtoM4kv4AAADhAQAA EwAAAAAAAAAAAAAAAAAAAAAAW0NvbnRlbnRfVHlwZXNdLnhtbFBLAQItABQABgAIAAAAIQA4/SH/ 1gAAAJQBAAALAAAAAAAAAAAAAAAAAC8BAABfcmVscy8ucmVsc1BLAQItABQABgAIAAAAIQCZ2PQo nAEAAJQDAAAOAAAAAAAAAAAAAAAAAC4CAABkcnMvZTJvRG9jLnhtbFBLAQItABQABgAIAAAAIQCa syRQ4AAAAAkBAAAPAAAAAAAAAAAAAAAAAPYDAABkcnMvZG93bnJldi54bWxQSwUGAAAAAAQABADz AAAAAwUAAAAA " strokecolor="#156082 [3204]" strokeweight=".5pt">
                 <v:stroke joinstyle="miter"/>
@@ -4009,7 +3995,7 @@
               </wp:anchor>
             </w:drawing>
           </mc:Choice>
-          <mc:Fallback xmlns:ns11="http://schemas.microsoft.com/office/drawing/2010/main" xmlns:ns5="http://schemas.openxmlformats.org/drawingml/2006/main" xmlns:ns9="http://schemas.openxmlformats.org/drawingml/2006/picture">
+          <mc:Fallback xmlns:ns9="http://schemas.openxmlformats.org/drawingml/2006/picture" xmlns:ns5="http://schemas.openxmlformats.org/drawingml/2006/main" xmlns:ns11="http://schemas.microsoft.com/office/drawing/2010/main">
             <w:pict>
               <v:line w14:anchorId="619BBE13" id="Conexão Reta 3" o:spid="_x0000_s1026" style="position:absolute;z-index:251666432;visibility:visible;mso-wrap-style:square;mso-wrap-distance-left:9pt;mso-wrap-distance-top:0;mso-wrap-distance-right:9pt;mso-wrap-distance-bottom:0;mso-position-horizontal:absolute;mso-position-horizontal-relative:text;mso-position-vertical:absolute;mso-position-vertical-relative:text" from="0,-.05pt" to="484.2pt,-.05pt" o:gfxdata="UEsDBBQABgAIAAAAIQC2gziS/gAAAOEBAAATAAAAW0NvbnRlbnRfVHlwZXNdLnhtbJSRQU7DMBBF 90jcwfIWJU67QAgl6YK0S0CoHGBkTxKLZGx5TGhvj5O2G0SRWNoz/78nu9wcxkFMGNg6quQqL6RA 0s5Y6ir5vt9lD1JwBDIwOMJKHpHlpr69KfdHjyxSmriSfYz+USnWPY7AufNIadK6MEJMx9ApD/oD OlTrorhX2lFEilmcO2RdNtjC5xDF9pCuTyYBB5bi6bQ4syoJ3g9WQ0ymaiLzg5KdCXlKLjvcW893 SUOqXwnz5DrgnHtJTxOsQfEKIT7DmDSUCaxw7Rqn8787ZsmRM9e2VmPeBN4uqYvTtW7jvijg9N/y JsXecLq0q+WD6m8AAAD//wMAUEsDBBQABgAIAAAAIQA4/SH/1gAAAJQBAAALAAAAX3JlbHMvLnJl bHOkkMFqwzAMhu+DvYPRfXGawxijTi+j0GvpHsDYimMaW0Yy2fr2M4PBMnrbUb/Q94l/f/hMi1qR JVI2sOt6UJgd+ZiDgffL8ekFlFSbvV0oo4EbChzGx4f9GRdb25HMsYhqlCwG5lrLq9biZkxWOiqY 22YiTra2kYMu1l1tQD30/bPm3wwYN0x18gb45AdQl1tp5j/sFB2T0FQ7R0nTNEV3j6o9feQzro1i OWA14Fm+Q8a1a8+Bvu/d/dMb2JY5uiPbhG/ktn4cqGU/er3pcvwCAAD//wMAUEsDBBQABgAIAAAA IQCZ2PQonAEAAJQDAAAOAAAAZHJzL2Uyb0RvYy54bWysU01P3DAQvVfqf7B8Z5MAQm202T2A4FK1 qMAPMM54Y8n2WLbZZP99x97dLGorIRAXxx/z3sx7M1muJ2vYFkLU6DreLGrOwEnstdt0/Onx9uwb ZzEJ1wuDDjq+g8jXq69flqNv4RwHND0ERiQutqPv+JCSb6sqygGsiAv04OhRYbAi0TFsqj6Ikdit qc7r+qoaMfQ+oIQY6fZm/8hXhV8pkOmXUhESMx2n2lJZQ1mf81qtlqLdBOEHLQ9liA9UYYV2lHSm uhFJsJeg/6GyWgaMqNJCoq1QKS2haCA1Tf2XmodBeChayJzoZ5vi59HKn9trdx/IhtHHNvr7kFVM Ktj8pfrYVMzazWbBlJiky6vm8vvFJXkqj2/VCehDTHeAluVNx412WYdoxfZHTJSMQo8hdDilLru0 M5CDjfsNiumekjUFXaYCrk1gW0H9FFKCS03uIfGV6AxT2pgZWL8NPMRnKJSJeQ94RpTM6NIMttph +F/2NB1LVvv4owN73dmCZ+x3pSnFGmp9UXgY0zxbr88FfvqZVn8AAAD//wMAUEsDBBQABgAIAAAA IQCasyRQ4AAAAAkBAAAPAAAAZHJzL2Rvd25yZXYueG1sTI9Ba8JAEIXvhf6HZQq96UYpYmM2IpZS KxSpFfS4ZqdJ2uxs2F1N/Pcde2kvA4/He/O+bN7bRpzRh9qRgtEwAYFUOFNTqWD38TyYgghRk9GN I1RwwQDz/PYm06lxHb3jeRtLwSUUUq2girFNpQxFhVaHoWuR2Pt03urI0pfSeN1xuW3kOEkm0uqa +EOlW1xWWHxvT1bBm1+tlov15Ys2B9vtx+v95rV/Uer+rn+a8VnMQETs418Crgy8H3IednQnMkE0 CpgmKhiMQLD5OJk+gDj+apln8j9B/gMAAP//AwBQSwECLQAUAAYACAAAACEAtoM4kv4AAADhAQAA EwAAAAAAAAAAAAAAAAAAAAAAW0NvbnRlbnRfVHlwZXNdLnhtbFBLAQItABQABgAIAAAAIQA4/SH/ 1gAAAJQBAAALAAAAAAAAAAAAAAAAAC8BAABfcmVscy8ucmVsc1BLAQItABQABgAIAAAAIQCZ2PQo nAEAAJQDAAAOAAAAAAAAAAAAAAAAAC4CAABkcnMvZTJvRG9jLnhtbFBLAQItABQABgAIAAAAIQCa syRQ4AAAAAkBAAAPAAAAAAAAAAAAAAAAAPYDAABkcnMvZG93bnJldi54bWxQSwUGAAAAAAQABADz AAAAAwUAAAAA " strokecolor="#156082 [3204]" strokeweight=".5pt">
                 <v:stroke joinstyle="miter"/>
@@ -4176,7 +4162,7 @@
               </wp:anchor>
             </w:drawing>
           </mc:Choice>
-          <mc:Fallback xmlns:ns11="http://schemas.microsoft.com/office/drawing/2010/main" xmlns:ns5="http://schemas.openxmlformats.org/drawingml/2006/main" xmlns:ns9="http://schemas.openxmlformats.org/drawingml/2006/picture">
+          <mc:Fallback xmlns:ns9="http://schemas.openxmlformats.org/drawingml/2006/picture" xmlns:ns5="http://schemas.openxmlformats.org/drawingml/2006/main" xmlns:ns11="http://schemas.microsoft.com/office/drawing/2010/main">
             <w:pict>
               <v:line w14:anchorId="44DE2E80" id="Conexão Reta 3" o:spid="_x0000_s1026" style="position:absolute;z-index:251668480;visibility:visible;mso-wrap-style:square;mso-wrap-distance-left:9pt;mso-wrap-distance-top:0;mso-wrap-distance-right:9pt;mso-wrap-distance-bottom:0;mso-position-horizontal:absolute;mso-position-horizontal-relative:text;mso-position-vertical:absolute;mso-position-vertical-relative:text" from="0,0" to="484.2pt,0" o:gfxdata="UEsDBBQABgAIAAAAIQC2gziS/gAAAOEBAAATAAAAW0NvbnRlbnRfVHlwZXNdLnhtbJSRQU7DMBBF 90jcwfIWJU67QAgl6YK0S0CoHGBkTxKLZGx5TGhvj5O2G0SRWNoz/78nu9wcxkFMGNg6quQqL6RA 0s5Y6ir5vt9lD1JwBDIwOMJKHpHlpr69KfdHjyxSmriSfYz+USnWPY7AufNIadK6MEJMx9ApD/oD OlTrorhX2lFEilmcO2RdNtjC5xDF9pCuTyYBB5bi6bQ4syoJ3g9WQ0ymaiLzg5KdCXlKLjvcW893 SUOqXwnz5DrgnHtJTxOsQfEKIT7DmDSUCaxw7Rqn8787ZsmRM9e2VmPeBN4uqYvTtW7jvijg9N/y JsXecLq0q+WD6m8AAAD//wMAUEsDBBQABgAIAAAAIQA4/SH/1gAAAJQBAAALAAAAX3JlbHMvLnJl bHOkkMFqwzAMhu+DvYPRfXGawxijTi+j0GvpHsDYimMaW0Yy2fr2M4PBMnrbUb/Q94l/f/hMi1qR JVI2sOt6UJgd+ZiDgffL8ekFlFSbvV0oo4EbChzGx4f9GRdb25HMsYhqlCwG5lrLq9biZkxWOiqY 22YiTra2kYMu1l1tQD30/bPm3wwYN0x18gb45AdQl1tp5j/sFB2T0FQ7R0nTNEV3j6o9feQzro1i OWA14Fm+Q8a1a8+Bvu/d/dMb2JY5uiPbhG/ktn4cqGU/er3pcvwCAAD//wMAUEsDBBQABgAIAAAA IQCZ2PQonAEAAJQDAAAOAAAAZHJzL2Uyb0RvYy54bWysU01P3DAQvVfqf7B8Z5MAQm202T2A4FK1 qMAPMM54Y8n2WLbZZP99x97dLGorIRAXxx/z3sx7M1muJ2vYFkLU6DreLGrOwEnstdt0/Onx9uwb ZzEJ1wuDDjq+g8jXq69flqNv4RwHND0ERiQutqPv+JCSb6sqygGsiAv04OhRYbAi0TFsqj6Ikdit qc7r+qoaMfQ+oIQY6fZm/8hXhV8pkOmXUhESMx2n2lJZQ1mf81qtlqLdBOEHLQ9liA9UYYV2lHSm uhFJsJeg/6GyWgaMqNJCoq1QKS2haCA1Tf2XmodBeChayJzoZ5vi59HKn9trdx/IhtHHNvr7kFVM Ktj8pfrYVMzazWbBlJiky6vm8vvFJXkqj2/VCehDTHeAluVNx412WYdoxfZHTJSMQo8hdDilLru0 M5CDjfsNiumekjUFXaYCrk1gW0H9FFKCS03uIfGV6AxT2pgZWL8NPMRnKJSJeQ94RpTM6NIMttph +F/2NB1LVvv4owN73dmCZ+x3pSnFGmp9UXgY0zxbr88FfvqZVn8AAAD//wMAUEsDBBQABgAIAAAA IQBdcTjb3gAAAAcBAAAPAAAAZHJzL2Rvd25yZXYueG1sTI9Ba8JAEIXvBf/DMkJvdVMpYmM2IpZS KxSpLdjjmp0m0exs2F1N/Pcde2kvDx6PefO9bN7bRpzRh9qRgvtRAgKpcKamUsHnx/PdFESImoxu HKGCCwaY54ObTKfGdfSO520sBZdQSLWCKsY2lTIUFVodRq5F4uzbeasjW19K43XH5baR4ySZSKtr 4g+VbnFZYXHcnqyCN79aLRfry4E2X7bbjde7zWv/otTtsH+asSxmICL28e8CrhuYH3IG27sTmSAa Bbwm/ipnj5PpA4j91co8k//58x8AAAD//wMAUEsBAi0AFAAGAAgAAAAhALaDOJL+AAAA4QEAABMA AAAAAAAAAAAAAAAAAAAAAFtDb250ZW50X1R5cGVzXS54bWxQSwECLQAUAAYACAAAACEAOP0h/9YA AACUAQAACwAAAAAAAAAAAAAAAAAvAQAAX3JlbHMvLnJlbHNQSwECLQAUAAYACAAAACEAmdj0KJwB AACUAwAADgAAAAAAAAAAAAAAAAAuAgAAZHJzL2Uyb0RvYy54bWxQSwECLQAUAAYACAAAACEAXXE4 294AAAAHAQAADwAAAAAAAAAAAAAAAAD2AwAAZHJzL2Rvd25yZXYueG1sUEsFBgAAAAAEAAQA8wAA AAEFAAAAAA== " strokecolor="#156082 [3204]" strokeweight=".5pt">
                 <v:stroke joinstyle="miter"/>
@@ -4395,7 +4381,7 @@
               </wp:anchor>
             </w:drawing>
           </mc:Choice>
-          <mc:Fallback xmlns:ns11="http://schemas.microsoft.com/office/drawing/2010/main" xmlns:ns5="http://schemas.openxmlformats.org/drawingml/2006/main" xmlns:ns9="http://schemas.openxmlformats.org/drawingml/2006/picture">
+          <mc:Fallback xmlns:ns9="http://schemas.openxmlformats.org/drawingml/2006/picture" xmlns:ns5="http://schemas.openxmlformats.org/drawingml/2006/main" xmlns:ns11="http://schemas.microsoft.com/office/drawing/2010/main">
             <w:pict>
               <v:line w14:anchorId="7BCFBA01" id="Conexão Reta 3" o:spid="_x0000_s1026" style="position:absolute;z-index:251670528;visibility:visible;mso-wrap-style:square;mso-wrap-distance-left:9pt;mso-wrap-distance-top:0;mso-wrap-distance-right:9pt;mso-wrap-distance-bottom:0;mso-position-horizontal:absolute;mso-position-horizontal-relative:text;mso-position-vertical:absolute;mso-position-vertical-relative:text" from="0,-.05pt" to="484.2pt,-.05pt" o:gfxdata="UEsDBBQABgAIAAAAIQC2gziS/gAAAOEBAAATAAAAW0NvbnRlbnRfVHlwZXNdLnhtbJSRQU7DMBBF 90jcwfIWJU67QAgl6YK0S0CoHGBkTxKLZGx5TGhvj5O2G0SRWNoz/78nu9wcxkFMGNg6quQqL6RA 0s5Y6ir5vt9lD1JwBDIwOMJKHpHlpr69KfdHjyxSmriSfYz+USnWPY7AufNIadK6MEJMx9ApD/oD OlTrorhX2lFEilmcO2RdNtjC5xDF9pCuTyYBB5bi6bQ4syoJ3g9WQ0ymaiLzg5KdCXlKLjvcW893 SUOqXwnz5DrgnHtJTxOsQfEKIT7DmDSUCaxw7Rqn8787ZsmRM9e2VmPeBN4uqYvTtW7jvijg9N/y JsXecLq0q+WD6m8AAAD//wMAUEsDBBQABgAIAAAAIQA4/SH/1gAAAJQBAAALAAAAX3JlbHMvLnJl bHOkkMFqwzAMhu+DvYPRfXGawxijTi+j0GvpHsDYimMaW0Yy2fr2M4PBMnrbUb/Q94l/f/hMi1qR JVI2sOt6UJgd+ZiDgffL8ekFlFSbvV0oo4EbChzGx4f9GRdb25HMsYhqlCwG5lrLq9biZkxWOiqY 22YiTra2kYMu1l1tQD30/bPm3wwYN0x18gb45AdQl1tp5j/sFB2T0FQ7R0nTNEV3j6o9feQzro1i OWA14Fm+Q8a1a8+Bvu/d/dMb2JY5uiPbhG/ktn4cqGU/er3pcvwCAAD//wMAUEsDBBQABgAIAAAA IQCZ2PQonAEAAJQDAAAOAAAAZHJzL2Uyb0RvYy54bWysU01P3DAQvVfqf7B8Z5MAQm202T2A4FK1 qMAPMM54Y8n2WLbZZP99x97dLGorIRAXxx/z3sx7M1muJ2vYFkLU6DreLGrOwEnstdt0/Onx9uwb ZzEJ1wuDDjq+g8jXq69flqNv4RwHND0ERiQutqPv+JCSb6sqygGsiAv04OhRYbAi0TFsqj6Ikdit qc7r+qoaMfQ+oIQY6fZm/8hXhV8pkOmXUhESMx2n2lJZQ1mf81qtlqLdBOEHLQ9liA9UYYV2lHSm uhFJsJeg/6GyWgaMqNJCoq1QKS2haCA1Tf2XmodBeChayJzoZ5vi59HKn9trdx/IhtHHNvr7kFVM Ktj8pfrYVMzazWbBlJiky6vm8vvFJXkqj2/VCehDTHeAluVNx412WYdoxfZHTJSMQo8hdDilLru0 M5CDjfsNiumekjUFXaYCrk1gW0H9FFKCS03uIfGV6AxT2pgZWL8NPMRnKJSJeQ94RpTM6NIMttph +F/2NB1LVvv4owN73dmCZ+x3pSnFGmp9UXgY0zxbr88FfvqZVn8AAAD//wMAUEsDBBQABgAIAAAA IQCasyRQ4AAAAAkBAAAPAAAAZHJzL2Rvd25yZXYueG1sTI9Ba8JAEIXvhf6HZQq96UYpYmM2IpZS KxSpFfS4ZqdJ2uxs2F1N/Pcde2kvA4/He/O+bN7bRpzRh9qRgtEwAYFUOFNTqWD38TyYgghRk9GN I1RwwQDz/PYm06lxHb3jeRtLwSUUUq2girFNpQxFhVaHoWuR2Pt03urI0pfSeN1xuW3kOEkm0uqa +EOlW1xWWHxvT1bBm1+tlov15Ys2B9vtx+v95rV/Uer+rn+a8VnMQETs418Crgy8H3IednQnMkE0 CpgmKhiMQLD5OJk+gDj+apln8j9B/gMAAP//AwBQSwECLQAUAAYACAAAACEAtoM4kv4AAADhAQAA EwAAAAAAAAAAAAAAAAAAAAAAW0NvbnRlbnRfVHlwZXNdLnhtbFBLAQItABQABgAIAAAAIQA4/SH/ 1gAAAJQBAAALAAAAAAAAAAAAAAAAAC8BAABfcmVscy8ucmVsc1BLAQItABQABgAIAAAAIQCZ2PQo nAEAAJQDAAAOAAAAAAAAAAAAAAAAAC4CAABkcnMvZTJvRG9jLnhtbFBLAQItABQABgAIAAAAIQCa syRQ4AAAAAkBAAAPAAAAAAAAAAAAAAAAAPYDAABkcnMvZG93bnJldi54bWxQSwUGAAAAAAQABADz AAAAAwUAAAAA " strokecolor="#156082 [3204]" strokeweight=".5pt">
                 <v:stroke joinstyle="miter"/>
@@ -4650,7 +4636,7 @@
               </wp:anchor>
             </w:drawing>
           </mc:Choice>
-          <mc:Fallback xmlns:ns11="http://schemas.microsoft.com/office/drawing/2010/main" xmlns:ns5="http://schemas.openxmlformats.org/drawingml/2006/main" xmlns:ns9="http://schemas.openxmlformats.org/drawingml/2006/picture">
+          <mc:Fallback xmlns:ns9="http://schemas.openxmlformats.org/drawingml/2006/picture" xmlns:ns5="http://schemas.openxmlformats.org/drawingml/2006/main" xmlns:ns11="http://schemas.microsoft.com/office/drawing/2010/main">
             <w:pict>
               <v:line w14:anchorId="546AD9F8" id="Conexão Reta 3" o:spid="_x0000_s1026" style="position:absolute;z-index:251672576;visibility:visible;mso-wrap-style:square;mso-wrap-distance-left:9pt;mso-wrap-distance-top:0;mso-wrap-distance-right:9pt;mso-wrap-distance-bottom:0;mso-position-horizontal:absolute;mso-position-horizontal-relative:text;mso-position-vertical:absolute;mso-position-vertical-relative:text" from="0,-.05pt" to="484.2pt,-.05pt" o:gfxdata="UEsDBBQABgAIAAAAIQC2gziS/gAAAOEBAAATAAAAW0NvbnRlbnRfVHlwZXNdLnhtbJSRQU7DMBBF 90jcwfIWJU67QAgl6YK0S0CoHGBkTxKLZGx5TGhvj5O2G0SRWNoz/78nu9wcxkFMGNg6quQqL6RA 0s5Y6ir5vt9lD1JwBDIwOMJKHpHlpr69KfdHjyxSmriSfYz+USnWPY7AufNIadK6MEJMx9ApD/oD OlTrorhX2lFEilmcO2RdNtjC5xDF9pCuTyYBB5bi6bQ4syoJ3g9WQ0ymaiLzg5KdCXlKLjvcW893 SUOqXwnz5DrgnHtJTxOsQfEKIT7DmDSUCaxw7Rqn8787ZsmRM9e2VmPeBN4uqYvTtW7jvijg9N/y JsXecLq0q+WD6m8AAAD//wMAUEsDBBQABgAIAAAAIQA4/SH/1gAAAJQBAAALAAAAX3JlbHMvLnJl bHOkkMFqwzAMhu+DvYPRfXGawxijTi+j0GvpHsDYimMaW0Yy2fr2M4PBMnrbUb/Q94l/f/hMi1qR JVI2sOt6UJgd+ZiDgffL8ekFlFSbvV0oo4EbChzGx4f9GRdb25HMsYhqlCwG5lrLq9biZkxWOiqY 22YiTra2kYMu1l1tQD30/bPm3wwYN0x18gb45AdQl1tp5j/sFB2T0FQ7R0nTNEV3j6o9feQzro1i OWA14Fm+Q8a1a8+Bvu/d/dMb2JY5uiPbhG/ktn4cqGU/er3pcvwCAAD//wMAUEsDBBQABgAIAAAA IQCZ2PQonAEAAJQDAAAOAAAAZHJzL2Uyb0RvYy54bWysU01P3DAQvVfqf7B8Z5MAQm202T2A4FK1 qMAPMM54Y8n2WLbZZP99x97dLGorIRAXxx/z3sx7M1muJ2vYFkLU6DreLGrOwEnstdt0/Onx9uwb ZzEJ1wuDDjq+g8jXq69flqNv4RwHND0ERiQutqPv+JCSb6sqygGsiAv04OhRYbAi0TFsqj6Ikdit qc7r+qoaMfQ+oIQY6fZm/8hXhV8pkOmXUhESMx2n2lJZQ1mf81qtlqLdBOEHLQ9liA9UYYV2lHSm uhFJsJeg/6GyWgaMqNJCoq1QKS2haCA1Tf2XmodBeChayJzoZ5vi59HKn9trdx/IhtHHNvr7kFVM Ktj8pfrYVMzazWbBlJiky6vm8vvFJXkqj2/VCehDTHeAluVNx412WYdoxfZHTJSMQo8hdDilLru0 M5CDjfsNiumekjUFXaYCrk1gW0H9FFKCS03uIfGV6AxT2pgZWL8NPMRnKJSJeQ94RpTM6NIMttph +F/2NB1LVvv4owN73dmCZ+x3pSnFGmp9UXgY0zxbr88FfvqZVn8AAAD//wMAUEsDBBQABgAIAAAA IQCasyRQ4AAAAAkBAAAPAAAAZHJzL2Rvd25yZXYueG1sTI9Ba8JAEIXvhf6HZQq96UYpYmM2IpZS KxSpFfS4ZqdJ2uxs2F1N/Pcde2kvA4/He/O+bN7bRpzRh9qRgtEwAYFUOFNTqWD38TyYgghRk9GN I1RwwQDz/PYm06lxHb3jeRtLwSUUUq2girFNpQxFhVaHoWuR2Pt03urI0pfSeN1xuW3kOEkm0uqa +EOlW1xWWHxvT1bBm1+tlov15Ys2B9vtx+v95rV/Uer+rn+a8VnMQETs418Crgy8H3IednQnMkE0 CpgmKhiMQLD5OJk+gDj+apln8j9B/gMAAP//AwBQSwECLQAUAAYACAAAACEAtoM4kv4AAADhAQAA EwAAAAAAAAAAAAAAAAAAAAAAW0NvbnRlbnRfVHlwZXNdLnhtbFBLAQItABQABgAIAAAAIQA4/SH/ 1gAAAJQBAAALAAAAAAAAAAAAAAAAAC8BAABfcmVscy8ucmVsc1BLAQItABQABgAIAAAAIQCZ2PQo nAEAAJQDAAAOAAAAAAAAAAAAAAAAAC4CAABkcnMvZTJvRG9jLnhtbFBLAQItABQABgAIAAAAIQCa syRQ4AAAAAkBAAAPAAAAAAAAAAAAAAAAAPYDAABkcnMvZG93bnJldi54bWxQSwUGAAAAAAQABADz AAAAAwUAAAAA " strokecolor="#156082 [3204]" strokeweight=".5pt">
                 <v:stroke joinstyle="miter"/>
@@ -4685,6 +4671,218 @@
         </w:rPr>
         <w:t xml:space="preserve">→  </w:t>
       </w:r>
+      <w:r>
+        <w:fldChar w:fldCharType="begin"/>
+      </w:r>
+      <w:r>
+        <w:rPr>
+          <w:lang w:val="en-US"/>
+        </w:rPr>
+        <w:instrText>HYPERLINK "https://lmstudio.ai/"</w:instrText>
+      </w:r>
+      <w:r>
+        <w:fldChar w:fldCharType="separate"/>
+      </w:r>
+      <w:r>
+        <w:rPr>
+          <w:rStyle w:val="Hiperligao"/>
+          <w:color w:val="2E75B6"/>
+          <w:lang w:val="en-US"/>
+        </w:rPr>
+        <w:t>LM Studio</w:t>
+      </w:r>
+      <w:r>
+        <w:fldChar w:fldCharType="end"/>
+      </w:r>
+    </w:p>
+    <w:p>
+      <w:pPr>
+        <w:spacing w:before="60" w:after="60"/>
+        <w:rPr>
+          <w:lang w:val="en-US"/>
+        </w:rPr>
+      </w:pPr>
+      <w:r>
+        <w:rPr>
+          <w:b/>
+          <w:bCs/>
+          <w:color w:val="2E75B6"/>
+          <w:lang w:val="en-US"/>
+        </w:rPr>
+        <w:t xml:space="preserve">→  </w:t>
+      </w:r>
+      <w:r>
+        <w:fldChar w:fldCharType="begin"/>
+      </w:r>
+      <w:r>
+        <w:rPr>
+          <w:lang w:val="en-US"/>
+        </w:rPr>
+        <w:instrText>HYPERLINK "https://www.jan.ai/"</w:instrText>
+      </w:r>
+      <w:r>
+        <w:fldChar w:fldCharType="separate"/>
+      </w:r>
+      <w:r>
+        <w:rPr>
+          <w:rStyle w:val="Hiperligao"/>
+          <w:color w:val="2E75B6"/>
+          <w:lang w:val="en-US"/>
+        </w:rPr>
+        <w:t>Jan — Privacy-First Local AI</w:t>
+      </w:r>
+      <w:r>
+        <w:fldChar w:fldCharType="end"/>
+      </w:r>
+    </w:p>
+    <w:p>
+      <w:pPr>
+        <w:spacing w:before="60" w:after="60"/>
+        <w:rPr>
+          <w:lang w:val="en-US"/>
+        </w:rPr>
+      </w:pPr>
+      <w:r>
+        <w:rPr>
+          <w:b/>
+          <w:bCs/>
+          <w:color w:val="2E75B6"/>
+          <w:lang w:val="en-US"/>
+        </w:rPr>
+        <w:t xml:space="preserve">→  </w:t>
+      </w:r>
+      <w:r>
+        <w:fldChar w:fldCharType="begin"/>
+      </w:r>
+      <w:r>
+        <w:rPr>
+          <w:lang w:val="en-US"/>
+        </w:rPr>
+        <w:instrText>HYPERLINK "https://www.nomic.ai/gpt4all"</w:instrText>
+      </w:r>
+      <w:r>
+        <w:fldChar w:fldCharType="separate"/>
+      </w:r>
+      <w:r>
+        <w:rPr>
+          <w:rStyle w:val="Hiperligao"/>
+          <w:color w:val="2E75B6"/>
+          <w:lang w:val="en-US"/>
+        </w:rPr>
+        <w:t>GPT4All</w:t>
+      </w:r>
+      <w:r>
+        <w:fldChar w:fldCharType="end"/>
+      </w:r>
+    </w:p>
+    <w:p>
+      <w:pPr>
+        <w:spacing w:before="60" w:after="60"/>
+        <w:rPr>
+          <w:lang w:val="en-US"/>
+        </w:rPr>
+      </w:pPr>
+      <w:r>
+        <w:rPr>
+          <w:b/>
+          <w:bCs/>
+          <w:color w:val="2E75B6"/>
+          <w:lang w:val="en-US"/>
+        </w:rPr>
+        <w:t xml:space="preserve">→  </w:t>
+      </w:r>
+      <w:r>
+        <w:fldChar w:fldCharType="begin"/>
+      </w:r>
+      <w:r>
+        <w:rPr>
+          <w:lang w:val="en-US"/>
+        </w:rPr>
+        <w:instrText>HYPERLINK "https://podman-desktop.io/docs/ai-lab"</w:instrText>
+      </w:r>
+      <w:r>
+        <w:fldChar w:fldCharType="separate"/>
+      </w:r>
+      <w:proofErr w:type="spellStart"/>
+      <w:r>
+        <w:rPr>
+          <w:rStyle w:val="Hiperligao"/>
+          <w:color w:val="2E75B6"/>
+          <w:lang w:val="en-US"/>
+        </w:rPr>
+        <w:t>Podman</w:t>
+      </w:r>
+      <w:proofErr w:type="spellEnd"/>
+      <w:r>
+        <w:rPr>
+          <w:rStyle w:val="Hiperligao"/>
+          <w:color w:val="2E75B6"/>
+          <w:lang w:val="en-US"/>
+        </w:rPr>
+        <w:t xml:space="preserve"> Desktop AI Lab</w:t>
+      </w:r>
+      <w:r>
+        <w:fldChar w:fldCharType="end"/>
+      </w:r>
+    </w:p>
+    <w:p>
+      <w:pPr>
+        <w:spacing w:before="60" w:after="60"/>
+        <w:rPr>
+          <w:lang w:val="en-US"/>
+        </w:rPr>
+      </w:pPr>
+      <w:r>
+        <w:rPr>
+          <w:b/>
+          <w:bCs/>
+          <w:color w:val="2E75B6"/>
+          <w:lang w:val="en-US"/>
+        </w:rPr>
+        <w:t xml:space="preserve">→  </w:t>
+      </w:r>
+      <w:r>
+        <w:fldChar w:fldCharType="begin"/>
+      </w:r>
+      <w:r>
+        <w:rPr>
+          <w:lang w:val="en-US"/>
+        </w:rPr>
+        <w:instrText>HYPERLINK "https://ramalama.ai/"</w:instrText>
+      </w:r>
+      <w:r>
+        <w:fldChar w:fldCharType="separate"/>
+      </w:r>
+      <w:proofErr w:type="spellStart"/>
+      <w:r>
+        <w:rPr>
+          <w:rStyle w:val="Hiperligao"/>
+          <w:color w:val="2E75B6"/>
+          <w:lang w:val="en-US"/>
+        </w:rPr>
+        <w:t>Ramalama</w:t>
+      </w:r>
+      <w:proofErr w:type="spellEnd"/>
+      <w:r>
+        <w:fldChar w:fldCharType="end"/>
+      </w:r>
+    </w:p>
+    <w:p>
+      <w:pPr>
+        <w:spacing w:before="60" w:after="60"/>
+        <w:rPr>
+          <w:lang w:val="en-US"/>
+        </w:rPr>
+      </w:pPr>
+      <w:r>
+        <w:rPr>
+          <w:b/>
+          <w:bCs/>
+          <w:color w:val="2E75B6"/>
+          <w:lang w:val="en-US"/>
+        </w:rPr>
+        <w:t xml:space="preserve">→  </w:t>
+      </w:r>
       <w:hyperlink r:id="rId10" w:history="1">
         <w:r>
           <w:rPr>
@@ -4692,7 +4890,7 @@
             <w:color w:val="2E75B6"/>
             <w:lang w:val="en-US"/>
           </w:rPr>
-          <w:t>LM Studio</w:t>
+          <w:t>IBM Granite 4.0 Language Models</w:t>
         </w:r>
       </w:hyperlink>
     </w:p>
@@ -4719,7 +4917,25 @@
             <w:color w:val="2E75B6"/>
             <w:lang w:val="en-US"/>
           </w:rPr>
-          <w:t>Jan — Privacy-First Local AI</w:t>
+          <w:t xml:space="preserve">Dark Reading: </w:t>
+        </w:r>
+        <w:proofErr w:type="gramStart"/>
+        <w:r>
+          <w:rPr>
+            <w:rStyle w:val="Hiperligao"/>
+            <w:color w:val="2E75B6"/>
+            <w:lang w:val="en-US"/>
+          </w:rPr>
+          <w:t>Open Source</w:t>
+        </w:r>
+        <w:proofErr w:type="gramEnd"/>
+        <w:r>
+          <w:rPr>
+            <w:rStyle w:val="Hiperligao"/>
+            <w:color w:val="2E75B6"/>
+            <w:lang w:val="en-US"/>
+          </w:rPr>
+          <w:t xml:space="preserve"> AI Models Security Risks</w:t>
         </w:r>
       </w:hyperlink>
     </w:p>
@@ -4746,7 +4962,7 @@
             <w:color w:val="2E75B6"/>
             <w:lang w:val="en-US"/>
           </w:rPr>
-          <w:t>GPT4All</w:t>
+          <w:t>Slides (Speaker Deck)</w:t>
         </w:r>
       </w:hyperlink>
     </w:p>
@@ -4767,227 +4983,28 @@
         <w:t xml:space="preserve">→  </w:t>
       </w:r>
       <w:hyperlink r:id="rId13" w:history="1">
-        <w:proofErr w:type="spellStart"/>
         <w:r>
           <w:rPr>
             <w:rStyle w:val="Hiperligao"/>
-            <w:color w:val="2E75B6"/>
             <w:lang w:val="en-US"/>
           </w:rPr>
-          <w:t>Podman</w:t>
-        </w:r>
-        <w:proofErr w:type="spellEnd"/>
-        <w:r>
-          <w:rPr>
-            <w:rStyle w:val="Hiperligao"/>
-            <w:color w:val="2E75B6"/>
-            <w:lang w:val="en-US"/>
-          </w:rPr>
-          <w:t xml:space="preserve"> Desktop AI Lab</w:t>
+          <w:t>Can I Run AI locally</w:t>
         </w:r>
       </w:hyperlink>
     </w:p>
     <w:p>
       <w:pPr>
         <w:spacing w:before="60" w:after="60"/>
-        <w:rPr>
-          <w:lang w:val="en-US"/>
-        </w:rPr>
       </w:pPr>
       <w:r>
         <w:rPr>
           <w:b/>
           <w:bCs/>
           <w:color w:val="2E75B6"/>
-          <w:lang w:val="en-US"/>
         </w:rPr>
         <w:t xml:space="preserve">→  </w:t>
       </w:r>
       <w:hyperlink r:id="rId14" w:history="1">
-        <w:proofErr w:type="spellStart"/>
-        <w:r>
-          <w:rPr>
-            <w:rStyle w:val="Hiperligao"/>
-            <w:color w:val="2E75B6"/>
-            <w:lang w:val="en-US"/>
-          </w:rPr>
-          <w:t>Ramalama</w:t>
-        </w:r>
-        <w:proofErr w:type="spellEnd"/>
-      </w:hyperlink>
-    </w:p>
-    <w:p>
-      <w:pPr>
-        <w:spacing w:before="60" w:after="60"/>
-        <w:rPr>
-          <w:lang w:val="en-US"/>
-        </w:rPr>
-      </w:pPr>
-      <w:r>
-        <w:rPr>
-          <w:b/>
-          <w:bCs/>
-          <w:color w:val="2E75B6"/>
-          <w:lang w:val="en-US"/>
-        </w:rPr>
-        <w:t xml:space="preserve">→  </w:t>
-      </w:r>
-      <w:r>
-        <w:fldChar w:fldCharType="begin"/>
-      </w:r>
-      <w:r>
-        <w:rPr>
-          <w:lang w:val="en-US"/>
-        </w:rPr>
-        <w:instrText>HYPERLINK "https://github.com/ibm-granite/granite-4.0-language-models"</w:instrText>
-      </w:r>
-      <w:r>
-        <w:fldChar w:fldCharType="separate"/>
-      </w:r>
-      <w:r>
-        <w:rPr>
-          <w:rStyle w:val="Hiperligao"/>
-          <w:color w:val="2E75B6"/>
-          <w:lang w:val="en-US"/>
-        </w:rPr>
-        <w:t>IBM Granite 4.0 Language Models</w:t>
-      </w:r>
-      <w:r>
-        <w:fldChar w:fldCharType="end"/>
-      </w:r>
-    </w:p>
-    <w:p>
-      <w:pPr>
-        <w:spacing w:before="60" w:after="60"/>
-        <w:rPr>
-          <w:lang w:val="en-US"/>
-        </w:rPr>
-      </w:pPr>
-      <w:r>
-        <w:rPr>
-          <w:b/>
-          <w:bCs/>
-          <w:color w:val="2E75B6"/>
-          <w:lang w:val="en-US"/>
-        </w:rPr>
-        <w:t xml:space="preserve">→  </w:t>
-      </w:r>
-      <w:r>
-        <w:fldChar w:fldCharType="begin"/>
-      </w:r>
-      <w:r>
-        <w:rPr>
-          <w:lang w:val="en-US"/>
-        </w:rPr>
-        <w:instrText>HYPERLINK "https://www.darkreading.com/cyber-risk/open-source-ai-models-pose-risks-of-malicious-code-vulnerabilities"</w:instrText>
-      </w:r>
-      <w:r>
-        <w:fldChar w:fldCharType="separate"/>
-      </w:r>
-      <w:r>
-        <w:rPr>
-          <w:rStyle w:val="Hiperligao"/>
-          <w:color w:val="2E75B6"/>
-          <w:lang w:val="en-US"/>
-        </w:rPr>
-        <w:t>Dark Reading: Open Source AI Models Security Risks</w:t>
-      </w:r>
-      <w:r>
-        <w:fldChar w:fldCharType="end"/>
-      </w:r>
-    </w:p>
-    <w:p>
-      <w:pPr>
-        <w:spacing w:before="60" w:after="60"/>
-        <w:rPr>
-          <w:lang w:val="en-US"/>
-        </w:rPr>
-      </w:pPr>
-      <w:r>
-        <w:rPr>
-          <w:b/>
-          <w:bCs/>
-          <w:color w:val="2E75B6"/>
-          <w:lang w:val="en-US"/>
-        </w:rPr>
-        <w:t xml:space="preserve">→  </w:t>
-      </w:r>
-      <w:r>
-        <w:fldChar w:fldCharType="begin"/>
-      </w:r>
-      <w:r>
-        <w:rPr>
-          <w:lang w:val="en-US"/>
-        </w:rPr>
-        <w:instrText>HYPERLINK "https://speakerdeck.com/kdubois/jcon-local-development-in-the-ai-era"</w:instrText>
-      </w:r>
-      <w:r>
-        <w:fldChar w:fldCharType="separate"/>
-      </w:r>
-      <w:r>
-        <w:rPr>
-          <w:rStyle w:val="Hiperligao"/>
-          <w:color w:val="2E75B6"/>
-          <w:lang w:val="en-US"/>
-        </w:rPr>
-        <w:t>Slides (Speaker Deck)</w:t>
-      </w:r>
-      <w:r>
-        <w:fldChar w:fldCharType="end"/>
-      </w:r>
-    </w:p>
-    <w:p>
-      <w:pPr>
-        <w:spacing w:before="60" w:after="60"/>
-        <w:rPr>
-          <w:lang w:val="en-US"/>
-        </w:rPr>
-      </w:pPr>
-      <w:r>
-        <w:rPr>
-          <w:b/>
-          <w:bCs/>
-          <w:color w:val="2E75B6"/>
-          <w:lang w:val="en-US"/>
-        </w:rPr>
-        <w:t xml:space="preserve">→  </w:t>
-      </w:r>
-      <w:r>
-        <w:fldChar w:fldCharType="begin"/>
-      </w:r>
-      <w:r>
-        <w:rPr>
-          <w:lang w:val="en-US"/>
-        </w:rPr>
-        <w:instrText>HYPERLINK "https://www.canirun.ai/"</w:instrText>
-      </w:r>
-      <w:r>
-        <w:fldChar w:fldCharType="separate"/>
-      </w:r>
-      <w:r>
-        <w:rPr>
-          <w:rStyle w:val="Hiperligao"/>
-          <w:lang w:val="en-US"/>
-        </w:rPr>
-        <w:t>Can I Run AI locally</w:t>
-      </w:r>
-      <w:r>
-        <w:fldChar w:fldCharType="end"/>
-      </w:r>
-    </w:p>
-    <w:p>
-      <w:pPr>
-        <w:spacing w:before="60" w:after="60"/>
-      </w:pPr>
-      <w:r>
-        <w:rPr>
-          <w:b/>
-          <w:bCs/>
-          <w:color w:val="2E75B6"/>
-        </w:rPr>
-        <w:t xml:space="preserve">→  </w:t>
-      </w:r>
-      <w:hyperlink r:id="rId15" w:history="1">
         <w:r>
           <w:rPr>
             <w:rStyle w:val="Hiperligao"/>
@@ -5012,37 +5029,24 @@
         </w:rPr>
         <w:t xml:space="preserve">→  </w:t>
       </w:r>
-      <w:r>
-        <w:fldChar w:fldCharType="begin"/>
-      </w:r>
-      <w:r>
-        <w:rPr>
-          <w:lang w:val="en-US"/>
-        </w:rPr>
-        <w:instrText>HYPERLINK "https://sudipta-deb.in/2026/03/llmfit-stop-guessing-which-ai-models-will-run-on-your-machine.html"</w:instrText>
-      </w:r>
-      <w:r>
-        <w:fldChar w:fldCharType="separate"/>
-      </w:r>
-      <w:proofErr w:type="spellStart"/>
-      <w:r>
-        <w:rPr>
-          <w:rStyle w:val="Hiperligao"/>
-          <w:lang w:val="en-US"/>
-        </w:rPr>
-        <w:t>llmfit</w:t>
-      </w:r>
-      <w:proofErr w:type="spellEnd"/>
-      <w:r>
-        <w:rPr>
-          <w:rStyle w:val="Hiperligao"/>
-          <w:lang w:val="en-US"/>
-        </w:rPr>
-        <w:t xml:space="preserve"> — Stop Guessing Which AI Models Will Run on Your Machine</w:t>
-      </w:r>
-      <w:r>
-        <w:fldChar w:fldCharType="end"/>
-      </w:r>
+      <w:hyperlink r:id="rId15" w:history="1">
+        <w:proofErr w:type="spellStart"/>
+        <w:r>
+          <w:rPr>
+            <w:rStyle w:val="Hiperligao"/>
+            <w:lang w:val="en-US"/>
+          </w:rPr>
+          <w:t>llmfit</w:t>
+        </w:r>
+        <w:proofErr w:type="spellEnd"/>
+        <w:r>
+          <w:rPr>
+            <w:rStyle w:val="Hiperligao"/>
+            <w:lang w:val="en-US"/>
+          </w:rPr>
+          <w:t xml:space="preserve"> — Stop Guessing Which AI Models Will Run on Your Machine</w:t>
+        </w:r>
+      </w:hyperlink>
     </w:p>
     <w:p>
       <w:pPr>
@@ -5252,7 +5256,7 @@
               </wp:anchor>
             </w:drawing>
           </mc:Choice>
-          <mc:Fallback xmlns:ns11="http://schemas.microsoft.com/office/drawing/2010/main" xmlns:ns5="http://schemas.openxmlformats.org/drawingml/2006/main" xmlns:ns9="http://schemas.openxmlformats.org/drawingml/2006/picture">
+          <mc:Fallback xmlns:ns9="http://schemas.openxmlformats.org/drawingml/2006/picture" xmlns:ns5="http://schemas.openxmlformats.org/drawingml/2006/main" xmlns:ns11="http://schemas.microsoft.com/office/drawing/2010/main">
             <w:pict>
               <v:line w14:anchorId="353A3786" id="Conexão Reta 3" o:spid="_x0000_s1026" style="position:absolute;z-index:251674624;visibility:visible;mso-wrap-style:square;mso-wrap-distance-left:9pt;mso-wrap-distance-top:0;mso-wrap-distance-right:9pt;mso-wrap-distance-bottom:0;mso-position-horizontal:absolute;mso-position-horizontal-relative:text;mso-position-vertical:absolute;mso-position-vertical-relative:text" from="0,-.05pt" to="484.2pt,-.05pt" o:gfxdata="UEsDBBQABgAIAAAAIQC2gziS/gAAAOEBAAATAAAAW0NvbnRlbnRfVHlwZXNdLnhtbJSRQU7DMBBF 90jcwfIWJU67QAgl6YK0S0CoHGBkTxKLZGx5TGhvj5O2G0SRWNoz/78nu9wcxkFMGNg6quQqL6RA 0s5Y6ir5vt9lD1JwBDIwOMJKHpHlpr69KfdHjyxSmriSfYz+USnWPY7AufNIadK6MEJMx9ApD/oD OlTrorhX2lFEilmcO2RdNtjC5xDF9pCuTyYBB5bi6bQ4syoJ3g9WQ0ymaiLzg5KdCXlKLjvcW893 SUOqXwnz5DrgnHtJTxOsQfEKIT7DmDSUCaxw7Rqn8787ZsmRM9e2VmPeBN4uqYvTtW7jvijg9N/y JsXecLq0q+WD6m8AAAD//wMAUEsDBBQABgAIAAAAIQA4/SH/1gAAAJQBAAALAAAAX3JlbHMvLnJl bHOkkMFqwzAMhu+DvYPRfXGawxijTi+j0GvpHsDYimMaW0Yy2fr2M4PBMnrbUb/Q94l/f/hMi1qR JVI2sOt6UJgd+ZiDgffL8ekFlFSbvV0oo4EbChzGx4f9GRdb25HMsYhqlCwG5lrLq9biZkxWOiqY 22YiTra2kYMu1l1tQD30/bPm3wwYN0x18gb45AdQl1tp5j/sFB2T0FQ7R0nTNEV3j6o9feQzro1i OWA14Fm+Q8a1a8+Bvu/d/dMb2JY5uiPbhG/ktn4cqGU/er3pcvwCAAD//wMAUEsDBBQABgAIAAAA IQCZ2PQonAEAAJQDAAAOAAAAZHJzL2Uyb0RvYy54bWysU01P3DAQvVfqf7B8Z5MAQm202T2A4FK1 qMAPMM54Y8n2WLbZZP99x97dLGorIRAXxx/z3sx7M1muJ2vYFkLU6DreLGrOwEnstdt0/Onx9uwb ZzEJ1wuDDjq+g8jXq69flqNv4RwHND0ERiQutqPv+JCSb6sqygGsiAv04OhRYbAi0TFsqj6Ikdit qc7r+qoaMfQ+oIQY6fZm/8hXhV8pkOmXUhESMx2n2lJZQ1mf81qtlqLdBOEHLQ9liA9UYYV2lHSm uhFJsJeg/6GyWgaMqNJCoq1QKS2haCA1Tf2XmodBeChayJzoZ5vi59HKn9trdx/IhtHHNvr7kFVM Ktj8pfrYVMzazWbBlJiky6vm8vvFJXkqj2/VCehDTHeAluVNx412WYdoxfZHTJSMQo8hdDilLru0 M5CDjfsNiumekjUFXaYCrk1gW0H9FFKCS03uIfGV6AxT2pgZWL8NPMRnKJSJeQ94RpTM6NIMttph +F/2NB1LVvv4owN73dmCZ+x3pSnFGmp9UXgY0zxbr88FfvqZVn8AAAD//wMAUEsDBBQABgAIAAAA IQCasyRQ4AAAAAkBAAAPAAAAZHJzL2Rvd25yZXYueG1sTI9Ba8JAEIXvhf6HZQq96UYpYmM2IpZS KxSpFfS4ZqdJ2uxs2F1N/Pcde2kvA4/He/O+bN7bRpzRh9qRgtEwAYFUOFNTqWD38TyYgghRk9GN I1RwwQDz/PYm06lxHb3jeRtLwSUUUq2girFNpQxFhVaHoWuR2Pt03urI0pfSeN1xuW3kOEkm0uqa +EOlW1xWWHxvT1bBm1+tlov15Ys2B9vtx+v95rV/Uer+rn+a8VnMQETs418Crgy8H3IednQnMkE0 CpgmKhiMQLD5OJk+gDj+apln8j9B/gMAAP//AwBQSwECLQAUAAYACAAAACEAtoM4kv4AAADhAQAA EwAAAAAAAAAAAAAAAAAAAAAAW0NvbnRlbnRfVHlwZXNdLnhtbFBLAQItABQABgAIAAAAIQA4/SH/ 1gAAAJQBAAALAAAAAAAAAAAAAAAAAC8BAABfcmVscy8ucmVsc1BLAQItABQABgAIAAAAIQCZ2PQo nAEAAJQDAAAOAAAAAAAAAAAAAAAAAC4CAABkcnMvZTJvRG9jLnhtbFBLAQItABQABgAIAAAAIQCa syRQ4AAAAAkBAAAPAAAAAAAAAAAAAAAAAPYDAABkcnMvZG93bnJldi54bWxQSwUGAAAAAAQABADz AAAAAwUAAAAA " strokecolor="#156082 [3204]" strokeweight=".5pt">
                 <v:stroke joinstyle="miter"/>
@@ -5695,13 +5699,15 @@
     <w:p>
       <w:pPr>
         <w:spacing w:before="120" w:after="40"/>
-        <w:jc w:val="center"/>
-      </w:pPr>
-      <w:r>
+      </w:pPr>
+      <w:r>
+        <w:rPr>
+          <w:noProof/>
+        </w:rPr>
         <w:drawing>
-          <wp:inline distT="0" distB="0" distL="0" distR="0" wp14:anchorId="075BF8AD" wp14:editId="23998D63">
-            <wp:extent cx="6120130" cy="3251200"/>
-            <wp:effectExtent l="0" t="0" r="1270" b="0"/>
+          <wp:inline distT="0" distB="0" distL="0" distR="0" wp14:anchorId="075BF8AD" wp14:editId="564663EF">
+            <wp:extent cx="5110619" cy="2714917"/>
+            <wp:effectExtent l="0" t="0" r="0" b="3175"/>
             <wp:docPr id="1761303237" name="Imagem 1"/>
             <wp:cNvGraphicFramePr>
               <a:graphicFrameLocks xmlns:a="http://schemas.openxmlformats.org/drawingml/2006/main" noChangeAspect="1"/>
@@ -5722,7 +5728,7 @@
                   <pic:spPr>
                     <a:xfrm>
                       <a:off x="0" y="0"/>
-                      <a:ext cx="6120130" cy="3251200"/>
+                      <a:ext cx="5168062" cy="2745432"/>
                     </a:xfrm>
                     <a:prstGeom prst="rect">
                       <a:avLst/>
@@ -6148,7 +6154,6 @@
                 <w:sz w:val="20"/>
                 <w:szCs w:val="20"/>
               </w:rPr>
-              <w:lastRenderedPageBreak/>
               <w:t>HibernateAssistantLC4J / SpringAI</w:t>
             </w:r>
           </w:p>
@@ -6232,6 +6237,7 @@
                 <w:sz w:val="20"/>
                 <w:szCs w:val="20"/>
               </w:rPr>
+              <w:lastRenderedPageBreak/>
               <w:t>MetamodelJsonSerializer</w:t>
             </w:r>
           </w:p>
@@ -7906,7 +7912,6 @@
                 <w:szCs w:val="18"/>
                 <w:lang w:val="en-US"/>
               </w:rPr>
-              <w:lastRenderedPageBreak/>
               <w:t xml:space="preserve">  return chatModel.chat(ChatRequest.builder(</w:t>
             </w:r>
             <w:proofErr w:type="gramStart"/>
@@ -8082,6 +8087,7 @@
                 <w:sz w:val="18"/>
                 <w:szCs w:val="18"/>
               </w:rPr>
+              <w:lastRenderedPageBreak/>
               <w:t>}</w:t>
             </w:r>
           </w:p>
@@ -9117,11 +9123,11 @@
         <w:spacing w:before="80" w:after="80" w:line="276" w:lineRule="auto"/>
       </w:pPr>
       <w:r>
-        <w:t xml:space="preserve">Os dois projetos V2 implementam exatamente a mesma arquitetura sobre a mesma biblioteca oficial: o metamodelo constrói o prompt, o LLM gera HQL, o Hibernate valida e executa, o LLM </w:t>
+        <w:t xml:space="preserve">Os dois projetos V2 implementam exatamente a mesma arquitetura sobre a mesma biblioteca oficial: o metamodelo constrói o prompt, o LLM gera HQL, o Hibernate valida e executa, o LLM redige a resposta. A única diferença é a API de integração com o LLM. As entidades, o data.sql, os dois serializers de ocultação (FilteringMetamodelSerializer / FilteringResultsSerializer) e a suite </w:t>
       </w:r>
       <w:r>
         <w:lastRenderedPageBreak/>
-        <w:t>redige a resposta. A única diferença é a API de integração com o LLM. As entidades, o data.sql, os dois serializers de ocultação (FilteringMetamodelSerializer / FilteringResultsSerializer) e a suite de testes são partilhados, byte a byte — provando que essas camadas não dependem do framework de LLM.</w:t>
+        <w:t>de testes são partilhados, byte a byte — provando que essas camadas não dependem do framework de LLM.</w:t>
       </w:r>
     </w:p>
     <w:p>
@@ -9154,55 +9160,16 @@
         <w:rPr>
           <w:b/>
           <w:bCs/>
-        </w:rPr>
-      </w:pPr>
-      <w:proofErr w:type="spellStart"/>
+          <w:lang w:val="en-US"/>
+        </w:rPr>
+      </w:pPr>
       <w:r>
         <w:rPr>
           <w:b/>
           <w:bCs/>
-        </w:rPr>
-        <w:t>spring</w:t>
-      </w:r>
-      <w:proofErr w:type="spellEnd"/>
-      <w:r>
-        <w:rPr>
-          <w:b/>
-          <w:bCs/>
-        </w:rPr>
-        <w:t>-</w:t>
-      </w:r>
-      <w:proofErr w:type="gramStart"/>
-      <w:r>
-        <w:rPr>
-          <w:b/>
-          <w:bCs/>
-        </w:rPr>
-        <w:t>ai</w:t>
-      </w:r>
-      <w:proofErr w:type="gramEnd"/>
-      <w:r>
-        <w:rPr>
-          <w:b/>
-          <w:bCs/>
-        </w:rPr>
-        <w:t>-</w:t>
-      </w:r>
-      <w:proofErr w:type="spellStart"/>
-      <w:r>
-        <w:rPr>
-          <w:b/>
-          <w:bCs/>
-        </w:rPr>
-        <w:t>assistant</w:t>
-      </w:r>
-      <w:proofErr w:type="spellEnd"/>
-      <w:r>
-        <w:rPr>
-          <w:b/>
-          <w:bCs/>
-        </w:rPr>
-        <w:t>-demo (Spring AI)</w:t>
+          <w:lang w:val="en-US"/>
+        </w:rPr>
+        <w:t>spring-ai-assistant-demo (Spring AI)</w:t>
       </w:r>
     </w:p>
     <w:p>
@@ -10234,7 +10201,6 @@
         <w:rPr>
           <w:noProof/>
         </w:rPr>
-        <w:lastRenderedPageBreak/>
         <mc:AlternateContent>
           <mc:Choice Requires="wps">
             <w:drawing>
@@ -10285,7 +10251,7 @@
               </wp:anchor>
             </w:drawing>
           </mc:Choice>
-          <mc:Fallback xmlns:ns11="http://schemas.microsoft.com/office/drawing/2010/main" xmlns:ns5="http://schemas.openxmlformats.org/drawingml/2006/main" xmlns:ns9="http://schemas.openxmlformats.org/drawingml/2006/picture">
+          <mc:Fallback xmlns:ns9="http://schemas.openxmlformats.org/drawingml/2006/picture" xmlns:ns5="http://schemas.openxmlformats.org/drawingml/2006/main" xmlns:ns11="http://schemas.microsoft.com/office/drawing/2010/main">
             <w:pict>
               <v:line w14:anchorId="33CA8BAD" id="Conexão Reta 3" o:spid="_x0000_s1026" style="position:absolute;z-index:251684864;visibility:visible;mso-wrap-style:square;mso-wrap-distance-left:9pt;mso-wrap-distance-top:0;mso-wrap-distance-right:9pt;mso-wrap-distance-bottom:0;mso-position-horizontal:absolute;mso-position-horizontal-relative:text;mso-position-vertical:absolute;mso-position-vertical-relative:text" from="0,0" to="484.2pt,0" o:gfxdata="UEsDBBQABgAIAAAAIQC2gziS/gAAAOEBAAATAAAAW0NvbnRlbnRfVHlwZXNdLnhtbJSRQU7DMBBF 90jcwfIWJU67QAgl6YK0S0CoHGBkTxKLZGx5TGhvj5O2G0SRWNoz/78nu9wcxkFMGNg6quQqL6RA 0s5Y6ir5vt9lD1JwBDIwOMJKHpHlpr69KfdHjyxSmriSfYz+USnWPY7AufNIadK6MEJMx9ApD/oD OlTrorhX2lFEilmcO2RdNtjC5xDF9pCuTyYBB5bi6bQ4syoJ3g9WQ0ymaiLzg5KdCXlKLjvcW893 SUOqXwnz5DrgnHtJTxOsQfEKIT7DmDSUCaxw7Rqn8787ZsmRM9e2VmPeBN4uqYvTtW7jvijg9N/y JsXecLq0q+WD6m8AAAD//wMAUEsDBBQABgAIAAAAIQA4/SH/1gAAAJQBAAALAAAAX3JlbHMvLnJl bHOkkMFqwzAMhu+DvYPRfXGawxijTi+j0GvpHsDYimMaW0Yy2fr2M4PBMnrbUb/Q94l/f/hMi1qR JVI2sOt6UJgd+ZiDgffL8ekFlFSbvV0oo4EbChzGx4f9GRdb25HMsYhqlCwG5lrLq9biZkxWOiqY 22YiTra2kYMu1l1tQD30/bPm3wwYN0x18gb45AdQl1tp5j/sFB2T0FQ7R0nTNEV3j6o9feQzro1i OWA14Fm+Q8a1a8+Bvu/d/dMb2JY5uiPbhG/ktn4cqGU/er3pcvwCAAD//wMAUEsDBBQABgAIAAAA IQCZ2PQonAEAAJQDAAAOAAAAZHJzL2Uyb0RvYy54bWysU01P3DAQvVfqf7B8Z5MAQm202T2A4FK1 qMAPMM54Y8n2WLbZZP99x97dLGorIRAXxx/z3sx7M1muJ2vYFkLU6DreLGrOwEnstdt0/Onx9uwb ZzEJ1wuDDjq+g8jXq69flqNv4RwHND0ERiQutqPv+JCSb6sqygGsiAv04OhRYbAi0TFsqj6Ikdit qc7r+qoaMfQ+oIQY6fZm/8hXhV8pkOmXUhESMx2n2lJZQ1mf81qtlqLdBOEHLQ9liA9UYYV2lHSm uhFJsJeg/6GyWgaMqNJCoq1QKS2haCA1Tf2XmodBeChayJzoZ5vi59HKn9trdx/IhtHHNvr7kFVM Ktj8pfrYVMzazWbBlJiky6vm8vvFJXkqj2/VCehDTHeAluVNx412WYdoxfZHTJSMQo8hdDilLru0 M5CDjfsNiumekjUFXaYCrk1gW0H9FFKCS03uIfGV6AxT2pgZWL8NPMRnKJSJeQ94RpTM6NIMttph +F/2NB1LVvv4owN73dmCZ+x3pSnFGmp9UXgY0zxbr88FfvqZVn8AAAD//wMAUEsDBBQABgAIAAAA IQBdcTjb3gAAAAcBAAAPAAAAZHJzL2Rvd25yZXYueG1sTI9Ba8JAEIXvBf/DMkJvdVMpYmM2IpZS KxSpLdjjmp0m0exs2F1N/Pcde2kvDx6PefO9bN7bRpzRh9qRgvtRAgKpcKamUsHnx/PdFESImoxu HKGCCwaY54ObTKfGdfSO520sBZdQSLWCKsY2lTIUFVodRq5F4uzbeasjW19K43XH5baR4ySZSKtr 4g+VbnFZYXHcnqyCN79aLRfry4E2X7bbjde7zWv/otTtsH+asSxmICL28e8CrhuYH3IG27sTmSAa Bbwm/ipnj5PpA4j91co8k//58x8AAAD//wMAUEsBAi0AFAAGAAgAAAAhALaDOJL+AAAA4QEAABMA AAAAAAAAAAAAAAAAAAAAAFtDb250ZW50X1R5cGVzXS54bWxQSwECLQAUAAYACAAAACEAOP0h/9YA AACUAQAACwAAAAAAAAAAAAAAAAAvAQAAX3JlbHMvLnJlbHNQSwECLQAUAAYACAAAACEAmdj0KJwB AACUAwAADgAAAAAAAAAAAAAAAAAuAgAAZHJzL2Uyb0RvYy54bWxQSwECLQAUAAYACAAAACEAXXE4 294AAAAHAQAADwAAAAAAAAAAAAAAAAD2AwAAZHJzL2Rvd25yZXYueG1sUEsFBgAAAAAEAAQA8wAA AAEFAAAAAA== " strokecolor="#156082 [3204]" strokeweight=".5pt">
                 <v:stroke joinstyle="miter"/>
@@ -10317,6 +10283,7 @@
           <w:bCs/>
           <w:lang w:val="en-US"/>
         </w:rPr>
+        <w:lastRenderedPageBreak/>
         <w:t>Exemplo Concreto</w:t>
       </w:r>
     </w:p>
@@ -11679,7 +11646,6 @@
           <w:sz w:val="20"/>
           <w:szCs w:val="20"/>
         </w:rPr>
-        <w:lastRenderedPageBreak/>
         <w:t>Tabela 7 — HQL via Hibernate Assistant vs SQL gerado pelo LLM: comparação técnica</w:t>
       </w:r>
     </w:p>
@@ -11751,7 +11717,7 @@
               </wp:anchor>
             </w:drawing>
           </mc:Choice>
-          <mc:Fallback xmlns:ns11="http://schemas.microsoft.com/office/drawing/2010/main" xmlns:ns5="http://schemas.openxmlformats.org/drawingml/2006/main" xmlns:ns9="http://schemas.openxmlformats.org/drawingml/2006/picture">
+          <mc:Fallback xmlns:ns9="http://schemas.openxmlformats.org/drawingml/2006/picture" xmlns:ns5="http://schemas.openxmlformats.org/drawingml/2006/main" xmlns:ns11="http://schemas.microsoft.com/office/drawing/2010/main">
             <w:pict>
               <v:line w14:anchorId="2E235C5D" id="Conexão Reta 3" o:spid="_x0000_s1026" style="position:absolute;z-index:251686912;visibility:visible;mso-wrap-style:square;mso-wrap-distance-left:9pt;mso-wrap-distance-top:0;mso-wrap-distance-right:9pt;mso-wrap-distance-bottom:0;mso-position-horizontal:absolute;mso-position-horizontal-relative:text;mso-position-vertical:absolute;mso-position-vertical-relative:text" from="0,-.05pt" to="484.2pt,-.05pt" o:gfxdata="UEsDBBQABgAIAAAAIQC2gziS/gAAAOEBAAATAAAAW0NvbnRlbnRfVHlwZXNdLnhtbJSRQU7DMBBF 90jcwfIWJU67QAgl6YK0S0CoHGBkTxKLZGx5TGhvj5O2G0SRWNoz/78nu9wcxkFMGNg6quQqL6RA 0s5Y6ir5vt9lD1JwBDIwOMJKHpHlpr69KfdHjyxSmriSfYz+USnWPY7AufNIadK6MEJMx9ApD/oD OlTrorhX2lFEilmcO2RdNtjC5xDF9pCuTyYBB5bi6bQ4syoJ3g9WQ0ymaiLzg5KdCXlKLjvcW893 SUOqXwnz5DrgnHtJTxOsQfEKIT7DmDSUCaxw7Rqn8787ZsmRM9e2VmPeBN4uqYvTtW7jvijg9N/y JsXecLq0q+WD6m8AAAD//wMAUEsDBBQABgAIAAAAIQA4/SH/1gAAAJQBAAALAAAAX3JlbHMvLnJl bHOkkMFqwzAMhu+DvYPRfXGawxijTi+j0GvpHsDYimMaW0Yy2fr2M4PBMnrbUb/Q94l/f/hMi1qR JVI2sOt6UJgd+ZiDgffL8ekFlFSbvV0oo4EbChzGx4f9GRdb25HMsYhqlCwG5lrLq9biZkxWOiqY 22YiTra2kYMu1l1tQD30/bPm3wwYN0x18gb45AdQl1tp5j/sFB2T0FQ7R0nTNEV3j6o9feQzro1i OWA14Fm+Q8a1a8+Bvu/d/dMb2JY5uiPbhG/ktn4cqGU/er3pcvwCAAD//wMAUEsDBBQABgAIAAAA IQCZ2PQonAEAAJQDAAAOAAAAZHJzL2Uyb0RvYy54bWysU01P3DAQvVfqf7B8Z5MAQm202T2A4FK1 qMAPMM54Y8n2WLbZZP99x97dLGorIRAXxx/z3sx7M1muJ2vYFkLU6DreLGrOwEnstdt0/Onx9uwb ZzEJ1wuDDjq+g8jXq69flqNv4RwHND0ERiQutqPv+JCSb6sqygGsiAv04OhRYbAi0TFsqj6Ikdit qc7r+qoaMfQ+oIQY6fZm/8hXhV8pkOmXUhESMx2n2lJZQ1mf81qtlqLdBOEHLQ9liA9UYYV2lHSm uhFJsJeg/6GyWgaMqNJCoq1QKS2haCA1Tf2XmodBeChayJzoZ5vi59HKn9trdx/IhtHHNvr7kFVM Ktj8pfrYVMzazWbBlJiky6vm8vvFJXkqj2/VCehDTHeAluVNx412WYdoxfZHTJSMQo8hdDilLru0 M5CDjfsNiumekjUFXaYCrk1gW0H9FFKCS03uIfGV6AxT2pgZWL8NPMRnKJSJeQ94RpTM6NIMttph +F/2NB1LVvv4owN73dmCZ+x3pSnFGmp9UXgY0zxbr88FfvqZVn8AAAD//wMAUEsDBBQABgAIAAAA IQCasyRQ4AAAAAkBAAAPAAAAZHJzL2Rvd25yZXYueG1sTI9Ba8JAEIXvhf6HZQq96UYpYmM2IpZS KxSpFfS4ZqdJ2uxs2F1N/Pcde2kvA4/He/O+bN7bRpzRh9qRgtEwAYFUOFNTqWD38TyYgghRk9GN I1RwwQDz/PYm06lxHb3jeRtLwSUUUq2girFNpQxFhVaHoWuR2Pt03urI0pfSeN1xuW3kOEkm0uqa +EOlW1xWWHxvT1bBm1+tlov15Ys2B9vtx+v95rV/Uer+rn+a8VnMQETs418Crgy8H3IednQnMkE0 CpgmKhiMQLD5OJk+gDj+apln8j9B/gMAAP//AwBQSwECLQAUAAYACAAAACEAtoM4kv4AAADhAQAA EwAAAAAAAAAAAAAAAAAAAAAAW0NvbnRlbnRfVHlwZXNdLnhtbFBLAQItABQABgAIAAAAIQA4/SH/ 1gAAAJQBAAALAAAAAAAAAAAAAAAAAC8BAABfcmVscy8ucmVsc1BLAQItABQABgAIAAAAIQCZ2PQo nAEAAJQDAAAOAAAAAAAAAAAAAAAAAC4CAABkcnMvZTJvRG9jLnhtbFBLAQItABQABgAIAAAAIQCa syRQ4AAAAAkBAAAPAAAAAAAAAAAAAAAAAPYDAABkcnMvZG93bnJldi54bWxQSwUGAAAAAAQABADz AAAAAwUAAAAA " strokecolor="#156082 [3204]" strokeweight=".5pt">
                 <v:stroke joinstyle="miter"/>
@@ -11761,7 +11727,11 @@
         </mc:AlternateContent>
       </w:r>
       <w:r>
-        <w:t>Os LLMs são treinados com dados até uma determinada data e não conhecem a realidade atual da nossa aplicação. Se perguntarmos ao modelo sobre as encomendas em aberto, os utilizadores registados ou o stock disponível, ele simplesmente não tem essa informação — e sem contexto, pode inventar respostas plausíveis mas incorretas, fenómeno conhecido como alucinação.</w:t>
+        <w:t xml:space="preserve">Os LLMs são treinados com dados até uma determinada data e não conhecem a realidade atual da nossa aplicação. Se perguntarmos ao modelo sobre as encomendas em aberto, os utilizadores </w:t>
+      </w:r>
+      <w:r>
+        <w:lastRenderedPageBreak/>
+        <w:t>registados ou o stock disponível, ele simplesmente não tem essa informação — e sem contexto, pode inventar respostas plausíveis mas incorretas, fenómeno conhecido como alucinação.</w:t>
       </w:r>
     </w:p>
     <w:p>
@@ -12463,7 +12433,6 @@
                 <w:szCs w:val="18"/>
                 <w:lang w:val="en-US"/>
               </w:rPr>
-              <w:lastRenderedPageBreak/>
               <w:t xml:space="preserve">  JsonNode root = MAPPER.readTree(</w:t>
             </w:r>
             <w:proofErr w:type="gramStart"/>
@@ -12745,6 +12714,7 @@
                 <w:szCs w:val="18"/>
                 <w:lang w:val="en-US"/>
               </w:rPr>
+              <w:lastRenderedPageBreak/>
               <w:t xml:space="preserve">  </w:t>
             </w:r>
             <w:r>
@@ -13575,28 +13545,25 @@
         <w:spacing w:before="80" w:after="80" w:line="276" w:lineRule="auto"/>
       </w:pPr>
       <w:r>
-        <w:t xml:space="preserve">Comparado com um MCP de PostgreSQL, que expõe diretamente a ligação à base de dados — todas as tabelas, todas as colunas e potencialmente escrita — o Hibernate Assistant inverte este </w:t>
-      </w:r>
+        <w:t>Comparado com um MCP de PostgreSQL, que expõe diretamente a ligação à base de dados — todas as tabelas, todas as colunas e potencialmente escrita — o Hibernate Assistant inverte este modelo de forma mais forte que a primeira iteração: o LLM não só “não pode aceder” ao que não é permitido, como nunca chega a saber que existe.</w:t>
+      </w:r>
+    </w:p>
+    <w:p>
+      <w:pPr>
+        <w:pStyle w:val="Ttulo3"/>
+      </w:pPr>
+      <w:bookmarkStart w:id="21" w:name="_Toc234848123"/>
+      <w:r>
+        <w:t>Perguntas de Demonstração</w:t>
+      </w:r>
+      <w:bookmarkEnd w:id="21"/>
+    </w:p>
+    <w:p>
+      <w:pPr>
+        <w:spacing w:before="80" w:after="80" w:line="276" w:lineRule="auto"/>
+      </w:pPr>
       <w:r>
         <w:lastRenderedPageBreak/>
-        <w:t>modelo de forma mais forte que a primeira iteração: o LLM não só “não pode aceder” ao que não é permitido, como nunca chega a saber que existe.</w:t>
-      </w:r>
-    </w:p>
-    <w:p>
-      <w:pPr>
-        <w:pStyle w:val="Ttulo3"/>
-      </w:pPr>
-      <w:bookmarkStart w:id="21" w:name="_Toc234848123"/>
-      <w:r>
-        <w:t>Perguntas de Demonstração</w:t>
-      </w:r>
-      <w:bookmarkEnd w:id="21"/>
-    </w:p>
-    <w:p>
-      <w:pPr>
-        <w:spacing w:before="80" w:after="80" w:line="276" w:lineRule="auto"/>
-      </w:pPr>
-      <w:r>
         <w:t>Um conjunto de perguntas testadas para a demonstração ao vivo. Todas passam pelo LLM (qwen2.5-coder:7b) para a geração de HQL: o modelo gera a query a partir do prompt construído do metamodelo já filtrado, o Hibernate valida e executa via SelectionQuery, e o LLM formata a resposta em linguagem natural. As últimas provam as duas camadas de ocultação e os endpoints de depuração. Os endpoints são idênticos nos dois gémeos (porta 8080).</w:t>
       </w:r>
     </w:p>
@@ -14479,7 +14446,6 @@
           <w:b/>
           <w:bCs/>
         </w:rPr>
-        <w:lastRenderedPageBreak/>
         <w:t>Biblioteca oficial:</w:t>
       </w:r>
       <w:r>
@@ -14520,6 +14486,7 @@
           <w:b/>
           <w:bCs/>
         </w:rPr>
+        <w:lastRenderedPageBreak/>
         <w:t>Segurança em duas camadas:</w:t>
       </w:r>
       <w:r>
@@ -14619,108 +14586,11 @@
     <w:p>
       <w:pPr>
         <w:spacing w:before="60" w:after="60"/>
+        <w:rPr>
+          <w:lang w:val="en-US"/>
+        </w:rPr>
       </w:pPr>
       <w:proofErr w:type="gramStart"/>
-      <w:r>
-        <w:rPr>
-          <w:b/>
-          <w:bCs/>
-          <w:color w:val="2E75B6"/>
-        </w:rPr>
-        <w:t xml:space="preserve">→  </w:t>
-      </w:r>
-      <w:proofErr w:type="spellStart"/>
-      <w:r>
-        <w:rPr>
-          <w:color w:val="2E75B6"/>
-        </w:rPr>
-        <w:t>Hibernate</w:t>
-      </w:r>
-      <w:proofErr w:type="spellEnd"/>
-      <w:proofErr w:type="gramEnd"/>
-      <w:r>
-        <w:rPr>
-          <w:color w:val="2E75B6"/>
-        </w:rPr>
-        <w:t xml:space="preserve"> ORM 7.4 — módulo </w:t>
-      </w:r>
-      <w:proofErr w:type="spellStart"/>
-      <w:r>
-        <w:rPr>
-          <w:color w:val="2E75B6"/>
-        </w:rPr>
-        <w:t>hibernate-</w:t>
-      </w:r>
-      <w:proofErr w:type="gramStart"/>
-      <w:r>
-        <w:rPr>
-          <w:color w:val="2E75B6"/>
-        </w:rPr>
-        <w:t>assistant</w:t>
-      </w:r>
-      <w:proofErr w:type="spellEnd"/>
-      <w:r>
-        <w:rPr>
-          <w:color w:val="2E75B6"/>
-        </w:rPr>
-        <w:t xml:space="preserve">  (</w:t>
-      </w:r>
-      <w:proofErr w:type="gramEnd"/>
-      <w:r>
-        <w:rPr>
-          <w:color w:val="2E75B6"/>
-        </w:rPr>
-        <w:t>hibernate.org/</w:t>
-      </w:r>
-      <w:proofErr w:type="spellStart"/>
-      <w:r>
-        <w:rPr>
-          <w:color w:val="2E75B6"/>
-        </w:rPr>
-        <w:t>orm</w:t>
-      </w:r>
-      <w:proofErr w:type="spellEnd"/>
-      <w:r>
-        <w:rPr>
-          <w:color w:val="2E75B6"/>
-        </w:rPr>
-        <w:t>)</w:t>
-      </w:r>
-    </w:p>
-    <w:p>
-      <w:pPr>
-        <w:spacing w:before="60" w:after="60"/>
-      </w:pPr>
-      <w:proofErr w:type="gramStart"/>
-      <w:r>
-        <w:rPr>
-          <w:b/>
-          <w:bCs/>
-          <w:color w:val="2E75B6"/>
-        </w:rPr>
-        <w:t xml:space="preserve">→  </w:t>
-      </w:r>
-      <w:r>
-        <w:rPr>
-          <w:color w:val="2E75B6"/>
-        </w:rPr>
-        <w:t>Demo</w:t>
-      </w:r>
-      <w:proofErr w:type="gramEnd"/>
-      <w:r>
-        <w:rPr>
-          <w:color w:val="2E75B6"/>
-        </w:rPr>
-        <w:t xml:space="preserve"> de referência (Quarkus) — github.com/mbellade/demos</w:t>
-      </w:r>
-    </w:p>
-    <w:p>
-      <w:pPr>
-        <w:spacing w:before="60" w:after="60"/>
-        <w:rPr>
-          <w:lang w:val="en-US"/>
-        </w:rPr>
-      </w:pPr>
       <w:r>
         <w:rPr>
           <w:b/>
@@ -14735,7 +14605,90 @@
           <w:color w:val="2E75B6"/>
           <w:lang w:val="en-US"/>
         </w:rPr>
-        <w:t>LangChain4j — docs.langchain4j.dev</w:t>
+        <w:t>Hibernate</w:t>
+      </w:r>
+      <w:proofErr w:type="gramEnd"/>
+      <w:r>
+        <w:rPr>
+          <w:color w:val="2E75B6"/>
+          <w:lang w:val="en-US"/>
+        </w:rPr>
+        <w:t xml:space="preserve"> ORM 7.4 — </w:t>
+      </w:r>
+      <w:proofErr w:type="spellStart"/>
+      <w:r>
+        <w:rPr>
+          <w:color w:val="2E75B6"/>
+          <w:lang w:val="en-US"/>
+        </w:rPr>
+        <w:t>módulo</w:t>
+      </w:r>
+      <w:proofErr w:type="spellEnd"/>
+      <w:r>
+        <w:rPr>
+          <w:color w:val="2E75B6"/>
+          <w:lang w:val="en-US"/>
+        </w:rPr>
+        <w:t xml:space="preserve"> hibernate-</w:t>
+      </w:r>
+      <w:proofErr w:type="gramStart"/>
+      <w:r>
+        <w:rPr>
+          <w:color w:val="2E75B6"/>
+          <w:lang w:val="en-US"/>
+        </w:rPr>
+        <w:t>assistant  (</w:t>
+      </w:r>
+      <w:proofErr w:type="gramEnd"/>
+      <w:r>
+        <w:rPr>
+          <w:color w:val="2E75B6"/>
+          <w:lang w:val="en-US"/>
+        </w:rPr>
+        <w:t>hibernate.org/</w:t>
+      </w:r>
+      <w:proofErr w:type="spellStart"/>
+      <w:r>
+        <w:rPr>
+          <w:color w:val="2E75B6"/>
+          <w:lang w:val="en-US"/>
+        </w:rPr>
+        <w:t>orm</w:t>
+      </w:r>
+      <w:proofErr w:type="spellEnd"/>
+      <w:r>
+        <w:rPr>
+          <w:color w:val="2E75B6"/>
+          <w:lang w:val="en-US"/>
+        </w:rPr>
+        <w:t>)</w:t>
+      </w:r>
+    </w:p>
+    <w:p>
+      <w:pPr>
+        <w:spacing w:before="60" w:after="60"/>
+      </w:pPr>
+      <w:proofErr w:type="gramStart"/>
+      <w:r>
+        <w:rPr>
+          <w:b/>
+          <w:bCs/>
+          <w:color w:val="2E75B6"/>
+        </w:rPr>
+        <w:t xml:space="preserve">→  </w:t>
+      </w:r>
+      <w:r>
+        <w:rPr>
+          <w:color w:val="2E75B6"/>
+        </w:rPr>
+        <w:t>Demo</w:t>
+      </w:r>
+      <w:proofErr w:type="gramEnd"/>
+      <w:r>
+        <w:rPr>
+          <w:color w:val="2E75B6"/>
+        </w:rPr>
+        <w:t xml:space="preserve"> de referência (Quarkus) — github.com/mbellade/demos</w:t>
       </w:r>
     </w:p>
     <w:p>
@@ -14759,7 +14712,7 @@
           <w:color w:val="2E75B6"/>
           <w:lang w:val="en-US"/>
         </w:rPr>
-        <w:t>Spring AI — docs.spring.io/spring-ai/reference</w:t>
+        <w:t>LangChain4j — docs.langchain4j.dev</w:t>
       </w:r>
     </w:p>
     <w:p>
@@ -14783,7 +14736,56 @@
           <w:color w:val="2E75B6"/>
           <w:lang w:val="en-US"/>
         </w:rPr>
-        <w:t>Artigo JAVAPRO — Talk to Your Data (Marco Belladelli, JCON 2026)</w:t>
+        <w:t>Spring AI — docs.spring.io/spring-ai/reference</w:t>
+      </w:r>
+    </w:p>
+    <w:p>
+      <w:pPr>
+        <w:spacing w:before="60" w:after="60"/>
+        <w:rPr>
+          <w:color w:val="2E75B6"/>
+          <w:lang w:val="en-US"/>
+        </w:rPr>
+      </w:pPr>
+      <w:proofErr w:type="gramStart"/>
+      <w:r>
+        <w:rPr>
+          <w:b/>
+          <w:bCs/>
+          <w:color w:val="2E75B6"/>
+          <w:lang w:val="en-US"/>
+        </w:rPr>
+        <w:t xml:space="preserve">→  </w:t>
+      </w:r>
+      <w:r>
+        <w:rPr>
+          <w:color w:val="2E75B6"/>
+          <w:lang w:val="en-US"/>
+        </w:rPr>
+        <w:t>Artigo</w:t>
+      </w:r>
+      <w:proofErr w:type="gramEnd"/>
+      <w:r>
+        <w:rPr>
+          <w:color w:val="2E75B6"/>
+          <w:lang w:val="en-US"/>
+        </w:rPr>
+        <w:t xml:space="preserve"> JAVAPRO — Talk to Your Data (Marco Belladelli, JCON 2026)</w:t>
+      </w:r>
+    </w:p>
+    <w:p>
+      <w:pPr>
+        <w:rPr>
+          <w:color w:val="2E75B6"/>
+          <w:lang w:val="en-US"/>
+        </w:rPr>
+      </w:pPr>
+      <w:r>
+        <w:rPr>
+          <w:color w:val="2E75B6"/>
+          <w:lang w:val="en-US"/>
+        </w:rPr>
+        <w:br w:type="page"/>
       </w:r>
     </w:p>
     <w:p>
@@ -14793,6 +14795,7 @@
       <w:bookmarkStart w:id="24" w:name="_Toc230208856"/>
       <w:bookmarkStart w:id="25" w:name="_Toc234848126"/>
       <w:r>
+        <w:lastRenderedPageBreak/>
         <w:t>Conclusão</w:t>
       </w:r>
       <w:bookmarkEnd w:id="24"/>

--- a/v2/local_llm_pt_v2.docx
+++ b/v2/local_llm_pt_v2.docx
@@ -83,7 +83,7 @@
           <w:r>
             <w:fldChar w:fldCharType="separate"/>
           </w:r>
-          <w:hyperlink w:anchor="_Toc234848103" w:history="1">
+          <w:hyperlink w:anchor="_Toc234850554" w:history="1">
             <w:r>
               <w:rPr>
                 <w:rStyle w:val="Hiperligao"/>
@@ -108,7 +108,7 @@
               <w:rPr>
                 <w:noProof/>
               </w:rPr>
-              <w:instrText xml:space="preserve"> PAGEREF _Toc234848103 \h </w:instrText>
+              <w:instrText xml:space="preserve"> PAGEREF _Toc234850554 \h </w:instrText>
             </w:r>
             <w:r>
               <w:rPr>
@@ -150,7 +150,7 @@
               <w14:ligatures w14:val="standardContextual"/>
             </w:rPr>
           </w:pPr>
-          <w:hyperlink w:anchor="_Toc234848104" w:history="1">
+          <w:hyperlink w:anchor="_Toc234850555" w:history="1">
             <w:r>
               <w:rPr>
                 <w:rStyle w:val="Hiperligao"/>
@@ -174,7 +174,7 @@
               <w:rPr>
                 <w:noProof/>
               </w:rPr>
-              <w:instrText xml:space="preserve"> PAGEREF _Toc234848104 \h </w:instrText>
+              <w:instrText xml:space="preserve"> PAGEREF _Toc234850555 \h </w:instrText>
             </w:r>
             <w:r>
               <w:rPr>
@@ -216,7 +216,7 @@
               <w14:ligatures w14:val="standardContextual"/>
             </w:rPr>
           </w:pPr>
-          <w:hyperlink w:anchor="_Toc234848105" w:history="1">
+          <w:hyperlink w:anchor="_Toc234850556" w:history="1">
             <w:r>
               <w:rPr>
                 <w:rStyle w:val="Hiperligao"/>
@@ -240,7 +240,7 @@
               <w:rPr>
                 <w:noProof/>
               </w:rPr>
-              <w:instrText xml:space="preserve"> PAGEREF _Toc234848105 \h </w:instrText>
+              <w:instrText xml:space="preserve"> PAGEREF _Toc234850556 \h </w:instrText>
             </w:r>
             <w:r>
               <w:rPr>
@@ -282,7 +282,7 @@
               <w14:ligatures w14:val="standardContextual"/>
             </w:rPr>
           </w:pPr>
-          <w:hyperlink w:anchor="_Toc234848106" w:history="1">
+          <w:hyperlink w:anchor="_Toc234850557" w:history="1">
             <w:r>
               <w:rPr>
                 <w:rStyle w:val="Hiperligao"/>
@@ -306,7 +306,7 @@
               <w:rPr>
                 <w:noProof/>
               </w:rPr>
-              <w:instrText xml:space="preserve"> PAGEREF _Toc234848106 \h </w:instrText>
+              <w:instrText xml:space="preserve"> PAGEREF _Toc234850557 \h </w:instrText>
             </w:r>
             <w:r>
               <w:rPr>
@@ -348,7 +348,7 @@
               <w14:ligatures w14:val="standardContextual"/>
             </w:rPr>
           </w:pPr>
-          <w:hyperlink w:anchor="_Toc234848107" w:history="1">
+          <w:hyperlink w:anchor="_Toc234850558" w:history="1">
             <w:r>
               <w:rPr>
                 <w:rStyle w:val="Hiperligao"/>
@@ -372,7 +372,7 @@
               <w:rPr>
                 <w:noProof/>
               </w:rPr>
-              <w:instrText xml:space="preserve"> PAGEREF _Toc234848107 \h </w:instrText>
+              <w:instrText xml:space="preserve"> PAGEREF _Toc234850558 \h </w:instrText>
             </w:r>
             <w:r>
               <w:rPr>
@@ -414,7 +414,7 @@
               <w14:ligatures w14:val="standardContextual"/>
             </w:rPr>
           </w:pPr>
-          <w:hyperlink w:anchor="_Toc234848108" w:history="1">
+          <w:hyperlink w:anchor="_Toc234850559" w:history="1">
             <w:r>
               <w:rPr>
                 <w:rStyle w:val="Hiperligao"/>
@@ -438,7 +438,7 @@
               <w:rPr>
                 <w:noProof/>
               </w:rPr>
-              <w:instrText xml:space="preserve"> PAGEREF _Toc234848108 \h </w:instrText>
+              <w:instrText xml:space="preserve"> PAGEREF _Toc234850559 \h </w:instrText>
             </w:r>
             <w:r>
               <w:rPr>
@@ -480,7 +480,7 @@
               <w14:ligatures w14:val="standardContextual"/>
             </w:rPr>
           </w:pPr>
-          <w:hyperlink w:anchor="_Toc234848109" w:history="1">
+          <w:hyperlink w:anchor="_Toc234850560" w:history="1">
             <w:r>
               <w:rPr>
                 <w:rStyle w:val="Hiperligao"/>
@@ -504,7 +504,7 @@
               <w:rPr>
                 <w:noProof/>
               </w:rPr>
-              <w:instrText xml:space="preserve"> PAGEREF _Toc234848109 \h </w:instrText>
+              <w:instrText xml:space="preserve"> PAGEREF _Toc234850560 \h </w:instrText>
             </w:r>
             <w:r>
               <w:rPr>
@@ -546,7 +546,7 @@
               <w14:ligatures w14:val="standardContextual"/>
             </w:rPr>
           </w:pPr>
-          <w:hyperlink w:anchor="_Toc234848110" w:history="1">
+          <w:hyperlink w:anchor="_Toc234850561" w:history="1">
             <w:r>
               <w:rPr>
                 <w:rStyle w:val="Hiperligao"/>
@@ -570,7 +570,7 @@
               <w:rPr>
                 <w:noProof/>
               </w:rPr>
-              <w:instrText xml:space="preserve"> PAGEREF _Toc234848110 \h </w:instrText>
+              <w:instrText xml:space="preserve"> PAGEREF _Toc234850561 \h </w:instrText>
             </w:r>
             <w:r>
               <w:rPr>
@@ -612,7 +612,7 @@
               <w14:ligatures w14:val="standardContextual"/>
             </w:rPr>
           </w:pPr>
-          <w:hyperlink w:anchor="_Toc234848111" w:history="1">
+          <w:hyperlink w:anchor="_Toc234850562" w:history="1">
             <w:r>
               <w:rPr>
                 <w:rStyle w:val="Hiperligao"/>
@@ -636,7 +636,7 @@
               <w:rPr>
                 <w:noProof/>
               </w:rPr>
-              <w:instrText xml:space="preserve"> PAGEREF _Toc234848111 \h </w:instrText>
+              <w:instrText xml:space="preserve"> PAGEREF _Toc234850562 \h </w:instrText>
             </w:r>
             <w:r>
               <w:rPr>
@@ -678,7 +678,7 @@
               <w14:ligatures w14:val="standardContextual"/>
             </w:rPr>
           </w:pPr>
-          <w:hyperlink w:anchor="_Toc234848112" w:history="1">
+          <w:hyperlink w:anchor="_Toc234850563" w:history="1">
             <w:r>
               <w:rPr>
                 <w:rStyle w:val="Hiperligao"/>
@@ -702,7 +702,7 @@
               <w:rPr>
                 <w:noProof/>
               </w:rPr>
-              <w:instrText xml:space="preserve"> PAGEREF _Toc234848112 \h </w:instrText>
+              <w:instrText xml:space="preserve"> PAGEREF _Toc234850563 \h </w:instrText>
             </w:r>
             <w:r>
               <w:rPr>
@@ -744,7 +744,7 @@
               <w14:ligatures w14:val="standardContextual"/>
             </w:rPr>
           </w:pPr>
-          <w:hyperlink w:anchor="_Toc234848113" w:history="1">
+          <w:hyperlink w:anchor="_Toc234850564" w:history="1">
             <w:r>
               <w:rPr>
                 <w:rStyle w:val="Hiperligao"/>
@@ -769,7 +769,7 @@
               <w:rPr>
                 <w:noProof/>
               </w:rPr>
-              <w:instrText xml:space="preserve"> PAGEREF _Toc234848113 \h </w:instrText>
+              <w:instrText xml:space="preserve"> PAGEREF _Toc234850564 \h </w:instrText>
             </w:r>
             <w:r>
               <w:rPr>
@@ -811,7 +811,7 @@
               <w14:ligatures w14:val="standardContextual"/>
             </w:rPr>
           </w:pPr>
-          <w:hyperlink w:anchor="_Toc234848114" w:history="1">
+          <w:hyperlink w:anchor="_Toc234850565" w:history="1">
             <w:r>
               <w:rPr>
                 <w:rStyle w:val="Hiperligao"/>
@@ -835,7 +835,7 @@
               <w:rPr>
                 <w:noProof/>
               </w:rPr>
-              <w:instrText xml:space="preserve"> PAGEREF _Toc234848114 \h </w:instrText>
+              <w:instrText xml:space="preserve"> PAGEREF _Toc234850565 \h </w:instrText>
             </w:r>
             <w:r>
               <w:rPr>
@@ -877,13 +877,13 @@
               <w14:ligatures w14:val="standardContextual"/>
             </w:rPr>
           </w:pPr>
-          <w:hyperlink w:anchor="_Toc234848115" w:history="1">
+          <w:hyperlink w:anchor="_Toc234850566" w:history="1">
             <w:r>
               <w:rPr>
                 <w:rStyle w:val="Hiperligao"/>
                 <w:noProof/>
               </w:rPr>
-              <w:t>Hibernate Assistant — Como Funciona Internamente</w:t>
+              <w:t>A Primeira Abordagem (V1) — e os Seus Limites</w:t>
             </w:r>
             <w:r>
               <w:rPr>
@@ -901,7 +901,7 @@
               <w:rPr>
                 <w:noProof/>
               </w:rPr>
-              <w:instrText xml:space="preserve"> PAGEREF _Toc234848115 \h </w:instrText>
+              <w:instrText xml:space="preserve"> PAGEREF _Toc234850566 \h </w:instrText>
             </w:r>
             <w:r>
               <w:rPr>
@@ -943,13 +943,27 @@
               <w14:ligatures w14:val="standardContextual"/>
             </w:rPr>
           </w:pPr>
-          <w:hyperlink w:anchor="_Toc234848116" w:history="1">
+          <w:hyperlink w:anchor="_Toc234850567" w:history="1">
             <w:r>
               <w:rPr>
                 <w:rStyle w:val="Hiperligao"/>
                 <w:noProof/>
               </w:rPr>
-              <w:t>Arquitetura</w:t>
+              <w:t>Hibernate Assistant — Como F</w:t>
+            </w:r>
+            <w:r>
+              <w:rPr>
+                <w:rStyle w:val="Hiperligao"/>
+                <w:noProof/>
+              </w:rPr>
+              <w:t>u</w:t>
+            </w:r>
+            <w:r>
+              <w:rPr>
+                <w:rStyle w:val="Hiperligao"/>
+                <w:noProof/>
+              </w:rPr>
+              <w:t>nciona Internamente</w:t>
             </w:r>
             <w:r>
               <w:rPr>
@@ -967,7 +981,7 @@
               <w:rPr>
                 <w:noProof/>
               </w:rPr>
-              <w:instrText xml:space="preserve"> PAGEREF _Toc234848116 \h </w:instrText>
+              <w:instrText xml:space="preserve"> PAGEREF _Toc234850567 \h </w:instrText>
             </w:r>
             <w:r>
               <w:rPr>
@@ -984,7 +998,7 @@
               <w:rPr>
                 <w:noProof/>
               </w:rPr>
-              <w:t>8</w:t>
+              <w:t>9</w:t>
             </w:r>
             <w:r>
               <w:rPr>
@@ -1009,13 +1023,13 @@
               <w14:ligatures w14:val="standardContextual"/>
             </w:rPr>
           </w:pPr>
-          <w:hyperlink w:anchor="_Toc234848117" w:history="1">
+          <w:hyperlink w:anchor="_Toc234850568" w:history="1">
             <w:r>
               <w:rPr>
                 <w:rStyle w:val="Hiperligao"/>
                 <w:noProof/>
               </w:rPr>
-              <w:t>Implementação — o Essencial em Código</w:t>
+              <w:t>Arquitetura</w:t>
             </w:r>
             <w:r>
               <w:rPr>
@@ -1033,7 +1047,7 @@
               <w:rPr>
                 <w:noProof/>
               </w:rPr>
-              <w:instrText xml:space="preserve"> PAGEREF _Toc234848117 \h </w:instrText>
+              <w:instrText xml:space="preserve"> PAGEREF _Toc234850568 \h </w:instrText>
             </w:r>
             <w:r>
               <w:rPr>
@@ -1050,7 +1064,7 @@
               <w:rPr>
                 <w:noProof/>
               </w:rPr>
-              <w:t>10</w:t>
+              <w:t>9</w:t>
             </w:r>
             <w:r>
               <w:rPr>
@@ -1075,13 +1089,13 @@
               <w14:ligatures w14:val="standardContextual"/>
             </w:rPr>
           </w:pPr>
-          <w:hyperlink w:anchor="_Toc234848118" w:history="1">
+          <w:hyperlink w:anchor="_Toc234850569" w:history="1">
             <w:r>
               <w:rPr>
                 <w:rStyle w:val="Hiperligao"/>
                 <w:noProof/>
               </w:rPr>
-              <w:t>Pipeline Fixa vs Abordagem com Agentes</w:t>
+              <w:t>Implementação — o Essencial em Código</w:t>
             </w:r>
             <w:r>
               <w:rPr>
@@ -1099,7 +1113,7 @@
               <w:rPr>
                 <w:noProof/>
               </w:rPr>
-              <w:instrText xml:space="preserve"> PAGEREF _Toc234848118 \h </w:instrText>
+              <w:instrText xml:space="preserve"> PAGEREF _Toc234850569 \h </w:instrText>
             </w:r>
             <w:r>
               <w:rPr>
@@ -1141,13 +1155,13 @@
               <w14:ligatures w14:val="standardContextual"/>
             </w:rPr>
           </w:pPr>
-          <w:hyperlink w:anchor="_Toc234848119" w:history="1">
+          <w:hyperlink w:anchor="_Toc234850570" w:history="1">
             <w:r>
               <w:rPr>
                 <w:rStyle w:val="Hiperligao"/>
                 <w:noProof/>
               </w:rPr>
-              <w:t>As Duas Implementações — LangChain4j e Spring AI</w:t>
+              <w:t>Pipeline Fixa vs Abordagem com Agentes</w:t>
             </w:r>
             <w:r>
               <w:rPr>
@@ -1165,7 +1179,7 @@
               <w:rPr>
                 <w:noProof/>
               </w:rPr>
-              <w:instrText xml:space="preserve"> PAGEREF _Toc234848119 \h </w:instrText>
+              <w:instrText xml:space="preserve"> PAGEREF _Toc234850570 \h </w:instrText>
             </w:r>
             <w:r>
               <w:rPr>
@@ -1182,7 +1196,7 @@
               <w:rPr>
                 <w:noProof/>
               </w:rPr>
-              <w:t>11</w:t>
+              <w:t>12</w:t>
             </w:r>
             <w:r>
               <w:rPr>
@@ -1207,13 +1221,13 @@
               <w14:ligatures w14:val="standardContextual"/>
             </w:rPr>
           </w:pPr>
-          <w:hyperlink w:anchor="_Toc234848120" w:history="1">
+          <w:hyperlink w:anchor="_Toc234850571" w:history="1">
             <w:r>
               <w:rPr>
                 <w:rStyle w:val="Hiperligao"/>
                 <w:noProof/>
               </w:rPr>
-              <w:t>HQL vs SQL — Porquê HQL?</w:t>
+              <w:t>As Duas Implementações — LangChain4j e Spring AI</w:t>
             </w:r>
             <w:r>
               <w:rPr>
@@ -1231,7 +1245,7 @@
               <w:rPr>
                 <w:noProof/>
               </w:rPr>
-              <w:instrText xml:space="preserve"> PAGEREF _Toc234848120 \h </w:instrText>
+              <w:instrText xml:space="preserve"> PAGEREF _Toc234850571 \h </w:instrText>
             </w:r>
             <w:r>
               <w:rPr>
@@ -1273,13 +1287,13 @@
               <w14:ligatures w14:val="standardContextual"/>
             </w:rPr>
           </w:pPr>
-          <w:hyperlink w:anchor="_Toc234848121" w:history="1">
+          <w:hyperlink w:anchor="_Toc234850572" w:history="1">
             <w:r>
               <w:rPr>
                 <w:rStyle w:val="Hiperligao"/>
                 <w:noProof/>
               </w:rPr>
-              <w:t>RAG com Dados Reais</w:t>
+              <w:t>HQL vs SQL — Porquê HQL?</w:t>
             </w:r>
             <w:r>
               <w:rPr>
@@ -1297,7 +1311,7 @@
               <w:rPr>
                 <w:noProof/>
               </w:rPr>
-              <w:instrText xml:space="preserve"> PAGEREF _Toc234848121 \h </w:instrText>
+              <w:instrText xml:space="preserve"> PAGEREF _Toc234850572 \h </w:instrText>
             </w:r>
             <w:r>
               <w:rPr>
@@ -1314,7 +1328,7 @@
               <w:rPr>
                 <w:noProof/>
               </w:rPr>
-              <w:t>14</w:t>
+              <w:t>13</w:t>
             </w:r>
             <w:r>
               <w:rPr>
@@ -1339,13 +1353,13 @@
               <w14:ligatures w14:val="standardContextual"/>
             </w:rPr>
           </w:pPr>
-          <w:hyperlink w:anchor="_Toc234848122" w:history="1">
+          <w:hyperlink w:anchor="_Toc234850573" w:history="1">
             <w:r>
               <w:rPr>
                 <w:rStyle w:val="Hiperligao"/>
                 <w:noProof/>
               </w:rPr>
-              <w:t>Segurança e Controlo de Acesso</w:t>
+              <w:t>RAG com Dados Reais</w:t>
             </w:r>
             <w:r>
               <w:rPr>
@@ -1363,7 +1377,7 @@
               <w:rPr>
                 <w:noProof/>
               </w:rPr>
-              <w:instrText xml:space="preserve"> PAGEREF _Toc234848122 \h </w:instrText>
+              <w:instrText xml:space="preserve"> PAGEREF _Toc234850573 \h </w:instrText>
             </w:r>
             <w:r>
               <w:rPr>
@@ -1405,13 +1419,13 @@
               <w14:ligatures w14:val="standardContextual"/>
             </w:rPr>
           </w:pPr>
-          <w:hyperlink w:anchor="_Toc234848123" w:history="1">
+          <w:hyperlink w:anchor="_Toc234850574" w:history="1">
             <w:r>
               <w:rPr>
                 <w:rStyle w:val="Hiperligao"/>
                 <w:noProof/>
               </w:rPr>
-              <w:t>Perguntas de Demonstração</w:t>
+              <w:t>Segurança e Controlo de Acesso</w:t>
             </w:r>
             <w:r>
               <w:rPr>
@@ -1429,7 +1443,7 @@
               <w:rPr>
                 <w:noProof/>
               </w:rPr>
-              <w:instrText xml:space="preserve"> PAGEREF _Toc234848123 \h </w:instrText>
+              <w:instrText xml:space="preserve"> PAGEREF _Toc234850574 \h </w:instrText>
             </w:r>
             <w:r>
               <w:rPr>
@@ -1446,7 +1460,7 @@
               <w:rPr>
                 <w:noProof/>
               </w:rPr>
-              <w:t>16</w:t>
+              <w:t>15</w:t>
             </w:r>
             <w:r>
               <w:rPr>
@@ -1471,13 +1485,13 @@
               <w14:ligatures w14:val="standardContextual"/>
             </w:rPr>
           </w:pPr>
-          <w:hyperlink w:anchor="_Toc234848124" w:history="1">
+          <w:hyperlink w:anchor="_Toc234850575" w:history="1">
             <w:r>
               <w:rPr>
                 <w:rStyle w:val="Hiperligao"/>
                 <w:noProof/>
               </w:rPr>
-              <w:t>Pontos-Chave</w:t>
+              <w:t>Perguntas de Demonstração</w:t>
             </w:r>
             <w:r>
               <w:rPr>
@@ -1495,7 +1509,7 @@
               <w:rPr>
                 <w:noProof/>
               </w:rPr>
-              <w:instrText xml:space="preserve"> PAGEREF _Toc234848124 \h </w:instrText>
+              <w:instrText xml:space="preserve"> PAGEREF _Toc234850575 \h </w:instrText>
             </w:r>
             <w:r>
               <w:rPr>
@@ -1537,12 +1551,78 @@
               <w14:ligatures w14:val="standardContextual"/>
             </w:rPr>
           </w:pPr>
-          <w:hyperlink w:anchor="_Toc234848125" w:history="1">
+          <w:hyperlink w:anchor="_Toc234850576" w:history="1">
             <w:r>
               <w:rPr>
                 <w:rStyle w:val="Hiperligao"/>
                 <w:noProof/>
               </w:rPr>
+              <w:t>Pontos-Chave</w:t>
+            </w:r>
+            <w:r>
+              <w:rPr>
+                <w:noProof/>
+              </w:rPr>
+              <w:tab/>
+            </w:r>
+            <w:r>
+              <w:rPr>
+                <w:noProof/>
+              </w:rPr>
+              <w:fldChar w:fldCharType="begin"/>
+            </w:r>
+            <w:r>
+              <w:rPr>
+                <w:noProof/>
+              </w:rPr>
+              <w:instrText xml:space="preserve"> PAGEREF _Toc234850576 \h </w:instrText>
+            </w:r>
+            <w:r>
+              <w:rPr>
+                <w:noProof/>
+              </w:rPr>
+            </w:r>
+            <w:r>
+              <w:rPr>
+                <w:noProof/>
+              </w:rPr>
+              <w:fldChar w:fldCharType="separate"/>
+            </w:r>
+            <w:r>
+              <w:rPr>
+                <w:noProof/>
+              </w:rPr>
+              <w:t>17</w:t>
+            </w:r>
+            <w:r>
+              <w:rPr>
+                <w:noProof/>
+              </w:rPr>
+              <w:fldChar w:fldCharType="end"/>
+            </w:r>
+          </w:hyperlink>
+        </w:p>
+        <w:p>
+          <w:pPr>
+            <w:pStyle w:val="ndice3"/>
+            <w:tabs>
+              <w:tab w:val="right" w:leader="dot" w:pos="9628"/>
+            </w:tabs>
+            <w:rPr>
+              <w:rFonts w:asciiTheme="minorHAnsi" w:eastAsiaTheme="minorEastAsia" w:hAnsiTheme="minorHAnsi" w:cstheme="minorBidi"/>
+              <w:noProof/>
+              <w:kern w:val="2"/>
+              <w:sz w:val="24"/>
+              <w:szCs w:val="24"/>
+              <w14:ligatures w14:val="standardContextual"/>
+            </w:rPr>
+          </w:pPr>
+          <w:hyperlink w:anchor="_Toc234850577" w:history="1">
+            <w:r>
+              <w:rPr>
+                <w:rStyle w:val="Hiperligao"/>
+                <w:noProof/>
+              </w:rPr>
               <w:t>Ligações e Recursos</w:t>
             </w:r>
             <w:r>
@@ -1561,7 +1641,7 @@
               <w:rPr>
                 <w:noProof/>
               </w:rPr>
-              <w:instrText xml:space="preserve"> PAGEREF _Toc234848125 \h </w:instrText>
+              <w:instrText xml:space="preserve"> PAGEREF _Toc234850577 \h </w:instrText>
             </w:r>
             <w:r>
               <w:rPr>
@@ -1578,7 +1658,7 @@
               <w:rPr>
                 <w:noProof/>
               </w:rPr>
-              <w:t>17</w:t>
+              <w:t>18</w:t>
             </w:r>
             <w:r>
               <w:rPr>
@@ -1603,7 +1683,7 @@
               <w14:ligatures w14:val="standardContextual"/>
             </w:rPr>
           </w:pPr>
-          <w:hyperlink w:anchor="_Toc234848126" w:history="1">
+          <w:hyperlink w:anchor="_Toc234850578" w:history="1">
             <w:r>
               <w:rPr>
                 <w:rStyle w:val="Hiperligao"/>
@@ -1627,7 +1707,7 @@
               <w:rPr>
                 <w:noProof/>
               </w:rPr>
-              <w:instrText xml:space="preserve"> PAGEREF _Toc234848126 \h </w:instrText>
+              <w:instrText xml:space="preserve"> PAGEREF _Toc234850578 \h </w:instrText>
             </w:r>
             <w:r>
               <w:rPr>
@@ -1644,7 +1724,7 @@
               <w:rPr>
                 <w:noProof/>
               </w:rPr>
-              <w:t>17</w:t>
+              <w:t>19</w:t>
             </w:r>
             <w:r>
               <w:rPr>
@@ -1676,7 +1756,7 @@
           <w:lang w:val="en-US"/>
         </w:rPr>
       </w:pPr>
-      <w:bookmarkStart w:id="0" w:name="_Toc234848103"/>
+      <w:bookmarkStart w:id="0" w:name="_Toc234850554"/>
       <w:r>
         <w:rPr>
           <w:lang w:val="en-US"/>
@@ -1766,7 +1846,7 @@
         <w:t>Pros e cons: modelos locais vs remotos (cloud)</w:t>
       </w:r>
     </w:p>
-    <w:bookmarkStart w:id="1" w:name="_Toc234848104"/>
+    <w:bookmarkStart w:id="1" w:name="_Toc234850555"/>
     <w:p>
       <w:pPr>
         <w:pStyle w:val="Ttulo3"/>
@@ -1825,7 +1905,7 @@
               </wp:anchor>
             </w:drawing>
           </mc:Choice>
-          <mc:Fallback xmlns:ns9="http://schemas.openxmlformats.org/drawingml/2006/picture" xmlns:ns5="http://schemas.openxmlformats.org/drawingml/2006/main" xmlns:ns11="http://schemas.microsoft.com/office/drawing/2010/main">
+          <mc:Fallback xmlns:ns11="http://schemas.microsoft.com/office/drawing/2010/main" xmlns:ns5="http://schemas.openxmlformats.org/drawingml/2006/main" xmlns:ns9="http://schemas.openxmlformats.org/drawingml/2006/picture">
             <w:pict>
               <v:line w14:anchorId="416D2C14" id="Conexão Reta 2" o:spid="_x0000_s1026" style="position:absolute;z-index:251659264;visibility:visible;mso-wrap-style:square;mso-wrap-distance-left:9pt;mso-wrap-distance-top:0;mso-wrap-distance-right:9pt;mso-wrap-distance-bottom:0;mso-position-horizontal:absolute;mso-position-horizontal-relative:text;mso-position-vertical:absolute;mso-position-vertical-relative:text" from=".9pt,23.9pt" to="485.1pt,23.9pt" o:gfxdata="UEsDBBQABgAIAAAAIQC2gziS/gAAAOEBAAATAAAAW0NvbnRlbnRfVHlwZXNdLnhtbJSRQU7DMBBF 90jcwfIWJU67QAgl6YK0S0CoHGBkTxKLZGx5TGhvj5O2G0SRWNoz/78nu9wcxkFMGNg6quQqL6RA 0s5Y6ir5vt9lD1JwBDIwOMJKHpHlpr69KfdHjyxSmriSfYz+USnWPY7AufNIadK6MEJMx9ApD/oD OlTrorhX2lFEilmcO2RdNtjC5xDF9pCuTyYBB5bi6bQ4syoJ3g9WQ0ymaiLzg5KdCXlKLjvcW893 SUOqXwnz5DrgnHtJTxOsQfEKIT7DmDSUCaxw7Rqn8787ZsmRM9e2VmPeBN4uqYvTtW7jvijg9N/y JsXecLq0q+WD6m8AAAD//wMAUEsDBBQABgAIAAAAIQA4/SH/1gAAAJQBAAALAAAAX3JlbHMvLnJl bHOkkMFqwzAMhu+DvYPRfXGawxijTi+j0GvpHsDYimMaW0Yy2fr2M4PBMnrbUb/Q94l/f/hMi1qR JVI2sOt6UJgd+ZiDgffL8ekFlFSbvV0oo4EbChzGx4f9GRdb25HMsYhqlCwG5lrLq9biZkxWOiqY 22YiTra2kYMu1l1tQD30/bPm3wwYN0x18gb45AdQl1tp5j/sFB2T0FQ7R0nTNEV3j6o9feQzro1i OWA14Fm+Q8a1a8+Bvu/d/dMb2JY5uiPbhG/ktn4cqGU/er3pcvwCAAD//wMAUEsDBBQABgAIAAAA IQCZ2PQonAEAAJQDAAAOAAAAZHJzL2Uyb0RvYy54bWysU01P3DAQvVfqf7B8Z5MAQm202T2A4FK1 qMAPMM54Y8n2WLbZZP99x97dLGorIRAXxx/z3sx7M1muJ2vYFkLU6DreLGrOwEnstdt0/Onx9uwb ZzEJ1wuDDjq+g8jXq69flqNv4RwHND0ERiQutqPv+JCSb6sqygGsiAv04OhRYbAi0TFsqj6Ikdit qc7r+qoaMfQ+oIQY6fZm/8hXhV8pkOmXUhESMx2n2lJZQ1mf81qtlqLdBOEHLQ9liA9UYYV2lHSm uhFJsJeg/6GyWgaMqNJCoq1QKS2haCA1Tf2XmodBeChayJzoZ5vi59HKn9trdx/IhtHHNvr7kFVM Ktj8pfrYVMzazWbBlJiky6vm8vvFJXkqj2/VCehDTHeAluVNx412WYdoxfZHTJSMQo8hdDilLru0 M5CDjfsNiumekjUFXaYCrk1gW0H9FFKCS03uIfGV6AxT2pgZWL8NPMRnKJSJeQ94RpTM6NIMttph +F/2NB1LVvv4owN73dmCZ+x3pSnFGmp9UXgY0zxbr88FfvqZVn8AAAD//wMAUEsDBBQABgAIAAAA IQDx80zj4AAAAAwBAAAPAAAAZHJzL2Rvd25yZXYueG1sTE9NS8NAEL0L/odlBG92YxBr02xKqYi1 UIqtUI/b7JhEs7Nhd9uk/94RD3qZ4c1j3kc+G2wrTuhD40jB7SgBgVQ601Cl4G33dPMAIkRNRreO UMEZA8yKy4tcZ8b19IqnbawEi1DItII6xi6TMpQ1Wh1GrkNi7sN5qyNDX0njdc/itpVpktxLqxti h1p3uKix/NoerYK1Xy4X89X5kzbvtt+nq/3mZXhW6vpqeJzymE9BRBzi3wf8dOD8UHCwgzuSCaJl zOmjgrsxb6Yn4yQFcfg9yCKX/0sU3wAAAP//AwBQSwECLQAUAAYACAAAACEAtoM4kv4AAADhAQAA EwAAAAAAAAAAAAAAAAAAAAAAW0NvbnRlbnRfVHlwZXNdLnhtbFBLAQItABQABgAIAAAAIQA4/SH/ 1gAAAJQBAAALAAAAAAAAAAAAAAAAAC8BAABfcmVscy8ucmVsc1BLAQItABQABgAIAAAAIQCZ2PQo nAEAAJQDAAAOAAAAAAAAAAAAAAAAAC4CAABkcnMvZTJvRG9jLnhtbFBLAQItABQABgAIAAAAIQDx 80zj4AAAAAwBAAAPAAAAAAAAAAAAAAAAAPYDAABkcnMvZG93bnJldi54bWxQSwUGAAAAAAQABADz AAAAAwUAAAAA " strokecolor="#156082 [3204]" strokeweight=".5pt">
                 <v:stroke joinstyle="miter"/>
@@ -1855,7 +1935,7 @@
         <w:t>O foco não foi apenas técnico — foi também filosófico. Nem todas as tarefas precisam do modelo mais potente. Escolher o modelo certo para cada tarefa é em si uma competência de engenharia.</w:t>
       </w:r>
     </w:p>
-    <w:bookmarkStart w:id="2" w:name="_Toc234848105"/>
+    <w:bookmarkStart w:id="2" w:name="_Toc234850556"/>
     <w:p>
       <w:pPr>
         <w:pStyle w:val="Ttulo3"/>
@@ -1914,7 +1994,7 @@
               </wp:anchor>
             </w:drawing>
           </mc:Choice>
-          <mc:Fallback xmlns:ns9="http://schemas.openxmlformats.org/drawingml/2006/picture" xmlns:ns5="http://schemas.openxmlformats.org/drawingml/2006/main" xmlns:ns11="http://schemas.microsoft.com/office/drawing/2010/main">
+          <mc:Fallback xmlns:ns11="http://schemas.microsoft.com/office/drawing/2010/main" xmlns:ns5="http://schemas.openxmlformats.org/drawingml/2006/main" xmlns:ns9="http://schemas.openxmlformats.org/drawingml/2006/picture">
             <w:pict>
               <v:line w14:anchorId="6F2C7688" id="Conexão Reta 3" o:spid="_x0000_s1026" style="position:absolute;z-index:251660288;visibility:visible;mso-wrap-style:square;mso-wrap-distance-left:9pt;mso-wrap-distance-top:0;mso-wrap-distance-right:9pt;mso-wrap-distance-bottom:0;mso-position-horizontal:absolute;mso-position-horizontal-relative:text;mso-position-vertical:absolute;mso-position-vertical-relative:text" from=".9pt,23.25pt" to="485.1pt,23.25pt" o:gfxdata="UEsDBBQABgAIAAAAIQC2gziS/gAAAOEBAAATAAAAW0NvbnRlbnRfVHlwZXNdLnhtbJSRQU7DMBBF 90jcwfIWJU67QAgl6YK0S0CoHGBkTxKLZGx5TGhvj5O2G0SRWNoz/78nu9wcxkFMGNg6quQqL6RA 0s5Y6ir5vt9lD1JwBDIwOMJKHpHlpr69KfdHjyxSmriSfYz+USnWPY7AufNIadK6MEJMx9ApD/oD OlTrorhX2lFEilmcO2RdNtjC5xDF9pCuTyYBB5bi6bQ4syoJ3g9WQ0ymaiLzg5KdCXlKLjvcW893 SUOqXwnz5DrgnHtJTxOsQfEKIT7DmDSUCaxw7Rqn8787ZsmRM9e2VmPeBN4uqYvTtW7jvijg9N/y JsXecLq0q+WD6m8AAAD//wMAUEsDBBQABgAIAAAAIQA4/SH/1gAAAJQBAAALAAAAX3JlbHMvLnJl bHOkkMFqwzAMhu+DvYPRfXGawxijTi+j0GvpHsDYimMaW0Yy2fr2M4PBMnrbUb/Q94l/f/hMi1qR JVI2sOt6UJgd+ZiDgffL8ekFlFSbvV0oo4EbChzGx4f9GRdb25HMsYhqlCwG5lrLq9biZkxWOiqY 22YiTra2kYMu1l1tQD30/bPm3wwYN0x18gb45AdQl1tp5j/sFB2T0FQ7R0nTNEV3j6o9feQzro1i OWA14Fm+Q8a1a8+Bvu/d/dMb2JY5uiPbhG/ktn4cqGU/er3pcvwCAAD//wMAUEsDBBQABgAIAAAA IQCZ2PQonAEAAJQDAAAOAAAAZHJzL2Uyb0RvYy54bWysU01P3DAQvVfqf7B8Z5MAQm202T2A4FK1 qMAPMM54Y8n2WLbZZP99x97dLGorIRAXxx/z3sx7M1muJ2vYFkLU6DreLGrOwEnstdt0/Onx9uwb ZzEJ1wuDDjq+g8jXq69flqNv4RwHND0ERiQutqPv+JCSb6sqygGsiAv04OhRYbAi0TFsqj6Ikdit qc7r+qoaMfQ+oIQY6fZm/8hXhV8pkOmXUhESMx2n2lJZQ1mf81qtlqLdBOEHLQ9liA9UYYV2lHSm uhFJsJeg/6GyWgaMqNJCoq1QKS2haCA1Tf2XmodBeChayJzoZ5vi59HKn9trdx/IhtHHNvr7kFVM Ktj8pfrYVMzazWbBlJiky6vm8vvFJXkqj2/VCehDTHeAluVNx412WYdoxfZHTJSMQo8hdDilLru0 M5CDjfsNiumekjUFXaYCrk1gW0H9FFKCS03uIfGV6AxT2pgZWL8NPMRnKJSJeQ94RpTM6NIMttph +F/2NB1LVvv4owN73dmCZ+x3pSnFGmp9UXgY0zxbr88FfvqZVn8AAAD//wMAUEsDBBQABgAIAAAA IQC7cnDs4gAAAAwBAAAPAAAAZHJzL2Rvd25yZXYueG1sTI9BS8NAEIXvgv9hGcGb3Ri01jSbUipi LUixFepxmx2TaHY27G6b9N874kEvA28e8+Z7+WywrTiiD40jBdejBARS6UxDlYK37ePVBESImoxu HaGCEwaYFednuc6M6+kVj5tYCQ6hkGkFdYxdJmUoa7Q6jFyHxN6H81ZHlr6Sxuuew20r0yQZS6sb 4g+17nBRY/m1OVgFL365XMxXp09av9t+l6526+fhSanLi+FhymM+BRFxiH8X8NOB+aFgsL07kAmi Zc30UcHN+BYE2/d3SQpi/7uQRS7/lyi+AQAA//8DAFBLAQItABQABgAIAAAAIQC2gziS/gAAAOEB AAATAAAAAAAAAAAAAAAAAAAAAABbQ29udGVudF9UeXBlc10ueG1sUEsBAi0AFAAGAAgAAAAhADj9 If/WAAAAlAEAAAsAAAAAAAAAAAAAAAAALwEAAF9yZWxzLy5yZWxzUEsBAi0AFAAGAAgAAAAhAJnY 9CicAQAAlAMAAA4AAAAAAAAAAAAAAAAALgIAAGRycy9lMm9Eb2MueG1sUEsBAi0AFAAGAAgAAAAh ALtycOziAAAADAEAAA8AAAAAAAAAAAAAAAAA9gMAAGRycy9kb3ducmV2LnhtbFBLBQYAAAAABAAE APMAAAAFBQAAAAA= " strokecolor="#156082 [3204]" strokeweight=".5pt">
                 <v:stroke joinstyle="miter"/>
@@ -2213,7 +2293,7 @@
       <w:pPr>
         <w:pStyle w:val="Ttulo3"/>
       </w:pPr>
-      <w:bookmarkStart w:id="4" w:name="_Toc234848106"/>
+      <w:bookmarkStart w:id="4" w:name="_Toc234850557"/>
       <w:r>
         <w:t>Quantização — Porque é que um Modelo de 7B Cabe numa Laptop</w:t>
       </w:r>
@@ -2283,7 +2363,7 @@
               </wp:anchor>
             </w:drawing>
           </mc:Choice>
-          <mc:Fallback xmlns:ns9="http://schemas.openxmlformats.org/drawingml/2006/picture" xmlns:ns5="http://schemas.openxmlformats.org/drawingml/2006/main" xmlns:ns11="http://schemas.microsoft.com/office/drawing/2010/main">
+          <mc:Fallback xmlns:ns11="http://schemas.microsoft.com/office/drawing/2010/main" xmlns:ns5="http://schemas.openxmlformats.org/drawingml/2006/main" xmlns:ns9="http://schemas.openxmlformats.org/drawingml/2006/picture">
             <w:pict>
               <v:line w14:anchorId="65E0A2AF" id="Conexão Reta 3" o:spid="_x0000_s1026" style="position:absolute;z-index:251697152;visibility:visible;mso-wrap-style:square;mso-wrap-distance-left:9pt;mso-wrap-distance-top:0;mso-wrap-distance-right:9pt;mso-wrap-distance-bottom:0;mso-position-horizontal:absolute;mso-position-horizontal-relative:text;mso-position-vertical:absolute;mso-position-vertical-relative:text" from="0,-.05pt" to="484.2pt,-.05pt" o:gfxdata="UEsDBBQABgAIAAAAIQC2gziS/gAAAOEBAAATAAAAW0NvbnRlbnRfVHlwZXNdLnhtbJSRQU7DMBBF 90jcwfIWJU67QAgl6YK0S0CoHGBkTxKLZGx5TGhvj5O2G0SRWNoz/78nu9wcxkFMGNg6quQqL6RA 0s5Y6ir5vt9lD1JwBDIwOMJKHpHlpr69KfdHjyxSmriSfYz+USnWPY7AufNIadK6MEJMx9ApD/oD OlTrorhX2lFEilmcO2RdNtjC5xDF9pCuTyYBB5bi6bQ4syoJ3g9WQ0ymaiLzg5KdCXlKLjvcW893 SUOqXwnz5DrgnHtJTxOsQfEKIT7DmDSUCaxw7Rqn8787ZsmRM9e2VmPeBN4uqYvTtW7jvijg9N/y JsXecLq0q+WD6m8AAAD//wMAUEsDBBQABgAIAAAAIQA4/SH/1gAAAJQBAAALAAAAX3JlbHMvLnJl bHOkkMFqwzAMhu+DvYPRfXGawxijTi+j0GvpHsDYimMaW0Yy2fr2M4PBMnrbUb/Q94l/f/hMi1qR JVI2sOt6UJgd+ZiDgffL8ekFlFSbvV0oo4EbChzGx4f9GRdb25HMsYhqlCwG5lrLq9biZkxWOiqY 22YiTra2kYMu1l1tQD30/bPm3wwYN0x18gb45AdQl1tp5j/sFB2T0FQ7R0nTNEV3j6o9feQzro1i OWA14Fm+Q8a1a8+Bvu/d/dMb2JY5uiPbhG/ktn4cqGU/er3pcvwCAAD//wMAUEsDBBQABgAIAAAA IQCZ2PQonAEAAJQDAAAOAAAAZHJzL2Uyb0RvYy54bWysU01P3DAQvVfqf7B8Z5MAQm202T2A4FK1 qMAPMM54Y8n2WLbZZP99x97dLGorIRAXxx/z3sx7M1muJ2vYFkLU6DreLGrOwEnstdt0/Onx9uwb ZzEJ1wuDDjq+g8jXq69flqNv4RwHND0ERiQutqPv+JCSb6sqygGsiAv04OhRYbAi0TFsqj6Ikdit qc7r+qoaMfQ+oIQY6fZm/8hXhV8pkOmXUhESMx2n2lJZQ1mf81qtlqLdBOEHLQ9liA9UYYV2lHSm uhFJsJeg/6GyWgaMqNJCoq1QKS2haCA1Tf2XmodBeChayJzoZ5vi59HKn9trdx/IhtHHNvr7kFVM Ktj8pfrYVMzazWbBlJiky6vm8vvFJXkqj2/VCehDTHeAluVNx412WYdoxfZHTJSMQo8hdDilLru0 M5CDjfsNiumekjUFXaYCrk1gW0H9FFKCS03uIfGV6AxT2pgZWL8NPMRnKJSJeQ94RpTM6NIMttph +F/2NB1LVvv4owN73dmCZ+x3pSnFGmp9UXgY0zxbr88FfvqZVn8AAAD//wMAUEsDBBQABgAIAAAA IQCasyRQ4AAAAAkBAAAPAAAAZHJzL2Rvd25yZXYueG1sTI9Ba8JAEIXvhf6HZQq96UYpYmM2IpZS KxSpFfS4ZqdJ2uxs2F1N/Pcde2kvA4/He/O+bN7bRpzRh9qRgtEwAYFUOFNTqWD38TyYgghRk9GN I1RwwQDz/PYm06lxHb3jeRtLwSUUUq2girFNpQxFhVaHoWuR2Pt03urI0pfSeN1xuW3kOEkm0uqa +EOlW1xWWHxvT1bBm1+tlov15Ys2B9vtx+v95rV/Uer+rn+a8VnMQETs418Crgy8H3IednQnMkE0 CpgmKhiMQLD5OJk+gDj+apln8j9B/gMAAP//AwBQSwECLQAUAAYACAAAACEAtoM4kv4AAADhAQAA EwAAAAAAAAAAAAAAAAAAAAAAW0NvbnRlbnRfVHlwZXNdLnhtbFBLAQItABQABgAIAAAAIQA4/SH/ 1gAAAJQBAAALAAAAAAAAAAAAAAAAAC8BAABfcmVscy8ucmVsc1BLAQItABQABgAIAAAAIQCZ2PQo nAEAAJQDAAAOAAAAAAAAAAAAAAAAAC4CAABkcnMvZTJvRG9jLnhtbFBLAQItABQABgAIAAAAIQCa syRQ4AAAAAkBAAAPAAAAAAAAAAAAAAAAAPYDAABkcnMvZG93bnJldi54bWxQSwUGAAAAAAQABADz AAAAAwUAAAAA " strokecolor="#156082 [3204]" strokeweight=".5pt">
                 <v:stroke joinstyle="miter"/>
@@ -2964,7 +3044,7 @@
       <w:pPr>
         <w:pStyle w:val="Ttulo3"/>
       </w:pPr>
-      <w:bookmarkStart w:id="5" w:name="_Toc234848107"/>
+      <w:bookmarkStart w:id="5" w:name="_Toc234850558"/>
       <w:r>
         <w:lastRenderedPageBreak/>
         <w:t>Vantagens e Desvantagens do Desenvolvimento Local com LLMs</w:t>
@@ -3029,7 +3109,7 @@
               </wp:anchor>
             </w:drawing>
           </mc:Choice>
-          <mc:Fallback xmlns:ns9="http://schemas.openxmlformats.org/drawingml/2006/picture" xmlns:ns5="http://schemas.openxmlformats.org/drawingml/2006/main" xmlns:ns11="http://schemas.microsoft.com/office/drawing/2010/main">
+          <mc:Fallback xmlns:ns11="http://schemas.microsoft.com/office/drawing/2010/main" xmlns:ns5="http://schemas.openxmlformats.org/drawingml/2006/main" xmlns:ns9="http://schemas.openxmlformats.org/drawingml/2006/picture">
             <w:pict>
               <v:line w14:anchorId="781B6A1A" id="Conexão Reta 3" o:spid="_x0000_s1026" style="position:absolute;z-index:251662336;visibility:visible;mso-wrap-style:square;mso-wrap-distance-left:9pt;mso-wrap-distance-top:0;mso-wrap-distance-right:9pt;mso-wrap-distance-bottom:0;mso-position-horizontal:absolute;mso-position-horizontal-relative:text;mso-position-vertical:absolute;mso-position-vertical-relative:text" from="0,-.05pt" to="484.2pt,-.05pt" o:gfxdata="UEsDBBQABgAIAAAAIQC2gziS/gAAAOEBAAATAAAAW0NvbnRlbnRfVHlwZXNdLnhtbJSRQU7DMBBF 90jcwfIWJU67QAgl6YK0S0CoHGBkTxKLZGx5TGhvj5O2G0SRWNoz/78nu9wcxkFMGNg6quQqL6RA 0s5Y6ir5vt9lD1JwBDIwOMJKHpHlpr69KfdHjyxSmriSfYz+USnWPY7AufNIadK6MEJMx9ApD/oD OlTrorhX2lFEilmcO2RdNtjC5xDF9pCuTyYBB5bi6bQ4syoJ3g9WQ0ymaiLzg5KdCXlKLjvcW893 SUOqXwnz5DrgnHtJTxOsQfEKIT7DmDSUCaxw7Rqn8787ZsmRM9e2VmPeBN4uqYvTtW7jvijg9N/y JsXecLq0q+WD6m8AAAD//wMAUEsDBBQABgAIAAAAIQA4/SH/1gAAAJQBAAALAAAAX3JlbHMvLnJl bHOkkMFqwzAMhu+DvYPRfXGawxijTi+j0GvpHsDYimMaW0Yy2fr2M4PBMnrbUb/Q94l/f/hMi1qR JVI2sOt6UJgd+ZiDgffL8ekFlFSbvV0oo4EbChzGx4f9GRdb25HMsYhqlCwG5lrLq9biZkxWOiqY 22YiTra2kYMu1l1tQD30/bPm3wwYN0x18gb45AdQl1tp5j/sFB2T0FQ7R0nTNEV3j6o9feQzro1i OWA14Fm+Q8a1a8+Bvu/d/dMb2JY5uiPbhG/ktn4cqGU/er3pcvwCAAD//wMAUEsDBBQABgAIAAAA IQCZ2PQonAEAAJQDAAAOAAAAZHJzL2Uyb0RvYy54bWysU01P3DAQvVfqf7B8Z5MAQm202T2A4FK1 qMAPMM54Y8n2WLbZZP99x97dLGorIRAXxx/z3sx7M1muJ2vYFkLU6DreLGrOwEnstdt0/Onx9uwb ZzEJ1wuDDjq+g8jXq69flqNv4RwHND0ERiQutqPv+JCSb6sqygGsiAv04OhRYbAi0TFsqj6Ikdit qc7r+qoaMfQ+oIQY6fZm/8hXhV8pkOmXUhESMx2n2lJZQ1mf81qtlqLdBOEHLQ9liA9UYYV2lHSm uhFJsJeg/6GyWgaMqNJCoq1QKS2haCA1Tf2XmodBeChayJzoZ5vi59HKn9trdx/IhtHHNvr7kFVM Ktj8pfrYVMzazWbBlJiky6vm8vvFJXkqj2/VCehDTHeAluVNx412WYdoxfZHTJSMQo8hdDilLru0 M5CDjfsNiumekjUFXaYCrk1gW0H9FFKCS03uIfGV6AxT2pgZWL8NPMRnKJSJeQ94RpTM6NIMttph +F/2NB1LVvv4owN73dmCZ+x3pSnFGmp9UXgY0zxbr88FfvqZVn8AAAD//wMAUEsDBBQABgAIAAAA IQCasyRQ4AAAAAkBAAAPAAAAZHJzL2Rvd25yZXYueG1sTI9Ba8JAEIXvhf6HZQq96UYpYmM2IpZS KxSpFfS4ZqdJ2uxs2F1N/Pcde2kvA4/He/O+bN7bRpzRh9qRgtEwAYFUOFNTqWD38TyYgghRk9GN I1RwwQDz/PYm06lxHb3jeRtLwSUUUq2girFNpQxFhVaHoWuR2Pt03urI0pfSeN1xuW3kOEkm0uqa +EOlW1xWWHxvT1bBm1+tlov15Ys2B9vtx+v95rV/Uer+rn+a8VnMQETs418Crgy8H3IednQnMkE0 CpgmKhiMQLD5OJk+gDj+apln8j9B/gMAAP//AwBQSwECLQAUAAYACAAAACEAtoM4kv4AAADhAQAA EwAAAAAAAAAAAAAAAAAAAAAAW0NvbnRlbnRfVHlwZXNdLnhtbFBLAQItABQABgAIAAAAIQA4/SH/ 1gAAAJQBAAALAAAAAAAAAAAAAAAAAC8BAABfcmVscy8ucmVsc1BLAQItABQABgAIAAAAIQCZ2PQo nAEAAJQDAAAOAAAAAAAAAAAAAAAAAC4CAABkcnMvZTJvRG9jLnhtbFBLAQItABQABgAIAAAAIQCa syRQ4AAAAAkBAAAPAAAAAAAAAAAAAAAAAPYDAABkcnMvZG93bnJldi54bWxQSwUGAAAAAAQABADz AAAAAwUAAAAA " strokecolor="#156082 [3204]" strokeweight=".5pt">
                 <v:stroke joinstyle="miter"/>
@@ -3471,7 +3551,7 @@
       <w:pPr>
         <w:pStyle w:val="Ttulo3"/>
       </w:pPr>
-      <w:bookmarkStart w:id="6" w:name="_Toc234848108"/>
+      <w:bookmarkStart w:id="6" w:name="_Toc234850559"/>
       <w:r>
         <w:t>Ferramentas do Ecossistema Local</w:t>
       </w:r>
@@ -3535,7 +3615,7 @@
               </wp:anchor>
             </w:drawing>
           </mc:Choice>
-          <mc:Fallback xmlns:ns9="http://schemas.openxmlformats.org/drawingml/2006/picture" xmlns:ns5="http://schemas.openxmlformats.org/drawingml/2006/main" xmlns:ns11="http://schemas.microsoft.com/office/drawing/2010/main">
+          <mc:Fallback xmlns:ns11="http://schemas.microsoft.com/office/drawing/2010/main" xmlns:ns5="http://schemas.openxmlformats.org/drawingml/2006/main" xmlns:ns9="http://schemas.openxmlformats.org/drawingml/2006/picture">
             <w:pict>
               <v:line w14:anchorId="20F34B84" id="Conexão Reta 3" o:spid="_x0000_s1026" style="position:absolute;z-index:251664384;visibility:visible;mso-wrap-style:square;mso-wrap-distance-left:9pt;mso-wrap-distance-top:0;mso-wrap-distance-right:9pt;mso-wrap-distance-bottom:0;mso-position-horizontal:absolute;mso-position-horizontal-relative:text;mso-position-vertical:absolute;mso-position-vertical-relative:text" from="0,-.05pt" to="484.2pt,-.05pt" o:gfxdata="UEsDBBQABgAIAAAAIQC2gziS/gAAAOEBAAATAAAAW0NvbnRlbnRfVHlwZXNdLnhtbJSRQU7DMBBF 90jcwfIWJU67QAgl6YK0S0CoHGBkTxKLZGx5TGhvj5O2G0SRWNoz/78nu9wcxkFMGNg6quQqL6RA 0s5Y6ir5vt9lD1JwBDIwOMJKHpHlpr69KfdHjyxSmriSfYz+USnWPY7AufNIadK6MEJMx9ApD/oD OlTrorhX2lFEilmcO2RdNtjC5xDF9pCuTyYBB5bi6bQ4syoJ3g9WQ0ymaiLzg5KdCXlKLjvcW893 SUOqXwnz5DrgnHtJTxOsQfEKIT7DmDSUCaxw7Rqn8787ZsmRM9e2VmPeBN4uqYvTtW7jvijg9N/y JsXecLq0q+WD6m8AAAD//wMAUEsDBBQABgAIAAAAIQA4/SH/1gAAAJQBAAALAAAAX3JlbHMvLnJl bHOkkMFqwzAMhu+DvYPRfXGawxijTi+j0GvpHsDYimMaW0Yy2fr2M4PBMnrbUb/Q94l/f/hMi1qR JVI2sOt6UJgd+ZiDgffL8ekFlFSbvV0oo4EbChzGx4f9GRdb25HMsYhqlCwG5lrLq9biZkxWOiqY 22YiTra2kYMu1l1tQD30/bPm3wwYN0x18gb45AdQl1tp5j/sFB2T0FQ7R0nTNEV3j6o9feQzro1i OWA14Fm+Q8a1a8+Bvu/d/dMb2JY5uiPbhG/ktn4cqGU/er3pcvwCAAD//wMAUEsDBBQABgAIAAAA IQCZ2PQonAEAAJQDAAAOAAAAZHJzL2Uyb0RvYy54bWysU01P3DAQvVfqf7B8Z5MAQm202T2A4FK1 qMAPMM54Y8n2WLbZZP99x97dLGorIRAXxx/z3sx7M1muJ2vYFkLU6DreLGrOwEnstdt0/Onx9uwb ZzEJ1wuDDjq+g8jXq69flqNv4RwHND0ERiQutqPv+JCSb6sqygGsiAv04OhRYbAi0TFsqj6Ikdit qc7r+qoaMfQ+oIQY6fZm/8hXhV8pkOmXUhESMx2n2lJZQ1mf81qtlqLdBOEHLQ9liA9UYYV2lHSm uhFJsJeg/6GyWgaMqNJCoq1QKS2haCA1Tf2XmodBeChayJzoZ5vi59HKn9trdx/IhtHHNvr7kFVM Ktj8pfrYVMzazWbBlJiky6vm8vvFJXkqj2/VCehDTHeAluVNx412WYdoxfZHTJSMQo8hdDilLru0 M5CDjfsNiumekjUFXaYCrk1gW0H9FFKCS03uIfGV6AxT2pgZWL8NPMRnKJSJeQ94RpTM6NIMttph +F/2NB1LVvv4owN73dmCZ+x3pSnFGmp9UXgY0zxbr88FfvqZVn8AAAD//wMAUEsDBBQABgAIAAAA IQCasyRQ4AAAAAkBAAAPAAAAZHJzL2Rvd25yZXYueG1sTI9Ba8JAEIXvhf6HZQq96UYpYmM2IpZS KxSpFfS4ZqdJ2uxs2F1N/Pcde2kvA4/He/O+bN7bRpzRh9qRgtEwAYFUOFNTqWD38TyYgghRk9GN I1RwwQDz/PYm06lxHb3jeRtLwSUUUq2girFNpQxFhVaHoWuR2Pt03urI0pfSeN1xuW3kOEkm0uqa +EOlW1xWWHxvT1bBm1+tlov15Ys2B9vtx+v95rV/Uer+rn+a8VnMQETs418Crgy8H3IednQnMkE0 CpgmKhiMQLD5OJk+gDj+apln8j9B/gMAAP//AwBQSwECLQAUAAYACAAAACEAtoM4kv4AAADhAQAA EwAAAAAAAAAAAAAAAAAAAAAAW0NvbnRlbnRfVHlwZXNdLnhtbFBLAQItABQABgAIAAAAIQA4/SH/ 1gAAAJQBAAALAAAAAAAAAAAAAAAAAC8BAABfcmVscy8ucmVsc1BLAQItABQABgAIAAAAIQCZ2PQo nAEAAJQDAAAOAAAAAAAAAAAAAAAAAC4CAABkcnMvZTJvRG9jLnhtbFBLAQItABQABgAIAAAAIQCa syRQ4AAAAAkBAAAPAAAAAAAAAAAAAAAAAPYDAABkcnMvZG93bnJldi54bWxQSwUGAAAAAAQABADz AAAAAwUAAAAA " strokecolor="#156082 [3204]" strokeweight=".5pt">
                 <v:stroke joinstyle="miter"/>
@@ -3930,7 +4010,7 @@
       <w:pPr>
         <w:pStyle w:val="Ttulo3"/>
       </w:pPr>
-      <w:bookmarkStart w:id="7" w:name="_Toc234848109"/>
+      <w:bookmarkStart w:id="7" w:name="_Toc234850560"/>
       <w:r>
         <w:lastRenderedPageBreak/>
         <w:t>Escolher o Modelo Certo</w:t>
@@ -3995,7 +4075,7 @@
               </wp:anchor>
             </w:drawing>
           </mc:Choice>
-          <mc:Fallback xmlns:ns9="http://schemas.openxmlformats.org/drawingml/2006/picture" xmlns:ns5="http://schemas.openxmlformats.org/drawingml/2006/main" xmlns:ns11="http://schemas.microsoft.com/office/drawing/2010/main">
+          <mc:Fallback xmlns:ns11="http://schemas.microsoft.com/office/drawing/2010/main" xmlns:ns5="http://schemas.openxmlformats.org/drawingml/2006/main" xmlns:ns9="http://schemas.openxmlformats.org/drawingml/2006/picture">
             <w:pict>
               <v:line w14:anchorId="619BBE13" id="Conexão Reta 3" o:spid="_x0000_s1026" style="position:absolute;z-index:251666432;visibility:visible;mso-wrap-style:square;mso-wrap-distance-left:9pt;mso-wrap-distance-top:0;mso-wrap-distance-right:9pt;mso-wrap-distance-bottom:0;mso-position-horizontal:absolute;mso-position-horizontal-relative:text;mso-position-vertical:absolute;mso-position-vertical-relative:text" from="0,-.05pt" to="484.2pt,-.05pt" o:gfxdata="UEsDBBQABgAIAAAAIQC2gziS/gAAAOEBAAATAAAAW0NvbnRlbnRfVHlwZXNdLnhtbJSRQU7DMBBF 90jcwfIWJU67QAgl6YK0S0CoHGBkTxKLZGx5TGhvj5O2G0SRWNoz/78nu9wcxkFMGNg6quQqL6RA 0s5Y6ir5vt9lD1JwBDIwOMJKHpHlpr69KfdHjyxSmriSfYz+USnWPY7AufNIadK6MEJMx9ApD/oD OlTrorhX2lFEilmcO2RdNtjC5xDF9pCuTyYBB5bi6bQ4syoJ3g9WQ0ymaiLzg5KdCXlKLjvcW893 SUOqXwnz5DrgnHtJTxOsQfEKIT7DmDSUCaxw7Rqn8787ZsmRM9e2VmPeBN4uqYvTtW7jvijg9N/y JsXecLq0q+WD6m8AAAD//wMAUEsDBBQABgAIAAAAIQA4/SH/1gAAAJQBAAALAAAAX3JlbHMvLnJl bHOkkMFqwzAMhu+DvYPRfXGawxijTi+j0GvpHsDYimMaW0Yy2fr2M4PBMnrbUb/Q94l/f/hMi1qR JVI2sOt6UJgd+ZiDgffL8ekFlFSbvV0oo4EbChzGx4f9GRdb25HMsYhqlCwG5lrLq9biZkxWOiqY 22YiTra2kYMu1l1tQD30/bPm3wwYN0x18gb45AdQl1tp5j/sFB2T0FQ7R0nTNEV3j6o9feQzro1i OWA14Fm+Q8a1a8+Bvu/d/dMb2JY5uiPbhG/ktn4cqGU/er3pcvwCAAD//wMAUEsDBBQABgAIAAAA IQCZ2PQonAEAAJQDAAAOAAAAZHJzL2Uyb0RvYy54bWysU01P3DAQvVfqf7B8Z5MAQm202T2A4FK1 qMAPMM54Y8n2WLbZZP99x97dLGorIRAXxx/z3sx7M1muJ2vYFkLU6DreLGrOwEnstdt0/Onx9uwb ZzEJ1wuDDjq+g8jXq69flqNv4RwHND0ERiQutqPv+JCSb6sqygGsiAv04OhRYbAi0TFsqj6Ikdit qc7r+qoaMfQ+oIQY6fZm/8hXhV8pkOmXUhESMx2n2lJZQ1mf81qtlqLdBOEHLQ9liA9UYYV2lHSm uhFJsJeg/6GyWgaMqNJCoq1QKS2haCA1Tf2XmodBeChayJzoZ5vi59HKn9trdx/IhtHHNvr7kFVM Ktj8pfrYVMzazWbBlJiky6vm8vvFJXkqj2/VCehDTHeAluVNx412WYdoxfZHTJSMQo8hdDilLru0 M5CDjfsNiumekjUFXaYCrk1gW0H9FFKCS03uIfGV6AxT2pgZWL8NPMRnKJSJeQ94RpTM6NIMttph +F/2NB1LVvv4owN73dmCZ+x3pSnFGmp9UXgY0zxbr88FfvqZVn8AAAD//wMAUEsDBBQABgAIAAAA IQCasyRQ4AAAAAkBAAAPAAAAZHJzL2Rvd25yZXYueG1sTI9Ba8JAEIXvhf6HZQq96UYpYmM2IpZS KxSpFfS4ZqdJ2uxs2F1N/Pcde2kvA4/He/O+bN7bRpzRh9qRgtEwAYFUOFNTqWD38TyYgghRk9GN I1RwwQDz/PYm06lxHb3jeRtLwSUUUq2girFNpQxFhVaHoWuR2Pt03urI0pfSeN1xuW3kOEkm0uqa +EOlW1xWWHxvT1bBm1+tlov15Ys2B9vtx+v95rV/Uer+rn+a8VnMQETs418Crgy8H3IednQnMkE0 CpgmKhiMQLD5OJk+gDj+apln8j9B/gMAAP//AwBQSwECLQAUAAYACAAAACEAtoM4kv4AAADhAQAA EwAAAAAAAAAAAAAAAAAAAAAAW0NvbnRlbnRfVHlwZXNdLnhtbFBLAQItABQABgAIAAAAIQA4/SH/ 1gAAAJQBAAALAAAAAAAAAAAAAAAAAC8BAABfcmVscy8ucmVsc1BLAQItABQABgAIAAAAIQCZ2PQo nAEAAJQDAAAOAAAAAAAAAAAAAAAAAC4CAABkcnMvZTJvRG9jLnhtbFBLAQItABQABgAIAAAAIQCa syRQ4AAAAAkBAAAPAAAAAAAAAAAAAAAAAPYDAABkcnMvZG93bnJldi54bWxQSwUGAAAAAAQABADz AAAAAwUAAAAA " strokecolor="#156082 [3204]" strokeweight=".5pt">
                 <v:stroke joinstyle="miter"/>
@@ -4098,7 +4178,7 @@
       <w:pPr>
         <w:pStyle w:val="Ttulo3"/>
       </w:pPr>
-      <w:bookmarkStart w:id="8" w:name="_Toc234848110"/>
+      <w:bookmarkStart w:id="8" w:name="_Toc234850561"/>
       <w:r>
         <w:t>Segurança em Modelos Open-Source</w:t>
       </w:r>
@@ -4162,7 +4242,7 @@
               </wp:anchor>
             </w:drawing>
           </mc:Choice>
-          <mc:Fallback xmlns:ns9="http://schemas.openxmlformats.org/drawingml/2006/picture" xmlns:ns5="http://schemas.openxmlformats.org/drawingml/2006/main" xmlns:ns11="http://schemas.microsoft.com/office/drawing/2010/main">
+          <mc:Fallback xmlns:ns11="http://schemas.microsoft.com/office/drawing/2010/main" xmlns:ns5="http://schemas.openxmlformats.org/drawingml/2006/main" xmlns:ns9="http://schemas.openxmlformats.org/drawingml/2006/picture">
             <w:pict>
               <v:line w14:anchorId="44DE2E80" id="Conexão Reta 3" o:spid="_x0000_s1026" style="position:absolute;z-index:251668480;visibility:visible;mso-wrap-style:square;mso-wrap-distance-left:9pt;mso-wrap-distance-top:0;mso-wrap-distance-right:9pt;mso-wrap-distance-bottom:0;mso-position-horizontal:absolute;mso-position-horizontal-relative:text;mso-position-vertical:absolute;mso-position-vertical-relative:text" from="0,0" to="484.2pt,0" o:gfxdata="UEsDBBQABgAIAAAAIQC2gziS/gAAAOEBAAATAAAAW0NvbnRlbnRfVHlwZXNdLnhtbJSRQU7DMBBF 90jcwfIWJU67QAgl6YK0S0CoHGBkTxKLZGx5TGhvj5O2G0SRWNoz/78nu9wcxkFMGNg6quQqL6RA 0s5Y6ir5vt9lD1JwBDIwOMJKHpHlpr69KfdHjyxSmriSfYz+USnWPY7AufNIadK6MEJMx9ApD/oD OlTrorhX2lFEilmcO2RdNtjC5xDF9pCuTyYBB5bi6bQ4syoJ3g9WQ0ymaiLzg5KdCXlKLjvcW893 SUOqXwnz5DrgnHtJTxOsQfEKIT7DmDSUCaxw7Rqn8787ZsmRM9e2VmPeBN4uqYvTtW7jvijg9N/y JsXecLq0q+WD6m8AAAD//wMAUEsDBBQABgAIAAAAIQA4/SH/1gAAAJQBAAALAAAAX3JlbHMvLnJl bHOkkMFqwzAMhu+DvYPRfXGawxijTi+j0GvpHsDYimMaW0Yy2fr2M4PBMnrbUb/Q94l/f/hMi1qR JVI2sOt6UJgd+ZiDgffL8ekFlFSbvV0oo4EbChzGx4f9GRdb25HMsYhqlCwG5lrLq9biZkxWOiqY 22YiTra2kYMu1l1tQD30/bPm3wwYN0x18gb45AdQl1tp5j/sFB2T0FQ7R0nTNEV3j6o9feQzro1i OWA14Fm+Q8a1a8+Bvu/d/dMb2JY5uiPbhG/ktn4cqGU/er3pcvwCAAD//wMAUEsDBBQABgAIAAAA IQCZ2PQonAEAAJQDAAAOAAAAZHJzL2Uyb0RvYy54bWysU01P3DAQvVfqf7B8Z5MAQm202T2A4FK1 qMAPMM54Y8n2WLbZZP99x97dLGorIRAXxx/z3sx7M1muJ2vYFkLU6DreLGrOwEnstdt0/Onx9uwb ZzEJ1wuDDjq+g8jXq69flqNv4RwHND0ERiQutqPv+JCSb6sqygGsiAv04OhRYbAi0TFsqj6Ikdit qc7r+qoaMfQ+oIQY6fZm/8hXhV8pkOmXUhESMx2n2lJZQ1mf81qtlqLdBOEHLQ9liA9UYYV2lHSm uhFJsJeg/6GyWgaMqNJCoq1QKS2haCA1Tf2XmodBeChayJzoZ5vi59HKn9trdx/IhtHHNvr7kFVM Ktj8pfrYVMzazWbBlJiky6vm8vvFJXkqj2/VCehDTHeAluVNx412WYdoxfZHTJSMQo8hdDilLru0 M5CDjfsNiumekjUFXaYCrk1gW0H9FFKCS03uIfGV6AxT2pgZWL8NPMRnKJSJeQ94RpTM6NIMttph +F/2NB1LVvv4owN73dmCZ+x3pSnFGmp9UXgY0zxbr88FfvqZVn8AAAD//wMAUEsDBBQABgAIAAAA IQBdcTjb3gAAAAcBAAAPAAAAZHJzL2Rvd25yZXYueG1sTI9Ba8JAEIXvBf/DMkJvdVMpYmM2IpZS KxSpLdjjmp0m0exs2F1N/Pcde2kvDx6PefO9bN7bRpzRh9qRgvtRAgKpcKamUsHnx/PdFESImoxu HKGCCwaY54ObTKfGdfSO520sBZdQSLWCKsY2lTIUFVodRq5F4uzbeasjW19K43XH5baR4ySZSKtr 4g+VbnFZYXHcnqyCN79aLRfry4E2X7bbjde7zWv/otTtsH+asSxmICL28e8CrhuYH3IG27sTmSAa Bbwm/ipnj5PpA4j91co8k//58x8AAAD//wMAUEsBAi0AFAAGAAgAAAAhALaDOJL+AAAA4QEAABMA AAAAAAAAAAAAAAAAAAAAAFtDb250ZW50X1R5cGVzXS54bWxQSwECLQAUAAYACAAAACEAOP0h/9YA AACUAQAACwAAAAAAAAAAAAAAAAAvAQAAX3JlbHMvLnJlbHNQSwECLQAUAAYACAAAACEAmdj0KJwB AACUAwAADgAAAAAAAAAAAAAAAAAuAgAAZHJzL2Uyb0RvYy54bWxQSwECLQAUAAYACAAAACEAXXE4 294AAAAHAQAADwAAAAAAAAAAAAAAAAD2AwAAZHJzL2Rvd25yZXYueG1sUEsFBgAAAAAEAAQA8wAA AAEFAAAAAA== " strokecolor="#156082 [3204]" strokeweight=".5pt">
                 <v:stroke joinstyle="miter"/>
@@ -4310,7 +4390,7 @@
       <w:pPr>
         <w:pStyle w:val="Ttulo3"/>
       </w:pPr>
-      <w:bookmarkStart w:id="9" w:name="_Toc234848111"/>
+      <w:bookmarkStart w:id="9" w:name="_Toc234850562"/>
       <w:r>
         <w:t>Pontos-Chave</w:t>
       </w:r>
@@ -4381,7 +4461,7 @@
               </wp:anchor>
             </w:drawing>
           </mc:Choice>
-          <mc:Fallback xmlns:ns9="http://schemas.openxmlformats.org/drawingml/2006/picture" xmlns:ns5="http://schemas.openxmlformats.org/drawingml/2006/main" xmlns:ns11="http://schemas.microsoft.com/office/drawing/2010/main">
+          <mc:Fallback xmlns:ns11="http://schemas.microsoft.com/office/drawing/2010/main" xmlns:ns5="http://schemas.openxmlformats.org/drawingml/2006/main" xmlns:ns9="http://schemas.openxmlformats.org/drawingml/2006/picture">
             <w:pict>
               <v:line w14:anchorId="7BCFBA01" id="Conexão Reta 3" o:spid="_x0000_s1026" style="position:absolute;z-index:251670528;visibility:visible;mso-wrap-style:square;mso-wrap-distance-left:9pt;mso-wrap-distance-top:0;mso-wrap-distance-right:9pt;mso-wrap-distance-bottom:0;mso-position-horizontal:absolute;mso-position-horizontal-relative:text;mso-position-vertical:absolute;mso-position-vertical-relative:text" from="0,-.05pt" to="484.2pt,-.05pt" o:gfxdata="UEsDBBQABgAIAAAAIQC2gziS/gAAAOEBAAATAAAAW0NvbnRlbnRfVHlwZXNdLnhtbJSRQU7DMBBF 90jcwfIWJU67QAgl6YK0S0CoHGBkTxKLZGx5TGhvj5O2G0SRWNoz/78nu9wcxkFMGNg6quQqL6RA 0s5Y6ir5vt9lD1JwBDIwOMJKHpHlpr69KfdHjyxSmriSfYz+USnWPY7AufNIadK6MEJMx9ApD/oD OlTrorhX2lFEilmcO2RdNtjC5xDF9pCuTyYBB5bi6bQ4syoJ3g9WQ0ymaiLzg5KdCXlKLjvcW893 SUOqXwnz5DrgnHtJTxOsQfEKIT7DmDSUCaxw7Rqn8787ZsmRM9e2VmPeBN4uqYvTtW7jvijg9N/y JsXecLq0q+WD6m8AAAD//wMAUEsDBBQABgAIAAAAIQA4/SH/1gAAAJQBAAALAAAAX3JlbHMvLnJl bHOkkMFqwzAMhu+DvYPRfXGawxijTi+j0GvpHsDYimMaW0Yy2fr2M4PBMnrbUb/Q94l/f/hMi1qR JVI2sOt6UJgd+ZiDgffL8ekFlFSbvV0oo4EbChzGx4f9GRdb25HMsYhqlCwG5lrLq9biZkxWOiqY 22YiTra2kYMu1l1tQD30/bPm3wwYN0x18gb45AdQl1tp5j/sFB2T0FQ7R0nTNEV3j6o9feQzro1i OWA14Fm+Q8a1a8+Bvu/d/dMb2JY5uiPbhG/ktn4cqGU/er3pcvwCAAD//wMAUEsDBBQABgAIAAAA IQCZ2PQonAEAAJQDAAAOAAAAZHJzL2Uyb0RvYy54bWysU01P3DAQvVfqf7B8Z5MAQm202T2A4FK1 qMAPMM54Y8n2WLbZZP99x97dLGorIRAXxx/z3sx7M1muJ2vYFkLU6DreLGrOwEnstdt0/Onx9uwb ZzEJ1wuDDjq+g8jXq69flqNv4RwHND0ERiQutqPv+JCSb6sqygGsiAv04OhRYbAi0TFsqj6Ikdit qc7r+qoaMfQ+oIQY6fZm/8hXhV8pkOmXUhESMx2n2lJZQ1mf81qtlqLdBOEHLQ9liA9UYYV2lHSm uhFJsJeg/6GyWgaMqNJCoq1QKS2haCA1Tf2XmodBeChayJzoZ5vi59HKn9trdx/IhtHHNvr7kFVM Ktj8pfrYVMzazWbBlJiky6vm8vvFJXkqj2/VCehDTHeAluVNx412WYdoxfZHTJSMQo8hdDilLru0 M5CDjfsNiumekjUFXaYCrk1gW0H9FFKCS03uIfGV6AxT2pgZWL8NPMRnKJSJeQ94RpTM6NIMttph +F/2NB1LVvv4owN73dmCZ+x3pSnFGmp9UXgY0zxbr88FfvqZVn8AAAD//wMAUEsDBBQABgAIAAAA IQCasyRQ4AAAAAkBAAAPAAAAZHJzL2Rvd25yZXYueG1sTI9Ba8JAEIXvhf6HZQq96UYpYmM2IpZS KxSpFfS4ZqdJ2uxs2F1N/Pcde2kvA4/He/O+bN7bRpzRh9qRgtEwAYFUOFNTqWD38TyYgghRk9GN I1RwwQDz/PYm06lxHb3jeRtLwSUUUq2girFNpQxFhVaHoWuR2Pt03urI0pfSeN1xuW3kOEkm0uqa +EOlW1xWWHxvT1bBm1+tlov15Ys2B9vtx+v95rV/Uer+rn+a8VnMQETs418Crgy8H3IednQnMkE0 CpgmKhiMQLD5OJk+gDj+apln8j9B/gMAAP//AwBQSwECLQAUAAYACAAAACEAtoM4kv4AAADhAQAA EwAAAAAAAAAAAAAAAAAAAAAAW0NvbnRlbnRfVHlwZXNdLnhtbFBLAQItABQABgAIAAAAIQA4/SH/ 1gAAAJQBAAALAAAAAAAAAAAAAAAAAC8BAABfcmVscy8ucmVsc1BLAQItABQABgAIAAAAIQCZ2PQo nAEAAJQDAAAOAAAAAAAAAAAAAAAAAC4CAABkcnMvZTJvRG9jLnhtbFBLAQItABQABgAIAAAAIQCa syRQ4AAAAAkBAAAPAAAAAAAAAAAAAAAAAPYDAABkcnMvZG93bnJldi54bWxQSwUGAAAAAAQABADz AAAAAwUAAAAA " strokecolor="#156082 [3204]" strokeweight=".5pt">
                 <v:stroke joinstyle="miter"/>
@@ -4563,7 +4643,7 @@
       <w:pPr>
         <w:pStyle w:val="Ttulo3"/>
       </w:pPr>
-      <w:bookmarkStart w:id="10" w:name="_Toc234848112"/>
+      <w:bookmarkStart w:id="10" w:name="_Toc234850563"/>
       <w:r>
         <w:lastRenderedPageBreak/>
         <w:t>Ligações e Recursos</w:t>
@@ -4636,7 +4716,7 @@
               </wp:anchor>
             </w:drawing>
           </mc:Choice>
-          <mc:Fallback xmlns:ns9="http://schemas.openxmlformats.org/drawingml/2006/picture" xmlns:ns5="http://schemas.openxmlformats.org/drawingml/2006/main" xmlns:ns11="http://schemas.microsoft.com/office/drawing/2010/main">
+          <mc:Fallback xmlns:ns11="http://schemas.microsoft.com/office/drawing/2010/main" xmlns:ns5="http://schemas.openxmlformats.org/drawingml/2006/main" xmlns:ns9="http://schemas.openxmlformats.org/drawingml/2006/picture">
             <w:pict>
               <v:line w14:anchorId="546AD9F8" id="Conexão Reta 3" o:spid="_x0000_s1026" style="position:absolute;z-index:251672576;visibility:visible;mso-wrap-style:square;mso-wrap-distance-left:9pt;mso-wrap-distance-top:0;mso-wrap-distance-right:9pt;mso-wrap-distance-bottom:0;mso-position-horizontal:absolute;mso-position-horizontal-relative:text;mso-position-vertical:absolute;mso-position-vertical-relative:text" from="0,-.05pt" to="484.2pt,-.05pt" o:gfxdata="UEsDBBQABgAIAAAAIQC2gziS/gAAAOEBAAATAAAAW0NvbnRlbnRfVHlwZXNdLnhtbJSRQU7DMBBF 90jcwfIWJU67QAgl6YK0S0CoHGBkTxKLZGx5TGhvj5O2G0SRWNoz/78nu9wcxkFMGNg6quQqL6RA 0s5Y6ir5vt9lD1JwBDIwOMJKHpHlpr69KfdHjyxSmriSfYz+USnWPY7AufNIadK6MEJMx9ApD/oD OlTrorhX2lFEilmcO2RdNtjC5xDF9pCuTyYBB5bi6bQ4syoJ3g9WQ0ymaiLzg5KdCXlKLjvcW893 SUOqXwnz5DrgnHtJTxOsQfEKIT7DmDSUCaxw7Rqn8787ZsmRM9e2VmPeBN4uqYvTtW7jvijg9N/y JsXecLq0q+WD6m8AAAD//wMAUEsDBBQABgAIAAAAIQA4/SH/1gAAAJQBAAALAAAAX3JlbHMvLnJl bHOkkMFqwzAMhu+DvYPRfXGawxijTi+j0GvpHsDYimMaW0Yy2fr2M4PBMnrbUb/Q94l/f/hMi1qR JVI2sOt6UJgd+ZiDgffL8ekFlFSbvV0oo4EbChzGx4f9GRdb25HMsYhqlCwG5lrLq9biZkxWOiqY 22YiTra2kYMu1l1tQD30/bPm3wwYN0x18gb45AdQl1tp5j/sFB2T0FQ7R0nTNEV3j6o9feQzro1i OWA14Fm+Q8a1a8+Bvu/d/dMb2JY5uiPbhG/ktn4cqGU/er3pcvwCAAD//wMAUEsDBBQABgAIAAAA IQCZ2PQonAEAAJQDAAAOAAAAZHJzL2Uyb0RvYy54bWysU01P3DAQvVfqf7B8Z5MAQm202T2A4FK1 qMAPMM54Y8n2WLbZZP99x97dLGorIRAXxx/z3sx7M1muJ2vYFkLU6DreLGrOwEnstdt0/Onx9uwb ZzEJ1wuDDjq+g8jXq69flqNv4RwHND0ERiQutqPv+JCSb6sqygGsiAv04OhRYbAi0TFsqj6Ikdit qc7r+qoaMfQ+oIQY6fZm/8hXhV8pkOmXUhESMx2n2lJZQ1mf81qtlqLdBOEHLQ9liA9UYYV2lHSm uhFJsJeg/6GyWgaMqNJCoq1QKS2haCA1Tf2XmodBeChayJzoZ5vi59HKn9trdx/IhtHHNvr7kFVM Ktj8pfrYVMzazWbBlJiky6vm8vvFJXkqj2/VCehDTHeAluVNx412WYdoxfZHTJSMQo8hdDilLru0 M5CDjfsNiumekjUFXaYCrk1gW0H9FFKCS03uIfGV6AxT2pgZWL8NPMRnKJSJeQ94RpTM6NIMttph +F/2NB1LVvv4owN73dmCZ+x3pSnFGmp9UXgY0zxbr88FfvqZVn8AAAD//wMAUEsDBBQABgAIAAAA IQCasyRQ4AAAAAkBAAAPAAAAZHJzL2Rvd25yZXYueG1sTI9Ba8JAEIXvhf6HZQq96UYpYmM2IpZS KxSpFfS4ZqdJ2uxs2F1N/Pcde2kvA4/He/O+bN7bRpzRh9qRgtEwAYFUOFNTqWD38TyYgghRk9GN I1RwwQDz/PYm06lxHb3jeRtLwSUUUq2girFNpQxFhVaHoWuR2Pt03urI0pfSeN1xuW3kOEkm0uqa +EOlW1xWWHxvT1bBm1+tlov15Ys2B9vtx+v95rV/Uer+rn+a8VnMQETs418Crgy8H3IednQnMkE0 CpgmKhiMQLD5OJk+gDj+apln8j9B/gMAAP//AwBQSwECLQAUAAYACAAAACEAtoM4kv4AAADhAQAA EwAAAAAAAAAAAAAAAAAAAAAAW0NvbnRlbnRfVHlwZXNdLnhtbFBLAQItABQABgAIAAAAIQA4/SH/ 1gAAAJQBAAALAAAAAAAAAAAAAAAAAC8BAABfcmVscy8ucmVsc1BLAQItABQABgAIAAAAIQCZ2PQo nAEAAJQDAAAOAAAAAAAAAAAAAAAAAC4CAABkcnMvZTJvRG9jLnhtbFBLAQItABQABgAIAAAAIQCa syRQ4AAAAAkBAAAPAAAAAAAAAAAAAAAAAPYDAABkcnMvZG93bnJldi54bWxQSwUGAAAAAAQABADz AAAAAwUAAAAA " strokecolor="#156082 [3204]" strokeweight=".5pt">
                 <v:stroke joinstyle="miter"/>
@@ -4671,29 +4751,16 @@
         </w:rPr>
         <w:t xml:space="preserve">→  </w:t>
       </w:r>
-      <w:r>
-        <w:fldChar w:fldCharType="begin"/>
-      </w:r>
-      <w:r>
-        <w:rPr>
-          <w:lang w:val="en-US"/>
-        </w:rPr>
-        <w:instrText>HYPERLINK "https://lmstudio.ai/"</w:instrText>
-      </w:r>
-      <w:r>
-        <w:fldChar w:fldCharType="separate"/>
-      </w:r>
-      <w:r>
-        <w:rPr>
-          <w:rStyle w:val="Hiperligao"/>
-          <w:color w:val="2E75B6"/>
-          <w:lang w:val="en-US"/>
-        </w:rPr>
-        <w:t>LM Studio</w:t>
-      </w:r>
-      <w:r>
-        <w:fldChar w:fldCharType="end"/>
-      </w:r>
+      <w:hyperlink r:id="rId10" w:history="1">
+        <w:r>
+          <w:rPr>
+            <w:rStyle w:val="Hiperligao"/>
+            <w:color w:val="2E75B6"/>
+            <w:lang w:val="en-US"/>
+          </w:rPr>
+          <w:t>LM Studio</w:t>
+        </w:r>
+      </w:hyperlink>
     </w:p>
     <w:p>
       <w:pPr>
@@ -4711,29 +4778,16 @@
         </w:rPr>
         <w:t xml:space="preserve">→  </w:t>
       </w:r>
-      <w:r>
-        <w:fldChar w:fldCharType="begin"/>
-      </w:r>
-      <w:r>
-        <w:rPr>
-          <w:lang w:val="en-US"/>
-        </w:rPr>
-        <w:instrText>HYPERLINK "https://www.jan.ai/"</w:instrText>
-      </w:r>
-      <w:r>
-        <w:fldChar w:fldCharType="separate"/>
-      </w:r>
-      <w:r>
-        <w:rPr>
-          <w:rStyle w:val="Hiperligao"/>
-          <w:color w:val="2E75B6"/>
-          <w:lang w:val="en-US"/>
-        </w:rPr>
-        <w:t>Jan — Privacy-First Local AI</w:t>
-      </w:r>
-      <w:r>
-        <w:fldChar w:fldCharType="end"/>
-      </w:r>
+      <w:hyperlink r:id="rId11" w:history="1">
+        <w:r>
+          <w:rPr>
+            <w:rStyle w:val="Hiperligao"/>
+            <w:color w:val="2E75B6"/>
+            <w:lang w:val="en-US"/>
+          </w:rPr>
+          <w:t>Jan — Privacy-First Local AI</w:t>
+        </w:r>
+      </w:hyperlink>
     </w:p>
     <w:p>
       <w:pPr>
@@ -4751,29 +4805,16 @@
         </w:rPr>
         <w:t xml:space="preserve">→  </w:t>
       </w:r>
-      <w:r>
-        <w:fldChar w:fldCharType="begin"/>
-      </w:r>
-      <w:r>
-        <w:rPr>
-          <w:lang w:val="en-US"/>
-        </w:rPr>
-        <w:instrText>HYPERLINK "https://www.nomic.ai/gpt4all"</w:instrText>
-      </w:r>
-      <w:r>
-        <w:fldChar w:fldCharType="separate"/>
-      </w:r>
-      <w:r>
-        <w:rPr>
-          <w:rStyle w:val="Hiperligao"/>
-          <w:color w:val="2E75B6"/>
-          <w:lang w:val="en-US"/>
-        </w:rPr>
-        <w:t>GPT4All</w:t>
-      </w:r>
-      <w:r>
-        <w:fldChar w:fldCharType="end"/>
-      </w:r>
+      <w:hyperlink r:id="rId12" w:history="1">
+        <w:r>
+          <w:rPr>
+            <w:rStyle w:val="Hiperligao"/>
+            <w:color w:val="2E75B6"/>
+            <w:lang w:val="en-US"/>
+          </w:rPr>
+          <w:t>GPT4All</w:t>
+        </w:r>
+      </w:hyperlink>
     </w:p>
     <w:p>
       <w:pPr>
@@ -4791,39 +4832,26 @@
         </w:rPr>
         <w:t xml:space="preserve">→  </w:t>
       </w:r>
-      <w:r>
-        <w:fldChar w:fldCharType="begin"/>
-      </w:r>
-      <w:r>
-        <w:rPr>
-          <w:lang w:val="en-US"/>
-        </w:rPr>
-        <w:instrText>HYPERLINK "https://podman-desktop.io/docs/ai-lab"</w:instrText>
-      </w:r>
-      <w:r>
-        <w:fldChar w:fldCharType="separate"/>
-      </w:r>
-      <w:proofErr w:type="spellStart"/>
-      <w:r>
-        <w:rPr>
-          <w:rStyle w:val="Hiperligao"/>
-          <w:color w:val="2E75B6"/>
-          <w:lang w:val="en-US"/>
-        </w:rPr>
-        <w:t>Podman</w:t>
-      </w:r>
-      <w:proofErr w:type="spellEnd"/>
-      <w:r>
-        <w:rPr>
-          <w:rStyle w:val="Hiperligao"/>
-          <w:color w:val="2E75B6"/>
-          <w:lang w:val="en-US"/>
-        </w:rPr>
-        <w:t xml:space="preserve"> Desktop AI Lab</w:t>
-      </w:r>
-      <w:r>
-        <w:fldChar w:fldCharType="end"/>
-      </w:r>
+      <w:hyperlink r:id="rId13" w:history="1">
+        <w:proofErr w:type="spellStart"/>
+        <w:r>
+          <w:rPr>
+            <w:rStyle w:val="Hiperligao"/>
+            <w:color w:val="2E75B6"/>
+            <w:lang w:val="en-US"/>
+          </w:rPr>
+          <w:t>Podman</w:t>
+        </w:r>
+        <w:proofErr w:type="spellEnd"/>
+        <w:r>
+          <w:rPr>
+            <w:rStyle w:val="Hiperligao"/>
+            <w:color w:val="2E75B6"/>
+            <w:lang w:val="en-US"/>
+          </w:rPr>
+          <w:t xml:space="preserve"> Desktop AI Lab</w:t>
+        </w:r>
+      </w:hyperlink>
     </w:p>
     <w:p>
       <w:pPr>
@@ -4841,31 +4869,18 @@
         </w:rPr>
         <w:t xml:space="preserve">→  </w:t>
       </w:r>
-      <w:r>
-        <w:fldChar w:fldCharType="begin"/>
-      </w:r>
-      <w:r>
-        <w:rPr>
-          <w:lang w:val="en-US"/>
-        </w:rPr>
-        <w:instrText>HYPERLINK "https://ramalama.ai/"</w:instrText>
-      </w:r>
-      <w:r>
-        <w:fldChar w:fldCharType="separate"/>
-      </w:r>
-      <w:proofErr w:type="spellStart"/>
-      <w:r>
-        <w:rPr>
-          <w:rStyle w:val="Hiperligao"/>
-          <w:color w:val="2E75B6"/>
-          <w:lang w:val="en-US"/>
-        </w:rPr>
-        <w:t>Ramalama</w:t>
-      </w:r>
-      <w:proofErr w:type="spellEnd"/>
-      <w:r>
-        <w:fldChar w:fldCharType="end"/>
-      </w:r>
+      <w:hyperlink r:id="rId14" w:history="1">
+        <w:proofErr w:type="spellStart"/>
+        <w:r>
+          <w:rPr>
+            <w:rStyle w:val="Hiperligao"/>
+            <w:color w:val="2E75B6"/>
+            <w:lang w:val="en-US"/>
+          </w:rPr>
+          <w:t>Ramalama</w:t>
+        </w:r>
+        <w:proofErr w:type="spellEnd"/>
+      </w:hyperlink>
     </w:p>
     <w:p>
       <w:pPr>
@@ -4883,7 +4898,7 @@
         </w:rPr>
         <w:t xml:space="preserve">→  </w:t>
       </w:r>
-      <w:hyperlink r:id="rId10" w:history="1">
+      <w:hyperlink r:id="rId15" w:history="1">
         <w:r>
           <w:rPr>
             <w:rStyle w:val="Hiperligao"/>
@@ -4910,7 +4925,7 @@
         </w:rPr>
         <w:t xml:space="preserve">→  </w:t>
       </w:r>
-      <w:hyperlink r:id="rId11" w:history="1">
+      <w:hyperlink r:id="rId16" w:history="1">
         <w:r>
           <w:rPr>
             <w:rStyle w:val="Hiperligao"/>
@@ -4955,7 +4970,7 @@
         </w:rPr>
         <w:t xml:space="preserve">→  </w:t>
       </w:r>
-      <w:hyperlink r:id="rId12" w:history="1">
+      <w:hyperlink r:id="rId17" w:history="1">
         <w:r>
           <w:rPr>
             <w:rStyle w:val="Hiperligao"/>
@@ -4982,7 +4997,7 @@
         </w:rPr>
         <w:t xml:space="preserve">→  </w:t>
       </w:r>
-      <w:hyperlink r:id="rId13" w:history="1">
+      <w:hyperlink r:id="rId18" w:history="1">
         <w:r>
           <w:rPr>
             <w:rStyle w:val="Hiperligao"/>
@@ -5004,7 +5019,7 @@
         </w:rPr>
         <w:t xml:space="preserve">→  </w:t>
       </w:r>
-      <w:hyperlink r:id="rId14" w:history="1">
+      <w:hyperlink r:id="rId19" w:history="1">
         <w:r>
           <w:rPr>
             <w:rStyle w:val="Hiperligao"/>
@@ -5029,7 +5044,7 @@
         </w:rPr>
         <w:t xml:space="preserve">→  </w:t>
       </w:r>
-      <w:hyperlink r:id="rId15" w:history="1">
+      <w:hyperlink r:id="rId20" w:history="1">
         <w:proofErr w:type="spellStart"/>
         <w:r>
           <w:rPr>
@@ -5071,7 +5086,7 @@
           <w:lang w:val="en-US"/>
         </w:rPr>
       </w:pPr>
-      <w:bookmarkStart w:id="11" w:name="_Toc234848113"/>
+      <w:bookmarkStart w:id="11" w:name="_Toc234850564"/>
       <w:r>
         <w:rPr>
           <w:lang w:val="en-US"/>
@@ -5192,7 +5207,7 @@
       <w:pPr>
         <w:pStyle w:val="Ttulo3"/>
       </w:pPr>
-      <w:bookmarkStart w:id="12" w:name="_Toc234848114"/>
+      <w:bookmarkStart w:id="12" w:name="_Toc234850565"/>
       <w:r>
         <w:t>O Problema</w:t>
       </w:r>
@@ -5256,7 +5271,7 @@
               </wp:anchor>
             </w:drawing>
           </mc:Choice>
-          <mc:Fallback xmlns:ns9="http://schemas.openxmlformats.org/drawingml/2006/picture" xmlns:ns5="http://schemas.openxmlformats.org/drawingml/2006/main" xmlns:ns11="http://schemas.microsoft.com/office/drawing/2010/main">
+          <mc:Fallback xmlns:ns11="http://schemas.microsoft.com/office/drawing/2010/main" xmlns:ns5="http://schemas.openxmlformats.org/drawingml/2006/main" xmlns:ns9="http://schemas.openxmlformats.org/drawingml/2006/picture">
             <w:pict>
               <v:line w14:anchorId="353A3786" id="Conexão Reta 3" o:spid="_x0000_s1026" style="position:absolute;z-index:251674624;visibility:visible;mso-wrap-style:square;mso-wrap-distance-left:9pt;mso-wrap-distance-top:0;mso-wrap-distance-right:9pt;mso-wrap-distance-bottom:0;mso-position-horizontal:absolute;mso-position-horizontal-relative:text;mso-position-vertical:absolute;mso-position-vertical-relative:text" from="0,-.05pt" to="484.2pt,-.05pt" o:gfxdata="UEsDBBQABgAIAAAAIQC2gziS/gAAAOEBAAATAAAAW0NvbnRlbnRfVHlwZXNdLnhtbJSRQU7DMBBF 90jcwfIWJU67QAgl6YK0S0CoHGBkTxKLZGx5TGhvj5O2G0SRWNoz/78nu9wcxkFMGNg6quQqL6RA 0s5Y6ir5vt9lD1JwBDIwOMJKHpHlpr69KfdHjyxSmriSfYz+USnWPY7AufNIadK6MEJMx9ApD/oD OlTrorhX2lFEilmcO2RdNtjC5xDF9pCuTyYBB5bi6bQ4syoJ3g9WQ0ymaiLzg5KdCXlKLjvcW893 SUOqXwnz5DrgnHtJTxOsQfEKIT7DmDSUCaxw7Rqn8787ZsmRM9e2VmPeBN4uqYvTtW7jvijg9N/y JsXecLq0q+WD6m8AAAD//wMAUEsDBBQABgAIAAAAIQA4/SH/1gAAAJQBAAALAAAAX3JlbHMvLnJl bHOkkMFqwzAMhu+DvYPRfXGawxijTi+j0GvpHsDYimMaW0Yy2fr2M4PBMnrbUb/Q94l/f/hMi1qR JVI2sOt6UJgd+ZiDgffL8ekFlFSbvV0oo4EbChzGx4f9GRdb25HMsYhqlCwG5lrLq9biZkxWOiqY 22YiTra2kYMu1l1tQD30/bPm3wwYN0x18gb45AdQl1tp5j/sFB2T0FQ7R0nTNEV3j6o9feQzro1i OWA14Fm+Q8a1a8+Bvu/d/dMb2JY5uiPbhG/ktn4cqGU/er3pcvwCAAD//wMAUEsDBBQABgAIAAAA IQCZ2PQonAEAAJQDAAAOAAAAZHJzL2Uyb0RvYy54bWysU01P3DAQvVfqf7B8Z5MAQm202T2A4FK1 qMAPMM54Y8n2WLbZZP99x97dLGorIRAXxx/z3sx7M1muJ2vYFkLU6DreLGrOwEnstdt0/Onx9uwb ZzEJ1wuDDjq+g8jXq69flqNv4RwHND0ERiQutqPv+JCSb6sqygGsiAv04OhRYbAi0TFsqj6Ikdit qc7r+qoaMfQ+oIQY6fZm/8hXhV8pkOmXUhESMx2n2lJZQ1mf81qtlqLdBOEHLQ9liA9UYYV2lHSm uhFJsJeg/6GyWgaMqNJCoq1QKS2haCA1Tf2XmodBeChayJzoZ5vi59HKn9trdx/IhtHHNvr7kFVM Ktj8pfrYVMzazWbBlJiky6vm8vvFJXkqj2/VCehDTHeAluVNx412WYdoxfZHTJSMQo8hdDilLru0 M5CDjfsNiumekjUFXaYCrk1gW0H9FFKCS03uIfGV6AxT2pgZWL8NPMRnKJSJeQ94RpTM6NIMttph +F/2NB1LVvv4owN73dmCZ+x3pSnFGmp9UXgY0zxbr88FfvqZVn8AAAD//wMAUEsDBBQABgAIAAAA IQCasyRQ4AAAAAkBAAAPAAAAZHJzL2Rvd25yZXYueG1sTI9Ba8JAEIXvhf6HZQq96UYpYmM2IpZS KxSpFfS4ZqdJ2uxs2F1N/Pcde2kvA4/He/O+bN7bRpzRh9qRgtEwAYFUOFNTqWD38TyYgghRk9GN I1RwwQDz/PYm06lxHb3jeRtLwSUUUq2girFNpQxFhVaHoWuR2Pt03urI0pfSeN1xuW3kOEkm0uqa +EOlW1xWWHxvT1bBm1+tlov15Ys2B9vtx+v95rV/Uer+rn+a8VnMQETs418Crgy8H3IednQnMkE0 CpgmKhiMQLD5OJk+gDj+apln8j9B/gMAAP//AwBQSwECLQAUAAYACAAAACEAtoM4kv4AAADhAQAA EwAAAAAAAAAAAAAAAAAAAAAAW0NvbnRlbnRfVHlwZXNdLnhtbFBLAQItABQABgAIAAAAIQA4/SH/ 1gAAAJQBAAALAAAAAAAAAAAAAAAAAC8BAABfcmVscy8ucmVsc1BLAQItABQABgAIAAAAIQCZ2PQo nAEAAJQDAAAOAAAAAAAAAAAAAAAAAC4CAABkcnMvZTJvRG9jLnhtbFBLAQItABQABgAIAAAAIQCa syRQ4AAAAAkBAAAPAAAAAAAAAAAAAAAAAPYDAABkcnMvZG93bnJldi54bWxQSwUGAAAAAAQABADz AAAAAwUAAAAA " strokecolor="#156082 [3204]" strokeweight=".5pt">
                 <v:stroke joinstyle="miter"/>
@@ -5602,11 +5617,655 @@
       <w:pPr>
         <w:pStyle w:val="Ttulo3"/>
       </w:pPr>
-      <w:bookmarkStart w:id="13" w:name="_Toc234848115"/>
+      <w:bookmarkStart w:id="13" w:name="_Toc234850566"/>
+      <w:r>
+        <w:t>A Primeira Abordagem (V1) — e os Seus Limites</w:t>
+      </w:r>
+      <w:bookmarkEnd w:id="13"/>
+    </w:p>
+    <w:p>
+      <w:pPr>
+        <w:spacing w:before="80" w:after="80" w:line="276" w:lineRule="auto"/>
+      </w:pPr>
+      <w:r>
+        <w:t>Antes de existir a biblioteca oficial, o padrão foi implementado à mão em duas demos: demo-hibernate-ai (em LangChain4j) e spring-ai-hibernate-demo (em Spring AI). A ideia já era a mesma — o LLM gera HQL, o Java executa — mas cada peça era construída e mantida por nós.</w:t>
+      </w:r>
+    </w:p>
+    <w:p>
+      <w:pPr>
+        <w:spacing w:before="80" w:after="80" w:line="276" w:lineRule="auto"/>
+      </w:pPr>
+      <w:r>
+        <w:t>Um DatabaseAssistant orquestrava dois serviços de LLM — o HqlGenerator (gerar a HQL) e o AnswerFormatter (redigir a resposta) — e um HqlQueryExecutor que executava a query. A validação era um HqlAccessValidator com listas brancas de entidades e campos, verificadas por expressões regulares sobre o texto da HQL. E o esquema que o LLM via era uma lista de entidades e campos copiada à mão para dentro do @SystemMessage.</w:t>
+      </w:r>
+    </w:p>
+    <w:p>
+      <w:pPr>
+        <w:spacing w:before="80" w:after="80" w:line="276" w:lineRule="auto"/>
+      </w:pPr>
+      <w:r>
+        <w:t>Funcionava — e continua a ser bom material didático — mas com custos que se acumulavam. A tabela resume o que muda da abordagem manual (V1) para a biblioteca oficial (V2):</w:t>
+      </w:r>
+    </w:p>
+    <w:tbl>
+      <w:tblPr>
+        <w:tblW w:w="9026" w:type="dxa"/>
+        <w:tblBorders>
+          <w:top w:val="single" w:sz="4" w:space="0" w:color="BFBFBF"/>
+          <w:left w:val="single" w:sz="4" w:space="0" w:color="BFBFBF"/>
+          <w:bottom w:val="single" w:sz="4" w:space="0" w:color="BFBFBF"/>
+          <w:right w:val="single" w:sz="4" w:space="0" w:color="BFBFBF"/>
+          <w:insideH w:val="single" w:sz="4" w:space="0" w:color="BFBFBF"/>
+          <w:insideV w:val="single" w:sz="4" w:space="0" w:color="BFBFBF"/>
+        </w:tblBorders>
+        <w:tblLook w:val="04A0" w:firstRow="1" w:lastRow="0" w:firstColumn="1" w:lastColumn="0" w:noHBand="0" w:noVBand="1"/>
+      </w:tblPr>
+      <w:tblGrid>
+        <w:gridCol w:w="2500"/>
+        <w:gridCol w:w="3263"/>
+        <w:gridCol w:w="3263"/>
+      </w:tblGrid>
+      <w:tr>
+        <w:tc>
+          <w:tcPr>
+            <w:tcW w:w="2500" w:type="dxa"/>
+            <w:shd w:val="clear" w:color="auto" w:fill="2E75B6"/>
+            <w:tcMar>
+              <w:top w:w="60" w:type="dxa"/>
+              <w:left w:w="120" w:type="dxa"/>
+              <w:bottom w:w="60" w:type="dxa"/>
+              <w:right w:w="120" w:type="dxa"/>
+            </w:tcMar>
+          </w:tcPr>
+          <w:p>
+            <w:pPr>
+              <w:spacing w:before="20" w:after="20"/>
+              <w:rPr>
+                <w:b/>
+                <w:bCs/>
+                <w:color w:val="FFFFFF"/>
+                <w:sz w:val="20"/>
+                <w:szCs w:val="20"/>
+              </w:rPr>
+            </w:pPr>
+            <w:r>
+              <w:rPr>
+                <w:b/>
+                <w:bCs/>
+                <w:color w:val="FFFFFF"/>
+                <w:sz w:val="20"/>
+                <w:szCs w:val="20"/>
+              </w:rPr>
+              <w:t>Aspeto</w:t>
+            </w:r>
+          </w:p>
+        </w:tc>
+        <w:tc>
+          <w:tcPr>
+            <w:tcW w:w="3263" w:type="dxa"/>
+            <w:shd w:val="clear" w:color="auto" w:fill="2E75B6"/>
+            <w:tcMar>
+              <w:top w:w="60" w:type="dxa"/>
+              <w:left w:w="120" w:type="dxa"/>
+              <w:bottom w:w="60" w:type="dxa"/>
+              <w:right w:w="120" w:type="dxa"/>
+            </w:tcMar>
+          </w:tcPr>
+          <w:p>
+            <w:pPr>
+              <w:spacing w:before="20" w:after="20"/>
+              <w:rPr>
+                <w:b/>
+                <w:bCs/>
+                <w:color w:val="FFFFFF"/>
+                <w:sz w:val="20"/>
+                <w:szCs w:val="20"/>
+              </w:rPr>
+            </w:pPr>
+            <w:r>
+              <w:rPr>
+                <w:b/>
+                <w:bCs/>
+                <w:color w:val="FFFFFF"/>
+                <w:sz w:val="20"/>
+                <w:szCs w:val="20"/>
+              </w:rPr>
+              <w:t>V1 (à mão)</w:t>
+            </w:r>
+          </w:p>
+        </w:tc>
+        <w:tc>
+          <w:tcPr>
+            <w:tcW w:w="3263" w:type="dxa"/>
+            <w:shd w:val="clear" w:color="auto" w:fill="2E75B6"/>
+            <w:tcMar>
+              <w:top w:w="60" w:type="dxa"/>
+              <w:left w:w="120" w:type="dxa"/>
+              <w:bottom w:w="60" w:type="dxa"/>
+              <w:right w:w="120" w:type="dxa"/>
+            </w:tcMar>
+          </w:tcPr>
+          <w:p>
+            <w:pPr>
+              <w:spacing w:before="20" w:after="20"/>
+              <w:rPr>
+                <w:b/>
+                <w:bCs/>
+                <w:color w:val="FFFFFF"/>
+                <w:sz w:val="20"/>
+                <w:szCs w:val="20"/>
+              </w:rPr>
+            </w:pPr>
+            <w:r>
+              <w:rPr>
+                <w:b/>
+                <w:bCs/>
+                <w:color w:val="FFFFFF"/>
+                <w:sz w:val="20"/>
+                <w:szCs w:val="20"/>
+              </w:rPr>
+              <w:t>V2 (biblioteca oficial)</w:t>
+            </w:r>
+          </w:p>
+        </w:tc>
+      </w:tr>
+      <w:tr>
+        <w:tc>
+          <w:tcPr>
+            <w:tcW w:w="2500" w:type="dxa"/>
+            <w:tcMar>
+              <w:top w:w="60" w:type="dxa"/>
+              <w:left w:w="120" w:type="dxa"/>
+              <w:bottom w:w="60" w:type="dxa"/>
+              <w:right w:w="120" w:type="dxa"/>
+            </w:tcMar>
+          </w:tcPr>
+          <w:p>
+            <w:pPr>
+              <w:spacing w:before="20" w:after="20"/>
+              <w:rPr>
+                <w:sz w:val="20"/>
+                <w:szCs w:val="20"/>
+              </w:rPr>
+            </w:pPr>
+            <w:r>
+              <w:rPr>
+                <w:sz w:val="20"/>
+                <w:szCs w:val="20"/>
+              </w:rPr>
+              <w:t>Esquema no prompt</w:t>
+            </w:r>
+          </w:p>
+        </w:tc>
+        <w:tc>
+          <w:tcPr>
+            <w:tcW w:w="3263" w:type="dxa"/>
+            <w:tcMar>
+              <w:top w:w="60" w:type="dxa"/>
+              <w:left w:w="120" w:type="dxa"/>
+              <w:bottom w:w="60" w:type="dxa"/>
+              <w:right w:w="120" w:type="dxa"/>
+            </w:tcMar>
+          </w:tcPr>
+          <w:p>
+            <w:pPr>
+              <w:spacing w:before="20" w:after="20"/>
+              <w:rPr>
+                <w:sz w:val="20"/>
+                <w:szCs w:val="20"/>
+              </w:rPr>
+            </w:pPr>
+            <w:r>
+              <w:rPr>
+                <w:sz w:val="20"/>
+                <w:szCs w:val="20"/>
+              </w:rPr>
+              <w:t>lista escrita à mão, sincronizada manualmente</w:t>
+            </w:r>
+          </w:p>
+        </w:tc>
+        <w:tc>
+          <w:tcPr>
+            <w:tcW w:w="3263" w:type="dxa"/>
+            <w:tcMar>
+              <w:top w:w="60" w:type="dxa"/>
+              <w:left w:w="120" w:type="dxa"/>
+              <w:bottom w:w="60" w:type="dxa"/>
+              <w:right w:w="120" w:type="dxa"/>
+            </w:tcMar>
+          </w:tcPr>
+          <w:p>
+            <w:pPr>
+              <w:spacing w:before="20" w:after="20"/>
+              <w:rPr>
+                <w:sz w:val="20"/>
+                <w:szCs w:val="20"/>
+              </w:rPr>
+            </w:pPr>
+            <w:r>
+              <w:rPr>
+                <w:sz w:val="20"/>
+                <w:szCs w:val="20"/>
+              </w:rPr>
+              <w:t>gerado do metamodelo JPA, sempre atual</w:t>
+            </w:r>
+          </w:p>
+        </w:tc>
+      </w:tr>
+      <w:tr>
+        <w:tc>
+          <w:tcPr>
+            <w:tcW w:w="2500" w:type="dxa"/>
+            <w:tcMar>
+              <w:top w:w="60" w:type="dxa"/>
+              <w:left w:w="120" w:type="dxa"/>
+              <w:bottom w:w="60" w:type="dxa"/>
+              <w:right w:w="120" w:type="dxa"/>
+            </w:tcMar>
+          </w:tcPr>
+          <w:p>
+            <w:pPr>
+              <w:spacing w:before="20" w:after="20"/>
+              <w:rPr>
+                <w:sz w:val="20"/>
+                <w:szCs w:val="20"/>
+              </w:rPr>
+            </w:pPr>
+            <w:r>
+              <w:rPr>
+                <w:sz w:val="20"/>
+                <w:szCs w:val="20"/>
+              </w:rPr>
+              <w:lastRenderedPageBreak/>
+              <w:t>Validação da HQL</w:t>
+            </w:r>
+          </w:p>
+        </w:tc>
+        <w:tc>
+          <w:tcPr>
+            <w:tcW w:w="3263" w:type="dxa"/>
+            <w:tcMar>
+              <w:top w:w="60" w:type="dxa"/>
+              <w:left w:w="120" w:type="dxa"/>
+              <w:bottom w:w="60" w:type="dxa"/>
+              <w:right w:w="120" w:type="dxa"/>
+            </w:tcMar>
+          </w:tcPr>
+          <w:p>
+            <w:pPr>
+              <w:spacing w:before="20" w:after="20"/>
+              <w:rPr>
+                <w:sz w:val="20"/>
+                <w:szCs w:val="20"/>
+              </w:rPr>
+            </w:pPr>
+            <w:r>
+              <w:rPr>
+                <w:sz w:val="20"/>
+                <w:szCs w:val="20"/>
+              </w:rPr>
+              <w:t>whitelist por regex (frágil a casos-limite)</w:t>
+            </w:r>
+          </w:p>
+        </w:tc>
+        <w:tc>
+          <w:tcPr>
+            <w:tcW w:w="3263" w:type="dxa"/>
+            <w:tcMar>
+              <w:top w:w="60" w:type="dxa"/>
+              <w:left w:w="120" w:type="dxa"/>
+              <w:bottom w:w="60" w:type="dxa"/>
+              <w:right w:w="120" w:type="dxa"/>
+            </w:tcMar>
+          </w:tcPr>
+          <w:p>
+            <w:pPr>
+              <w:spacing w:before="20" w:after="20"/>
+              <w:rPr>
+                <w:sz w:val="20"/>
+                <w:szCs w:val="20"/>
+              </w:rPr>
+            </w:pPr>
+            <w:r>
+              <w:rPr>
+                <w:sz w:val="20"/>
+                <w:szCs w:val="20"/>
+              </w:rPr>
+              <w:t>createSelectionQuery — o parser do Hibernate</w:t>
+            </w:r>
+          </w:p>
+        </w:tc>
+      </w:tr>
+      <w:tr>
+        <w:tc>
+          <w:tcPr>
+            <w:tcW w:w="2500" w:type="dxa"/>
+            <w:tcMar>
+              <w:top w:w="60" w:type="dxa"/>
+              <w:left w:w="120" w:type="dxa"/>
+              <w:bottom w:w="60" w:type="dxa"/>
+              <w:right w:w="120" w:type="dxa"/>
+            </w:tcMar>
+          </w:tcPr>
+          <w:p>
+            <w:pPr>
+              <w:spacing w:before="20" w:after="20"/>
+              <w:rPr>
+                <w:sz w:val="20"/>
+                <w:szCs w:val="20"/>
+              </w:rPr>
+            </w:pPr>
+            <w:r>
+              <w:rPr>
+                <w:sz w:val="20"/>
+                <w:szCs w:val="20"/>
+              </w:rPr>
+              <w:t>Esconder campos/tabelas</w:t>
+            </w:r>
+          </w:p>
+        </w:tc>
+        <w:tc>
+          <w:tcPr>
+            <w:tcW w:w="3263" w:type="dxa"/>
+            <w:tcMar>
+              <w:top w:w="60" w:type="dxa"/>
+              <w:left w:w="120" w:type="dxa"/>
+              <w:bottom w:w="60" w:type="dxa"/>
+              <w:right w:w="120" w:type="dxa"/>
+            </w:tcMar>
+          </w:tcPr>
+          <w:p>
+            <w:pPr>
+              <w:spacing w:before="20" w:after="20"/>
+              <w:rPr>
+                <w:sz w:val="20"/>
+                <w:szCs w:val="20"/>
+              </w:rPr>
+            </w:pPr>
+            <w:r>
+              <w:rPr>
+                <w:sz w:val="20"/>
+                <w:szCs w:val="20"/>
+              </w:rPr>
+              <w:t>blacklist de texto, após a geração</w:t>
+            </w:r>
+          </w:p>
+        </w:tc>
+        <w:tc>
+          <w:tcPr>
+            <w:tcW w:w="3263" w:type="dxa"/>
+            <w:tcMar>
+              <w:top w:w="60" w:type="dxa"/>
+              <w:left w:w="120" w:type="dxa"/>
+              <w:bottom w:w="60" w:type="dxa"/>
+              <w:right w:w="120" w:type="dxa"/>
+            </w:tcMar>
+          </w:tcPr>
+          <w:p>
+            <w:pPr>
+              <w:spacing w:before="20" w:after="20"/>
+              <w:rPr>
+                <w:sz w:val="20"/>
+                <w:szCs w:val="20"/>
+              </w:rPr>
+            </w:pPr>
+            <w:r>
+              <w:rPr>
+                <w:sz w:val="20"/>
+                <w:szCs w:val="20"/>
+              </w:rPr>
+              <w:t>escondido do metamodelo, antes da geração (2 camadas)</w:t>
+            </w:r>
+          </w:p>
+        </w:tc>
+      </w:tr>
+      <w:tr>
+        <w:tc>
+          <w:tcPr>
+            <w:tcW w:w="2500" w:type="dxa"/>
+            <w:tcMar>
+              <w:top w:w="60" w:type="dxa"/>
+              <w:left w:w="120" w:type="dxa"/>
+              <w:bottom w:w="60" w:type="dxa"/>
+              <w:right w:w="120" w:type="dxa"/>
+            </w:tcMar>
+          </w:tcPr>
+          <w:p>
+            <w:pPr>
+              <w:spacing w:before="20" w:after="20"/>
+              <w:rPr>
+                <w:sz w:val="20"/>
+                <w:szCs w:val="20"/>
+              </w:rPr>
+            </w:pPr>
+            <w:r>
+              <w:rPr>
+                <w:sz w:val="20"/>
+                <w:szCs w:val="20"/>
+              </w:rPr>
+              <w:t>HQL inválida</w:t>
+            </w:r>
+          </w:p>
+        </w:tc>
+        <w:tc>
+          <w:tcPr>
+            <w:tcW w:w="3263" w:type="dxa"/>
+            <w:tcMar>
+              <w:top w:w="60" w:type="dxa"/>
+              <w:left w:w="120" w:type="dxa"/>
+              <w:bottom w:w="60" w:type="dxa"/>
+              <w:right w:w="120" w:type="dxa"/>
+            </w:tcMar>
+          </w:tcPr>
+          <w:p>
+            <w:pPr>
+              <w:spacing w:before="20" w:after="20"/>
+              <w:rPr>
+                <w:sz w:val="20"/>
+                <w:szCs w:val="20"/>
+              </w:rPr>
+            </w:pPr>
+            <w:r>
+              <w:rPr>
+                <w:sz w:val="20"/>
+                <w:szCs w:val="20"/>
+              </w:rPr>
+              <w:t>erro devolvido ao utilizador</w:t>
+            </w:r>
+          </w:p>
+        </w:tc>
+        <w:tc>
+          <w:tcPr>
+            <w:tcW w:w="3263" w:type="dxa"/>
+            <w:tcMar>
+              <w:top w:w="60" w:type="dxa"/>
+              <w:left w:w="120" w:type="dxa"/>
+              <w:bottom w:w="60" w:type="dxa"/>
+              <w:right w:w="120" w:type="dxa"/>
+            </w:tcMar>
+          </w:tcPr>
+          <w:p>
+            <w:pPr>
+              <w:spacing w:before="20" w:after="20"/>
+              <w:rPr>
+                <w:sz w:val="20"/>
+                <w:szCs w:val="20"/>
+              </w:rPr>
+            </w:pPr>
+            <w:r>
+              <w:rPr>
+                <w:sz w:val="20"/>
+                <w:szCs w:val="20"/>
+              </w:rPr>
+              <w:t>auto-correção — o erro volta ao LLM (2×)</w:t>
+            </w:r>
+          </w:p>
+        </w:tc>
+      </w:tr>
+      <w:tr>
+        <w:tc>
+          <w:tcPr>
+            <w:tcW w:w="2500" w:type="dxa"/>
+            <w:tcMar>
+              <w:top w:w="60" w:type="dxa"/>
+              <w:left w:w="120" w:type="dxa"/>
+              <w:bottom w:w="60" w:type="dxa"/>
+              <w:right w:w="120" w:type="dxa"/>
+            </w:tcMar>
+          </w:tcPr>
+          <w:p>
+            <w:pPr>
+              <w:spacing w:before="20" w:after="20"/>
+              <w:rPr>
+                <w:sz w:val="20"/>
+                <w:szCs w:val="20"/>
+              </w:rPr>
+            </w:pPr>
+            <w:r>
+              <w:rPr>
+                <w:sz w:val="20"/>
+                <w:szCs w:val="20"/>
+              </w:rPr>
+              <w:t>Formatação de resultados</w:t>
+            </w:r>
+          </w:p>
+        </w:tc>
+        <w:tc>
+          <w:tcPr>
+            <w:tcW w:w="3263" w:type="dxa"/>
+            <w:tcMar>
+              <w:top w:w="60" w:type="dxa"/>
+              <w:left w:w="120" w:type="dxa"/>
+              <w:bottom w:w="60" w:type="dxa"/>
+              <w:right w:w="120" w:type="dxa"/>
+            </w:tcMar>
+          </w:tcPr>
+          <w:p>
+            <w:pPr>
+              <w:spacing w:before="20" w:after="20"/>
+              <w:rPr>
+                <w:sz w:val="20"/>
+                <w:szCs w:val="20"/>
+                <w:lang w:val="en-US"/>
+              </w:rPr>
+            </w:pPr>
+            <w:r>
+              <w:rPr>
+                <w:sz w:val="20"/>
+                <w:szCs w:val="20"/>
+                <w:lang w:val="en-US"/>
+              </w:rPr>
+              <w:t xml:space="preserve">pattern matching à </w:t>
+            </w:r>
+            <w:proofErr w:type="spellStart"/>
+            <w:r>
+              <w:rPr>
+                <w:sz w:val="20"/>
+                <w:szCs w:val="20"/>
+                <w:lang w:val="en-US"/>
+              </w:rPr>
+              <w:t>mão</w:t>
+            </w:r>
+            <w:proofErr w:type="spellEnd"/>
+            <w:r>
+              <w:rPr>
+                <w:sz w:val="20"/>
+                <w:szCs w:val="20"/>
+                <w:lang w:val="en-US"/>
+              </w:rPr>
+              <w:t xml:space="preserve"> (</w:t>
+            </w:r>
+            <w:proofErr w:type="spellStart"/>
+            <w:r>
+              <w:rPr>
+                <w:sz w:val="20"/>
+                <w:szCs w:val="20"/>
+                <w:lang w:val="en-US"/>
+              </w:rPr>
+              <w:t>instanceof</w:t>
+            </w:r>
+            <w:proofErr w:type="spellEnd"/>
+            <w:r>
+              <w:rPr>
+                <w:sz w:val="20"/>
+                <w:szCs w:val="20"/>
+                <w:lang w:val="en-US"/>
+              </w:rPr>
+              <w:t>)</w:t>
+            </w:r>
+          </w:p>
+        </w:tc>
+        <w:tc>
+          <w:tcPr>
+            <w:tcW w:w="3263" w:type="dxa"/>
+            <w:tcMar>
+              <w:top w:w="60" w:type="dxa"/>
+              <w:left w:w="120" w:type="dxa"/>
+              <w:bottom w:w="60" w:type="dxa"/>
+              <w:right w:w="120" w:type="dxa"/>
+            </w:tcMar>
+          </w:tcPr>
+          <w:p>
+            <w:pPr>
+              <w:spacing w:before="20" w:after="20"/>
+              <w:rPr>
+                <w:sz w:val="20"/>
+                <w:szCs w:val="20"/>
+              </w:rPr>
+            </w:pPr>
+            <w:proofErr w:type="spellStart"/>
+            <w:r>
+              <w:rPr>
+                <w:sz w:val="20"/>
+                <w:szCs w:val="20"/>
+              </w:rPr>
+              <w:t>ResultsJsonSerializer</w:t>
+            </w:r>
+            <w:proofErr w:type="spellEnd"/>
+            <w:r>
+              <w:rPr>
+                <w:sz w:val="20"/>
+                <w:szCs w:val="20"/>
+              </w:rPr>
+              <w:t xml:space="preserve"> oficial</w:t>
+            </w:r>
+          </w:p>
+        </w:tc>
+      </w:tr>
+    </w:tbl>
+    <w:p>
+      <w:pPr>
+        <w:spacing w:before="40" w:after="160"/>
+        <w:jc w:val="center"/>
+      </w:pPr>
+      <w:r>
+        <w:rPr>
+          <w:i/>
+          <w:iCs/>
+          <w:color w:val="595959"/>
+          <w:sz w:val="20"/>
+          <w:szCs w:val="20"/>
+        </w:rPr>
+        <w:t>Tabela — V1 (à mão) vs V2 (biblioteca oficial): as peças que deixámos de escrever</w:t>
+      </w:r>
+    </w:p>
+    <w:p>
+      <w:pPr>
+        <w:spacing w:before="80" w:after="80" w:line="276" w:lineRule="auto"/>
+      </w:pPr>
+      <w:r>
+        <w:t>É exatamente este trabalho manual — descrever o esquema, validar por texto, esconder campos e formatar resultados — que a biblioteca oficial elimina. O resto desta secção descreve a abordagem V2.</w:t>
+      </w:r>
+    </w:p>
+    <w:p>
+      <w:pPr>
+        <w:pStyle w:val="Ttulo3"/>
+      </w:pPr>
+      <w:bookmarkStart w:id="14" w:name="_Toc234850567"/>
       <w:r>
         <w:t>Hibernate Assistant — Como Funciona Internamente</w:t>
       </w:r>
-      <w:bookmarkEnd w:id="13"/>
+      <w:bookmarkEnd w:id="14"/>
     </w:p>
     <w:p>
       <w:pPr>
@@ -5632,9 +6291,8 @@
           <w:szCs w:val="20"/>
           <w:lang w:val="es-ES_tradnl"/>
         </w:rPr>
-        <w:t>Modelo: qwen2.5-coder:7b (</w:t>
-      </w:r>
-      <w:proofErr w:type="spellStart"/>
+        <w:t xml:space="preserve">Modelo: qwen2.5-coder:7b (via Ollama). </w:t>
+      </w:r>
       <w:r>
         <w:rPr>
           <w:i/>
@@ -5642,29 +6300,6 @@
           <w:color w:val="444444"/>
           <w:sz w:val="20"/>
           <w:szCs w:val="20"/>
-          <w:lang w:val="es-ES_tradnl"/>
-        </w:rPr>
-        <w:t>via</w:t>
-      </w:r>
-      <w:proofErr w:type="spellEnd"/>
-      <w:r>
-        <w:rPr>
-          <w:i/>
-          <w:iCs/>
-          <w:color w:val="444444"/>
-          <w:sz w:val="20"/>
-          <w:szCs w:val="20"/>
-          <w:lang w:val="es-ES_tradnl"/>
-        </w:rPr>
-        <w:t xml:space="preserve"> Ollama). </w:t>
-      </w:r>
-      <w:r>
-        <w:rPr>
-          <w:i/>
-          <w:iCs/>
-          <w:color w:val="444444"/>
-          <w:sz w:val="20"/>
-          <w:szCs w:val="20"/>
         </w:rPr>
         <w:t>Escolhido pela boa capacidade de gerar HQL correto à primeira (modelo orientado a código) e pelo suporte de saída estruturada JSON. Corre em ~4–5GB RAM em Q4. O Spring Boot corre localmente com Maven; o Ollama corre nativo ou em Docker na porta 11434.</w:t>
       </w:r>
@@ -5681,18 +6316,17 @@
       <w:pPr>
         <w:pStyle w:val="Ttulo3"/>
       </w:pPr>
-      <w:bookmarkStart w:id="14" w:name="_Toc234848116"/>
+      <w:bookmarkStart w:id="15" w:name="_Toc234850568"/>
       <w:r>
         <w:t>Arquitetura</w:t>
       </w:r>
-      <w:bookmarkEnd w:id="14"/>
+      <w:bookmarkEnd w:id="15"/>
     </w:p>
     <w:p>
       <w:pPr>
         <w:spacing w:before="80" w:after="80" w:line="276" w:lineRule="auto"/>
       </w:pPr>
       <w:r>
-        <w:lastRenderedPageBreak/>
         <w:t>Vejamos como um pedido percorre o sistema, do REST à resposta em linguagem natural. O diagrama mostra o pipeline completo; os números correspondem aos passos descritos logo a seguir.</w:t>
       </w:r>
     </w:p>
@@ -5701,14 +6335,11 @@
         <w:spacing w:before="120" w:after="40"/>
       </w:pPr>
       <w:r>
-        <w:rPr>
-          <w:noProof/>
-        </w:rPr>
         <w:drawing>
-          <wp:inline distT="0" distB="0" distL="0" distR="0" wp14:anchorId="075BF8AD" wp14:editId="564663EF">
-            <wp:extent cx="5110619" cy="2714917"/>
-            <wp:effectExtent l="0" t="0" r="0" b="3175"/>
-            <wp:docPr id="1761303237" name="Imagem 1"/>
+          <wp:inline distT="0" distB="0" distL="0" distR="0" wp14:anchorId="058563A5" wp14:editId="48ADF096">
+            <wp:extent cx="4903939" cy="2636669"/>
+            <wp:effectExtent l="0" t="0" r="0" b="5080"/>
+            <wp:docPr id="1979655298" name="Imagem 1"/>
             <wp:cNvGraphicFramePr>
               <a:graphicFrameLocks xmlns:a="http://schemas.openxmlformats.org/drawingml/2006/main" noChangeAspect="1"/>
             </wp:cNvGraphicFramePr>
@@ -5716,11 +6347,11 @@
               <a:graphicData uri="http://schemas.openxmlformats.org/drawingml/2006/picture">
                 <pic:pic xmlns:pic="http://schemas.openxmlformats.org/drawingml/2006/picture">
                   <pic:nvPicPr>
-                    <pic:cNvPr id="1761303237" name=""/>
+                    <pic:cNvPr id="1979655298" name=""/>
                     <pic:cNvPicPr/>
                   </pic:nvPicPr>
                   <pic:blipFill>
-                    <a:blip r:embed="rId16"/>
+                    <a:blip r:embed="rId21"/>
                     <a:stretch>
                       <a:fillRect/>
                     </a:stretch>
@@ -5728,7 +6359,7 @@
                   <pic:spPr>
                     <a:xfrm>
                       <a:off x="0" y="0"/>
-                      <a:ext cx="5168062" cy="2745432"/>
+                      <a:ext cx="5001798" cy="2689284"/>
                     </a:xfrm>
                     <a:prstGeom prst="rect">
                       <a:avLst/>
@@ -5770,6 +6401,7 @@
           <w:b/>
           <w:bCs/>
         </w:rPr>
+        <w:lastRenderedPageBreak/>
         <w:t>Percurso de um pedido (ponta a ponta)</w:t>
       </w:r>
     </w:p>
@@ -6237,7 +6869,6 @@
                 <w:sz w:val="20"/>
                 <w:szCs w:val="20"/>
               </w:rPr>
-              <w:lastRenderedPageBreak/>
               <w:t>MetamodelJsonSerializer</w:t>
             </w:r>
           </w:p>
@@ -6731,31 +7362,13 @@
     </w:p>
     <w:p>
       <w:pPr>
-        <w:pBdr>
-          <w:left w:val="single" w:sz="8" w:space="6" w:color="2E75B6"/>
-        </w:pBdr>
-        <w:spacing w:before="80" w:after="80"/>
-      </w:pPr>
-      <w:r>
-        <w:rPr>
-          <w:i/>
-          <w:iCs/>
-          <w:color w:val="444444"/>
-          <w:sz w:val="20"/>
-          <w:szCs w:val="20"/>
-        </w:rPr>
-        <w:t>De onde viemos: na primeira iteração (v1: demo-hibernate-ai e spring-ai-hibernate-demo), este fluxo era todo escrito à mão — o esquema copiado para dentro do prompt, a validação por regex (HqlAccessValidator) e a formatação dos resultados com pattern matching. A biblioteca oficial substitui exatamente essas três peças (prompt, validação, serialização).</w:t>
-      </w:r>
-    </w:p>
-    <w:p>
-      <w:pPr>
         <w:pStyle w:val="Ttulo3"/>
       </w:pPr>
-      <w:bookmarkStart w:id="15" w:name="_Toc234848117"/>
+      <w:bookmarkStart w:id="16" w:name="_Toc234850569"/>
       <w:r>
         <w:t>Implementação — o Essencial em Código</w:t>
       </w:r>
-      <w:bookmarkEnd w:id="15"/>
+      <w:bookmarkEnd w:id="16"/>
     </w:p>
     <w:p>
       <w:pPr>
@@ -6864,6 +7477,7 @@
                 <w:sz w:val="18"/>
                 <w:szCs w:val="18"/>
               </w:rPr>
+              <w:lastRenderedPageBreak/>
               <w:t xml:space="preserve">    ChatModel chatModel, Metamodel metamodel,</w:t>
             </w:r>
           </w:p>
@@ -6902,73 +7516,7 @@
                 <w:szCs w:val="18"/>
                 <w:lang w:val="en-US"/>
               </w:rPr>
-              <w:t xml:space="preserve">    </w:t>
-            </w:r>
-            <w:proofErr w:type="spellStart"/>
-            <w:r>
-              <w:rPr>
-                <w:rFonts w:ascii="Courier New" w:eastAsia="Courier New" w:hAnsi="Courier New" w:cs="Courier New"/>
-                <w:color w:val="D4D4D4"/>
-                <w:sz w:val="18"/>
-                <w:szCs w:val="18"/>
-                <w:lang w:val="en-US"/>
-              </w:rPr>
-              <w:t>MetamodelSerializer</w:t>
-            </w:r>
-            <w:proofErr w:type="spellEnd"/>
-            <w:r>
-              <w:rPr>
-                <w:rFonts w:ascii="Courier New" w:eastAsia="Courier New" w:hAnsi="Courier New" w:cs="Courier New"/>
-                <w:color w:val="D4D4D4"/>
-                <w:sz w:val="18"/>
-                <w:szCs w:val="18"/>
-                <w:lang w:val="en-US"/>
-              </w:rPr>
-              <w:t xml:space="preserve"> </w:t>
-            </w:r>
-            <w:proofErr w:type="spellStart"/>
-            <w:r>
-              <w:rPr>
-                <w:rFonts w:ascii="Courier New" w:eastAsia="Courier New" w:hAnsi="Courier New" w:cs="Courier New"/>
-                <w:color w:val="D4D4D4"/>
-                <w:sz w:val="18"/>
-                <w:szCs w:val="18"/>
-                <w:lang w:val="en-US"/>
-              </w:rPr>
-              <w:t>metamodelSerializer</w:t>
-            </w:r>
-            <w:proofErr w:type="spellEnd"/>
-            <w:r>
-              <w:rPr>
-                <w:rFonts w:ascii="Courier New" w:eastAsia="Courier New" w:hAnsi="Courier New" w:cs="Courier New"/>
-                <w:color w:val="D4D4D4"/>
-                <w:sz w:val="18"/>
-                <w:szCs w:val="18"/>
-                <w:lang w:val="en-US"/>
-              </w:rPr>
-              <w:t xml:space="preserve">, Set&lt;String&gt; </w:t>
-            </w:r>
-            <w:proofErr w:type="spellStart"/>
-            <w:r>
-              <w:rPr>
-                <w:rFonts w:ascii="Courier New" w:eastAsia="Courier New" w:hAnsi="Courier New" w:cs="Courier New"/>
-                <w:color w:val="D4D4D4"/>
-                <w:sz w:val="18"/>
-                <w:szCs w:val="18"/>
-                <w:lang w:val="en-US"/>
-              </w:rPr>
-              <w:t>hiddenResultFields</w:t>
-            </w:r>
-            <w:proofErr w:type="spellEnd"/>
-            <w:r>
-              <w:rPr>
-                <w:rFonts w:ascii="Courier New" w:eastAsia="Courier New" w:hAnsi="Courier New" w:cs="Courier New"/>
-                <w:color w:val="D4D4D4"/>
-                <w:sz w:val="18"/>
-                <w:szCs w:val="18"/>
-                <w:lang w:val="en-US"/>
-              </w:rPr>
-              <w:t>) {</w:t>
+              <w:t xml:space="preserve">    MetamodelSerializer metamodelSerializer, Set&lt;String&gt; hiddenResultFields) {</w:t>
             </w:r>
           </w:p>
         </w:tc>
@@ -7005,7 +7553,6 @@
               </w:rPr>
               <w:t xml:space="preserve">  </w:t>
             </w:r>
-            <w:proofErr w:type="spellStart"/>
             <w:proofErr w:type="gramStart"/>
             <w:r>
               <w:rPr>
@@ -7016,7 +7563,6 @@
               </w:rPr>
               <w:t>this.chatModel</w:t>
             </w:r>
-            <w:proofErr w:type="spellEnd"/>
             <w:proofErr w:type="gramEnd"/>
             <w:r>
               <w:rPr>
@@ -7025,27 +7571,7 @@
                 <w:sz w:val="18"/>
                 <w:szCs w:val="18"/>
               </w:rPr>
-              <w:t xml:space="preserve"> = </w:t>
-            </w:r>
-            <w:proofErr w:type="spellStart"/>
-            <w:r>
-              <w:rPr>
-                <w:rFonts w:ascii="Courier New" w:eastAsia="Courier New" w:hAnsi="Courier New" w:cs="Courier New"/>
-                <w:color w:val="D4D4D4"/>
-                <w:sz w:val="18"/>
-                <w:szCs w:val="18"/>
-              </w:rPr>
-              <w:t>chatModel</w:t>
-            </w:r>
-            <w:proofErr w:type="spellEnd"/>
-            <w:r>
-              <w:rPr>
-                <w:rFonts w:ascii="Courier New" w:eastAsia="Courier New" w:hAnsi="Courier New" w:cs="Courier New"/>
-                <w:color w:val="D4D4D4"/>
-                <w:sz w:val="18"/>
-                <w:szCs w:val="18"/>
-              </w:rPr>
-              <w:t>;</w:t>
+              <w:t xml:space="preserve"> = chatModel;</w:t>
             </w:r>
           </w:p>
         </w:tc>
@@ -7219,97 +7745,7 @@
                 <w:szCs w:val="18"/>
                 <w:lang w:val="en-US"/>
               </w:rPr>
-              <w:t xml:space="preserve">  </w:t>
-            </w:r>
-            <w:proofErr w:type="spellStart"/>
-            <w:proofErr w:type="gramStart"/>
-            <w:r>
-              <w:rPr>
-                <w:rFonts w:ascii="Courier New" w:eastAsia="Courier New" w:hAnsi="Courier New" w:cs="Courier New"/>
-                <w:color w:val="D4D4D4"/>
-                <w:sz w:val="18"/>
-                <w:szCs w:val="18"/>
-                <w:lang w:val="en-US"/>
-              </w:rPr>
-              <w:t>this.metamodelPrompt</w:t>
-            </w:r>
-            <w:proofErr w:type="spellEnd"/>
-            <w:proofErr w:type="gramEnd"/>
-            <w:r>
-              <w:rPr>
-                <w:rFonts w:ascii="Courier New" w:eastAsia="Courier New" w:hAnsi="Courier New" w:cs="Courier New"/>
-                <w:color w:val="D4D4D4"/>
-                <w:sz w:val="18"/>
-                <w:szCs w:val="18"/>
-                <w:lang w:val="en-US"/>
-              </w:rPr>
-              <w:t xml:space="preserve"> = </w:t>
-            </w:r>
-            <w:proofErr w:type="spellStart"/>
-            <w:r>
-              <w:rPr>
-                <w:rFonts w:ascii="Courier New" w:eastAsia="Courier New" w:hAnsi="Courier New" w:cs="Courier New"/>
-                <w:color w:val="D4D4D4"/>
-                <w:sz w:val="18"/>
-                <w:szCs w:val="18"/>
-                <w:lang w:val="en-US"/>
-              </w:rPr>
-              <w:t>SystemMessage.from</w:t>
-            </w:r>
-            <w:proofErr w:type="spellEnd"/>
-            <w:r>
-              <w:rPr>
-                <w:rFonts w:ascii="Courier New" w:eastAsia="Courier New" w:hAnsi="Courier New" w:cs="Courier New"/>
-                <w:color w:val="D4D4D4"/>
-                <w:sz w:val="18"/>
-                <w:szCs w:val="18"/>
-                <w:lang w:val="en-US"/>
-              </w:rPr>
-              <w:t>(</w:t>
-            </w:r>
-            <w:proofErr w:type="spellStart"/>
-            <w:r>
-              <w:rPr>
-                <w:rFonts w:ascii="Courier New" w:eastAsia="Courier New" w:hAnsi="Courier New" w:cs="Courier New"/>
-                <w:color w:val="D4D4D4"/>
-                <w:sz w:val="18"/>
-                <w:szCs w:val="18"/>
-                <w:lang w:val="en-US"/>
-              </w:rPr>
-              <w:t>METAMODEL_PROMPT.formatted</w:t>
-            </w:r>
-            <w:proofErr w:type="spellEnd"/>
-            <w:r>
-              <w:rPr>
-                <w:rFonts w:ascii="Courier New" w:eastAsia="Courier New" w:hAnsi="Courier New" w:cs="Courier New"/>
-                <w:color w:val="D4D4D4"/>
-                <w:sz w:val="18"/>
-                <w:szCs w:val="18"/>
-                <w:lang w:val="en-US"/>
-              </w:rPr>
-              <w:t>(</w:t>
-            </w:r>
-            <w:proofErr w:type="spellStart"/>
-            <w:r>
-              <w:rPr>
-                <w:rFonts w:ascii="Courier New" w:eastAsia="Courier New" w:hAnsi="Courier New" w:cs="Courier New"/>
-                <w:color w:val="D4D4D4"/>
-                <w:sz w:val="18"/>
-                <w:szCs w:val="18"/>
-                <w:lang w:val="en-US"/>
-              </w:rPr>
-              <w:t>metamodelJson</w:t>
-            </w:r>
-            <w:proofErr w:type="spellEnd"/>
-            <w:r>
-              <w:rPr>
-                <w:rFonts w:ascii="Courier New" w:eastAsia="Courier New" w:hAnsi="Courier New" w:cs="Courier New"/>
-                <w:color w:val="D4D4D4"/>
-                <w:sz w:val="18"/>
-                <w:szCs w:val="18"/>
-                <w:lang w:val="en-US"/>
-              </w:rPr>
-              <w:t>));</w:t>
+              <w:t xml:space="preserve">  this.metamodelPrompt = SystemMessage.from(METAMODEL_PROMPT.formatted(metamodelJson));</w:t>
             </w:r>
           </w:p>
         </w:tc>
@@ -7346,7 +7782,6 @@
               </w:rPr>
               <w:t xml:space="preserve">  </w:t>
             </w:r>
-            <w:proofErr w:type="spellStart"/>
             <w:r>
               <w:rPr>
                 <w:rFonts w:ascii="Courier New" w:eastAsia="Courier New" w:hAnsi="Courier New" w:cs="Courier New"/>
@@ -7354,37 +7789,7 @@
                 <w:sz w:val="18"/>
                 <w:szCs w:val="18"/>
               </w:rPr>
-              <w:t>chatMemory.add</w:t>
-            </w:r>
-            <w:proofErr w:type="spellEnd"/>
-            <w:r>
-              <w:rPr>
-                <w:rFonts w:ascii="Courier New" w:eastAsia="Courier New" w:hAnsi="Courier New" w:cs="Courier New"/>
-                <w:color w:val="D4D4D4"/>
-                <w:sz w:val="18"/>
-                <w:szCs w:val="18"/>
-              </w:rPr>
-              <w:t>(</w:t>
-            </w:r>
-            <w:proofErr w:type="spellStart"/>
-            <w:r>
-              <w:rPr>
-                <w:rFonts w:ascii="Courier New" w:eastAsia="Courier New" w:hAnsi="Courier New" w:cs="Courier New"/>
-                <w:color w:val="D4D4D4"/>
-                <w:sz w:val="18"/>
-                <w:szCs w:val="18"/>
-              </w:rPr>
-              <w:t>metamodelPrompt</w:t>
-            </w:r>
-            <w:proofErr w:type="spellEnd"/>
-            <w:r>
-              <w:rPr>
-                <w:rFonts w:ascii="Courier New" w:eastAsia="Courier New" w:hAnsi="Courier New" w:cs="Courier New"/>
-                <w:color w:val="D4D4D4"/>
-                <w:sz w:val="18"/>
-                <w:szCs w:val="18"/>
-              </w:rPr>
-              <w:t>);</w:t>
+              <w:t>chatMemory.add(metamodelPrompt);</w:t>
             </w:r>
           </w:p>
         </w:tc>
@@ -7509,63 +7914,7 @@
                 <w:szCs w:val="18"/>
                 <w:lang w:val="en-US"/>
               </w:rPr>
-              <w:t xml:space="preserve">public String </w:t>
-            </w:r>
-            <w:proofErr w:type="spellStart"/>
-            <w:proofErr w:type="gramStart"/>
-            <w:r>
-              <w:rPr>
-                <w:rFonts w:ascii="Courier New" w:eastAsia="Courier New" w:hAnsi="Courier New" w:cs="Courier New"/>
-                <w:color w:val="D4D4D4"/>
-                <w:sz w:val="18"/>
-                <w:szCs w:val="18"/>
-                <w:lang w:val="en-US"/>
-              </w:rPr>
-              <w:t>executeQuery</w:t>
-            </w:r>
-            <w:proofErr w:type="spellEnd"/>
-            <w:r>
-              <w:rPr>
-                <w:rFonts w:ascii="Courier New" w:eastAsia="Courier New" w:hAnsi="Courier New" w:cs="Courier New"/>
-                <w:color w:val="D4D4D4"/>
-                <w:sz w:val="18"/>
-                <w:szCs w:val="18"/>
-                <w:lang w:val="en-US"/>
-              </w:rPr>
-              <w:t>(</w:t>
-            </w:r>
-            <w:proofErr w:type="gramEnd"/>
-            <w:r>
-              <w:rPr>
-                <w:rFonts w:ascii="Courier New" w:eastAsia="Courier New" w:hAnsi="Courier New" w:cs="Courier New"/>
-                <w:color w:val="D4D4D4"/>
-                <w:sz w:val="18"/>
-                <w:szCs w:val="18"/>
-                <w:lang w:val="en-US"/>
-              </w:rPr>
-              <w:t xml:space="preserve">String message, </w:t>
-            </w:r>
-            <w:proofErr w:type="spellStart"/>
-            <w:r>
-              <w:rPr>
-                <w:rFonts w:ascii="Courier New" w:eastAsia="Courier New" w:hAnsi="Courier New" w:cs="Courier New"/>
-                <w:color w:val="D4D4D4"/>
-                <w:sz w:val="18"/>
-                <w:szCs w:val="18"/>
-                <w:lang w:val="en-US"/>
-              </w:rPr>
-              <w:t>SharedSessionContract</w:t>
-            </w:r>
-            <w:proofErr w:type="spellEnd"/>
-            <w:r>
-              <w:rPr>
-                <w:rFonts w:ascii="Courier New" w:eastAsia="Courier New" w:hAnsi="Courier New" w:cs="Courier New"/>
-                <w:color w:val="D4D4D4"/>
-                <w:sz w:val="18"/>
-                <w:szCs w:val="18"/>
-                <w:lang w:val="en-US"/>
-              </w:rPr>
-              <w:t xml:space="preserve"> session) {</w:t>
+              <w:t>public String executeQuery(String message, SharedSessionContract session) {</w:t>
             </w:r>
           </w:p>
         </w:tc>
@@ -7602,7 +7951,6 @@
               </w:rPr>
               <w:t xml:space="preserve">  </w:t>
             </w:r>
-            <w:proofErr w:type="spellStart"/>
             <w:r>
               <w:rPr>
                 <w:rFonts w:ascii="Courier New" w:eastAsia="Courier New" w:hAnsi="Courier New" w:cs="Courier New"/>
@@ -7610,9 +7958,9 @@
                 <w:sz w:val="18"/>
                 <w:szCs w:val="18"/>
               </w:rPr>
-              <w:t>SelectionQuery</w:t>
-            </w:r>
-            <w:proofErr w:type="spellEnd"/>
+              <w:t xml:space="preserve">SelectionQuery&lt;?&gt; query = </w:t>
+            </w:r>
+            <w:proofErr w:type="gramStart"/>
             <w:r>
               <w:rPr>
                 <w:rFonts w:ascii="Courier New" w:eastAsia="Courier New" w:hAnsi="Courier New" w:cs="Courier New"/>
@@ -7620,9 +7968,9 @@
                 <w:sz w:val="18"/>
                 <w:szCs w:val="18"/>
               </w:rPr>
-              <w:t xml:space="preserve">&lt;?&gt; </w:t>
-            </w:r>
-            <w:proofErr w:type="spellStart"/>
+              <w:t>createAiQueryWithRetry(</w:t>
+            </w:r>
+            <w:proofErr w:type="gramEnd"/>
             <w:r>
               <w:rPr>
                 <w:rFonts w:ascii="Courier New" w:eastAsia="Courier New" w:hAnsi="Courier New" w:cs="Courier New"/>
@@ -7630,59 +7978,7 @@
                 <w:sz w:val="18"/>
                 <w:szCs w:val="18"/>
               </w:rPr>
-              <w:t>query</w:t>
-            </w:r>
-            <w:proofErr w:type="spellEnd"/>
-            <w:r>
-              <w:rPr>
-                <w:rFonts w:ascii="Courier New" w:eastAsia="Courier New" w:hAnsi="Courier New" w:cs="Courier New"/>
-                <w:color w:val="D4D4D4"/>
-                <w:sz w:val="18"/>
-                <w:szCs w:val="18"/>
-              </w:rPr>
-              <w:t xml:space="preserve"> = </w:t>
-            </w:r>
-            <w:proofErr w:type="spellStart"/>
-            <w:proofErr w:type="gramStart"/>
-            <w:r>
-              <w:rPr>
-                <w:rFonts w:ascii="Courier New" w:eastAsia="Courier New" w:hAnsi="Courier New" w:cs="Courier New"/>
-                <w:color w:val="D4D4D4"/>
-                <w:sz w:val="18"/>
-                <w:szCs w:val="18"/>
-              </w:rPr>
-              <w:t>createAiQueryWithRetry</w:t>
-            </w:r>
-            <w:proofErr w:type="spellEnd"/>
-            <w:r>
-              <w:rPr>
-                <w:rFonts w:ascii="Courier New" w:eastAsia="Courier New" w:hAnsi="Courier New" w:cs="Courier New"/>
-                <w:color w:val="D4D4D4"/>
-                <w:sz w:val="18"/>
-                <w:szCs w:val="18"/>
-              </w:rPr>
-              <w:t>(</w:t>
-            </w:r>
-            <w:proofErr w:type="spellStart"/>
-            <w:proofErr w:type="gramEnd"/>
-            <w:r>
-              <w:rPr>
-                <w:rFonts w:ascii="Courier New" w:eastAsia="Courier New" w:hAnsi="Courier New" w:cs="Courier New"/>
-                <w:color w:val="D4D4D4"/>
-                <w:sz w:val="18"/>
-                <w:szCs w:val="18"/>
-              </w:rPr>
-              <w:t>message</w:t>
-            </w:r>
-            <w:proofErr w:type="spellEnd"/>
-            <w:r>
-              <w:rPr>
-                <w:rFonts w:ascii="Courier New" w:eastAsia="Courier New" w:hAnsi="Courier New" w:cs="Courier New"/>
-                <w:color w:val="D4D4D4"/>
-                <w:sz w:val="18"/>
-                <w:szCs w:val="18"/>
-              </w:rPr>
-              <w:t>, session</w:t>
+              <w:t>message, session</w:t>
             </w:r>
             <w:proofErr w:type="gramStart"/>
             <w:r>
@@ -7808,73 +8104,7 @@
                 <w:szCs w:val="18"/>
                 <w:lang w:val="en-US"/>
               </w:rPr>
-              <w:t xml:space="preserve">      "The query returned (JSON</w:t>
-            </w:r>
-            <w:proofErr w:type="gramStart"/>
-            <w:r>
-              <w:rPr>
-                <w:rFonts w:ascii="Courier New" w:eastAsia="Courier New" w:hAnsi="Courier New" w:cs="Courier New"/>
-                <w:color w:val="D4D4D4"/>
-                <w:sz w:val="18"/>
-                <w:szCs w:val="18"/>
-                <w:lang w:val="en-US"/>
-              </w:rPr>
-              <w:t>):\</w:t>
-            </w:r>
-            <w:proofErr w:type="gramEnd"/>
-            <w:r>
-              <w:rPr>
-                <w:rFonts w:ascii="Courier New" w:eastAsia="Courier New" w:hAnsi="Courier New" w:cs="Courier New"/>
-                <w:color w:val="D4D4D4"/>
-                <w:sz w:val="18"/>
-                <w:szCs w:val="18"/>
-                <w:lang w:val="en-US"/>
-              </w:rPr>
-              <w:t xml:space="preserve">n" + </w:t>
-            </w:r>
-            <w:proofErr w:type="spellStart"/>
-            <w:r>
-              <w:rPr>
-                <w:rFonts w:ascii="Courier New" w:eastAsia="Courier New" w:hAnsi="Courier New" w:cs="Courier New"/>
-                <w:color w:val="D4D4D4"/>
-                <w:sz w:val="18"/>
-                <w:szCs w:val="18"/>
-                <w:lang w:val="en-US"/>
-              </w:rPr>
-              <w:t>json</w:t>
-            </w:r>
-            <w:proofErr w:type="spellEnd"/>
-            <w:r>
-              <w:rPr>
-                <w:rFonts w:ascii="Courier New" w:eastAsia="Courier New" w:hAnsi="Courier New" w:cs="Courier New"/>
-                <w:color w:val="D4D4D4"/>
-                <w:sz w:val="18"/>
-                <w:szCs w:val="18"/>
-                <w:lang w:val="en-US"/>
-              </w:rPr>
-              <w:t xml:space="preserve"> + "\</w:t>
-            </w:r>
-            <w:proofErr w:type="spellStart"/>
-            <w:r>
-              <w:rPr>
-                <w:rFonts w:ascii="Courier New" w:eastAsia="Courier New" w:hAnsi="Courier New" w:cs="Courier New"/>
-                <w:color w:val="D4D4D4"/>
-                <w:sz w:val="18"/>
-                <w:szCs w:val="18"/>
-                <w:lang w:val="en-US"/>
-              </w:rPr>
-              <w:t>nAnswer</w:t>
-            </w:r>
-            <w:proofErr w:type="spellEnd"/>
-            <w:r>
-              <w:rPr>
-                <w:rFonts w:ascii="Courier New" w:eastAsia="Courier New" w:hAnsi="Courier New" w:cs="Courier New"/>
-                <w:color w:val="D4D4D4"/>
-                <w:sz w:val="18"/>
-                <w:szCs w:val="18"/>
-                <w:lang w:val="en-US"/>
-              </w:rPr>
-              <w:t xml:space="preserve"> in plain natural language."));</w:t>
+              <w:t xml:space="preserve">      "The query returned (JSON):\n" + json + "\nAnswer in plain natural language."));</w:t>
             </w:r>
           </w:p>
         </w:tc>
@@ -8001,9 +8231,9 @@
                 <w:sz w:val="18"/>
                 <w:szCs w:val="18"/>
               </w:rPr>
-              <w:t>.</w:t>
-            </w:r>
-            <w:proofErr w:type="spellStart"/>
+              <w:t>.aiMessage</w:t>
+            </w:r>
+            <w:proofErr w:type="gramEnd"/>
             <w:r>
               <w:rPr>
                 <w:rFonts w:ascii="Courier New" w:eastAsia="Courier New" w:hAnsi="Courier New" w:cs="Courier New"/>
@@ -8011,10 +8241,9 @@
                 <w:sz w:val="18"/>
                 <w:szCs w:val="18"/>
               </w:rPr>
-              <w:t>aiMessage</w:t>
-            </w:r>
-            <w:proofErr w:type="spellEnd"/>
-            <w:proofErr w:type="gramEnd"/>
+              <w:t>().</w:t>
+            </w:r>
+            <w:proofErr w:type="gramStart"/>
             <w:r>
               <w:rPr>
                 <w:rFonts w:ascii="Courier New" w:eastAsia="Courier New" w:hAnsi="Courier New" w:cs="Courier New"/>
@@ -8022,28 +8251,7 @@
                 <w:sz w:val="18"/>
                 <w:szCs w:val="18"/>
               </w:rPr>
-              <w:t>().</w:t>
-            </w:r>
-            <w:proofErr w:type="spellStart"/>
-            <w:proofErr w:type="gramStart"/>
-            <w:r>
-              <w:rPr>
-                <w:rFonts w:ascii="Courier New" w:eastAsia="Courier New" w:hAnsi="Courier New" w:cs="Courier New"/>
-                <w:color w:val="D4D4D4"/>
-                <w:sz w:val="18"/>
-                <w:szCs w:val="18"/>
-              </w:rPr>
-              <w:t>text</w:t>
-            </w:r>
-            <w:proofErr w:type="spellEnd"/>
-            <w:r>
-              <w:rPr>
-                <w:rFonts w:ascii="Courier New" w:eastAsia="Courier New" w:hAnsi="Courier New" w:cs="Courier New"/>
-                <w:color w:val="D4D4D4"/>
-                <w:sz w:val="18"/>
-                <w:szCs w:val="18"/>
-              </w:rPr>
-              <w:t>(</w:t>
+              <w:t>text(</w:t>
             </w:r>
             <w:proofErr w:type="gramEnd"/>
             <w:r>
@@ -8087,7 +8295,6 @@
                 <w:sz w:val="18"/>
                 <w:szCs w:val="18"/>
               </w:rPr>
-              <w:lastRenderedPageBreak/>
               <w:t>}</w:t>
             </w:r>
           </w:p>
@@ -8179,29 +8386,7 @@
                 <w:szCs w:val="18"/>
                 <w:lang w:val="en-US"/>
               </w:rPr>
-              <w:t xml:space="preserve">for (int attempt = 1; attempt &lt;= MAX_ATTEMPTS; attempt++) </w:t>
-            </w:r>
-            <w:proofErr w:type="gramStart"/>
-            <w:r>
-              <w:rPr>
-                <w:rFonts w:ascii="Courier New" w:eastAsia="Courier New" w:hAnsi="Courier New" w:cs="Courier New"/>
-                <w:color w:val="D4D4D4"/>
-                <w:sz w:val="18"/>
-                <w:szCs w:val="18"/>
-                <w:lang w:val="en-US"/>
-              </w:rPr>
-              <w:t xml:space="preserve">{  </w:t>
-            </w:r>
-            <w:proofErr w:type="gramEnd"/>
-            <w:r>
-              <w:rPr>
-                <w:rFonts w:ascii="Courier New" w:eastAsia="Courier New" w:hAnsi="Courier New" w:cs="Courier New"/>
-                <w:color w:val="D4D4D4"/>
-                <w:sz w:val="18"/>
-                <w:szCs w:val="18"/>
-                <w:lang w:val="en-US"/>
-              </w:rPr>
-              <w:t xml:space="preserve"> // MAX_ATTEMPTS = 2</w:t>
+              <w:t>for (int attempt = 1; attempt &lt;= MAX_ATTEMPTS; attempt++) {   // MAX_ATTEMPTS = 2</w:t>
             </w:r>
           </w:p>
         </w:tc>
@@ -8239,9 +8424,9 @@
                 <w:szCs w:val="18"/>
                 <w:lang w:val="en-US"/>
               </w:rPr>
-              <w:t xml:space="preserve">  String </w:t>
-            </w:r>
-            <w:proofErr w:type="spellStart"/>
+              <w:t xml:space="preserve">  String hql = </w:t>
+            </w:r>
+            <w:proofErr w:type="gramStart"/>
             <w:r>
               <w:rPr>
                 <w:rFonts w:ascii="Courier New" w:eastAsia="Courier New" w:hAnsi="Courier New" w:cs="Courier New"/>
@@ -8250,63 +8435,7 @@
                 <w:szCs w:val="18"/>
                 <w:lang w:val="en-US"/>
               </w:rPr>
-              <w:t>hql</w:t>
-            </w:r>
-            <w:proofErr w:type="spellEnd"/>
-            <w:r>
-              <w:rPr>
-                <w:rFonts w:ascii="Courier New" w:eastAsia="Courier New" w:hAnsi="Courier New" w:cs="Courier New"/>
-                <w:color w:val="D4D4D4"/>
-                <w:sz w:val="18"/>
-                <w:szCs w:val="18"/>
-                <w:lang w:val="en-US"/>
-              </w:rPr>
-              <w:t xml:space="preserve"> = </w:t>
-            </w:r>
-            <w:proofErr w:type="spellStart"/>
-            <w:proofErr w:type="gramStart"/>
-            <w:r>
-              <w:rPr>
-                <w:rFonts w:ascii="Courier New" w:eastAsia="Courier New" w:hAnsi="Courier New" w:cs="Courier New"/>
-                <w:color w:val="D4D4D4"/>
-                <w:sz w:val="18"/>
-                <w:szCs w:val="18"/>
-                <w:lang w:val="en-US"/>
-              </w:rPr>
-              <w:t>extractHql</w:t>
-            </w:r>
-            <w:proofErr w:type="spellEnd"/>
-            <w:r>
-              <w:rPr>
-                <w:rFonts w:ascii="Courier New" w:eastAsia="Courier New" w:hAnsi="Courier New" w:cs="Courier New"/>
-                <w:color w:val="D4D4D4"/>
-                <w:sz w:val="18"/>
-                <w:szCs w:val="18"/>
-                <w:lang w:val="en-US"/>
-              </w:rPr>
-              <w:t>(</w:t>
-            </w:r>
-            <w:proofErr w:type="spellStart"/>
-            <w:r>
-              <w:rPr>
-                <w:rFonts w:ascii="Courier New" w:eastAsia="Courier New" w:hAnsi="Courier New" w:cs="Courier New"/>
-                <w:color w:val="D4D4D4"/>
-                <w:sz w:val="18"/>
-                <w:szCs w:val="18"/>
-                <w:lang w:val="en-US"/>
-              </w:rPr>
-              <w:t>generateHql</w:t>
-            </w:r>
-            <w:proofErr w:type="spellEnd"/>
-            <w:r>
-              <w:rPr>
-                <w:rFonts w:ascii="Courier New" w:eastAsia="Courier New" w:hAnsi="Courier New" w:cs="Courier New"/>
-                <w:color w:val="D4D4D4"/>
-                <w:sz w:val="18"/>
-                <w:szCs w:val="18"/>
-                <w:lang w:val="en-US"/>
-              </w:rPr>
-              <w:t>(</w:t>
+              <w:t>extractHql(generateHql(</w:t>
             </w:r>
             <w:proofErr w:type="gramEnd"/>
             <w:r>
@@ -8354,7 +8483,6 @@
               </w:rPr>
               <w:t xml:space="preserve">  </w:t>
             </w:r>
-            <w:proofErr w:type="spellStart"/>
             <w:r>
               <w:rPr>
                 <w:rFonts w:ascii="Courier New" w:eastAsia="Courier New" w:hAnsi="Courier New" w:cs="Courier New"/>
@@ -8362,17 +8490,7 @@
                 <w:sz w:val="18"/>
                 <w:szCs w:val="18"/>
               </w:rPr>
-              <w:t>try</w:t>
-            </w:r>
-            <w:proofErr w:type="spellEnd"/>
-            <w:r>
-              <w:rPr>
-                <w:rFonts w:ascii="Courier New" w:eastAsia="Courier New" w:hAnsi="Courier New" w:cs="Courier New"/>
-                <w:color w:val="D4D4D4"/>
-                <w:sz w:val="18"/>
-                <w:szCs w:val="18"/>
-              </w:rPr>
-              <w:t xml:space="preserve"> {</w:t>
+              <w:t>try {</w:t>
             </w:r>
           </w:p>
         </w:tc>
@@ -8512,31 +8630,7 @@
                 <w:szCs w:val="18"/>
                 <w:lang w:val="en-US"/>
               </w:rPr>
-              <w:t xml:space="preserve">        "The HQL was rejected by Hibernate:\n" + </w:t>
-            </w:r>
-            <w:proofErr w:type="spellStart"/>
-            <w:proofErr w:type="gramStart"/>
-            <w:r>
-              <w:rPr>
-                <w:rFonts w:ascii="Courier New" w:eastAsia="Courier New" w:hAnsi="Courier New" w:cs="Courier New"/>
-                <w:color w:val="D4D4D4"/>
-                <w:sz w:val="18"/>
-                <w:szCs w:val="18"/>
-                <w:lang w:val="en-US"/>
-              </w:rPr>
-              <w:t>e.getMessage</w:t>
-            </w:r>
-            <w:proofErr w:type="spellEnd"/>
-            <w:proofErr w:type="gramEnd"/>
-            <w:r>
-              <w:rPr>
-                <w:rFonts w:ascii="Courier New" w:eastAsia="Courier New" w:hAnsi="Courier New" w:cs="Courier New"/>
-                <w:color w:val="D4D4D4"/>
-                <w:sz w:val="18"/>
-                <w:szCs w:val="18"/>
-                <w:lang w:val="en-US"/>
-              </w:rPr>
-              <w:t>()</w:t>
+              <w:t xml:space="preserve">        "The HQL was rejected by Hibernate:\n" + e.getMessage()</w:t>
             </w:r>
           </w:p>
         </w:tc>
@@ -8574,29 +8668,7 @@
                 <w:szCs w:val="18"/>
                 <w:lang w:val="en-US"/>
               </w:rPr>
-              <w:t xml:space="preserve">        + "\</w:t>
-            </w:r>
-            <w:proofErr w:type="spellStart"/>
-            <w:r>
-              <w:rPr>
-                <w:rFonts w:ascii="Courier New" w:eastAsia="Courier New" w:hAnsi="Courier New" w:cs="Courier New"/>
-                <w:color w:val="D4D4D4"/>
-                <w:sz w:val="18"/>
-                <w:szCs w:val="18"/>
-                <w:lang w:val="en-US"/>
-              </w:rPr>
-              <w:t>nGenerate</w:t>
-            </w:r>
-            <w:proofErr w:type="spellEnd"/>
-            <w:r>
-              <w:rPr>
-                <w:rFonts w:ascii="Courier New" w:eastAsia="Courier New" w:hAnsi="Courier New" w:cs="Courier New"/>
-                <w:color w:val="D4D4D4"/>
-                <w:sz w:val="18"/>
-                <w:szCs w:val="18"/>
-                <w:lang w:val="en-US"/>
-              </w:rPr>
-              <w:t xml:space="preserve"> a corrected HQL SELECT for: " + message));</w:t>
+              <w:t xml:space="preserve">        + "\nGenerate a corrected HQL SELECT for: " + message));</w:t>
             </w:r>
           </w:p>
         </w:tc>
@@ -8708,17 +8780,18 @@
       <w:pPr>
         <w:pStyle w:val="Ttulo3"/>
       </w:pPr>
-      <w:bookmarkStart w:id="16" w:name="_Toc234848118"/>
+      <w:bookmarkStart w:id="17" w:name="_Toc234850570"/>
       <w:r>
         <w:t>Pipeline Fixa vs Abordagem com Agentes</w:t>
       </w:r>
-      <w:bookmarkEnd w:id="16"/>
+      <w:bookmarkEnd w:id="17"/>
     </w:p>
     <w:p>
       <w:pPr>
         <w:spacing w:before="80" w:after="80" w:line="276" w:lineRule="auto"/>
       </w:pPr>
       <w:r>
+        <w:lastRenderedPageBreak/>
         <w:t>O assistente usa uma pipeline fixa — o Java orquestra explicitamente os passos. A alternativa seria uma abordagem com agentes (@Tool / function calling), em que o LLM decidiria de forma autónoma quando executar a query. Isso exige que o modelo seja fiável a seguir o protocolo de function calling, algo que modelos locais pequenos não garantem de forma consistente. A pipeline é mais previsível e mais fácil de controlar.</w:t>
       </w:r>
     </w:p>
@@ -9112,22 +9185,18 @@
       <w:pPr>
         <w:pStyle w:val="Ttulo3"/>
       </w:pPr>
-      <w:bookmarkStart w:id="17" w:name="_Toc234848119"/>
+      <w:bookmarkStart w:id="18" w:name="_Toc234850571"/>
       <w:r>
         <w:t>As Duas Implementações — LangChain4j e Spring AI</w:t>
       </w:r>
-      <w:bookmarkEnd w:id="17"/>
+      <w:bookmarkEnd w:id="18"/>
     </w:p>
     <w:p>
       <w:pPr>
         <w:spacing w:before="80" w:after="80" w:line="276" w:lineRule="auto"/>
       </w:pPr>
       <w:r>
-        <w:t xml:space="preserve">Os dois projetos V2 implementam exatamente a mesma arquitetura sobre a mesma biblioteca oficial: o metamodelo constrói o prompt, o LLM gera HQL, o Hibernate valida e executa, o LLM redige a resposta. A única diferença é a API de integração com o LLM. As entidades, o data.sql, os dois serializers de ocultação (FilteringMetamodelSerializer / FilteringResultsSerializer) e a suite </w:t>
-      </w:r>
-      <w:r>
-        <w:lastRenderedPageBreak/>
-        <w:t>de testes são partilhados, byte a byte — provando que essas camadas não dependem do framework de LLM.</w:t>
+        <w:t>Os dois projetos V2 implementam exatamente a mesma arquitetura sobre a mesma biblioteca oficial: o metamodelo constrói o prompt, o LLM gera HQL, o Hibernate valida e executa, o LLM redige a resposta. A única diferença é a API de integração com o LLM. As entidades, o data.sql, os dois serializers de ocultação (FilteringMetamodelSerializer / FilteringResultsSerializer) e a suite de testes são partilhados, byte a byte — provando que essas camadas não dependem do framework de LLM.</w:t>
       </w:r>
     </w:p>
     <w:p>
@@ -9160,16 +9229,55 @@
         <w:rPr>
           <w:b/>
           <w:bCs/>
-          <w:lang w:val="en-US"/>
-        </w:rPr>
-      </w:pPr>
+        </w:rPr>
+      </w:pPr>
+      <w:proofErr w:type="spellStart"/>
       <w:r>
         <w:rPr>
           <w:b/>
           <w:bCs/>
-          <w:lang w:val="en-US"/>
-        </w:rPr>
-        <w:t>spring-ai-assistant-demo (Spring AI)</w:t>
+        </w:rPr>
+        <w:t>spring</w:t>
+      </w:r>
+      <w:proofErr w:type="spellEnd"/>
+      <w:r>
+        <w:rPr>
+          <w:b/>
+          <w:bCs/>
+        </w:rPr>
+        <w:t>-</w:t>
+      </w:r>
+      <w:proofErr w:type="gramStart"/>
+      <w:r>
+        <w:rPr>
+          <w:b/>
+          <w:bCs/>
+        </w:rPr>
+        <w:t>ai</w:t>
+      </w:r>
+      <w:proofErr w:type="gramEnd"/>
+      <w:r>
+        <w:rPr>
+          <w:b/>
+          <w:bCs/>
+        </w:rPr>
+        <w:t>-</w:t>
+      </w:r>
+      <w:proofErr w:type="spellStart"/>
+      <w:r>
+        <w:rPr>
+          <w:b/>
+          <w:bCs/>
+        </w:rPr>
+        <w:t>assistant</w:t>
+      </w:r>
+      <w:proofErr w:type="spellEnd"/>
+      <w:r>
+        <w:rPr>
+          <w:b/>
+          <w:bCs/>
+        </w:rPr>
+        <w:t>-demo (Spring AI)</w:t>
       </w:r>
     </w:p>
     <w:p>
@@ -9583,6 +9691,7 @@
                 <w:sz w:val="18"/>
                 <w:szCs w:val="18"/>
               </w:rPr>
+              <w:lastRenderedPageBreak/>
               <w:t>}</w:t>
             </w:r>
           </w:p>
@@ -10187,11 +10296,11 @@
       <w:pPr>
         <w:pStyle w:val="Ttulo3"/>
       </w:pPr>
-      <w:bookmarkStart w:id="18" w:name="_Toc234848120"/>
+      <w:bookmarkStart w:id="19" w:name="_Toc234850572"/>
       <w:r>
         <w:t>HQL vs SQL — Porquê HQL?</w:t>
       </w:r>
-      <w:bookmarkEnd w:id="18"/>
+      <w:bookmarkEnd w:id="19"/>
     </w:p>
     <w:p>
       <w:pPr>
@@ -10251,7 +10360,7 @@
               </wp:anchor>
             </w:drawing>
           </mc:Choice>
-          <mc:Fallback xmlns:ns9="http://schemas.openxmlformats.org/drawingml/2006/picture" xmlns:ns5="http://schemas.openxmlformats.org/drawingml/2006/main" xmlns:ns11="http://schemas.microsoft.com/office/drawing/2010/main">
+          <mc:Fallback xmlns:ns11="http://schemas.microsoft.com/office/drawing/2010/main" xmlns:ns5="http://schemas.openxmlformats.org/drawingml/2006/main" xmlns:ns9="http://schemas.openxmlformats.org/drawingml/2006/picture">
             <w:pict>
               <v:line w14:anchorId="33CA8BAD" id="Conexão Reta 3" o:spid="_x0000_s1026" style="position:absolute;z-index:251684864;visibility:visible;mso-wrap-style:square;mso-wrap-distance-left:9pt;mso-wrap-distance-top:0;mso-wrap-distance-right:9pt;mso-wrap-distance-bottom:0;mso-position-horizontal:absolute;mso-position-horizontal-relative:text;mso-position-vertical:absolute;mso-position-vertical-relative:text" from="0,0" to="484.2pt,0" o:gfxdata="UEsDBBQABgAIAAAAIQC2gziS/gAAAOEBAAATAAAAW0NvbnRlbnRfVHlwZXNdLnhtbJSRQU7DMBBF 90jcwfIWJU67QAgl6YK0S0CoHGBkTxKLZGx5TGhvj5O2G0SRWNoz/78nu9wcxkFMGNg6quQqL6RA 0s5Y6ir5vt9lD1JwBDIwOMJKHpHlpr69KfdHjyxSmriSfYz+USnWPY7AufNIadK6MEJMx9ApD/oD OlTrorhX2lFEilmcO2RdNtjC5xDF9pCuTyYBB5bi6bQ4syoJ3g9WQ0ymaiLzg5KdCXlKLjvcW893 SUOqXwnz5DrgnHtJTxOsQfEKIT7DmDSUCaxw7Rqn8787ZsmRM9e2VmPeBN4uqYvTtW7jvijg9N/y JsXecLq0q+WD6m8AAAD//wMAUEsDBBQABgAIAAAAIQA4/SH/1gAAAJQBAAALAAAAX3JlbHMvLnJl bHOkkMFqwzAMhu+DvYPRfXGawxijTi+j0GvpHsDYimMaW0Yy2fr2M4PBMnrbUb/Q94l/f/hMi1qR JVI2sOt6UJgd+ZiDgffL8ekFlFSbvV0oo4EbChzGx4f9GRdb25HMsYhqlCwG5lrLq9biZkxWOiqY 22YiTra2kYMu1l1tQD30/bPm3wwYN0x18gb45AdQl1tp5j/sFB2T0FQ7R0nTNEV3j6o9feQzro1i OWA14Fm+Q8a1a8+Bvu/d/dMb2JY5uiPbhG/ktn4cqGU/er3pcvwCAAD//wMAUEsDBBQABgAIAAAA IQCZ2PQonAEAAJQDAAAOAAAAZHJzL2Uyb0RvYy54bWysU01P3DAQvVfqf7B8Z5MAQm202T2A4FK1 qMAPMM54Y8n2WLbZZP99x97dLGorIRAXxx/z3sx7M1muJ2vYFkLU6DreLGrOwEnstdt0/Onx9uwb ZzEJ1wuDDjq+g8jXq69flqNv4RwHND0ERiQutqPv+JCSb6sqygGsiAv04OhRYbAi0TFsqj6Ikdit qc7r+qoaMfQ+oIQY6fZm/8hXhV8pkOmXUhESMx2n2lJZQ1mf81qtlqLdBOEHLQ9liA9UYYV2lHSm uhFJsJeg/6GyWgaMqNJCoq1QKS2haCA1Tf2XmodBeChayJzoZ5vi59HKn9trdx/IhtHHNvr7kFVM Ktj8pfrYVMzazWbBlJiky6vm8vvFJXkqj2/VCehDTHeAluVNx412WYdoxfZHTJSMQo8hdDilLru0 M5CDjfsNiumekjUFXaYCrk1gW0H9FFKCS03uIfGV6AxT2pgZWL8NPMRnKJSJeQ94RpTM6NIMttph +F/2NB1LVvv4owN73dmCZ+x3pSnFGmp9UXgY0zxbr88FfvqZVn8AAAD//wMAUEsDBBQABgAIAAAA IQBdcTjb3gAAAAcBAAAPAAAAZHJzL2Rvd25yZXYueG1sTI9Ba8JAEIXvBf/DMkJvdVMpYmM2IpZS KxSpLdjjmp0m0exs2F1N/Pcde2kvDx6PefO9bN7bRpzRh9qRgvtRAgKpcKamUsHnx/PdFESImoxu HKGCCwaY54ObTKfGdfSO520sBZdQSLWCKsY2lTIUFVodRq5F4uzbeasjW19K43XH5baR4ySZSKtr 4g+VbnFZYXHcnqyCN79aLRfry4E2X7bbjde7zWv/otTtsH+asSxmICL28e8CrhuYH3IG27sTmSAa Bbwm/ipnj5PpA4j91co8k//58x8AAAD//wMAUEsBAi0AFAAGAAgAAAAhALaDOJL+AAAA4QEAABMA AAAAAAAAAAAAAAAAAAAAAFtDb250ZW50X1R5cGVzXS54bWxQSwECLQAUAAYACAAAACEAOP0h/9YA AACUAQAACwAAAAAAAAAAAAAAAAAvAQAAX3JlbHMvLnJlbHNQSwECLQAUAAYACAAAACEAmdj0KJwB AACUAwAADgAAAAAAAAAAAAAAAAAuAgAAZHJzL2Uyb0RvYy54bWxQSwECLQAUAAYACAAAACEAXXE4 294AAAAHAQAADwAAAAAAAAAAAAAAAAD2AwAAZHJzL2Rvd25yZXYueG1sUEsFBgAAAAAEAAQA8wAA AAEFAAAAAA== " strokecolor="#156082 [3204]" strokeweight=".5pt">
                 <v:stroke joinstyle="miter"/>
@@ -10283,7 +10392,6 @@
           <w:bCs/>
           <w:lang w:val="en-US"/>
         </w:rPr>
-        <w:lastRenderedPageBreak/>
         <w:t>Exemplo Concreto</w:t>
       </w:r>
     </w:p>
@@ -11019,6 +11127,7 @@
                 <w:sz w:val="18"/>
                 <w:szCs w:val="18"/>
               </w:rPr>
+              <w:lastRenderedPageBreak/>
               <w:t>-- Hibernate resolve o JOIN automaticamente</w:t>
             </w:r>
           </w:p>
@@ -11653,11 +11762,11 @@
       <w:pPr>
         <w:pStyle w:val="Ttulo3"/>
       </w:pPr>
-      <w:bookmarkStart w:id="19" w:name="_Toc234848121"/>
+      <w:bookmarkStart w:id="20" w:name="_Toc234850573"/>
       <w:r>
         <w:t>RAG com Dados Reais</w:t>
       </w:r>
-      <w:bookmarkEnd w:id="19"/>
+      <w:bookmarkEnd w:id="20"/>
     </w:p>
     <w:p>
       <w:pPr>
@@ -11717,7 +11826,7 @@
               </wp:anchor>
             </w:drawing>
           </mc:Choice>
-          <mc:Fallback xmlns:ns9="http://schemas.openxmlformats.org/drawingml/2006/picture" xmlns:ns5="http://schemas.openxmlformats.org/drawingml/2006/main" xmlns:ns11="http://schemas.microsoft.com/office/drawing/2010/main">
+          <mc:Fallback xmlns:ns11="http://schemas.microsoft.com/office/drawing/2010/main" xmlns:ns5="http://schemas.openxmlformats.org/drawingml/2006/main" xmlns:ns9="http://schemas.openxmlformats.org/drawingml/2006/picture">
             <w:pict>
               <v:line w14:anchorId="2E235C5D" id="Conexão Reta 3" o:spid="_x0000_s1026" style="position:absolute;z-index:251686912;visibility:visible;mso-wrap-style:square;mso-wrap-distance-left:9pt;mso-wrap-distance-top:0;mso-wrap-distance-right:9pt;mso-wrap-distance-bottom:0;mso-position-horizontal:absolute;mso-position-horizontal-relative:text;mso-position-vertical:absolute;mso-position-vertical-relative:text" from="0,-.05pt" to="484.2pt,-.05pt" o:gfxdata="UEsDBBQABgAIAAAAIQC2gziS/gAAAOEBAAATAAAAW0NvbnRlbnRfVHlwZXNdLnhtbJSRQU7DMBBF 90jcwfIWJU67QAgl6YK0S0CoHGBkTxKLZGx5TGhvj5O2G0SRWNoz/78nu9wcxkFMGNg6quQqL6RA 0s5Y6ir5vt9lD1JwBDIwOMJKHpHlpr69KfdHjyxSmriSfYz+USnWPY7AufNIadK6MEJMx9ApD/oD OlTrorhX2lFEilmcO2RdNtjC5xDF9pCuTyYBB5bi6bQ4syoJ3g9WQ0ymaiLzg5KdCXlKLjvcW893 SUOqXwnz5DrgnHtJTxOsQfEKIT7DmDSUCaxw7Rqn8787ZsmRM9e2VmPeBN4uqYvTtW7jvijg9N/y JsXecLq0q+WD6m8AAAD//wMAUEsDBBQABgAIAAAAIQA4/SH/1gAAAJQBAAALAAAAX3JlbHMvLnJl bHOkkMFqwzAMhu+DvYPRfXGawxijTi+j0GvpHsDYimMaW0Yy2fr2M4PBMnrbUb/Q94l/f/hMi1qR JVI2sOt6UJgd+ZiDgffL8ekFlFSbvV0oo4EbChzGx4f9GRdb25HMsYhqlCwG5lrLq9biZkxWOiqY 22YiTra2kYMu1l1tQD30/bPm3wwYN0x18gb45AdQl1tp5j/sFB2T0FQ7R0nTNEV3j6o9feQzro1i OWA14Fm+Q8a1a8+Bvu/d/dMb2JY5uiPbhG/ktn4cqGU/er3pcvwCAAD//wMAUEsDBBQABgAIAAAA IQCZ2PQonAEAAJQDAAAOAAAAZHJzL2Uyb0RvYy54bWysU01P3DAQvVfqf7B8Z5MAQm202T2A4FK1 qMAPMM54Y8n2WLbZZP99x97dLGorIRAXxx/z3sx7M1muJ2vYFkLU6DreLGrOwEnstdt0/Onx9uwb ZzEJ1wuDDjq+g8jXq69flqNv4RwHND0ERiQutqPv+JCSb6sqygGsiAv04OhRYbAi0TFsqj6Ikdit qc7r+qoaMfQ+oIQY6fZm/8hXhV8pkOmXUhESMx2n2lJZQ1mf81qtlqLdBOEHLQ9liA9UYYV2lHSm uhFJsJeg/6GyWgaMqNJCoq1QKS2haCA1Tf2XmodBeChayJzoZ5vi59HKn9trdx/IhtHHNvr7kFVM Ktj8pfrYVMzazWbBlJiky6vm8vvFJXkqj2/VCehDTHeAluVNx412WYdoxfZHTJSMQo8hdDilLru0 M5CDjfsNiumekjUFXaYCrk1gW0H9FFKCS03uIfGV6AxT2pgZWL8NPMRnKJSJeQ94RpTM6NIMttph +F/2NB1LVvv4owN73dmCZ+x3pSnFGmp9UXgY0zxbr88FfvqZVn8AAAD//wMAUEsDBBQABgAIAAAA IQCasyRQ4AAAAAkBAAAPAAAAZHJzL2Rvd25yZXYueG1sTI9Ba8JAEIXvhf6HZQq96UYpYmM2IpZS KxSpFfS4ZqdJ2uxs2F1N/Pcde2kvA4/He/O+bN7bRpzRh9qRgtEwAYFUOFNTqWD38TyYgghRk9GN I1RwwQDz/PYm06lxHb3jeRtLwSUUUq2girFNpQxFhVaHoWuR2Pt03urI0pfSeN1xuW3kOEkm0uqa +EOlW1xWWHxvT1bBm1+tlov15Ys2B9vtx+v95rV/Uer+rn+a8VnMQETs418Crgy8H3IednQnMkE0 CpgmKhiMQLD5OJk+gDj+apln8j9B/gMAAP//AwBQSwECLQAUAAYACAAAACEAtoM4kv4AAADhAQAA EwAAAAAAAAAAAAAAAAAAAAAAW0NvbnRlbnRfVHlwZXNdLnhtbFBLAQItABQABgAIAAAAIQA4/SH/ 1gAAAJQBAAALAAAAAAAAAAAAAAAAAC8BAABfcmVscy8ucmVsc1BLAQItABQABgAIAAAAIQCZ2PQo nAEAAJQDAAAOAAAAAAAAAAAAAAAAAC4CAABkcnMvZTJvRG9jLnhtbFBLAQItABQABgAIAAAAIQCa syRQ4AAAAAkBAAAPAAAAAAAAAAAAAAAAAPYDAABkcnMvZG93bnJldi54bWxQSwUGAAAAAAQABADz AAAAAwUAAAAA " strokecolor="#156082 [3204]" strokeweight=".5pt">
                 <v:stroke joinstyle="miter"/>
@@ -11727,11 +11836,7 @@
         </mc:AlternateContent>
       </w:r>
       <w:r>
-        <w:t xml:space="preserve">Os LLMs são treinados com dados até uma determinada data e não conhecem a realidade atual da nossa aplicação. Se perguntarmos ao modelo sobre as encomendas em aberto, os utilizadores </w:t>
-      </w:r>
-      <w:r>
-        <w:lastRenderedPageBreak/>
-        <w:t>registados ou o stock disponível, ele simplesmente não tem essa informação — e sem contexto, pode inventar respostas plausíveis mas incorretas, fenómeno conhecido como alucinação.</w:t>
+        <w:t>Os LLMs são treinados com dados até uma determinada data e não conhecem a realidade atual da nossa aplicação. Se perguntarmos ao modelo sobre as encomendas em aberto, os utilizadores registados ou o stock disponível, ele simplesmente não tem essa informação — e sem contexto, pode inventar respostas plausíveis mas incorretas, fenómeno conhecido como alucinação.</w:t>
       </w:r>
     </w:p>
     <w:p>
@@ -12128,6 +12233,7 @@
                 <w:sz w:val="20"/>
                 <w:szCs w:val="20"/>
               </w:rPr>
+              <w:lastRenderedPageBreak/>
               <w:t>Complexidade</w:t>
             </w:r>
           </w:p>
@@ -12270,11 +12376,11 @@
       <w:pPr>
         <w:pStyle w:val="Ttulo3"/>
       </w:pPr>
-      <w:bookmarkStart w:id="20" w:name="_Toc234848122"/>
+      <w:bookmarkStart w:id="21" w:name="_Toc234850574"/>
       <w:r>
         <w:t>Segurança e Controlo de Acesso</w:t>
       </w:r>
-      <w:bookmarkEnd w:id="20"/>
+      <w:bookmarkEnd w:id="21"/>
     </w:p>
     <w:p>
       <w:pPr>
@@ -12714,7 +12820,6 @@
                 <w:szCs w:val="18"/>
                 <w:lang w:val="en-US"/>
               </w:rPr>
-              <w:lastRenderedPageBreak/>
               <w:t xml:space="preserve">  </w:t>
             </w:r>
             <w:r>
@@ -13262,6 +13367,7 @@
           <w:b/>
           <w:bCs/>
         </w:rPr>
+        <w:lastRenderedPageBreak/>
         <w:t>Configuração única</w:t>
       </w:r>
     </w:p>
@@ -13552,18 +13658,17 @@
       <w:pPr>
         <w:pStyle w:val="Ttulo3"/>
       </w:pPr>
-      <w:bookmarkStart w:id="21" w:name="_Toc234848123"/>
+      <w:bookmarkStart w:id="22" w:name="_Toc234850575"/>
       <w:r>
         <w:t>Perguntas de Demonstração</w:t>
       </w:r>
-      <w:bookmarkEnd w:id="21"/>
+      <w:bookmarkEnd w:id="22"/>
     </w:p>
     <w:p>
       <w:pPr>
         <w:spacing w:before="80" w:after="80" w:line="276" w:lineRule="auto"/>
       </w:pPr>
       <w:r>
-        <w:lastRenderedPageBreak/>
         <w:t>Um conjunto de perguntas testadas para a demonstração ao vivo. Todas passam pelo LLM (qwen2.5-coder:7b) para a geração de HQL: o modelo gera a query a partir do prompt construído do metamodelo já filtrado, o Hibernate valida e executa via SelectionQuery, e o LLM formata a resposta em linguagem natural. As últimas provam as duas camadas de ocultação e os endpoints de depuração. Os endpoints são idênticos nos dois gémeos (porta 8080).</w:t>
       </w:r>
     </w:p>
@@ -14018,6 +14123,7 @@
                 <w:szCs w:val="18"/>
                 <w:lang w:val="en-US"/>
               </w:rPr>
+              <w:lastRenderedPageBreak/>
               <w:t>curl "http://localhost:8080/assistant/hql?q=What+are+the+top+5+most+expensive+products?"</w:t>
             </w:r>
           </w:p>
@@ -14426,11 +14532,11 @@
       <w:pPr>
         <w:pStyle w:val="Ttulo3"/>
       </w:pPr>
-      <w:bookmarkStart w:id="22" w:name="_Toc234848124"/>
+      <w:bookmarkStart w:id="23" w:name="_Toc234850576"/>
       <w:r>
         <w:t>Pontos-Chave</w:t>
       </w:r>
-      <w:bookmarkEnd w:id="22"/>
+      <w:bookmarkEnd w:id="23"/>
     </w:p>
     <w:p>
       <w:pPr>
@@ -14486,7 +14592,6 @@
           <w:b/>
           <w:bCs/>
         </w:rPr>
-        <w:lastRenderedPageBreak/>
         <w:t>Segurança em duas camadas:</w:t>
       </w:r>
       <w:r>
@@ -14577,20 +14682,117 @@
       <w:pPr>
         <w:pStyle w:val="Ttulo3"/>
       </w:pPr>
-      <w:bookmarkStart w:id="23" w:name="_Toc234848125"/>
+      <w:bookmarkStart w:id="24" w:name="_Toc234850577"/>
       <w:r>
         <w:t>Ligações e Recursos</w:t>
       </w:r>
-      <w:bookmarkEnd w:id="23"/>
+      <w:bookmarkEnd w:id="24"/>
     </w:p>
     <w:p>
       <w:pPr>
         <w:spacing w:before="60" w:after="60"/>
+      </w:pPr>
+      <w:proofErr w:type="gramStart"/>
+      <w:r>
+        <w:rPr>
+          <w:b/>
+          <w:bCs/>
+          <w:color w:val="2E75B6"/>
+        </w:rPr>
+        <w:t xml:space="preserve">→  </w:t>
+      </w:r>
+      <w:proofErr w:type="spellStart"/>
+      <w:r>
+        <w:rPr>
+          <w:color w:val="2E75B6"/>
+        </w:rPr>
+        <w:t>Hibernate</w:t>
+      </w:r>
+      <w:proofErr w:type="spellEnd"/>
+      <w:proofErr w:type="gramEnd"/>
+      <w:r>
+        <w:rPr>
+          <w:color w:val="2E75B6"/>
+        </w:rPr>
+        <w:t xml:space="preserve"> ORM 7.4 — módulo </w:t>
+      </w:r>
+      <w:proofErr w:type="spellStart"/>
+      <w:r>
+        <w:rPr>
+          <w:color w:val="2E75B6"/>
+        </w:rPr>
+        <w:t>hibernate-</w:t>
+      </w:r>
+      <w:proofErr w:type="gramStart"/>
+      <w:r>
+        <w:rPr>
+          <w:color w:val="2E75B6"/>
+        </w:rPr>
+        <w:t>assistant</w:t>
+      </w:r>
+      <w:proofErr w:type="spellEnd"/>
+      <w:r>
+        <w:rPr>
+          <w:color w:val="2E75B6"/>
+        </w:rPr>
+        <w:t xml:space="preserve">  (</w:t>
+      </w:r>
+      <w:proofErr w:type="gramEnd"/>
+      <w:r>
+        <w:rPr>
+          <w:color w:val="2E75B6"/>
+        </w:rPr>
+        <w:t>hibernate.org/</w:t>
+      </w:r>
+      <w:proofErr w:type="spellStart"/>
+      <w:r>
+        <w:rPr>
+          <w:color w:val="2E75B6"/>
+        </w:rPr>
+        <w:t>orm</w:t>
+      </w:r>
+      <w:proofErr w:type="spellEnd"/>
+      <w:r>
+        <w:rPr>
+          <w:color w:val="2E75B6"/>
+        </w:rPr>
+        <w:t>)</w:t>
+      </w:r>
+    </w:p>
+    <w:p>
+      <w:pPr>
+        <w:spacing w:before="60" w:after="60"/>
+      </w:pPr>
+      <w:proofErr w:type="gramStart"/>
+      <w:r>
+        <w:rPr>
+          <w:b/>
+          <w:bCs/>
+          <w:color w:val="2E75B6"/>
+        </w:rPr>
+        <w:t xml:space="preserve">→  </w:t>
+      </w:r>
+      <w:r>
+        <w:rPr>
+          <w:color w:val="2E75B6"/>
+        </w:rPr>
+        <w:t>Demo</w:t>
+      </w:r>
+      <w:proofErr w:type="gramEnd"/>
+      <w:r>
+        <w:rPr>
+          <w:color w:val="2E75B6"/>
+        </w:rPr>
+        <w:t xml:space="preserve"> de referência (Quarkus) — github.com/mbellade/demos</w:t>
+      </w:r>
+    </w:p>
+    <w:p>
+      <w:pPr>
+        <w:spacing w:before="60" w:after="60"/>
         <w:rPr>
           <w:lang w:val="en-US"/>
         </w:rPr>
       </w:pPr>
-      <w:proofErr w:type="gramStart"/>
       <w:r>
         <w:rPr>
           <w:b/>
@@ -14605,90 +14807,7 @@
           <w:color w:val="2E75B6"/>
           <w:lang w:val="en-US"/>
         </w:rPr>
-        <w:t>Hibernate</w:t>
-      </w:r>
-      <w:proofErr w:type="gramEnd"/>
-      <w:r>
-        <w:rPr>
-          <w:color w:val="2E75B6"/>
-          <w:lang w:val="en-US"/>
-        </w:rPr>
-        <w:t xml:space="preserve"> ORM 7.4 — </w:t>
-      </w:r>
-      <w:proofErr w:type="spellStart"/>
-      <w:r>
-        <w:rPr>
-          <w:color w:val="2E75B6"/>
-          <w:lang w:val="en-US"/>
-        </w:rPr>
-        <w:t>módulo</w:t>
-      </w:r>
-      <w:proofErr w:type="spellEnd"/>
-      <w:r>
-        <w:rPr>
-          <w:color w:val="2E75B6"/>
-          <w:lang w:val="en-US"/>
-        </w:rPr>
-        <w:t xml:space="preserve"> hibernate-</w:t>
-      </w:r>
-      <w:proofErr w:type="gramStart"/>
-      <w:r>
-        <w:rPr>
-          <w:color w:val="2E75B6"/>
-          <w:lang w:val="en-US"/>
-        </w:rPr>
-        <w:t>assistant  (</w:t>
-      </w:r>
-      <w:proofErr w:type="gramEnd"/>
-      <w:r>
-        <w:rPr>
-          <w:color w:val="2E75B6"/>
-          <w:lang w:val="en-US"/>
-        </w:rPr>
-        <w:t>hibernate.org/</w:t>
-      </w:r>
-      <w:proofErr w:type="spellStart"/>
-      <w:r>
-        <w:rPr>
-          <w:color w:val="2E75B6"/>
-          <w:lang w:val="en-US"/>
-        </w:rPr>
-        <w:t>orm</w:t>
-      </w:r>
-      <w:proofErr w:type="spellEnd"/>
-      <w:r>
-        <w:rPr>
-          <w:color w:val="2E75B6"/>
-          <w:lang w:val="en-US"/>
-        </w:rPr>
-        <w:t>)</w:t>
-      </w:r>
-    </w:p>
-    <w:p>
-      <w:pPr>
-        <w:spacing w:before="60" w:after="60"/>
-      </w:pPr>
-      <w:proofErr w:type="gramStart"/>
-      <w:r>
-        <w:rPr>
-          <w:b/>
-          <w:bCs/>
-          <w:color w:val="2E75B6"/>
-        </w:rPr>
-        <w:t xml:space="preserve">→  </w:t>
-      </w:r>
-      <w:r>
-        <w:rPr>
-          <w:color w:val="2E75B6"/>
-        </w:rPr>
-        <w:t>Demo</w:t>
-      </w:r>
-      <w:proofErr w:type="gramEnd"/>
-      <w:r>
-        <w:rPr>
-          <w:color w:val="2E75B6"/>
-        </w:rPr>
-        <w:t xml:space="preserve"> de referência (Quarkus) — github.com/mbellade/demos</w:t>
+        <w:t>LangChain4j — docs.langchain4j.dev</w:t>
       </w:r>
     </w:p>
     <w:p>
@@ -14712,13 +14831,14 @@
           <w:color w:val="2E75B6"/>
           <w:lang w:val="en-US"/>
         </w:rPr>
-        <w:t>LangChain4j — docs.langchain4j.dev</w:t>
+        <w:t>Spring AI — docs.spring.io/spring-ai/reference</w:t>
       </w:r>
     </w:p>
     <w:p>
       <w:pPr>
         <w:spacing w:before="60" w:after="60"/>
         <w:rPr>
+          <w:color w:val="2E75B6"/>
           <w:lang w:val="en-US"/>
         </w:rPr>
       </w:pPr>
@@ -14736,55 +14856,21 @@
           <w:color w:val="2E75B6"/>
           <w:lang w:val="en-US"/>
         </w:rPr>
-        <w:t>Spring AI — docs.spring.io/spring-ai/reference</w:t>
-      </w:r>
-    </w:p>
-    <w:p>
-      <w:pPr>
-        <w:spacing w:before="60" w:after="60"/>
+        <w:t>Artigo JAVAPRO — Talk to Your Data (Marco Belladelli, JCON 2026)</w:t>
+      </w:r>
+    </w:p>
+    <w:p>
+      <w:pPr>
         <w:rPr>
           <w:color w:val="2E75B6"/>
           <w:lang w:val="en-US"/>
         </w:rPr>
       </w:pPr>
-      <w:proofErr w:type="gramStart"/>
-      <w:r>
-        <w:rPr>
-          <w:b/>
-          <w:bCs/>
+      <w:r>
+        <w:rPr>
           <w:color w:val="2E75B6"/>
           <w:lang w:val="en-US"/>
         </w:rPr>
-        <w:t xml:space="preserve">→  </w:t>
-      </w:r>
-      <w:r>
-        <w:rPr>
-          <w:color w:val="2E75B6"/>
-          <w:lang w:val="en-US"/>
-        </w:rPr>
-        <w:t>Artigo</w:t>
-      </w:r>
-      <w:proofErr w:type="gramEnd"/>
-      <w:r>
-        <w:rPr>
-          <w:color w:val="2E75B6"/>
-          <w:lang w:val="en-US"/>
-        </w:rPr>
-        <w:t xml:space="preserve"> JAVAPRO — Talk to Your Data (Marco Belladelli, JCON 2026)</w:t>
-      </w:r>
-    </w:p>
-    <w:p>
-      <w:pPr>
-        <w:rPr>
-          <w:color w:val="2E75B6"/>
-          <w:lang w:val="en-US"/>
-        </w:rPr>
-      </w:pPr>
-      <w:r>
-        <w:rPr>
-          <w:color w:val="2E75B6"/>
-          <w:lang w:val="en-US"/>
-        </w:rPr>
         <w:br w:type="page"/>
       </w:r>
     </w:p>
@@ -14792,14 +14878,14 @@
       <w:pPr>
         <w:pStyle w:val="Ttulo2"/>
       </w:pPr>
-      <w:bookmarkStart w:id="24" w:name="_Toc230208856"/>
-      <w:bookmarkStart w:id="25" w:name="_Toc234848126"/>
+      <w:bookmarkStart w:id="25" w:name="_Toc230208856"/>
+      <w:bookmarkStart w:id="26" w:name="_Toc234850578"/>
       <w:r>
         <w:lastRenderedPageBreak/>
         <w:t>Conclusão</w:t>
       </w:r>
-      <w:bookmarkEnd w:id="24"/>
       <w:bookmarkEnd w:id="25"/>
+      <w:bookmarkEnd w:id="26"/>
     </w:p>
     <w:p>
       <w:pPr>
@@ -14881,8 +14967,8 @@
       </w:r>
     </w:p>
     <w:sectPr>
-      <w:headerReference w:type="default" r:id="rId17"/>
-      <w:footerReference w:type="default" r:id="rId18"/>
+      <w:headerReference w:type="default" r:id="rId22"/>
+      <w:footerReference w:type="default" r:id="rId23"/>
       <w:pgSz w:w="11906" w:h="16838"/>
       <w:pgMar w:top="1134" w:right="1134" w:bottom="1134" w:left="1134" w:header="708" w:footer="708" w:gutter="0"/>
       <w:cols w:space="720"/>

--- a/v2/local_llm_pt_v2.docx
+++ b/v2/local_llm_pt_v2.docx
@@ -949,21 +949,7 @@
                 <w:rStyle w:val="Hiperligao"/>
                 <w:noProof/>
               </w:rPr>
-              <w:t>Hibernate Assistant — Como F</w:t>
-            </w:r>
-            <w:r>
-              <w:rPr>
-                <w:rStyle w:val="Hiperligao"/>
-                <w:noProof/>
-              </w:rPr>
-              <w:t>u</w:t>
-            </w:r>
-            <w:r>
-              <w:rPr>
-                <w:rStyle w:val="Hiperligao"/>
-                <w:noProof/>
-              </w:rPr>
-              <w:t>nciona Internamente</w:t>
+              <w:t>Hibernate Assistant — Como Funciona Internamente</w:t>
             </w:r>
             <w:r>
               <w:rPr>
@@ -1905,7 +1891,7 @@
               </wp:anchor>
             </w:drawing>
           </mc:Choice>
-          <mc:Fallback xmlns:ns11="http://schemas.microsoft.com/office/drawing/2010/main" xmlns:ns5="http://schemas.openxmlformats.org/drawingml/2006/main" xmlns:ns9="http://schemas.openxmlformats.org/drawingml/2006/picture">
+          <mc:Fallback xmlns:ns9="http://schemas.openxmlformats.org/drawingml/2006/picture" xmlns:ns5="http://schemas.openxmlformats.org/drawingml/2006/main" xmlns:ns11="http://schemas.microsoft.com/office/drawing/2010/main">
             <w:pict>
               <v:line w14:anchorId="416D2C14" id="Conexão Reta 2" o:spid="_x0000_s1026" style="position:absolute;z-index:251659264;visibility:visible;mso-wrap-style:square;mso-wrap-distance-left:9pt;mso-wrap-distance-top:0;mso-wrap-distance-right:9pt;mso-wrap-distance-bottom:0;mso-position-horizontal:absolute;mso-position-horizontal-relative:text;mso-position-vertical:absolute;mso-position-vertical-relative:text" from=".9pt,23.9pt" to="485.1pt,23.9pt" o:gfxdata="UEsDBBQABgAIAAAAIQC2gziS/gAAAOEBAAATAAAAW0NvbnRlbnRfVHlwZXNdLnhtbJSRQU7DMBBF 90jcwfIWJU67QAgl6YK0S0CoHGBkTxKLZGx5TGhvj5O2G0SRWNoz/78nu9wcxkFMGNg6quQqL6RA 0s5Y6ir5vt9lD1JwBDIwOMJKHpHlpr69KfdHjyxSmriSfYz+USnWPY7AufNIadK6MEJMx9ApD/oD OlTrorhX2lFEilmcO2RdNtjC5xDF9pCuTyYBB5bi6bQ4syoJ3g9WQ0ymaiLzg5KdCXlKLjvcW893 SUOqXwnz5DrgnHtJTxOsQfEKIT7DmDSUCaxw7Rqn8787ZsmRM9e2VmPeBN4uqYvTtW7jvijg9N/y JsXecLq0q+WD6m8AAAD//wMAUEsDBBQABgAIAAAAIQA4/SH/1gAAAJQBAAALAAAAX3JlbHMvLnJl bHOkkMFqwzAMhu+DvYPRfXGawxijTi+j0GvpHsDYimMaW0Yy2fr2M4PBMnrbUb/Q94l/f/hMi1qR JVI2sOt6UJgd+ZiDgffL8ekFlFSbvV0oo4EbChzGx4f9GRdb25HMsYhqlCwG5lrLq9biZkxWOiqY 22YiTra2kYMu1l1tQD30/bPm3wwYN0x18gb45AdQl1tp5j/sFB2T0FQ7R0nTNEV3j6o9feQzro1i OWA14Fm+Q8a1a8+Bvu/d/dMb2JY5uiPbhG/ktn4cqGU/er3pcvwCAAD//wMAUEsDBBQABgAIAAAA IQCZ2PQonAEAAJQDAAAOAAAAZHJzL2Uyb0RvYy54bWysU01P3DAQvVfqf7B8Z5MAQm202T2A4FK1 qMAPMM54Y8n2WLbZZP99x97dLGorIRAXxx/z3sx7M1muJ2vYFkLU6DreLGrOwEnstdt0/Onx9uwb ZzEJ1wuDDjq+g8jXq69flqNv4RwHND0ERiQutqPv+JCSb6sqygGsiAv04OhRYbAi0TFsqj6Ikdit qc7r+qoaMfQ+oIQY6fZm/8hXhV8pkOmXUhESMx2n2lJZQ1mf81qtlqLdBOEHLQ9liA9UYYV2lHSm uhFJsJeg/6GyWgaMqNJCoq1QKS2haCA1Tf2XmodBeChayJzoZ5vi59HKn9trdx/IhtHHNvr7kFVM Ktj8pfrYVMzazWbBlJiky6vm8vvFJXkqj2/VCehDTHeAluVNx412WYdoxfZHTJSMQo8hdDilLru0 M5CDjfsNiumekjUFXaYCrk1gW0H9FFKCS03uIfGV6AxT2pgZWL8NPMRnKJSJeQ94RpTM6NIMttph +F/2NB1LVvv4owN73dmCZ+x3pSnFGmp9UXgY0zxbr88FfvqZVn8AAAD//wMAUEsDBBQABgAIAAAA IQDx80zj4AAAAAwBAAAPAAAAZHJzL2Rvd25yZXYueG1sTE9NS8NAEL0L/odlBG92YxBr02xKqYi1 UIqtUI/b7JhEs7Nhd9uk/94RD3qZ4c1j3kc+G2wrTuhD40jB7SgBgVQ601Cl4G33dPMAIkRNRreO UMEZA8yKy4tcZ8b19IqnbawEi1DItII6xi6TMpQ1Wh1GrkNi7sN5qyNDX0njdc/itpVpktxLqxti h1p3uKix/NoerYK1Xy4X89X5kzbvtt+nq/3mZXhW6vpqeJzymE9BRBzi3wf8dOD8UHCwgzuSCaJl zOmjgrsxb6Yn4yQFcfg9yCKX/0sU3wAAAP//AwBQSwECLQAUAAYACAAAACEAtoM4kv4AAADhAQAA EwAAAAAAAAAAAAAAAAAAAAAAW0NvbnRlbnRfVHlwZXNdLnhtbFBLAQItABQABgAIAAAAIQA4/SH/ 1gAAAJQBAAALAAAAAAAAAAAAAAAAAC8BAABfcmVscy8ucmVsc1BLAQItABQABgAIAAAAIQCZ2PQo nAEAAJQDAAAOAAAAAAAAAAAAAAAAAC4CAABkcnMvZTJvRG9jLnhtbFBLAQItABQABgAIAAAAIQDx 80zj4AAAAAwBAAAPAAAAAAAAAAAAAAAAAPYDAABkcnMvZG93bnJldi54bWxQSwUGAAAAAAQABADz AAAAAwUAAAAA " strokecolor="#156082 [3204]" strokeweight=".5pt">
                 <v:stroke joinstyle="miter"/>
@@ -1994,7 +1980,7 @@
               </wp:anchor>
             </w:drawing>
           </mc:Choice>
-          <mc:Fallback xmlns:ns11="http://schemas.microsoft.com/office/drawing/2010/main" xmlns:ns5="http://schemas.openxmlformats.org/drawingml/2006/main" xmlns:ns9="http://schemas.openxmlformats.org/drawingml/2006/picture">
+          <mc:Fallback xmlns:ns9="http://schemas.openxmlformats.org/drawingml/2006/picture" xmlns:ns5="http://schemas.openxmlformats.org/drawingml/2006/main" xmlns:ns11="http://schemas.microsoft.com/office/drawing/2010/main">
             <w:pict>
               <v:line w14:anchorId="6F2C7688" id="Conexão Reta 3" o:spid="_x0000_s1026" style="position:absolute;z-index:251660288;visibility:visible;mso-wrap-style:square;mso-wrap-distance-left:9pt;mso-wrap-distance-top:0;mso-wrap-distance-right:9pt;mso-wrap-distance-bottom:0;mso-position-horizontal:absolute;mso-position-horizontal-relative:text;mso-position-vertical:absolute;mso-position-vertical-relative:text" from=".9pt,23.25pt" to="485.1pt,23.25pt" o:gfxdata="UEsDBBQABgAIAAAAIQC2gziS/gAAAOEBAAATAAAAW0NvbnRlbnRfVHlwZXNdLnhtbJSRQU7DMBBF 90jcwfIWJU67QAgl6YK0S0CoHGBkTxKLZGx5TGhvj5O2G0SRWNoz/78nu9wcxkFMGNg6quQqL6RA 0s5Y6ir5vt9lD1JwBDIwOMJKHpHlpr69KfdHjyxSmriSfYz+USnWPY7AufNIadK6MEJMx9ApD/oD OlTrorhX2lFEilmcO2RdNtjC5xDF9pCuTyYBB5bi6bQ4syoJ3g9WQ0ymaiLzg5KdCXlKLjvcW893 SUOqXwnz5DrgnHtJTxOsQfEKIT7DmDSUCaxw7Rqn8787ZsmRM9e2VmPeBN4uqYvTtW7jvijg9N/y JsXecLq0q+WD6m8AAAD//wMAUEsDBBQABgAIAAAAIQA4/SH/1gAAAJQBAAALAAAAX3JlbHMvLnJl bHOkkMFqwzAMhu+DvYPRfXGawxijTi+j0GvpHsDYimMaW0Yy2fr2M4PBMnrbUb/Q94l/f/hMi1qR JVI2sOt6UJgd+ZiDgffL8ekFlFSbvV0oo4EbChzGx4f9GRdb25HMsYhqlCwG5lrLq9biZkxWOiqY 22YiTra2kYMu1l1tQD30/bPm3wwYN0x18gb45AdQl1tp5j/sFB2T0FQ7R0nTNEV3j6o9feQzro1i OWA14Fm+Q8a1a8+Bvu/d/dMb2JY5uiPbhG/ktn4cqGU/er3pcvwCAAD//wMAUEsDBBQABgAIAAAA IQCZ2PQonAEAAJQDAAAOAAAAZHJzL2Uyb0RvYy54bWysU01P3DAQvVfqf7B8Z5MAQm202T2A4FK1 qMAPMM54Y8n2WLbZZP99x97dLGorIRAXxx/z3sx7M1muJ2vYFkLU6DreLGrOwEnstdt0/Onx9uwb ZzEJ1wuDDjq+g8jXq69flqNv4RwHND0ERiQutqPv+JCSb6sqygGsiAv04OhRYbAi0TFsqj6Ikdit qc7r+qoaMfQ+oIQY6fZm/8hXhV8pkOmXUhESMx2n2lJZQ1mf81qtlqLdBOEHLQ9liA9UYYV2lHSm uhFJsJeg/6GyWgaMqNJCoq1QKS2haCA1Tf2XmodBeChayJzoZ5vi59HKn9trdx/IhtHHNvr7kFVM Ktj8pfrYVMzazWbBlJiky6vm8vvFJXkqj2/VCehDTHeAluVNx412WYdoxfZHTJSMQo8hdDilLru0 M5CDjfsNiumekjUFXaYCrk1gW0H9FFKCS03uIfGV6AxT2pgZWL8NPMRnKJSJeQ94RpTM6NIMttph +F/2NB1LVvv4owN73dmCZ+x3pSnFGmp9UXgY0zxbr88FfvqZVn8AAAD//wMAUEsDBBQABgAIAAAA IQC7cnDs4gAAAAwBAAAPAAAAZHJzL2Rvd25yZXYueG1sTI9BS8NAEIXvgv9hGcGb3Ri01jSbUipi LUixFepxmx2TaHY27G6b9N874kEvA28e8+Z7+WywrTiiD40jBdejBARS6UxDlYK37ePVBESImoxu HaGCEwaYFednuc6M6+kVj5tYCQ6hkGkFdYxdJmUoa7Q6jFyHxN6H81ZHlr6Sxuuew20r0yQZS6sb 4g+17nBRY/m1OVgFL365XMxXp09av9t+l6526+fhSanLi+FhymM+BRFxiH8X8NOB+aFgsL07kAmi Zc30UcHN+BYE2/d3SQpi/7uQRS7/lyi+AQAA//8DAFBLAQItABQABgAIAAAAIQC2gziS/gAAAOEB AAATAAAAAAAAAAAAAAAAAAAAAABbQ29udGVudF9UeXBlc10ueG1sUEsBAi0AFAAGAAgAAAAhADj9 If/WAAAAlAEAAAsAAAAAAAAAAAAAAAAALwEAAF9yZWxzLy5yZWxzUEsBAi0AFAAGAAgAAAAhAJnY 9CicAQAAlAMAAA4AAAAAAAAAAAAAAAAALgIAAGRycy9lMm9Eb2MueG1sUEsBAi0AFAAGAAgAAAAh ALtycOziAAAADAEAAA8AAAAAAAAAAAAAAAAA9gMAAGRycy9kb3ducmV2LnhtbFBLBQYAAAAABAAE APMAAAAFBQAAAAA= " strokecolor="#156082 [3204]" strokeweight=".5pt">
                 <v:stroke joinstyle="miter"/>
@@ -2363,7 +2349,7 @@
               </wp:anchor>
             </w:drawing>
           </mc:Choice>
-          <mc:Fallback xmlns:ns11="http://schemas.microsoft.com/office/drawing/2010/main" xmlns:ns5="http://schemas.openxmlformats.org/drawingml/2006/main" xmlns:ns9="http://schemas.openxmlformats.org/drawingml/2006/picture">
+          <mc:Fallback xmlns:ns9="http://schemas.openxmlformats.org/drawingml/2006/picture" xmlns:ns5="http://schemas.openxmlformats.org/drawingml/2006/main" xmlns:ns11="http://schemas.microsoft.com/office/drawing/2010/main">
             <w:pict>
               <v:line w14:anchorId="65E0A2AF" id="Conexão Reta 3" o:spid="_x0000_s1026" style="position:absolute;z-index:251697152;visibility:visible;mso-wrap-style:square;mso-wrap-distance-left:9pt;mso-wrap-distance-top:0;mso-wrap-distance-right:9pt;mso-wrap-distance-bottom:0;mso-position-horizontal:absolute;mso-position-horizontal-relative:text;mso-position-vertical:absolute;mso-position-vertical-relative:text" from="0,-.05pt" to="484.2pt,-.05pt" o:gfxdata="UEsDBBQABgAIAAAAIQC2gziS/gAAAOEBAAATAAAAW0NvbnRlbnRfVHlwZXNdLnhtbJSRQU7DMBBF 90jcwfIWJU67QAgl6YK0S0CoHGBkTxKLZGx5TGhvj5O2G0SRWNoz/78nu9wcxkFMGNg6quQqL6RA 0s5Y6ir5vt9lD1JwBDIwOMJKHpHlpr69KfdHjyxSmriSfYz+USnWPY7AufNIadK6MEJMx9ApD/oD OlTrorhX2lFEilmcO2RdNtjC5xDF9pCuTyYBB5bi6bQ4syoJ3g9WQ0ymaiLzg5KdCXlKLjvcW893 SUOqXwnz5DrgnHtJTxOsQfEKIT7DmDSUCaxw7Rqn8787ZsmRM9e2VmPeBN4uqYvTtW7jvijg9N/y JsXecLq0q+WD6m8AAAD//wMAUEsDBBQABgAIAAAAIQA4/SH/1gAAAJQBAAALAAAAX3JlbHMvLnJl bHOkkMFqwzAMhu+DvYPRfXGawxijTi+j0GvpHsDYimMaW0Yy2fr2M4PBMnrbUb/Q94l/f/hMi1qR JVI2sOt6UJgd+ZiDgffL8ekFlFSbvV0oo4EbChzGx4f9GRdb25HMsYhqlCwG5lrLq9biZkxWOiqY 22YiTra2kYMu1l1tQD30/bPm3wwYN0x18gb45AdQl1tp5j/sFB2T0FQ7R0nTNEV3j6o9feQzro1i OWA14Fm+Q8a1a8+Bvu/d/dMb2JY5uiPbhG/ktn4cqGU/er3pcvwCAAD//wMAUEsDBBQABgAIAAAA IQCZ2PQonAEAAJQDAAAOAAAAZHJzL2Uyb0RvYy54bWysU01P3DAQvVfqf7B8Z5MAQm202T2A4FK1 qMAPMM54Y8n2WLbZZP99x97dLGorIRAXxx/z3sx7M1muJ2vYFkLU6DreLGrOwEnstdt0/Onx9uwb ZzEJ1wuDDjq+g8jXq69flqNv4RwHND0ERiQutqPv+JCSb6sqygGsiAv04OhRYbAi0TFsqj6Ikdit qc7r+qoaMfQ+oIQY6fZm/8hXhV8pkOmXUhESMx2n2lJZQ1mf81qtlqLdBOEHLQ9liA9UYYV2lHSm uhFJsJeg/6GyWgaMqNJCoq1QKS2haCA1Tf2XmodBeChayJzoZ5vi59HKn9trdx/IhtHHNvr7kFVM Ktj8pfrYVMzazWbBlJiky6vm8vvFJXkqj2/VCehDTHeAluVNx412WYdoxfZHTJSMQo8hdDilLru0 M5CDjfsNiumekjUFXaYCrk1gW0H9FFKCS03uIfGV6AxT2pgZWL8NPMRnKJSJeQ94RpTM6NIMttph +F/2NB1LVvv4owN73dmCZ+x3pSnFGmp9UXgY0zxbr88FfvqZVn8AAAD//wMAUEsDBBQABgAIAAAA IQCasyRQ4AAAAAkBAAAPAAAAZHJzL2Rvd25yZXYueG1sTI9Ba8JAEIXvhf6HZQq96UYpYmM2IpZS KxSpFfS4ZqdJ2uxs2F1N/Pcde2kvA4/He/O+bN7bRpzRh9qRgtEwAYFUOFNTqWD38TyYgghRk9GN I1RwwQDz/PYm06lxHb3jeRtLwSUUUq2girFNpQxFhVaHoWuR2Pt03urI0pfSeN1xuW3kOEkm0uqa +EOlW1xWWHxvT1bBm1+tlov15Ys2B9vtx+v95rV/Uer+rn+a8VnMQETs418Crgy8H3IednQnMkE0 CpgmKhiMQLD5OJk+gDj+apln8j9B/gMAAP//AwBQSwECLQAUAAYACAAAACEAtoM4kv4AAADhAQAA EwAAAAAAAAAAAAAAAAAAAAAAW0NvbnRlbnRfVHlwZXNdLnhtbFBLAQItABQABgAIAAAAIQA4/SH/ 1gAAAJQBAAALAAAAAAAAAAAAAAAAAC8BAABfcmVscy8ucmVsc1BLAQItABQABgAIAAAAIQCZ2PQo nAEAAJQDAAAOAAAAAAAAAAAAAAAAAC4CAABkcnMvZTJvRG9jLnhtbFBLAQItABQABgAIAAAAIQCa syRQ4AAAAAkBAAAPAAAAAAAAAAAAAAAAAPYDAABkcnMvZG93bnJldi54bWxQSwUGAAAAAAQABADz AAAAAwUAAAAA " strokecolor="#156082 [3204]" strokeweight=".5pt">
                 <v:stroke joinstyle="miter"/>
@@ -3109,7 +3095,7 @@
               </wp:anchor>
             </w:drawing>
           </mc:Choice>
-          <mc:Fallback xmlns:ns11="http://schemas.microsoft.com/office/drawing/2010/main" xmlns:ns5="http://schemas.openxmlformats.org/drawingml/2006/main" xmlns:ns9="http://schemas.openxmlformats.org/drawingml/2006/picture">
+          <mc:Fallback xmlns:ns9="http://schemas.openxmlformats.org/drawingml/2006/picture" xmlns:ns5="http://schemas.openxmlformats.org/drawingml/2006/main" xmlns:ns11="http://schemas.microsoft.com/office/drawing/2010/main">
             <w:pict>
               <v:line w14:anchorId="781B6A1A" id="Conexão Reta 3" o:spid="_x0000_s1026" style="position:absolute;z-index:251662336;visibility:visible;mso-wrap-style:square;mso-wrap-distance-left:9pt;mso-wrap-distance-top:0;mso-wrap-distance-right:9pt;mso-wrap-distance-bottom:0;mso-position-horizontal:absolute;mso-position-horizontal-relative:text;mso-position-vertical:absolute;mso-position-vertical-relative:text" from="0,-.05pt" to="484.2pt,-.05pt" o:gfxdata="UEsDBBQABgAIAAAAIQC2gziS/gAAAOEBAAATAAAAW0NvbnRlbnRfVHlwZXNdLnhtbJSRQU7DMBBF 90jcwfIWJU67QAgl6YK0S0CoHGBkTxKLZGx5TGhvj5O2G0SRWNoz/78nu9wcxkFMGNg6quQqL6RA 0s5Y6ir5vt9lD1JwBDIwOMJKHpHlpr69KfdHjyxSmriSfYz+USnWPY7AufNIadK6MEJMx9ApD/oD OlTrorhX2lFEilmcO2RdNtjC5xDF9pCuTyYBB5bi6bQ4syoJ3g9WQ0ymaiLzg5KdCXlKLjvcW893 SUOqXwnz5DrgnHtJTxOsQfEKIT7DmDSUCaxw7Rqn8787ZsmRM9e2VmPeBN4uqYvTtW7jvijg9N/y JsXecLq0q+WD6m8AAAD//wMAUEsDBBQABgAIAAAAIQA4/SH/1gAAAJQBAAALAAAAX3JlbHMvLnJl bHOkkMFqwzAMhu+DvYPRfXGawxijTi+j0GvpHsDYimMaW0Yy2fr2M4PBMnrbUb/Q94l/f/hMi1qR JVI2sOt6UJgd+ZiDgffL8ekFlFSbvV0oo4EbChzGx4f9GRdb25HMsYhqlCwG5lrLq9biZkxWOiqY 22YiTra2kYMu1l1tQD30/bPm3wwYN0x18gb45AdQl1tp5j/sFB2T0FQ7R0nTNEV3j6o9feQzro1i OWA14Fm+Q8a1a8+Bvu/d/dMb2JY5uiPbhG/ktn4cqGU/er3pcvwCAAD//wMAUEsDBBQABgAIAAAA IQCZ2PQonAEAAJQDAAAOAAAAZHJzL2Uyb0RvYy54bWysU01P3DAQvVfqf7B8Z5MAQm202T2A4FK1 qMAPMM54Y8n2WLbZZP99x97dLGorIRAXxx/z3sx7M1muJ2vYFkLU6DreLGrOwEnstdt0/Onx9uwb ZzEJ1wuDDjq+g8jXq69flqNv4RwHND0ERiQutqPv+JCSb6sqygGsiAv04OhRYbAi0TFsqj6Ikdit qc7r+qoaMfQ+oIQY6fZm/8hXhV8pkOmXUhESMx2n2lJZQ1mf81qtlqLdBOEHLQ9liA9UYYV2lHSm uhFJsJeg/6GyWgaMqNJCoq1QKS2haCA1Tf2XmodBeChayJzoZ5vi59HKn9trdx/IhtHHNvr7kFVM Ktj8pfrYVMzazWbBlJiky6vm8vvFJXkqj2/VCehDTHeAluVNx412WYdoxfZHTJSMQo8hdDilLru0 M5CDjfsNiumekjUFXaYCrk1gW0H9FFKCS03uIfGV6AxT2pgZWL8NPMRnKJSJeQ94RpTM6NIMttph +F/2NB1LVvv4owN73dmCZ+x3pSnFGmp9UXgY0zxbr88FfvqZVn8AAAD//wMAUEsDBBQABgAIAAAA IQCasyRQ4AAAAAkBAAAPAAAAZHJzL2Rvd25yZXYueG1sTI9Ba8JAEIXvhf6HZQq96UYpYmM2IpZS KxSpFfS4ZqdJ2uxs2F1N/Pcde2kvA4/He/O+bN7bRpzRh9qRgtEwAYFUOFNTqWD38TyYgghRk9GN I1RwwQDz/PYm06lxHb3jeRtLwSUUUq2girFNpQxFhVaHoWuR2Pt03urI0pfSeN1xuW3kOEkm0uqa +EOlW1xWWHxvT1bBm1+tlov15Ys2B9vtx+v95rV/Uer+rn+a8VnMQETs418Crgy8H3IednQnMkE0 CpgmKhiMQLD5OJk+gDj+apln8j9B/gMAAP//AwBQSwECLQAUAAYACAAAACEAtoM4kv4AAADhAQAA EwAAAAAAAAAAAAAAAAAAAAAAW0NvbnRlbnRfVHlwZXNdLnhtbFBLAQItABQABgAIAAAAIQA4/SH/ 1gAAAJQBAAALAAAAAAAAAAAAAAAAAC8BAABfcmVscy8ucmVsc1BLAQItABQABgAIAAAAIQCZ2PQo nAEAAJQDAAAOAAAAAAAAAAAAAAAAAC4CAABkcnMvZTJvRG9jLnhtbFBLAQItABQABgAIAAAAIQCa syRQ4AAAAAkBAAAPAAAAAAAAAAAAAAAAAPYDAABkcnMvZG93bnJldi54bWxQSwUGAAAAAAQABADz AAAAAwUAAAAA " strokecolor="#156082 [3204]" strokeweight=".5pt">
                 <v:stroke joinstyle="miter"/>
@@ -3524,29 +3510,6 @@
         </w:tc>
       </w:tr>
     </w:tbl>
-    <w:p>
-      <w:pPr>
-        <w:spacing w:before="40" w:after="160"/>
-        <w:jc w:val="center"/>
-        <w:rPr>
-          <w:i/>
-          <w:iCs/>
-          <w:color w:val="595959"/>
-          <w:sz w:val="20"/>
-          <w:szCs w:val="20"/>
-        </w:rPr>
-      </w:pPr>
-      <w:r>
-        <w:rPr>
-          <w:i/>
-          <w:iCs/>
-          <w:color w:val="595959"/>
-          <w:sz w:val="20"/>
-          <w:szCs w:val="20"/>
-        </w:rPr>
-        <w:t>Tabela 3 — Guia de decisão: quando escolher modelos locais vs cloud</w:t>
-      </w:r>
-    </w:p>
     <w:p>
       <w:pPr>
         <w:pStyle w:val="Ttulo3"/>
@@ -3615,7 +3578,7 @@
               </wp:anchor>
             </w:drawing>
           </mc:Choice>
-          <mc:Fallback xmlns:ns11="http://schemas.microsoft.com/office/drawing/2010/main" xmlns:ns5="http://schemas.openxmlformats.org/drawingml/2006/main" xmlns:ns9="http://schemas.openxmlformats.org/drawingml/2006/picture">
+          <mc:Fallback xmlns:ns9="http://schemas.openxmlformats.org/drawingml/2006/picture" xmlns:ns5="http://schemas.openxmlformats.org/drawingml/2006/main" xmlns:ns11="http://schemas.microsoft.com/office/drawing/2010/main">
             <w:pict>
               <v:line w14:anchorId="20F34B84" id="Conexão Reta 3" o:spid="_x0000_s1026" style="position:absolute;z-index:251664384;visibility:visible;mso-wrap-style:square;mso-wrap-distance-left:9pt;mso-wrap-distance-top:0;mso-wrap-distance-right:9pt;mso-wrap-distance-bottom:0;mso-position-horizontal:absolute;mso-position-horizontal-relative:text;mso-position-vertical:absolute;mso-position-vertical-relative:text" from="0,-.05pt" to="484.2pt,-.05pt" o:gfxdata="UEsDBBQABgAIAAAAIQC2gziS/gAAAOEBAAATAAAAW0NvbnRlbnRfVHlwZXNdLnhtbJSRQU7DMBBF 90jcwfIWJU67QAgl6YK0S0CoHGBkTxKLZGx5TGhvj5O2G0SRWNoz/78nu9wcxkFMGNg6quQqL6RA 0s5Y6ir5vt9lD1JwBDIwOMJKHpHlpr69KfdHjyxSmriSfYz+USnWPY7AufNIadK6MEJMx9ApD/oD OlTrorhX2lFEilmcO2RdNtjC5xDF9pCuTyYBB5bi6bQ4syoJ3g9WQ0ymaiLzg5KdCXlKLjvcW893 SUOqXwnz5DrgnHtJTxOsQfEKIT7DmDSUCaxw7Rqn8787ZsmRM9e2VmPeBN4uqYvTtW7jvijg9N/y JsXecLq0q+WD6m8AAAD//wMAUEsDBBQABgAIAAAAIQA4/SH/1gAAAJQBAAALAAAAX3JlbHMvLnJl bHOkkMFqwzAMhu+DvYPRfXGawxijTi+j0GvpHsDYimMaW0Yy2fr2M4PBMnrbUb/Q94l/f/hMi1qR JVI2sOt6UJgd+ZiDgffL8ekFlFSbvV0oo4EbChzGx4f9GRdb25HMsYhqlCwG5lrLq9biZkxWOiqY 22YiTra2kYMu1l1tQD30/bPm3wwYN0x18gb45AdQl1tp5j/sFB2T0FQ7R0nTNEV3j6o9feQzro1i OWA14Fm+Q8a1a8+Bvu/d/dMb2JY5uiPbhG/ktn4cqGU/er3pcvwCAAD//wMAUEsDBBQABgAIAAAA IQCZ2PQonAEAAJQDAAAOAAAAZHJzL2Uyb0RvYy54bWysU01P3DAQvVfqf7B8Z5MAQm202T2A4FK1 qMAPMM54Y8n2WLbZZP99x97dLGorIRAXxx/z3sx7M1muJ2vYFkLU6DreLGrOwEnstdt0/Onx9uwb ZzEJ1wuDDjq+g8jXq69flqNv4RwHND0ERiQutqPv+JCSb6sqygGsiAv04OhRYbAi0TFsqj6Ikdit qc7r+qoaMfQ+oIQY6fZm/8hXhV8pkOmXUhESMx2n2lJZQ1mf81qtlqLdBOEHLQ9liA9UYYV2lHSm uhFJsJeg/6GyWgaMqNJCoq1QKS2haCA1Tf2XmodBeChayJzoZ5vi59HKn9trdx/IhtHHNvr7kFVM Ktj8pfrYVMzazWbBlJiky6vm8vvFJXkqj2/VCehDTHeAluVNx412WYdoxfZHTJSMQo8hdDilLru0 M5CDjfsNiumekjUFXaYCrk1gW0H9FFKCS03uIfGV6AxT2pgZWL8NPMRnKJSJeQ94RpTM6NIMttph +F/2NB1LVvv4owN73dmCZ+x3pSnFGmp9UXgY0zxbr88FfvqZVn8AAAD//wMAUEsDBBQABgAIAAAA IQCasyRQ4AAAAAkBAAAPAAAAZHJzL2Rvd25yZXYueG1sTI9Ba8JAEIXvhf6HZQq96UYpYmM2IpZS KxSpFfS4ZqdJ2uxs2F1N/Pcde2kvA4/He/O+bN7bRpzRh9qRgtEwAYFUOFNTqWD38TyYgghRk9GN I1RwwQDz/PYm06lxHb3jeRtLwSUUUq2girFNpQxFhVaHoWuR2Pt03urI0pfSeN1xuW3kOEkm0uqa +EOlW1xWWHxvT1bBm1+tlov15Ys2B9vtx+v95rV/Uer+rn+a8VnMQETs418Crgy8H3IednQnMkE0 CpgmKhiMQLD5OJk+gDj+apln8j9B/gMAAP//AwBQSwECLQAUAAYACAAAACEAtoM4kv4AAADhAQAA EwAAAAAAAAAAAAAAAAAAAAAAW0NvbnRlbnRfVHlwZXNdLnhtbFBLAQItABQABgAIAAAAIQA4/SH/ 1gAAAJQBAAALAAAAAAAAAAAAAAAAAC8BAABfcmVscy8ucmVsc1BLAQItABQABgAIAAAAIQCZ2PQo nAEAAJQDAAAOAAAAAAAAAAAAAAAAAC4CAABkcnMvZTJvRG9jLnhtbFBLAQItABQABgAIAAAAIQCa syRQ4AAAAAkBAAAPAAAAAAAAAAAAAAAAAPYDAABkcnMvZG93bnJldi54bWxQSwUGAAAAAAQABADz AAAAAwUAAAAA " strokecolor="#156082 [3204]" strokeweight=".5pt">
                 <v:stroke joinstyle="miter"/>
@@ -4075,7 +4038,7 @@
               </wp:anchor>
             </w:drawing>
           </mc:Choice>
-          <mc:Fallback xmlns:ns11="http://schemas.microsoft.com/office/drawing/2010/main" xmlns:ns5="http://schemas.openxmlformats.org/drawingml/2006/main" xmlns:ns9="http://schemas.openxmlformats.org/drawingml/2006/picture">
+          <mc:Fallback xmlns:ns9="http://schemas.openxmlformats.org/drawingml/2006/picture" xmlns:ns5="http://schemas.openxmlformats.org/drawingml/2006/main" xmlns:ns11="http://schemas.microsoft.com/office/drawing/2010/main">
             <w:pict>
               <v:line w14:anchorId="619BBE13" id="Conexão Reta 3" o:spid="_x0000_s1026" style="position:absolute;z-index:251666432;visibility:visible;mso-wrap-style:square;mso-wrap-distance-left:9pt;mso-wrap-distance-top:0;mso-wrap-distance-right:9pt;mso-wrap-distance-bottom:0;mso-position-horizontal:absolute;mso-position-horizontal-relative:text;mso-position-vertical:absolute;mso-position-vertical-relative:text" from="0,-.05pt" to="484.2pt,-.05pt" o:gfxdata="UEsDBBQABgAIAAAAIQC2gziS/gAAAOEBAAATAAAAW0NvbnRlbnRfVHlwZXNdLnhtbJSRQU7DMBBF 90jcwfIWJU67QAgl6YK0S0CoHGBkTxKLZGx5TGhvj5O2G0SRWNoz/78nu9wcxkFMGNg6quQqL6RA 0s5Y6ir5vt9lD1JwBDIwOMJKHpHlpr69KfdHjyxSmriSfYz+USnWPY7AufNIadK6MEJMx9ApD/oD OlTrorhX2lFEilmcO2RdNtjC5xDF9pCuTyYBB5bi6bQ4syoJ3g9WQ0ymaiLzg5KdCXlKLjvcW893 SUOqXwnz5DrgnHtJTxOsQfEKIT7DmDSUCaxw7Rqn8787ZsmRM9e2VmPeBN4uqYvTtW7jvijg9N/y JsXecLq0q+WD6m8AAAD//wMAUEsDBBQABgAIAAAAIQA4/SH/1gAAAJQBAAALAAAAX3JlbHMvLnJl bHOkkMFqwzAMhu+DvYPRfXGawxijTi+j0GvpHsDYimMaW0Yy2fr2M4PBMnrbUb/Q94l/f/hMi1qR JVI2sOt6UJgd+ZiDgffL8ekFlFSbvV0oo4EbChzGx4f9GRdb25HMsYhqlCwG5lrLq9biZkxWOiqY 22YiTra2kYMu1l1tQD30/bPm3wwYN0x18gb45AdQl1tp5j/sFB2T0FQ7R0nTNEV3j6o9feQzro1i OWA14Fm+Q8a1a8+Bvu/d/dMb2JY5uiPbhG/ktn4cqGU/er3pcvwCAAD//wMAUEsDBBQABgAIAAAA IQCZ2PQonAEAAJQDAAAOAAAAZHJzL2Uyb0RvYy54bWysU01P3DAQvVfqf7B8Z5MAQm202T2A4FK1 qMAPMM54Y8n2WLbZZP99x97dLGorIRAXxx/z3sx7M1muJ2vYFkLU6DreLGrOwEnstdt0/Onx9uwb ZzEJ1wuDDjq+g8jXq69flqNv4RwHND0ERiQutqPv+JCSb6sqygGsiAv04OhRYbAi0TFsqj6Ikdit qc7r+qoaMfQ+oIQY6fZm/8hXhV8pkOmXUhESMx2n2lJZQ1mf81qtlqLdBOEHLQ9liA9UYYV2lHSm uhFJsJeg/6GyWgaMqNJCoq1QKS2haCA1Tf2XmodBeChayJzoZ5vi59HKn9trdx/IhtHHNvr7kFVM Ktj8pfrYVMzazWbBlJiky6vm8vvFJXkqj2/VCehDTHeAluVNx412WYdoxfZHTJSMQo8hdDilLru0 M5CDjfsNiumekjUFXaYCrk1gW0H9FFKCS03uIfGV6AxT2pgZWL8NPMRnKJSJeQ94RpTM6NIMttph +F/2NB1LVvv4owN73dmCZ+x3pSnFGmp9UXgY0zxbr88FfvqZVn8AAAD//wMAUEsDBBQABgAIAAAA IQCasyRQ4AAAAAkBAAAPAAAAZHJzL2Rvd25yZXYueG1sTI9Ba8JAEIXvhf6HZQq96UYpYmM2IpZS KxSpFfS4ZqdJ2uxs2F1N/Pcde2kvA4/He/O+bN7bRpzRh9qRgtEwAYFUOFNTqWD38TyYgghRk9GN I1RwwQDz/PYm06lxHb3jeRtLwSUUUq2girFNpQxFhVaHoWuR2Pt03urI0pfSeN1xuW3kOEkm0uqa +EOlW1xWWHxvT1bBm1+tlov15Ys2B9vtx+v95rV/Uer+rn+a8VnMQETs418Crgy8H3IednQnMkE0 CpgmKhiMQLD5OJk+gDj+apln8j9B/gMAAP//AwBQSwECLQAUAAYACAAAACEAtoM4kv4AAADhAQAA EwAAAAAAAAAAAAAAAAAAAAAAW0NvbnRlbnRfVHlwZXNdLnhtbFBLAQItABQABgAIAAAAIQA4/SH/ 1gAAAJQBAAALAAAAAAAAAAAAAAAAAC8BAABfcmVscy8ucmVsc1BLAQItABQABgAIAAAAIQCZ2PQo nAEAAJQDAAAOAAAAAAAAAAAAAAAAAC4CAABkcnMvZTJvRG9jLnhtbFBLAQItABQABgAIAAAAIQCa syRQ4AAAAAkBAAAPAAAAAAAAAAAAAAAAAPYDAABkcnMvZG93bnJldi54bWxQSwUGAAAAAAQABADz AAAAAwUAAAAA " strokecolor="#156082 [3204]" strokeweight=".5pt">
                 <v:stroke joinstyle="miter"/>
@@ -4242,7 +4205,7 @@
               </wp:anchor>
             </w:drawing>
           </mc:Choice>
-          <mc:Fallback xmlns:ns11="http://schemas.microsoft.com/office/drawing/2010/main" xmlns:ns5="http://schemas.openxmlformats.org/drawingml/2006/main" xmlns:ns9="http://schemas.openxmlformats.org/drawingml/2006/picture">
+          <mc:Fallback xmlns:ns9="http://schemas.openxmlformats.org/drawingml/2006/picture" xmlns:ns5="http://schemas.openxmlformats.org/drawingml/2006/main" xmlns:ns11="http://schemas.microsoft.com/office/drawing/2010/main">
             <w:pict>
               <v:line w14:anchorId="44DE2E80" id="Conexão Reta 3" o:spid="_x0000_s1026" style="position:absolute;z-index:251668480;visibility:visible;mso-wrap-style:square;mso-wrap-distance-left:9pt;mso-wrap-distance-top:0;mso-wrap-distance-right:9pt;mso-wrap-distance-bottom:0;mso-position-horizontal:absolute;mso-position-horizontal-relative:text;mso-position-vertical:absolute;mso-position-vertical-relative:text" from="0,0" to="484.2pt,0" o:gfxdata="UEsDBBQABgAIAAAAIQC2gziS/gAAAOEBAAATAAAAW0NvbnRlbnRfVHlwZXNdLnhtbJSRQU7DMBBF 90jcwfIWJU67QAgl6YK0S0CoHGBkTxKLZGx5TGhvj5O2G0SRWNoz/78nu9wcxkFMGNg6quQqL6RA 0s5Y6ir5vt9lD1JwBDIwOMJKHpHlpr69KfdHjyxSmriSfYz+USnWPY7AufNIadK6MEJMx9ApD/oD OlTrorhX2lFEilmcO2RdNtjC5xDF9pCuTyYBB5bi6bQ4syoJ3g9WQ0ymaiLzg5KdCXlKLjvcW893 SUOqXwnz5DrgnHtJTxOsQfEKIT7DmDSUCaxw7Rqn8787ZsmRM9e2VmPeBN4uqYvTtW7jvijg9N/y JsXecLq0q+WD6m8AAAD//wMAUEsDBBQABgAIAAAAIQA4/SH/1gAAAJQBAAALAAAAX3JlbHMvLnJl bHOkkMFqwzAMhu+DvYPRfXGawxijTi+j0GvpHsDYimMaW0Yy2fr2M4PBMnrbUb/Q94l/f/hMi1qR JVI2sOt6UJgd+ZiDgffL8ekFlFSbvV0oo4EbChzGx4f9GRdb25HMsYhqlCwG5lrLq9biZkxWOiqY 22YiTra2kYMu1l1tQD30/bPm3wwYN0x18gb45AdQl1tp5j/sFB2T0FQ7R0nTNEV3j6o9feQzro1i OWA14Fm+Q8a1a8+Bvu/d/dMb2JY5uiPbhG/ktn4cqGU/er3pcvwCAAD//wMAUEsDBBQABgAIAAAA IQCZ2PQonAEAAJQDAAAOAAAAZHJzL2Uyb0RvYy54bWysU01P3DAQvVfqf7B8Z5MAQm202T2A4FK1 qMAPMM54Y8n2WLbZZP99x97dLGorIRAXxx/z3sx7M1muJ2vYFkLU6DreLGrOwEnstdt0/Onx9uwb ZzEJ1wuDDjq+g8jXq69flqNv4RwHND0ERiQutqPv+JCSb6sqygGsiAv04OhRYbAi0TFsqj6Ikdit qc7r+qoaMfQ+oIQY6fZm/8hXhV8pkOmXUhESMx2n2lJZQ1mf81qtlqLdBOEHLQ9liA9UYYV2lHSm uhFJsJeg/6GyWgaMqNJCoq1QKS2haCA1Tf2XmodBeChayJzoZ5vi59HKn9trdx/IhtHHNvr7kFVM Ktj8pfrYVMzazWbBlJiky6vm8vvFJXkqj2/VCehDTHeAluVNx412WYdoxfZHTJSMQo8hdDilLru0 M5CDjfsNiumekjUFXaYCrk1gW0H9FFKCS03uIfGV6AxT2pgZWL8NPMRnKJSJeQ94RpTM6NIMttph +F/2NB1LVvv4owN73dmCZ+x3pSnFGmp9UXgY0zxbr88FfvqZVn8AAAD//wMAUEsDBBQABgAIAAAA IQBdcTjb3gAAAAcBAAAPAAAAZHJzL2Rvd25yZXYueG1sTI9Ba8JAEIXvBf/DMkJvdVMpYmM2IpZS KxSpLdjjmp0m0exs2F1N/Pcde2kvDx6PefO9bN7bRpzRh9qRgvtRAgKpcKamUsHnx/PdFESImoxu HKGCCwaY54ObTKfGdfSO520sBZdQSLWCKsY2lTIUFVodRq5F4uzbeasjW19K43XH5baR4ySZSKtr 4g+VbnFZYXHcnqyCN79aLRfry4E2X7bbjde7zWv/otTtsH+asSxmICL28e8CrhuYH3IG27sTmSAa Bbwm/ipnj5PpA4j91co8k//58x8AAAD//wMAUEsBAi0AFAAGAAgAAAAhALaDOJL+AAAA4QEAABMA AAAAAAAAAAAAAAAAAAAAAFtDb250ZW50X1R5cGVzXS54bWxQSwECLQAUAAYACAAAACEAOP0h/9YA AACUAQAACwAAAAAAAAAAAAAAAAAvAQAAX3JlbHMvLnJlbHNQSwECLQAUAAYACAAAACEAmdj0KJwB AACUAwAADgAAAAAAAAAAAAAAAAAuAgAAZHJzL2Uyb0RvYy54bWxQSwECLQAUAAYACAAAACEAXXE4 294AAAAHAQAADwAAAAAAAAAAAAAAAAD2AwAAZHJzL2Rvd25yZXYueG1sUEsFBgAAAAAEAAQA8wAA AAEFAAAAAA== " strokecolor="#156082 [3204]" strokeweight=".5pt">
                 <v:stroke joinstyle="miter"/>
@@ -4461,7 +4424,7 @@
               </wp:anchor>
             </w:drawing>
           </mc:Choice>
-          <mc:Fallback xmlns:ns11="http://schemas.microsoft.com/office/drawing/2010/main" xmlns:ns5="http://schemas.openxmlformats.org/drawingml/2006/main" xmlns:ns9="http://schemas.openxmlformats.org/drawingml/2006/picture">
+          <mc:Fallback xmlns:ns9="http://schemas.openxmlformats.org/drawingml/2006/picture" xmlns:ns5="http://schemas.openxmlformats.org/drawingml/2006/main" xmlns:ns11="http://schemas.microsoft.com/office/drawing/2010/main">
             <w:pict>
               <v:line w14:anchorId="7BCFBA01" id="Conexão Reta 3" o:spid="_x0000_s1026" style="position:absolute;z-index:251670528;visibility:visible;mso-wrap-style:square;mso-wrap-distance-left:9pt;mso-wrap-distance-top:0;mso-wrap-distance-right:9pt;mso-wrap-distance-bottom:0;mso-position-horizontal:absolute;mso-position-horizontal-relative:text;mso-position-vertical:absolute;mso-position-vertical-relative:text" from="0,-.05pt" to="484.2pt,-.05pt" o:gfxdata="UEsDBBQABgAIAAAAIQC2gziS/gAAAOEBAAATAAAAW0NvbnRlbnRfVHlwZXNdLnhtbJSRQU7DMBBF 90jcwfIWJU67QAgl6YK0S0CoHGBkTxKLZGx5TGhvj5O2G0SRWNoz/78nu9wcxkFMGNg6quQqL6RA 0s5Y6ir5vt9lD1JwBDIwOMJKHpHlpr69KfdHjyxSmriSfYz+USnWPY7AufNIadK6MEJMx9ApD/oD OlTrorhX2lFEilmcO2RdNtjC5xDF9pCuTyYBB5bi6bQ4syoJ3g9WQ0ymaiLzg5KdCXlKLjvcW893 SUOqXwnz5DrgnHtJTxOsQfEKIT7DmDSUCaxw7Rqn8787ZsmRM9e2VmPeBN4uqYvTtW7jvijg9N/y JsXecLq0q+WD6m8AAAD//wMAUEsDBBQABgAIAAAAIQA4/SH/1gAAAJQBAAALAAAAX3JlbHMvLnJl bHOkkMFqwzAMhu+DvYPRfXGawxijTi+j0GvpHsDYimMaW0Yy2fr2M4PBMnrbUb/Q94l/f/hMi1qR JVI2sOt6UJgd+ZiDgffL8ekFlFSbvV0oo4EbChzGx4f9GRdb25HMsYhqlCwG5lrLq9biZkxWOiqY 22YiTra2kYMu1l1tQD30/bPm3wwYN0x18gb45AdQl1tp5j/sFB2T0FQ7R0nTNEV3j6o9feQzro1i OWA14Fm+Q8a1a8+Bvu/d/dMb2JY5uiPbhG/ktn4cqGU/er3pcvwCAAD//wMAUEsDBBQABgAIAAAA IQCZ2PQonAEAAJQDAAAOAAAAZHJzL2Uyb0RvYy54bWysU01P3DAQvVfqf7B8Z5MAQm202T2A4FK1 qMAPMM54Y8n2WLbZZP99x97dLGorIRAXxx/z3sx7M1muJ2vYFkLU6DreLGrOwEnstdt0/Onx9uwb ZzEJ1wuDDjq+g8jXq69flqNv4RwHND0ERiQutqPv+JCSb6sqygGsiAv04OhRYbAi0TFsqj6Ikdit qc7r+qoaMfQ+oIQY6fZm/8hXhV8pkOmXUhESMx2n2lJZQ1mf81qtlqLdBOEHLQ9liA9UYYV2lHSm uhFJsJeg/6GyWgaMqNJCoq1QKS2haCA1Tf2XmodBeChayJzoZ5vi59HKn9trdx/IhtHHNvr7kFVM Ktj8pfrYVMzazWbBlJiky6vm8vvFJXkqj2/VCehDTHeAluVNx412WYdoxfZHTJSMQo8hdDilLru0 M5CDjfsNiumekjUFXaYCrk1gW0H9FFKCS03uIfGV6AxT2pgZWL8NPMRnKJSJeQ94RpTM6NIMttph +F/2NB1LVvv4owN73dmCZ+x3pSnFGmp9UXgY0zxbr88FfvqZVn8AAAD//wMAUEsDBBQABgAIAAAA IQCasyRQ4AAAAAkBAAAPAAAAZHJzL2Rvd25yZXYueG1sTI9Ba8JAEIXvhf6HZQq96UYpYmM2IpZS KxSpFfS4ZqdJ2uxs2F1N/Pcde2kvA4/He/O+bN7bRpzRh9qRgtEwAYFUOFNTqWD38TyYgghRk9GN I1RwwQDz/PYm06lxHb3jeRtLwSUUUq2girFNpQxFhVaHoWuR2Pt03urI0pfSeN1xuW3kOEkm0uqa +EOlW1xWWHxvT1bBm1+tlov15Ys2B9vtx+v95rV/Uer+rn+a8VnMQETs418Crgy8H3IednQnMkE0 CpgmKhiMQLD5OJk+gDj+apln8j9B/gMAAP//AwBQSwECLQAUAAYACAAAACEAtoM4kv4AAADhAQAA EwAAAAAAAAAAAAAAAAAAAAAAW0NvbnRlbnRfVHlwZXNdLnhtbFBLAQItABQABgAIAAAAIQA4/SH/ 1gAAAJQBAAALAAAAAAAAAAAAAAAAAC8BAABfcmVscy8ucmVsc1BLAQItABQABgAIAAAAIQCZ2PQo nAEAAJQDAAAOAAAAAAAAAAAAAAAAAC4CAABkcnMvZTJvRG9jLnhtbFBLAQItABQABgAIAAAAIQCa syRQ4AAAAAkBAAAPAAAAAAAAAAAAAAAAAPYDAABkcnMvZG93bnJldi54bWxQSwUGAAAAAAQABADz AAAAAwUAAAAA " strokecolor="#156082 [3204]" strokeweight=".5pt">
                 <v:stroke joinstyle="miter"/>
@@ -4716,7 +4679,7 @@
               </wp:anchor>
             </w:drawing>
           </mc:Choice>
-          <mc:Fallback xmlns:ns11="http://schemas.microsoft.com/office/drawing/2010/main" xmlns:ns5="http://schemas.openxmlformats.org/drawingml/2006/main" xmlns:ns9="http://schemas.openxmlformats.org/drawingml/2006/picture">
+          <mc:Fallback xmlns:ns9="http://schemas.openxmlformats.org/drawingml/2006/picture" xmlns:ns5="http://schemas.openxmlformats.org/drawingml/2006/main" xmlns:ns11="http://schemas.microsoft.com/office/drawing/2010/main">
             <w:pict>
               <v:line w14:anchorId="546AD9F8" id="Conexão Reta 3" o:spid="_x0000_s1026" style="position:absolute;z-index:251672576;visibility:visible;mso-wrap-style:square;mso-wrap-distance-left:9pt;mso-wrap-distance-top:0;mso-wrap-distance-right:9pt;mso-wrap-distance-bottom:0;mso-position-horizontal:absolute;mso-position-horizontal-relative:text;mso-position-vertical:absolute;mso-position-vertical-relative:text" from="0,-.05pt" to="484.2pt,-.05pt" o:gfxdata="UEsDBBQABgAIAAAAIQC2gziS/gAAAOEBAAATAAAAW0NvbnRlbnRfVHlwZXNdLnhtbJSRQU7DMBBF 90jcwfIWJU67QAgl6YK0S0CoHGBkTxKLZGx5TGhvj5O2G0SRWNoz/78nu9wcxkFMGNg6quQqL6RA 0s5Y6ir5vt9lD1JwBDIwOMJKHpHlpr69KfdHjyxSmriSfYz+USnWPY7AufNIadK6MEJMx9ApD/oD OlTrorhX2lFEilmcO2RdNtjC5xDF9pCuTyYBB5bi6bQ4syoJ3g9WQ0ymaiLzg5KdCXlKLjvcW893 SUOqXwnz5DrgnHtJTxOsQfEKIT7DmDSUCaxw7Rqn8787ZsmRM9e2VmPeBN4uqYvTtW7jvijg9N/y JsXecLq0q+WD6m8AAAD//wMAUEsDBBQABgAIAAAAIQA4/SH/1gAAAJQBAAALAAAAX3JlbHMvLnJl bHOkkMFqwzAMhu+DvYPRfXGawxijTi+j0GvpHsDYimMaW0Yy2fr2M4PBMnrbUb/Q94l/f/hMi1qR JVI2sOt6UJgd+ZiDgffL8ekFlFSbvV0oo4EbChzGx4f9GRdb25HMsYhqlCwG5lrLq9biZkxWOiqY 22YiTra2kYMu1l1tQD30/bPm3wwYN0x18gb45AdQl1tp5j/sFB2T0FQ7R0nTNEV3j6o9feQzro1i OWA14Fm+Q8a1a8+Bvu/d/dMb2JY5uiPbhG/ktn4cqGU/er3pcvwCAAD//wMAUEsDBBQABgAIAAAA IQCZ2PQonAEAAJQDAAAOAAAAZHJzL2Uyb0RvYy54bWysU01P3DAQvVfqf7B8Z5MAQm202T2A4FK1 qMAPMM54Y8n2WLbZZP99x97dLGorIRAXxx/z3sx7M1muJ2vYFkLU6DreLGrOwEnstdt0/Onx9uwb ZzEJ1wuDDjq+g8jXq69flqNv4RwHND0ERiQutqPv+JCSb6sqygGsiAv04OhRYbAi0TFsqj6Ikdit qc7r+qoaMfQ+oIQY6fZm/8hXhV8pkOmXUhESMx2n2lJZQ1mf81qtlqLdBOEHLQ9liA9UYYV2lHSm uhFJsJeg/6GyWgaMqNJCoq1QKS2haCA1Tf2XmodBeChayJzoZ5vi59HKn9trdx/IhtHHNvr7kFVM Ktj8pfrYVMzazWbBlJiky6vm8vvFJXkqj2/VCehDTHeAluVNx412WYdoxfZHTJSMQo8hdDilLru0 M5CDjfsNiumekjUFXaYCrk1gW0H9FFKCS03uIfGV6AxT2pgZWL8NPMRnKJSJeQ94RpTM6NIMttph +F/2NB1LVvv4owN73dmCZ+x3pSnFGmp9UXgY0zxbr88FfvqZVn8AAAD//wMAUEsDBBQABgAIAAAA IQCasyRQ4AAAAAkBAAAPAAAAZHJzL2Rvd25yZXYueG1sTI9Ba8JAEIXvhf6HZQq96UYpYmM2IpZS KxSpFfS4ZqdJ2uxs2F1N/Pcde2kvA4/He/O+bN7bRpzRh9qRgtEwAYFUOFNTqWD38TyYgghRk9GN I1RwwQDz/PYm06lxHb3jeRtLwSUUUq2girFNpQxFhVaHoWuR2Pt03urI0pfSeN1xuW3kOEkm0uqa +EOlW1xWWHxvT1bBm1+tlov15Ys2B9vtx+v95rV/Uer+rn+a8VnMQETs418Crgy8H3IednQnMkE0 CpgmKhiMQLD5OJk+gDj+apln8j9B/gMAAP//AwBQSwECLQAUAAYACAAAACEAtoM4kv4AAADhAQAA EwAAAAAAAAAAAAAAAAAAAAAAW0NvbnRlbnRfVHlwZXNdLnhtbFBLAQItABQABgAIAAAAIQA4/SH/ 1gAAAJQBAAALAAAAAAAAAAAAAAAAAC8BAABfcmVscy8ucmVsc1BLAQItABQABgAIAAAAIQCZ2PQo nAEAAJQDAAAOAAAAAAAAAAAAAAAAAC4CAABkcnMvZTJvRG9jLnhtbFBLAQItABQABgAIAAAAIQCa syRQ4AAAAAkBAAAPAAAAAAAAAAAAAAAAAPYDAABkcnMvZG93bnJldi54bWxQSwUGAAAAAAQABADz AAAAAwUAAAAA " strokecolor="#156082 [3204]" strokeweight=".5pt">
                 <v:stroke joinstyle="miter"/>
@@ -5271,7 +5234,7 @@
               </wp:anchor>
             </w:drawing>
           </mc:Choice>
-          <mc:Fallback xmlns:ns11="http://schemas.microsoft.com/office/drawing/2010/main" xmlns:ns5="http://schemas.openxmlformats.org/drawingml/2006/main" xmlns:ns9="http://schemas.openxmlformats.org/drawingml/2006/picture">
+          <mc:Fallback xmlns:ns9="http://schemas.openxmlformats.org/drawingml/2006/picture" xmlns:ns5="http://schemas.openxmlformats.org/drawingml/2006/main" xmlns:ns11="http://schemas.microsoft.com/office/drawing/2010/main">
             <w:pict>
               <v:line w14:anchorId="353A3786" id="Conexão Reta 3" o:spid="_x0000_s1026" style="position:absolute;z-index:251674624;visibility:visible;mso-wrap-style:square;mso-wrap-distance-left:9pt;mso-wrap-distance-top:0;mso-wrap-distance-right:9pt;mso-wrap-distance-bottom:0;mso-position-horizontal:absolute;mso-position-horizontal-relative:text;mso-position-vertical:absolute;mso-position-vertical-relative:text" from="0,-.05pt" to="484.2pt,-.05pt" o:gfxdata="UEsDBBQABgAIAAAAIQC2gziS/gAAAOEBAAATAAAAW0NvbnRlbnRfVHlwZXNdLnhtbJSRQU7DMBBF 90jcwfIWJU67QAgl6YK0S0CoHGBkTxKLZGx5TGhvj5O2G0SRWNoz/78nu9wcxkFMGNg6quQqL6RA 0s5Y6ir5vt9lD1JwBDIwOMJKHpHlpr69KfdHjyxSmriSfYz+USnWPY7AufNIadK6MEJMx9ApD/oD OlTrorhX2lFEilmcO2RdNtjC5xDF9pCuTyYBB5bi6bQ4syoJ3g9WQ0ymaiLzg5KdCXlKLjvcW893 SUOqXwnz5DrgnHtJTxOsQfEKIT7DmDSUCaxw7Rqn8787ZsmRM9e2VmPeBN4uqYvTtW7jvijg9N/y JsXecLq0q+WD6m8AAAD//wMAUEsDBBQABgAIAAAAIQA4/SH/1gAAAJQBAAALAAAAX3JlbHMvLnJl bHOkkMFqwzAMhu+DvYPRfXGawxijTi+j0GvpHsDYimMaW0Yy2fr2M4PBMnrbUb/Q94l/f/hMi1qR JVI2sOt6UJgd+ZiDgffL8ekFlFSbvV0oo4EbChzGx4f9GRdb25HMsYhqlCwG5lrLq9biZkxWOiqY 22YiTra2kYMu1l1tQD30/bPm3wwYN0x18gb45AdQl1tp5j/sFB2T0FQ7R0nTNEV3j6o9feQzro1i OWA14Fm+Q8a1a8+Bvu/d/dMb2JY5uiPbhG/ktn4cqGU/er3pcvwCAAD//wMAUEsDBBQABgAIAAAA IQCZ2PQonAEAAJQDAAAOAAAAZHJzL2Uyb0RvYy54bWysU01P3DAQvVfqf7B8Z5MAQm202T2A4FK1 qMAPMM54Y8n2WLbZZP99x97dLGorIRAXxx/z3sx7M1muJ2vYFkLU6DreLGrOwEnstdt0/Onx9uwb ZzEJ1wuDDjq+g8jXq69flqNv4RwHND0ERiQutqPv+JCSb6sqygGsiAv04OhRYbAi0TFsqj6Ikdit qc7r+qoaMfQ+oIQY6fZm/8hXhV8pkOmXUhESMx2n2lJZQ1mf81qtlqLdBOEHLQ9liA9UYYV2lHSm uhFJsJeg/6GyWgaMqNJCoq1QKS2haCA1Tf2XmodBeChayJzoZ5vi59HKn9trdx/IhtHHNvr7kFVM Ktj8pfrYVMzazWbBlJiky6vm8vvFJXkqj2/VCehDTHeAluVNx412WYdoxfZHTJSMQo8hdDilLru0 M5CDjfsNiumekjUFXaYCrk1gW0H9FFKCS03uIfGV6AxT2pgZWL8NPMRnKJSJeQ94RpTM6NIMttph +F/2NB1LVvv4owN73dmCZ+x3pSnFGmp9UXgY0zxbr88FfvqZVn8AAAD//wMAUEsDBBQABgAIAAAA IQCasyRQ4AAAAAkBAAAPAAAAZHJzL2Rvd25yZXYueG1sTI9Ba8JAEIXvhf6HZQq96UYpYmM2IpZS KxSpFfS4ZqdJ2uxs2F1N/Pcde2kvA4/He/O+bN7bRpzRh9qRgtEwAYFUOFNTqWD38TyYgghRk9GN I1RwwQDz/PYm06lxHb3jeRtLwSUUUq2girFNpQxFhVaHoWuR2Pt03urI0pfSeN1xuW3kOEkm0uqa +EOlW1xWWHxvT1bBm1+tlov15Ys2B9vtx+v95rV/Uer+rn+a8VnMQETs418Crgy8H3IednQnMkE0 CpgmKhiMQLD5OJk+gDj+apln8j9B/gMAAP//AwBQSwECLQAUAAYACAAAACEAtoM4kv4AAADhAQAA EwAAAAAAAAAAAAAAAAAAAAAAW0NvbnRlbnRfVHlwZXNdLnhtbFBLAQItABQABgAIAAAAIQA4/SH/ 1gAAAJQBAAALAAAAAAAAAAAAAAAAAC8BAABfcmVscy8ucmVsc1BLAQItABQABgAIAAAAIQCZ2PQo nAEAAJQDAAAOAAAAAAAAAAAAAAAAAC4CAABkcnMvZTJvRG9jLnhtbFBLAQItABQABgAIAAAAIQCa syRQ4AAAAAkBAAAPAAAAAAAAAAAAAAAAAPYDAABkcnMvZG93bnJldi54bWxQSwUGAAAAAAQABADz AAAAAwUAAAAA " strokecolor="#156082 [3204]" strokeweight=".5pt">
                 <v:stroke joinstyle="miter"/>
@@ -6270,46 +6233,206 @@
     <w:p>
       <w:pPr>
         <w:spacing w:before="80" w:after="80" w:line="276" w:lineRule="auto"/>
-      </w:pPr>
-      <w:r>
-        <w:t>O Hibernate já tem, por definição, todo o conhecimento do modelo de domínio da aplicação: as entidades, os campos, os tipos, as relações (@OneToMany, @ManyToOne, etc.). A biblioteca oficial hibernate-assistant expõe esse conhecimento ao LLM através de um prompt construído a partir do metamodelo JPA, forçando o modelo a gerar HQL com os nomes das entidades Java — não os nomes das tabelas SQL.</w:t>
-      </w:r>
-    </w:p>
-    <w:p>
-      <w:pPr>
-        <w:pBdr>
-          <w:left w:val="single" w:sz="8" w:space="6" w:color="2E75B6"/>
-        </w:pBdr>
-        <w:spacing w:before="80" w:after="80"/>
-      </w:pPr>
-      <w:r>
-        <w:rPr>
-          <w:i/>
-          <w:iCs/>
-          <w:color w:val="444444"/>
+        <w:rPr>
+          <w:color w:val="333333"/>
           <w:sz w:val="20"/>
           <w:szCs w:val="20"/>
-          <w:lang w:val="es-ES_tradnl"/>
-        </w:rPr>
-        <w:t xml:space="preserve">Modelo: qwen2.5-coder:7b (via Ollama). </w:t>
-      </w:r>
-      <w:r>
-        <w:rPr>
-          <w:i/>
-          <w:iCs/>
-          <w:color w:val="444444"/>
-          <w:sz w:val="20"/>
-          <w:szCs w:val="20"/>
-        </w:rPr>
-        <w:t>Escolhido pela boa capacidade de gerar HQL correto à primeira (modelo orientado a código) e pelo suporte de saída estruturada JSON. Corre em ~4–5GB RAM em Q4. O Spring Boot corre localmente com Maven; o Ollama corre nativo ou em Docker na porta 11434.</w:t>
-      </w:r>
-    </w:p>
+        </w:rPr>
+      </w:pPr>
+      <w:r>
+        <w:t>O Hibernate já tem, por definição, todo o conhecimento do modelo de domínio da aplicação: as entidades, os campos, os tipos, as relações (@OneToMany, @ManyToOne, etc.). A biblioteca oficial hibernate-assistant expõe esse conhecimento ao LLM através de um prompt construído a partir do metamodelo JPA, forçando o modelo a gerar HQL com os nomes das entidades Java — não os nomes das tabelas SQL.</w:t>
+      </w:r>
+    </w:p>
+    <w:tbl>
+      <w:tblPr>
+        <w:tblW w:w="8426" w:type="dxa"/>
+        <w:tblBorders>
+          <w:top w:val="single" w:sz="4" w:space="0" w:color="auto"/>
+          <w:left w:val="single" w:sz="4" w:space="0" w:color="auto"/>
+          <w:bottom w:val="single" w:sz="4" w:space="0" w:color="auto"/>
+          <w:right w:val="single" w:sz="4" w:space="0" w:color="auto"/>
+          <w:insideH w:val="single" w:sz="4" w:space="0" w:color="auto"/>
+          <w:insideV w:val="single" w:sz="4" w:space="0" w:color="auto"/>
+        </w:tblBorders>
+        <w:tblCellMar>
+          <w:left w:w="10" w:type="dxa"/>
+          <w:right w:w="10" w:type="dxa"/>
+        </w:tblCellMar>
+        <w:tblLook w:val="0000" w:firstRow="0" w:lastRow="0" w:firstColumn="0" w:lastColumn="0" w:noHBand="0" w:noVBand="0"/>
+      </w:tblPr>
+      <w:tblGrid>
+        <w:gridCol w:w="8426"/>
+      </w:tblGrid>
+      <w:tr>
+        <w:tc>
+          <w:tcPr>
+            <w:tcW w:w="8426" w:type="dxa"/>
+            <w:tcBorders>
+              <w:top w:val="none" w:sz="0" w:space="0" w:color="FFFFFF"/>
+              <w:left w:val="none" w:sz="0" w:space="0" w:color="FFFFFF"/>
+              <w:bottom w:val="none" w:sz="0" w:space="0" w:color="FFFFFF"/>
+              <w:right w:val="none" w:sz="0" w:space="0" w:color="FFFFFF"/>
+            </w:tcBorders>
+            <w:shd w:val="clear" w:color="auto" w:fill="F2F2F2"/>
+            <w:tcMar>
+              <w:top w:w="120" w:type="dxa"/>
+              <w:left w:w="120" w:type="dxa"/>
+              <w:bottom w:w="120" w:type="dxa"/>
+              <w:right w:w="160" w:type="dxa"/>
+            </w:tcMar>
+          </w:tcPr>
+          <w:p>
+            <w:pPr>
+              <w:pBdr>
+                <w:left w:val="single" w:sz="8" w:space="6" w:color="2E75B6"/>
+              </w:pBdr>
+              <w:spacing w:before="80" w:after="80"/>
+            </w:pPr>
+            <w:r>
+              <w:rPr>
+                <w:i/>
+                <w:iCs/>
+                <w:color w:val="444444"/>
+                <w:sz w:val="20"/>
+                <w:szCs w:val="20"/>
+                <w:lang w:val="es-ES_tradnl"/>
+              </w:rPr>
+              <w:t>Modelo: qwen2.5-coder:7b (</w:t>
+            </w:r>
+            <w:proofErr w:type="spellStart"/>
+            <w:r>
+              <w:rPr>
+                <w:i/>
+                <w:iCs/>
+                <w:color w:val="444444"/>
+                <w:sz w:val="20"/>
+                <w:szCs w:val="20"/>
+                <w:lang w:val="es-ES_tradnl"/>
+              </w:rPr>
+              <w:t>via</w:t>
+            </w:r>
+            <w:proofErr w:type="spellEnd"/>
+            <w:r>
+              <w:rPr>
+                <w:i/>
+                <w:iCs/>
+                <w:color w:val="444444"/>
+                <w:sz w:val="20"/>
+                <w:szCs w:val="20"/>
+                <w:lang w:val="es-ES_tradnl"/>
+              </w:rPr>
+              <w:t xml:space="preserve"> Ollama). </w:t>
+            </w:r>
+            <w:r>
+              <w:rPr>
+                <w:i/>
+                <w:iCs/>
+                <w:color w:val="444444"/>
+                <w:sz w:val="20"/>
+                <w:szCs w:val="20"/>
+              </w:rPr>
+              <w:t xml:space="preserve">Escolhido pela boa capacidade de gerar HQL correto à primeira (modelo orientado a código) e pelo suporte de saída estruturada JSON. Corre em ~4–5GB RAM em Q4. O Spring </w:t>
+            </w:r>
+            <w:proofErr w:type="spellStart"/>
+            <w:r>
+              <w:rPr>
+                <w:i/>
+                <w:iCs/>
+                <w:color w:val="444444"/>
+                <w:sz w:val="20"/>
+                <w:szCs w:val="20"/>
+              </w:rPr>
+              <w:t>Boot</w:t>
+            </w:r>
+            <w:proofErr w:type="spellEnd"/>
+            <w:r>
+              <w:rPr>
+                <w:i/>
+                <w:iCs/>
+                <w:color w:val="444444"/>
+                <w:sz w:val="20"/>
+                <w:szCs w:val="20"/>
+              </w:rPr>
+              <w:t xml:space="preserve"> corre localmente com </w:t>
+            </w:r>
+            <w:proofErr w:type="spellStart"/>
+            <w:r>
+              <w:rPr>
+                <w:i/>
+                <w:iCs/>
+                <w:color w:val="444444"/>
+                <w:sz w:val="20"/>
+                <w:szCs w:val="20"/>
+              </w:rPr>
+              <w:t>Maven</w:t>
+            </w:r>
+            <w:proofErr w:type="spellEnd"/>
+            <w:r>
+              <w:rPr>
+                <w:i/>
+                <w:iCs/>
+                <w:color w:val="444444"/>
+                <w:sz w:val="20"/>
+                <w:szCs w:val="20"/>
+              </w:rPr>
+              <w:t xml:space="preserve">; o </w:t>
+            </w:r>
+            <w:proofErr w:type="spellStart"/>
+            <w:r>
+              <w:rPr>
+                <w:i/>
+                <w:iCs/>
+                <w:color w:val="444444"/>
+                <w:sz w:val="20"/>
+                <w:szCs w:val="20"/>
+              </w:rPr>
+              <w:t>Ollama</w:t>
+            </w:r>
+            <w:proofErr w:type="spellEnd"/>
+            <w:r>
+              <w:rPr>
+                <w:i/>
+                <w:iCs/>
+                <w:color w:val="444444"/>
+                <w:sz w:val="20"/>
+                <w:szCs w:val="20"/>
+              </w:rPr>
+              <w:t xml:space="preserve"> corre nativo ou em Docker na porta 11434.</w:t>
+            </w:r>
+          </w:p>
+        </w:tc>
+      </w:tr>
+    </w:tbl>
     <w:p>
       <w:pPr>
         <w:spacing w:before="80" w:after="80" w:line="276" w:lineRule="auto"/>
       </w:pPr>
       <w:r>
-        <w:t>O Hibernate ORM 7.4.1 incorpora este padrão no próprio motor, através da interface org.hibernate.tool.language.HibernateAssistant e de dois serializers oficiais: MetamodelJsonSerializerImpl (metamodelo JPA → system prompt) e ResultsJsonSerializerImpl (resultados → JSON, consciente do mapeamento). Os dois projetos V2 implementam esta interface; a única coisa que escrevemos é a “cola” com o LLM e as duas camadas de ocultação.</w:t>
+        <w:t xml:space="preserve">O </w:t>
+      </w:r>
+      <w:proofErr w:type="spellStart"/>
+      <w:r>
+        <w:t>Hibernate</w:t>
+      </w:r>
+      <w:proofErr w:type="spellEnd"/>
+      <w:r>
+        <w:t xml:space="preserve"> ORM 7.4.1 incorpora este padrão no próprio motor, através da interface </w:t>
+      </w:r>
+      <w:proofErr w:type="gramStart"/>
+      <w:r>
+        <w:t>org.hibernate</w:t>
+      </w:r>
+      <w:proofErr w:type="gramEnd"/>
+      <w:r>
+        <w:t>.</w:t>
+      </w:r>
+      <w:proofErr w:type="gramStart"/>
+      <w:r>
+        <w:t>tool.language</w:t>
+      </w:r>
+      <w:proofErr w:type="gramEnd"/>
+      <w:r>
+        <w:t>.HibernateAssistant e de dois serializers oficiais: MetamodelJsonSerializerImpl (metamodelo JPA → system prompt) e ResultsJsonSerializerImpl (resultados → JSON, consciente do mapeamento). Os dois projetos V2 implementam esta interface; a única coisa que escrevemos é a “cola” com o LLM e as duas camadas de ocultação.</w:t>
       </w:r>
     </w:p>
     <w:p>
@@ -6335,6 +6458,10 @@
         <w:spacing w:before="120" w:after="40"/>
       </w:pPr>
       <w:r>
+        <w:rPr>
+          <w:noProof/>
+        </w:rPr>
+        <w:lastRenderedPageBreak/>
         <w:drawing>
           <wp:inline distT="0" distB="0" distL="0" distR="0" wp14:anchorId="058563A5" wp14:editId="48ADF096">
             <wp:extent cx="4903939" cy="2636669"/>
@@ -6401,7 +6528,6 @@
           <w:b/>
           <w:bCs/>
         </w:rPr>
-        <w:lastRenderedPageBreak/>
         <w:t>Percurso de um pedido (ponta a ponta)</w:t>
       </w:r>
     </w:p>
@@ -7035,6 +7161,7 @@
                 <w:sz w:val="20"/>
                 <w:szCs w:val="20"/>
               </w:rPr>
+              <w:lastRenderedPageBreak/>
               <w:t>createSelectionQuery</w:t>
             </w:r>
           </w:p>
@@ -7477,7 +7604,6 @@
                 <w:sz w:val="18"/>
                 <w:szCs w:val="18"/>
               </w:rPr>
-              <w:lastRenderedPageBreak/>
               <w:t xml:space="preserve">    ChatModel chatModel, Metamodel metamodel,</w:t>
             </w:r>
           </w:p>
@@ -8524,6 +8650,7 @@
                 <w:sz w:val="18"/>
                 <w:szCs w:val="18"/>
               </w:rPr>
+              <w:lastRenderedPageBreak/>
               <w:t xml:space="preserve">    return session.createSelectionQuery(hql, Object.class);   // rejeita tudo o que não é SELECT</w:t>
             </w:r>
           </w:p>
@@ -8791,7 +8918,6 @@
         <w:spacing w:before="80" w:after="80" w:line="276" w:lineRule="auto"/>
       </w:pPr>
       <w:r>
-        <w:lastRenderedPageBreak/>
         <w:t>O assistente usa uma pipeline fixa — o Java orquestra explicitamente os passos. A alternativa seria uma abordagem com agentes (@Tool / function calling), em que o LLM decidiria de forma autónoma quando executar a query. Isso exige que o modelo seja fiável a seguir o protocolo de function calling, algo que modelos locais pequenos não garantem de forma consistente. A pipeline é mais previsível e mais fácil de controlar.</w:t>
       </w:r>
     </w:p>
@@ -9229,55 +9355,16 @@
         <w:rPr>
           <w:b/>
           <w:bCs/>
-        </w:rPr>
-      </w:pPr>
-      <w:proofErr w:type="spellStart"/>
+          <w:lang w:val="en-US"/>
+        </w:rPr>
+      </w:pPr>
       <w:r>
         <w:rPr>
           <w:b/>
           <w:bCs/>
-        </w:rPr>
-        <w:t>spring</w:t>
-      </w:r>
-      <w:proofErr w:type="spellEnd"/>
-      <w:r>
-        <w:rPr>
-          <w:b/>
-          <w:bCs/>
-        </w:rPr>
-        <w:t>-</w:t>
-      </w:r>
-      <w:proofErr w:type="gramStart"/>
-      <w:r>
-        <w:rPr>
-          <w:b/>
-          <w:bCs/>
-        </w:rPr>
-        <w:t>ai</w:t>
-      </w:r>
-      <w:proofErr w:type="gramEnd"/>
-      <w:r>
-        <w:rPr>
-          <w:b/>
-          <w:bCs/>
-        </w:rPr>
-        <w:t>-</w:t>
-      </w:r>
-      <w:proofErr w:type="spellStart"/>
-      <w:r>
-        <w:rPr>
-          <w:b/>
-          <w:bCs/>
-        </w:rPr>
-        <w:t>assistant</w:t>
-      </w:r>
-      <w:proofErr w:type="spellEnd"/>
-      <w:r>
-        <w:rPr>
-          <w:b/>
-          <w:bCs/>
-        </w:rPr>
-        <w:t>-demo (Spring AI)</w:t>
+          <w:lang w:val="en-US"/>
+        </w:rPr>
+        <w:t>spring-ai-assistant-demo (Spring AI)</w:t>
       </w:r>
     </w:p>
     <w:p>
@@ -9285,6 +9372,7 @@
         <w:spacing w:before="80" w:after="80" w:line="276" w:lineRule="auto"/>
       </w:pPr>
       <w:r>
+        <w:lastRenderedPageBreak/>
         <w:t xml:space="preserve">A classe </w:t>
       </w:r>
       <w:proofErr w:type="spellStart"/>
@@ -9691,7 +9779,6 @@
                 <w:sz w:val="18"/>
                 <w:szCs w:val="18"/>
               </w:rPr>
-              <w:lastRenderedPageBreak/>
               <w:t>}</w:t>
             </w:r>
           </w:p>
@@ -10360,7 +10447,7 @@
               </wp:anchor>
             </w:drawing>
           </mc:Choice>
-          <mc:Fallback xmlns:ns11="http://schemas.microsoft.com/office/drawing/2010/main" xmlns:ns5="http://schemas.openxmlformats.org/drawingml/2006/main" xmlns:ns9="http://schemas.openxmlformats.org/drawingml/2006/picture">
+          <mc:Fallback xmlns:ns9="http://schemas.openxmlformats.org/drawingml/2006/picture" xmlns:ns5="http://schemas.openxmlformats.org/drawingml/2006/main" xmlns:ns11="http://schemas.microsoft.com/office/drawing/2010/main">
             <w:pict>
               <v:line w14:anchorId="33CA8BAD" id="Conexão Reta 3" o:spid="_x0000_s1026" style="position:absolute;z-index:251684864;visibility:visible;mso-wrap-style:square;mso-wrap-distance-left:9pt;mso-wrap-distance-top:0;mso-wrap-distance-right:9pt;mso-wrap-distance-bottom:0;mso-position-horizontal:absolute;mso-position-horizontal-relative:text;mso-position-vertical:absolute;mso-position-vertical-relative:text" from="0,0" to="484.2pt,0" o:gfxdata="UEsDBBQABgAIAAAAIQC2gziS/gAAAOEBAAATAAAAW0NvbnRlbnRfVHlwZXNdLnhtbJSRQU7DMBBF 90jcwfIWJU67QAgl6YK0S0CoHGBkTxKLZGx5TGhvj5O2G0SRWNoz/78nu9wcxkFMGNg6quQqL6RA 0s5Y6ir5vt9lD1JwBDIwOMJKHpHlpr69KfdHjyxSmriSfYz+USnWPY7AufNIadK6MEJMx9ApD/oD OlTrorhX2lFEilmcO2RdNtjC5xDF9pCuTyYBB5bi6bQ4syoJ3g9WQ0ymaiLzg5KdCXlKLjvcW893 SUOqXwnz5DrgnHtJTxOsQfEKIT7DmDSUCaxw7Rqn8787ZsmRM9e2VmPeBN4uqYvTtW7jvijg9N/y JsXecLq0q+WD6m8AAAD//wMAUEsDBBQABgAIAAAAIQA4/SH/1gAAAJQBAAALAAAAX3JlbHMvLnJl bHOkkMFqwzAMhu+DvYPRfXGawxijTi+j0GvpHsDYimMaW0Yy2fr2M4PBMnrbUb/Q94l/f/hMi1qR JVI2sOt6UJgd+ZiDgffL8ekFlFSbvV0oo4EbChzGx4f9GRdb25HMsYhqlCwG5lrLq9biZkxWOiqY 22YiTra2kYMu1l1tQD30/bPm3wwYN0x18gb45AdQl1tp5j/sFB2T0FQ7R0nTNEV3j6o9feQzro1i OWA14Fm+Q8a1a8+Bvu/d/dMb2JY5uiPbhG/ktn4cqGU/er3pcvwCAAD//wMAUEsDBBQABgAIAAAA IQCZ2PQonAEAAJQDAAAOAAAAZHJzL2Uyb0RvYy54bWysU01P3DAQvVfqf7B8Z5MAQm202T2A4FK1 qMAPMM54Y8n2WLbZZP99x97dLGorIRAXxx/z3sx7M1muJ2vYFkLU6DreLGrOwEnstdt0/Onx9uwb ZzEJ1wuDDjq+g8jXq69flqNv4RwHND0ERiQutqPv+JCSb6sqygGsiAv04OhRYbAi0TFsqj6Ikdit qc7r+qoaMfQ+oIQY6fZm/8hXhV8pkOmXUhESMx2n2lJZQ1mf81qtlqLdBOEHLQ9liA9UYYV2lHSm uhFJsJeg/6GyWgaMqNJCoq1QKS2haCA1Tf2XmodBeChayJzoZ5vi59HKn9trdx/IhtHHNvr7kFVM Ktj8pfrYVMzazWbBlJiky6vm8vvFJXkqj2/VCehDTHeAluVNx412WYdoxfZHTJSMQo8hdDilLru0 M5CDjfsNiumekjUFXaYCrk1gW0H9FFKCS03uIfGV6AxT2pgZWL8NPMRnKJSJeQ94RpTM6NIMttph +F/2NB1LVvv4owN73dmCZ+x3pSnFGmp9UXgY0zxbr88FfvqZVn8AAAD//wMAUEsDBBQABgAIAAAA IQBdcTjb3gAAAAcBAAAPAAAAZHJzL2Rvd25yZXYueG1sTI9Ba8JAEIXvBf/DMkJvdVMpYmM2IpZS KxSpLdjjmp0m0exs2F1N/Pcde2kvDx6PefO9bN7bRpzRh9qRgvtRAgKpcKamUsHnx/PdFESImoxu HKGCCwaY54ObTKfGdfSO520sBZdQSLWCKsY2lTIUFVodRq5F4uzbeasjW19K43XH5baR4ySZSKtr 4g+VbnFZYXHcnqyCN79aLRfry4E2X7bbjde7zWv/otTtsH+asSxmICL28e8CrhuYH3IG27sTmSAa Bbwm/ipnj5PpA4j91co8k//58x8AAAD//wMAUEsBAi0AFAAGAAgAAAAhALaDOJL+AAAA4QEAABMA AAAAAAAAAAAAAAAAAAAAAFtDb250ZW50X1R5cGVzXS54bWxQSwECLQAUAAYACAAAACEAOP0h/9YA AACUAQAACwAAAAAAAAAAAAAAAAAvAQAAX3JlbHMvLnJlbHNQSwECLQAUAAYACAAAACEAmdj0KJwB AACUAwAADgAAAAAAAAAAAAAAAAAuAgAAZHJzL2Uyb0RvYy54bWxQSwECLQAUAAYACAAAACEAXXE4 294AAAAHAQAADwAAAAAAAAAAAAAAAAD2AwAAZHJzL2Rvd25yZXYueG1sUEsFBgAAAAAEAAQA8wAA AAEFAAAAAA== " strokecolor="#156082 [3204]" strokeweight=".5pt">
                 <v:stroke joinstyle="miter"/>
@@ -11127,7 +11214,6 @@
                 <w:sz w:val="18"/>
                 <w:szCs w:val="18"/>
               </w:rPr>
-              <w:lastRenderedPageBreak/>
               <w:t>-- Hibernate resolve o JOIN automaticamente</w:t>
             </w:r>
           </w:p>
@@ -11826,7 +11912,7 @@
               </wp:anchor>
             </w:drawing>
           </mc:Choice>
-          <mc:Fallback xmlns:ns11="http://schemas.microsoft.com/office/drawing/2010/main" xmlns:ns5="http://schemas.openxmlformats.org/drawingml/2006/main" xmlns:ns9="http://schemas.openxmlformats.org/drawingml/2006/picture">
+          <mc:Fallback xmlns:ns9="http://schemas.openxmlformats.org/drawingml/2006/picture" xmlns:ns5="http://schemas.openxmlformats.org/drawingml/2006/main" xmlns:ns11="http://schemas.microsoft.com/office/drawing/2010/main">
             <w:pict>
               <v:line w14:anchorId="2E235C5D" id="Conexão Reta 3" o:spid="_x0000_s1026" style="position:absolute;z-index:251686912;visibility:visible;mso-wrap-style:square;mso-wrap-distance-left:9pt;mso-wrap-distance-top:0;mso-wrap-distance-right:9pt;mso-wrap-distance-bottom:0;mso-position-horizontal:absolute;mso-position-horizontal-relative:text;mso-position-vertical:absolute;mso-position-vertical-relative:text" from="0,-.05pt" to="484.2pt,-.05pt" o:gfxdata="UEsDBBQABgAIAAAAIQC2gziS/gAAAOEBAAATAAAAW0NvbnRlbnRfVHlwZXNdLnhtbJSRQU7DMBBF 90jcwfIWJU67QAgl6YK0S0CoHGBkTxKLZGx5TGhvj5O2G0SRWNoz/78nu9wcxkFMGNg6quQqL6RA 0s5Y6ir5vt9lD1JwBDIwOMJKHpHlpr69KfdHjyxSmriSfYz+USnWPY7AufNIadK6MEJMx9ApD/oD OlTrorhX2lFEilmcO2RdNtjC5xDF9pCuTyYBB5bi6bQ4syoJ3g9WQ0ymaiLzg5KdCXlKLjvcW893 SUOqXwnz5DrgnHtJTxOsQfEKIT7DmDSUCaxw7Rqn8787ZsmRM9e2VmPeBN4uqYvTtW7jvijg9N/y JsXecLq0q+WD6m8AAAD//wMAUEsDBBQABgAIAAAAIQA4/SH/1gAAAJQBAAALAAAAX3JlbHMvLnJl bHOkkMFqwzAMhu+DvYPRfXGawxijTi+j0GvpHsDYimMaW0Yy2fr2M4PBMnrbUb/Q94l/f/hMi1qR JVI2sOt6UJgd+ZiDgffL8ekFlFSbvV0oo4EbChzGx4f9GRdb25HMsYhqlCwG5lrLq9biZkxWOiqY 22YiTra2kYMu1l1tQD30/bPm3wwYN0x18gb45AdQl1tp5j/sFB2T0FQ7R0nTNEV3j6o9feQzro1i OWA14Fm+Q8a1a8+Bvu/d/dMb2JY5uiPbhG/ktn4cqGU/er3pcvwCAAD//wMAUEsDBBQABgAIAAAA IQCZ2PQonAEAAJQDAAAOAAAAZHJzL2Uyb0RvYy54bWysU01P3DAQvVfqf7B8Z5MAQm202T2A4FK1 qMAPMM54Y8n2WLbZZP99x97dLGorIRAXxx/z3sx7M1muJ2vYFkLU6DreLGrOwEnstdt0/Onx9uwb ZzEJ1wuDDjq+g8jXq69flqNv4RwHND0ERiQutqPv+JCSb6sqygGsiAv04OhRYbAi0TFsqj6Ikdit qc7r+qoaMfQ+oIQY6fZm/8hXhV8pkOmXUhESMx2n2lJZQ1mf81qtlqLdBOEHLQ9liA9UYYV2lHSm uhFJsJeg/6GyWgaMqNJCoq1QKS2haCA1Tf2XmodBeChayJzoZ5vi59HKn9trdx/IhtHHNvr7kFVM Ktj8pfrYVMzazWbBlJiky6vm8vvFJXkqj2/VCehDTHeAluVNx412WYdoxfZHTJSMQo8hdDilLru0 M5CDjfsNiumekjUFXaYCrk1gW0H9FFKCS03uIfGV6AxT2pgZWL8NPMRnKJSJeQ94RpTM6NIMttph +F/2NB1LVvv4owN73dmCZ+x3pSnFGmp9UXgY0zxbr88FfvqZVn8AAAD//wMAUEsDBBQABgAIAAAA IQCasyRQ4AAAAAkBAAAPAAAAZHJzL2Rvd25yZXYueG1sTI9Ba8JAEIXvhf6HZQq96UYpYmM2IpZS KxSpFfS4ZqdJ2uxs2F1N/Pcde2kvA4/He/O+bN7bRpzRh9qRgtEwAYFUOFNTqWD38TyYgghRk9GN I1RwwQDz/PYm06lxHb3jeRtLwSUUUq2girFNpQxFhVaHoWuR2Pt03urI0pfSeN1xuW3kOEkm0uqa +EOlW1xWWHxvT1bBm1+tlov15Ys2B9vtx+v95rV/Uer+rn+a8VnMQETs418Crgy8H3IednQnMkE0 CpgmKhiMQLD5OJk+gDj+apln8j9B/gMAAP//AwBQSwECLQAUAAYACAAAACEAtoM4kv4AAADhAQAA EwAAAAAAAAAAAAAAAAAAAAAAW0NvbnRlbnRfVHlwZXNdLnhtbFBLAQItABQABgAIAAAAIQA4/SH/ 1gAAAJQBAAALAAAAAAAAAAAAAAAAAC8BAABfcmVscy8ucmVsc1BLAQItABQABgAIAAAAIQCZ2PQo nAEAAJQDAAAOAAAAAAAAAAAAAAAAAC4CAABkcnMvZTJvRG9jLnhtbFBLAQItABQABgAIAAAAIQCa syRQ4AAAAAkBAAAPAAAAAAAAAAAAAAAAAPYDAABkcnMvZG93bnJldi54bWxQSwUGAAAAAAQABADz AAAAAwUAAAAA " strokecolor="#156082 [3204]" strokeweight=".5pt">
                 <v:stroke joinstyle="miter"/>
@@ -11852,7 +11938,11 @@
         <w:spacing w:before="80"/>
       </w:pPr>
       <w:r>
-        <w:t>No Hibernate Assistant, a abordagem é mais direta e adequada para dados estruturados: o LLM gera uma query HQL a partir da pergunta do utilizador, o Hibernate executa-a na base de dados real e os resultados são devolvidos ao modelo como contexto. Não são precisos embeddings, bases de dados vetoriais, nem pré-indexação. O modelo trabalha com dados reais, em tempo real, e as respostas são determinísticas e verificáveis — uma vantagem clara para sistemas com esquema relacional bem definido.</w:t>
+        <w:t xml:space="preserve">No Hibernate Assistant, a abordagem é mais direta e adequada para dados estruturados: o LLM gera uma query HQL a partir da pergunta do utilizador, o Hibernate executa-a na base de dados </w:t>
+      </w:r>
+      <w:r>
+        <w:lastRenderedPageBreak/>
+        <w:t>real e os resultados são devolvidos ao modelo como contexto. Não são precisos embeddings, bases de dados vetoriais, nem pré-indexação. O modelo trabalha com dados reais, em tempo real, e as respostas são determinísticas e verificáveis — uma vantagem clara para sistemas com esquema relacional bem definido.</w:t>
       </w:r>
     </w:p>
     <w:p>
@@ -12233,7 +12323,6 @@
                 <w:sz w:val="20"/>
                 <w:szCs w:val="20"/>
               </w:rPr>
-              <w:lastRenderedPageBreak/>
               <w:t>Complexidade</w:t>
             </w:r>
           </w:p>
@@ -12974,6 +13063,7 @@
         <w:spacing w:before="80" w:after="80" w:line="276" w:lineRule="auto"/>
       </w:pPr>
       <w:r>
+        <w:lastRenderedPageBreak/>
         <w:t>Esconder do prompt não chega: um SELECT p FROM Product p perfeitamente legítimo devolve a entidade inteira — e o ResultsJsonSerializerImpl oficial serializa todas as colunas mapeadas, incluindo a costPrice, sem saber nada do que foi ocultado no prompt. O FilteringResultsSerializer envolve também esse serializer e percorre recursivamente o JSON de resultado, removendo os mesmos campos ocultos a qualquer profundidade — isto corre em cada query, não só uma vez.</w:t>
       </w:r>
     </w:p>
@@ -13367,7 +13457,6 @@
           <w:b/>
           <w:bCs/>
         </w:rPr>
-        <w:lastRenderedPageBreak/>
         <w:t>Configuração única</w:t>
       </w:r>
     </w:p>
@@ -13677,7 +13766,11 @@
         <w:spacing w:before="80" w:after="80" w:line="276" w:lineRule="auto"/>
       </w:pPr>
       <w:r>
-        <w:t>Dados de exemplo (data.sql): 5 categorias — Electronics, Clothing, Books, Sports, Home &amp; Kitchen — e 6 fornecedores em vários países: Apple Inc. (EUA), Sony (Japão), Samsung (Coreia do Sul), Logitech International (Suíça), EuroDistribution Srl (Itália), Global Books &amp; Goods (Alemanha).</w:t>
+        <w:t xml:space="preserve">Dados de exemplo (data.sql): 5 categorias — Electronics, Clothing, Books, Sports, Home &amp; Kitchen — e 6 fornecedores em vários países: Apple Inc. (EUA), Sony (Japão), Samsung (Coreia </w:t>
+      </w:r>
+      <w:r>
+        <w:lastRenderedPageBreak/>
+        <w:t>do Sul), Logitech International (Suíça), EuroDistribution Srl (Itália), Global Books &amp; Goods (Alemanha).</w:t>
       </w:r>
     </w:p>
     <w:tbl>
@@ -14123,7 +14216,6 @@
                 <w:szCs w:val="18"/>
                 <w:lang w:val="en-US"/>
               </w:rPr>
-              <w:lastRenderedPageBreak/>
               <w:t>curl "http://localhost:8080/assistant/hql?q=What+are+the+top+5+most+expensive+products?"</w:t>
             </w:r>
           </w:p>
@@ -14652,6 +14744,7 @@
           <w:b/>
           <w:bCs/>
         </w:rPr>
+        <w:lastRenderedPageBreak/>
         <w:t>Dois gémeos, uma biblioteca:</w:t>
       </w:r>
       <w:r>
@@ -14691,6 +14784,9 @@
     <w:p>
       <w:pPr>
         <w:spacing w:before="60" w:after="60"/>
+        <w:rPr>
+          <w:lang w:val="en-US"/>
+        </w:rPr>
       </w:pPr>
       <w:proofErr w:type="gramStart"/>
       <w:r>
@@ -14698,63 +14794,70 @@
           <w:b/>
           <w:bCs/>
           <w:color w:val="2E75B6"/>
+          <w:lang w:val="en-US"/>
         </w:rPr>
         <w:t xml:space="preserve">→  </w:t>
       </w:r>
+      <w:r>
+        <w:rPr>
+          <w:color w:val="2E75B6"/>
+          <w:lang w:val="en-US"/>
+        </w:rPr>
+        <w:t>Hibernate</w:t>
+      </w:r>
+      <w:proofErr w:type="gramEnd"/>
+      <w:r>
+        <w:rPr>
+          <w:color w:val="2E75B6"/>
+          <w:lang w:val="en-US"/>
+        </w:rPr>
+        <w:t xml:space="preserve"> ORM 7.4 — </w:t>
+      </w:r>
       <w:proofErr w:type="spellStart"/>
       <w:r>
         <w:rPr>
           <w:color w:val="2E75B6"/>
-        </w:rPr>
-        <w:t>Hibernate</w:t>
+          <w:lang w:val="en-US"/>
+        </w:rPr>
+        <w:t>módulo</w:t>
       </w:r>
       <w:proofErr w:type="spellEnd"/>
+      <w:r>
+        <w:rPr>
+          <w:color w:val="2E75B6"/>
+          <w:lang w:val="en-US"/>
+        </w:rPr>
+        <w:t xml:space="preserve"> hibernate-</w:t>
+      </w:r>
+      <w:proofErr w:type="gramStart"/>
+      <w:r>
+        <w:rPr>
+          <w:color w:val="2E75B6"/>
+          <w:lang w:val="en-US"/>
+        </w:rPr>
+        <w:t>assistant  (</w:t>
+      </w:r>
       <w:proofErr w:type="gramEnd"/>
       <w:r>
         <w:rPr>
           <w:color w:val="2E75B6"/>
-        </w:rPr>
-        <w:t xml:space="preserve"> ORM 7.4 — módulo </w:t>
+          <w:lang w:val="en-US"/>
+        </w:rPr>
+        <w:t>hibernate.org/</w:t>
       </w:r>
       <w:proofErr w:type="spellStart"/>
       <w:r>
         <w:rPr>
           <w:color w:val="2E75B6"/>
-        </w:rPr>
-        <w:t>hibernate-</w:t>
-      </w:r>
-      <w:proofErr w:type="gramStart"/>
+          <w:lang w:val="en-US"/>
+        </w:rPr>
+        <w:t>orm</w:t>
+      </w:r>
+      <w:proofErr w:type="spellEnd"/>
       <w:r>
         <w:rPr>
           <w:color w:val="2E75B6"/>
-        </w:rPr>
-        <w:t>assistant</w:t>
-      </w:r>
-      <w:proofErr w:type="spellEnd"/>
-      <w:r>
-        <w:rPr>
-          <w:color w:val="2E75B6"/>
-        </w:rPr>
-        <w:t xml:space="preserve">  (</w:t>
-      </w:r>
-      <w:proofErr w:type="gramEnd"/>
-      <w:r>
-        <w:rPr>
-          <w:color w:val="2E75B6"/>
-        </w:rPr>
-        <w:t>hibernate.org/</w:t>
-      </w:r>
-      <w:proofErr w:type="spellStart"/>
-      <w:r>
-        <w:rPr>
-          <w:color w:val="2E75B6"/>
-        </w:rPr>
-        <w:t>orm</w:t>
-      </w:r>
-      <w:proofErr w:type="spellEnd"/>
-      <w:r>
-        <w:rPr>
-          <w:color w:val="2E75B6"/>
+          <w:lang w:val="en-US"/>
         </w:rPr>
         <w:t>)</w:t>
       </w:r>

--- a/v2/local_llm_pt_v2.docx
+++ b/v2/local_llm_pt_v2.docx
@@ -1891,7 +1891,7 @@
               </wp:anchor>
             </w:drawing>
           </mc:Choice>
-          <mc:Fallback xmlns:ns9="http://schemas.openxmlformats.org/drawingml/2006/picture" xmlns:ns5="http://schemas.openxmlformats.org/drawingml/2006/main" xmlns:ns11="http://schemas.microsoft.com/office/drawing/2010/main">
+          <mc:Fallback xmlns:ns11="http://schemas.microsoft.com/office/drawing/2010/main" xmlns:ns5="http://schemas.openxmlformats.org/drawingml/2006/main" xmlns:ns9="http://schemas.openxmlformats.org/drawingml/2006/picture">
             <w:pict>
               <v:line w14:anchorId="416D2C14" id="Conexão Reta 2" o:spid="_x0000_s1026" style="position:absolute;z-index:251659264;visibility:visible;mso-wrap-style:square;mso-wrap-distance-left:9pt;mso-wrap-distance-top:0;mso-wrap-distance-right:9pt;mso-wrap-distance-bottom:0;mso-position-horizontal:absolute;mso-position-horizontal-relative:text;mso-position-vertical:absolute;mso-position-vertical-relative:text" from=".9pt,23.9pt" to="485.1pt,23.9pt" o:gfxdata="UEsDBBQABgAIAAAAIQC2gziS/gAAAOEBAAATAAAAW0NvbnRlbnRfVHlwZXNdLnhtbJSRQU7DMBBF 90jcwfIWJU67QAgl6YK0S0CoHGBkTxKLZGx5TGhvj5O2G0SRWNoz/78nu9wcxkFMGNg6quQqL6RA 0s5Y6ir5vt9lD1JwBDIwOMJKHpHlpr69KfdHjyxSmriSfYz+USnWPY7AufNIadK6MEJMx9ApD/oD OlTrorhX2lFEilmcO2RdNtjC5xDF9pCuTyYBB5bi6bQ4syoJ3g9WQ0ymaiLzg5KdCXlKLjvcW893 SUOqXwnz5DrgnHtJTxOsQfEKIT7DmDSUCaxw7Rqn8787ZsmRM9e2VmPeBN4uqYvTtW7jvijg9N/y JsXecLq0q+WD6m8AAAD//wMAUEsDBBQABgAIAAAAIQA4/SH/1gAAAJQBAAALAAAAX3JlbHMvLnJl bHOkkMFqwzAMhu+DvYPRfXGawxijTi+j0GvpHsDYimMaW0Yy2fr2M4PBMnrbUb/Q94l/f/hMi1qR JVI2sOt6UJgd+ZiDgffL8ekFlFSbvV0oo4EbChzGx4f9GRdb25HMsYhqlCwG5lrLq9biZkxWOiqY 22YiTra2kYMu1l1tQD30/bPm3wwYN0x18gb45AdQl1tp5j/sFB2T0FQ7R0nTNEV3j6o9feQzro1i OWA14Fm+Q8a1a8+Bvu/d/dMb2JY5uiPbhG/ktn4cqGU/er3pcvwCAAD//wMAUEsDBBQABgAIAAAA IQCZ2PQonAEAAJQDAAAOAAAAZHJzL2Uyb0RvYy54bWysU01P3DAQvVfqf7B8Z5MAQm202T2A4FK1 qMAPMM54Y8n2WLbZZP99x97dLGorIRAXxx/z3sx7M1muJ2vYFkLU6DreLGrOwEnstdt0/Onx9uwb ZzEJ1wuDDjq+g8jXq69flqNv4RwHND0ERiQutqPv+JCSb6sqygGsiAv04OhRYbAi0TFsqj6Ikdit qc7r+qoaMfQ+oIQY6fZm/8hXhV8pkOmXUhESMx2n2lJZQ1mf81qtlqLdBOEHLQ9liA9UYYV2lHSm uhFJsJeg/6GyWgaMqNJCoq1QKS2haCA1Tf2XmodBeChayJzoZ5vi59HKn9trdx/IhtHHNvr7kFVM Ktj8pfrYVMzazWbBlJiky6vm8vvFJXkqj2/VCehDTHeAluVNx412WYdoxfZHTJSMQo8hdDilLru0 M5CDjfsNiumekjUFXaYCrk1gW0H9FFKCS03uIfGV6AxT2pgZWL8NPMRnKJSJeQ94RpTM6NIMttph +F/2NB1LVvv4owN73dmCZ+x3pSnFGmp9UXgY0zxbr88FfvqZVn8AAAD//wMAUEsDBBQABgAIAAAA IQDx80zj4AAAAAwBAAAPAAAAZHJzL2Rvd25yZXYueG1sTE9NS8NAEL0L/odlBG92YxBr02xKqYi1 UIqtUI/b7JhEs7Nhd9uk/94RD3qZ4c1j3kc+G2wrTuhD40jB7SgBgVQ601Cl4G33dPMAIkRNRreO UMEZA8yKy4tcZ8b19IqnbawEi1DItII6xi6TMpQ1Wh1GrkNi7sN5qyNDX0njdc/itpVpktxLqxti h1p3uKix/NoerYK1Xy4X89X5kzbvtt+nq/3mZXhW6vpqeJzymE9BRBzi3wf8dOD8UHCwgzuSCaJl zOmjgrsxb6Yn4yQFcfg9yCKX/0sU3wAAAP//AwBQSwECLQAUAAYACAAAACEAtoM4kv4AAADhAQAA EwAAAAAAAAAAAAAAAAAAAAAAW0NvbnRlbnRfVHlwZXNdLnhtbFBLAQItABQABgAIAAAAIQA4/SH/ 1gAAAJQBAAALAAAAAAAAAAAAAAAAAC8BAABfcmVscy8ucmVsc1BLAQItABQABgAIAAAAIQCZ2PQo nAEAAJQDAAAOAAAAAAAAAAAAAAAAAC4CAABkcnMvZTJvRG9jLnhtbFBLAQItABQABgAIAAAAIQDx 80zj4AAAAAwBAAAPAAAAAAAAAAAAAAAAAPYDAABkcnMvZG93bnJldi54bWxQSwUGAAAAAAQABADz AAAAAwUAAAAA " strokecolor="#156082 [3204]" strokeweight=".5pt">
                 <v:stroke joinstyle="miter"/>
@@ -1980,7 +1980,7 @@
               </wp:anchor>
             </w:drawing>
           </mc:Choice>
-          <mc:Fallback xmlns:ns9="http://schemas.openxmlformats.org/drawingml/2006/picture" xmlns:ns5="http://schemas.openxmlformats.org/drawingml/2006/main" xmlns:ns11="http://schemas.microsoft.com/office/drawing/2010/main">
+          <mc:Fallback xmlns:ns11="http://schemas.microsoft.com/office/drawing/2010/main" xmlns:ns5="http://schemas.openxmlformats.org/drawingml/2006/main" xmlns:ns9="http://schemas.openxmlformats.org/drawingml/2006/picture">
             <w:pict>
               <v:line w14:anchorId="6F2C7688" id="Conexão Reta 3" o:spid="_x0000_s1026" style="position:absolute;z-index:251660288;visibility:visible;mso-wrap-style:square;mso-wrap-distance-left:9pt;mso-wrap-distance-top:0;mso-wrap-distance-right:9pt;mso-wrap-distance-bottom:0;mso-position-horizontal:absolute;mso-position-horizontal-relative:text;mso-position-vertical:absolute;mso-position-vertical-relative:text" from=".9pt,23.25pt" to="485.1pt,23.25pt" o:gfxdata="UEsDBBQABgAIAAAAIQC2gziS/gAAAOEBAAATAAAAW0NvbnRlbnRfVHlwZXNdLnhtbJSRQU7DMBBF 90jcwfIWJU67QAgl6YK0S0CoHGBkTxKLZGx5TGhvj5O2G0SRWNoz/78nu9wcxkFMGNg6quQqL6RA 0s5Y6ir5vt9lD1JwBDIwOMJKHpHlpr69KfdHjyxSmriSfYz+USnWPY7AufNIadK6MEJMx9ApD/oD OlTrorhX2lFEilmcO2RdNtjC5xDF9pCuTyYBB5bi6bQ4syoJ3g9WQ0ymaiLzg5KdCXlKLjvcW893 SUOqXwnz5DrgnHtJTxOsQfEKIT7DmDSUCaxw7Rqn8787ZsmRM9e2VmPeBN4uqYvTtW7jvijg9N/y JsXecLq0q+WD6m8AAAD//wMAUEsDBBQABgAIAAAAIQA4/SH/1gAAAJQBAAALAAAAX3JlbHMvLnJl bHOkkMFqwzAMhu+DvYPRfXGawxijTi+j0GvpHsDYimMaW0Yy2fr2M4PBMnrbUb/Q94l/f/hMi1qR JVI2sOt6UJgd+ZiDgffL8ekFlFSbvV0oo4EbChzGx4f9GRdb25HMsYhqlCwG5lrLq9biZkxWOiqY 22YiTra2kYMu1l1tQD30/bPm3wwYN0x18gb45AdQl1tp5j/sFB2T0FQ7R0nTNEV3j6o9feQzro1i OWA14Fm+Q8a1a8+Bvu/d/dMb2JY5uiPbhG/ktn4cqGU/er3pcvwCAAD//wMAUEsDBBQABgAIAAAA IQCZ2PQonAEAAJQDAAAOAAAAZHJzL2Uyb0RvYy54bWysU01P3DAQvVfqf7B8Z5MAQm202T2A4FK1 qMAPMM54Y8n2WLbZZP99x97dLGorIRAXxx/z3sx7M1muJ2vYFkLU6DreLGrOwEnstdt0/Onx9uwb ZzEJ1wuDDjq+g8jXq69flqNv4RwHND0ERiQutqPv+JCSb6sqygGsiAv04OhRYbAi0TFsqj6Ikdit qc7r+qoaMfQ+oIQY6fZm/8hXhV8pkOmXUhESMx2n2lJZQ1mf81qtlqLdBOEHLQ9liA9UYYV2lHSm uhFJsJeg/6GyWgaMqNJCoq1QKS2haCA1Tf2XmodBeChayJzoZ5vi59HKn9trdx/IhtHHNvr7kFVM Ktj8pfrYVMzazWbBlJiky6vm8vvFJXkqj2/VCehDTHeAluVNx412WYdoxfZHTJSMQo8hdDilLru0 M5CDjfsNiumekjUFXaYCrk1gW0H9FFKCS03uIfGV6AxT2pgZWL8NPMRnKJSJeQ94RpTM6NIMttph +F/2NB1LVvv4owN73dmCZ+x3pSnFGmp9UXgY0zxbr88FfvqZVn8AAAD//wMAUEsDBBQABgAIAAAA IQC7cnDs4gAAAAwBAAAPAAAAZHJzL2Rvd25yZXYueG1sTI9BS8NAEIXvgv9hGcGb3Ri01jSbUipi LUixFepxmx2TaHY27G6b9N874kEvA28e8+Z7+WywrTiiD40jBdejBARS6UxDlYK37ePVBESImoxu HaGCEwaYFednuc6M6+kVj5tYCQ6hkGkFdYxdJmUoa7Q6jFyHxN6H81ZHlr6Sxuuew20r0yQZS6sb 4g+17nBRY/m1OVgFL365XMxXp09av9t+l6526+fhSanLi+FhymM+BRFxiH8X8NOB+aFgsL07kAmi Zc30UcHN+BYE2/d3SQpi/7uQRS7/lyi+AQAA//8DAFBLAQItABQABgAIAAAAIQC2gziS/gAAAOEB AAATAAAAAAAAAAAAAAAAAAAAAABbQ29udGVudF9UeXBlc10ueG1sUEsBAi0AFAAGAAgAAAAhADj9 If/WAAAAlAEAAAsAAAAAAAAAAAAAAAAALwEAAF9yZWxzLy5yZWxzUEsBAi0AFAAGAAgAAAAhAJnY 9CicAQAAlAMAAA4AAAAAAAAAAAAAAAAALgIAAGRycy9lMm9Eb2MueG1sUEsBAi0AFAAGAAgAAAAh ALtycOziAAAADAEAAA8AAAAAAAAAAAAAAAAA9gMAAGRycy9kb3ducmV2LnhtbFBLBQYAAAAABAAE APMAAAAFBQAAAAA= " strokecolor="#156082 [3204]" strokeweight=".5pt">
                 <v:stroke joinstyle="miter"/>
@@ -2349,7 +2349,7 @@
               </wp:anchor>
             </w:drawing>
           </mc:Choice>
-          <mc:Fallback xmlns:ns9="http://schemas.openxmlformats.org/drawingml/2006/picture" xmlns:ns5="http://schemas.openxmlformats.org/drawingml/2006/main" xmlns:ns11="http://schemas.microsoft.com/office/drawing/2010/main">
+          <mc:Fallback xmlns:ns11="http://schemas.microsoft.com/office/drawing/2010/main" xmlns:ns5="http://schemas.openxmlformats.org/drawingml/2006/main" xmlns:ns9="http://schemas.openxmlformats.org/drawingml/2006/picture">
             <w:pict>
               <v:line w14:anchorId="65E0A2AF" id="Conexão Reta 3" o:spid="_x0000_s1026" style="position:absolute;z-index:251697152;visibility:visible;mso-wrap-style:square;mso-wrap-distance-left:9pt;mso-wrap-distance-top:0;mso-wrap-distance-right:9pt;mso-wrap-distance-bottom:0;mso-position-horizontal:absolute;mso-position-horizontal-relative:text;mso-position-vertical:absolute;mso-position-vertical-relative:text" from="0,-.05pt" to="484.2pt,-.05pt" o:gfxdata="UEsDBBQABgAIAAAAIQC2gziS/gAAAOEBAAATAAAAW0NvbnRlbnRfVHlwZXNdLnhtbJSRQU7DMBBF 90jcwfIWJU67QAgl6YK0S0CoHGBkTxKLZGx5TGhvj5O2G0SRWNoz/78nu9wcxkFMGNg6quQqL6RA 0s5Y6ir5vt9lD1JwBDIwOMJKHpHlpr69KfdHjyxSmriSfYz+USnWPY7AufNIadK6MEJMx9ApD/oD OlTrorhX2lFEilmcO2RdNtjC5xDF9pCuTyYBB5bi6bQ4syoJ3g9WQ0ymaiLzg5KdCXlKLjvcW893 SUOqXwnz5DrgnHtJTxOsQfEKIT7DmDSUCaxw7Rqn8787ZsmRM9e2VmPeBN4uqYvTtW7jvijg9N/y JsXecLq0q+WD6m8AAAD//wMAUEsDBBQABgAIAAAAIQA4/SH/1gAAAJQBAAALAAAAX3JlbHMvLnJl bHOkkMFqwzAMhu+DvYPRfXGawxijTi+j0GvpHsDYimMaW0Yy2fr2M4PBMnrbUb/Q94l/f/hMi1qR JVI2sOt6UJgd+ZiDgffL8ekFlFSbvV0oo4EbChzGx4f9GRdb25HMsYhqlCwG5lrLq9biZkxWOiqY 22YiTra2kYMu1l1tQD30/bPm3wwYN0x18gb45AdQl1tp5j/sFB2T0FQ7R0nTNEV3j6o9feQzro1i OWA14Fm+Q8a1a8+Bvu/d/dMb2JY5uiPbhG/ktn4cqGU/er3pcvwCAAD//wMAUEsDBBQABgAIAAAA IQCZ2PQonAEAAJQDAAAOAAAAZHJzL2Uyb0RvYy54bWysU01P3DAQvVfqf7B8Z5MAQm202T2A4FK1 qMAPMM54Y8n2WLbZZP99x97dLGorIRAXxx/z3sx7M1muJ2vYFkLU6DreLGrOwEnstdt0/Onx9uwb ZzEJ1wuDDjq+g8jXq69flqNv4RwHND0ERiQutqPv+JCSb6sqygGsiAv04OhRYbAi0TFsqj6Ikdit qc7r+qoaMfQ+oIQY6fZm/8hXhV8pkOmXUhESMx2n2lJZQ1mf81qtlqLdBOEHLQ9liA9UYYV2lHSm uhFJsJeg/6GyWgaMqNJCoq1QKS2haCA1Tf2XmodBeChayJzoZ5vi59HKn9trdx/IhtHHNvr7kFVM Ktj8pfrYVMzazWbBlJiky6vm8vvFJXkqj2/VCehDTHeAluVNx412WYdoxfZHTJSMQo8hdDilLru0 M5CDjfsNiumekjUFXaYCrk1gW0H9FFKCS03uIfGV6AxT2pgZWL8NPMRnKJSJeQ94RpTM6NIMttph +F/2NB1LVvv4owN73dmCZ+x3pSnFGmp9UXgY0zxbr88FfvqZVn8AAAD//wMAUEsDBBQABgAIAAAA IQCasyRQ4AAAAAkBAAAPAAAAZHJzL2Rvd25yZXYueG1sTI9Ba8JAEIXvhf6HZQq96UYpYmM2IpZS KxSpFfS4ZqdJ2uxs2F1N/Pcde2kvA4/He/O+bN7bRpzRh9qRgtEwAYFUOFNTqWD38TyYgghRk9GN I1RwwQDz/PYm06lxHb3jeRtLwSUUUq2girFNpQxFhVaHoWuR2Pt03urI0pfSeN1xuW3kOEkm0uqa +EOlW1xWWHxvT1bBm1+tlov15Ys2B9vtx+v95rV/Uer+rn+a8VnMQETs418Crgy8H3IednQnMkE0 CpgmKhiMQLD5OJk+gDj+apln8j9B/gMAAP//AwBQSwECLQAUAAYACAAAACEAtoM4kv4AAADhAQAA EwAAAAAAAAAAAAAAAAAAAAAAW0NvbnRlbnRfVHlwZXNdLnhtbFBLAQItABQABgAIAAAAIQA4/SH/ 1gAAAJQBAAALAAAAAAAAAAAAAAAAAC8BAABfcmVscy8ucmVsc1BLAQItABQABgAIAAAAIQCZ2PQo nAEAAJQDAAAOAAAAAAAAAAAAAAAAAC4CAABkcnMvZTJvRG9jLnhtbFBLAQItABQABgAIAAAAIQCa syRQ4AAAAAkBAAAPAAAAAAAAAAAAAAAAAPYDAABkcnMvZG93bnJldi54bWxQSwUGAAAAAAQABADz AAAAAwUAAAAA " strokecolor="#156082 [3204]" strokeweight=".5pt">
                 <v:stroke joinstyle="miter"/>
@@ -3095,7 +3095,7 @@
               </wp:anchor>
             </w:drawing>
           </mc:Choice>
-          <mc:Fallback xmlns:ns9="http://schemas.openxmlformats.org/drawingml/2006/picture" xmlns:ns5="http://schemas.openxmlformats.org/drawingml/2006/main" xmlns:ns11="http://schemas.microsoft.com/office/drawing/2010/main">
+          <mc:Fallback xmlns:ns11="http://schemas.microsoft.com/office/drawing/2010/main" xmlns:ns5="http://schemas.openxmlformats.org/drawingml/2006/main" xmlns:ns9="http://schemas.openxmlformats.org/drawingml/2006/picture">
             <w:pict>
               <v:line w14:anchorId="781B6A1A" id="Conexão Reta 3" o:spid="_x0000_s1026" style="position:absolute;z-index:251662336;visibility:visible;mso-wrap-style:square;mso-wrap-distance-left:9pt;mso-wrap-distance-top:0;mso-wrap-distance-right:9pt;mso-wrap-distance-bottom:0;mso-position-horizontal:absolute;mso-position-horizontal-relative:text;mso-position-vertical:absolute;mso-position-vertical-relative:text" from="0,-.05pt" to="484.2pt,-.05pt" o:gfxdata="UEsDBBQABgAIAAAAIQC2gziS/gAAAOEBAAATAAAAW0NvbnRlbnRfVHlwZXNdLnhtbJSRQU7DMBBF 90jcwfIWJU67QAgl6YK0S0CoHGBkTxKLZGx5TGhvj5O2G0SRWNoz/78nu9wcxkFMGNg6quQqL6RA 0s5Y6ir5vt9lD1JwBDIwOMJKHpHlpr69KfdHjyxSmriSfYz+USnWPY7AufNIadK6MEJMx9ApD/oD OlTrorhX2lFEilmcO2RdNtjC5xDF9pCuTyYBB5bi6bQ4syoJ3g9WQ0ymaiLzg5KdCXlKLjvcW893 SUOqXwnz5DrgnHtJTxOsQfEKIT7DmDSUCaxw7Rqn8787ZsmRM9e2VmPeBN4uqYvTtW7jvijg9N/y JsXecLq0q+WD6m8AAAD//wMAUEsDBBQABgAIAAAAIQA4/SH/1gAAAJQBAAALAAAAX3JlbHMvLnJl bHOkkMFqwzAMhu+DvYPRfXGawxijTi+j0GvpHsDYimMaW0Yy2fr2M4PBMnrbUb/Q94l/f/hMi1qR JVI2sOt6UJgd+ZiDgffL8ekFlFSbvV0oo4EbChzGx4f9GRdb25HMsYhqlCwG5lrLq9biZkxWOiqY 22YiTra2kYMu1l1tQD30/bPm3wwYN0x18gb45AdQl1tp5j/sFB2T0FQ7R0nTNEV3j6o9feQzro1i OWA14Fm+Q8a1a8+Bvu/d/dMb2JY5uiPbhG/ktn4cqGU/er3pcvwCAAD//wMAUEsDBBQABgAIAAAA IQCZ2PQonAEAAJQDAAAOAAAAZHJzL2Uyb0RvYy54bWysU01P3DAQvVfqf7B8Z5MAQm202T2A4FK1 qMAPMM54Y8n2WLbZZP99x97dLGorIRAXxx/z3sx7M1muJ2vYFkLU6DreLGrOwEnstdt0/Onx9uwb ZzEJ1wuDDjq+g8jXq69flqNv4RwHND0ERiQutqPv+JCSb6sqygGsiAv04OhRYbAi0TFsqj6Ikdit qc7r+qoaMfQ+oIQY6fZm/8hXhV8pkOmXUhESMx2n2lJZQ1mf81qtlqLdBOEHLQ9liA9UYYV2lHSm uhFJsJeg/6GyWgaMqNJCoq1QKS2haCA1Tf2XmodBeChayJzoZ5vi59HKn9trdx/IhtHHNvr7kFVM Ktj8pfrYVMzazWbBlJiky6vm8vvFJXkqj2/VCehDTHeAluVNx412WYdoxfZHTJSMQo8hdDilLru0 M5CDjfsNiumekjUFXaYCrk1gW0H9FFKCS03uIfGV6AxT2pgZWL8NPMRnKJSJeQ94RpTM6NIMttph +F/2NB1LVvv4owN73dmCZ+x3pSnFGmp9UXgY0zxbr88FfvqZVn8AAAD//wMAUEsDBBQABgAIAAAA IQCasyRQ4AAAAAkBAAAPAAAAZHJzL2Rvd25yZXYueG1sTI9Ba8JAEIXvhf6HZQq96UYpYmM2IpZS KxSpFfS4ZqdJ2uxs2F1N/Pcde2kvA4/He/O+bN7bRpzRh9qRgtEwAYFUOFNTqWD38TyYgghRk9GN I1RwwQDz/PYm06lxHb3jeRtLwSUUUq2girFNpQxFhVaHoWuR2Pt03urI0pfSeN1xuW3kOEkm0uqa +EOlW1xWWHxvT1bBm1+tlov15Ys2B9vtx+v95rV/Uer+rn+a8VnMQETs418Crgy8H3IednQnMkE0 CpgmKhiMQLD5OJk+gDj+apln8j9B/gMAAP//AwBQSwECLQAUAAYACAAAACEAtoM4kv4AAADhAQAA EwAAAAAAAAAAAAAAAAAAAAAAW0NvbnRlbnRfVHlwZXNdLnhtbFBLAQItABQABgAIAAAAIQA4/SH/ 1gAAAJQBAAALAAAAAAAAAAAAAAAAAC8BAABfcmVscy8ucmVsc1BLAQItABQABgAIAAAAIQCZ2PQo nAEAAJQDAAAOAAAAAAAAAAAAAAAAAC4CAABkcnMvZTJvRG9jLnhtbFBLAQItABQABgAIAAAAIQCa syRQ4AAAAAkBAAAPAAAAAAAAAAAAAAAAAPYDAABkcnMvZG93bnJldi54bWxQSwUGAAAAAAQABADz AAAAAwUAAAAA " strokecolor="#156082 [3204]" strokeweight=".5pt">
                 <v:stroke joinstyle="miter"/>
@@ -3578,7 +3578,7 @@
               </wp:anchor>
             </w:drawing>
           </mc:Choice>
-          <mc:Fallback xmlns:ns9="http://schemas.openxmlformats.org/drawingml/2006/picture" xmlns:ns5="http://schemas.openxmlformats.org/drawingml/2006/main" xmlns:ns11="http://schemas.microsoft.com/office/drawing/2010/main">
+          <mc:Fallback xmlns:ns11="http://schemas.microsoft.com/office/drawing/2010/main" xmlns:ns5="http://schemas.openxmlformats.org/drawingml/2006/main" xmlns:ns9="http://schemas.openxmlformats.org/drawingml/2006/picture">
             <w:pict>
               <v:line w14:anchorId="20F34B84" id="Conexão Reta 3" o:spid="_x0000_s1026" style="position:absolute;z-index:251664384;visibility:visible;mso-wrap-style:square;mso-wrap-distance-left:9pt;mso-wrap-distance-top:0;mso-wrap-distance-right:9pt;mso-wrap-distance-bottom:0;mso-position-horizontal:absolute;mso-position-horizontal-relative:text;mso-position-vertical:absolute;mso-position-vertical-relative:text" from="0,-.05pt" to="484.2pt,-.05pt" o:gfxdata="UEsDBBQABgAIAAAAIQC2gziS/gAAAOEBAAATAAAAW0NvbnRlbnRfVHlwZXNdLnhtbJSRQU7DMBBF 90jcwfIWJU67QAgl6YK0S0CoHGBkTxKLZGx5TGhvj5O2G0SRWNoz/78nu9wcxkFMGNg6quQqL6RA 0s5Y6ir5vt9lD1JwBDIwOMJKHpHlpr69KfdHjyxSmriSfYz+USnWPY7AufNIadK6MEJMx9ApD/oD OlTrorhX2lFEilmcO2RdNtjC5xDF9pCuTyYBB5bi6bQ4syoJ3g9WQ0ymaiLzg5KdCXlKLjvcW893 SUOqXwnz5DrgnHtJTxOsQfEKIT7DmDSUCaxw7Rqn8787ZsmRM9e2VmPeBN4uqYvTtW7jvijg9N/y JsXecLq0q+WD6m8AAAD//wMAUEsDBBQABgAIAAAAIQA4/SH/1gAAAJQBAAALAAAAX3JlbHMvLnJl bHOkkMFqwzAMhu+DvYPRfXGawxijTi+j0GvpHsDYimMaW0Yy2fr2M4PBMnrbUb/Q94l/f/hMi1qR JVI2sOt6UJgd+ZiDgffL8ekFlFSbvV0oo4EbChzGx4f9GRdb25HMsYhqlCwG5lrLq9biZkxWOiqY 22YiTra2kYMu1l1tQD30/bPm3wwYN0x18gb45AdQl1tp5j/sFB2T0FQ7R0nTNEV3j6o9feQzro1i OWA14Fm+Q8a1a8+Bvu/d/dMb2JY5uiPbhG/ktn4cqGU/er3pcvwCAAD//wMAUEsDBBQABgAIAAAA IQCZ2PQonAEAAJQDAAAOAAAAZHJzL2Uyb0RvYy54bWysU01P3DAQvVfqf7B8Z5MAQm202T2A4FK1 qMAPMM54Y8n2WLbZZP99x97dLGorIRAXxx/z3sx7M1muJ2vYFkLU6DreLGrOwEnstdt0/Onx9uwb ZzEJ1wuDDjq+g8jXq69flqNv4RwHND0ERiQutqPv+JCSb6sqygGsiAv04OhRYbAi0TFsqj6Ikdit qc7r+qoaMfQ+oIQY6fZm/8hXhV8pkOmXUhESMx2n2lJZQ1mf81qtlqLdBOEHLQ9liA9UYYV2lHSm uhFJsJeg/6GyWgaMqNJCoq1QKS2haCA1Tf2XmodBeChayJzoZ5vi59HKn9trdx/IhtHHNvr7kFVM Ktj8pfrYVMzazWbBlJiky6vm8vvFJXkqj2/VCehDTHeAluVNx412WYdoxfZHTJSMQo8hdDilLru0 M5CDjfsNiumekjUFXaYCrk1gW0H9FFKCS03uIfGV6AxT2pgZWL8NPMRnKJSJeQ94RpTM6NIMttph +F/2NB1LVvv4owN73dmCZ+x3pSnFGmp9UXgY0zxbr88FfvqZVn8AAAD//wMAUEsDBBQABgAIAAAA IQCasyRQ4AAAAAkBAAAPAAAAZHJzL2Rvd25yZXYueG1sTI9Ba8JAEIXvhf6HZQq96UYpYmM2IpZS KxSpFfS4ZqdJ2uxs2F1N/Pcde2kvA4/He/O+bN7bRpzRh9qRgtEwAYFUOFNTqWD38TyYgghRk9GN I1RwwQDz/PYm06lxHb3jeRtLwSUUUq2girFNpQxFhVaHoWuR2Pt03urI0pfSeN1xuW3kOEkm0uqa +EOlW1xWWHxvT1bBm1+tlov15Ys2B9vtx+v95rV/Uer+rn+a8VnMQETs418Crgy8H3IednQnMkE0 CpgmKhiMQLD5OJk+gDj+apln8j9B/gMAAP//AwBQSwECLQAUAAYACAAAACEAtoM4kv4AAADhAQAA EwAAAAAAAAAAAAAAAAAAAAAAW0NvbnRlbnRfVHlwZXNdLnhtbFBLAQItABQABgAIAAAAIQA4/SH/ 1gAAAJQBAAALAAAAAAAAAAAAAAAAAC8BAABfcmVscy8ucmVsc1BLAQItABQABgAIAAAAIQCZ2PQo nAEAAJQDAAAOAAAAAAAAAAAAAAAAAC4CAABkcnMvZTJvRG9jLnhtbFBLAQItABQABgAIAAAAIQCa syRQ4AAAAAkBAAAPAAAAAAAAAAAAAAAAAPYDAABkcnMvZG93bnJldi54bWxQSwUGAAAAAAQABADz AAAAAwUAAAAA " strokecolor="#156082 [3204]" strokeweight=".5pt">
                 <v:stroke joinstyle="miter"/>
@@ -4038,7 +4038,7 @@
               </wp:anchor>
             </w:drawing>
           </mc:Choice>
-          <mc:Fallback xmlns:ns9="http://schemas.openxmlformats.org/drawingml/2006/picture" xmlns:ns5="http://schemas.openxmlformats.org/drawingml/2006/main" xmlns:ns11="http://schemas.microsoft.com/office/drawing/2010/main">
+          <mc:Fallback xmlns:ns11="http://schemas.microsoft.com/office/drawing/2010/main" xmlns:ns5="http://schemas.openxmlformats.org/drawingml/2006/main" xmlns:ns9="http://schemas.openxmlformats.org/drawingml/2006/picture">
             <w:pict>
               <v:line w14:anchorId="619BBE13" id="Conexão Reta 3" o:spid="_x0000_s1026" style="position:absolute;z-index:251666432;visibility:visible;mso-wrap-style:square;mso-wrap-distance-left:9pt;mso-wrap-distance-top:0;mso-wrap-distance-right:9pt;mso-wrap-distance-bottom:0;mso-position-horizontal:absolute;mso-position-horizontal-relative:text;mso-position-vertical:absolute;mso-position-vertical-relative:text" from="0,-.05pt" to="484.2pt,-.05pt" o:gfxdata="UEsDBBQABgAIAAAAIQC2gziS/gAAAOEBAAATAAAAW0NvbnRlbnRfVHlwZXNdLnhtbJSRQU7DMBBF 90jcwfIWJU67QAgl6YK0S0CoHGBkTxKLZGx5TGhvj5O2G0SRWNoz/78nu9wcxkFMGNg6quQqL6RA 0s5Y6ir5vt9lD1JwBDIwOMJKHpHlpr69KfdHjyxSmriSfYz+USnWPY7AufNIadK6MEJMx9ApD/oD OlTrorhX2lFEilmcO2RdNtjC5xDF9pCuTyYBB5bi6bQ4syoJ3g9WQ0ymaiLzg5KdCXlKLjvcW893 SUOqXwnz5DrgnHtJTxOsQfEKIT7DmDSUCaxw7Rqn8787ZsmRM9e2VmPeBN4uqYvTtW7jvijg9N/y JsXecLq0q+WD6m8AAAD//wMAUEsDBBQABgAIAAAAIQA4/SH/1gAAAJQBAAALAAAAX3JlbHMvLnJl bHOkkMFqwzAMhu+DvYPRfXGawxijTi+j0GvpHsDYimMaW0Yy2fr2M4PBMnrbUb/Q94l/f/hMi1qR JVI2sOt6UJgd+ZiDgffL8ekFlFSbvV0oo4EbChzGx4f9GRdb25HMsYhqlCwG5lrLq9biZkxWOiqY 22YiTra2kYMu1l1tQD30/bPm3wwYN0x18gb45AdQl1tp5j/sFB2T0FQ7R0nTNEV3j6o9feQzro1i OWA14Fm+Q8a1a8+Bvu/d/dMb2JY5uiPbhG/ktn4cqGU/er3pcvwCAAD//wMAUEsDBBQABgAIAAAA IQCZ2PQonAEAAJQDAAAOAAAAZHJzL2Uyb0RvYy54bWysU01P3DAQvVfqf7B8Z5MAQm202T2A4FK1 qMAPMM54Y8n2WLbZZP99x97dLGorIRAXxx/z3sx7M1muJ2vYFkLU6DreLGrOwEnstdt0/Onx9uwb ZzEJ1wuDDjq+g8jXq69flqNv4RwHND0ERiQutqPv+JCSb6sqygGsiAv04OhRYbAi0TFsqj6Ikdit qc7r+qoaMfQ+oIQY6fZm/8hXhV8pkOmXUhESMx2n2lJZQ1mf81qtlqLdBOEHLQ9liA9UYYV2lHSm uhFJsJeg/6GyWgaMqNJCoq1QKS2haCA1Tf2XmodBeChayJzoZ5vi59HKn9trdx/IhtHHNvr7kFVM Ktj8pfrYVMzazWbBlJiky6vm8vvFJXkqj2/VCehDTHeAluVNx412WYdoxfZHTJSMQo8hdDilLru0 M5CDjfsNiumekjUFXaYCrk1gW0H9FFKCS03uIfGV6AxT2pgZWL8NPMRnKJSJeQ94RpTM6NIMttph +F/2NB1LVvv4owN73dmCZ+x3pSnFGmp9UXgY0zxbr88FfvqZVn8AAAD//wMAUEsDBBQABgAIAAAA IQCasyRQ4AAAAAkBAAAPAAAAZHJzL2Rvd25yZXYueG1sTI9Ba8JAEIXvhf6HZQq96UYpYmM2IpZS KxSpFfS4ZqdJ2uxs2F1N/Pcde2kvA4/He/O+bN7bRpzRh9qRgtEwAYFUOFNTqWD38TyYgghRk9GN I1RwwQDz/PYm06lxHb3jeRtLwSUUUq2girFNpQxFhVaHoWuR2Pt03urI0pfSeN1xuW3kOEkm0uqa +EOlW1xWWHxvT1bBm1+tlov15Ys2B9vtx+v95rV/Uer+rn+a8VnMQETs418Crgy8H3IednQnMkE0 CpgmKhiMQLD5OJk+gDj+apln8j9B/gMAAP//AwBQSwECLQAUAAYACAAAACEAtoM4kv4AAADhAQAA EwAAAAAAAAAAAAAAAAAAAAAAW0NvbnRlbnRfVHlwZXNdLnhtbFBLAQItABQABgAIAAAAIQA4/SH/ 1gAAAJQBAAALAAAAAAAAAAAAAAAAAC8BAABfcmVscy8ucmVsc1BLAQItABQABgAIAAAAIQCZ2PQo nAEAAJQDAAAOAAAAAAAAAAAAAAAAAC4CAABkcnMvZTJvRG9jLnhtbFBLAQItABQABgAIAAAAIQCa syRQ4AAAAAkBAAAPAAAAAAAAAAAAAAAAAPYDAABkcnMvZG93bnJldi54bWxQSwUGAAAAAAQABADz AAAAAwUAAAAA " strokecolor="#156082 [3204]" strokeweight=".5pt">
                 <v:stroke joinstyle="miter"/>
@@ -4205,7 +4205,7 @@
               </wp:anchor>
             </w:drawing>
           </mc:Choice>
-          <mc:Fallback xmlns:ns9="http://schemas.openxmlformats.org/drawingml/2006/picture" xmlns:ns5="http://schemas.openxmlformats.org/drawingml/2006/main" xmlns:ns11="http://schemas.microsoft.com/office/drawing/2010/main">
+          <mc:Fallback xmlns:ns11="http://schemas.microsoft.com/office/drawing/2010/main" xmlns:ns5="http://schemas.openxmlformats.org/drawingml/2006/main" xmlns:ns9="http://schemas.openxmlformats.org/drawingml/2006/picture">
             <w:pict>
               <v:line w14:anchorId="44DE2E80" id="Conexão Reta 3" o:spid="_x0000_s1026" style="position:absolute;z-index:251668480;visibility:visible;mso-wrap-style:square;mso-wrap-distance-left:9pt;mso-wrap-distance-top:0;mso-wrap-distance-right:9pt;mso-wrap-distance-bottom:0;mso-position-horizontal:absolute;mso-position-horizontal-relative:text;mso-position-vertical:absolute;mso-position-vertical-relative:text" from="0,0" to="484.2pt,0" o:gfxdata="UEsDBBQABgAIAAAAIQC2gziS/gAAAOEBAAATAAAAW0NvbnRlbnRfVHlwZXNdLnhtbJSRQU7DMBBF 90jcwfIWJU67QAgl6YK0S0CoHGBkTxKLZGx5TGhvj5O2G0SRWNoz/78nu9wcxkFMGNg6quQqL6RA 0s5Y6ir5vt9lD1JwBDIwOMJKHpHlpr69KfdHjyxSmriSfYz+USnWPY7AufNIadK6MEJMx9ApD/oD OlTrorhX2lFEilmcO2RdNtjC5xDF9pCuTyYBB5bi6bQ4syoJ3g9WQ0ymaiLzg5KdCXlKLjvcW893 SUOqXwnz5DrgnHtJTxOsQfEKIT7DmDSUCaxw7Rqn8787ZsmRM9e2VmPeBN4uqYvTtW7jvijg9N/y JsXecLq0q+WD6m8AAAD//wMAUEsDBBQABgAIAAAAIQA4/SH/1gAAAJQBAAALAAAAX3JlbHMvLnJl bHOkkMFqwzAMhu+DvYPRfXGawxijTi+j0GvpHsDYimMaW0Yy2fr2M4PBMnrbUb/Q94l/f/hMi1qR JVI2sOt6UJgd+ZiDgffL8ekFlFSbvV0oo4EbChzGx4f9GRdb25HMsYhqlCwG5lrLq9biZkxWOiqY 22YiTra2kYMu1l1tQD30/bPm3wwYN0x18gb45AdQl1tp5j/sFB2T0FQ7R0nTNEV3j6o9feQzro1i OWA14Fm+Q8a1a8+Bvu/d/dMb2JY5uiPbhG/ktn4cqGU/er3pcvwCAAD//wMAUEsDBBQABgAIAAAA IQCZ2PQonAEAAJQDAAAOAAAAZHJzL2Uyb0RvYy54bWysU01P3DAQvVfqf7B8Z5MAQm202T2A4FK1 qMAPMM54Y8n2WLbZZP99x97dLGorIRAXxx/z3sx7M1muJ2vYFkLU6DreLGrOwEnstdt0/Onx9uwb ZzEJ1wuDDjq+g8jXq69flqNv4RwHND0ERiQutqPv+JCSb6sqygGsiAv04OhRYbAi0TFsqj6Ikdit qc7r+qoaMfQ+oIQY6fZm/8hXhV8pkOmXUhESMx2n2lJZQ1mf81qtlqLdBOEHLQ9liA9UYYV2lHSm uhFJsJeg/6GyWgaMqNJCoq1QKS2haCA1Tf2XmodBeChayJzoZ5vi59HKn9trdx/IhtHHNvr7kFVM Ktj8pfrYVMzazWbBlJiky6vm8vvFJXkqj2/VCehDTHeAluVNx412WYdoxfZHTJSMQo8hdDilLru0 M5CDjfsNiumekjUFXaYCrk1gW0H9FFKCS03uIfGV6AxT2pgZWL8NPMRnKJSJeQ94RpTM6NIMttph +F/2NB1LVvv4owN73dmCZ+x3pSnFGmp9UXgY0zxbr88FfvqZVn8AAAD//wMAUEsDBBQABgAIAAAA IQBdcTjb3gAAAAcBAAAPAAAAZHJzL2Rvd25yZXYueG1sTI9Ba8JAEIXvBf/DMkJvdVMpYmM2IpZS KxSpLdjjmp0m0exs2F1N/Pcde2kvDx6PefO9bN7bRpzRh9qRgvtRAgKpcKamUsHnx/PdFESImoxu HKGCCwaY54ObTKfGdfSO520sBZdQSLWCKsY2lTIUFVodRq5F4uzbeasjW19K43XH5baR4ySZSKtr 4g+VbnFZYXHcnqyCN79aLRfry4E2X7bbjde7zWv/otTtsH+asSxmICL28e8CrhuYH3IG27sTmSAa Bbwm/ipnj5PpA4j91co8k//58x8AAAD//wMAUEsBAi0AFAAGAAgAAAAhALaDOJL+AAAA4QEAABMA AAAAAAAAAAAAAAAAAAAAAFtDb250ZW50X1R5cGVzXS54bWxQSwECLQAUAAYACAAAACEAOP0h/9YA AACUAQAACwAAAAAAAAAAAAAAAAAvAQAAX3JlbHMvLnJlbHNQSwECLQAUAAYACAAAACEAmdj0KJwB AACUAwAADgAAAAAAAAAAAAAAAAAuAgAAZHJzL2Uyb0RvYy54bWxQSwECLQAUAAYACAAAACEAXXE4 294AAAAHAQAADwAAAAAAAAAAAAAAAAD2AwAAZHJzL2Rvd25yZXYueG1sUEsFBgAAAAAEAAQA8wAA AAEFAAAAAA== " strokecolor="#156082 [3204]" strokeweight=".5pt">
                 <v:stroke joinstyle="miter"/>
@@ -4424,7 +4424,7 @@
               </wp:anchor>
             </w:drawing>
           </mc:Choice>
-          <mc:Fallback xmlns:ns9="http://schemas.openxmlformats.org/drawingml/2006/picture" xmlns:ns5="http://schemas.openxmlformats.org/drawingml/2006/main" xmlns:ns11="http://schemas.microsoft.com/office/drawing/2010/main">
+          <mc:Fallback xmlns:ns11="http://schemas.microsoft.com/office/drawing/2010/main" xmlns:ns5="http://schemas.openxmlformats.org/drawingml/2006/main" xmlns:ns9="http://schemas.openxmlformats.org/drawingml/2006/picture">
             <w:pict>
               <v:line w14:anchorId="7BCFBA01" id="Conexão Reta 3" o:spid="_x0000_s1026" style="position:absolute;z-index:251670528;visibility:visible;mso-wrap-style:square;mso-wrap-distance-left:9pt;mso-wrap-distance-top:0;mso-wrap-distance-right:9pt;mso-wrap-distance-bottom:0;mso-position-horizontal:absolute;mso-position-horizontal-relative:text;mso-position-vertical:absolute;mso-position-vertical-relative:text" from="0,-.05pt" to="484.2pt,-.05pt" o:gfxdata="UEsDBBQABgAIAAAAIQC2gziS/gAAAOEBAAATAAAAW0NvbnRlbnRfVHlwZXNdLnhtbJSRQU7DMBBF 90jcwfIWJU67QAgl6YK0S0CoHGBkTxKLZGx5TGhvj5O2G0SRWNoz/78nu9wcxkFMGNg6quQqL6RA 0s5Y6ir5vt9lD1JwBDIwOMJKHpHlpr69KfdHjyxSmriSfYz+USnWPY7AufNIadK6MEJMx9ApD/oD OlTrorhX2lFEilmcO2RdNtjC5xDF9pCuTyYBB5bi6bQ4syoJ3g9WQ0ymaiLzg5KdCXlKLjvcW893 SUOqXwnz5DrgnHtJTxOsQfEKIT7DmDSUCaxw7Rqn8787ZsmRM9e2VmPeBN4uqYvTtW7jvijg9N/y JsXecLq0q+WD6m8AAAD//wMAUEsDBBQABgAIAAAAIQA4/SH/1gAAAJQBAAALAAAAX3JlbHMvLnJl bHOkkMFqwzAMhu+DvYPRfXGawxijTi+j0GvpHsDYimMaW0Yy2fr2M4PBMnrbUb/Q94l/f/hMi1qR JVI2sOt6UJgd+ZiDgffL8ekFlFSbvV0oo4EbChzGx4f9GRdb25HMsYhqlCwG5lrLq9biZkxWOiqY 22YiTra2kYMu1l1tQD30/bPm3wwYN0x18gb45AdQl1tp5j/sFB2T0FQ7R0nTNEV3j6o9feQzro1i OWA14Fm+Q8a1a8+Bvu/d/dMb2JY5uiPbhG/ktn4cqGU/er3pcvwCAAD//wMAUEsDBBQABgAIAAAA IQCZ2PQonAEAAJQDAAAOAAAAZHJzL2Uyb0RvYy54bWysU01P3DAQvVfqf7B8Z5MAQm202T2A4FK1 qMAPMM54Y8n2WLbZZP99x97dLGorIRAXxx/z3sx7M1muJ2vYFkLU6DreLGrOwEnstdt0/Onx9uwb ZzEJ1wuDDjq+g8jXq69flqNv4RwHND0ERiQutqPv+JCSb6sqygGsiAv04OhRYbAi0TFsqj6Ikdit qc7r+qoaMfQ+oIQY6fZm/8hXhV8pkOmXUhESMx2n2lJZQ1mf81qtlqLdBOEHLQ9liA9UYYV2lHSm uhFJsJeg/6GyWgaMqNJCoq1QKS2haCA1Tf2XmodBeChayJzoZ5vi59HKn9trdx/IhtHHNvr7kFVM Ktj8pfrYVMzazWbBlJiky6vm8vvFJXkqj2/VCehDTHeAluVNx412WYdoxfZHTJSMQo8hdDilLru0 M5CDjfsNiumekjUFXaYCrk1gW0H9FFKCS03uIfGV6AxT2pgZWL8NPMRnKJSJeQ94RpTM6NIMttph +F/2NB1LVvv4owN73dmCZ+x3pSnFGmp9UXgY0zxbr88FfvqZVn8AAAD//wMAUEsDBBQABgAIAAAA IQCasyRQ4AAAAAkBAAAPAAAAZHJzL2Rvd25yZXYueG1sTI9Ba8JAEIXvhf6HZQq96UYpYmM2IpZS KxSpFfS4ZqdJ2uxs2F1N/Pcde2kvA4/He/O+bN7bRpzRh9qRgtEwAYFUOFNTqWD38TyYgghRk9GN I1RwwQDz/PYm06lxHb3jeRtLwSUUUq2girFNpQxFhVaHoWuR2Pt03urI0pfSeN1xuW3kOEkm0uqa +EOlW1xWWHxvT1bBm1+tlov15Ys2B9vtx+v95rV/Uer+rn+a8VnMQETs418Crgy8H3IednQnMkE0 CpgmKhiMQLD5OJk+gDj+apln8j9B/gMAAP//AwBQSwECLQAUAAYACAAAACEAtoM4kv4AAADhAQAA EwAAAAAAAAAAAAAAAAAAAAAAW0NvbnRlbnRfVHlwZXNdLnhtbFBLAQItABQABgAIAAAAIQA4/SH/ 1gAAAJQBAAALAAAAAAAAAAAAAAAAAC8BAABfcmVscy8ucmVsc1BLAQItABQABgAIAAAAIQCZ2PQo nAEAAJQDAAAOAAAAAAAAAAAAAAAAAC4CAABkcnMvZTJvRG9jLnhtbFBLAQItABQABgAIAAAAIQCa syRQ4AAAAAkBAAAPAAAAAAAAAAAAAAAAAPYDAABkcnMvZG93bnJldi54bWxQSwUGAAAAAAQABADz AAAAAwUAAAAA " strokecolor="#156082 [3204]" strokeweight=".5pt">
                 <v:stroke joinstyle="miter"/>
@@ -4679,7 +4679,7 @@
               </wp:anchor>
             </w:drawing>
           </mc:Choice>
-          <mc:Fallback xmlns:ns9="http://schemas.openxmlformats.org/drawingml/2006/picture" xmlns:ns5="http://schemas.openxmlformats.org/drawingml/2006/main" xmlns:ns11="http://schemas.microsoft.com/office/drawing/2010/main">
+          <mc:Fallback xmlns:ns11="http://schemas.microsoft.com/office/drawing/2010/main" xmlns:ns5="http://schemas.openxmlformats.org/drawingml/2006/main" xmlns:ns9="http://schemas.openxmlformats.org/drawingml/2006/picture">
             <w:pict>
               <v:line w14:anchorId="546AD9F8" id="Conexão Reta 3" o:spid="_x0000_s1026" style="position:absolute;z-index:251672576;visibility:visible;mso-wrap-style:square;mso-wrap-distance-left:9pt;mso-wrap-distance-top:0;mso-wrap-distance-right:9pt;mso-wrap-distance-bottom:0;mso-position-horizontal:absolute;mso-position-horizontal-relative:text;mso-position-vertical:absolute;mso-position-vertical-relative:text" from="0,-.05pt" to="484.2pt,-.05pt" o:gfxdata="UEsDBBQABgAIAAAAIQC2gziS/gAAAOEBAAATAAAAW0NvbnRlbnRfVHlwZXNdLnhtbJSRQU7DMBBF 90jcwfIWJU67QAgl6YK0S0CoHGBkTxKLZGx5TGhvj5O2G0SRWNoz/78nu9wcxkFMGNg6quQqL6RA 0s5Y6ir5vt9lD1JwBDIwOMJKHpHlpr69KfdHjyxSmriSfYz+USnWPY7AufNIadK6MEJMx9ApD/oD OlTrorhX2lFEilmcO2RdNtjC5xDF9pCuTyYBB5bi6bQ4syoJ3g9WQ0ymaiLzg5KdCXlKLjvcW893 SUOqXwnz5DrgnHtJTxOsQfEKIT7DmDSUCaxw7Rqn8787ZsmRM9e2VmPeBN4uqYvTtW7jvijg9N/y JsXecLq0q+WD6m8AAAD//wMAUEsDBBQABgAIAAAAIQA4/SH/1gAAAJQBAAALAAAAX3JlbHMvLnJl bHOkkMFqwzAMhu+DvYPRfXGawxijTi+j0GvpHsDYimMaW0Yy2fr2M4PBMnrbUb/Q94l/f/hMi1qR JVI2sOt6UJgd+ZiDgffL8ekFlFSbvV0oo4EbChzGx4f9GRdb25HMsYhqlCwG5lrLq9biZkxWOiqY 22YiTra2kYMu1l1tQD30/bPm3wwYN0x18gb45AdQl1tp5j/sFB2T0FQ7R0nTNEV3j6o9feQzro1i OWA14Fm+Q8a1a8+Bvu/d/dMb2JY5uiPbhG/ktn4cqGU/er3pcvwCAAD//wMAUEsDBBQABgAIAAAA IQCZ2PQonAEAAJQDAAAOAAAAZHJzL2Uyb0RvYy54bWysU01P3DAQvVfqf7B8Z5MAQm202T2A4FK1 qMAPMM54Y8n2WLbZZP99x97dLGorIRAXxx/z3sx7M1muJ2vYFkLU6DreLGrOwEnstdt0/Onx9uwb ZzEJ1wuDDjq+g8jXq69flqNv4RwHND0ERiQutqPv+JCSb6sqygGsiAv04OhRYbAi0TFsqj6Ikdit qc7r+qoaMfQ+oIQY6fZm/8hXhV8pkOmXUhESMx2n2lJZQ1mf81qtlqLdBOEHLQ9liA9UYYV2lHSm uhFJsJeg/6GyWgaMqNJCoq1QKS2haCA1Tf2XmodBeChayJzoZ5vi59HKn9trdx/IhtHHNvr7kFVM Ktj8pfrYVMzazWbBlJiky6vm8vvFJXkqj2/VCehDTHeAluVNx412WYdoxfZHTJSMQo8hdDilLru0 M5CDjfsNiumekjUFXaYCrk1gW0H9FFKCS03uIfGV6AxT2pgZWL8NPMRnKJSJeQ94RpTM6NIMttph +F/2NB1LVvv4owN73dmCZ+x3pSnFGmp9UXgY0zxbr88FfvqZVn8AAAD//wMAUEsDBBQABgAIAAAA IQCasyRQ4AAAAAkBAAAPAAAAZHJzL2Rvd25yZXYueG1sTI9Ba8JAEIXvhf6HZQq96UYpYmM2IpZS KxSpFfS4ZqdJ2uxs2F1N/Pcde2kvA4/He/O+bN7bRpzRh9qRgtEwAYFUOFNTqWD38TyYgghRk9GN I1RwwQDz/PYm06lxHb3jeRtLwSUUUq2girFNpQxFhVaHoWuR2Pt03urI0pfSeN1xuW3kOEkm0uqa +EOlW1xWWHxvT1bBm1+tlov15Ys2B9vtx+v95rV/Uer+rn+a8VnMQETs418Crgy8H3IednQnMkE0 CpgmKhiMQLD5OJk+gDj+apln8j9B/gMAAP//AwBQSwECLQAUAAYACAAAACEAtoM4kv4AAADhAQAA EwAAAAAAAAAAAAAAAAAAAAAAW0NvbnRlbnRfVHlwZXNdLnhtbFBLAQItABQABgAIAAAAIQA4/SH/ 1gAAAJQBAAALAAAAAAAAAAAAAAAAAC8BAABfcmVscy8ucmVsc1BLAQItABQABgAIAAAAIQCZ2PQo nAEAAJQDAAAOAAAAAAAAAAAAAAAAAC4CAABkcnMvZTJvRG9jLnhtbFBLAQItABQABgAIAAAAIQCa syRQ4AAAAAkBAAAPAAAAAAAAAAAAAAAAAPYDAABkcnMvZG93bnJldi54bWxQSwUGAAAAAAQABADz AAAAAwUAAAAA " strokecolor="#156082 [3204]" strokeweight=".5pt">
                 <v:stroke joinstyle="miter"/>
@@ -5234,7 +5234,7 @@
               </wp:anchor>
             </w:drawing>
           </mc:Choice>
-          <mc:Fallback xmlns:ns9="http://schemas.openxmlformats.org/drawingml/2006/picture" xmlns:ns5="http://schemas.openxmlformats.org/drawingml/2006/main" xmlns:ns11="http://schemas.microsoft.com/office/drawing/2010/main">
+          <mc:Fallback xmlns:ns11="http://schemas.microsoft.com/office/drawing/2010/main" xmlns:ns5="http://schemas.openxmlformats.org/drawingml/2006/main" xmlns:ns9="http://schemas.openxmlformats.org/drawingml/2006/picture">
             <w:pict>
               <v:line w14:anchorId="353A3786" id="Conexão Reta 3" o:spid="_x0000_s1026" style="position:absolute;z-index:251674624;visibility:visible;mso-wrap-style:square;mso-wrap-distance-left:9pt;mso-wrap-distance-top:0;mso-wrap-distance-right:9pt;mso-wrap-distance-bottom:0;mso-position-horizontal:absolute;mso-position-horizontal-relative:text;mso-position-vertical:absolute;mso-position-vertical-relative:text" from="0,-.05pt" to="484.2pt,-.05pt" o:gfxdata="UEsDBBQABgAIAAAAIQC2gziS/gAAAOEBAAATAAAAW0NvbnRlbnRfVHlwZXNdLnhtbJSRQU7DMBBF 90jcwfIWJU67QAgl6YK0S0CoHGBkTxKLZGx5TGhvj5O2G0SRWNoz/78nu9wcxkFMGNg6quQqL6RA 0s5Y6ir5vt9lD1JwBDIwOMJKHpHlpr69KfdHjyxSmriSfYz+USnWPY7AufNIadK6MEJMx9ApD/oD OlTrorhX2lFEilmcO2RdNtjC5xDF9pCuTyYBB5bi6bQ4syoJ3g9WQ0ymaiLzg5KdCXlKLjvcW893 SUOqXwnz5DrgnHtJTxOsQfEKIT7DmDSUCaxw7Rqn8787ZsmRM9e2VmPeBN4uqYvTtW7jvijg9N/y JsXecLq0q+WD6m8AAAD//wMAUEsDBBQABgAIAAAAIQA4/SH/1gAAAJQBAAALAAAAX3JlbHMvLnJl bHOkkMFqwzAMhu+DvYPRfXGawxijTi+j0GvpHsDYimMaW0Yy2fr2M4PBMnrbUb/Q94l/f/hMi1qR JVI2sOt6UJgd+ZiDgffL8ekFlFSbvV0oo4EbChzGx4f9GRdb25HMsYhqlCwG5lrLq9biZkxWOiqY 22YiTra2kYMu1l1tQD30/bPm3wwYN0x18gb45AdQl1tp5j/sFB2T0FQ7R0nTNEV3j6o9feQzro1i OWA14Fm+Q8a1a8+Bvu/d/dMb2JY5uiPbhG/ktn4cqGU/er3pcvwCAAD//wMAUEsDBBQABgAIAAAA IQCZ2PQonAEAAJQDAAAOAAAAZHJzL2Uyb0RvYy54bWysU01P3DAQvVfqf7B8Z5MAQm202T2A4FK1 qMAPMM54Y8n2WLbZZP99x97dLGorIRAXxx/z3sx7M1muJ2vYFkLU6DreLGrOwEnstdt0/Onx9uwb ZzEJ1wuDDjq+g8jXq69flqNv4RwHND0ERiQutqPv+JCSb6sqygGsiAv04OhRYbAi0TFsqj6Ikdit qc7r+qoaMfQ+oIQY6fZm/8hXhV8pkOmXUhESMx2n2lJZQ1mf81qtlqLdBOEHLQ9liA9UYYV2lHSm uhFJsJeg/6GyWgaMqNJCoq1QKS2haCA1Tf2XmodBeChayJzoZ5vi59HKn9trdx/IhtHHNvr7kFVM Ktj8pfrYVMzazWbBlJiky6vm8vvFJXkqj2/VCehDTHeAluVNx412WYdoxfZHTJSMQo8hdDilLru0 M5CDjfsNiumekjUFXaYCrk1gW0H9FFKCS03uIfGV6AxT2pgZWL8NPMRnKJSJeQ94RpTM6NIMttph +F/2NB1LVvv4owN73dmCZ+x3pSnFGmp9UXgY0zxbr88FfvqZVn8AAAD//wMAUEsDBBQABgAIAAAA IQCasyRQ4AAAAAkBAAAPAAAAZHJzL2Rvd25yZXYueG1sTI9Ba8JAEIXvhf6HZQq96UYpYmM2IpZS KxSpFfS4ZqdJ2uxs2F1N/Pcde2kvA4/He/O+bN7bRpzRh9qRgtEwAYFUOFNTqWD38TyYgghRk9GN I1RwwQDz/PYm06lxHb3jeRtLwSUUUq2girFNpQxFhVaHoWuR2Pt03urI0pfSeN1xuW3kOEkm0uqa +EOlW1xWWHxvT1bBm1+tlov15Ys2B9vtx+v95rV/Uer+rn+a8VnMQETs418Crgy8H3IednQnMkE0 CpgmKhiMQLD5OJk+gDj+apln8j9B/gMAAP//AwBQSwECLQAUAAYACAAAACEAtoM4kv4AAADhAQAA EwAAAAAAAAAAAAAAAAAAAAAAW0NvbnRlbnRfVHlwZXNdLnhtbFBLAQItABQABgAIAAAAIQA4/SH/ 1gAAAJQBAAALAAAAAAAAAAAAAAAAAC8BAABfcmVscy8ucmVsc1BLAQItABQABgAIAAAAIQCZ2PQo nAEAAJQDAAAOAAAAAAAAAAAAAAAAAC4CAABkcnMvZTJvRG9jLnhtbFBLAQItABQABgAIAAAAIQCa syRQ4AAAAAkBAAAPAAAAAAAAAAAAAAAAAPYDAABkcnMvZG93bnJldi54bWxQSwUGAAAAAAQABADz AAAAAwUAAAAA " strokecolor="#156082 [3204]" strokeweight=".5pt">
                 <v:stroke joinstyle="miter"/>
@@ -5591,7 +5591,29 @@
         <w:spacing w:before="80" w:after="80" w:line="276" w:lineRule="auto"/>
       </w:pPr>
       <w:r>
-        <w:t>Antes de existir a biblioteca oficial, o padrão foi implementado à mão em duas demos: demo-hibernate-ai (em LangChain4j) e spring-ai-hibernate-demo (em Spring AI). A ideia já era a mesma — o LLM gera HQL, o Java executa — mas cada peça era construída e mantida por nós.</w:t>
+        <w:t xml:space="preserve">Antes de </w:t>
+      </w:r>
+      <w:r>
+        <w:t>usar</w:t>
+      </w:r>
+      <w:r>
+        <w:t xml:space="preserve"> a biblioteca oficial, o padrão foi implementado à mão em duas demos: demo-hibernate-</w:t>
+      </w:r>
+      <w:proofErr w:type="gramStart"/>
+      <w:r>
+        <w:t>ai</w:t>
+      </w:r>
+      <w:proofErr w:type="gramEnd"/>
+      <w:r>
+        <w:t xml:space="preserve"> (em LangChain4j) e spring-</w:t>
+      </w:r>
+      <w:proofErr w:type="gramStart"/>
+      <w:r>
+        <w:t>ai</w:t>
+      </w:r>
+      <w:proofErr w:type="gramEnd"/>
+      <w:r>
+        <w:t>-hibernate-demo (em Spring AI). A ideia já era a mesma — o LLM gera HQL, o Java executa — mas cada peça era construída e mantida por nós.</w:t>
       </w:r>
     </w:p>
     <w:p>
@@ -6290,38 +6312,57 @@
             </w:pPr>
             <w:r>
               <w:rPr>
+                <w:b/>
+                <w:bCs/>
+                <w:color w:val="1F3864"/>
+              </w:rPr>
+              <w:t>Modelo: qwen2.5-coder:7b (</w:t>
+            </w:r>
+            <w:proofErr w:type="spellStart"/>
+            <w:r>
+              <w:rPr>
+                <w:b/>
+                <w:bCs/>
+                <w:color w:val="1F3864"/>
+              </w:rPr>
+              <w:t>vía</w:t>
+            </w:r>
+            <w:proofErr w:type="spellEnd"/>
+            <w:r>
+              <w:rPr>
+                <w:b/>
+                <w:bCs/>
+                <w:color w:val="1F3864"/>
+              </w:rPr>
+              <w:t xml:space="preserve"> </w:t>
+            </w:r>
+            <w:proofErr w:type="spellStart"/>
+            <w:r>
+              <w:rPr>
+                <w:b/>
+                <w:bCs/>
+                <w:color w:val="1F3864"/>
+              </w:rPr>
+              <w:t>Ollama</w:t>
+            </w:r>
+            <w:proofErr w:type="spellEnd"/>
+            <w:r>
+              <w:rPr>
+                <w:b/>
+                <w:bCs/>
+                <w:color w:val="1F3864"/>
+              </w:rPr>
+              <w:t>)</w:t>
+            </w:r>
+            <w:r>
+              <w:rPr>
                 <w:i/>
                 <w:iCs/>
                 <w:color w:val="444444"/>
                 <w:sz w:val="20"/>
                 <w:szCs w:val="20"/>
-                <w:lang w:val="es-ES_tradnl"/>
-              </w:rPr>
-              <w:t>Modelo: qwen2.5-coder:7b (</w:t>
-            </w:r>
-            <w:proofErr w:type="spellStart"/>
-            <w:r>
-              <w:rPr>
-                <w:i/>
-                <w:iCs/>
-                <w:color w:val="444444"/>
-                <w:sz w:val="20"/>
-                <w:szCs w:val="20"/>
-                <w:lang w:val="es-ES_tradnl"/>
-              </w:rPr>
-              <w:t>via</w:t>
-            </w:r>
-            <w:proofErr w:type="spellEnd"/>
-            <w:r>
-              <w:rPr>
-                <w:i/>
-                <w:iCs/>
-                <w:color w:val="444444"/>
-                <w:sz w:val="20"/>
-                <w:szCs w:val="20"/>
-                <w:lang w:val="es-ES_tradnl"/>
-              </w:rPr>
-              <w:t xml:space="preserve"> Ollama). </w:t>
+              </w:rPr>
+              <w:br/>
             </w:r>
             <w:r>
               <w:rPr>
@@ -9346,7 +9387,23 @@
         <w:spacing w:before="80" w:after="80" w:line="276" w:lineRule="auto"/>
       </w:pPr>
       <w:r>
-        <w:t>A classe HibernateAssistantLC4J usa o ChatModel do LangChain4j de forma imperativa (chatModel.chat(ChatRequest...)), constrói o ChatModel à mão em AssistantConfig (sem o starter de Spring Boot, para não depender do timing de auto-configuração), e força a saída estruturada com o ResponseFormat de JSON-schema {"hql": "..."}. A memória é o MessageWindowChatMemory do LangChain4j.</w:t>
+        <w:t>A classe HibernateAssistantLC4J usa o ChatModel do LangChain4j de forma imperativa (chatModel.chat(ChatRequest...)), constrói o ChatModel à mão em AssistantConfig (sem o starter de Spring Boot, para não depender do timing de auto-configuração), e força a saída estruturada com o ResponseFormat de JSON-</w:t>
+      </w:r>
+      <w:proofErr w:type="spellStart"/>
+      <w:r>
+        <w:t>schema</w:t>
+      </w:r>
+      <w:proofErr w:type="spellEnd"/>
+      <w:r>
+        <w:t xml:space="preserve"> {"</w:t>
+      </w:r>
+      <w:proofErr w:type="spellStart"/>
+      <w:r>
+        <w:t>hql</w:t>
+      </w:r>
+      <w:proofErr w:type="spellEnd"/>
+      <w:r>
+        <w:t>": "..."}.</w:t>
       </w:r>
     </w:p>
     <w:p>
@@ -9405,7 +9462,26 @@
       </w:r>
       <w:proofErr w:type="gramEnd"/>
       <w:r>
-        <w:t>(). O ChatModel é injetado — vem auto-configurado pelo starter spring-ai-starter-model-ollama a partir das propriedades spring.ai.ollama.*, ao contrário do irmão LangChain4j que o constrói à mão. A saída estruturada usa o outputSchema do Ollama, preservando o modelo e a temperatura configurados:</w:t>
+        <w:t xml:space="preserve">(). O ChatModel é injetado — vem auto-configurado pelo starter spring-ai-starter-model-ollama a partir das propriedades spring.ai.ollama.*, ao contrário do irmão LangChain4j que o constrói à mão. A saída estruturada usa o outputSchema do </w:t>
+      </w:r>
+      <w:proofErr w:type="spellStart"/>
+      <w:r>
+        <w:t>Ollama</w:t>
+      </w:r>
+      <w:proofErr w:type="spellEnd"/>
+      <w:r>
+        <w:t xml:space="preserve">, preservando </w:t>
+      </w:r>
+      <w:r>
+        <w:t xml:space="preserve">as </w:t>
+      </w:r>
+      <w:proofErr w:type="spellStart"/>
+      <w:r>
+        <w:t>configuracoes</w:t>
+      </w:r>
+      <w:proofErr w:type="spellEnd"/>
+      <w:r>
+        <w:t>:</w:t>
       </w:r>
     </w:p>
     <w:tbl>
@@ -9806,7 +9882,29 @@
         <w:spacing w:before="80" w:after="80" w:line="276" w:lineRule="auto"/>
       </w:pPr>
       <w:r>
-        <w:t>É o par direto do ResponseFormat de JSON-schema do LangChain4j. Um teste dedicado (ChatOptionsTest) verifica, sem Ollama a correr, que o Prompt gerado carrega o modelo “qwen2.5-coder:7b”, a temperatura 0.0 e o outputSchema com o campo "hql".</w:t>
+        <w:t xml:space="preserve">É o </w:t>
+      </w:r>
+      <w:r>
+        <w:t xml:space="preserve">equivalente </w:t>
+      </w:r>
+      <w:r>
+        <w:t xml:space="preserve">do </w:t>
+      </w:r>
+      <w:proofErr w:type="spellStart"/>
+      <w:r>
+        <w:t>ResponseFormat</w:t>
+      </w:r>
+      <w:proofErr w:type="spellEnd"/>
+      <w:r>
+        <w:t xml:space="preserve"> de JSON-</w:t>
+      </w:r>
+      <w:proofErr w:type="spellStart"/>
+      <w:r>
+        <w:t>schema</w:t>
+      </w:r>
+      <w:proofErr w:type="spellEnd"/>
+      <w:r>
+        <w:t xml:space="preserve"> do LangChain4j. Um teste dedicado (ChatOptionsTest) verifica, sem Ollama a correr, que o Prompt gerado carrega o modelo “qwen2.5-coder:7b”, a temperatura 0.0 e o outputSchema com o campo "hql".</w:t>
       </w:r>
     </w:p>
     <w:p>
@@ -10447,7 +10545,7 @@
               </wp:anchor>
             </w:drawing>
           </mc:Choice>
-          <mc:Fallback xmlns:ns9="http://schemas.openxmlformats.org/drawingml/2006/picture" xmlns:ns5="http://schemas.openxmlformats.org/drawingml/2006/main" xmlns:ns11="http://schemas.microsoft.com/office/drawing/2010/main">
+          <mc:Fallback xmlns:ns11="http://schemas.microsoft.com/office/drawing/2010/main" xmlns:ns5="http://schemas.openxmlformats.org/drawingml/2006/main" xmlns:ns9="http://schemas.openxmlformats.org/drawingml/2006/picture">
             <w:pict>
               <v:line w14:anchorId="33CA8BAD" id="Conexão Reta 3" o:spid="_x0000_s1026" style="position:absolute;z-index:251684864;visibility:visible;mso-wrap-style:square;mso-wrap-distance-left:9pt;mso-wrap-distance-top:0;mso-wrap-distance-right:9pt;mso-wrap-distance-bottom:0;mso-position-horizontal:absolute;mso-position-horizontal-relative:text;mso-position-vertical:absolute;mso-position-vertical-relative:text" from="0,0" to="484.2pt,0" o:gfxdata="UEsDBBQABgAIAAAAIQC2gziS/gAAAOEBAAATAAAAW0NvbnRlbnRfVHlwZXNdLnhtbJSRQU7DMBBF 90jcwfIWJU67QAgl6YK0S0CoHGBkTxKLZGx5TGhvj5O2G0SRWNoz/78nu9wcxkFMGNg6quQqL6RA 0s5Y6ir5vt9lD1JwBDIwOMJKHpHlpr69KfdHjyxSmriSfYz+USnWPY7AufNIadK6MEJMx9ApD/oD OlTrorhX2lFEilmcO2RdNtjC5xDF9pCuTyYBB5bi6bQ4syoJ3g9WQ0ymaiLzg5KdCXlKLjvcW893 SUOqXwnz5DrgnHtJTxOsQfEKIT7DmDSUCaxw7Rqn8787ZsmRM9e2VmPeBN4uqYvTtW7jvijg9N/y JsXecLq0q+WD6m8AAAD//wMAUEsDBBQABgAIAAAAIQA4/SH/1gAAAJQBAAALAAAAX3JlbHMvLnJl bHOkkMFqwzAMhu+DvYPRfXGawxijTi+j0GvpHsDYimMaW0Yy2fr2M4PBMnrbUb/Q94l/f/hMi1qR JVI2sOt6UJgd+ZiDgffL8ekFlFSbvV0oo4EbChzGx4f9GRdb25HMsYhqlCwG5lrLq9biZkxWOiqY 22YiTra2kYMu1l1tQD30/bPm3wwYN0x18gb45AdQl1tp5j/sFB2T0FQ7R0nTNEV3j6o9feQzro1i OWA14Fm+Q8a1a8+Bvu/d/dMb2JY5uiPbhG/ktn4cqGU/er3pcvwCAAD//wMAUEsDBBQABgAIAAAA IQCZ2PQonAEAAJQDAAAOAAAAZHJzL2Uyb0RvYy54bWysU01P3DAQvVfqf7B8Z5MAQm202T2A4FK1 qMAPMM54Y8n2WLbZZP99x97dLGorIRAXxx/z3sx7M1muJ2vYFkLU6DreLGrOwEnstdt0/Onx9uwb ZzEJ1wuDDjq+g8jXq69flqNv4RwHND0ERiQutqPv+JCSb6sqygGsiAv04OhRYbAi0TFsqj6Ikdit qc7r+qoaMfQ+oIQY6fZm/8hXhV8pkOmXUhESMx2n2lJZQ1mf81qtlqLdBOEHLQ9liA9UYYV2lHSm uhFJsJeg/6GyWgaMqNJCoq1QKS2haCA1Tf2XmodBeChayJzoZ5vi59HKn9trdx/IhtHHNvr7kFVM Ktj8pfrYVMzazWbBlJiky6vm8vvFJXkqj2/VCehDTHeAluVNx412WYdoxfZHTJSMQo8hdDilLru0 M5CDjfsNiumekjUFXaYCrk1gW0H9FFKCS03uIfGV6AxT2pgZWL8NPMRnKJSJeQ94RpTM6NIMttph +F/2NB1LVvv4owN73dmCZ+x3pSnFGmp9UXgY0zxbr88FfvqZVn8AAAD//wMAUEsDBBQABgAIAAAA IQBdcTjb3gAAAAcBAAAPAAAAZHJzL2Rvd25yZXYueG1sTI9Ba8JAEIXvBf/DMkJvdVMpYmM2IpZS KxSpLdjjmp0m0exs2F1N/Pcde2kvDx6PefO9bN7bRpzRh9qRgvtRAgKpcKamUsHnx/PdFESImoxu HKGCCwaY54ObTKfGdfSO520sBZdQSLWCKsY2lTIUFVodRq5F4uzbeasjW19K43XH5baR4ySZSKtr 4g+VbnFZYXHcnqyCN79aLRfry4E2X7bbjde7zWv/otTtsH+asSxmICL28e8CrhuYH3IG27sTmSAa Bbwm/ipnj5PpA4j91co8k//58x8AAAD//wMAUEsBAi0AFAAGAAgAAAAhALaDOJL+AAAA4QEAABMA AAAAAAAAAAAAAAAAAAAAAFtDb250ZW50X1R5cGVzXS54bWxQSwECLQAUAAYACAAAACEAOP0h/9YA AACUAQAACwAAAAAAAAAAAAAAAAAvAQAAX3JlbHMvLnJlbHNQSwECLQAUAAYACAAAACEAmdj0KJwB AACUAwAADgAAAAAAAAAAAAAAAAAuAgAAZHJzL2Uyb0RvYy54bWxQSwECLQAUAAYACAAAACEAXXE4 294AAAAHAQAADwAAAAAAAAAAAAAAAAD2AwAAZHJzL2Rvd25yZXYueG1sUEsFBgAAAAAEAAQA8wAA AAEFAAAAAA== " strokecolor="#156082 [3204]" strokeweight=".5pt">
                 <v:stroke joinstyle="miter"/>
@@ -11912,7 +12010,7 @@
               </wp:anchor>
             </w:drawing>
           </mc:Choice>
-          <mc:Fallback xmlns:ns9="http://schemas.openxmlformats.org/drawingml/2006/picture" xmlns:ns5="http://schemas.openxmlformats.org/drawingml/2006/main" xmlns:ns11="http://schemas.microsoft.com/office/drawing/2010/main">
+          <mc:Fallback xmlns:ns11="http://schemas.microsoft.com/office/drawing/2010/main" xmlns:ns5="http://schemas.openxmlformats.org/drawingml/2006/main" xmlns:ns9="http://schemas.openxmlformats.org/drawingml/2006/picture">
             <w:pict>
               <v:line w14:anchorId="2E235C5D" id="Conexão Reta 3" o:spid="_x0000_s1026" style="position:absolute;z-index:251686912;visibility:visible;mso-wrap-style:square;mso-wrap-distance-left:9pt;mso-wrap-distance-top:0;mso-wrap-distance-right:9pt;mso-wrap-distance-bottom:0;mso-position-horizontal:absolute;mso-position-horizontal-relative:text;mso-position-vertical:absolute;mso-position-vertical-relative:text" from="0,-.05pt" to="484.2pt,-.05pt" o:gfxdata="UEsDBBQABgAIAAAAIQC2gziS/gAAAOEBAAATAAAAW0NvbnRlbnRfVHlwZXNdLnhtbJSRQU7DMBBF 90jcwfIWJU67QAgl6YK0S0CoHGBkTxKLZGx5TGhvj5O2G0SRWNoz/78nu9wcxkFMGNg6quQqL6RA 0s5Y6ir5vt9lD1JwBDIwOMJKHpHlpr69KfdHjyxSmriSfYz+USnWPY7AufNIadK6MEJMx9ApD/oD OlTrorhX2lFEilmcO2RdNtjC5xDF9pCuTyYBB5bi6bQ4syoJ3g9WQ0ymaiLzg5KdCXlKLjvcW893 SUOqXwnz5DrgnHtJTxOsQfEKIT7DmDSUCaxw7Rqn8787ZsmRM9e2VmPeBN4uqYvTtW7jvijg9N/y JsXecLq0q+WD6m8AAAD//wMAUEsDBBQABgAIAAAAIQA4/SH/1gAAAJQBAAALAAAAX3JlbHMvLnJl bHOkkMFqwzAMhu+DvYPRfXGawxijTi+j0GvpHsDYimMaW0Yy2fr2M4PBMnrbUb/Q94l/f/hMi1qR JVI2sOt6UJgd+ZiDgffL8ekFlFSbvV0oo4EbChzGx4f9GRdb25HMsYhqlCwG5lrLq9biZkxWOiqY 22YiTra2kYMu1l1tQD30/bPm3wwYN0x18gb45AdQl1tp5j/sFB2T0FQ7R0nTNEV3j6o9feQzro1i OWA14Fm+Q8a1a8+Bvu/d/dMb2JY5uiPbhG/ktn4cqGU/er3pcvwCAAD//wMAUEsDBBQABgAIAAAA IQCZ2PQonAEAAJQDAAAOAAAAZHJzL2Uyb0RvYy54bWysU01P3DAQvVfqf7B8Z5MAQm202T2A4FK1 qMAPMM54Y8n2WLbZZP99x97dLGorIRAXxx/z3sx7M1muJ2vYFkLU6DreLGrOwEnstdt0/Onx9uwb ZzEJ1wuDDjq+g8jXq69flqNv4RwHND0ERiQutqPv+JCSb6sqygGsiAv04OhRYbAi0TFsqj6Ikdit qc7r+qoaMfQ+oIQY6fZm/8hXhV8pkOmXUhESMx2n2lJZQ1mf81qtlqLdBOEHLQ9liA9UYYV2lHSm uhFJsJeg/6GyWgaMqNJCoq1QKS2haCA1Tf2XmodBeChayJzoZ5vi59HKn9trdx/IhtHHNvr7kFVM Ktj8pfrYVMzazWbBlJiky6vm8vvFJXkqj2/VCehDTHeAluVNx412WYdoxfZHTJSMQo8hdDilLru0 M5CDjfsNiumekjUFXaYCrk1gW0H9FFKCS03uIfGV6AxT2pgZWL8NPMRnKJSJeQ94RpTM6NIMttph +F/2NB1LVvv4owN73dmCZ+x3pSnFGmp9UXgY0zxbr88FfvqZVn8AAAD//wMAUEsDBBQABgAIAAAA IQCasyRQ4AAAAAkBAAAPAAAAZHJzL2Rvd25yZXYueG1sTI9Ba8JAEIXvhf6HZQq96UYpYmM2IpZS KxSpFfS4ZqdJ2uxs2F1N/Pcde2kvA4/He/O+bN7bRpzRh9qRgtEwAYFUOFNTqWD38TyYgghRk9GN I1RwwQDz/PYm06lxHb3jeRtLwSUUUq2girFNpQxFhVaHoWuR2Pt03urI0pfSeN1xuW3kOEkm0uqa +EOlW1xWWHxvT1bBm1+tlov15Ys2B9vtx+v95rV/Uer+rn+a8VnMQETs418Crgy8H3IednQnMkE0 CpgmKhiMQLD5OJk+gDj+apln8j9B/gMAAP//AwBQSwECLQAUAAYACAAAACEAtoM4kv4AAADhAQAA EwAAAAAAAAAAAAAAAAAAAAAAW0NvbnRlbnRfVHlwZXNdLnhtbFBLAQItABQABgAIAAAAIQA4/SH/ 1gAAAJQBAAALAAAAAAAAAAAAAAAAAC8BAABfcmVscy8ucmVsc1BLAQItABQABgAIAAAAIQCZ2PQo nAEAAJQDAAAOAAAAAAAAAAAAAAAAAC4CAABkcnMvZTJvRG9jLnhtbFBLAQItABQABgAIAAAAIQCa syRQ4AAAAAkBAAAPAAAAAAAAAAAAAAAAAPYDAABkcnMvZG93bnJldi54bWxQSwUGAAAAAAQABADz AAAAAwUAAAAA " strokecolor="#156082 [3204]" strokeweight=".5pt">
                 <v:stroke joinstyle="miter"/>
